--- a/Evaluating_Parallel_Monte_Carlo_Tree_Search_Strategies_for_the_Orienteering_Problem.docx
+++ b/Evaluating_Parallel_Monte_Carlo_Tree_Search_Strategies_for_the_Orienteering_Problem.docx
@@ -613,6 +613,769 @@
       </w:pPr>
       <w:r>
         <w:t>2 Related Work</w:t>
+      </w:r>
+    </w:p>
+    <w:p>
+      <w:pPr>
+        <w:rPr>
+          <w:lang w:val="en-AU"/>
+        </w:rPr>
+      </w:pPr>
+      <w:r>
+        <w:rPr>
+          <w:lang w:val="en-AU"/>
+        </w:rPr>
+        <w:t>Monte Carlo Tree Search (MCTS) is a heuristic search and decision-making algorithm that has been effectively used in game simulations and strategic planning for robotics. MCTS can be used to address vast search spaces when the best action is not clear. Over the past two decades, the developments and improvements to MCTS have been significant. However, these have largely been tested and implemented for games such as Go and Atari video games.</w:t>
+      </w:r>
+    </w:p>
+    <w:p>
+      <w:pPr>
+        <w:rPr>
+          <w:lang w:val="en-AU"/>
+        </w:rPr>
+      </w:pPr>
+    </w:p>
+    <w:p>
+      <w:pPr>
+        <w:rPr>
+          <w:highlight w:val="yellow"/>
+          <w:lang w:val="en-AU"/>
+        </w:rPr>
+      </w:pPr>
+      <w:r>
+        <w:rPr>
+          <w:lang w:val="en-AU"/>
+        </w:rPr>
+        <w:t xml:space="preserve">The parallelisation of the MCTS has been done to obtain computational improvements over that of single-threaded MCTS in a range of domains. Such as games and strategic planning (Liu et al., 2020). </w:t>
+      </w:r>
+      <w:r>
+        <w:rPr>
+          <w:highlight w:val="yellow"/>
+          <w:lang w:val="en-AU"/>
+        </w:rPr>
+        <w:t>Though it is fraught with complications and limitations, including shared data structures and data dependencies (</w:t>
+      </w:r>
+      <w:proofErr w:type="spellStart"/>
+      <w:r>
+        <w:rPr>
+          <w:highlight w:val="yellow"/>
+          <w:lang w:val="en-AU"/>
+        </w:rPr>
+        <w:t>Mirsoleimani</w:t>
+      </w:r>
+      <w:proofErr w:type="spellEnd"/>
+      <w:r>
+        <w:rPr>
+          <w:highlight w:val="yellow"/>
+          <w:lang w:val="en-AU"/>
+        </w:rPr>
+        <w:t>, 2019). A variety of methods of parallelisation have been proposed and will be briefly discussed. Including:</w:t>
+      </w:r>
+    </w:p>
+    <w:p>
+      <w:pPr>
+        <w:rPr>
+          <w:highlight w:val="yellow"/>
+          <w:lang w:val="en-AU"/>
+        </w:rPr>
+      </w:pPr>
+      <w:r>
+        <w:rPr>
+          <w:highlight w:val="yellow"/>
+          <w:lang w:val="en-AU"/>
+        </w:rPr>
+        <w:t>Single-Run Parallelisation</w:t>
+      </w:r>
+    </w:p>
+    <w:p>
+      <w:pPr>
+        <w:rPr>
+          <w:highlight w:val="yellow"/>
+          <w:lang w:val="en-AU"/>
+        </w:rPr>
+      </w:pPr>
+      <w:r>
+        <w:rPr>
+          <w:highlight w:val="yellow"/>
+          <w:lang w:val="en-AU"/>
+        </w:rPr>
+        <w:t>Multiple-Runs Parallelisation</w:t>
+      </w:r>
+    </w:p>
+    <w:p>
+      <w:pPr>
+        <w:rPr>
+          <w:highlight w:val="yellow"/>
+          <w:lang w:val="en-AU"/>
+        </w:rPr>
+      </w:pPr>
+      <w:r>
+        <w:rPr>
+          <w:highlight w:val="yellow"/>
+          <w:lang w:val="en-AU"/>
+        </w:rPr>
+        <w:t>At-the-leaves Parallelisation (Cazenave &amp; Jouandeau, 2007)</w:t>
+      </w:r>
+    </w:p>
+    <w:p>
+      <w:pPr>
+        <w:rPr>
+          <w:highlight w:val="yellow"/>
+          <w:lang w:val="en-AU"/>
+        </w:rPr>
+      </w:pPr>
+      <w:r>
+        <w:rPr>
+          <w:highlight w:val="yellow"/>
+          <w:lang w:val="en-AU"/>
+        </w:rPr>
+        <w:t>Tree Parallelisation (</w:t>
+      </w:r>
+      <w:proofErr w:type="spellStart"/>
+      <w:r>
+        <w:rPr>
+          <w:highlight w:val="yellow"/>
+          <w:lang w:val="en-AU"/>
+        </w:rPr>
+        <w:t>Chaslot</w:t>
+      </w:r>
+      <w:proofErr w:type="spellEnd"/>
+      <w:r>
+        <w:rPr>
+          <w:highlight w:val="yellow"/>
+          <w:lang w:val="en-AU"/>
+        </w:rPr>
+        <w:t xml:space="preserve"> et al, 2008)</w:t>
+      </w:r>
+    </w:p>
+    <w:p>
+      <w:pPr>
+        <w:rPr>
+          <w:highlight w:val="yellow"/>
+          <w:lang w:val="en-AU"/>
+        </w:rPr>
+      </w:pPr>
+      <w:r>
+        <w:rPr>
+          <w:highlight w:val="yellow"/>
+          <w:lang w:val="en-AU"/>
+        </w:rPr>
+        <w:t>Watch the Unobserved (Liu et al, 2019)</w:t>
+      </w:r>
+    </w:p>
+    <w:p>
+      <w:pPr>
+        <w:rPr>
+          <w:lang w:val="en-AU"/>
+        </w:rPr>
+      </w:pPr>
+      <w:r>
+        <w:rPr>
+          <w:highlight w:val="yellow"/>
+          <w:lang w:val="en-AU"/>
+        </w:rPr>
+        <w:t>Parallel MCTS with Batched Simulation (PMBS) (Huang et al., 2022)</w:t>
+      </w:r>
+    </w:p>
+    <w:p>
+      <w:pPr>
+        <w:rPr>
+          <w:lang w:val="en-AU"/>
+        </w:rPr>
+      </w:pPr>
+    </w:p>
+    <w:p>
+      <w:pPr>
+        <w:rPr>
+          <w:lang w:val="en-AU"/>
+        </w:rPr>
+      </w:pPr>
+      <w:r>
+        <w:rPr>
+          <w:lang w:val="en-AU"/>
+        </w:rPr>
+        <w:lastRenderedPageBreak/>
+        <w:t xml:space="preserve">The parallelisation of MCTS follows the improvements made to MCTS with the development of Upper Confidence Bounds applied to Trees (UCT) algorithm. UCT uses the Upper Confidence Bound formula to balance exploration and exploitation in the search tree (Kocsis &amp; </w:t>
+      </w:r>
+      <w:proofErr w:type="spellStart"/>
+      <w:r>
+        <w:rPr>
+          <w:lang w:val="en-AU"/>
+        </w:rPr>
+        <w:t>Szepesvári</w:t>
+      </w:r>
+      <w:proofErr w:type="spellEnd"/>
+      <w:r>
+        <w:rPr>
+          <w:lang w:val="en-AU"/>
+        </w:rPr>
+        <w:t xml:space="preserve">, 2006) and has been effectively parallelised. Early parallelisation methods of UCT by Cazenave &amp; </w:t>
+      </w:r>
+      <w:proofErr w:type="spellStart"/>
+      <w:r>
+        <w:rPr>
+          <w:lang w:val="en-AU"/>
+        </w:rPr>
+        <w:t>Jouandeau</w:t>
+      </w:r>
+      <w:proofErr w:type="spellEnd"/>
+      <w:r>
+        <w:rPr>
+          <w:lang w:val="en-AU"/>
+        </w:rPr>
+        <w:t xml:space="preserve"> (2007) include Single-Run Parallelisation, also known as Leaf Parallelisation; Multiple-Runs Parallelisation, also referred to as Root Parallelisation (See Figure 2); and At-the-leaves Parallelisation. Single-Run Parallelisation sees multiple simulations executed simultaneously from the same leaf node. Multiple-Runs Parallelisation utilises multiple UCT searches in parallel, which construct their tree and aggregate the results. At-the-leaves Parallelisation uses a master and slave design where the master thread is the only one to build the tree well; multiple slaves run the simulations. The game simulated from any leaf node is replaced with multiple random game simulations by each thread. This method requires greater communication time between threads, as the master thread must collate and average all the games of each thread. Cazenave &amp; </w:t>
+      </w:r>
+      <w:proofErr w:type="spellStart"/>
+      <w:r>
+        <w:rPr>
+          <w:lang w:val="en-AU"/>
+        </w:rPr>
+        <w:t>Jouandeau</w:t>
+      </w:r>
+      <w:proofErr w:type="spellEnd"/>
+      <w:r>
+        <w:rPr>
+          <w:lang w:val="en-AU"/>
+        </w:rPr>
+        <w:t xml:space="preserve"> (2007) implemented these with the game GO and found improvements over existing single-threaded MCTS with the above method; Leaf parallelisation performed the best. This is significant as it is the simplest method and highlights performance loss due to communication overheads between threads that are larger in Root and At-the-leaves Parallelisation.</w:t>
+      </w:r>
+    </w:p>
+    <w:p>
+      <w:pPr>
+        <w:rPr>
+          <w:lang w:val="en-AU"/>
+        </w:rPr>
+      </w:pPr>
+    </w:p>
+    <w:p>
+      <w:pPr>
+        <w:rPr>
+          <w:lang w:val="en-AU"/>
+        </w:rPr>
+      </w:pPr>
+      <w:r>
+        <w:rPr>
+          <w:lang w:val="en-AU"/>
+        </w:rPr>
+        <w:drawing>
+          <wp:inline distT="0" distB="0" distL="0" distR="0" wp14:anchorId="5C3493A6" wp14:editId="2BDF370B">
+            <wp:extent cx="3067050" cy="1514475"/>
+            <wp:effectExtent l="0" t="0" r="0" b="9525"/>
+            <wp:docPr id="1353835324" name="Picture 10" descr="A diagram of a tree parallelization&#10;&#10;AI-generated content may be incorrect."/>
+            <wp:cNvGraphicFramePr>
+              <a:graphicFrameLocks xmlns:a="http://schemas.openxmlformats.org/drawingml/2006/main" noChangeAspect="1"/>
+            </wp:cNvGraphicFramePr>
+            <a:graphic xmlns:a="http://schemas.openxmlformats.org/drawingml/2006/main">
+              <a:graphicData uri="http://schemas.openxmlformats.org/drawingml/2006/picture">
+                <pic:pic xmlns:pic="http://schemas.openxmlformats.org/drawingml/2006/picture">
+                  <pic:nvPicPr>
+                    <pic:cNvPr id="1353835324" name="Picture 10" descr="A diagram of a tree parallelization&#10;&#10;AI-generated content may be incorrect."/>
+                    <pic:cNvPicPr>
+                      <a:picLocks noChangeAspect="1" noChangeArrowheads="1"/>
+                    </pic:cNvPicPr>
+                  </pic:nvPicPr>
+                  <pic:blipFill>
+                    <a:blip r:embed="rId10" cstate="print">
+                      <a:extLst>
+                        <a:ext uri="{28A0092B-C50C-407E-A947-70E740481C1C}">
+                          <a14:useLocalDpi xmlns:a14="http://schemas.microsoft.com/office/drawing/2010/main" val="0"/>
+                        </a:ext>
+                      </a:extLst>
+                    </a:blip>
+                    <a:srcRect/>
+                    <a:stretch>
+                      <a:fillRect/>
+                    </a:stretch>
+                  </pic:blipFill>
+                  <pic:spPr bwMode="auto">
+                    <a:xfrm>
+                      <a:off x="0" y="0"/>
+                      <a:ext cx="3067050" cy="1514475"/>
+                    </a:xfrm>
+                    <a:prstGeom prst="rect">
+                      <a:avLst/>
+                    </a:prstGeom>
+                    <a:noFill/>
+                    <a:ln>
+                      <a:noFill/>
+                    </a:ln>
+                  </pic:spPr>
+                </pic:pic>
+              </a:graphicData>
+            </a:graphic>
+          </wp:inline>
+        </w:drawing>
+      </w:r>
+    </w:p>
+    <w:p>
+      <w:pPr>
+        <w:rPr>
+          <w:lang w:val="en-AU"/>
+        </w:rPr>
+      </w:pPr>
+      <w:r>
+        <w:rPr>
+          <w:highlight w:val="yellow"/>
+          <w:lang w:val="en-AU"/>
+        </w:rPr>
+        <w:t>Figure</w:t>
+      </w:r>
+      <w:r>
+        <w:rPr>
+          <w:lang w:val="en-AU"/>
+        </w:rPr>
+        <w:t xml:space="preserve"> 2: Leaf parallelisation, Root parallelisation, Tree parallelisation with</w:t>
+      </w:r>
+    </w:p>
+    <w:p>
+      <w:pPr>
+        <w:rPr>
+          <w:lang w:val="en-AU"/>
+        </w:rPr>
+      </w:pPr>
+      <w:r>
+        <w:rPr>
+          <w:lang w:val="en-AU"/>
+        </w:rPr>
+        <w:t>global mutex and Tree parallelisation with local mutexes.</w:t>
+      </w:r>
+    </w:p>
+    <w:p>
+      <w:pPr>
+        <w:rPr>
+          <w:lang w:val="en-AU"/>
+        </w:rPr>
+      </w:pPr>
+    </w:p>
+    <w:p>
+      <w:pPr>
+        <w:rPr>
+          <w:lang w:val="en-AU"/>
+        </w:rPr>
+      </w:pPr>
+      <w:r>
+        <w:rPr>
+          <w:lang w:val="en-AU"/>
+        </w:rPr>
+        <w:t xml:space="preserve">Cazenave &amp; Jouandeau's work was expanded upon by </w:t>
+      </w:r>
+      <w:proofErr w:type="spellStart"/>
+      <w:r>
+        <w:rPr>
+          <w:lang w:val="en-AU"/>
+        </w:rPr>
+        <w:t>Chaslot</w:t>
+      </w:r>
+      <w:proofErr w:type="spellEnd"/>
+      <w:r>
+        <w:rPr>
+          <w:lang w:val="en-AU"/>
+        </w:rPr>
+        <w:t xml:space="preserve"> et al (2008) with the introduction of Tree Parallelisation (See Figure 2). Tree Parallelisation uses multiple threads to collaboratively build a single search tree, sharing information across threads. As the threads are exploring the same tree, the same nodes will be selected repeatedly, resulting in threads exploring searched areas. To avoid this, </w:t>
+      </w:r>
+      <w:proofErr w:type="spellStart"/>
+      <w:r>
+        <w:rPr>
+          <w:lang w:val="en-AU"/>
+        </w:rPr>
+        <w:t>Chaslot</w:t>
+      </w:r>
+      <w:proofErr w:type="spellEnd"/>
+      <w:r>
+        <w:rPr>
+          <w:lang w:val="en-AU"/>
+        </w:rPr>
+        <w:t xml:space="preserve"> et al (2008) explore two different methods of Tree Parallelisation: Mutex Location and Virtual Loss. The Mutex Location is broken down into global and local. Global utilises a single mutex that locks to a tree, so only one thread can access the tree; while this is happening, other threads can run simulations. Local mutex utilises multiple mutex locks to specifically part of the tree during updates and can reduce potential bottlenecks. This parallelisation is effective, and subsequent versions have proven effective for simulating games of GO (</w:t>
+      </w:r>
+      <w:proofErr w:type="spellStart"/>
+      <w:r>
+        <w:rPr>
+          <w:lang w:val="en-AU"/>
+        </w:rPr>
+        <w:t>Yoshizoe</w:t>
+      </w:r>
+      <w:proofErr w:type="spellEnd"/>
+      <w:r>
+        <w:rPr>
+          <w:lang w:val="en-AU"/>
+        </w:rPr>
+        <w:t xml:space="preserve"> et al., 2021). Virtual Loss Tree Parallelisation works by adding a virtual loss to the value of a visited node, which temporarily alters the node statistics and reduces the chance multiple threads explore the same node simultaneously (</w:t>
+      </w:r>
+      <w:proofErr w:type="spellStart"/>
+      <w:r>
+        <w:rPr>
+          <w:lang w:val="en-AU"/>
+        </w:rPr>
+        <w:t>Chaslot</w:t>
+      </w:r>
+      <w:proofErr w:type="spellEnd"/>
+      <w:r>
+        <w:rPr>
+          <w:lang w:val="en-AU"/>
+        </w:rPr>
+        <w:t xml:space="preserve"> et al, 2008). </w:t>
+      </w:r>
+    </w:p>
+    <w:p>
+      <w:pPr>
+        <w:rPr>
+          <w:lang w:val="en-AU"/>
+        </w:rPr>
+      </w:pPr>
+    </w:p>
+    <w:p>
+      <w:pPr>
+        <w:rPr>
+          <w:lang w:val="en-AU"/>
+        </w:rPr>
+      </w:pPr>
+      <w:r>
+        <w:rPr>
+          <w:lang w:val="en-AU"/>
+        </w:rPr>
+        <w:drawing>
+          <wp:inline distT="0" distB="0" distL="0" distR="0" wp14:anchorId="68113CB7" wp14:editId="32FCEB64">
+            <wp:extent cx="1476375" cy="1066800"/>
+            <wp:effectExtent l="0" t="0" r="9525" b="0"/>
+            <wp:docPr id="410715585" name="Picture 9"/>
+            <wp:cNvGraphicFramePr>
+              <a:graphicFrameLocks xmlns:a="http://schemas.openxmlformats.org/drawingml/2006/main" noChangeAspect="1"/>
+            </wp:cNvGraphicFramePr>
+            <a:graphic xmlns:a="http://schemas.openxmlformats.org/drawingml/2006/main">
+              <a:graphicData uri="http://schemas.openxmlformats.org/drawingml/2006/picture">
+                <pic:pic xmlns:pic="http://schemas.openxmlformats.org/drawingml/2006/picture">
+                  <pic:nvPicPr>
+                    <pic:cNvPr id="0" name="Picture 27"/>
+                    <pic:cNvPicPr>
+                      <a:picLocks noChangeAspect="1" noChangeArrowheads="1"/>
+                    </pic:cNvPicPr>
+                  </pic:nvPicPr>
+                  <pic:blipFill>
+                    <a:blip r:embed="rId11" cstate="print">
+                      <a:extLst>
+                        <a:ext uri="{28A0092B-C50C-407E-A947-70E740481C1C}">
+                          <a14:useLocalDpi xmlns:a14="http://schemas.microsoft.com/office/drawing/2010/main" val="0"/>
+                        </a:ext>
+                      </a:extLst>
+                    </a:blip>
+                    <a:srcRect/>
+                    <a:stretch>
+                      <a:fillRect/>
+                    </a:stretch>
+                  </pic:blipFill>
+                  <pic:spPr bwMode="auto">
+                    <a:xfrm>
+                      <a:off x="0" y="0"/>
+                      <a:ext cx="1476375" cy="1066800"/>
+                    </a:xfrm>
+                    <a:prstGeom prst="rect">
+                      <a:avLst/>
+                    </a:prstGeom>
+                    <a:noFill/>
+                    <a:ln>
+                      <a:noFill/>
+                    </a:ln>
+                  </pic:spPr>
+                </pic:pic>
+              </a:graphicData>
+            </a:graphic>
+          </wp:inline>
+        </w:drawing>
+      </w:r>
+      <w:r>
+        <w:rPr>
+          <w:lang w:val="en-AU"/>
+        </w:rPr>
+        <w:drawing>
+          <wp:inline distT="0" distB="0" distL="0" distR="0" wp14:anchorId="78532A85" wp14:editId="74575B2D">
+            <wp:extent cx="2886075" cy="1076325"/>
+            <wp:effectExtent l="0" t="0" r="9525" b="9525"/>
+            <wp:docPr id="673516869" name="Picture 8" descr="A diagram of a variety of text&#10;&#10;AI-generated content may be incorrect."/>
+            <wp:cNvGraphicFramePr>
+              <a:graphicFrameLocks xmlns:a="http://schemas.openxmlformats.org/drawingml/2006/main" noChangeAspect="1"/>
+            </wp:cNvGraphicFramePr>
+            <a:graphic xmlns:a="http://schemas.openxmlformats.org/drawingml/2006/main">
+              <a:graphicData uri="http://schemas.openxmlformats.org/drawingml/2006/picture">
+                <pic:pic xmlns:pic="http://schemas.openxmlformats.org/drawingml/2006/picture">
+                  <pic:nvPicPr>
+                    <pic:cNvPr id="673516869" name="Picture 8" descr="A diagram of a variety of text&#10;&#10;AI-generated content may be incorrect."/>
+                    <pic:cNvPicPr>
+                      <a:picLocks noChangeAspect="1" noChangeArrowheads="1"/>
+                    </pic:cNvPicPr>
+                  </pic:nvPicPr>
+                  <pic:blipFill>
+                    <a:blip r:embed="rId12">
+                      <a:extLst>
+                        <a:ext uri="{28A0092B-C50C-407E-A947-70E740481C1C}">
+                          <a14:useLocalDpi xmlns:a14="http://schemas.microsoft.com/office/drawing/2010/main" val="0"/>
+                        </a:ext>
+                      </a:extLst>
+                    </a:blip>
+                    <a:srcRect/>
+                    <a:stretch>
+                      <a:fillRect/>
+                    </a:stretch>
+                  </pic:blipFill>
+                  <pic:spPr bwMode="auto">
+                    <a:xfrm>
+                      <a:off x="0" y="0"/>
+                      <a:ext cx="2886075" cy="1076325"/>
+                    </a:xfrm>
+                    <a:prstGeom prst="rect">
+                      <a:avLst/>
+                    </a:prstGeom>
+                    <a:noFill/>
+                    <a:ln>
+                      <a:noFill/>
+                    </a:ln>
+                  </pic:spPr>
+                </pic:pic>
+              </a:graphicData>
+            </a:graphic>
+          </wp:inline>
+        </w:drawing>
+      </w:r>
+    </w:p>
+    <w:p>
+      <w:pPr>
+        <w:rPr>
+          <w:lang w:val="en-AU"/>
+        </w:rPr>
+      </w:pPr>
+      <w:r>
+        <w:rPr>
+          <w:highlight w:val="yellow"/>
+          <w:lang w:val="en-AU"/>
+        </w:rPr>
+        <w:t>Figure</w:t>
+      </w:r>
+      <w:r>
+        <w:rPr>
+          <w:lang w:val="en-AU"/>
+        </w:rPr>
+        <w:t xml:space="preserve"> 3: Tree Parallelisation with Virtual Loss VL-UCT showing virtual loss added and subtracted (V).</w:t>
+      </w:r>
+    </w:p>
+    <w:p>
+      <w:pPr>
+        <w:rPr>
+          <w:lang w:val="en-AU"/>
+        </w:rPr>
+      </w:pPr>
+    </w:p>
+    <w:p>
+      <w:pPr>
+        <w:rPr>
+          <w:lang w:val="en-AU"/>
+        </w:rPr>
+      </w:pPr>
+      <w:r>
+        <w:rPr>
+          <w:lang w:val="en-AU"/>
+        </w:rPr>
+        <w:t xml:space="preserve">Recent developments have expanded on tree parallelisation with virtual loss, such as a newer method proposed by Liu et al (2019) called Watch the Unobserved (WU-UCT) (See Figure 4). WU-UCT, a type of tree parallelisation, tracks the number of incomplete simulation queries or “unobserved </w:t>
+      </w:r>
+      <w:r>
+        <w:rPr>
+          <w:lang w:val="en-AU"/>
+        </w:rPr>
+        <w:lastRenderedPageBreak/>
+        <w:t>samples”. This information is used to alter the UCT policy of MCTS during selection, giving a more balanced setting between exploration and exploitation of the MCTS. This balance reduces contention or the simulation of the same node multiple times. Liu et al (2019) demonstrated the effectiveness of this method in the space of video games with the Atari games benchmark.</w:t>
+      </w:r>
+    </w:p>
+    <w:p>
+      <w:pPr>
+        <w:rPr>
+          <w:lang w:val="en-AU"/>
+        </w:rPr>
+      </w:pPr>
+    </w:p>
+    <w:p>
+      <w:pPr>
+        <w:rPr>
+          <w:lang w:val="en-AU"/>
+        </w:rPr>
+      </w:pPr>
+      <w:r>
+        <w:rPr>
+          <w:lang w:val="en-AU"/>
+        </w:rPr>
+        <w:drawing>
+          <wp:inline distT="0" distB="0" distL="0" distR="0" wp14:anchorId="29931BB1" wp14:editId="33C8A208">
+            <wp:extent cx="2019300" cy="1638300"/>
+            <wp:effectExtent l="0" t="0" r="0" b="0"/>
+            <wp:docPr id="2011528224" name="Picture 7" descr="A diagram of a diagram&#10;&#10;AI-generated content may be incorrect."/>
+            <wp:cNvGraphicFramePr>
+              <a:graphicFrameLocks xmlns:a="http://schemas.openxmlformats.org/drawingml/2006/main" noChangeAspect="1"/>
+            </wp:cNvGraphicFramePr>
+            <a:graphic xmlns:a="http://schemas.openxmlformats.org/drawingml/2006/main">
+              <a:graphicData uri="http://schemas.openxmlformats.org/drawingml/2006/picture">
+                <pic:pic xmlns:pic="http://schemas.openxmlformats.org/drawingml/2006/picture">
+                  <pic:nvPicPr>
+                    <pic:cNvPr id="2011528224" name="Picture 7" descr="A diagram of a diagram&#10;&#10;AI-generated content may be incorrect."/>
+                    <pic:cNvPicPr>
+                      <a:picLocks noChangeAspect="1" noChangeArrowheads="1"/>
+                    </pic:cNvPicPr>
+                  </pic:nvPicPr>
+                  <pic:blipFill>
+                    <a:blip r:embed="rId13" cstate="print">
+                      <a:extLst>
+                        <a:ext uri="{28A0092B-C50C-407E-A947-70E740481C1C}">
+                          <a14:useLocalDpi xmlns:a14="http://schemas.microsoft.com/office/drawing/2010/main" val="0"/>
+                        </a:ext>
+                      </a:extLst>
+                    </a:blip>
+                    <a:srcRect/>
+                    <a:stretch>
+                      <a:fillRect/>
+                    </a:stretch>
+                  </pic:blipFill>
+                  <pic:spPr bwMode="auto">
+                    <a:xfrm>
+                      <a:off x="0" y="0"/>
+                      <a:ext cx="2019300" cy="1638300"/>
+                    </a:xfrm>
+                    <a:prstGeom prst="rect">
+                      <a:avLst/>
+                    </a:prstGeom>
+                    <a:noFill/>
+                    <a:ln>
+                      <a:noFill/>
+                    </a:ln>
+                  </pic:spPr>
+                </pic:pic>
+              </a:graphicData>
+            </a:graphic>
+          </wp:inline>
+        </w:drawing>
+      </w:r>
+      <w:r>
+        <w:rPr>
+          <w:lang w:val="en-AU"/>
+        </w:rPr>
+        <w:drawing>
+          <wp:inline distT="0" distB="0" distL="0" distR="0" wp14:anchorId="0B9A1405" wp14:editId="1A9DD387">
+            <wp:extent cx="2105025" cy="790575"/>
+            <wp:effectExtent l="0" t="0" r="9525" b="9525"/>
+            <wp:docPr id="2105346653" name="Picture 6" descr="A diagram of a variety of text&#10;&#10;AI-generated content may be incorrect."/>
+            <wp:cNvGraphicFramePr>
+              <a:graphicFrameLocks xmlns:a="http://schemas.openxmlformats.org/drawingml/2006/main" noChangeAspect="1"/>
+            </wp:cNvGraphicFramePr>
+            <a:graphic xmlns:a="http://schemas.openxmlformats.org/drawingml/2006/main">
+              <a:graphicData uri="http://schemas.openxmlformats.org/drawingml/2006/picture">
+                <pic:pic xmlns:pic="http://schemas.openxmlformats.org/drawingml/2006/picture">
+                  <pic:nvPicPr>
+                    <pic:cNvPr id="2105346653" name="Picture 6" descr="A diagram of a variety of text&#10;&#10;AI-generated content may be incorrect."/>
+                    <pic:cNvPicPr>
+                      <a:picLocks noChangeAspect="1" noChangeArrowheads="1"/>
+                    </pic:cNvPicPr>
+                  </pic:nvPicPr>
+                  <pic:blipFill>
+                    <a:blip r:embed="rId12">
+                      <a:extLst>
+                        <a:ext uri="{28A0092B-C50C-407E-A947-70E740481C1C}">
+                          <a14:useLocalDpi xmlns:a14="http://schemas.microsoft.com/office/drawing/2010/main" val="0"/>
+                        </a:ext>
+                      </a:extLst>
+                    </a:blip>
+                    <a:srcRect/>
+                    <a:stretch>
+                      <a:fillRect/>
+                    </a:stretch>
+                  </pic:blipFill>
+                  <pic:spPr bwMode="auto">
+                    <a:xfrm>
+                      <a:off x="0" y="0"/>
+                      <a:ext cx="2105025" cy="790575"/>
+                    </a:xfrm>
+                    <a:prstGeom prst="rect">
+                      <a:avLst/>
+                    </a:prstGeom>
+                    <a:noFill/>
+                    <a:ln>
+                      <a:noFill/>
+                    </a:ln>
+                  </pic:spPr>
+                </pic:pic>
+              </a:graphicData>
+            </a:graphic>
+          </wp:inline>
+        </w:drawing>
+      </w:r>
+    </w:p>
+    <w:p>
+      <w:pPr>
+        <w:rPr>
+          <w:lang w:val="en-AU"/>
+        </w:rPr>
+      </w:pPr>
+      <w:r>
+        <w:rPr>
+          <w:highlight w:val="yellow"/>
+          <w:lang w:val="en-AU"/>
+        </w:rPr>
+        <w:t>Figure</w:t>
+      </w:r>
+      <w:r>
+        <w:rPr>
+          <w:lang w:val="en-AU"/>
+        </w:rPr>
+        <w:t xml:space="preserve"> 4: Watch the Unobserved in UCT with count of ongoing simulations from a given node (O).</w:t>
+      </w:r>
+    </w:p>
+    <w:p>
+      <w:pPr>
+        <w:rPr>
+          <w:lang w:val="en-AU"/>
+        </w:rPr>
+      </w:pPr>
+    </w:p>
+    <w:p>
+      <w:pPr>
+        <w:rPr>
+          <w:lang w:val="en-AU"/>
+        </w:rPr>
+      </w:pPr>
+      <w:proofErr w:type="gramStart"/>
+      <w:r>
+        <w:rPr>
+          <w:lang w:val="en-AU"/>
+        </w:rPr>
+        <w:t>The majority of</w:t>
+      </w:r>
+      <w:proofErr w:type="gramEnd"/>
+      <w:r>
+        <w:rPr>
+          <w:lang w:val="en-AU"/>
+        </w:rPr>
+        <w:t xml:space="preserve"> parallelisation of MCTS has been in the domain of games such as GO, chess and simple video games. The use of MCTS for strategic planning and robotics has been demonstrated by Huang et al (2022), with the development of Parallel MCTS, with Batched Simulation (PMBS) for simulation of Long-Horizon Episodic Robot Planning. Long-Horizon planning has the robot plan many steps in the future, while episodic planning has a task broken down into smaller “episodes”. MCTS builds a tree of possible actions that grows exponentially in Long-Horizon planning. Huang et al (2022) introduce Parallel MCTS with Batched Simulation (PMBS). PMBS uses the power of the GPU to run hundreds of simulations simultaneously without simplifying physics for the simulation. This saw a 30x speedup over single-thread MCTS on the same task. This parallel shows the potential parallel MCTS could have with strategic planning and was designed for slow, complex planning in a large search space. </w:t>
+      </w:r>
+      <w:r>
+        <w:rPr>
+          <w:lang w:val="en-AU"/>
+        </w:rPr>
+        <w:lastRenderedPageBreak/>
+        <w:t>Alternatively single single-threaded MCTS has been used for strategic planning and related tasks successfully, such as robot path planning using self-learning MCTS (Dam et al., 2022) (Li et al., 2023).</w:t>
+      </w:r>
+    </w:p>
+    <w:p>
+      <w:pPr>
+        <w:rPr>
+          <w:lang w:val="en-AU"/>
+        </w:rPr>
+      </w:pPr>
+    </w:p>
+    <w:p>
+      <w:pPr>
+        <w:rPr>
+          <w:lang w:val="en-AU"/>
+        </w:rPr>
+      </w:pPr>
+      <w:r>
+        <w:rPr>
+          <w:lang w:val="en-AU"/>
+        </w:rPr>
+        <w:t>Further, Carpin (2024) shows how single-threaded MCTS can be used to effectively solve the Stochastic Orienteering Problems, a more complex version of the Orienteering Problems. The parallelisation of MCTS for the Orienteering problem and variations such as the Stochastic Orienteering Problems is the goal of this research and has been selected for both its simplicity and ability to demonstrate strategic planning algorithms. The selected strategies to be implemented are Leaf parallelisation, Root parallelisation, VL-UCT, WU-UCT and PMBS.</w:t>
       </w:r>
     </w:p>
     <w:p/>
@@ -3204,7 +3967,7 @@
                     </pic:cNvPicPr>
                   </pic:nvPicPr>
                   <pic:blipFill>
-                    <a:blip r:embed="rId10">
+                    <a:blip r:embed="rId14">
                       <a:extLst>
                         <a:ext uri="{28A0092B-C50C-407E-A947-70E740481C1C}">
                           <a14:useLocalDpi xmlns:a14="http://schemas.microsoft.com/office/drawing/2010/main" val="0"/>
@@ -4362,7 +5125,7 @@
         <w:lastRenderedPageBreak/>
         <w:t xml:space="preserve">This ends an iteration of MCTS. A </w:t>
       </w:r>
-      <w:hyperlink r:id="rId11" w:history="1">
+      <w:hyperlink r:id="rId15" w:history="1">
         <w:r>
           <w:rPr>
             <w:rStyle w:val="Hyperlink"/>
@@ -7494,7 +8257,189 @@
     </w:p>
     <w:p>
       <w:pPr>
-        <w:pStyle w:val="Heading2"/>
+        <w:rPr>
+          <w:lang w:val="en-AU"/>
+        </w:rPr>
+      </w:pPr>
+      <w:r>
+        <w:rPr>
+          <w:lang w:val="en-AU"/>
+        </w:rPr>
+        <w:t xml:space="preserve">The four test were completed and record in the Tables section of this report. The Results of each test will be examined before overall analysis and discussion. </w:t>
+      </w:r>
+    </w:p>
+    <w:p>
+      <w:pPr>
+        <w:rPr>
+          <w:lang w:val="en-AU"/>
+        </w:rPr>
+      </w:pPr>
+    </w:p>
+    <w:p>
+      <w:pPr>
+        <w:pStyle w:val="Heading3"/>
+        <w:rPr>
+          <w:lang w:val="en-AU"/>
+        </w:rPr>
+      </w:pPr>
+      <w:r>
+        <w:rPr>
+          <w:lang w:val="en-AU"/>
+        </w:rPr>
+        <w:t>5.2.1 Test 1</w:t>
+      </w:r>
+    </w:p>
+    <w:p>
+      <w:pPr>
+        <w:rPr>
+          <w:lang w:val="en-AU"/>
+        </w:rPr>
+      </w:pPr>
+      <w:r>
+        <w:rPr>
+          <w:lang w:val="en-AU"/>
+        </w:rPr>
+        <w:t xml:space="preserve">Test 1 is record in Table 1. This test saw the completion of 10 OP by each implementation where reach MCTS implantation completed the OP run five times. The mean, standard deviation, Minimum and Maximum results are recorded. </w:t>
+      </w:r>
+    </w:p>
+    <w:p>
+      <w:pPr>
+        <w:rPr>
+          <w:lang w:val="en-AU"/>
+        </w:rPr>
+      </w:pPr>
+    </w:p>
+    <w:p>
+      <w:pPr>
+        <w:pStyle w:val="Heading3"/>
+        <w:rPr>
+          <w:lang w:val="en-AU"/>
+        </w:rPr>
+      </w:pPr>
+      <w:r>
+        <w:rPr>
+          <w:lang w:val="en-AU"/>
+        </w:rPr>
+        <w:t xml:space="preserve">5.2.2 </w:t>
+      </w:r>
+      <w:r>
+        <w:t>Test</w:t>
+      </w:r>
+      <w:r>
+        <w:rPr>
+          <w:lang w:val="en-AU"/>
+        </w:rPr>
+        <w:t xml:space="preserve"> 2</w:t>
+      </w:r>
+    </w:p>
+    <w:p>
+      <w:pPr>
+        <w:rPr>
+          <w:lang w:val="en-AU"/>
+        </w:rPr>
+      </w:pPr>
+    </w:p>
+    <w:p>
+      <w:pPr>
+        <w:pStyle w:val="Heading3"/>
+        <w:rPr>
+          <w:lang w:val="en-AU"/>
+        </w:rPr>
+      </w:pPr>
+      <w:r>
+        <w:rPr>
+          <w:lang w:val="en-AU"/>
+        </w:rPr>
+        <w:lastRenderedPageBreak/>
+        <w:t>5.2.3 Test 3</w:t>
+      </w:r>
+    </w:p>
+    <w:p>
+      <w:pPr>
+        <w:rPr>
+          <w:lang w:val="en-AU"/>
+        </w:rPr>
+      </w:pPr>
+    </w:p>
+    <w:p>
+      <w:pPr>
+        <w:pStyle w:val="Heading3"/>
+        <w:rPr>
+          <w:lang w:val="en-AU"/>
+        </w:rPr>
+      </w:pPr>
+      <w:r>
+        <w:rPr>
+          <w:lang w:val="en-AU"/>
+        </w:rPr>
+        <w:t>5.2.4 Test 4</w:t>
+      </w:r>
+    </w:p>
+    <w:p>
+      <w:pPr>
+        <w:rPr>
+          <w:lang w:val="en-AU"/>
+        </w:rPr>
+      </w:pPr>
+    </w:p>
+    <w:p>
+      <w:pPr>
+        <w:pStyle w:val="Heading3"/>
+        <w:rPr>
+          <w:lang w:val="en-AU"/>
+        </w:rPr>
+      </w:pPr>
+      <w:r>
+        <w:rPr>
+          <w:lang w:val="en-AU"/>
+        </w:rPr>
+        <w:t>5.2.4 Overall Analysis</w:t>
+      </w:r>
+    </w:p>
+    <w:p>
+      <w:pPr>
+        <w:ind w:firstLine="0"/>
+        <w:rPr>
+          <w:lang w:val="en-AU"/>
+        </w:rPr>
+      </w:pPr>
+      <w:r>
+        <w:rPr>
+          <w:lang w:val="en-AU"/>
+        </w:rPr>
+        <w:t>Gird based problems</w:t>
+      </w:r>
+    </w:p>
+    <w:p>
+      <w:pPr>
+        <w:ind w:firstLine="0"/>
+        <w:rPr>
+          <w:lang w:val="en-AU"/>
+        </w:rPr>
+      </w:pPr>
+      <w:r>
+        <w:rPr>
+          <w:lang w:val="en-AU"/>
+        </w:rPr>
+        <w:t>XL problems</w:t>
+      </w:r>
+    </w:p>
+    <w:p>
+      <w:pPr>
+        <w:rPr>
+          <w:lang w:val="en-AU"/>
+        </w:rPr>
+      </w:pPr>
+    </w:p>
+    <w:p>
+      <w:pPr>
+        <w:rPr>
+          <w:lang w:val="en-AU"/>
+        </w:rPr>
+      </w:pPr>
+    </w:p>
+    <w:p>
+      <w:pPr>
         <w:rPr>
           <w:lang w:val="en-AU"/>
         </w:rPr>
@@ -14361,10 +15306,7 @@
         <w:pStyle w:val="Caption"/>
       </w:pPr>
       <w:r>
-        <w:t xml:space="preserve">Test </w:t>
-      </w:r>
-      <w:r>
-        <w:t>2 Results</w:t>
+        <w:t>Test 2 Results</w:t>
       </w:r>
     </w:p>
     <w:tbl>
@@ -20488,10 +21430,7 @@
       </w:pPr>
       <w:r>
         <w:lastRenderedPageBreak/>
-        <w:t>Table</w:t>
-      </w:r>
-      <w:r>
-        <w:t xml:space="preserve"> 3</w:t>
+        <w:t>Table 3</w:t>
       </w:r>
     </w:p>
     <w:p>
@@ -20499,13 +21438,7 @@
         <w:pStyle w:val="Caption"/>
       </w:pPr>
       <w:r>
-        <w:t xml:space="preserve">Test </w:t>
-      </w:r>
-      <w:r>
-        <w:t>3</w:t>
-      </w:r>
-      <w:r>
-        <w:t xml:space="preserve"> Results</w:t>
+        <w:t>Test 3 Results</w:t>
       </w:r>
     </w:p>
     <w:tbl>
@@ -26674,10 +27607,7 @@
       </w:pPr>
       <w:r>
         <w:lastRenderedPageBreak/>
-        <w:t xml:space="preserve">Table </w:t>
-      </w:r>
-      <w:r>
-        <w:t>4</w:t>
+        <w:t>Table 4</w:t>
       </w:r>
     </w:p>
     <w:p>
@@ -26685,13 +27615,7 @@
         <w:pStyle w:val="Caption"/>
       </w:pPr>
       <w:r>
-        <w:t>Test</w:t>
-      </w:r>
-      <w:r>
-        <w:t xml:space="preserve"> 4</w:t>
-      </w:r>
-      <w:r>
-        <w:t xml:space="preserve"> Results</w:t>
+        <w:t>Test 4 Results</w:t>
       </w:r>
     </w:p>
     <w:tbl>
@@ -29226,7 +30150,7 @@
                     <pic:cNvPicPr/>
                   </pic:nvPicPr>
                   <pic:blipFill>
-                    <a:blip r:embed="rId12">
+                    <a:blip r:embed="rId16">
                       <a:extLst>
                         <a:ext uri="{28A0092B-C50C-407E-A947-70E740481C1C}">
                           <a14:useLocalDpi xmlns:a14="http://schemas.microsoft.com/office/drawing/2010/main" val="0"/>
@@ -29287,7 +30211,7 @@
             </w:rPr>
             <w:t xml:space="preserve">For additional information on APA Style formatting, please consult the </w:t>
           </w:r>
-          <w:hyperlink r:id="rId13">
+          <w:hyperlink r:id="rId17">
             <w:r>
               <w:rPr>
                 <w:rStyle w:val="Hyperlink"/>
@@ -29308,10 +30232,10 @@
       </w:sdt>
     </w:p>
     <w:sectPr>
-      <w:headerReference w:type="default" r:id="rId14"/>
-      <w:footerReference w:type="default" r:id="rId15"/>
-      <w:headerReference w:type="first" r:id="rId16"/>
-      <w:footerReference w:type="first" r:id="rId17"/>
+      <w:headerReference w:type="default" r:id="rId18"/>
+      <w:footerReference w:type="default" r:id="rId19"/>
+      <w:headerReference w:type="first" r:id="rId20"/>
+      <w:footerReference w:type="first" r:id="rId21"/>
       <w:pgSz w:w="12240" w:h="15840"/>
       <w:pgMar w:top="1440" w:right="1440" w:bottom="1440" w:left="1440" w:header="720" w:footer="720" w:gutter="0"/>
       <w:cols w:space="720"/>
@@ -32522,9 +33446,12 @@
   <w:rsids>
     <w:rsidRoot w:val="00C47EEF"/>
     <w:rsid w:val="000838D7"/>
+    <w:rsid w:val="002C1DE3"/>
     <w:rsid w:val="00306EEC"/>
     <w:rsid w:val="009848F8"/>
+    <w:rsid w:val="009B6466"/>
     <w:rsid w:val="00B64C5C"/>
+    <w:rsid w:val="00BC7FE8"/>
     <w:rsid w:val="00C47EEF"/>
     <w:rsid w:val="00C62487"/>
   </w:rsids>
@@ -33073,33 +34000,6 @@
     <w:semiHidden/>
     <w:unhideWhenUsed/>
   </w:style>
-  <w:style w:type="paragraph" w:customStyle="1" w:styleId="A41A0E195C864C5DB3A58D1EBF81EA21">
-    <w:name w:val="A41A0E195C864C5DB3A58D1EBF81EA21"/>
-  </w:style>
-  <w:style w:type="paragraph" w:customStyle="1" w:styleId="1E5BB0460579471587A79DDCD6C96433">
-    <w:name w:val="1E5BB0460579471587A79DDCD6C96433"/>
-  </w:style>
-  <w:style w:type="paragraph" w:customStyle="1" w:styleId="2D9B9ADDD2074181B63801588960E202">
-    <w:name w:val="2D9B9ADDD2074181B63801588960E202"/>
-  </w:style>
-  <w:style w:type="paragraph" w:customStyle="1" w:styleId="446C9E5C77FB45CE8CDB6F5035E7C3C2">
-    <w:name w:val="446C9E5C77FB45CE8CDB6F5035E7C3C2"/>
-  </w:style>
-  <w:style w:type="paragraph" w:customStyle="1" w:styleId="635105D9BB2648F5AF4F14932D41DAB9">
-    <w:name w:val="635105D9BB2648F5AF4F14932D41DAB9"/>
-  </w:style>
-  <w:style w:type="paragraph" w:customStyle="1" w:styleId="2D677F2DEE9246469C8486BFB13CBACE">
-    <w:name w:val="2D677F2DEE9246469C8486BFB13CBACE"/>
-  </w:style>
-  <w:style w:type="paragraph" w:customStyle="1" w:styleId="3FE7D17E139F44C98BBD53F55955FB7F">
-    <w:name w:val="3FE7D17E139F44C98BBD53F55955FB7F"/>
-  </w:style>
-  <w:style w:type="paragraph" w:customStyle="1" w:styleId="6DD2F7BEDC594C50A427E7736B7668EF">
-    <w:name w:val="6DD2F7BEDC594C50A427E7736B7668EF"/>
-  </w:style>
-  <w:style w:type="paragraph" w:customStyle="1" w:styleId="249741E2F4E741B8BF9739CEA542B138">
-    <w:name w:val="249741E2F4E741B8BF9739CEA542B138"/>
-  </w:style>
   <w:style w:type="paragraph" w:customStyle="1" w:styleId="B61B352FCD02473797331E828C2C42D4">
     <w:name w:val="B61B352FCD02473797331E828C2C42D4"/>
   </w:style>
@@ -33296,126 +34196,6 @@
   <w:style w:type="paragraph" w:customStyle="1" w:styleId="D303FB141D4A4D79A6ADCBEC16787564">
     <w:name w:val="D303FB141D4A4D79A6ADCBEC16787564"/>
   </w:style>
-  <w:style w:type="paragraph" w:customStyle="1" w:styleId="50E424F9171041B0B3BBA24F6EFEBFCE">
-    <w:name w:val="50E424F9171041B0B3BBA24F6EFEBFCE"/>
-  </w:style>
-  <w:style w:type="paragraph" w:customStyle="1" w:styleId="35A38F36A64B4AAB890038C75A16C725">
-    <w:name w:val="35A38F36A64B4AAB890038C75A16C725"/>
-  </w:style>
-  <w:style w:type="paragraph" w:customStyle="1" w:styleId="110389646563440BAA5486CD8CE1FC0B">
-    <w:name w:val="110389646563440BAA5486CD8CE1FC0B"/>
-  </w:style>
-  <w:style w:type="paragraph" w:customStyle="1" w:styleId="A842FDEA398C4D8088DCCE4FCEBD27AF">
-    <w:name w:val="A842FDEA398C4D8088DCCE4FCEBD27AF"/>
-  </w:style>
-  <w:style w:type="paragraph" w:customStyle="1" w:styleId="C4F4C49EA0694E7D90D4CFB2E147852E">
-    <w:name w:val="C4F4C49EA0694E7D90D4CFB2E147852E"/>
-  </w:style>
-  <w:style w:type="paragraph" w:customStyle="1" w:styleId="19106DC084354647A79054D323ED87FA">
-    <w:name w:val="19106DC084354647A79054D323ED87FA"/>
-  </w:style>
-  <w:style w:type="paragraph" w:customStyle="1" w:styleId="AD00DE7C9A9343BD91243C40ED36B5D1">
-    <w:name w:val="AD00DE7C9A9343BD91243C40ED36B5D1"/>
-  </w:style>
-  <w:style w:type="paragraph" w:customStyle="1" w:styleId="B2C3B2AE6FFA490F841E3C3452F34CD0">
-    <w:name w:val="B2C3B2AE6FFA490F841E3C3452F34CD0"/>
-  </w:style>
-  <w:style w:type="paragraph" w:customStyle="1" w:styleId="EFD742EC737742C181EC719464B499CE">
-    <w:name w:val="EFD742EC737742C181EC719464B499CE"/>
-  </w:style>
-  <w:style w:type="paragraph" w:customStyle="1" w:styleId="CBBAA0FF15DD4614A8E1F7E948455BB2">
-    <w:name w:val="CBBAA0FF15DD4614A8E1F7E948455BB2"/>
-  </w:style>
-  <w:style w:type="paragraph" w:customStyle="1" w:styleId="FC2239017EFA4641A756504F7E133C40">
-    <w:name w:val="FC2239017EFA4641A756504F7E133C40"/>
-  </w:style>
-  <w:style w:type="paragraph" w:customStyle="1" w:styleId="8522E6A6030348AFBBB0713C7C56025A">
-    <w:name w:val="8522E6A6030348AFBBB0713C7C56025A"/>
-  </w:style>
-  <w:style w:type="paragraph" w:customStyle="1" w:styleId="10E12BD53AEE436BA7136986EDF85E3C">
-    <w:name w:val="10E12BD53AEE436BA7136986EDF85E3C"/>
-  </w:style>
-  <w:style w:type="paragraph" w:customStyle="1" w:styleId="3FDEE1A7620348ABA7955A83E0D1C354">
-    <w:name w:val="3FDEE1A7620348ABA7955A83E0D1C354"/>
-  </w:style>
-  <w:style w:type="paragraph" w:customStyle="1" w:styleId="0A1C76A5D6EA452FBE06865009C1FF58">
-    <w:name w:val="0A1C76A5D6EA452FBE06865009C1FF58"/>
-  </w:style>
-  <w:style w:type="paragraph" w:customStyle="1" w:styleId="9A916493232047CFBC183B9EAF9373F4">
-    <w:name w:val="9A916493232047CFBC183B9EAF9373F4"/>
-  </w:style>
-  <w:style w:type="paragraph" w:customStyle="1" w:styleId="B12F57256A964A18BE9EEF7E18273AB2">
-    <w:name w:val="B12F57256A964A18BE9EEF7E18273AB2"/>
-  </w:style>
-  <w:style w:type="paragraph" w:customStyle="1" w:styleId="AFAC51D708414942A8735E809BB2CF72">
-    <w:name w:val="AFAC51D708414942A8735E809BB2CF72"/>
-  </w:style>
-  <w:style w:type="paragraph" w:customStyle="1" w:styleId="BBA35E6408A84383B1E0A8A6CA12E6B0">
-    <w:name w:val="BBA35E6408A84383B1E0A8A6CA12E6B0"/>
-  </w:style>
-  <w:style w:type="paragraph" w:customStyle="1" w:styleId="3072DA4D6367435999A267FD98179B81">
-    <w:name w:val="3072DA4D6367435999A267FD98179B81"/>
-  </w:style>
-  <w:style w:type="paragraph" w:customStyle="1" w:styleId="AC9AC8125F6B48E39FEAD49E7654E448">
-    <w:name w:val="AC9AC8125F6B48E39FEAD49E7654E448"/>
-  </w:style>
-  <w:style w:type="paragraph" w:customStyle="1" w:styleId="E59E77E916B347ED8501FE0BC5EE4C2B">
-    <w:name w:val="E59E77E916B347ED8501FE0BC5EE4C2B"/>
-  </w:style>
-  <w:style w:type="paragraph" w:customStyle="1" w:styleId="7EFFE29976B243F2A6C66417353870F6">
-    <w:name w:val="7EFFE29976B243F2A6C66417353870F6"/>
-  </w:style>
-  <w:style w:type="paragraph" w:customStyle="1" w:styleId="23921587F18149BCB19C14BB32AD60C8">
-    <w:name w:val="23921587F18149BCB19C14BB32AD60C8"/>
-  </w:style>
-  <w:style w:type="paragraph" w:customStyle="1" w:styleId="00A6676BCA55484E9D21E0C7BA05D0D2">
-    <w:name w:val="00A6676BCA55484E9D21E0C7BA05D0D2"/>
-  </w:style>
-  <w:style w:type="paragraph" w:customStyle="1" w:styleId="DCB9F636D2834C92A7D74B9ACF0C3A1B">
-    <w:name w:val="DCB9F636D2834C92A7D74B9ACF0C3A1B"/>
-  </w:style>
-  <w:style w:type="paragraph" w:customStyle="1" w:styleId="C954B06A7B5B4800A12BAEC14AE375FA">
-    <w:name w:val="C954B06A7B5B4800A12BAEC14AE375FA"/>
-  </w:style>
-  <w:style w:type="paragraph" w:customStyle="1" w:styleId="9D832DBB654B4B31B6BA6F6E924B5DE3">
-    <w:name w:val="9D832DBB654B4B31B6BA6F6E924B5DE3"/>
-  </w:style>
-  <w:style w:type="paragraph" w:customStyle="1" w:styleId="C4BB921B71CE47EE92F8DD14F19FA8C9">
-    <w:name w:val="C4BB921B71CE47EE92F8DD14F19FA8C9"/>
-  </w:style>
-  <w:style w:type="paragraph" w:customStyle="1" w:styleId="4A7CE24CBC614321ACBC9C956C4DB029">
-    <w:name w:val="4A7CE24CBC614321ACBC9C956C4DB029"/>
-  </w:style>
-  <w:style w:type="paragraph" w:customStyle="1" w:styleId="8283B05D79FD4E76A0293DBDA3A89516">
-    <w:name w:val="8283B05D79FD4E76A0293DBDA3A89516"/>
-  </w:style>
-  <w:style w:type="paragraph" w:customStyle="1" w:styleId="CE38EF4F181442579D66DFDE721325D7">
-    <w:name w:val="CE38EF4F181442579D66DFDE721325D7"/>
-  </w:style>
-  <w:style w:type="paragraph" w:customStyle="1" w:styleId="B2FDE42E12194F0EA1C30C32F1EA21A0">
-    <w:name w:val="B2FDE42E12194F0EA1C30C32F1EA21A0"/>
-  </w:style>
-  <w:style w:type="paragraph" w:customStyle="1" w:styleId="851057D37FB04BE88C9DFBADEE20083C">
-    <w:name w:val="851057D37FB04BE88C9DFBADEE20083C"/>
-  </w:style>
-  <w:style w:type="paragraph" w:customStyle="1" w:styleId="29B2CF8186C7401FBD70D53D7B1962B1">
-    <w:name w:val="29B2CF8186C7401FBD70D53D7B1962B1"/>
-  </w:style>
-  <w:style w:type="paragraph" w:customStyle="1" w:styleId="8055793F6B6D4633A20302BD958F1D0C">
-    <w:name w:val="8055793F6B6D4633A20302BD958F1D0C"/>
-  </w:style>
-  <w:style w:type="paragraph" w:customStyle="1" w:styleId="7370924364BC4ECBA6414185E8862C2D">
-    <w:name w:val="7370924364BC4ECBA6414185E8862C2D"/>
-  </w:style>
-  <w:style w:type="paragraph" w:customStyle="1" w:styleId="E31E8BF5249546B28A5BF453AF054EEF">
-    <w:name w:val="E31E8BF5249546B28A5BF453AF054EEF"/>
-  </w:style>
-  <w:style w:type="paragraph" w:customStyle="1" w:styleId="BEEAB682827744678D15F743BA1245E7">
-    <w:name w:val="BEEAB682827744678D15F743BA1245E7"/>
-  </w:style>
-  <w:style w:type="paragraph" w:customStyle="1" w:styleId="0B1BEE53A22E437BBC81D23E9FE01431">
-    <w:name w:val="0B1BEE53A22E437BBC81D23E9FE01431"/>
-  </w:style>
   <w:style w:type="paragraph" w:customStyle="1" w:styleId="52B745C33D2943A486B2301066601B05">
     <w:name w:val="52B745C33D2943A486B2301066601B05"/>
   </w:style>
@@ -33454,154 +34234,6 @@
   </w:style>
   <w:style w:type="paragraph" w:customStyle="1" w:styleId="4646D5B353934BA8AAF058CE7424D647">
     <w:name w:val="4646D5B353934BA8AAF058CE7424D647"/>
-    <w:rsid w:val="00C62487"/>
-  </w:style>
-  <w:style w:type="paragraph" w:customStyle="1" w:styleId="BBCE5A12EFC9493B962702DC1221ABF4">
-    <w:name w:val="BBCE5A12EFC9493B962702DC1221ABF4"/>
-    <w:rsid w:val="00C62487"/>
-  </w:style>
-  <w:style w:type="paragraph" w:customStyle="1" w:styleId="F1D6ABAE9013407B97B6AB59114760B9">
-    <w:name w:val="F1D6ABAE9013407B97B6AB59114760B9"/>
-    <w:rsid w:val="00C62487"/>
-  </w:style>
-  <w:style w:type="paragraph" w:customStyle="1" w:styleId="9F9EFC3E07634BE6BE2C38D244C66DDC">
-    <w:name w:val="9F9EFC3E07634BE6BE2C38D244C66DDC"/>
-    <w:rsid w:val="00C62487"/>
-  </w:style>
-  <w:style w:type="paragraph" w:customStyle="1" w:styleId="DA936FFF97DD48A8AAAF953712786279">
-    <w:name w:val="DA936FFF97DD48A8AAAF953712786279"/>
-    <w:rsid w:val="00C62487"/>
-  </w:style>
-  <w:style w:type="paragraph" w:customStyle="1" w:styleId="27C672F094414D948955324CEDF38332">
-    <w:name w:val="27C672F094414D948955324CEDF38332"/>
-    <w:rsid w:val="00C62487"/>
-  </w:style>
-  <w:style w:type="paragraph" w:customStyle="1" w:styleId="ABF17B824B5141FCA5F1759348F4034D">
-    <w:name w:val="ABF17B824B5141FCA5F1759348F4034D"/>
-    <w:rsid w:val="00C62487"/>
-  </w:style>
-  <w:style w:type="paragraph" w:customStyle="1" w:styleId="2FE1BD669D744D64A4E5DF0F37A24284">
-    <w:name w:val="2FE1BD669D744D64A4E5DF0F37A24284"/>
-    <w:rsid w:val="00C62487"/>
-  </w:style>
-  <w:style w:type="paragraph" w:customStyle="1" w:styleId="D9EA900B165E4EE88DB93F67B9A8C76E">
-    <w:name w:val="D9EA900B165E4EE88DB93F67B9A8C76E"/>
-    <w:rsid w:val="00C62487"/>
-  </w:style>
-  <w:style w:type="paragraph" w:customStyle="1" w:styleId="68721A76FC97456184DC54FA456D9359">
-    <w:name w:val="68721A76FC97456184DC54FA456D9359"/>
-    <w:rsid w:val="00C62487"/>
-  </w:style>
-  <w:style w:type="paragraph" w:customStyle="1" w:styleId="89C4838371474D12A53732F2C9CEF87B">
-    <w:name w:val="89C4838371474D12A53732F2C9CEF87B"/>
-    <w:rsid w:val="00C62487"/>
-  </w:style>
-  <w:style w:type="paragraph" w:customStyle="1" w:styleId="66BF945E1BE54091B6D28C2E93D65894">
-    <w:name w:val="66BF945E1BE54091B6D28C2E93D65894"/>
-    <w:rsid w:val="00C62487"/>
-  </w:style>
-  <w:style w:type="paragraph" w:customStyle="1" w:styleId="D50FD231E13145348AD92FC18342A8A2">
-    <w:name w:val="D50FD231E13145348AD92FC18342A8A2"/>
-    <w:rsid w:val="00C62487"/>
-  </w:style>
-  <w:style w:type="paragraph" w:customStyle="1" w:styleId="AEF72863730B48378D94CD78F5FF3087">
-    <w:name w:val="AEF72863730B48378D94CD78F5FF3087"/>
-    <w:rsid w:val="00C62487"/>
-  </w:style>
-  <w:style w:type="paragraph" w:customStyle="1" w:styleId="A0D68F01AC4147E98F4D7155029CC039">
-    <w:name w:val="A0D68F01AC4147E98F4D7155029CC039"/>
-    <w:rsid w:val="00C62487"/>
-  </w:style>
-  <w:style w:type="paragraph" w:customStyle="1" w:styleId="E4B32C47C0384C839DC447D2B1BDA15A">
-    <w:name w:val="E4B32C47C0384C839DC447D2B1BDA15A"/>
-    <w:rsid w:val="00C62487"/>
-  </w:style>
-  <w:style w:type="paragraph" w:customStyle="1" w:styleId="4D04462D605D4E7691E95215372EA514">
-    <w:name w:val="4D04462D605D4E7691E95215372EA514"/>
-    <w:rsid w:val="00C62487"/>
-  </w:style>
-  <w:style w:type="paragraph" w:customStyle="1" w:styleId="CFF78E8E1DA64E9DB7F4490A5714F2A8">
-    <w:name w:val="CFF78E8E1DA64E9DB7F4490A5714F2A8"/>
-    <w:rsid w:val="00C62487"/>
-  </w:style>
-  <w:style w:type="paragraph" w:customStyle="1" w:styleId="A74D77D2982147E7A40E1D88BF26C3DC">
-    <w:name w:val="A74D77D2982147E7A40E1D88BF26C3DC"/>
-    <w:rsid w:val="00C62487"/>
-  </w:style>
-  <w:style w:type="paragraph" w:customStyle="1" w:styleId="C585160F71944B7DA6FF82ABA97C9343">
-    <w:name w:val="C585160F71944B7DA6FF82ABA97C9343"/>
-    <w:rsid w:val="00C62487"/>
-  </w:style>
-  <w:style w:type="paragraph" w:customStyle="1" w:styleId="A6DB1ABF3581471B858BB7EC54B9747B">
-    <w:name w:val="A6DB1ABF3581471B858BB7EC54B9747B"/>
-    <w:rsid w:val="00C62487"/>
-  </w:style>
-  <w:style w:type="paragraph" w:customStyle="1" w:styleId="6EE0E948A3DC4AD696D9BFBBC03AE5F4">
-    <w:name w:val="6EE0E948A3DC4AD696D9BFBBC03AE5F4"/>
-    <w:rsid w:val="00C62487"/>
-  </w:style>
-  <w:style w:type="paragraph" w:customStyle="1" w:styleId="7A02D093AEF24FA8A278063469CB9345">
-    <w:name w:val="7A02D093AEF24FA8A278063469CB9345"/>
-    <w:rsid w:val="00C62487"/>
-  </w:style>
-  <w:style w:type="paragraph" w:customStyle="1" w:styleId="37286ACEC2B64172A29F0DA0E82E2F35">
-    <w:name w:val="37286ACEC2B64172A29F0DA0E82E2F35"/>
-    <w:rsid w:val="00C62487"/>
-  </w:style>
-  <w:style w:type="paragraph" w:customStyle="1" w:styleId="B7DE67920B064FC29C8E6EC530BE4A74">
-    <w:name w:val="B7DE67920B064FC29C8E6EC530BE4A74"/>
-    <w:rsid w:val="00C62487"/>
-  </w:style>
-  <w:style w:type="paragraph" w:customStyle="1" w:styleId="34E6467861A64FFBAD654480BABC9C45">
-    <w:name w:val="34E6467861A64FFBAD654480BABC9C45"/>
-    <w:rsid w:val="00C62487"/>
-  </w:style>
-  <w:style w:type="paragraph" w:customStyle="1" w:styleId="B1B88E7A091842D2894ED4147261967A">
-    <w:name w:val="B1B88E7A091842D2894ED4147261967A"/>
-    <w:rsid w:val="00C62487"/>
-  </w:style>
-  <w:style w:type="paragraph" w:customStyle="1" w:styleId="6EC22D9D23094121BA4A3729E51DA6AE">
-    <w:name w:val="6EC22D9D23094121BA4A3729E51DA6AE"/>
-    <w:rsid w:val="00C62487"/>
-  </w:style>
-  <w:style w:type="paragraph" w:customStyle="1" w:styleId="E696D2DE0B3E4992A404DB8EE9DC2F51">
-    <w:name w:val="E696D2DE0B3E4992A404DB8EE9DC2F51"/>
-    <w:rsid w:val="00C62487"/>
-  </w:style>
-  <w:style w:type="paragraph" w:customStyle="1" w:styleId="63ADCE96734F4FCF80BDEDA5275A561B">
-    <w:name w:val="63ADCE96734F4FCF80BDEDA5275A561B"/>
-    <w:rsid w:val="00C62487"/>
-  </w:style>
-  <w:style w:type="paragraph" w:customStyle="1" w:styleId="8B0FC95FCB8B4D9AAF4CECAC7FAE6AD0">
-    <w:name w:val="8B0FC95FCB8B4D9AAF4CECAC7FAE6AD0"/>
-    <w:rsid w:val="00C62487"/>
-  </w:style>
-  <w:style w:type="paragraph" w:customStyle="1" w:styleId="5247ED63AB3C4BC8932C0BD6499E15EA">
-    <w:name w:val="5247ED63AB3C4BC8932C0BD6499E15EA"/>
-    <w:rsid w:val="00C62487"/>
-  </w:style>
-  <w:style w:type="paragraph" w:customStyle="1" w:styleId="31916846BEAC4F0CB0CBE1BF1AD73FDC">
-    <w:name w:val="31916846BEAC4F0CB0CBE1BF1AD73FDC"/>
-    <w:rsid w:val="00C62487"/>
-  </w:style>
-  <w:style w:type="paragraph" w:customStyle="1" w:styleId="2C7555B193B54F02B68096DE0E8A5F0A">
-    <w:name w:val="2C7555B193B54F02B68096DE0E8A5F0A"/>
-    <w:rsid w:val="00C62487"/>
-  </w:style>
-  <w:style w:type="paragraph" w:customStyle="1" w:styleId="A7F2D176EED64516B0EF12C439301A9C">
-    <w:name w:val="A7F2D176EED64516B0EF12C439301A9C"/>
-    <w:rsid w:val="00C62487"/>
-  </w:style>
-  <w:style w:type="paragraph" w:customStyle="1" w:styleId="8C2C0E701CCC4798B699D4FCD39CCCF9">
-    <w:name w:val="8C2C0E701CCC4798B699D4FCD39CCCF9"/>
-    <w:rsid w:val="00C62487"/>
-  </w:style>
-  <w:style w:type="paragraph" w:customStyle="1" w:styleId="878F5D0E3897466A86CE1FD7463B4BFD">
-    <w:name w:val="878F5D0E3897466A86CE1FD7463B4BFD"/>
-    <w:rsid w:val="00C62487"/>
-  </w:style>
-  <w:style w:type="paragraph" w:customStyle="1" w:styleId="62F6C06C54234B1E9ABC669B73BF7AEB">
-    <w:name w:val="62F6C06C54234B1E9ABC669B73BF7AEB"/>
     <w:rsid w:val="00C62487"/>
   </w:style>
 </w:styles>
@@ -34176,15 +34808,6 @@
 </file>
 
 <file path=customXml/item2.xml><?xml version="1.0" encoding="utf-8"?>
-<?mso-contentType ?>
-<FormTemplates xmlns="http://schemas.microsoft.com/sharepoint/v3/contenttype/forms">
-  <Display>DocumentLibraryForm</Display>
-  <Edit>DocumentLibraryForm</Edit>
-  <New>DocumentLibraryForm</New>
-</FormTemplates>
-</file>
-
-<file path=customXml/item3.xml><?xml version="1.0" encoding="utf-8"?>
 <p:properties xmlns:p="http://schemas.microsoft.com/office/2006/metadata/properties" xmlns:xsi="http://www.w3.org/2001/XMLSchema-instance" xmlns:pc="http://schemas.microsoft.com/office/infopath/2007/PartnerControls">
   <documentManagement>
     <_ip_UnifiedCompliancePolicyUIAction xmlns="http://schemas.microsoft.com/sharepoint/v3" xsi:nil="true"/>
@@ -34202,6 +34825,15 @@
     <MediaServiceKeyPoints xmlns="71af3243-3dd4-4a8d-8c0d-dd76da1f02a5" xsi:nil="true"/>
   </documentManagement>
 </p:properties>
+</file>
+
+<file path=customXml/item3.xml><?xml version="1.0" encoding="utf-8"?>
+<?mso-contentType ?>
+<FormTemplates xmlns="http://schemas.microsoft.com/sharepoint/v3/contenttype/forms">
+  <Display>DocumentLibraryForm</Display>
+  <Edit>DocumentLibraryForm</Edit>
+  <New>DocumentLibraryForm</New>
+</FormTemplates>
 </file>
 
 <file path=customXml/itemProps1.xml><?xml version="1.0" encoding="utf-8"?>
@@ -34226,14 +34858,6 @@
 </file>
 
 <file path=customXml/itemProps2.xml><?xml version="1.0" encoding="utf-8"?>
-<ds:datastoreItem xmlns:ds="http://schemas.openxmlformats.org/officeDocument/2006/customXml" ds:itemID="{2D686CB8-6245-413C-A355-156513A377FC}">
-  <ds:schemaRefs>
-    <ds:schemaRef ds:uri="http://schemas.microsoft.com/sharepoint/v3/contenttype/forms"/>
-  </ds:schemaRefs>
-</ds:datastoreItem>
-</file>
-
-<file path=customXml/itemProps3.xml><?xml version="1.0" encoding="utf-8"?>
 <ds:datastoreItem xmlns:ds="http://schemas.openxmlformats.org/officeDocument/2006/customXml" ds:itemID="{C7DCE20C-610A-4626-841D-1F10857B445E}">
   <ds:schemaRefs>
     <ds:schemaRef ds:uri="http://schemas.microsoft.com/office/2006/metadata/properties"/>
@@ -34243,4 +34867,12 @@
     <ds:schemaRef ds:uri="230e9df3-be65-4c73-a93b-d1236ebd677e"/>
   </ds:schemaRefs>
 </ds:datastoreItem>
+</file>
+
+<file path=customXml/itemProps3.xml><?xml version="1.0" encoding="utf-8"?>
+<ds:datastoreItem xmlns:ds="http://schemas.openxmlformats.org/officeDocument/2006/customXml" ds:itemID="{2D686CB8-6245-413C-A355-156513A377FC}">
+  <ds:schemaRefs>
+    <ds:schemaRef ds:uri="http://schemas.microsoft.com/sharepoint/v3/contenttype/forms"/>
+  </ds:schemaRefs>
+</ds:datastoreItem>
 </file>
--- a/Evaluating_Parallel_Monte_Carlo_Tree_Search_Strategies_for_the_Orienteering_Problem.docx
+++ b/Evaluating_Parallel_Monte_Carlo_Tree_Search_Strategies_for_the_Orienteering_Problem.docx
@@ -599,11 +599,9 @@
       </w:r>
     </w:p>
     <w:p>
-      <w:proofErr w:type="gramStart"/>
       <w:r>
         <w:t>Vison</w:t>
       </w:r>
-      <w:proofErr w:type="gramEnd"/>
     </w:p>
     <w:p/>
     <w:p/>
@@ -855,6 +853,7 @@
       </w:pPr>
       <w:r>
         <w:rPr>
+          <w:noProof/>
           <w:lang w:val="en-AU"/>
         </w:rPr>
         <w:drawing>
@@ -1031,6 +1030,7 @@
       </w:pPr>
       <w:r>
         <w:rPr>
+          <w:noProof/>
           <w:lang w:val="en-AU"/>
         </w:rPr>
         <w:drawing>
@@ -1084,6 +1084,7 @@
       </w:r>
       <w:r>
         <w:rPr>
+          <w:noProof/>
           <w:lang w:val="en-AU"/>
         </w:rPr>
         <w:drawing>
@@ -1198,6 +1199,7 @@
       </w:pPr>
       <w:r>
         <w:rPr>
+          <w:noProof/>
           <w:lang w:val="en-AU"/>
         </w:rPr>
         <w:drawing>
@@ -1251,6 +1253,7 @@
       </w:r>
       <w:r>
         <w:rPr>
+          <w:noProof/>
           <w:lang w:val="en-AU"/>
         </w:rPr>
         <w:drawing>
@@ -1401,23 +1404,18 @@
         <w:t>Recent research into parallel Monte Carlo Tree Search (MCTS) and emerging novel methods has largely focused on game simulation and decision-making. This leaves MCTS's potential for strategic planning in robotics use cases underexplored. Historically, single-thread MCTS has shown promising results for strategic planning. To explore the effectiveness of new and novel methods of parallel MCTS in strategic planning for robotics, The Orienteering Problem (OP) was chosen. OP is also known as the Generalised Travelling Salesperson Problem (GTSP).</w:t>
       </w:r>
     </w:p>
-    <w:p/>
-    <w:p/>
     <w:p>
       <w:pPr>
         <w:spacing w:after="160" w:line="259" w:lineRule="auto"/>
         <w:ind w:firstLine="0"/>
       </w:pPr>
-      <w:r>
-        <w:br w:type="page"/>
-      </w:r>
     </w:p>
-    <w:p/>
     <w:p>
       <w:pPr>
         <w:pStyle w:val="Heading1"/>
       </w:pPr>
       <w:r>
+        <w:lastRenderedPageBreak/>
         <w:t>4 Methodology</w:t>
       </w:r>
     </w:p>
@@ -4147,13 +4145,8 @@
             </w:r>
             <w:proofErr w:type="spellEnd"/>
             <w:r>
-              <w:t xml:space="preserve"> = {0: [], 1: [], 2: [], ..., n-1: </w:t>
-            </w:r>
-            <w:proofErr w:type="gramStart"/>
-            <w:r>
-              <w:t>[]}</w:t>
-            </w:r>
-            <w:proofErr w:type="gramEnd"/>
+              <w:t xml:space="preserve"> = {0: [], 1: [], 2: [], ..., n-1: []}</w:t>
+            </w:r>
           </w:p>
           <w:p>
             <w:pPr>
@@ -4248,7 +4241,6 @@
     </w:tbl>
     <w:p>
       <w:r>
-        <w:lastRenderedPageBreak/>
         <w:t xml:space="preserve">The </w:t>
       </w:r>
       <w:proofErr w:type="spellStart"/>
@@ -4765,7 +4757,6 @@
         <w:rPr>
           <w:lang w:val="en-AU"/>
         </w:rPr>
-        <w:lastRenderedPageBreak/>
         <w:t xml:space="preserve">It can be seen in step 3 that the </w:t>
       </w:r>
       <w:proofErr w:type="spellStart"/>
@@ -5122,7 +5113,6 @@
     </w:tbl>
     <w:p>
       <w:r>
-        <w:lastRenderedPageBreak/>
         <w:t xml:space="preserve">This ends an iteration of MCTS. A </w:t>
       </w:r>
       <w:hyperlink r:id="rId15" w:history="1">
@@ -7561,7 +7551,6 @@
         <w:rPr>
           <w:lang w:val="en-AU"/>
         </w:rPr>
-        <w:lastRenderedPageBreak/>
         <w:t xml:space="preserve">To pass the work unit to the simulation worker, an ID is assigned to the simulation. The </w:t>
       </w:r>
       <w:proofErr w:type="spellStart"/>
@@ -7956,7 +7945,6 @@
         <w:rPr>
           <w:lang w:val="en-AU"/>
         </w:rPr>
-        <w:lastRenderedPageBreak/>
         <w:t>This allows the expansion works to continue expanding and searching the tree while simulations are taking place. The simulation worker ends the update during the backpropagation, updating the nodes in the path and removes the path from the traverse history dictionary.</w:t>
       </w:r>
     </w:p>
@@ -8114,34 +8102,44 @@
         <w:rPr>
           <w:lang w:val="en-AU"/>
         </w:rPr>
-        <w:t xml:space="preserve">A series of four tests will be completed. Tests 1, 2 and 3 will utilise eight problems from the </w:t>
+        <w:t xml:space="preserve">A series of </w:t>
+      </w:r>
+      <w:r>
+        <w:rPr>
+          <w:lang w:val="en-AU"/>
+        </w:rPr>
+        <w:t>three</w:t>
+      </w:r>
+      <w:r>
+        <w:rPr>
+          <w:lang w:val="en-AU"/>
+        </w:rPr>
+        <w:t xml:space="preserve"> tests will be completed. Tests 1</w:t>
+      </w:r>
+      <w:r>
+        <w:rPr>
+          <w:lang w:val="en-AU"/>
+        </w:rPr>
+        <w:t xml:space="preserve"> and 2</w:t>
+      </w:r>
+      <w:r>
+        <w:rPr>
+          <w:lang w:val="en-AU"/>
+        </w:rPr>
+        <w:t xml:space="preserve"> will utilise eight problems from the grid_patterns set, and two problems from the </w:t>
       </w:r>
       <w:proofErr w:type="spellStart"/>
       <w:r>
         <w:rPr>
           <w:lang w:val="en-AU"/>
         </w:rPr>
-        <w:t>grid_patterns</w:t>
+        <w:t>grid_sample</w:t>
       </w:r>
       <w:proofErr w:type="spellEnd"/>
       <w:r>
         <w:rPr>
           <w:lang w:val="en-AU"/>
         </w:rPr>
-        <w:t xml:space="preserve"> set, and two problems from the </w:t>
-      </w:r>
-      <w:proofErr w:type="spellStart"/>
-      <w:r>
-        <w:rPr>
-          <w:lang w:val="en-AU"/>
-        </w:rPr>
-        <w:t>grid_sample</w:t>
-      </w:r>
-      <w:proofErr w:type="spellEnd"/>
-      <w:r>
-        <w:rPr>
-          <w:lang w:val="en-AU"/>
-        </w:rPr>
         <w:t xml:space="preserve"> set, </w:t>
       </w:r>
       <w:r>
@@ -8155,7 +8153,19 @@
         <w:rPr>
           <w:lang w:val="en-AU"/>
         </w:rPr>
-        <w:t>. These 10 by 10 grids with 100 nodes have a variety of reward distributions, that is, some areas with higher rewards. Tests 1 and 2 will complete 10,000 iterations with 4 and 8 workers, respectively, and Test 3 will complete 50,000 iterations with 8 workers. This will allow for the analysis of the effect of the number of workers and the number of iterations on the success of each method.</w:t>
+        <w:t>. These 10 by 10 grids with 100 nodes have a variety of reward distributions, that is, some areas with higher rewards. Tests 1 and 2 will complete 10,000 iterations with 4 and 8 workers, respectively</w:t>
+      </w:r>
+      <w:r>
+        <w:rPr>
+          <w:lang w:val="en-AU"/>
+        </w:rPr>
+        <w:t xml:space="preserve">. </w:t>
+      </w:r>
+      <w:r>
+        <w:rPr>
+          <w:lang w:val="en-AU"/>
+        </w:rPr>
+        <w:t>This will allow for the analysis of the effect of the number of workers on the success of each method.</w:t>
       </w:r>
     </w:p>
     <w:p>
@@ -8164,18 +8174,49 @@
           <w:lang w:val="en-AU"/>
         </w:rPr>
       </w:pPr>
-      <w:r>
-        <w:rPr>
-          <w:lang w:val="en-AU"/>
-        </w:rPr>
-        <w:t xml:space="preserve">Test 4 will be completed on a larger problem set; this set will contain problems that are 40 by 40, 45 by 45 and 50 by 50 nodes, 1600, 2025, and 2500 nodes, respectively. The rewards are distributed randomly for these problems. Test 4 will complete 100,000 iterations with 12 workers. The purpose of </w:t>
+    </w:p>
+    <w:p>
+      <w:pPr>
+        <w:rPr>
+          <w:lang w:val="en-AU"/>
+        </w:rPr>
+      </w:pPr>
+      <w:r>
+        <w:rPr>
+          <w:lang w:val="en-AU"/>
+        </w:rPr>
+        <w:t xml:space="preserve">Test </w:t>
+      </w:r>
+      <w:r>
+        <w:rPr>
+          <w:lang w:val="en-AU"/>
+        </w:rPr>
+        <w:t>3</w:t>
+      </w:r>
+      <w:r>
+        <w:rPr>
+          <w:lang w:val="en-AU"/>
+        </w:rPr>
+        <w:t xml:space="preserve"> will be completed on a larger problem set; this set will contain problems that are 40 by 40, 45 by 45 and 50 by 50 nodes, 1600, 2025, and 2500 nodes, respectively. The rewards are distributed randomly for these problems. Test </w:t>
+      </w:r>
+      <w:r>
+        <w:rPr>
+          <w:lang w:val="en-AU"/>
+        </w:rPr>
+        <w:t>3</w:t>
+      </w:r>
+      <w:r>
+        <w:rPr>
+          <w:lang w:val="en-AU"/>
+        </w:rPr>
+        <w:t xml:space="preserve"> will complete 100,000 iterations with 12 workers. The purpose of </w:t>
       </w:r>
       <w:r>
         <w:rPr>
           <w:lang w:val="en-AU"/>
         </w:rPr>
         <w:lastRenderedPageBreak/>
-        <w:t>this test is to see how the parallel MCTS handles a very large search space, as the search space grows exponentially with each problem node. </w:t>
+        <w:t>this test is to see how the parallel MCTS handles a very large search space, as the search space grows exponentially with each problem node.</w:t>
       </w:r>
     </w:p>
     <w:p>
@@ -8265,7 +8306,75 @@
         <w:rPr>
           <w:lang w:val="en-AU"/>
         </w:rPr>
-        <w:t xml:space="preserve">The four test were completed and record in the Tables section of this report. The Results of each test will be examined before overall analysis and discussion. </w:t>
+        <w:t xml:space="preserve">The </w:t>
+      </w:r>
+      <w:r>
+        <w:rPr>
+          <w:lang w:val="en-AU"/>
+        </w:rPr>
+        <w:t>three</w:t>
+      </w:r>
+      <w:r>
+        <w:rPr>
+          <w:lang w:val="en-AU"/>
+        </w:rPr>
+        <w:t xml:space="preserve"> test were completed and record in the Tables section of this report. The Results of each test will be examined before overall analysis and discussion.</w:t>
+      </w:r>
+      <w:r>
+        <w:rPr>
+          <w:lang w:val="en-AU"/>
+        </w:rPr>
+        <w:t xml:space="preserve"> The results are expected to show that Parallel MCTS will outperform single thread MCTS and that WU-UCT and VL-UCT will outperform Tree MCTS. This is expected as parallel programming introduces computational advantages WU-UCT and VL-UCT theoretically balances workers to a higher degree with structural changes to UCT</w:t>
+      </w:r>
+      <w:r>
+        <w:rPr>
+          <w:lang w:val="en-AU"/>
+        </w:rPr>
+        <w:t>,</w:t>
+      </w:r>
+      <w:r>
+        <w:rPr>
+          <w:lang w:val="en-AU"/>
+        </w:rPr>
+        <w:t xml:space="preserve"> well Tree </w:t>
+      </w:r>
+      <w:r>
+        <w:rPr>
+          <w:lang w:val="en-AU"/>
+        </w:rPr>
+        <w:t>parallelism</w:t>
+      </w:r>
+      <w:r>
+        <w:rPr>
+          <w:lang w:val="en-AU"/>
+        </w:rPr>
+        <w:t xml:space="preserve"> </w:t>
+      </w:r>
+      <w:r>
+        <w:rPr>
+          <w:lang w:val="en-AU"/>
+        </w:rPr>
+        <w:t xml:space="preserve">releases on global locks, minimising the computational overhead of parallel programming and reducing collisions. </w:t>
+      </w:r>
+      <w:r>
+        <w:rPr>
+          <w:lang w:val="en-AU"/>
+        </w:rPr>
+        <w:t xml:space="preserve">Further it is expected that as number of workers increases WU-UCT will outperform other parallel MCTS methods due to </w:t>
+      </w:r>
+      <w:proofErr w:type="gramStart"/>
+      <w:r>
+        <w:rPr>
+          <w:lang w:val="en-AU"/>
+        </w:rPr>
+        <w:t>its</w:t>
+      </w:r>
+      <w:proofErr w:type="gramEnd"/>
+      <w:r>
+        <w:rPr>
+          <w:lang w:val="en-AU"/>
+        </w:rPr>
+        <w:t xml:space="preserve"> relances on separate simulation and Expansion workers.</w:t>
       </w:r>
     </w:p>
     <w:p>
@@ -8286,6 +8395,7 @@
         <w:rPr>
           <w:lang w:val="en-AU"/>
         </w:rPr>
+        <w:lastRenderedPageBreak/>
         <w:t>5.2.1 Test 1</w:t>
       </w:r>
     </w:p>
@@ -8297,10 +8407,441 @@
       </w:pPr>
       <w:r>
         <w:rPr>
-          <w:lang w:val="en-AU"/>
-        </w:rPr>
-        <w:t xml:space="preserve">Test 1 is record in Table 1. This test saw the completion of 10 OP by each implementation where reach MCTS implantation completed the OP run five times. The mean, standard deviation, Minimum and Maximum results are recorded. </w:t>
-      </w:r>
+          <w:rFonts w:ascii="Calibri" w:hAnsi="Calibri" w:cs="Calibri"/>
+          <w:color w:val="000000"/>
+        </w:rPr>
+        <w:t>Test 1 is recorded in Table 1</w:t>
+      </w:r>
+      <w:r>
+        <w:rPr>
+          <w:lang w:val="en-AU"/>
+        </w:rPr>
+        <w:t xml:space="preserve">. </w:t>
+      </w:r>
+    </w:p>
+    <w:p>
+      <w:pPr>
+        <w:rPr>
+          <w:lang w:val="en-AU"/>
+        </w:rPr>
+      </w:pPr>
+      <w:r>
+        <w:rPr>
+          <w:lang w:val="en-AU"/>
+        </w:rPr>
+        <w:t>Te</w:t>
+      </w:r>
+      <w:r>
+        <w:rPr>
+          <w:lang w:val="en-AU"/>
+        </w:rPr>
+        <w:t>st Details: The MCTS was given 10,000 iterations, no time limit, and four parallel workers for parallel methods. Five unique grid problems were each tested twice with a budget change, first 30 units (B30) and then 40 units (B40).</w:t>
+      </w:r>
+    </w:p>
+    <w:p>
+      <w:pPr>
+        <w:pStyle w:val="ListParagraph"/>
+        <w:numPr>
+          <w:ilvl w:val="0"/>
+          <w:numId w:val="5"/>
+        </w:numPr>
+        <w:rPr>
+          <w:lang w:val="en-AU"/>
+        </w:rPr>
+      </w:pPr>
+      <w:r>
+        <w:rPr>
+          <w:lang w:val="en-AU"/>
+        </w:rPr>
+        <w:t xml:space="preserve"> Random Grid (10×10)</w:t>
+      </w:r>
+    </w:p>
+    <w:p>
+      <w:pPr>
+        <w:ind w:left="1440" w:firstLine="0"/>
+        <w:rPr>
+          <w:lang w:val="en-AU"/>
+        </w:rPr>
+      </w:pPr>
+      <w:r>
+        <w:rPr>
+          <w:rFonts w:ascii="Calibri" w:hAnsi="Calibri" w:cs="Calibri"/>
+          <w:color w:val="000000"/>
+        </w:rPr>
+        <w:t>This problem saw all MCTS methods outperforming OR-Tools (303, 348) for both budgets. All parallel MCTS variants performed similarly; for B40 parallel on average, outperformed UCT, ranging from 440-445, while UCT scored 417. The Random grids favour parallel search</w:t>
+      </w:r>
+      <w:r>
+        <w:rPr>
+          <w:lang w:val="en-AU"/>
+        </w:rPr>
+        <w:t xml:space="preserve">. </w:t>
+      </w:r>
+    </w:p>
+    <w:p>
+      <w:pPr>
+        <w:pStyle w:val="ListParagraph"/>
+        <w:numPr>
+          <w:ilvl w:val="0"/>
+          <w:numId w:val="5"/>
+        </w:numPr>
+        <w:rPr>
+          <w:lang w:val="en-AU"/>
+        </w:rPr>
+      </w:pPr>
+      <w:r>
+        <w:t>Clustered Grid</w:t>
+      </w:r>
+    </w:p>
+    <w:p>
+      <w:pPr>
+        <w:pStyle w:val="ListParagraph"/>
+        <w:ind w:left="1440" w:firstLine="0"/>
+        <w:rPr>
+          <w:lang w:val="en-AU"/>
+        </w:rPr>
+      </w:pPr>
+      <w:r>
+        <w:rPr>
+          <w:rFonts w:ascii="Calibri" w:hAnsi="Calibri" w:cs="Calibri"/>
+          <w:color w:val="000000"/>
+        </w:rPr>
+        <w:t>The cluster grid saw varying results for the differing budgets. OR-Tools (376) was outperformed by Tree (384) and WU-UCT (390) for B30, while outperforming MCTS greatly for the B40 test with a score of 558, significantly larger than MCTS results and max value. This suggests that the MCTS did not find all clusters of high rewards spread out in the B40 tests. Furthermore, VL-UCT performed significantly worse (349) for the B30</w:t>
+      </w:r>
+      <w:r>
+        <w:rPr>
+          <w:lang w:val="en-AU"/>
+        </w:rPr>
+        <w:t xml:space="preserve">. </w:t>
+      </w:r>
+    </w:p>
+    <w:p>
+      <w:pPr>
+        <w:pStyle w:val="ListParagraph"/>
+        <w:numPr>
+          <w:ilvl w:val="0"/>
+          <w:numId w:val="5"/>
+        </w:numPr>
+        <w:rPr>
+          <w:lang w:val="en-AU"/>
+        </w:rPr>
+      </w:pPr>
+      <w:r>
+        <w:t>Corners</w:t>
+      </w:r>
+      <w:r>
+        <w:t xml:space="preserve"> </w:t>
+      </w:r>
+      <w:r>
+        <w:rPr>
+          <w:lang w:val="en-AU"/>
+        </w:rPr>
+        <w:t>Grid</w:t>
+      </w:r>
+    </w:p>
+    <w:p>
+      <w:pPr>
+        <w:pStyle w:val="ListParagraph"/>
+        <w:ind w:left="1440" w:firstLine="0"/>
+        <w:rPr>
+          <w:rFonts w:eastAsiaTheme="minorEastAsia"/>
+          <w:lang w:val="en-AU"/>
+        </w:rPr>
+      </w:pPr>
+      <w:r>
+        <w:rPr>
+          <w:rFonts w:ascii="Calibri" w:hAnsi="Calibri" w:cs="Calibri"/>
+          <w:color w:val="000000"/>
+        </w:rPr>
+        <w:t xml:space="preserve">All MCTS outperformed OR-Tools for B30 and Tree MCTS and WU-UCT for B40. This test had high variances in results, demonstrated by the extremely high standard deviation of all MCTS. For B40, </w:t>
+      </w:r>
+      <w:r>
+        <w:rPr>
+          <w:lang w:val="en-AU"/>
+        </w:rPr>
+        <w:t xml:space="preserve">Tree </w:t>
+      </w:r>
+      <m:oMath>
+        <m:r>
+          <w:rPr>
+            <w:rFonts w:ascii="Cambria Math" w:hAnsi="Cambria Math"/>
+            <w:lang w:val="en-AU"/>
+          </w:rPr>
+          <m:t>σ=32</m:t>
+        </m:r>
+      </m:oMath>
+      <w:r>
+        <w:rPr>
+          <w:rFonts w:eastAsiaTheme="minorEastAsia"/>
+          <w:lang w:val="en-AU"/>
+        </w:rPr>
+        <w:t xml:space="preserve">, UCT </w:t>
+      </w:r>
+      <m:oMath>
+        <m:r>
+          <w:rPr>
+            <w:rFonts w:ascii="Cambria Math" w:hAnsi="Cambria Math"/>
+            <w:lang w:val="en-AU"/>
+          </w:rPr>
+          <m:t>σ=</m:t>
+        </m:r>
+        <m:r>
+          <w:rPr>
+            <w:rFonts w:ascii="Cambria Math" w:hAnsi="Cambria Math"/>
+            <w:lang w:val="en-AU"/>
+          </w:rPr>
+          <m:t>19</m:t>
+        </m:r>
+      </m:oMath>
+      <w:r>
+        <w:rPr>
+          <w:rFonts w:eastAsiaTheme="minorEastAsia"/>
+          <w:lang w:val="en-AU"/>
+        </w:rPr>
+        <w:t xml:space="preserve">, VL-UCT </w:t>
+      </w:r>
+      <m:oMath>
+        <m:r>
+          <w:rPr>
+            <w:rFonts w:ascii="Cambria Math" w:hAnsi="Cambria Math"/>
+            <w:lang w:val="en-AU"/>
+          </w:rPr>
+          <m:t>σ=</m:t>
+        </m:r>
+        <m:r>
+          <w:rPr>
+            <w:rFonts w:ascii="Cambria Math" w:hAnsi="Cambria Math"/>
+            <w:lang w:val="en-AU"/>
+          </w:rPr>
+          <m:t>29</m:t>
+        </m:r>
+      </m:oMath>
+      <w:r>
+        <w:rPr>
+          <w:rFonts w:eastAsiaTheme="minorEastAsia"/>
+          <w:lang w:val="en-AU"/>
+        </w:rPr>
+        <w:t xml:space="preserve">, WU-UCT </w:t>
+      </w:r>
+      <m:oMath>
+        <m:r>
+          <w:rPr>
+            <w:rFonts w:ascii="Cambria Math" w:hAnsi="Cambria Math"/>
+            <w:lang w:val="en-AU"/>
+          </w:rPr>
+          <m:t>σ=</m:t>
+        </m:r>
+        <m:r>
+          <w:rPr>
+            <w:rFonts w:ascii="Cambria Math" w:hAnsi="Cambria Math"/>
+            <w:lang w:val="en-AU"/>
+          </w:rPr>
+          <m:t>23</m:t>
+        </m:r>
+      </m:oMath>
+      <w:r>
+        <w:rPr>
+          <w:rFonts w:eastAsiaTheme="minorEastAsia"/>
+          <w:lang w:val="en-AU"/>
+        </w:rPr>
+        <w:t xml:space="preserve">. </w:t>
+      </w:r>
+      <w:r>
+        <w:rPr>
+          <w:rFonts w:ascii="Calibri" w:hAnsi="Calibri" w:cs="Calibri"/>
+          <w:color w:val="000000"/>
+        </w:rPr>
+        <w:t>This suggests that the MCTS struggles to consistently find the corners with high value during each iteration and often misses these areas in the search space</w:t>
+      </w:r>
+      <w:r>
+        <w:rPr>
+          <w:rFonts w:eastAsiaTheme="minorEastAsia"/>
+          <w:lang w:val="en-AU"/>
+        </w:rPr>
+        <w:t>.</w:t>
+      </w:r>
+    </w:p>
+    <w:p>
+      <w:pPr>
+        <w:pStyle w:val="ListParagraph"/>
+        <w:ind w:left="1440" w:firstLine="0"/>
+        <w:rPr>
+          <w:lang w:val="en-AU"/>
+        </w:rPr>
+      </w:pPr>
+    </w:p>
+    <w:p>
+      <w:pPr>
+        <w:pStyle w:val="ListParagraph"/>
+        <w:numPr>
+          <w:ilvl w:val="0"/>
+          <w:numId w:val="5"/>
+        </w:numPr>
+        <w:rPr>
+          <w:lang w:val="en-AU"/>
+        </w:rPr>
+      </w:pPr>
+      <w:r>
+        <w:lastRenderedPageBreak/>
+        <w:t>Edges</w:t>
+      </w:r>
+      <w:r>
+        <w:t xml:space="preserve"> </w:t>
+      </w:r>
+      <w:r>
+        <w:rPr>
+          <w:lang w:val="en-AU"/>
+        </w:rPr>
+        <w:t>Grid</w:t>
+      </w:r>
+    </w:p>
+    <w:p>
+      <w:pPr>
+        <w:pStyle w:val="ListParagraph"/>
+        <w:ind w:left="1440" w:firstLine="0"/>
+        <w:rPr>
+          <w:lang w:val="en-AU"/>
+        </w:rPr>
+      </w:pPr>
+      <w:r>
+        <w:rPr>
+          <w:lang w:val="en-AU"/>
+        </w:rPr>
+        <w:t xml:space="preserve">As with </w:t>
+      </w:r>
+      <w:r>
+        <w:rPr>
+          <w:lang w:val="en-AU"/>
+        </w:rPr>
+        <w:t>Clustered Grid</w:t>
+      </w:r>
+      <w:r>
+        <w:rPr>
+          <w:lang w:val="en-AU"/>
+        </w:rPr>
+        <w:t xml:space="preserve"> MCTS gave grater results then OR-Tools for B30 but was outperformed for B40 on average. For this test the Max score of WU-UCT and Tree outperformed OR-Tools. This is interesting when considering the high variances of this test as with Corner Gird problem the high standard deviation suggests that the MCTS is struggling to </w:t>
+      </w:r>
+      <w:r>
+        <w:rPr>
+          <w:rFonts w:eastAsiaTheme="minorEastAsia"/>
+          <w:lang w:val="en-AU"/>
+        </w:rPr>
+        <w:t xml:space="preserve">consistency </w:t>
+      </w:r>
+      <w:r>
+        <w:rPr>
+          <w:lang w:val="en-AU"/>
+        </w:rPr>
+        <w:t xml:space="preserve">find the areas of high reward density when the rewards are towards the </w:t>
+      </w:r>
+      <w:r>
+        <w:rPr>
+          <w:lang w:val="en-AU"/>
+        </w:rPr>
+        <w:t>outer areas</w:t>
+      </w:r>
+      <w:r>
+        <w:rPr>
+          <w:lang w:val="en-AU"/>
+        </w:rPr>
+        <w:t xml:space="preserve"> of the problem. Further, B40 VL-UCT (567) performed significantly behind the benchmark of OR-Tools (622) showing that VL-UCT did not find areas </w:t>
+      </w:r>
+      <w:r>
+        <w:rPr>
+          <w:lang w:val="en-AU"/>
+        </w:rPr>
+        <w:t>of high reward density</w:t>
+      </w:r>
+      <w:r>
+        <w:rPr>
+          <w:lang w:val="en-AU"/>
+        </w:rPr>
+        <w:t xml:space="preserve"> to the same degree that Tree and WU-UCT did. </w:t>
+      </w:r>
+    </w:p>
+    <w:p>
+      <w:pPr>
+        <w:pStyle w:val="ListParagraph"/>
+        <w:numPr>
+          <w:ilvl w:val="0"/>
+          <w:numId w:val="5"/>
+        </w:numPr>
+        <w:rPr>
+          <w:lang w:val="en-AU"/>
+        </w:rPr>
+      </w:pPr>
+      <w:r>
+        <w:rPr>
+          <w:lang w:val="en-AU"/>
+        </w:rPr>
+        <w:t>Quadrants Grid</w:t>
+      </w:r>
+    </w:p>
+    <w:p>
+      <w:pPr>
+        <w:ind w:left="1440" w:firstLine="0"/>
+        <w:rPr>
+          <w:lang w:val="en-AU"/>
+        </w:rPr>
+      </w:pPr>
+      <w:r>
+        <w:rPr>
+          <w:rFonts w:ascii="Calibri" w:hAnsi="Calibri" w:cs="Calibri"/>
+          <w:color w:val="000000"/>
+        </w:rPr>
+        <w:t>For this problem set the OR-Tools significantly outperformed all MCTS with scores of 414 and 536. WU-UCT scored 414 and 449. This shows that the MCTS struggles with quadrant-separated reward distributions. A probable reason for this is uneven exploration across clusters, where the parallel variants didn’t converge to optimal quadrant selection</w:t>
+      </w:r>
+      <w:r>
+        <w:rPr>
+          <w:lang w:val="en-AU"/>
+        </w:rPr>
+        <w:t>.</w:t>
+      </w:r>
+    </w:p>
+    <w:p>
+      <w:pPr>
+        <w:rPr>
+          <w:lang w:val="en-AU"/>
+        </w:rPr>
+      </w:pPr>
+    </w:p>
+    <w:p>
+      <w:pPr>
+        <w:rPr>
+          <w:rFonts w:ascii="Times New Roman" w:eastAsia="Times New Roman" w:hAnsi="Times New Roman" w:cs="Times New Roman"/>
+          <w:sz w:val="24"/>
+          <w:szCs w:val="24"/>
+          <w:lang w:val="en-AU" w:eastAsia="en-GB"/>
+        </w:rPr>
+      </w:pPr>
+      <w:r>
+        <w:rPr>
+          <w:rFonts w:ascii="Calibri" w:eastAsia="Times New Roman" w:hAnsi="Calibri" w:cs="Calibri"/>
+          <w:color w:val="000000"/>
+          <w:lang w:val="en-AU" w:eastAsia="en-GB"/>
+        </w:rPr>
+        <w:t xml:space="preserve">Across all test instances, the results demonstrate that the parallel MCTS variants consistently outperform the single-threaded UCT baseline. The OR-Tools baseline shows that MCTS often finds valuable paths with comparable rewards. Interestingly, the Tree MCTS outperformed OR-Tools for the B30 problems, excluding the Quadrants grid, while WU-UCT performed better or similarly to OR-Tools for the B40 problems. This could suggest that the simpler Tree parallel MCTS has an advantage for smaller problem paths, as the budget constraints limit possible exploration, well WU-UCT maintains a greater balance of the work. It should be noted that this was completed with two expansions and two simulation works, which may not be the optimal arrangement for four workers.  Furthermore, WU-UCT </w:t>
+      </w:r>
+      <w:r>
+        <w:rPr>
+          <w:rFonts w:ascii="Calibri" w:eastAsia="Times New Roman" w:hAnsi="Calibri" w:cs="Calibri"/>
+          <w:color w:val="000000"/>
+          <w:lang w:val="en-AU" w:eastAsia="en-GB"/>
+        </w:rPr>
+        <w:lastRenderedPageBreak/>
+        <w:t>achieved the highest average rewards on less structured or more expansive grids (edge grid, random grid). This supports the notion that the asynchronous workers favour deeper exploration by reducing locking overheads. VL-UCT underperformed in Test 1 with highly inconsistent results on the structure grid problem. This could show a possible issue with the assigned virtual loss statistic misguides exploration on such problems.</w:t>
+      </w:r>
+    </w:p>
+    <w:p>
+      <w:pPr>
+        <w:spacing w:line="240" w:lineRule="auto"/>
+        <w:ind w:firstLine="0"/>
+        <w:rPr>
+          <w:rFonts w:ascii="Times New Roman" w:eastAsia="Times New Roman" w:hAnsi="Times New Roman" w:cs="Times New Roman"/>
+          <w:sz w:val="24"/>
+          <w:szCs w:val="24"/>
+          <w:lang w:val="en-AU" w:eastAsia="en-GB"/>
+        </w:rPr>
+      </w:pPr>
     </w:p>
     <w:p>
       <w:pPr>
@@ -8338,20 +8879,32 @@
           <w:lang w:val="en-AU"/>
         </w:rPr>
       </w:pPr>
+      <w:r>
+        <w:rPr>
+          <w:lang w:val="en-AU"/>
+        </w:rPr>
+        <w:t xml:space="preserve">Test 2 follows the same structure as Test 1 but increases the number of works to 8. Overall performances remained relatively similar for all methods except WU-UCT. WU-UCT demonstrated stronger gains in several problem sets, such as clustered_b30, edges_b30, and random_b40. This supports the notion that WU-UCT’s asynchronous design scales more effectively with additional workers, where it can utilise the independent simulation to explore deeper than otherwise possible without increasing locking requirements, reducing computational advantages. Interestingly, the performance for the quadrant grid test decreased. A possible cause for this is overlapping exploration, which failed to find a quadrant with high reward density. </w:t>
+      </w:r>
     </w:p>
     <w:p>
       <w:pPr>
-        <w:pStyle w:val="Heading3"/>
+        <w:ind w:firstLine="0"/>
         <w:rPr>
           <w:lang w:val="en-AU"/>
         </w:rPr>
       </w:pPr>
-      <w:r>
-        <w:rPr>
-          <w:lang w:val="en-AU"/>
-        </w:rPr>
-        <w:lastRenderedPageBreak/>
-        <w:t>5.2.3 Test 3</w:t>
+    </w:p>
+    <w:p>
+      <w:pPr>
+        <w:rPr>
+          <w:lang w:val="en-AU"/>
+        </w:rPr>
+      </w:pPr>
+      <w:r>
+        <w:rPr>
+          <w:lang w:val="en-AU"/>
+        </w:rPr>
+        <w:t>Overall, Test 2 results show that Tree MCTS and VL-UCT offer stability with the increased worker count for these small OP, well WU-UCT shows favourable developments.</w:t>
       </w:r>
     </w:p>
     <w:p>
@@ -8372,7 +8925,45 @@
         <w:rPr>
           <w:lang w:val="en-AU"/>
         </w:rPr>
-        <w:t>5.2.4 Test 4</w:t>
+        <w:t>5.2.</w:t>
+      </w:r>
+      <w:r>
+        <w:rPr>
+          <w:lang w:val="en-AU"/>
+        </w:rPr>
+        <w:t>3</w:t>
+      </w:r>
+      <w:r>
+        <w:rPr>
+          <w:lang w:val="en-AU"/>
+        </w:rPr>
+        <w:t xml:space="preserve"> Test </w:t>
+      </w:r>
+      <w:r>
+        <w:rPr>
+          <w:lang w:val="en-AU"/>
+        </w:rPr>
+        <w:t>3</w:t>
+      </w:r>
+    </w:p>
+    <w:p>
+      <w:pPr>
+        <w:rPr>
+          <w:lang w:val="en-AU"/>
+        </w:rPr>
+      </w:pPr>
+      <w:r>
+        <w:rPr>
+          <w:lang w:val="en-AU"/>
+        </w:rPr>
+        <w:t xml:space="preserve">Is to examine how the parallel MCTS handles a large-scale environment. On the large problem set, MCTS was assigned 100,000 iterations, 12 workers and no time constraint. This was to allow all MCTS implementations to complete the iterations. The baseline set by the OR-Tools exceeds that of all </w:t>
+      </w:r>
+      <w:r>
+        <w:rPr>
+          <w:lang w:val="en-AU"/>
+        </w:rPr>
+        <w:lastRenderedPageBreak/>
+        <w:t xml:space="preserve">MCTS implementations. The higher baseline achieved by OR-Tools for these large OP is expected, as it employs a deterministic optimisation framework which returns a solution that approaches the optimal solution. The differences in the stochastic sampling and heuristic exploration approach of MCTS are clear in larger problem spaces. Regardless, the parallel MCTS performed well with WU-UCT, the strongest overall, obtaining results 90–95% of OR-Tools’ solution. This shows that the asynchronous approach and modification of UCT of WU-UCT can be scaled effectively in large search spaces. </w:t>
       </w:r>
     </w:p>
     <w:p>
@@ -8384,6 +8975,65 @@
     </w:p>
     <w:p>
       <w:pPr>
+        <w:rPr>
+          <w:lang w:val="en-AU"/>
+        </w:rPr>
+      </w:pPr>
+      <w:r>
+        <w:rPr>
+          <w:lang w:val="en-AU"/>
+        </w:rPr>
+        <w:t xml:space="preserve">Tree MCTS returned good results for Test 3, but its performance did not scale as well as WU-UCT. This suggests that for </w:t>
+      </w:r>
+      <w:proofErr w:type="gramStart"/>
+      <w:r>
+        <w:rPr>
+          <w:lang w:val="en-AU"/>
+        </w:rPr>
+        <w:t>a large number of</w:t>
+      </w:r>
+      <w:proofErr w:type="gramEnd"/>
+      <w:r>
+        <w:rPr>
+          <w:lang w:val="en-AU"/>
+        </w:rPr>
+        <w:t xml:space="preserve"> workers, Tree MCTS experiences contention that limits its scalability performance.</w:t>
+      </w:r>
+    </w:p>
+    <w:p>
+      <w:pPr>
+        <w:rPr>
+          <w:lang w:val="en-AU"/>
+        </w:rPr>
+      </w:pPr>
+    </w:p>
+    <w:p>
+      <w:pPr>
+        <w:rPr>
+          <w:lang w:val="en-AU"/>
+        </w:rPr>
+      </w:pPr>
+      <w:r>
+        <w:rPr>
+          <w:lang w:val="en-AU"/>
+        </w:rPr>
+        <w:t xml:space="preserve">Standard single-thread UCT performance was as expected for the large problem, falling behind Tree MCTS and WU-UCT. The larger problems highlight the limits of sequential searching in large search spaces that grow exponentially. Finally, VL-UCT performed similarly to UCT, which is supposed as it utilises the same tree structure as Tree MCTS. This suggests an issue in the implementation of VL-UCT. VL-UCT had high variances for most OPs. This suggests the virtual loss penalty is misdirecting exploration, causing </w:t>
+      </w:r>
+      <w:r>
+        <w:rPr>
+          <w:lang w:val="en-AU"/>
+        </w:rPr>
+        <w:t>under exploration</w:t>
+      </w:r>
+      <w:r>
+        <w:rPr>
+          <w:lang w:val="en-AU"/>
+        </w:rPr>
+        <w:t xml:space="preserve"> of promising paths.</w:t>
+      </w:r>
+    </w:p>
+    <w:p>
+      <w:pPr>
         <w:pStyle w:val="Heading3"/>
         <w:rPr>
           <w:lang w:val="en-AU"/>
@@ -8426,10 +9076,45 @@
     </w:p>
     <w:p>
       <w:pPr>
+        <w:ind w:firstLine="0"/>
         <w:rPr>
           <w:lang w:val="en-AU"/>
         </w:rPr>
       </w:pPr>
+      <w:r>
+        <w:rPr>
+          <w:lang w:val="en-AU"/>
+        </w:rPr>
+        <w:t xml:space="preserve">In here add part how </w:t>
+      </w:r>
+      <w:proofErr w:type="spellStart"/>
+      <w:r>
+        <w:rPr>
+          <w:lang w:val="en-AU"/>
+        </w:rPr>
+        <w:t>collios</w:t>
+      </w:r>
+      <w:proofErr w:type="spellEnd"/>
+      <w:r>
+        <w:rPr>
+          <w:lang w:val="en-AU"/>
+        </w:rPr>
+        <w:t xml:space="preserve"> with a table</w:t>
+      </w:r>
+    </w:p>
+    <w:p>
+      <w:pPr>
+        <w:ind w:firstLine="0"/>
+        <w:rPr>
+          <w:lang w:val="en-AU"/>
+        </w:rPr>
+      </w:pPr>
+      <w:r>
+        <w:rPr>
+          <w:lang w:val="en-AU"/>
+        </w:rPr>
+        <w:t xml:space="preserve">Compare tests 1-3 for each problem </w:t>
+      </w:r>
     </w:p>
     <w:p>
       <w:pPr>
@@ -21412,6 +22097,7 @@
     </w:p>
     <w:p>
       <w:pPr>
+        <w:spacing w:after="160" w:line="259" w:lineRule="auto"/>
         <w:ind w:firstLine="0"/>
       </w:pPr>
     </w:p>
@@ -21430,7 +22116,10 @@
       </w:pPr>
       <w:r>
         <w:lastRenderedPageBreak/>
-        <w:t>Table 3</w:t>
+        <w:t xml:space="preserve">Table </w:t>
+      </w:r>
+      <w:r>
+        <w:t>3</w:t>
       </w:r>
     </w:p>
     <w:p>
@@ -21438,6184 +22127,13 @@
         <w:pStyle w:val="Caption"/>
       </w:pPr>
       <w:r>
-        <w:t>Test 3 Results</w:t>
-      </w:r>
-    </w:p>
-    <w:tbl>
-      <w:tblPr>
-        <w:tblStyle w:val="GridTable3"/>
-        <w:tblW w:w="9781" w:type="dxa"/>
-        <w:tblInd w:w="10" w:type="dxa"/>
-        <w:tblLook w:val="04A0" w:firstRow="1" w:lastRow="0" w:firstColumn="1" w:lastColumn="0" w:noHBand="0" w:noVBand="1"/>
-      </w:tblPr>
-      <w:tblGrid>
-        <w:gridCol w:w="2336"/>
-        <w:gridCol w:w="1391"/>
-        <w:gridCol w:w="1228"/>
-        <w:gridCol w:w="2162"/>
-        <w:gridCol w:w="1270"/>
-        <w:gridCol w:w="1394"/>
-      </w:tblGrid>
-      <w:tr>
-        <w:trPr>
-          <w:cnfStyle w:val="100000000000" w:firstRow="1" w:lastRow="0" w:firstColumn="0" w:lastColumn="0" w:oddVBand="0" w:evenVBand="0" w:oddHBand="0" w:evenHBand="0" w:firstRowFirstColumn="0" w:firstRowLastColumn="0" w:lastRowFirstColumn="0" w:lastRowLastColumn="0"/>
-        </w:trPr>
-        <w:tc>
-          <w:tcPr>
-            <w:cnfStyle w:val="001000000100" w:firstRow="0" w:lastRow="0" w:firstColumn="1" w:lastColumn="0" w:oddVBand="0" w:evenVBand="0" w:oddHBand="0" w:evenHBand="0" w:firstRowFirstColumn="1" w:firstRowLastColumn="0" w:lastRowFirstColumn="0" w:lastRowLastColumn="0"/>
-            <w:tcW w:w="2336" w:type="dxa"/>
-          </w:tcPr>
-          <w:p>
-            <w:pPr>
-              <w:ind w:firstLine="0"/>
-            </w:pPr>
-            <w:r>
-              <w:t>Problem</w:t>
-            </w:r>
-          </w:p>
-        </w:tc>
-        <w:tc>
-          <w:tcPr>
-            <w:tcW w:w="1391" w:type="dxa"/>
-          </w:tcPr>
-          <w:p>
-            <w:pPr>
-              <w:ind w:firstLine="0"/>
-              <w:cnfStyle w:val="100000000000" w:firstRow="1" w:lastRow="0" w:firstColumn="0" w:lastColumn="0" w:oddVBand="0" w:evenVBand="0" w:oddHBand="0" w:evenHBand="0" w:firstRowFirstColumn="0" w:firstRowLastColumn="0" w:lastRowFirstColumn="0" w:lastRowLastColumn="0"/>
-            </w:pPr>
-            <w:r>
-              <w:t>Algorithm</w:t>
-            </w:r>
-          </w:p>
-        </w:tc>
-        <w:tc>
-          <w:tcPr>
-            <w:tcW w:w="1228" w:type="dxa"/>
-          </w:tcPr>
-          <w:p>
-            <w:pPr>
-              <w:ind w:firstLine="0"/>
-              <w:cnfStyle w:val="100000000000" w:firstRow="1" w:lastRow="0" w:firstColumn="0" w:lastColumn="0" w:oddVBand="0" w:evenVBand="0" w:oddHBand="0" w:evenHBand="0" w:firstRowFirstColumn="0" w:firstRowLastColumn="0" w:lastRowFirstColumn="0" w:lastRowLastColumn="0"/>
-            </w:pPr>
-            <w:r>
-              <w:t>Mean</w:t>
-            </w:r>
-          </w:p>
-        </w:tc>
-        <w:tc>
-          <w:tcPr>
-            <w:tcW w:w="2162" w:type="dxa"/>
-          </w:tcPr>
-          <w:p>
-            <w:pPr>
-              <w:ind w:firstLine="0"/>
-              <w:cnfStyle w:val="100000000000" w:firstRow="1" w:lastRow="0" w:firstColumn="0" w:lastColumn="0" w:oddVBand="0" w:evenVBand="0" w:oddHBand="0" w:evenHBand="0" w:firstRowFirstColumn="0" w:firstRowLastColumn="0" w:lastRowFirstColumn="0" w:lastRowLastColumn="0"/>
-            </w:pPr>
-            <w:r>
-              <w:t>Standard Deviation</w:t>
-            </w:r>
-          </w:p>
-        </w:tc>
-        <w:tc>
-          <w:tcPr>
-            <w:tcW w:w="1270" w:type="dxa"/>
-          </w:tcPr>
-          <w:p>
-            <w:pPr>
-              <w:ind w:firstLine="0"/>
-              <w:cnfStyle w:val="100000000000" w:firstRow="1" w:lastRow="0" w:firstColumn="0" w:lastColumn="0" w:oddVBand="0" w:evenVBand="0" w:oddHBand="0" w:evenHBand="0" w:firstRowFirstColumn="0" w:firstRowLastColumn="0" w:lastRowFirstColumn="0" w:lastRowLastColumn="0"/>
-            </w:pPr>
-            <w:r>
-              <w:t>M</w:t>
-            </w:r>
-            <w:r>
-              <w:t>inimum</w:t>
-            </w:r>
-          </w:p>
-        </w:tc>
-        <w:tc>
-          <w:tcPr>
-            <w:tcW w:w="1394" w:type="dxa"/>
-          </w:tcPr>
-          <w:p>
-            <w:pPr>
-              <w:ind w:firstLine="0"/>
-              <w:cnfStyle w:val="100000000000" w:firstRow="1" w:lastRow="0" w:firstColumn="0" w:lastColumn="0" w:oddVBand="0" w:evenVBand="0" w:oddHBand="0" w:evenHBand="0" w:firstRowFirstColumn="0" w:firstRowLastColumn="0" w:lastRowFirstColumn="0" w:lastRowLastColumn="0"/>
-            </w:pPr>
-            <w:r>
-              <w:t>M</w:t>
-            </w:r>
-            <w:r>
-              <w:t>aximum</w:t>
-            </w:r>
-          </w:p>
-        </w:tc>
-      </w:tr>
-      <w:tr>
-        <w:trPr>
-          <w:cnfStyle w:val="000000100000" w:firstRow="0" w:lastRow="0" w:firstColumn="0" w:lastColumn="0" w:oddVBand="0" w:evenVBand="0" w:oddHBand="1" w:evenHBand="0" w:firstRowFirstColumn="0" w:firstRowLastColumn="0" w:lastRowFirstColumn="0" w:lastRowLastColumn="0"/>
-        </w:trPr>
-        <w:tc>
-          <w:tcPr>
-            <w:cnfStyle w:val="001000000000" w:firstRow="0" w:lastRow="0" w:firstColumn="1" w:lastColumn="0" w:oddVBand="0" w:evenVBand="0" w:oddHBand="0" w:evenHBand="0" w:firstRowFirstColumn="0" w:firstRowLastColumn="0" w:lastRowFirstColumn="0" w:lastRowLastColumn="0"/>
-            <w:tcW w:w="2336" w:type="dxa"/>
-          </w:tcPr>
-          <w:p>
-            <w:pPr>
-              <w:ind w:firstLine="0"/>
-              <w:jc w:val="left"/>
-            </w:pPr>
-            <w:r>
-              <w:t>grid_10x10_b30.txt</w:t>
-            </w:r>
-          </w:p>
-        </w:tc>
-        <w:tc>
-          <w:tcPr>
-            <w:tcW w:w="1391" w:type="dxa"/>
-          </w:tcPr>
-          <w:p>
-            <w:pPr>
-              <w:ind w:firstLine="0"/>
-              <w:cnfStyle w:val="000000100000" w:firstRow="0" w:lastRow="0" w:firstColumn="0" w:lastColumn="0" w:oddVBand="0" w:evenVBand="0" w:oddHBand="1" w:evenHBand="0" w:firstRowFirstColumn="0" w:firstRowLastColumn="0" w:lastRowFirstColumn="0" w:lastRowLastColumn="0"/>
-            </w:pPr>
-            <w:r>
-              <w:t>OR-Tools</w:t>
-            </w:r>
-          </w:p>
-        </w:tc>
-        <w:tc>
-          <w:tcPr>
-            <w:tcW w:w="1228" w:type="dxa"/>
-            <w:vAlign w:val="bottom"/>
-          </w:tcPr>
-          <w:p>
-            <w:pPr>
-              <w:ind w:firstLine="0"/>
-              <w:cnfStyle w:val="000000100000" w:firstRow="0" w:lastRow="0" w:firstColumn="0" w:lastColumn="0" w:oddVBand="0" w:evenVBand="0" w:oddHBand="1" w:evenHBand="0" w:firstRowFirstColumn="0" w:firstRowLastColumn="0" w:lastRowFirstColumn="0" w:lastRowLastColumn="0"/>
-            </w:pPr>
-            <w:r>
-              <w:rPr>
-                <w:rFonts w:ascii="Aptos Narrow" w:hAnsi="Aptos Narrow"/>
-                <w:color w:val="000000"/>
-              </w:rPr>
-              <w:t>303</w:t>
-            </w:r>
-          </w:p>
-        </w:tc>
-        <w:tc>
-          <w:tcPr>
-            <w:tcW w:w="2162" w:type="dxa"/>
-            <w:vAlign w:val="bottom"/>
-          </w:tcPr>
-          <w:p>
-            <w:pPr>
-              <w:ind w:firstLine="0"/>
-              <w:cnfStyle w:val="000000100000" w:firstRow="0" w:lastRow="0" w:firstColumn="0" w:lastColumn="0" w:oddVBand="0" w:evenVBand="0" w:oddHBand="1" w:evenHBand="0" w:firstRowFirstColumn="0" w:firstRowLastColumn="0" w:lastRowFirstColumn="0" w:lastRowLastColumn="0"/>
-            </w:pPr>
-          </w:p>
-        </w:tc>
-        <w:tc>
-          <w:tcPr>
-            <w:tcW w:w="1270" w:type="dxa"/>
-            <w:vAlign w:val="bottom"/>
-          </w:tcPr>
-          <w:p>
-            <w:pPr>
-              <w:ind w:firstLine="0"/>
-              <w:cnfStyle w:val="000000100000" w:firstRow="0" w:lastRow="0" w:firstColumn="0" w:lastColumn="0" w:oddVBand="0" w:evenVBand="0" w:oddHBand="1" w:evenHBand="0" w:firstRowFirstColumn="0" w:firstRowLastColumn="0" w:lastRowFirstColumn="0" w:lastRowLastColumn="0"/>
-            </w:pPr>
-            <w:r>
-              <w:rPr>
-                <w:rFonts w:ascii="Aptos Narrow" w:hAnsi="Aptos Narrow"/>
-                <w:color w:val="000000"/>
-              </w:rPr>
-              <w:t>303</w:t>
-            </w:r>
-          </w:p>
-        </w:tc>
-        <w:tc>
-          <w:tcPr>
-            <w:tcW w:w="1394" w:type="dxa"/>
-            <w:vAlign w:val="bottom"/>
-          </w:tcPr>
-          <w:p>
-            <w:pPr>
-              <w:ind w:firstLine="0"/>
-              <w:cnfStyle w:val="000000100000" w:firstRow="0" w:lastRow="0" w:firstColumn="0" w:lastColumn="0" w:oddVBand="0" w:evenVBand="0" w:oddHBand="1" w:evenHBand="0" w:firstRowFirstColumn="0" w:firstRowLastColumn="0" w:lastRowFirstColumn="0" w:lastRowLastColumn="0"/>
-            </w:pPr>
-            <w:r>
-              <w:rPr>
-                <w:rFonts w:ascii="Aptos Narrow" w:hAnsi="Aptos Narrow"/>
-                <w:color w:val="000000"/>
-              </w:rPr>
-              <w:t>303</w:t>
-            </w:r>
-          </w:p>
-        </w:tc>
-      </w:tr>
-      <w:tr>
-        <w:tc>
-          <w:tcPr>
-            <w:cnfStyle w:val="001000000000" w:firstRow="0" w:lastRow="0" w:firstColumn="1" w:lastColumn="0" w:oddVBand="0" w:evenVBand="0" w:oddHBand="0" w:evenHBand="0" w:firstRowFirstColumn="0" w:firstRowLastColumn="0" w:lastRowFirstColumn="0" w:lastRowLastColumn="0"/>
-            <w:tcW w:w="2336" w:type="dxa"/>
-          </w:tcPr>
-          <w:p>
-            <w:pPr>
-              <w:ind w:firstLine="0"/>
-            </w:pPr>
-          </w:p>
-        </w:tc>
-        <w:tc>
-          <w:tcPr>
-            <w:tcW w:w="1391" w:type="dxa"/>
-          </w:tcPr>
-          <w:p>
-            <w:pPr>
-              <w:ind w:firstLine="0"/>
-              <w:cnfStyle w:val="000000000000" w:firstRow="0" w:lastRow="0" w:firstColumn="0" w:lastColumn="0" w:oddVBand="0" w:evenVBand="0" w:oddHBand="0" w:evenHBand="0" w:firstRowFirstColumn="0" w:firstRowLastColumn="0" w:lastRowFirstColumn="0" w:lastRowLastColumn="0"/>
-            </w:pPr>
-            <w:r>
-              <w:t>Tree</w:t>
-            </w:r>
-          </w:p>
-        </w:tc>
-        <w:tc>
-          <w:tcPr>
-            <w:tcW w:w="1228" w:type="dxa"/>
-            <w:vAlign w:val="bottom"/>
-          </w:tcPr>
-          <w:p>
-            <w:pPr>
-              <w:ind w:firstLine="0"/>
-              <w:cnfStyle w:val="000000000000" w:firstRow="0" w:lastRow="0" w:firstColumn="0" w:lastColumn="0" w:oddVBand="0" w:evenVBand="0" w:oddHBand="0" w:evenHBand="0" w:firstRowFirstColumn="0" w:firstRowLastColumn="0" w:lastRowFirstColumn="0" w:lastRowLastColumn="0"/>
-            </w:pPr>
-            <w:r>
-              <w:rPr>
-                <w:rFonts w:ascii="Aptos Narrow" w:hAnsi="Aptos Narrow"/>
-                <w:color w:val="000000"/>
-              </w:rPr>
-              <w:t>433.4</w:t>
-            </w:r>
-          </w:p>
-        </w:tc>
-        <w:tc>
-          <w:tcPr>
-            <w:tcW w:w="2162" w:type="dxa"/>
-            <w:vAlign w:val="bottom"/>
-          </w:tcPr>
-          <w:p>
-            <w:pPr>
-              <w:ind w:firstLine="0"/>
-              <w:cnfStyle w:val="000000000000" w:firstRow="0" w:lastRow="0" w:firstColumn="0" w:lastColumn="0" w:oddVBand="0" w:evenVBand="0" w:oddHBand="0" w:evenHBand="0" w:firstRowFirstColumn="0" w:firstRowLastColumn="0" w:lastRowFirstColumn="0" w:lastRowLastColumn="0"/>
-            </w:pPr>
-            <w:r>
-              <w:rPr>
-                <w:rFonts w:ascii="Aptos Narrow" w:hAnsi="Aptos Narrow"/>
-                <w:color w:val="000000"/>
-              </w:rPr>
-              <w:t>32.31563</w:t>
-            </w:r>
-          </w:p>
-        </w:tc>
-        <w:tc>
-          <w:tcPr>
-            <w:tcW w:w="1270" w:type="dxa"/>
-            <w:vAlign w:val="bottom"/>
-          </w:tcPr>
-          <w:p>
-            <w:pPr>
-              <w:ind w:firstLine="0"/>
-              <w:cnfStyle w:val="000000000000" w:firstRow="0" w:lastRow="0" w:firstColumn="0" w:lastColumn="0" w:oddVBand="0" w:evenVBand="0" w:oddHBand="0" w:evenHBand="0" w:firstRowFirstColumn="0" w:firstRowLastColumn="0" w:lastRowFirstColumn="0" w:lastRowLastColumn="0"/>
-            </w:pPr>
-            <w:r>
-              <w:rPr>
-                <w:rFonts w:ascii="Aptos Narrow" w:hAnsi="Aptos Narrow"/>
-                <w:color w:val="000000"/>
-              </w:rPr>
-              <w:t>395</w:t>
-            </w:r>
-          </w:p>
-        </w:tc>
-        <w:tc>
-          <w:tcPr>
-            <w:tcW w:w="1394" w:type="dxa"/>
-            <w:vAlign w:val="bottom"/>
-          </w:tcPr>
-          <w:p>
-            <w:pPr>
-              <w:ind w:firstLine="0"/>
-              <w:cnfStyle w:val="000000000000" w:firstRow="0" w:lastRow="0" w:firstColumn="0" w:lastColumn="0" w:oddVBand="0" w:evenVBand="0" w:oddHBand="0" w:evenHBand="0" w:firstRowFirstColumn="0" w:firstRowLastColumn="0" w:lastRowFirstColumn="0" w:lastRowLastColumn="0"/>
-            </w:pPr>
-            <w:r>
-              <w:rPr>
-                <w:rFonts w:ascii="Aptos Narrow" w:hAnsi="Aptos Narrow"/>
-                <w:color w:val="000000"/>
-              </w:rPr>
-              <w:t>473</w:t>
-            </w:r>
-          </w:p>
-        </w:tc>
-      </w:tr>
-      <w:tr>
-        <w:trPr>
-          <w:cnfStyle w:val="000000100000" w:firstRow="0" w:lastRow="0" w:firstColumn="0" w:lastColumn="0" w:oddVBand="0" w:evenVBand="0" w:oddHBand="1" w:evenHBand="0" w:firstRowFirstColumn="0" w:firstRowLastColumn="0" w:lastRowFirstColumn="0" w:lastRowLastColumn="0"/>
-        </w:trPr>
-        <w:tc>
-          <w:tcPr>
-            <w:cnfStyle w:val="001000000000" w:firstRow="0" w:lastRow="0" w:firstColumn="1" w:lastColumn="0" w:oddVBand="0" w:evenVBand="0" w:oddHBand="0" w:evenHBand="0" w:firstRowFirstColumn="0" w:firstRowLastColumn="0" w:lastRowFirstColumn="0" w:lastRowLastColumn="0"/>
-            <w:tcW w:w="2336" w:type="dxa"/>
-          </w:tcPr>
-          <w:p>
-            <w:pPr>
-              <w:ind w:firstLine="0"/>
-            </w:pPr>
-          </w:p>
-        </w:tc>
-        <w:tc>
-          <w:tcPr>
-            <w:tcW w:w="1391" w:type="dxa"/>
-          </w:tcPr>
-          <w:p>
-            <w:pPr>
-              <w:ind w:firstLine="0"/>
-              <w:cnfStyle w:val="000000100000" w:firstRow="0" w:lastRow="0" w:firstColumn="0" w:lastColumn="0" w:oddVBand="0" w:evenVBand="0" w:oddHBand="1" w:evenHBand="0" w:firstRowFirstColumn="0" w:firstRowLastColumn="0" w:lastRowFirstColumn="0" w:lastRowLastColumn="0"/>
-            </w:pPr>
-            <w:r>
-              <w:t>UCT</w:t>
-            </w:r>
-          </w:p>
-        </w:tc>
-        <w:tc>
-          <w:tcPr>
-            <w:tcW w:w="1228" w:type="dxa"/>
-            <w:vAlign w:val="bottom"/>
-          </w:tcPr>
-          <w:p>
-            <w:pPr>
-              <w:ind w:firstLine="0"/>
-              <w:cnfStyle w:val="000000100000" w:firstRow="0" w:lastRow="0" w:firstColumn="0" w:lastColumn="0" w:oddVBand="0" w:evenVBand="0" w:oddHBand="1" w:evenHBand="0" w:firstRowFirstColumn="0" w:firstRowLastColumn="0" w:lastRowFirstColumn="0" w:lastRowLastColumn="0"/>
-            </w:pPr>
-            <w:r>
-              <w:rPr>
-                <w:rFonts w:ascii="Aptos Narrow" w:hAnsi="Aptos Narrow"/>
-                <w:color w:val="000000"/>
-              </w:rPr>
-              <w:t>349.2</w:t>
-            </w:r>
-          </w:p>
-        </w:tc>
-        <w:tc>
-          <w:tcPr>
-            <w:tcW w:w="2162" w:type="dxa"/>
-            <w:vAlign w:val="bottom"/>
-          </w:tcPr>
-          <w:p>
-            <w:pPr>
-              <w:ind w:firstLine="0"/>
-              <w:cnfStyle w:val="000000100000" w:firstRow="0" w:lastRow="0" w:firstColumn="0" w:lastColumn="0" w:oddVBand="0" w:evenVBand="0" w:oddHBand="1" w:evenHBand="0" w:firstRowFirstColumn="0" w:firstRowLastColumn="0" w:lastRowFirstColumn="0" w:lastRowLastColumn="0"/>
-            </w:pPr>
-            <w:r>
-              <w:rPr>
-                <w:rFonts w:ascii="Aptos Narrow" w:hAnsi="Aptos Narrow"/>
-                <w:color w:val="000000"/>
-              </w:rPr>
-              <w:t>11.3446</w:t>
-            </w:r>
-          </w:p>
-        </w:tc>
-        <w:tc>
-          <w:tcPr>
-            <w:tcW w:w="1270" w:type="dxa"/>
-            <w:vAlign w:val="bottom"/>
-          </w:tcPr>
-          <w:p>
-            <w:pPr>
-              <w:ind w:firstLine="0"/>
-              <w:cnfStyle w:val="000000100000" w:firstRow="0" w:lastRow="0" w:firstColumn="0" w:lastColumn="0" w:oddVBand="0" w:evenVBand="0" w:oddHBand="1" w:evenHBand="0" w:firstRowFirstColumn="0" w:firstRowLastColumn="0" w:lastRowFirstColumn="0" w:lastRowLastColumn="0"/>
-            </w:pPr>
-            <w:r>
-              <w:rPr>
-                <w:rFonts w:ascii="Aptos Narrow" w:hAnsi="Aptos Narrow"/>
-                <w:color w:val="000000"/>
-              </w:rPr>
-              <w:t>338</w:t>
-            </w:r>
-          </w:p>
-        </w:tc>
-        <w:tc>
-          <w:tcPr>
-            <w:tcW w:w="1394" w:type="dxa"/>
-            <w:vAlign w:val="bottom"/>
-          </w:tcPr>
-          <w:p>
-            <w:pPr>
-              <w:ind w:firstLine="0"/>
-              <w:cnfStyle w:val="000000100000" w:firstRow="0" w:lastRow="0" w:firstColumn="0" w:lastColumn="0" w:oddVBand="0" w:evenVBand="0" w:oddHBand="1" w:evenHBand="0" w:firstRowFirstColumn="0" w:firstRowLastColumn="0" w:lastRowFirstColumn="0" w:lastRowLastColumn="0"/>
-            </w:pPr>
-            <w:r>
-              <w:rPr>
-                <w:rFonts w:ascii="Aptos Narrow" w:hAnsi="Aptos Narrow"/>
-                <w:color w:val="000000"/>
-              </w:rPr>
-              <w:t>365</w:t>
-            </w:r>
-          </w:p>
-        </w:tc>
-      </w:tr>
-      <w:tr>
-        <w:tc>
-          <w:tcPr>
-            <w:cnfStyle w:val="001000000000" w:firstRow="0" w:lastRow="0" w:firstColumn="1" w:lastColumn="0" w:oddVBand="0" w:evenVBand="0" w:oddHBand="0" w:evenHBand="0" w:firstRowFirstColumn="0" w:firstRowLastColumn="0" w:lastRowFirstColumn="0" w:lastRowLastColumn="0"/>
-            <w:tcW w:w="2336" w:type="dxa"/>
-          </w:tcPr>
-          <w:p>
-            <w:pPr>
-              <w:ind w:firstLine="0"/>
-            </w:pPr>
-          </w:p>
-        </w:tc>
-        <w:tc>
-          <w:tcPr>
-            <w:tcW w:w="1391" w:type="dxa"/>
-          </w:tcPr>
-          <w:p>
-            <w:pPr>
-              <w:ind w:firstLine="0"/>
-              <w:cnfStyle w:val="000000000000" w:firstRow="0" w:lastRow="0" w:firstColumn="0" w:lastColumn="0" w:oddVBand="0" w:evenVBand="0" w:oddHBand="0" w:evenHBand="0" w:firstRowFirstColumn="0" w:firstRowLastColumn="0" w:lastRowFirstColumn="0" w:lastRowLastColumn="0"/>
-            </w:pPr>
-            <w:r>
-              <w:t>VL-UCT</w:t>
-            </w:r>
-          </w:p>
-        </w:tc>
-        <w:tc>
-          <w:tcPr>
-            <w:tcW w:w="1228" w:type="dxa"/>
-            <w:vAlign w:val="bottom"/>
-          </w:tcPr>
-          <w:p>
-            <w:pPr>
-              <w:ind w:firstLine="0"/>
-              <w:cnfStyle w:val="000000000000" w:firstRow="0" w:lastRow="0" w:firstColumn="0" w:lastColumn="0" w:oddVBand="0" w:evenVBand="0" w:oddHBand="0" w:evenHBand="0" w:firstRowFirstColumn="0" w:firstRowLastColumn="0" w:lastRowFirstColumn="0" w:lastRowLastColumn="0"/>
-            </w:pPr>
-            <w:r>
-              <w:rPr>
-                <w:rFonts w:ascii="Aptos Narrow" w:hAnsi="Aptos Narrow"/>
-                <w:color w:val="000000"/>
-              </w:rPr>
-              <w:t>328.2</w:t>
-            </w:r>
-          </w:p>
-        </w:tc>
-        <w:tc>
-          <w:tcPr>
-            <w:tcW w:w="2162" w:type="dxa"/>
-            <w:vAlign w:val="bottom"/>
-          </w:tcPr>
-          <w:p>
-            <w:pPr>
-              <w:ind w:firstLine="0"/>
-              <w:cnfStyle w:val="000000000000" w:firstRow="0" w:lastRow="0" w:firstColumn="0" w:lastColumn="0" w:oddVBand="0" w:evenVBand="0" w:oddHBand="0" w:evenHBand="0" w:firstRowFirstColumn="0" w:firstRowLastColumn="0" w:lastRowFirstColumn="0" w:lastRowLastColumn="0"/>
-            </w:pPr>
-            <w:r>
-              <w:rPr>
-                <w:rFonts w:ascii="Aptos Narrow" w:hAnsi="Aptos Narrow"/>
-                <w:color w:val="000000"/>
-              </w:rPr>
-              <w:t>14.30734</w:t>
-            </w:r>
-          </w:p>
-        </w:tc>
-        <w:tc>
-          <w:tcPr>
-            <w:tcW w:w="1270" w:type="dxa"/>
-            <w:vAlign w:val="bottom"/>
-          </w:tcPr>
-          <w:p>
-            <w:pPr>
-              <w:ind w:firstLine="0"/>
-              <w:cnfStyle w:val="000000000000" w:firstRow="0" w:lastRow="0" w:firstColumn="0" w:lastColumn="0" w:oddVBand="0" w:evenVBand="0" w:oddHBand="0" w:evenHBand="0" w:firstRowFirstColumn="0" w:firstRowLastColumn="0" w:lastRowFirstColumn="0" w:lastRowLastColumn="0"/>
-            </w:pPr>
-            <w:r>
-              <w:rPr>
-                <w:rFonts w:ascii="Aptos Narrow" w:hAnsi="Aptos Narrow"/>
-                <w:color w:val="000000"/>
-              </w:rPr>
-              <w:t>304</w:t>
-            </w:r>
-          </w:p>
-        </w:tc>
-        <w:tc>
-          <w:tcPr>
-            <w:tcW w:w="1394" w:type="dxa"/>
-            <w:vAlign w:val="bottom"/>
-          </w:tcPr>
-          <w:p>
-            <w:pPr>
-              <w:ind w:firstLine="0"/>
-              <w:cnfStyle w:val="000000000000" w:firstRow="0" w:lastRow="0" w:firstColumn="0" w:lastColumn="0" w:oddVBand="0" w:evenVBand="0" w:oddHBand="0" w:evenHBand="0" w:firstRowFirstColumn="0" w:firstRowLastColumn="0" w:lastRowFirstColumn="0" w:lastRowLastColumn="0"/>
-            </w:pPr>
-            <w:r>
-              <w:rPr>
-                <w:rFonts w:ascii="Aptos Narrow" w:hAnsi="Aptos Narrow"/>
-                <w:color w:val="000000"/>
-              </w:rPr>
-              <w:t>341</w:t>
-            </w:r>
-          </w:p>
-        </w:tc>
-      </w:tr>
-      <w:tr>
-        <w:trPr>
-          <w:cnfStyle w:val="000000100000" w:firstRow="0" w:lastRow="0" w:firstColumn="0" w:lastColumn="0" w:oddVBand="0" w:evenVBand="0" w:oddHBand="1" w:evenHBand="0" w:firstRowFirstColumn="0" w:firstRowLastColumn="0" w:lastRowFirstColumn="0" w:lastRowLastColumn="0"/>
-        </w:trPr>
-        <w:tc>
-          <w:tcPr>
-            <w:cnfStyle w:val="001000000000" w:firstRow="0" w:lastRow="0" w:firstColumn="1" w:lastColumn="0" w:oddVBand="0" w:evenVBand="0" w:oddHBand="0" w:evenHBand="0" w:firstRowFirstColumn="0" w:firstRowLastColumn="0" w:lastRowFirstColumn="0" w:lastRowLastColumn="0"/>
-            <w:tcW w:w="2336" w:type="dxa"/>
-          </w:tcPr>
-          <w:p>
-            <w:pPr>
-              <w:ind w:firstLine="0"/>
-            </w:pPr>
-          </w:p>
-        </w:tc>
-        <w:tc>
-          <w:tcPr>
-            <w:tcW w:w="1391" w:type="dxa"/>
-          </w:tcPr>
-          <w:p>
-            <w:pPr>
-              <w:ind w:firstLine="0"/>
-              <w:cnfStyle w:val="000000100000" w:firstRow="0" w:lastRow="0" w:firstColumn="0" w:lastColumn="0" w:oddVBand="0" w:evenVBand="0" w:oddHBand="1" w:evenHBand="0" w:firstRowFirstColumn="0" w:firstRowLastColumn="0" w:lastRowFirstColumn="0" w:lastRowLastColumn="0"/>
-            </w:pPr>
-            <w:r>
-              <w:t>WU-UCT</w:t>
-            </w:r>
-          </w:p>
-        </w:tc>
-        <w:tc>
-          <w:tcPr>
-            <w:tcW w:w="1228" w:type="dxa"/>
-            <w:vAlign w:val="bottom"/>
-          </w:tcPr>
-          <w:p>
-            <w:pPr>
-              <w:ind w:firstLine="0"/>
-              <w:cnfStyle w:val="000000100000" w:firstRow="0" w:lastRow="0" w:firstColumn="0" w:lastColumn="0" w:oddVBand="0" w:evenVBand="0" w:oddHBand="1" w:evenHBand="0" w:firstRowFirstColumn="0" w:firstRowLastColumn="0" w:lastRowFirstColumn="0" w:lastRowLastColumn="0"/>
-            </w:pPr>
-            <w:r>
-              <w:rPr>
-                <w:rFonts w:ascii="Aptos Narrow" w:hAnsi="Aptos Narrow"/>
-                <w:color w:val="000000"/>
-              </w:rPr>
-              <w:t>372.2</w:t>
-            </w:r>
-          </w:p>
-        </w:tc>
-        <w:tc>
-          <w:tcPr>
-            <w:tcW w:w="2162" w:type="dxa"/>
-            <w:vAlign w:val="bottom"/>
-          </w:tcPr>
-          <w:p>
-            <w:pPr>
-              <w:ind w:firstLine="0"/>
-              <w:cnfStyle w:val="000000100000" w:firstRow="0" w:lastRow="0" w:firstColumn="0" w:lastColumn="0" w:oddVBand="0" w:evenVBand="0" w:oddHBand="1" w:evenHBand="0" w:firstRowFirstColumn="0" w:firstRowLastColumn="0" w:lastRowFirstColumn="0" w:lastRowLastColumn="0"/>
-            </w:pPr>
-            <w:r>
-              <w:rPr>
-                <w:rFonts w:ascii="Aptos Narrow" w:hAnsi="Aptos Narrow"/>
-                <w:color w:val="000000"/>
-              </w:rPr>
-              <w:t>17.10848</w:t>
-            </w:r>
-          </w:p>
-        </w:tc>
-        <w:tc>
-          <w:tcPr>
-            <w:tcW w:w="1270" w:type="dxa"/>
-            <w:vAlign w:val="bottom"/>
-          </w:tcPr>
-          <w:p>
-            <w:pPr>
-              <w:ind w:firstLine="0"/>
-              <w:cnfStyle w:val="000000100000" w:firstRow="0" w:lastRow="0" w:firstColumn="0" w:lastColumn="0" w:oddVBand="0" w:evenVBand="0" w:oddHBand="1" w:evenHBand="0" w:firstRowFirstColumn="0" w:firstRowLastColumn="0" w:lastRowFirstColumn="0" w:lastRowLastColumn="0"/>
-            </w:pPr>
-            <w:r>
-              <w:rPr>
-                <w:rFonts w:ascii="Aptos Narrow" w:hAnsi="Aptos Narrow"/>
-                <w:color w:val="000000"/>
-              </w:rPr>
-              <w:t>358</w:t>
-            </w:r>
-          </w:p>
-        </w:tc>
-        <w:tc>
-          <w:tcPr>
-            <w:tcW w:w="1394" w:type="dxa"/>
-            <w:vAlign w:val="bottom"/>
-          </w:tcPr>
-          <w:p>
-            <w:pPr>
-              <w:ind w:firstLine="0"/>
-              <w:cnfStyle w:val="000000100000" w:firstRow="0" w:lastRow="0" w:firstColumn="0" w:lastColumn="0" w:oddVBand="0" w:evenVBand="0" w:oddHBand="1" w:evenHBand="0" w:firstRowFirstColumn="0" w:firstRowLastColumn="0" w:lastRowFirstColumn="0" w:lastRowLastColumn="0"/>
-            </w:pPr>
-            <w:r>
-              <w:rPr>
-                <w:rFonts w:ascii="Aptos Narrow" w:hAnsi="Aptos Narrow"/>
-                <w:color w:val="000000"/>
-              </w:rPr>
-              <w:t>395</w:t>
-            </w:r>
-          </w:p>
-        </w:tc>
-      </w:tr>
-      <w:tr>
-        <w:tc>
-          <w:tcPr>
-            <w:cnfStyle w:val="001000000000" w:firstRow="0" w:lastRow="0" w:firstColumn="1" w:lastColumn="0" w:oddVBand="0" w:evenVBand="0" w:oddHBand="0" w:evenHBand="0" w:firstRowFirstColumn="0" w:firstRowLastColumn="0" w:lastRowFirstColumn="0" w:lastRowLastColumn="0"/>
-            <w:tcW w:w="2336" w:type="dxa"/>
-          </w:tcPr>
-          <w:p>
-            <w:pPr>
-              <w:ind w:firstLine="0"/>
-            </w:pPr>
-          </w:p>
-        </w:tc>
-        <w:tc>
-          <w:tcPr>
-            <w:tcW w:w="7445" w:type="dxa"/>
-            <w:gridSpan w:val="5"/>
-          </w:tcPr>
-          <w:p>
-            <w:pPr>
-              <w:ind w:firstLine="0"/>
-              <w:cnfStyle w:val="000000000000" w:firstRow="0" w:lastRow="0" w:firstColumn="0" w:lastColumn="0" w:oddVBand="0" w:evenVBand="0" w:oddHBand="0" w:evenHBand="0" w:firstRowFirstColumn="0" w:firstRowLastColumn="0" w:lastRowFirstColumn="0" w:lastRowLastColumn="0"/>
-            </w:pPr>
-          </w:p>
-        </w:tc>
-      </w:tr>
-      <w:tr>
-        <w:trPr>
-          <w:cnfStyle w:val="000000100000" w:firstRow="0" w:lastRow="0" w:firstColumn="0" w:lastColumn="0" w:oddVBand="0" w:evenVBand="0" w:oddHBand="1" w:evenHBand="0" w:firstRowFirstColumn="0" w:firstRowLastColumn="0" w:lastRowFirstColumn="0" w:lastRowLastColumn="0"/>
-        </w:trPr>
-        <w:tc>
-          <w:tcPr>
-            <w:cnfStyle w:val="001000000000" w:firstRow="0" w:lastRow="0" w:firstColumn="1" w:lastColumn="0" w:oddVBand="0" w:evenVBand="0" w:oddHBand="0" w:evenHBand="0" w:firstRowFirstColumn="0" w:firstRowLastColumn="0" w:lastRowFirstColumn="0" w:lastRowLastColumn="0"/>
-            <w:tcW w:w="2336" w:type="dxa"/>
-          </w:tcPr>
-          <w:p>
-            <w:pPr>
-              <w:ind w:firstLine="0"/>
-            </w:pPr>
-            <w:r>
-              <w:t>grid_10x10_b40.txt</w:t>
-            </w:r>
-          </w:p>
-        </w:tc>
-        <w:tc>
-          <w:tcPr>
-            <w:tcW w:w="1391" w:type="dxa"/>
-          </w:tcPr>
-          <w:p>
-            <w:pPr>
-              <w:ind w:firstLine="0"/>
-              <w:cnfStyle w:val="000000100000" w:firstRow="0" w:lastRow="0" w:firstColumn="0" w:lastColumn="0" w:oddVBand="0" w:evenVBand="0" w:oddHBand="1" w:evenHBand="0" w:firstRowFirstColumn="0" w:firstRowLastColumn="0" w:lastRowFirstColumn="0" w:lastRowLastColumn="0"/>
-            </w:pPr>
-            <w:r>
-              <w:t>OR-Tools</w:t>
-            </w:r>
-          </w:p>
-        </w:tc>
-        <w:tc>
-          <w:tcPr>
-            <w:tcW w:w="1228" w:type="dxa"/>
-            <w:vAlign w:val="bottom"/>
-          </w:tcPr>
-          <w:p>
-            <w:pPr>
-              <w:ind w:firstLine="0"/>
-              <w:cnfStyle w:val="000000100000" w:firstRow="0" w:lastRow="0" w:firstColumn="0" w:lastColumn="0" w:oddVBand="0" w:evenVBand="0" w:oddHBand="1" w:evenHBand="0" w:firstRowFirstColumn="0" w:firstRowLastColumn="0" w:lastRowFirstColumn="0" w:lastRowLastColumn="0"/>
-            </w:pPr>
-            <w:r>
-              <w:rPr>
-                <w:rFonts w:ascii="Aptos Narrow" w:hAnsi="Aptos Narrow"/>
-                <w:color w:val="000000"/>
-              </w:rPr>
-              <w:t>348</w:t>
-            </w:r>
-          </w:p>
-        </w:tc>
-        <w:tc>
-          <w:tcPr>
-            <w:tcW w:w="2162" w:type="dxa"/>
-            <w:vAlign w:val="bottom"/>
-          </w:tcPr>
-          <w:p>
-            <w:pPr>
-              <w:ind w:firstLine="0"/>
-              <w:cnfStyle w:val="000000100000" w:firstRow="0" w:lastRow="0" w:firstColumn="0" w:lastColumn="0" w:oddVBand="0" w:evenVBand="0" w:oddHBand="1" w:evenHBand="0" w:firstRowFirstColumn="0" w:firstRowLastColumn="0" w:lastRowFirstColumn="0" w:lastRowLastColumn="0"/>
-            </w:pPr>
-          </w:p>
-        </w:tc>
-        <w:tc>
-          <w:tcPr>
-            <w:tcW w:w="1270" w:type="dxa"/>
-            <w:vAlign w:val="bottom"/>
-          </w:tcPr>
-          <w:p>
-            <w:pPr>
-              <w:ind w:firstLine="0"/>
-              <w:cnfStyle w:val="000000100000" w:firstRow="0" w:lastRow="0" w:firstColumn="0" w:lastColumn="0" w:oddVBand="0" w:evenVBand="0" w:oddHBand="1" w:evenHBand="0" w:firstRowFirstColumn="0" w:firstRowLastColumn="0" w:lastRowFirstColumn="0" w:lastRowLastColumn="0"/>
-            </w:pPr>
-            <w:r>
-              <w:rPr>
-                <w:rFonts w:ascii="Aptos Narrow" w:hAnsi="Aptos Narrow"/>
-                <w:color w:val="000000"/>
-              </w:rPr>
-              <w:t>348</w:t>
-            </w:r>
-          </w:p>
-        </w:tc>
-        <w:tc>
-          <w:tcPr>
-            <w:tcW w:w="1394" w:type="dxa"/>
-            <w:vAlign w:val="bottom"/>
-          </w:tcPr>
-          <w:p>
-            <w:pPr>
-              <w:ind w:firstLine="0"/>
-              <w:cnfStyle w:val="000000100000" w:firstRow="0" w:lastRow="0" w:firstColumn="0" w:lastColumn="0" w:oddVBand="0" w:evenVBand="0" w:oddHBand="1" w:evenHBand="0" w:firstRowFirstColumn="0" w:firstRowLastColumn="0" w:lastRowFirstColumn="0" w:lastRowLastColumn="0"/>
-            </w:pPr>
-            <w:r>
-              <w:rPr>
-                <w:rFonts w:ascii="Aptos Narrow" w:hAnsi="Aptos Narrow"/>
-                <w:color w:val="000000"/>
-              </w:rPr>
-              <w:t>348</w:t>
-            </w:r>
-          </w:p>
-        </w:tc>
-      </w:tr>
-      <w:tr>
-        <w:tc>
-          <w:tcPr>
-            <w:cnfStyle w:val="001000000000" w:firstRow="0" w:lastRow="0" w:firstColumn="1" w:lastColumn="0" w:oddVBand="0" w:evenVBand="0" w:oddHBand="0" w:evenHBand="0" w:firstRowFirstColumn="0" w:firstRowLastColumn="0" w:lastRowFirstColumn="0" w:lastRowLastColumn="0"/>
-            <w:tcW w:w="2336" w:type="dxa"/>
-          </w:tcPr>
-          <w:p>
-            <w:pPr>
-              <w:ind w:firstLine="0"/>
-            </w:pPr>
-          </w:p>
-        </w:tc>
-        <w:tc>
-          <w:tcPr>
-            <w:tcW w:w="1391" w:type="dxa"/>
-          </w:tcPr>
-          <w:p>
-            <w:pPr>
-              <w:ind w:firstLine="0"/>
-              <w:cnfStyle w:val="000000000000" w:firstRow="0" w:lastRow="0" w:firstColumn="0" w:lastColumn="0" w:oddVBand="0" w:evenVBand="0" w:oddHBand="0" w:evenHBand="0" w:firstRowFirstColumn="0" w:firstRowLastColumn="0" w:lastRowFirstColumn="0" w:lastRowLastColumn="0"/>
-            </w:pPr>
-            <w:r>
-              <w:t>Tree</w:t>
-            </w:r>
-          </w:p>
-        </w:tc>
-        <w:tc>
-          <w:tcPr>
-            <w:tcW w:w="1228" w:type="dxa"/>
-            <w:vAlign w:val="bottom"/>
-          </w:tcPr>
-          <w:p>
-            <w:pPr>
-              <w:ind w:firstLine="0"/>
-              <w:cnfStyle w:val="000000000000" w:firstRow="0" w:lastRow="0" w:firstColumn="0" w:lastColumn="0" w:oddVBand="0" w:evenVBand="0" w:oddHBand="0" w:evenHBand="0" w:firstRowFirstColumn="0" w:firstRowLastColumn="0" w:lastRowFirstColumn="0" w:lastRowLastColumn="0"/>
-            </w:pPr>
-            <w:r>
-              <w:rPr>
-                <w:rFonts w:ascii="Aptos Narrow" w:hAnsi="Aptos Narrow"/>
-                <w:color w:val="000000"/>
-              </w:rPr>
-              <w:t>337.2</w:t>
-            </w:r>
-          </w:p>
-        </w:tc>
-        <w:tc>
-          <w:tcPr>
-            <w:tcW w:w="2162" w:type="dxa"/>
-            <w:vAlign w:val="bottom"/>
-          </w:tcPr>
-          <w:p>
-            <w:pPr>
-              <w:ind w:firstLine="0"/>
-              <w:cnfStyle w:val="000000000000" w:firstRow="0" w:lastRow="0" w:firstColumn="0" w:lastColumn="0" w:oddVBand="0" w:evenVBand="0" w:oddHBand="0" w:evenHBand="0" w:firstRowFirstColumn="0" w:firstRowLastColumn="0" w:lastRowFirstColumn="0" w:lastRowLastColumn="0"/>
-            </w:pPr>
-            <w:r>
-              <w:rPr>
-                <w:rFonts w:ascii="Aptos Narrow" w:hAnsi="Aptos Narrow"/>
-                <w:color w:val="000000"/>
-              </w:rPr>
-              <w:t>20.42547</w:t>
-            </w:r>
-          </w:p>
-        </w:tc>
-        <w:tc>
-          <w:tcPr>
-            <w:tcW w:w="1270" w:type="dxa"/>
-            <w:vAlign w:val="bottom"/>
-          </w:tcPr>
-          <w:p>
-            <w:pPr>
-              <w:ind w:firstLine="0"/>
-              <w:cnfStyle w:val="000000000000" w:firstRow="0" w:lastRow="0" w:firstColumn="0" w:lastColumn="0" w:oddVBand="0" w:evenVBand="0" w:oddHBand="0" w:evenHBand="0" w:firstRowFirstColumn="0" w:firstRowLastColumn="0" w:lastRowFirstColumn="0" w:lastRowLastColumn="0"/>
-            </w:pPr>
-            <w:r>
-              <w:rPr>
-                <w:rFonts w:ascii="Aptos Narrow" w:hAnsi="Aptos Narrow"/>
-                <w:color w:val="000000"/>
-              </w:rPr>
-              <w:t>315</w:t>
-            </w:r>
-          </w:p>
-        </w:tc>
-        <w:tc>
-          <w:tcPr>
-            <w:tcW w:w="1394" w:type="dxa"/>
-            <w:vAlign w:val="bottom"/>
-          </w:tcPr>
-          <w:p>
-            <w:pPr>
-              <w:ind w:firstLine="0"/>
-              <w:cnfStyle w:val="000000000000" w:firstRow="0" w:lastRow="0" w:firstColumn="0" w:lastColumn="0" w:oddVBand="0" w:evenVBand="0" w:oddHBand="0" w:evenHBand="0" w:firstRowFirstColumn="0" w:firstRowLastColumn="0" w:lastRowFirstColumn="0" w:lastRowLastColumn="0"/>
-            </w:pPr>
-            <w:r>
-              <w:rPr>
-                <w:rFonts w:ascii="Aptos Narrow" w:hAnsi="Aptos Narrow"/>
-                <w:color w:val="000000"/>
-              </w:rPr>
-              <w:t>364</w:t>
-            </w:r>
-          </w:p>
-        </w:tc>
-      </w:tr>
-      <w:tr>
-        <w:trPr>
-          <w:cnfStyle w:val="000000100000" w:firstRow="0" w:lastRow="0" w:firstColumn="0" w:lastColumn="0" w:oddVBand="0" w:evenVBand="0" w:oddHBand="1" w:evenHBand="0" w:firstRowFirstColumn="0" w:firstRowLastColumn="0" w:lastRowFirstColumn="0" w:lastRowLastColumn="0"/>
-        </w:trPr>
-        <w:tc>
-          <w:tcPr>
-            <w:cnfStyle w:val="001000000000" w:firstRow="0" w:lastRow="0" w:firstColumn="1" w:lastColumn="0" w:oddVBand="0" w:evenVBand="0" w:oddHBand="0" w:evenHBand="0" w:firstRowFirstColumn="0" w:firstRowLastColumn="0" w:lastRowFirstColumn="0" w:lastRowLastColumn="0"/>
-            <w:tcW w:w="2336" w:type="dxa"/>
-          </w:tcPr>
-          <w:p>
-            <w:pPr>
-              <w:ind w:firstLine="0"/>
-            </w:pPr>
-          </w:p>
-        </w:tc>
-        <w:tc>
-          <w:tcPr>
-            <w:tcW w:w="1391" w:type="dxa"/>
-          </w:tcPr>
-          <w:p>
-            <w:pPr>
-              <w:ind w:firstLine="0"/>
-              <w:cnfStyle w:val="000000100000" w:firstRow="0" w:lastRow="0" w:firstColumn="0" w:lastColumn="0" w:oddVBand="0" w:evenVBand="0" w:oddHBand="1" w:evenHBand="0" w:firstRowFirstColumn="0" w:firstRowLastColumn="0" w:lastRowFirstColumn="0" w:lastRowLastColumn="0"/>
-            </w:pPr>
-            <w:r>
-              <w:t>UCT</w:t>
-            </w:r>
-          </w:p>
-        </w:tc>
-        <w:tc>
-          <w:tcPr>
-            <w:tcW w:w="1228" w:type="dxa"/>
-            <w:vAlign w:val="bottom"/>
-          </w:tcPr>
-          <w:p>
-            <w:pPr>
-              <w:ind w:firstLine="0"/>
-              <w:cnfStyle w:val="000000100000" w:firstRow="0" w:lastRow="0" w:firstColumn="0" w:lastColumn="0" w:oddVBand="0" w:evenVBand="0" w:oddHBand="1" w:evenHBand="0" w:firstRowFirstColumn="0" w:firstRowLastColumn="0" w:lastRowFirstColumn="0" w:lastRowLastColumn="0"/>
-            </w:pPr>
-            <w:r>
-              <w:rPr>
-                <w:rFonts w:ascii="Aptos Narrow" w:hAnsi="Aptos Narrow"/>
-                <w:color w:val="000000"/>
-              </w:rPr>
-              <w:t>421.8</w:t>
-            </w:r>
-          </w:p>
-        </w:tc>
-        <w:tc>
-          <w:tcPr>
-            <w:tcW w:w="2162" w:type="dxa"/>
-            <w:vAlign w:val="bottom"/>
-          </w:tcPr>
-          <w:p>
-            <w:pPr>
-              <w:ind w:firstLine="0"/>
-              <w:cnfStyle w:val="000000100000" w:firstRow="0" w:lastRow="0" w:firstColumn="0" w:lastColumn="0" w:oddVBand="0" w:evenVBand="0" w:oddHBand="1" w:evenHBand="0" w:firstRowFirstColumn="0" w:firstRowLastColumn="0" w:lastRowFirstColumn="0" w:lastRowLastColumn="0"/>
-            </w:pPr>
-            <w:r>
-              <w:rPr>
-                <w:rFonts w:ascii="Aptos Narrow" w:hAnsi="Aptos Narrow"/>
-                <w:color w:val="000000"/>
-              </w:rPr>
-              <w:t>14.37707</w:t>
-            </w:r>
-          </w:p>
-        </w:tc>
-        <w:tc>
-          <w:tcPr>
-            <w:tcW w:w="1270" w:type="dxa"/>
-            <w:vAlign w:val="bottom"/>
-          </w:tcPr>
-          <w:p>
-            <w:pPr>
-              <w:ind w:firstLine="0"/>
-              <w:cnfStyle w:val="000000100000" w:firstRow="0" w:lastRow="0" w:firstColumn="0" w:lastColumn="0" w:oddVBand="0" w:evenVBand="0" w:oddHBand="1" w:evenHBand="0" w:firstRowFirstColumn="0" w:firstRowLastColumn="0" w:lastRowFirstColumn="0" w:lastRowLastColumn="0"/>
-            </w:pPr>
-            <w:r>
-              <w:rPr>
-                <w:rFonts w:ascii="Aptos Narrow" w:hAnsi="Aptos Narrow"/>
-                <w:color w:val="000000"/>
-              </w:rPr>
-              <w:t>409</w:t>
-            </w:r>
-          </w:p>
-        </w:tc>
-        <w:tc>
-          <w:tcPr>
-            <w:tcW w:w="1394" w:type="dxa"/>
-            <w:vAlign w:val="bottom"/>
-          </w:tcPr>
-          <w:p>
-            <w:pPr>
-              <w:ind w:firstLine="0"/>
-              <w:cnfStyle w:val="000000100000" w:firstRow="0" w:lastRow="0" w:firstColumn="0" w:lastColumn="0" w:oddVBand="0" w:evenVBand="0" w:oddHBand="1" w:evenHBand="0" w:firstRowFirstColumn="0" w:firstRowLastColumn="0" w:lastRowFirstColumn="0" w:lastRowLastColumn="0"/>
-            </w:pPr>
-            <w:r>
-              <w:rPr>
-                <w:rFonts w:ascii="Aptos Narrow" w:hAnsi="Aptos Narrow"/>
-                <w:color w:val="000000"/>
-              </w:rPr>
-              <w:t>445</w:t>
-            </w:r>
-          </w:p>
-        </w:tc>
-      </w:tr>
-      <w:tr>
-        <w:tc>
-          <w:tcPr>
-            <w:cnfStyle w:val="001000000000" w:firstRow="0" w:lastRow="0" w:firstColumn="1" w:lastColumn="0" w:oddVBand="0" w:evenVBand="0" w:oddHBand="0" w:evenHBand="0" w:firstRowFirstColumn="0" w:firstRowLastColumn="0" w:lastRowFirstColumn="0" w:lastRowLastColumn="0"/>
-            <w:tcW w:w="2336" w:type="dxa"/>
-          </w:tcPr>
-          <w:p>
-            <w:pPr>
-              <w:ind w:firstLine="0"/>
-            </w:pPr>
-          </w:p>
-        </w:tc>
-        <w:tc>
-          <w:tcPr>
-            <w:tcW w:w="1391" w:type="dxa"/>
-          </w:tcPr>
-          <w:p>
-            <w:pPr>
-              <w:ind w:firstLine="0"/>
-              <w:cnfStyle w:val="000000000000" w:firstRow="0" w:lastRow="0" w:firstColumn="0" w:lastColumn="0" w:oddVBand="0" w:evenVBand="0" w:oddHBand="0" w:evenHBand="0" w:firstRowFirstColumn="0" w:firstRowLastColumn="0" w:lastRowFirstColumn="0" w:lastRowLastColumn="0"/>
-            </w:pPr>
-            <w:r>
-              <w:t>VL-UCT</w:t>
-            </w:r>
-          </w:p>
-        </w:tc>
-        <w:tc>
-          <w:tcPr>
-            <w:tcW w:w="1228" w:type="dxa"/>
-            <w:vAlign w:val="bottom"/>
-          </w:tcPr>
-          <w:p>
-            <w:pPr>
-              <w:ind w:firstLine="0"/>
-              <w:cnfStyle w:val="000000000000" w:firstRow="0" w:lastRow="0" w:firstColumn="0" w:lastColumn="0" w:oddVBand="0" w:evenVBand="0" w:oddHBand="0" w:evenHBand="0" w:firstRowFirstColumn="0" w:firstRowLastColumn="0" w:lastRowFirstColumn="0" w:lastRowLastColumn="0"/>
-            </w:pPr>
-            <w:r>
-              <w:rPr>
-                <w:rFonts w:ascii="Aptos Narrow" w:hAnsi="Aptos Narrow"/>
-                <w:color w:val="000000"/>
-              </w:rPr>
-              <w:t>437.2</w:t>
-            </w:r>
-          </w:p>
-        </w:tc>
-        <w:tc>
-          <w:tcPr>
-            <w:tcW w:w="2162" w:type="dxa"/>
-            <w:vAlign w:val="bottom"/>
-          </w:tcPr>
-          <w:p>
-            <w:pPr>
-              <w:ind w:firstLine="0"/>
-              <w:cnfStyle w:val="000000000000" w:firstRow="0" w:lastRow="0" w:firstColumn="0" w:lastColumn="0" w:oddVBand="0" w:evenVBand="0" w:oddHBand="0" w:evenHBand="0" w:firstRowFirstColumn="0" w:firstRowLastColumn="0" w:lastRowFirstColumn="0" w:lastRowLastColumn="0"/>
-            </w:pPr>
-            <w:r>
-              <w:rPr>
-                <w:rFonts w:ascii="Aptos Narrow" w:hAnsi="Aptos Narrow"/>
-                <w:color w:val="000000"/>
-              </w:rPr>
-              <w:t>19.39588</w:t>
-            </w:r>
-          </w:p>
-        </w:tc>
-        <w:tc>
-          <w:tcPr>
-            <w:tcW w:w="1270" w:type="dxa"/>
-            <w:vAlign w:val="bottom"/>
-          </w:tcPr>
-          <w:p>
-            <w:pPr>
-              <w:ind w:firstLine="0"/>
-              <w:cnfStyle w:val="000000000000" w:firstRow="0" w:lastRow="0" w:firstColumn="0" w:lastColumn="0" w:oddVBand="0" w:evenVBand="0" w:oddHBand="0" w:evenHBand="0" w:firstRowFirstColumn="0" w:firstRowLastColumn="0" w:lastRowFirstColumn="0" w:lastRowLastColumn="0"/>
-            </w:pPr>
-            <w:r>
-              <w:rPr>
-                <w:rFonts w:ascii="Aptos Narrow" w:hAnsi="Aptos Narrow"/>
-                <w:color w:val="000000"/>
-              </w:rPr>
-              <w:t>423</w:t>
-            </w:r>
-          </w:p>
-        </w:tc>
-        <w:tc>
-          <w:tcPr>
-            <w:tcW w:w="1394" w:type="dxa"/>
-            <w:vAlign w:val="bottom"/>
-          </w:tcPr>
-          <w:p>
-            <w:pPr>
-              <w:ind w:firstLine="0"/>
-              <w:cnfStyle w:val="000000000000" w:firstRow="0" w:lastRow="0" w:firstColumn="0" w:lastColumn="0" w:oddVBand="0" w:evenVBand="0" w:oddHBand="0" w:evenHBand="0" w:firstRowFirstColumn="0" w:firstRowLastColumn="0" w:lastRowFirstColumn="0" w:lastRowLastColumn="0"/>
-            </w:pPr>
-            <w:r>
-              <w:rPr>
-                <w:rFonts w:ascii="Aptos Narrow" w:hAnsi="Aptos Narrow"/>
-                <w:color w:val="000000"/>
-              </w:rPr>
-              <w:t>471</w:t>
-            </w:r>
-          </w:p>
-        </w:tc>
-      </w:tr>
-      <w:tr>
-        <w:trPr>
-          <w:cnfStyle w:val="000000100000" w:firstRow="0" w:lastRow="0" w:firstColumn="0" w:lastColumn="0" w:oddVBand="0" w:evenVBand="0" w:oddHBand="1" w:evenHBand="0" w:firstRowFirstColumn="0" w:firstRowLastColumn="0" w:lastRowFirstColumn="0" w:lastRowLastColumn="0"/>
-        </w:trPr>
-        <w:tc>
-          <w:tcPr>
-            <w:cnfStyle w:val="001000000000" w:firstRow="0" w:lastRow="0" w:firstColumn="1" w:lastColumn="0" w:oddVBand="0" w:evenVBand="0" w:oddHBand="0" w:evenHBand="0" w:firstRowFirstColumn="0" w:firstRowLastColumn="0" w:lastRowFirstColumn="0" w:lastRowLastColumn="0"/>
-            <w:tcW w:w="2336" w:type="dxa"/>
-          </w:tcPr>
-          <w:p>
-            <w:pPr>
-              <w:ind w:firstLine="0"/>
-            </w:pPr>
-          </w:p>
-        </w:tc>
-        <w:tc>
-          <w:tcPr>
-            <w:tcW w:w="1391" w:type="dxa"/>
-          </w:tcPr>
-          <w:p>
-            <w:pPr>
-              <w:ind w:firstLine="0"/>
-              <w:cnfStyle w:val="000000100000" w:firstRow="0" w:lastRow="0" w:firstColumn="0" w:lastColumn="0" w:oddVBand="0" w:evenVBand="0" w:oddHBand="1" w:evenHBand="0" w:firstRowFirstColumn="0" w:firstRowLastColumn="0" w:lastRowFirstColumn="0" w:lastRowLastColumn="0"/>
-            </w:pPr>
-            <w:r>
-              <w:t>WU-UCT</w:t>
-            </w:r>
-          </w:p>
-        </w:tc>
-        <w:tc>
-          <w:tcPr>
-            <w:tcW w:w="1228" w:type="dxa"/>
-            <w:vAlign w:val="bottom"/>
-          </w:tcPr>
-          <w:p>
-            <w:pPr>
-              <w:ind w:firstLine="0"/>
-              <w:cnfStyle w:val="000000100000" w:firstRow="0" w:lastRow="0" w:firstColumn="0" w:lastColumn="0" w:oddVBand="0" w:evenVBand="0" w:oddHBand="1" w:evenHBand="0" w:firstRowFirstColumn="0" w:firstRowLastColumn="0" w:lastRowFirstColumn="0" w:lastRowLastColumn="0"/>
-            </w:pPr>
-            <w:r>
-              <w:rPr>
-                <w:rFonts w:ascii="Aptos Narrow" w:hAnsi="Aptos Narrow"/>
-                <w:color w:val="000000"/>
-              </w:rPr>
-              <w:t>441.6</w:t>
-            </w:r>
-          </w:p>
-        </w:tc>
-        <w:tc>
-          <w:tcPr>
-            <w:tcW w:w="2162" w:type="dxa"/>
-            <w:vAlign w:val="bottom"/>
-          </w:tcPr>
-          <w:p>
-            <w:pPr>
-              <w:ind w:firstLine="0"/>
-              <w:cnfStyle w:val="000000100000" w:firstRow="0" w:lastRow="0" w:firstColumn="0" w:lastColumn="0" w:oddVBand="0" w:evenVBand="0" w:oddHBand="1" w:evenHBand="0" w:firstRowFirstColumn="0" w:firstRowLastColumn="0" w:lastRowFirstColumn="0" w:lastRowLastColumn="0"/>
-            </w:pPr>
-            <w:r>
-              <w:rPr>
-                <w:rFonts w:ascii="Aptos Narrow" w:hAnsi="Aptos Narrow"/>
-                <w:color w:val="000000"/>
-              </w:rPr>
-              <w:t>7.700649</w:t>
-            </w:r>
-          </w:p>
-        </w:tc>
-        <w:tc>
-          <w:tcPr>
-            <w:tcW w:w="1270" w:type="dxa"/>
-            <w:vAlign w:val="bottom"/>
-          </w:tcPr>
-          <w:p>
-            <w:pPr>
-              <w:ind w:firstLine="0"/>
-              <w:cnfStyle w:val="000000100000" w:firstRow="0" w:lastRow="0" w:firstColumn="0" w:lastColumn="0" w:oddVBand="0" w:evenVBand="0" w:oddHBand="1" w:evenHBand="0" w:firstRowFirstColumn="0" w:firstRowLastColumn="0" w:lastRowFirstColumn="0" w:lastRowLastColumn="0"/>
-            </w:pPr>
-            <w:r>
-              <w:rPr>
-                <w:rFonts w:ascii="Aptos Narrow" w:hAnsi="Aptos Narrow"/>
-                <w:color w:val="000000"/>
-              </w:rPr>
-              <w:t>430</w:t>
-            </w:r>
-          </w:p>
-        </w:tc>
-        <w:tc>
-          <w:tcPr>
-            <w:tcW w:w="1394" w:type="dxa"/>
-            <w:vAlign w:val="bottom"/>
-          </w:tcPr>
-          <w:p>
-            <w:pPr>
-              <w:ind w:firstLine="0"/>
-              <w:cnfStyle w:val="000000100000" w:firstRow="0" w:lastRow="0" w:firstColumn="0" w:lastColumn="0" w:oddVBand="0" w:evenVBand="0" w:oddHBand="1" w:evenHBand="0" w:firstRowFirstColumn="0" w:firstRowLastColumn="0" w:lastRowFirstColumn="0" w:lastRowLastColumn="0"/>
-            </w:pPr>
-            <w:r>
-              <w:rPr>
-                <w:rFonts w:ascii="Aptos Narrow" w:hAnsi="Aptos Narrow"/>
-                <w:color w:val="000000"/>
-              </w:rPr>
-              <w:t>450</w:t>
-            </w:r>
-          </w:p>
-        </w:tc>
-      </w:tr>
-      <w:tr>
-        <w:tc>
-          <w:tcPr>
-            <w:cnfStyle w:val="001000000000" w:firstRow="0" w:lastRow="0" w:firstColumn="1" w:lastColumn="0" w:oddVBand="0" w:evenVBand="0" w:oddHBand="0" w:evenHBand="0" w:firstRowFirstColumn="0" w:firstRowLastColumn="0" w:lastRowFirstColumn="0" w:lastRowLastColumn="0"/>
-            <w:tcW w:w="2336" w:type="dxa"/>
-          </w:tcPr>
-          <w:p>
-            <w:pPr>
-              <w:ind w:firstLine="0"/>
-            </w:pPr>
-          </w:p>
-        </w:tc>
-        <w:tc>
-          <w:tcPr>
-            <w:tcW w:w="7445" w:type="dxa"/>
-            <w:gridSpan w:val="5"/>
-          </w:tcPr>
-          <w:p>
-            <w:pPr>
-              <w:ind w:firstLine="0"/>
-              <w:cnfStyle w:val="000000000000" w:firstRow="0" w:lastRow="0" w:firstColumn="0" w:lastColumn="0" w:oddVBand="0" w:evenVBand="0" w:oddHBand="0" w:evenHBand="0" w:firstRowFirstColumn="0" w:firstRowLastColumn="0" w:lastRowFirstColumn="0" w:lastRowLastColumn="0"/>
-              <w:rPr>
-                <w:rFonts w:ascii="Aptos Narrow" w:hAnsi="Aptos Narrow"/>
-              </w:rPr>
-            </w:pPr>
-          </w:p>
-        </w:tc>
-      </w:tr>
-      <w:tr>
-        <w:trPr>
-          <w:cnfStyle w:val="000000100000" w:firstRow="0" w:lastRow="0" w:firstColumn="0" w:lastColumn="0" w:oddVBand="0" w:evenVBand="0" w:oddHBand="1" w:evenHBand="0" w:firstRowFirstColumn="0" w:firstRowLastColumn="0" w:lastRowFirstColumn="0" w:lastRowLastColumn="0"/>
-        </w:trPr>
-        <w:tc>
-          <w:tcPr>
-            <w:cnfStyle w:val="001000000000" w:firstRow="0" w:lastRow="0" w:firstColumn="1" w:lastColumn="0" w:oddVBand="0" w:evenVBand="0" w:oddHBand="0" w:evenHBand="0" w:firstRowFirstColumn="0" w:firstRowLastColumn="0" w:lastRowFirstColumn="0" w:lastRowLastColumn="0"/>
-            <w:tcW w:w="2336" w:type="dxa"/>
-          </w:tcPr>
-          <w:p>
-            <w:pPr>
-              <w:ind w:firstLine="0"/>
-            </w:pPr>
-            <w:r>
-              <w:t>grid_clustered_b30.txt</w:t>
-            </w:r>
-          </w:p>
-        </w:tc>
-        <w:tc>
-          <w:tcPr>
-            <w:tcW w:w="1391" w:type="dxa"/>
-          </w:tcPr>
-          <w:p>
-            <w:pPr>
-              <w:ind w:firstLine="0"/>
-              <w:cnfStyle w:val="000000100000" w:firstRow="0" w:lastRow="0" w:firstColumn="0" w:lastColumn="0" w:oddVBand="0" w:evenVBand="0" w:oddHBand="1" w:evenHBand="0" w:firstRowFirstColumn="0" w:firstRowLastColumn="0" w:lastRowFirstColumn="0" w:lastRowLastColumn="0"/>
-            </w:pPr>
-            <w:r>
-              <w:t>OR-Tools</w:t>
-            </w:r>
-          </w:p>
-        </w:tc>
-        <w:tc>
-          <w:tcPr>
-            <w:tcW w:w="1228" w:type="dxa"/>
-            <w:vAlign w:val="bottom"/>
-          </w:tcPr>
-          <w:p>
-            <w:pPr>
-              <w:ind w:firstLine="0"/>
-              <w:cnfStyle w:val="000000100000" w:firstRow="0" w:lastRow="0" w:firstColumn="0" w:lastColumn="0" w:oddVBand="0" w:evenVBand="0" w:oddHBand="1" w:evenHBand="0" w:firstRowFirstColumn="0" w:firstRowLastColumn="0" w:lastRowFirstColumn="0" w:lastRowLastColumn="0"/>
-              <w:rPr>
-                <w:rFonts w:ascii="Aptos Narrow" w:hAnsi="Aptos Narrow"/>
-              </w:rPr>
-            </w:pPr>
-            <w:r>
-              <w:rPr>
-                <w:rFonts w:ascii="Aptos Narrow" w:hAnsi="Aptos Narrow"/>
-                <w:color w:val="FF0000"/>
-              </w:rPr>
-              <w:t>376</w:t>
-            </w:r>
-          </w:p>
-        </w:tc>
-        <w:tc>
-          <w:tcPr>
-            <w:tcW w:w="2162" w:type="dxa"/>
-            <w:vAlign w:val="bottom"/>
-          </w:tcPr>
-          <w:p>
-            <w:pPr>
-              <w:ind w:firstLine="0"/>
-              <w:cnfStyle w:val="000000100000" w:firstRow="0" w:lastRow="0" w:firstColumn="0" w:lastColumn="0" w:oddVBand="0" w:evenVBand="0" w:oddHBand="1" w:evenHBand="0" w:firstRowFirstColumn="0" w:firstRowLastColumn="0" w:lastRowFirstColumn="0" w:lastRowLastColumn="0"/>
-              <w:rPr>
-                <w:rFonts w:ascii="Aptos Narrow" w:hAnsi="Aptos Narrow"/>
-              </w:rPr>
-            </w:pPr>
-          </w:p>
-        </w:tc>
-        <w:tc>
-          <w:tcPr>
-            <w:tcW w:w="1270" w:type="dxa"/>
-            <w:vAlign w:val="bottom"/>
-          </w:tcPr>
-          <w:p>
-            <w:pPr>
-              <w:ind w:firstLine="0"/>
-              <w:cnfStyle w:val="000000100000" w:firstRow="0" w:lastRow="0" w:firstColumn="0" w:lastColumn="0" w:oddVBand="0" w:evenVBand="0" w:oddHBand="1" w:evenHBand="0" w:firstRowFirstColumn="0" w:firstRowLastColumn="0" w:lastRowFirstColumn="0" w:lastRowLastColumn="0"/>
-              <w:rPr>
-                <w:rFonts w:ascii="Aptos Narrow" w:hAnsi="Aptos Narrow"/>
-              </w:rPr>
-            </w:pPr>
-            <w:r>
-              <w:rPr>
-                <w:rFonts w:ascii="Aptos Narrow" w:hAnsi="Aptos Narrow"/>
-                <w:color w:val="000000"/>
-              </w:rPr>
-              <w:t>376</w:t>
-            </w:r>
-          </w:p>
-        </w:tc>
-        <w:tc>
-          <w:tcPr>
-            <w:tcW w:w="1394" w:type="dxa"/>
-            <w:vAlign w:val="bottom"/>
-          </w:tcPr>
-          <w:p>
-            <w:pPr>
-              <w:ind w:firstLine="0"/>
-              <w:cnfStyle w:val="000000100000" w:firstRow="0" w:lastRow="0" w:firstColumn="0" w:lastColumn="0" w:oddVBand="0" w:evenVBand="0" w:oddHBand="1" w:evenHBand="0" w:firstRowFirstColumn="0" w:firstRowLastColumn="0" w:lastRowFirstColumn="0" w:lastRowLastColumn="0"/>
-              <w:rPr>
-                <w:rFonts w:ascii="Aptos Narrow" w:hAnsi="Aptos Narrow"/>
-              </w:rPr>
-            </w:pPr>
-            <w:r>
-              <w:rPr>
-                <w:rFonts w:ascii="Aptos Narrow" w:hAnsi="Aptos Narrow"/>
-                <w:color w:val="000000"/>
-              </w:rPr>
-              <w:t>376</w:t>
-            </w:r>
-          </w:p>
-        </w:tc>
-      </w:tr>
-      <w:tr>
-        <w:tc>
-          <w:tcPr>
-            <w:cnfStyle w:val="001000000000" w:firstRow="0" w:lastRow="0" w:firstColumn="1" w:lastColumn="0" w:oddVBand="0" w:evenVBand="0" w:oddHBand="0" w:evenHBand="0" w:firstRowFirstColumn="0" w:firstRowLastColumn="0" w:lastRowFirstColumn="0" w:lastRowLastColumn="0"/>
-            <w:tcW w:w="2336" w:type="dxa"/>
-          </w:tcPr>
-          <w:p>
-            <w:pPr>
-              <w:ind w:firstLine="0"/>
-            </w:pPr>
-          </w:p>
-        </w:tc>
-        <w:tc>
-          <w:tcPr>
-            <w:tcW w:w="1391" w:type="dxa"/>
-          </w:tcPr>
-          <w:p>
-            <w:pPr>
-              <w:ind w:firstLine="0"/>
-              <w:cnfStyle w:val="000000000000" w:firstRow="0" w:lastRow="0" w:firstColumn="0" w:lastColumn="0" w:oddVBand="0" w:evenVBand="0" w:oddHBand="0" w:evenHBand="0" w:firstRowFirstColumn="0" w:firstRowLastColumn="0" w:lastRowFirstColumn="0" w:lastRowLastColumn="0"/>
-            </w:pPr>
-            <w:r>
-              <w:t>Tree</w:t>
-            </w:r>
-          </w:p>
-        </w:tc>
-        <w:tc>
-          <w:tcPr>
-            <w:tcW w:w="1228" w:type="dxa"/>
-            <w:vAlign w:val="bottom"/>
-          </w:tcPr>
-          <w:p>
-            <w:pPr>
-              <w:ind w:firstLine="0"/>
-              <w:cnfStyle w:val="000000000000" w:firstRow="0" w:lastRow="0" w:firstColumn="0" w:lastColumn="0" w:oddVBand="0" w:evenVBand="0" w:oddHBand="0" w:evenHBand="0" w:firstRowFirstColumn="0" w:firstRowLastColumn="0" w:lastRowFirstColumn="0" w:lastRowLastColumn="0"/>
-              <w:rPr>
-                <w:rFonts w:ascii="Aptos Narrow" w:hAnsi="Aptos Narrow"/>
-              </w:rPr>
-            </w:pPr>
-            <w:r>
-              <w:rPr>
-                <w:rFonts w:ascii="Aptos Narrow" w:hAnsi="Aptos Narrow"/>
-                <w:color w:val="000000"/>
-              </w:rPr>
-              <w:t>390.2</w:t>
-            </w:r>
-          </w:p>
-        </w:tc>
-        <w:tc>
-          <w:tcPr>
-            <w:tcW w:w="2162" w:type="dxa"/>
-            <w:vAlign w:val="bottom"/>
-          </w:tcPr>
-          <w:p>
-            <w:pPr>
-              <w:ind w:firstLine="0"/>
-              <w:cnfStyle w:val="000000000000" w:firstRow="0" w:lastRow="0" w:firstColumn="0" w:lastColumn="0" w:oddVBand="0" w:evenVBand="0" w:oddHBand="0" w:evenHBand="0" w:firstRowFirstColumn="0" w:firstRowLastColumn="0" w:lastRowFirstColumn="0" w:lastRowLastColumn="0"/>
-              <w:rPr>
-                <w:rFonts w:ascii="Aptos Narrow" w:hAnsi="Aptos Narrow"/>
-              </w:rPr>
-            </w:pPr>
-            <w:r>
-              <w:rPr>
-                <w:rFonts w:ascii="Aptos Narrow" w:hAnsi="Aptos Narrow"/>
-                <w:color w:val="000000"/>
-              </w:rPr>
-              <w:t>6.300794</w:t>
-            </w:r>
-          </w:p>
-        </w:tc>
-        <w:tc>
-          <w:tcPr>
-            <w:tcW w:w="1270" w:type="dxa"/>
-            <w:vAlign w:val="bottom"/>
-          </w:tcPr>
-          <w:p>
-            <w:pPr>
-              <w:ind w:firstLine="0"/>
-              <w:cnfStyle w:val="000000000000" w:firstRow="0" w:lastRow="0" w:firstColumn="0" w:lastColumn="0" w:oddVBand="0" w:evenVBand="0" w:oddHBand="0" w:evenHBand="0" w:firstRowFirstColumn="0" w:firstRowLastColumn="0" w:lastRowFirstColumn="0" w:lastRowLastColumn="0"/>
-              <w:rPr>
-                <w:rFonts w:ascii="Aptos Narrow" w:hAnsi="Aptos Narrow"/>
-              </w:rPr>
-            </w:pPr>
-            <w:r>
-              <w:rPr>
-                <w:rFonts w:ascii="Aptos Narrow" w:hAnsi="Aptos Narrow"/>
-                <w:color w:val="000000"/>
-              </w:rPr>
-              <w:t>385</w:t>
-            </w:r>
-          </w:p>
-        </w:tc>
-        <w:tc>
-          <w:tcPr>
-            <w:tcW w:w="1394" w:type="dxa"/>
-            <w:vAlign w:val="bottom"/>
-          </w:tcPr>
-          <w:p>
-            <w:pPr>
-              <w:ind w:firstLine="0"/>
-              <w:cnfStyle w:val="000000000000" w:firstRow="0" w:lastRow="0" w:firstColumn="0" w:lastColumn="0" w:oddVBand="0" w:evenVBand="0" w:oddHBand="0" w:evenHBand="0" w:firstRowFirstColumn="0" w:firstRowLastColumn="0" w:lastRowFirstColumn="0" w:lastRowLastColumn="0"/>
-              <w:rPr>
-                <w:rFonts w:ascii="Aptos Narrow" w:hAnsi="Aptos Narrow"/>
-              </w:rPr>
-            </w:pPr>
-            <w:r>
-              <w:rPr>
-                <w:rFonts w:ascii="Aptos Narrow" w:hAnsi="Aptos Narrow"/>
-                <w:color w:val="000000"/>
-              </w:rPr>
-              <w:t>398</w:t>
-            </w:r>
-          </w:p>
-        </w:tc>
-      </w:tr>
-      <w:tr>
-        <w:trPr>
-          <w:cnfStyle w:val="000000100000" w:firstRow="0" w:lastRow="0" w:firstColumn="0" w:lastColumn="0" w:oddVBand="0" w:evenVBand="0" w:oddHBand="1" w:evenHBand="0" w:firstRowFirstColumn="0" w:firstRowLastColumn="0" w:lastRowFirstColumn="0" w:lastRowLastColumn="0"/>
-        </w:trPr>
-        <w:tc>
-          <w:tcPr>
-            <w:cnfStyle w:val="001000000000" w:firstRow="0" w:lastRow="0" w:firstColumn="1" w:lastColumn="0" w:oddVBand="0" w:evenVBand="0" w:oddHBand="0" w:evenHBand="0" w:firstRowFirstColumn="0" w:firstRowLastColumn="0" w:lastRowFirstColumn="0" w:lastRowLastColumn="0"/>
-            <w:tcW w:w="2336" w:type="dxa"/>
-          </w:tcPr>
-          <w:p>
-            <w:pPr>
-              <w:ind w:firstLine="0"/>
-            </w:pPr>
-          </w:p>
-        </w:tc>
-        <w:tc>
-          <w:tcPr>
-            <w:tcW w:w="1391" w:type="dxa"/>
-          </w:tcPr>
-          <w:p>
-            <w:pPr>
-              <w:ind w:firstLine="0"/>
-              <w:cnfStyle w:val="000000100000" w:firstRow="0" w:lastRow="0" w:firstColumn="0" w:lastColumn="0" w:oddVBand="0" w:evenVBand="0" w:oddHBand="1" w:evenHBand="0" w:firstRowFirstColumn="0" w:firstRowLastColumn="0" w:lastRowFirstColumn="0" w:lastRowLastColumn="0"/>
-            </w:pPr>
-            <w:r>
-              <w:t>UCT</w:t>
-            </w:r>
-          </w:p>
-        </w:tc>
-        <w:tc>
-          <w:tcPr>
-            <w:tcW w:w="1228" w:type="dxa"/>
-            <w:vAlign w:val="bottom"/>
-          </w:tcPr>
-          <w:p>
-            <w:pPr>
-              <w:ind w:firstLine="0"/>
-              <w:cnfStyle w:val="000000100000" w:firstRow="0" w:lastRow="0" w:firstColumn="0" w:lastColumn="0" w:oddVBand="0" w:evenVBand="0" w:oddHBand="1" w:evenHBand="0" w:firstRowFirstColumn="0" w:firstRowLastColumn="0" w:lastRowFirstColumn="0" w:lastRowLastColumn="0"/>
-              <w:rPr>
-                <w:rFonts w:ascii="Aptos Narrow" w:hAnsi="Aptos Narrow"/>
-              </w:rPr>
-            </w:pPr>
-            <w:r>
-              <w:rPr>
-                <w:rFonts w:ascii="Aptos Narrow" w:hAnsi="Aptos Narrow"/>
-                <w:color w:val="000000"/>
-              </w:rPr>
-              <w:t>361.6</w:t>
-            </w:r>
-          </w:p>
-        </w:tc>
-        <w:tc>
-          <w:tcPr>
-            <w:tcW w:w="2162" w:type="dxa"/>
-            <w:vAlign w:val="bottom"/>
-          </w:tcPr>
-          <w:p>
-            <w:pPr>
-              <w:ind w:firstLine="0"/>
-              <w:cnfStyle w:val="000000100000" w:firstRow="0" w:lastRow="0" w:firstColumn="0" w:lastColumn="0" w:oddVBand="0" w:evenVBand="0" w:oddHBand="1" w:evenHBand="0" w:firstRowFirstColumn="0" w:firstRowLastColumn="0" w:lastRowFirstColumn="0" w:lastRowLastColumn="0"/>
-              <w:rPr>
-                <w:rFonts w:ascii="Aptos Narrow" w:hAnsi="Aptos Narrow"/>
-              </w:rPr>
-            </w:pPr>
-            <w:r>
-              <w:rPr>
-                <w:rFonts w:ascii="Aptos Narrow" w:hAnsi="Aptos Narrow"/>
-                <w:color w:val="000000"/>
-              </w:rPr>
-              <w:t>20.0075</w:t>
-            </w:r>
-          </w:p>
-        </w:tc>
-        <w:tc>
-          <w:tcPr>
-            <w:tcW w:w="1270" w:type="dxa"/>
-            <w:vAlign w:val="bottom"/>
-          </w:tcPr>
-          <w:p>
-            <w:pPr>
-              <w:ind w:firstLine="0"/>
-              <w:cnfStyle w:val="000000100000" w:firstRow="0" w:lastRow="0" w:firstColumn="0" w:lastColumn="0" w:oddVBand="0" w:evenVBand="0" w:oddHBand="1" w:evenHBand="0" w:firstRowFirstColumn="0" w:firstRowLastColumn="0" w:lastRowFirstColumn="0" w:lastRowLastColumn="0"/>
-              <w:rPr>
-                <w:rFonts w:ascii="Aptos Narrow" w:hAnsi="Aptos Narrow"/>
-              </w:rPr>
-            </w:pPr>
-            <w:r>
-              <w:rPr>
-                <w:rFonts w:ascii="Aptos Narrow" w:hAnsi="Aptos Narrow"/>
-                <w:color w:val="000000"/>
-              </w:rPr>
-              <w:t>341</w:t>
-            </w:r>
-          </w:p>
-        </w:tc>
-        <w:tc>
-          <w:tcPr>
-            <w:tcW w:w="1394" w:type="dxa"/>
-            <w:vAlign w:val="bottom"/>
-          </w:tcPr>
-          <w:p>
-            <w:pPr>
-              <w:ind w:firstLine="0"/>
-              <w:cnfStyle w:val="000000100000" w:firstRow="0" w:lastRow="0" w:firstColumn="0" w:lastColumn="0" w:oddVBand="0" w:evenVBand="0" w:oddHBand="1" w:evenHBand="0" w:firstRowFirstColumn="0" w:firstRowLastColumn="0" w:lastRowFirstColumn="0" w:lastRowLastColumn="0"/>
-              <w:rPr>
-                <w:rFonts w:ascii="Aptos Narrow" w:hAnsi="Aptos Narrow"/>
-              </w:rPr>
-            </w:pPr>
-            <w:r>
-              <w:rPr>
-                <w:rFonts w:ascii="Aptos Narrow" w:hAnsi="Aptos Narrow"/>
-                <w:color w:val="000000"/>
-              </w:rPr>
-              <w:t>393</w:t>
-            </w:r>
-          </w:p>
-        </w:tc>
-      </w:tr>
-      <w:tr>
-        <w:tc>
-          <w:tcPr>
-            <w:cnfStyle w:val="001000000000" w:firstRow="0" w:lastRow="0" w:firstColumn="1" w:lastColumn="0" w:oddVBand="0" w:evenVBand="0" w:oddHBand="0" w:evenHBand="0" w:firstRowFirstColumn="0" w:firstRowLastColumn="0" w:lastRowFirstColumn="0" w:lastRowLastColumn="0"/>
-            <w:tcW w:w="2336" w:type="dxa"/>
-          </w:tcPr>
-          <w:p>
-            <w:pPr>
-              <w:ind w:firstLine="0"/>
-            </w:pPr>
-          </w:p>
-        </w:tc>
-        <w:tc>
-          <w:tcPr>
-            <w:tcW w:w="1391" w:type="dxa"/>
-          </w:tcPr>
-          <w:p>
-            <w:pPr>
-              <w:ind w:firstLine="0"/>
-              <w:cnfStyle w:val="000000000000" w:firstRow="0" w:lastRow="0" w:firstColumn="0" w:lastColumn="0" w:oddVBand="0" w:evenVBand="0" w:oddHBand="0" w:evenHBand="0" w:firstRowFirstColumn="0" w:firstRowLastColumn="0" w:lastRowFirstColumn="0" w:lastRowLastColumn="0"/>
-            </w:pPr>
-            <w:r>
-              <w:t>VL-UCT</w:t>
-            </w:r>
-          </w:p>
-        </w:tc>
-        <w:tc>
-          <w:tcPr>
-            <w:tcW w:w="1228" w:type="dxa"/>
-            <w:vAlign w:val="bottom"/>
-          </w:tcPr>
-          <w:p>
-            <w:pPr>
-              <w:ind w:firstLine="0"/>
-              <w:cnfStyle w:val="000000000000" w:firstRow="0" w:lastRow="0" w:firstColumn="0" w:lastColumn="0" w:oddVBand="0" w:evenVBand="0" w:oddHBand="0" w:evenHBand="0" w:firstRowFirstColumn="0" w:firstRowLastColumn="0" w:lastRowFirstColumn="0" w:lastRowLastColumn="0"/>
-              <w:rPr>
-                <w:rFonts w:ascii="Aptos Narrow" w:hAnsi="Aptos Narrow"/>
-              </w:rPr>
-            </w:pPr>
-            <w:r>
-              <w:rPr>
-                <w:rFonts w:ascii="Aptos Narrow" w:hAnsi="Aptos Narrow"/>
-                <w:color w:val="000000"/>
-              </w:rPr>
-              <w:t>360.8</w:t>
-            </w:r>
-          </w:p>
-        </w:tc>
-        <w:tc>
-          <w:tcPr>
-            <w:tcW w:w="2162" w:type="dxa"/>
-            <w:vAlign w:val="bottom"/>
-          </w:tcPr>
-          <w:p>
-            <w:pPr>
-              <w:ind w:firstLine="0"/>
-              <w:cnfStyle w:val="000000000000" w:firstRow="0" w:lastRow="0" w:firstColumn="0" w:lastColumn="0" w:oddVBand="0" w:evenVBand="0" w:oddHBand="0" w:evenHBand="0" w:firstRowFirstColumn="0" w:firstRowLastColumn="0" w:lastRowFirstColumn="0" w:lastRowLastColumn="0"/>
-              <w:rPr>
-                <w:rFonts w:ascii="Aptos Narrow" w:hAnsi="Aptos Narrow"/>
-              </w:rPr>
-            </w:pPr>
-            <w:r>
-              <w:rPr>
-                <w:rFonts w:ascii="Aptos Narrow" w:hAnsi="Aptos Narrow"/>
-                <w:color w:val="000000"/>
-              </w:rPr>
-              <w:t>19.30544</w:t>
-            </w:r>
-          </w:p>
-        </w:tc>
-        <w:tc>
-          <w:tcPr>
-            <w:tcW w:w="1270" w:type="dxa"/>
-            <w:vAlign w:val="bottom"/>
-          </w:tcPr>
-          <w:p>
-            <w:pPr>
-              <w:ind w:firstLine="0"/>
-              <w:cnfStyle w:val="000000000000" w:firstRow="0" w:lastRow="0" w:firstColumn="0" w:lastColumn="0" w:oddVBand="0" w:evenVBand="0" w:oddHBand="0" w:evenHBand="0" w:firstRowFirstColumn="0" w:firstRowLastColumn="0" w:lastRowFirstColumn="0" w:lastRowLastColumn="0"/>
-              <w:rPr>
-                <w:rFonts w:ascii="Aptos Narrow" w:hAnsi="Aptos Narrow"/>
-              </w:rPr>
-            </w:pPr>
-            <w:r>
-              <w:rPr>
-                <w:rFonts w:ascii="Aptos Narrow" w:hAnsi="Aptos Narrow"/>
-                <w:color w:val="000000"/>
-              </w:rPr>
-              <w:t>342</w:t>
-            </w:r>
-          </w:p>
-        </w:tc>
-        <w:tc>
-          <w:tcPr>
-            <w:tcW w:w="1394" w:type="dxa"/>
-            <w:vAlign w:val="bottom"/>
-          </w:tcPr>
-          <w:p>
-            <w:pPr>
-              <w:ind w:firstLine="0"/>
-              <w:cnfStyle w:val="000000000000" w:firstRow="0" w:lastRow="0" w:firstColumn="0" w:lastColumn="0" w:oddVBand="0" w:evenVBand="0" w:oddHBand="0" w:evenHBand="0" w:firstRowFirstColumn="0" w:firstRowLastColumn="0" w:lastRowFirstColumn="0" w:lastRowLastColumn="0"/>
-              <w:rPr>
-                <w:rFonts w:ascii="Aptos Narrow" w:hAnsi="Aptos Narrow"/>
-              </w:rPr>
-            </w:pPr>
-            <w:r>
-              <w:rPr>
-                <w:rFonts w:ascii="Aptos Narrow" w:hAnsi="Aptos Narrow"/>
-                <w:color w:val="000000"/>
-              </w:rPr>
-              <w:t>392</w:t>
-            </w:r>
-          </w:p>
-        </w:tc>
-      </w:tr>
-      <w:tr>
-        <w:trPr>
-          <w:cnfStyle w:val="000000100000" w:firstRow="0" w:lastRow="0" w:firstColumn="0" w:lastColumn="0" w:oddVBand="0" w:evenVBand="0" w:oddHBand="1" w:evenHBand="0" w:firstRowFirstColumn="0" w:firstRowLastColumn="0" w:lastRowFirstColumn="0" w:lastRowLastColumn="0"/>
-        </w:trPr>
-        <w:tc>
-          <w:tcPr>
-            <w:cnfStyle w:val="001000000000" w:firstRow="0" w:lastRow="0" w:firstColumn="1" w:lastColumn="0" w:oddVBand="0" w:evenVBand="0" w:oddHBand="0" w:evenHBand="0" w:firstRowFirstColumn="0" w:firstRowLastColumn="0" w:lastRowFirstColumn="0" w:lastRowLastColumn="0"/>
-            <w:tcW w:w="2336" w:type="dxa"/>
-          </w:tcPr>
-          <w:p>
-            <w:pPr>
-              <w:ind w:firstLine="0"/>
-            </w:pPr>
-          </w:p>
-        </w:tc>
-        <w:tc>
-          <w:tcPr>
-            <w:tcW w:w="1391" w:type="dxa"/>
-          </w:tcPr>
-          <w:p>
-            <w:pPr>
-              <w:ind w:firstLine="0"/>
-              <w:cnfStyle w:val="000000100000" w:firstRow="0" w:lastRow="0" w:firstColumn="0" w:lastColumn="0" w:oddVBand="0" w:evenVBand="0" w:oddHBand="1" w:evenHBand="0" w:firstRowFirstColumn="0" w:firstRowLastColumn="0" w:lastRowFirstColumn="0" w:lastRowLastColumn="0"/>
-            </w:pPr>
-            <w:r>
-              <w:t>WU-UCT</w:t>
-            </w:r>
-          </w:p>
-        </w:tc>
-        <w:tc>
-          <w:tcPr>
-            <w:tcW w:w="1228" w:type="dxa"/>
-            <w:vAlign w:val="bottom"/>
-          </w:tcPr>
-          <w:p>
-            <w:pPr>
-              <w:ind w:firstLine="0"/>
-              <w:cnfStyle w:val="000000100000" w:firstRow="0" w:lastRow="0" w:firstColumn="0" w:lastColumn="0" w:oddVBand="0" w:evenVBand="0" w:oddHBand="1" w:evenHBand="0" w:firstRowFirstColumn="0" w:firstRowLastColumn="0" w:lastRowFirstColumn="0" w:lastRowLastColumn="0"/>
-              <w:rPr>
-                <w:rFonts w:ascii="Aptos Narrow" w:hAnsi="Aptos Narrow"/>
-              </w:rPr>
-            </w:pPr>
-            <w:r>
-              <w:rPr>
-                <w:rFonts w:ascii="Aptos Narrow" w:hAnsi="Aptos Narrow"/>
-                <w:color w:val="000000"/>
-              </w:rPr>
-              <w:t>377.8</w:t>
-            </w:r>
-          </w:p>
-        </w:tc>
-        <w:tc>
-          <w:tcPr>
-            <w:tcW w:w="2162" w:type="dxa"/>
-            <w:vAlign w:val="bottom"/>
-          </w:tcPr>
-          <w:p>
-            <w:pPr>
-              <w:ind w:firstLine="0"/>
-              <w:cnfStyle w:val="000000100000" w:firstRow="0" w:lastRow="0" w:firstColumn="0" w:lastColumn="0" w:oddVBand="0" w:evenVBand="0" w:oddHBand="1" w:evenHBand="0" w:firstRowFirstColumn="0" w:firstRowLastColumn="0" w:lastRowFirstColumn="0" w:lastRowLastColumn="0"/>
-              <w:rPr>
-                <w:rFonts w:ascii="Aptos Narrow" w:hAnsi="Aptos Narrow"/>
-              </w:rPr>
-            </w:pPr>
-            <w:r>
-              <w:rPr>
-                <w:rFonts w:ascii="Aptos Narrow" w:hAnsi="Aptos Narrow"/>
-                <w:color w:val="000000"/>
-              </w:rPr>
-              <w:t>16.82855</w:t>
-            </w:r>
-          </w:p>
-        </w:tc>
-        <w:tc>
-          <w:tcPr>
-            <w:tcW w:w="1270" w:type="dxa"/>
-            <w:vAlign w:val="bottom"/>
-          </w:tcPr>
-          <w:p>
-            <w:pPr>
-              <w:ind w:firstLine="0"/>
-              <w:cnfStyle w:val="000000100000" w:firstRow="0" w:lastRow="0" w:firstColumn="0" w:lastColumn="0" w:oddVBand="0" w:evenVBand="0" w:oddHBand="1" w:evenHBand="0" w:firstRowFirstColumn="0" w:firstRowLastColumn="0" w:lastRowFirstColumn="0" w:lastRowLastColumn="0"/>
-              <w:rPr>
-                <w:rFonts w:ascii="Aptos Narrow" w:hAnsi="Aptos Narrow"/>
-              </w:rPr>
-            </w:pPr>
-            <w:r>
-              <w:rPr>
-                <w:rFonts w:ascii="Aptos Narrow" w:hAnsi="Aptos Narrow"/>
-                <w:color w:val="000000"/>
-              </w:rPr>
-              <w:t>355</w:t>
-            </w:r>
-          </w:p>
-        </w:tc>
-        <w:tc>
-          <w:tcPr>
-            <w:tcW w:w="1394" w:type="dxa"/>
-            <w:vAlign w:val="bottom"/>
-          </w:tcPr>
-          <w:p>
-            <w:pPr>
-              <w:ind w:firstLine="0"/>
-              <w:cnfStyle w:val="000000100000" w:firstRow="0" w:lastRow="0" w:firstColumn="0" w:lastColumn="0" w:oddVBand="0" w:evenVBand="0" w:oddHBand="1" w:evenHBand="0" w:firstRowFirstColumn="0" w:firstRowLastColumn="0" w:lastRowFirstColumn="0" w:lastRowLastColumn="0"/>
-              <w:rPr>
-                <w:rFonts w:ascii="Aptos Narrow" w:hAnsi="Aptos Narrow"/>
-              </w:rPr>
-            </w:pPr>
-            <w:r>
-              <w:rPr>
-                <w:rFonts w:ascii="Aptos Narrow" w:hAnsi="Aptos Narrow"/>
-                <w:color w:val="000000"/>
-              </w:rPr>
-              <w:t>401</w:t>
-            </w:r>
-          </w:p>
-        </w:tc>
-      </w:tr>
-      <w:tr>
-        <w:tc>
-          <w:tcPr>
-            <w:cnfStyle w:val="001000000000" w:firstRow="0" w:lastRow="0" w:firstColumn="1" w:lastColumn="0" w:oddVBand="0" w:evenVBand="0" w:oddHBand="0" w:evenHBand="0" w:firstRowFirstColumn="0" w:firstRowLastColumn="0" w:lastRowFirstColumn="0" w:lastRowLastColumn="0"/>
-            <w:tcW w:w="2336" w:type="dxa"/>
-          </w:tcPr>
-          <w:p>
-            <w:pPr>
-              <w:ind w:firstLine="0"/>
-            </w:pPr>
-          </w:p>
-        </w:tc>
-        <w:tc>
-          <w:tcPr>
-            <w:tcW w:w="7445" w:type="dxa"/>
-            <w:gridSpan w:val="5"/>
-          </w:tcPr>
-          <w:p>
-            <w:pPr>
-              <w:ind w:firstLine="0"/>
-              <w:cnfStyle w:val="000000000000" w:firstRow="0" w:lastRow="0" w:firstColumn="0" w:lastColumn="0" w:oddVBand="0" w:evenVBand="0" w:oddHBand="0" w:evenHBand="0" w:firstRowFirstColumn="0" w:firstRowLastColumn="0" w:lastRowFirstColumn="0" w:lastRowLastColumn="0"/>
-              <w:rPr>
-                <w:rFonts w:ascii="Aptos Narrow" w:hAnsi="Aptos Narrow"/>
-              </w:rPr>
-            </w:pPr>
-          </w:p>
-        </w:tc>
-      </w:tr>
-      <w:tr>
-        <w:trPr>
-          <w:cnfStyle w:val="000000100000" w:firstRow="0" w:lastRow="0" w:firstColumn="0" w:lastColumn="0" w:oddVBand="0" w:evenVBand="0" w:oddHBand="1" w:evenHBand="0" w:firstRowFirstColumn="0" w:firstRowLastColumn="0" w:lastRowFirstColumn="0" w:lastRowLastColumn="0"/>
-        </w:trPr>
-        <w:tc>
-          <w:tcPr>
-            <w:cnfStyle w:val="001000000000" w:firstRow="0" w:lastRow="0" w:firstColumn="1" w:lastColumn="0" w:oddVBand="0" w:evenVBand="0" w:oddHBand="0" w:evenHBand="0" w:firstRowFirstColumn="0" w:firstRowLastColumn="0" w:lastRowFirstColumn="0" w:lastRowLastColumn="0"/>
-            <w:tcW w:w="2336" w:type="dxa"/>
-          </w:tcPr>
-          <w:p>
-            <w:pPr>
-              <w:ind w:firstLine="0"/>
-            </w:pPr>
-            <w:r>
-              <w:t>grid_clustered_b40.txt</w:t>
-            </w:r>
-          </w:p>
-        </w:tc>
-        <w:tc>
-          <w:tcPr>
-            <w:tcW w:w="1391" w:type="dxa"/>
-          </w:tcPr>
-          <w:p>
-            <w:pPr>
-              <w:ind w:firstLine="0"/>
-              <w:cnfStyle w:val="000000100000" w:firstRow="0" w:lastRow="0" w:firstColumn="0" w:lastColumn="0" w:oddVBand="0" w:evenVBand="0" w:oddHBand="1" w:evenHBand="0" w:firstRowFirstColumn="0" w:firstRowLastColumn="0" w:lastRowFirstColumn="0" w:lastRowLastColumn="0"/>
-            </w:pPr>
-            <w:r>
-              <w:t>OR-Tools</w:t>
-            </w:r>
-          </w:p>
-        </w:tc>
-        <w:tc>
-          <w:tcPr>
-            <w:tcW w:w="1228" w:type="dxa"/>
-            <w:vAlign w:val="bottom"/>
-          </w:tcPr>
-          <w:p>
-            <w:pPr>
-              <w:ind w:firstLine="0"/>
-              <w:cnfStyle w:val="000000100000" w:firstRow="0" w:lastRow="0" w:firstColumn="0" w:lastColumn="0" w:oddVBand="0" w:evenVBand="0" w:oddHBand="1" w:evenHBand="0" w:firstRowFirstColumn="0" w:firstRowLastColumn="0" w:lastRowFirstColumn="0" w:lastRowLastColumn="0"/>
-              <w:rPr>
-                <w:rFonts w:ascii="Aptos Narrow" w:hAnsi="Aptos Narrow"/>
-              </w:rPr>
-            </w:pPr>
-            <w:r>
-              <w:rPr>
-                <w:rFonts w:ascii="Aptos Narrow" w:hAnsi="Aptos Narrow"/>
-                <w:color w:val="FF0000"/>
-              </w:rPr>
-              <w:t>558</w:t>
-            </w:r>
-          </w:p>
-        </w:tc>
-        <w:tc>
-          <w:tcPr>
-            <w:tcW w:w="2162" w:type="dxa"/>
-            <w:vAlign w:val="bottom"/>
-          </w:tcPr>
-          <w:p>
-            <w:pPr>
-              <w:ind w:firstLine="0"/>
-              <w:cnfStyle w:val="000000100000" w:firstRow="0" w:lastRow="0" w:firstColumn="0" w:lastColumn="0" w:oddVBand="0" w:evenVBand="0" w:oddHBand="1" w:evenHBand="0" w:firstRowFirstColumn="0" w:firstRowLastColumn="0" w:lastRowFirstColumn="0" w:lastRowLastColumn="0"/>
-              <w:rPr>
-                <w:rFonts w:ascii="Aptos Narrow" w:hAnsi="Aptos Narrow"/>
-                <w:color w:val="000000"/>
-              </w:rPr>
-            </w:pPr>
-          </w:p>
-        </w:tc>
-        <w:tc>
-          <w:tcPr>
-            <w:tcW w:w="1270" w:type="dxa"/>
-            <w:vAlign w:val="bottom"/>
-          </w:tcPr>
-          <w:p>
-            <w:pPr>
-              <w:ind w:firstLine="0"/>
-              <w:cnfStyle w:val="000000100000" w:firstRow="0" w:lastRow="0" w:firstColumn="0" w:lastColumn="0" w:oddVBand="0" w:evenVBand="0" w:oddHBand="1" w:evenHBand="0" w:firstRowFirstColumn="0" w:firstRowLastColumn="0" w:lastRowFirstColumn="0" w:lastRowLastColumn="0"/>
-              <w:rPr>
-                <w:rFonts w:ascii="Aptos Narrow" w:hAnsi="Aptos Narrow"/>
-                <w:color w:val="000000"/>
-              </w:rPr>
-            </w:pPr>
-            <w:r>
-              <w:rPr>
-                <w:rFonts w:ascii="Aptos Narrow" w:hAnsi="Aptos Narrow"/>
-                <w:color w:val="000000"/>
-              </w:rPr>
-              <w:t>558</w:t>
-            </w:r>
-          </w:p>
-        </w:tc>
-        <w:tc>
-          <w:tcPr>
-            <w:tcW w:w="1394" w:type="dxa"/>
-            <w:vAlign w:val="bottom"/>
-          </w:tcPr>
-          <w:p>
-            <w:pPr>
-              <w:ind w:firstLine="0"/>
-              <w:cnfStyle w:val="000000100000" w:firstRow="0" w:lastRow="0" w:firstColumn="0" w:lastColumn="0" w:oddVBand="0" w:evenVBand="0" w:oddHBand="1" w:evenHBand="0" w:firstRowFirstColumn="0" w:firstRowLastColumn="0" w:lastRowFirstColumn="0" w:lastRowLastColumn="0"/>
-              <w:rPr>
-                <w:rFonts w:ascii="Aptos Narrow" w:hAnsi="Aptos Narrow"/>
-                <w:color w:val="000000"/>
-              </w:rPr>
-            </w:pPr>
-            <w:r>
-              <w:rPr>
-                <w:rFonts w:ascii="Aptos Narrow" w:hAnsi="Aptos Narrow"/>
-                <w:color w:val="000000"/>
-              </w:rPr>
-              <w:t>558</w:t>
-            </w:r>
-          </w:p>
-        </w:tc>
-      </w:tr>
-      <w:tr>
-        <w:tc>
-          <w:tcPr>
-            <w:cnfStyle w:val="001000000000" w:firstRow="0" w:lastRow="0" w:firstColumn="1" w:lastColumn="0" w:oddVBand="0" w:evenVBand="0" w:oddHBand="0" w:evenHBand="0" w:firstRowFirstColumn="0" w:firstRowLastColumn="0" w:lastRowFirstColumn="0" w:lastRowLastColumn="0"/>
-            <w:tcW w:w="2336" w:type="dxa"/>
-          </w:tcPr>
-          <w:p>
-            <w:pPr>
-              <w:ind w:firstLine="0"/>
-            </w:pPr>
-          </w:p>
-        </w:tc>
-        <w:tc>
-          <w:tcPr>
-            <w:tcW w:w="1391" w:type="dxa"/>
-          </w:tcPr>
-          <w:p>
-            <w:pPr>
-              <w:ind w:firstLine="0"/>
-              <w:cnfStyle w:val="000000000000" w:firstRow="0" w:lastRow="0" w:firstColumn="0" w:lastColumn="0" w:oddVBand="0" w:evenVBand="0" w:oddHBand="0" w:evenHBand="0" w:firstRowFirstColumn="0" w:firstRowLastColumn="0" w:lastRowFirstColumn="0" w:lastRowLastColumn="0"/>
-            </w:pPr>
-            <w:r>
-              <w:t>Tree</w:t>
-            </w:r>
-          </w:p>
-        </w:tc>
-        <w:tc>
-          <w:tcPr>
-            <w:tcW w:w="1228" w:type="dxa"/>
-            <w:vAlign w:val="bottom"/>
-          </w:tcPr>
-          <w:p>
-            <w:pPr>
-              <w:ind w:firstLine="0"/>
-              <w:cnfStyle w:val="000000000000" w:firstRow="0" w:lastRow="0" w:firstColumn="0" w:lastColumn="0" w:oddVBand="0" w:evenVBand="0" w:oddHBand="0" w:evenHBand="0" w:firstRowFirstColumn="0" w:firstRowLastColumn="0" w:lastRowFirstColumn="0" w:lastRowLastColumn="0"/>
-              <w:rPr>
-                <w:rFonts w:ascii="Aptos Narrow" w:hAnsi="Aptos Narrow"/>
-              </w:rPr>
-            </w:pPr>
-            <w:r>
-              <w:rPr>
-                <w:rFonts w:ascii="Aptos Narrow" w:hAnsi="Aptos Narrow"/>
-                <w:color w:val="000000"/>
-              </w:rPr>
-              <w:t>500.6</w:t>
-            </w:r>
-          </w:p>
-        </w:tc>
-        <w:tc>
-          <w:tcPr>
-            <w:tcW w:w="2162" w:type="dxa"/>
-            <w:vAlign w:val="bottom"/>
-          </w:tcPr>
-          <w:p>
-            <w:pPr>
-              <w:ind w:firstLine="0"/>
-              <w:cnfStyle w:val="000000000000" w:firstRow="0" w:lastRow="0" w:firstColumn="0" w:lastColumn="0" w:oddVBand="0" w:evenVBand="0" w:oddHBand="0" w:evenHBand="0" w:firstRowFirstColumn="0" w:firstRowLastColumn="0" w:lastRowFirstColumn="0" w:lastRowLastColumn="0"/>
-              <w:rPr>
-                <w:rFonts w:ascii="Aptos Narrow" w:hAnsi="Aptos Narrow"/>
-                <w:color w:val="000000"/>
-              </w:rPr>
-            </w:pPr>
-            <w:r>
-              <w:rPr>
-                <w:rFonts w:ascii="Aptos Narrow" w:hAnsi="Aptos Narrow"/>
-                <w:color w:val="000000"/>
-              </w:rPr>
-              <w:t>21.1849</w:t>
-            </w:r>
-          </w:p>
-        </w:tc>
-        <w:tc>
-          <w:tcPr>
-            <w:tcW w:w="1270" w:type="dxa"/>
-            <w:vAlign w:val="bottom"/>
-          </w:tcPr>
-          <w:p>
-            <w:pPr>
-              <w:ind w:firstLine="0"/>
-              <w:cnfStyle w:val="000000000000" w:firstRow="0" w:lastRow="0" w:firstColumn="0" w:lastColumn="0" w:oddVBand="0" w:evenVBand="0" w:oddHBand="0" w:evenHBand="0" w:firstRowFirstColumn="0" w:firstRowLastColumn="0" w:lastRowFirstColumn="0" w:lastRowLastColumn="0"/>
-              <w:rPr>
-                <w:rFonts w:ascii="Aptos Narrow" w:hAnsi="Aptos Narrow"/>
-                <w:color w:val="000000"/>
-              </w:rPr>
-            </w:pPr>
-            <w:r>
-              <w:rPr>
-                <w:rFonts w:ascii="Aptos Narrow" w:hAnsi="Aptos Narrow"/>
-                <w:color w:val="000000"/>
-              </w:rPr>
-              <w:t>480</w:t>
-            </w:r>
-          </w:p>
-        </w:tc>
-        <w:tc>
-          <w:tcPr>
-            <w:tcW w:w="1394" w:type="dxa"/>
-            <w:vAlign w:val="bottom"/>
-          </w:tcPr>
-          <w:p>
-            <w:pPr>
-              <w:ind w:firstLine="0"/>
-              <w:cnfStyle w:val="000000000000" w:firstRow="0" w:lastRow="0" w:firstColumn="0" w:lastColumn="0" w:oddVBand="0" w:evenVBand="0" w:oddHBand="0" w:evenHBand="0" w:firstRowFirstColumn="0" w:firstRowLastColumn="0" w:lastRowFirstColumn="0" w:lastRowLastColumn="0"/>
-              <w:rPr>
-                <w:rFonts w:ascii="Aptos Narrow" w:hAnsi="Aptos Narrow"/>
-                <w:color w:val="000000"/>
-              </w:rPr>
-            </w:pPr>
-            <w:r>
-              <w:rPr>
-                <w:rFonts w:ascii="Aptos Narrow" w:hAnsi="Aptos Narrow"/>
-                <w:color w:val="000000"/>
-              </w:rPr>
-              <w:t>534</w:t>
-            </w:r>
-          </w:p>
-        </w:tc>
-      </w:tr>
-      <w:tr>
-        <w:trPr>
-          <w:cnfStyle w:val="000000100000" w:firstRow="0" w:lastRow="0" w:firstColumn="0" w:lastColumn="0" w:oddVBand="0" w:evenVBand="0" w:oddHBand="1" w:evenHBand="0" w:firstRowFirstColumn="0" w:firstRowLastColumn="0" w:lastRowFirstColumn="0" w:lastRowLastColumn="0"/>
-        </w:trPr>
-        <w:tc>
-          <w:tcPr>
-            <w:cnfStyle w:val="001000000000" w:firstRow="0" w:lastRow="0" w:firstColumn="1" w:lastColumn="0" w:oddVBand="0" w:evenVBand="0" w:oddHBand="0" w:evenHBand="0" w:firstRowFirstColumn="0" w:firstRowLastColumn="0" w:lastRowFirstColumn="0" w:lastRowLastColumn="0"/>
-            <w:tcW w:w="2336" w:type="dxa"/>
-          </w:tcPr>
-          <w:p>
-            <w:pPr>
-              <w:ind w:firstLine="0"/>
-            </w:pPr>
-          </w:p>
-        </w:tc>
-        <w:tc>
-          <w:tcPr>
-            <w:tcW w:w="1391" w:type="dxa"/>
-          </w:tcPr>
-          <w:p>
-            <w:pPr>
-              <w:ind w:firstLine="0"/>
-              <w:cnfStyle w:val="000000100000" w:firstRow="0" w:lastRow="0" w:firstColumn="0" w:lastColumn="0" w:oddVBand="0" w:evenVBand="0" w:oddHBand="1" w:evenHBand="0" w:firstRowFirstColumn="0" w:firstRowLastColumn="0" w:lastRowFirstColumn="0" w:lastRowLastColumn="0"/>
-            </w:pPr>
-            <w:r>
-              <w:t>UCT</w:t>
-            </w:r>
-          </w:p>
-        </w:tc>
-        <w:tc>
-          <w:tcPr>
-            <w:tcW w:w="1228" w:type="dxa"/>
-            <w:vAlign w:val="bottom"/>
-          </w:tcPr>
-          <w:p>
-            <w:pPr>
-              <w:ind w:firstLine="0"/>
-              <w:cnfStyle w:val="000000100000" w:firstRow="0" w:lastRow="0" w:firstColumn="0" w:lastColumn="0" w:oddVBand="0" w:evenVBand="0" w:oddHBand="1" w:evenHBand="0" w:firstRowFirstColumn="0" w:firstRowLastColumn="0" w:lastRowFirstColumn="0" w:lastRowLastColumn="0"/>
-              <w:rPr>
-                <w:rFonts w:ascii="Aptos Narrow" w:hAnsi="Aptos Narrow"/>
-              </w:rPr>
-            </w:pPr>
-            <w:r>
-              <w:rPr>
-                <w:rFonts w:ascii="Aptos Narrow" w:hAnsi="Aptos Narrow"/>
-                <w:color w:val="000000"/>
-              </w:rPr>
-              <w:t>489.6</w:t>
-            </w:r>
-          </w:p>
-        </w:tc>
-        <w:tc>
-          <w:tcPr>
-            <w:tcW w:w="2162" w:type="dxa"/>
-            <w:vAlign w:val="bottom"/>
-          </w:tcPr>
-          <w:p>
-            <w:pPr>
-              <w:ind w:firstLine="0"/>
-              <w:cnfStyle w:val="000000100000" w:firstRow="0" w:lastRow="0" w:firstColumn="0" w:lastColumn="0" w:oddVBand="0" w:evenVBand="0" w:oddHBand="1" w:evenHBand="0" w:firstRowFirstColumn="0" w:firstRowLastColumn="0" w:lastRowFirstColumn="0" w:lastRowLastColumn="0"/>
-              <w:rPr>
-                <w:rFonts w:ascii="Aptos Narrow" w:hAnsi="Aptos Narrow"/>
-                <w:color w:val="000000"/>
-              </w:rPr>
-            </w:pPr>
-            <w:r>
-              <w:rPr>
-                <w:rFonts w:ascii="Aptos Narrow" w:hAnsi="Aptos Narrow"/>
-                <w:color w:val="000000"/>
-              </w:rPr>
-              <w:t>5.59464</w:t>
-            </w:r>
-          </w:p>
-        </w:tc>
-        <w:tc>
-          <w:tcPr>
-            <w:tcW w:w="1270" w:type="dxa"/>
-            <w:vAlign w:val="bottom"/>
-          </w:tcPr>
-          <w:p>
-            <w:pPr>
-              <w:ind w:firstLine="0"/>
-              <w:cnfStyle w:val="000000100000" w:firstRow="0" w:lastRow="0" w:firstColumn="0" w:lastColumn="0" w:oddVBand="0" w:evenVBand="0" w:oddHBand="1" w:evenHBand="0" w:firstRowFirstColumn="0" w:firstRowLastColumn="0" w:lastRowFirstColumn="0" w:lastRowLastColumn="0"/>
-              <w:rPr>
-                <w:rFonts w:ascii="Aptos Narrow" w:hAnsi="Aptos Narrow"/>
-                <w:color w:val="000000"/>
-              </w:rPr>
-            </w:pPr>
-            <w:r>
-              <w:rPr>
-                <w:rFonts w:ascii="Aptos Narrow" w:hAnsi="Aptos Narrow"/>
-                <w:color w:val="000000"/>
-              </w:rPr>
-              <w:t>481</w:t>
-            </w:r>
-          </w:p>
-        </w:tc>
-        <w:tc>
-          <w:tcPr>
-            <w:tcW w:w="1394" w:type="dxa"/>
-            <w:vAlign w:val="bottom"/>
-          </w:tcPr>
-          <w:p>
-            <w:pPr>
-              <w:ind w:firstLine="0"/>
-              <w:cnfStyle w:val="000000100000" w:firstRow="0" w:lastRow="0" w:firstColumn="0" w:lastColumn="0" w:oddVBand="0" w:evenVBand="0" w:oddHBand="1" w:evenHBand="0" w:firstRowFirstColumn="0" w:firstRowLastColumn="0" w:lastRowFirstColumn="0" w:lastRowLastColumn="0"/>
-              <w:rPr>
-                <w:rFonts w:ascii="Aptos Narrow" w:hAnsi="Aptos Narrow"/>
-                <w:color w:val="000000"/>
-              </w:rPr>
-            </w:pPr>
-            <w:r>
-              <w:rPr>
-                <w:rFonts w:ascii="Aptos Narrow" w:hAnsi="Aptos Narrow"/>
-                <w:color w:val="000000"/>
-              </w:rPr>
-              <w:t>496</w:t>
-            </w:r>
-          </w:p>
-        </w:tc>
-      </w:tr>
-      <w:tr>
-        <w:tc>
-          <w:tcPr>
-            <w:cnfStyle w:val="001000000000" w:firstRow="0" w:lastRow="0" w:firstColumn="1" w:lastColumn="0" w:oddVBand="0" w:evenVBand="0" w:oddHBand="0" w:evenHBand="0" w:firstRowFirstColumn="0" w:firstRowLastColumn="0" w:lastRowFirstColumn="0" w:lastRowLastColumn="0"/>
-            <w:tcW w:w="2336" w:type="dxa"/>
-          </w:tcPr>
-          <w:p>
-            <w:pPr>
-              <w:ind w:firstLine="0"/>
-            </w:pPr>
-          </w:p>
-        </w:tc>
-        <w:tc>
-          <w:tcPr>
-            <w:tcW w:w="1391" w:type="dxa"/>
-          </w:tcPr>
-          <w:p>
-            <w:pPr>
-              <w:ind w:firstLine="0"/>
-              <w:cnfStyle w:val="000000000000" w:firstRow="0" w:lastRow="0" w:firstColumn="0" w:lastColumn="0" w:oddVBand="0" w:evenVBand="0" w:oddHBand="0" w:evenHBand="0" w:firstRowFirstColumn="0" w:firstRowLastColumn="0" w:lastRowFirstColumn="0" w:lastRowLastColumn="0"/>
-            </w:pPr>
-            <w:r>
-              <w:t>VL-UCT</w:t>
-            </w:r>
-          </w:p>
-        </w:tc>
-        <w:tc>
-          <w:tcPr>
-            <w:tcW w:w="1228" w:type="dxa"/>
-            <w:vAlign w:val="bottom"/>
-          </w:tcPr>
-          <w:p>
-            <w:pPr>
-              <w:ind w:firstLine="0"/>
-              <w:cnfStyle w:val="000000000000" w:firstRow="0" w:lastRow="0" w:firstColumn="0" w:lastColumn="0" w:oddVBand="0" w:evenVBand="0" w:oddHBand="0" w:evenHBand="0" w:firstRowFirstColumn="0" w:firstRowLastColumn="0" w:lastRowFirstColumn="0" w:lastRowLastColumn="0"/>
-              <w:rPr>
-                <w:rFonts w:ascii="Aptos Narrow" w:hAnsi="Aptos Narrow"/>
-              </w:rPr>
-            </w:pPr>
-            <w:r>
-              <w:rPr>
-                <w:rFonts w:ascii="Aptos Narrow" w:hAnsi="Aptos Narrow"/>
-                <w:color w:val="000000"/>
-              </w:rPr>
-              <w:t>482.2</w:t>
-            </w:r>
-          </w:p>
-        </w:tc>
-        <w:tc>
-          <w:tcPr>
-            <w:tcW w:w="2162" w:type="dxa"/>
-            <w:vAlign w:val="bottom"/>
-          </w:tcPr>
-          <w:p>
-            <w:pPr>
-              <w:ind w:firstLine="0"/>
-              <w:cnfStyle w:val="000000000000" w:firstRow="0" w:lastRow="0" w:firstColumn="0" w:lastColumn="0" w:oddVBand="0" w:evenVBand="0" w:oddHBand="0" w:evenHBand="0" w:firstRowFirstColumn="0" w:firstRowLastColumn="0" w:lastRowFirstColumn="0" w:lastRowLastColumn="0"/>
-              <w:rPr>
-                <w:rFonts w:ascii="Aptos Narrow" w:hAnsi="Aptos Narrow"/>
-                <w:color w:val="000000"/>
-              </w:rPr>
-            </w:pPr>
-            <w:r>
-              <w:rPr>
-                <w:rFonts w:ascii="Aptos Narrow" w:hAnsi="Aptos Narrow"/>
-                <w:color w:val="000000"/>
-              </w:rPr>
-              <w:t>24.56013</w:t>
-            </w:r>
-          </w:p>
-        </w:tc>
-        <w:tc>
-          <w:tcPr>
-            <w:tcW w:w="1270" w:type="dxa"/>
-            <w:vAlign w:val="bottom"/>
-          </w:tcPr>
-          <w:p>
-            <w:pPr>
-              <w:ind w:firstLine="0"/>
-              <w:cnfStyle w:val="000000000000" w:firstRow="0" w:lastRow="0" w:firstColumn="0" w:lastColumn="0" w:oddVBand="0" w:evenVBand="0" w:oddHBand="0" w:evenHBand="0" w:firstRowFirstColumn="0" w:firstRowLastColumn="0" w:lastRowFirstColumn="0" w:lastRowLastColumn="0"/>
-              <w:rPr>
-                <w:rFonts w:ascii="Aptos Narrow" w:hAnsi="Aptos Narrow"/>
-                <w:color w:val="000000"/>
-              </w:rPr>
-            </w:pPr>
-            <w:r>
-              <w:rPr>
-                <w:rFonts w:ascii="Aptos Narrow" w:hAnsi="Aptos Narrow"/>
-                <w:color w:val="000000"/>
-              </w:rPr>
-              <w:t>442</w:t>
-            </w:r>
-          </w:p>
-        </w:tc>
-        <w:tc>
-          <w:tcPr>
-            <w:tcW w:w="1394" w:type="dxa"/>
-            <w:vAlign w:val="bottom"/>
-          </w:tcPr>
-          <w:p>
-            <w:pPr>
-              <w:ind w:firstLine="0"/>
-              <w:cnfStyle w:val="000000000000" w:firstRow="0" w:lastRow="0" w:firstColumn="0" w:lastColumn="0" w:oddVBand="0" w:evenVBand="0" w:oddHBand="0" w:evenHBand="0" w:firstRowFirstColumn="0" w:firstRowLastColumn="0" w:lastRowFirstColumn="0" w:lastRowLastColumn="0"/>
-              <w:rPr>
-                <w:rFonts w:ascii="Aptos Narrow" w:hAnsi="Aptos Narrow"/>
-                <w:color w:val="000000"/>
-              </w:rPr>
-            </w:pPr>
-            <w:r>
-              <w:rPr>
-                <w:rFonts w:ascii="Aptos Narrow" w:hAnsi="Aptos Narrow"/>
-                <w:color w:val="000000"/>
-              </w:rPr>
-              <w:t>508</w:t>
-            </w:r>
-          </w:p>
-        </w:tc>
-      </w:tr>
-      <w:tr>
-        <w:trPr>
-          <w:cnfStyle w:val="000000100000" w:firstRow="0" w:lastRow="0" w:firstColumn="0" w:lastColumn="0" w:oddVBand="0" w:evenVBand="0" w:oddHBand="1" w:evenHBand="0" w:firstRowFirstColumn="0" w:firstRowLastColumn="0" w:lastRowFirstColumn="0" w:lastRowLastColumn="0"/>
-        </w:trPr>
-        <w:tc>
-          <w:tcPr>
-            <w:cnfStyle w:val="001000000000" w:firstRow="0" w:lastRow="0" w:firstColumn="1" w:lastColumn="0" w:oddVBand="0" w:evenVBand="0" w:oddHBand="0" w:evenHBand="0" w:firstRowFirstColumn="0" w:firstRowLastColumn="0" w:lastRowFirstColumn="0" w:lastRowLastColumn="0"/>
-            <w:tcW w:w="2336" w:type="dxa"/>
-          </w:tcPr>
-          <w:p>
-            <w:pPr>
-              <w:ind w:firstLine="0"/>
-            </w:pPr>
-          </w:p>
-        </w:tc>
-        <w:tc>
-          <w:tcPr>
-            <w:tcW w:w="1391" w:type="dxa"/>
-          </w:tcPr>
-          <w:p>
-            <w:pPr>
-              <w:ind w:firstLine="0"/>
-              <w:cnfStyle w:val="000000100000" w:firstRow="0" w:lastRow="0" w:firstColumn="0" w:lastColumn="0" w:oddVBand="0" w:evenVBand="0" w:oddHBand="1" w:evenHBand="0" w:firstRowFirstColumn="0" w:firstRowLastColumn="0" w:lastRowFirstColumn="0" w:lastRowLastColumn="0"/>
-            </w:pPr>
-            <w:r>
-              <w:t>WU-UCT</w:t>
-            </w:r>
-          </w:p>
-        </w:tc>
-        <w:tc>
-          <w:tcPr>
-            <w:tcW w:w="1228" w:type="dxa"/>
-            <w:vAlign w:val="bottom"/>
-          </w:tcPr>
-          <w:p>
-            <w:pPr>
-              <w:ind w:firstLine="0"/>
-              <w:cnfStyle w:val="000000100000" w:firstRow="0" w:lastRow="0" w:firstColumn="0" w:lastColumn="0" w:oddVBand="0" w:evenVBand="0" w:oddHBand="1" w:evenHBand="0" w:firstRowFirstColumn="0" w:firstRowLastColumn="0" w:lastRowFirstColumn="0" w:lastRowLastColumn="0"/>
-              <w:rPr>
-                <w:rFonts w:ascii="Aptos Narrow" w:hAnsi="Aptos Narrow"/>
-              </w:rPr>
-            </w:pPr>
-            <w:r>
-              <w:rPr>
-                <w:rFonts w:ascii="Aptos Narrow" w:hAnsi="Aptos Narrow"/>
-                <w:color w:val="000000"/>
-              </w:rPr>
-              <w:t>509</w:t>
-            </w:r>
-          </w:p>
-        </w:tc>
-        <w:tc>
-          <w:tcPr>
-            <w:tcW w:w="2162" w:type="dxa"/>
-            <w:vAlign w:val="bottom"/>
-          </w:tcPr>
-          <w:p>
-            <w:pPr>
-              <w:ind w:firstLine="0"/>
-              <w:cnfStyle w:val="000000100000" w:firstRow="0" w:lastRow="0" w:firstColumn="0" w:lastColumn="0" w:oddVBand="0" w:evenVBand="0" w:oddHBand="1" w:evenHBand="0" w:firstRowFirstColumn="0" w:firstRowLastColumn="0" w:lastRowFirstColumn="0" w:lastRowLastColumn="0"/>
-              <w:rPr>
-                <w:rFonts w:ascii="Aptos Narrow" w:hAnsi="Aptos Narrow"/>
-                <w:color w:val="000000"/>
-              </w:rPr>
-            </w:pPr>
-            <w:r>
-              <w:rPr>
-                <w:rFonts w:ascii="Aptos Narrow" w:hAnsi="Aptos Narrow"/>
-                <w:color w:val="000000"/>
-              </w:rPr>
-              <w:t>7.17635</w:t>
-            </w:r>
-          </w:p>
-        </w:tc>
-        <w:tc>
-          <w:tcPr>
-            <w:tcW w:w="1270" w:type="dxa"/>
-            <w:vAlign w:val="bottom"/>
-          </w:tcPr>
-          <w:p>
-            <w:pPr>
-              <w:ind w:firstLine="0"/>
-              <w:cnfStyle w:val="000000100000" w:firstRow="0" w:lastRow="0" w:firstColumn="0" w:lastColumn="0" w:oddVBand="0" w:evenVBand="0" w:oddHBand="1" w:evenHBand="0" w:firstRowFirstColumn="0" w:firstRowLastColumn="0" w:lastRowFirstColumn="0" w:lastRowLastColumn="0"/>
-              <w:rPr>
-                <w:rFonts w:ascii="Aptos Narrow" w:hAnsi="Aptos Narrow"/>
-                <w:color w:val="000000"/>
-              </w:rPr>
-            </w:pPr>
-            <w:r>
-              <w:rPr>
-                <w:rFonts w:ascii="Aptos Narrow" w:hAnsi="Aptos Narrow"/>
-                <w:color w:val="000000"/>
-              </w:rPr>
-              <w:t>498</w:t>
-            </w:r>
-          </w:p>
-        </w:tc>
-        <w:tc>
-          <w:tcPr>
-            <w:tcW w:w="1394" w:type="dxa"/>
-            <w:vAlign w:val="bottom"/>
-          </w:tcPr>
-          <w:p>
-            <w:pPr>
-              <w:ind w:firstLine="0"/>
-              <w:cnfStyle w:val="000000100000" w:firstRow="0" w:lastRow="0" w:firstColumn="0" w:lastColumn="0" w:oddVBand="0" w:evenVBand="0" w:oddHBand="1" w:evenHBand="0" w:firstRowFirstColumn="0" w:firstRowLastColumn="0" w:lastRowFirstColumn="0" w:lastRowLastColumn="0"/>
-              <w:rPr>
-                <w:rFonts w:ascii="Aptos Narrow" w:hAnsi="Aptos Narrow"/>
-                <w:color w:val="000000"/>
-              </w:rPr>
-            </w:pPr>
-            <w:r>
-              <w:rPr>
-                <w:rFonts w:ascii="Aptos Narrow" w:hAnsi="Aptos Narrow"/>
-                <w:color w:val="000000"/>
-              </w:rPr>
-              <w:t>518</w:t>
-            </w:r>
-          </w:p>
-        </w:tc>
-      </w:tr>
-      <w:tr>
-        <w:tc>
-          <w:tcPr>
-            <w:cnfStyle w:val="001000000000" w:firstRow="0" w:lastRow="0" w:firstColumn="1" w:lastColumn="0" w:oddVBand="0" w:evenVBand="0" w:oddHBand="0" w:evenHBand="0" w:firstRowFirstColumn="0" w:firstRowLastColumn="0" w:lastRowFirstColumn="0" w:lastRowLastColumn="0"/>
-            <w:tcW w:w="2336" w:type="dxa"/>
-          </w:tcPr>
-          <w:p>
-            <w:pPr>
-              <w:ind w:firstLine="0"/>
-            </w:pPr>
-          </w:p>
-        </w:tc>
-        <w:tc>
-          <w:tcPr>
-            <w:tcW w:w="7445" w:type="dxa"/>
-            <w:gridSpan w:val="5"/>
-          </w:tcPr>
-          <w:p>
-            <w:pPr>
-              <w:ind w:firstLine="0"/>
-              <w:cnfStyle w:val="000000000000" w:firstRow="0" w:lastRow="0" w:firstColumn="0" w:lastColumn="0" w:oddVBand="0" w:evenVBand="0" w:oddHBand="0" w:evenHBand="0" w:firstRowFirstColumn="0" w:firstRowLastColumn="0" w:lastRowFirstColumn="0" w:lastRowLastColumn="0"/>
-              <w:rPr>
-                <w:rFonts w:ascii="Aptos Narrow" w:hAnsi="Aptos Narrow"/>
-              </w:rPr>
-            </w:pPr>
-          </w:p>
-        </w:tc>
-      </w:tr>
-      <w:tr>
-        <w:trPr>
-          <w:cnfStyle w:val="000000100000" w:firstRow="0" w:lastRow="0" w:firstColumn="0" w:lastColumn="0" w:oddVBand="0" w:evenVBand="0" w:oddHBand="1" w:evenHBand="0" w:firstRowFirstColumn="0" w:firstRowLastColumn="0" w:lastRowFirstColumn="0" w:lastRowLastColumn="0"/>
-        </w:trPr>
-        <w:tc>
-          <w:tcPr>
-            <w:cnfStyle w:val="001000000000" w:firstRow="0" w:lastRow="0" w:firstColumn="1" w:lastColumn="0" w:oddVBand="0" w:evenVBand="0" w:oddHBand="0" w:evenHBand="0" w:firstRowFirstColumn="0" w:firstRowLastColumn="0" w:lastRowFirstColumn="0" w:lastRowLastColumn="0"/>
-            <w:tcW w:w="2336" w:type="dxa"/>
-          </w:tcPr>
-          <w:p>
-            <w:pPr>
-              <w:ind w:firstLine="0"/>
-            </w:pPr>
-            <w:r>
-              <w:t>grid_corners_b30.txt</w:t>
-            </w:r>
-          </w:p>
-        </w:tc>
-        <w:tc>
-          <w:tcPr>
-            <w:tcW w:w="1391" w:type="dxa"/>
-          </w:tcPr>
-          <w:p>
-            <w:pPr>
-              <w:ind w:firstLine="0"/>
-              <w:cnfStyle w:val="000000100000" w:firstRow="0" w:lastRow="0" w:firstColumn="0" w:lastColumn="0" w:oddVBand="0" w:evenVBand="0" w:oddHBand="1" w:evenHBand="0" w:firstRowFirstColumn="0" w:firstRowLastColumn="0" w:lastRowFirstColumn="0" w:lastRowLastColumn="0"/>
-            </w:pPr>
-            <w:r>
-              <w:t>OR-Tools</w:t>
-            </w:r>
-          </w:p>
-        </w:tc>
-        <w:tc>
-          <w:tcPr>
-            <w:tcW w:w="1228" w:type="dxa"/>
-            <w:vAlign w:val="bottom"/>
-          </w:tcPr>
-          <w:p>
-            <w:pPr>
-              <w:ind w:firstLine="0"/>
-              <w:cnfStyle w:val="000000100000" w:firstRow="0" w:lastRow="0" w:firstColumn="0" w:lastColumn="0" w:oddVBand="0" w:evenVBand="0" w:oddHBand="1" w:evenHBand="0" w:firstRowFirstColumn="0" w:firstRowLastColumn="0" w:lastRowFirstColumn="0" w:lastRowLastColumn="0"/>
-              <w:rPr>
-                <w:rFonts w:ascii="Aptos Narrow" w:hAnsi="Aptos Narrow"/>
-              </w:rPr>
-            </w:pPr>
-            <w:r>
-              <w:rPr>
-                <w:rFonts w:ascii="Aptos Narrow" w:hAnsi="Aptos Narrow"/>
-                <w:color w:val="FF0000"/>
-              </w:rPr>
-              <w:t>315</w:t>
-            </w:r>
-          </w:p>
-        </w:tc>
-        <w:tc>
-          <w:tcPr>
-            <w:tcW w:w="2162" w:type="dxa"/>
-            <w:vAlign w:val="bottom"/>
-          </w:tcPr>
-          <w:p>
-            <w:pPr>
-              <w:ind w:firstLine="0"/>
-              <w:cnfStyle w:val="000000100000" w:firstRow="0" w:lastRow="0" w:firstColumn="0" w:lastColumn="0" w:oddVBand="0" w:evenVBand="0" w:oddHBand="1" w:evenHBand="0" w:firstRowFirstColumn="0" w:firstRowLastColumn="0" w:lastRowFirstColumn="0" w:lastRowLastColumn="0"/>
-              <w:rPr>
-                <w:rFonts w:ascii="Aptos Narrow" w:hAnsi="Aptos Narrow"/>
-                <w:color w:val="000000"/>
-              </w:rPr>
-            </w:pPr>
-          </w:p>
-        </w:tc>
-        <w:tc>
-          <w:tcPr>
-            <w:tcW w:w="1270" w:type="dxa"/>
-            <w:vAlign w:val="bottom"/>
-          </w:tcPr>
-          <w:p>
-            <w:pPr>
-              <w:ind w:firstLine="0"/>
-              <w:cnfStyle w:val="000000100000" w:firstRow="0" w:lastRow="0" w:firstColumn="0" w:lastColumn="0" w:oddVBand="0" w:evenVBand="0" w:oddHBand="1" w:evenHBand="0" w:firstRowFirstColumn="0" w:firstRowLastColumn="0" w:lastRowFirstColumn="0" w:lastRowLastColumn="0"/>
-              <w:rPr>
-                <w:rFonts w:ascii="Aptos Narrow" w:hAnsi="Aptos Narrow"/>
-                <w:color w:val="000000"/>
-              </w:rPr>
-            </w:pPr>
-            <w:r>
-              <w:rPr>
-                <w:rFonts w:ascii="Aptos Narrow" w:hAnsi="Aptos Narrow"/>
-                <w:color w:val="000000"/>
-              </w:rPr>
-              <w:t>315</w:t>
-            </w:r>
-          </w:p>
-        </w:tc>
-        <w:tc>
-          <w:tcPr>
-            <w:tcW w:w="1394" w:type="dxa"/>
-            <w:vAlign w:val="bottom"/>
-          </w:tcPr>
-          <w:p>
-            <w:pPr>
-              <w:ind w:firstLine="0"/>
-              <w:cnfStyle w:val="000000100000" w:firstRow="0" w:lastRow="0" w:firstColumn="0" w:lastColumn="0" w:oddVBand="0" w:evenVBand="0" w:oddHBand="1" w:evenHBand="0" w:firstRowFirstColumn="0" w:firstRowLastColumn="0" w:lastRowFirstColumn="0" w:lastRowLastColumn="0"/>
-              <w:rPr>
-                <w:rFonts w:ascii="Aptos Narrow" w:hAnsi="Aptos Narrow"/>
-                <w:color w:val="000000"/>
-              </w:rPr>
-            </w:pPr>
-            <w:r>
-              <w:rPr>
-                <w:rFonts w:ascii="Aptos Narrow" w:hAnsi="Aptos Narrow"/>
-                <w:color w:val="000000"/>
-              </w:rPr>
-              <w:t>315</w:t>
-            </w:r>
-          </w:p>
-        </w:tc>
-      </w:tr>
-      <w:tr>
-        <w:tc>
-          <w:tcPr>
-            <w:cnfStyle w:val="001000000000" w:firstRow="0" w:lastRow="0" w:firstColumn="1" w:lastColumn="0" w:oddVBand="0" w:evenVBand="0" w:oddHBand="0" w:evenHBand="0" w:firstRowFirstColumn="0" w:firstRowLastColumn="0" w:lastRowFirstColumn="0" w:lastRowLastColumn="0"/>
-            <w:tcW w:w="2336" w:type="dxa"/>
-          </w:tcPr>
-          <w:p>
-            <w:pPr>
-              <w:ind w:firstLine="0"/>
-            </w:pPr>
-          </w:p>
-        </w:tc>
-        <w:tc>
-          <w:tcPr>
-            <w:tcW w:w="1391" w:type="dxa"/>
-          </w:tcPr>
-          <w:p>
-            <w:pPr>
-              <w:ind w:firstLine="0"/>
-              <w:cnfStyle w:val="000000000000" w:firstRow="0" w:lastRow="0" w:firstColumn="0" w:lastColumn="0" w:oddVBand="0" w:evenVBand="0" w:oddHBand="0" w:evenHBand="0" w:firstRowFirstColumn="0" w:firstRowLastColumn="0" w:lastRowFirstColumn="0" w:lastRowLastColumn="0"/>
-            </w:pPr>
-            <w:r>
-              <w:t>Tree</w:t>
-            </w:r>
-          </w:p>
-        </w:tc>
-        <w:tc>
-          <w:tcPr>
-            <w:tcW w:w="1228" w:type="dxa"/>
-            <w:vAlign w:val="bottom"/>
-          </w:tcPr>
-          <w:p>
-            <w:pPr>
-              <w:ind w:firstLine="0"/>
-              <w:cnfStyle w:val="000000000000" w:firstRow="0" w:lastRow="0" w:firstColumn="0" w:lastColumn="0" w:oddVBand="0" w:evenVBand="0" w:oddHBand="0" w:evenHBand="0" w:firstRowFirstColumn="0" w:firstRowLastColumn="0" w:lastRowFirstColumn="0" w:lastRowLastColumn="0"/>
-              <w:rPr>
-                <w:rFonts w:ascii="Aptos Narrow" w:hAnsi="Aptos Narrow"/>
-              </w:rPr>
-            </w:pPr>
-            <w:r>
-              <w:rPr>
-                <w:rFonts w:ascii="Aptos Narrow" w:hAnsi="Aptos Narrow"/>
-                <w:color w:val="000000"/>
-              </w:rPr>
-              <w:t>343.2</w:t>
-            </w:r>
-          </w:p>
-        </w:tc>
-        <w:tc>
-          <w:tcPr>
-            <w:tcW w:w="2162" w:type="dxa"/>
-            <w:vAlign w:val="bottom"/>
-          </w:tcPr>
-          <w:p>
-            <w:pPr>
-              <w:ind w:firstLine="0"/>
-              <w:cnfStyle w:val="000000000000" w:firstRow="0" w:lastRow="0" w:firstColumn="0" w:lastColumn="0" w:oddVBand="0" w:evenVBand="0" w:oddHBand="0" w:evenHBand="0" w:firstRowFirstColumn="0" w:firstRowLastColumn="0" w:lastRowFirstColumn="0" w:lastRowLastColumn="0"/>
-              <w:rPr>
-                <w:rFonts w:ascii="Aptos Narrow" w:hAnsi="Aptos Narrow"/>
-                <w:color w:val="000000"/>
-              </w:rPr>
-            </w:pPr>
-            <w:r>
-              <w:rPr>
-                <w:rFonts w:ascii="Aptos Narrow" w:hAnsi="Aptos Narrow"/>
-                <w:color w:val="000000"/>
-              </w:rPr>
-              <w:t>5.540758</w:t>
-            </w:r>
-          </w:p>
-        </w:tc>
-        <w:tc>
-          <w:tcPr>
-            <w:tcW w:w="1270" w:type="dxa"/>
-            <w:vAlign w:val="bottom"/>
-          </w:tcPr>
-          <w:p>
-            <w:pPr>
-              <w:ind w:firstLine="0"/>
-              <w:cnfStyle w:val="000000000000" w:firstRow="0" w:lastRow="0" w:firstColumn="0" w:lastColumn="0" w:oddVBand="0" w:evenVBand="0" w:oddHBand="0" w:evenHBand="0" w:firstRowFirstColumn="0" w:firstRowLastColumn="0" w:lastRowFirstColumn="0" w:lastRowLastColumn="0"/>
-              <w:rPr>
-                <w:rFonts w:ascii="Aptos Narrow" w:hAnsi="Aptos Narrow"/>
-                <w:color w:val="000000"/>
-              </w:rPr>
-            </w:pPr>
-            <w:r>
-              <w:rPr>
-                <w:rFonts w:ascii="Aptos Narrow" w:hAnsi="Aptos Narrow"/>
-                <w:color w:val="000000"/>
-              </w:rPr>
-              <w:t>337</w:t>
-            </w:r>
-          </w:p>
-        </w:tc>
-        <w:tc>
-          <w:tcPr>
-            <w:tcW w:w="1394" w:type="dxa"/>
-            <w:vAlign w:val="bottom"/>
-          </w:tcPr>
-          <w:p>
-            <w:pPr>
-              <w:ind w:firstLine="0"/>
-              <w:cnfStyle w:val="000000000000" w:firstRow="0" w:lastRow="0" w:firstColumn="0" w:lastColumn="0" w:oddVBand="0" w:evenVBand="0" w:oddHBand="0" w:evenHBand="0" w:firstRowFirstColumn="0" w:firstRowLastColumn="0" w:lastRowFirstColumn="0" w:lastRowLastColumn="0"/>
-              <w:rPr>
-                <w:rFonts w:ascii="Aptos Narrow" w:hAnsi="Aptos Narrow"/>
-                <w:color w:val="000000"/>
-              </w:rPr>
-            </w:pPr>
-            <w:r>
-              <w:rPr>
-                <w:rFonts w:ascii="Aptos Narrow" w:hAnsi="Aptos Narrow"/>
-                <w:color w:val="000000"/>
-              </w:rPr>
-              <w:t>350</w:t>
-            </w:r>
-          </w:p>
-        </w:tc>
-      </w:tr>
-      <w:tr>
-        <w:trPr>
-          <w:cnfStyle w:val="000000100000" w:firstRow="0" w:lastRow="0" w:firstColumn="0" w:lastColumn="0" w:oddVBand="0" w:evenVBand="0" w:oddHBand="1" w:evenHBand="0" w:firstRowFirstColumn="0" w:firstRowLastColumn="0" w:lastRowFirstColumn="0" w:lastRowLastColumn="0"/>
-        </w:trPr>
-        <w:tc>
-          <w:tcPr>
-            <w:cnfStyle w:val="001000000000" w:firstRow="0" w:lastRow="0" w:firstColumn="1" w:lastColumn="0" w:oddVBand="0" w:evenVBand="0" w:oddHBand="0" w:evenHBand="0" w:firstRowFirstColumn="0" w:firstRowLastColumn="0" w:lastRowFirstColumn="0" w:lastRowLastColumn="0"/>
-            <w:tcW w:w="2336" w:type="dxa"/>
-          </w:tcPr>
-          <w:p>
-            <w:pPr>
-              <w:ind w:firstLine="0"/>
-            </w:pPr>
-          </w:p>
-        </w:tc>
-        <w:tc>
-          <w:tcPr>
-            <w:tcW w:w="1391" w:type="dxa"/>
-          </w:tcPr>
-          <w:p>
-            <w:pPr>
-              <w:ind w:firstLine="0"/>
-              <w:cnfStyle w:val="000000100000" w:firstRow="0" w:lastRow="0" w:firstColumn="0" w:lastColumn="0" w:oddVBand="0" w:evenVBand="0" w:oddHBand="1" w:evenHBand="0" w:firstRowFirstColumn="0" w:firstRowLastColumn="0" w:lastRowFirstColumn="0" w:lastRowLastColumn="0"/>
-            </w:pPr>
-            <w:r>
-              <w:t>UCT</w:t>
-            </w:r>
-          </w:p>
-        </w:tc>
-        <w:tc>
-          <w:tcPr>
-            <w:tcW w:w="1228" w:type="dxa"/>
-            <w:vAlign w:val="bottom"/>
-          </w:tcPr>
-          <w:p>
-            <w:pPr>
-              <w:ind w:firstLine="0"/>
-              <w:cnfStyle w:val="000000100000" w:firstRow="0" w:lastRow="0" w:firstColumn="0" w:lastColumn="0" w:oddVBand="0" w:evenVBand="0" w:oddHBand="1" w:evenHBand="0" w:firstRowFirstColumn="0" w:firstRowLastColumn="0" w:lastRowFirstColumn="0" w:lastRowLastColumn="0"/>
-              <w:rPr>
-                <w:rFonts w:ascii="Aptos Narrow" w:hAnsi="Aptos Narrow"/>
-              </w:rPr>
-            </w:pPr>
-            <w:r>
-              <w:rPr>
-                <w:rFonts w:ascii="Aptos Narrow" w:hAnsi="Aptos Narrow"/>
-                <w:color w:val="000000"/>
-              </w:rPr>
-              <w:t>325.6</w:t>
-            </w:r>
-          </w:p>
-        </w:tc>
-        <w:tc>
-          <w:tcPr>
-            <w:tcW w:w="2162" w:type="dxa"/>
-            <w:vAlign w:val="bottom"/>
-          </w:tcPr>
-          <w:p>
-            <w:pPr>
-              <w:ind w:firstLine="0"/>
-              <w:cnfStyle w:val="000000100000" w:firstRow="0" w:lastRow="0" w:firstColumn="0" w:lastColumn="0" w:oddVBand="0" w:evenVBand="0" w:oddHBand="1" w:evenHBand="0" w:firstRowFirstColumn="0" w:firstRowLastColumn="0" w:lastRowFirstColumn="0" w:lastRowLastColumn="0"/>
-              <w:rPr>
-                <w:rFonts w:ascii="Aptos Narrow" w:hAnsi="Aptos Narrow"/>
-                <w:color w:val="000000"/>
-              </w:rPr>
-            </w:pPr>
-            <w:r>
-              <w:rPr>
-                <w:rFonts w:ascii="Aptos Narrow" w:hAnsi="Aptos Narrow"/>
-                <w:color w:val="000000"/>
-              </w:rPr>
-              <w:t>22.1991</w:t>
-            </w:r>
-          </w:p>
-        </w:tc>
-        <w:tc>
-          <w:tcPr>
-            <w:tcW w:w="1270" w:type="dxa"/>
-            <w:vAlign w:val="bottom"/>
-          </w:tcPr>
-          <w:p>
-            <w:pPr>
-              <w:ind w:firstLine="0"/>
-              <w:cnfStyle w:val="000000100000" w:firstRow="0" w:lastRow="0" w:firstColumn="0" w:lastColumn="0" w:oddVBand="0" w:evenVBand="0" w:oddHBand="1" w:evenHBand="0" w:firstRowFirstColumn="0" w:firstRowLastColumn="0" w:lastRowFirstColumn="0" w:lastRowLastColumn="0"/>
-              <w:rPr>
-                <w:rFonts w:ascii="Aptos Narrow" w:hAnsi="Aptos Narrow"/>
-                <w:color w:val="000000"/>
-              </w:rPr>
-            </w:pPr>
-            <w:r>
-              <w:rPr>
-                <w:rFonts w:ascii="Aptos Narrow" w:hAnsi="Aptos Narrow"/>
-                <w:color w:val="000000"/>
-              </w:rPr>
-              <w:t>309</w:t>
-            </w:r>
-          </w:p>
-        </w:tc>
-        <w:tc>
-          <w:tcPr>
-            <w:tcW w:w="1394" w:type="dxa"/>
-            <w:vAlign w:val="bottom"/>
-          </w:tcPr>
-          <w:p>
-            <w:pPr>
-              <w:ind w:firstLine="0"/>
-              <w:cnfStyle w:val="000000100000" w:firstRow="0" w:lastRow="0" w:firstColumn="0" w:lastColumn="0" w:oddVBand="0" w:evenVBand="0" w:oddHBand="1" w:evenHBand="0" w:firstRowFirstColumn="0" w:firstRowLastColumn="0" w:lastRowFirstColumn="0" w:lastRowLastColumn="0"/>
-              <w:rPr>
-                <w:rFonts w:ascii="Aptos Narrow" w:hAnsi="Aptos Narrow"/>
-                <w:color w:val="000000"/>
-              </w:rPr>
-            </w:pPr>
-            <w:r>
-              <w:rPr>
-                <w:rFonts w:ascii="Aptos Narrow" w:hAnsi="Aptos Narrow"/>
-                <w:color w:val="000000"/>
-              </w:rPr>
-              <w:t>361</w:t>
-            </w:r>
-          </w:p>
-        </w:tc>
-      </w:tr>
-      <w:tr>
-        <w:tc>
-          <w:tcPr>
-            <w:cnfStyle w:val="001000000000" w:firstRow="0" w:lastRow="0" w:firstColumn="1" w:lastColumn="0" w:oddVBand="0" w:evenVBand="0" w:oddHBand="0" w:evenHBand="0" w:firstRowFirstColumn="0" w:firstRowLastColumn="0" w:lastRowFirstColumn="0" w:lastRowLastColumn="0"/>
-            <w:tcW w:w="2336" w:type="dxa"/>
-          </w:tcPr>
-          <w:p>
-            <w:pPr>
-              <w:ind w:firstLine="0"/>
-            </w:pPr>
-          </w:p>
-        </w:tc>
-        <w:tc>
-          <w:tcPr>
-            <w:tcW w:w="1391" w:type="dxa"/>
-          </w:tcPr>
-          <w:p>
-            <w:pPr>
-              <w:ind w:firstLine="0"/>
-              <w:cnfStyle w:val="000000000000" w:firstRow="0" w:lastRow="0" w:firstColumn="0" w:lastColumn="0" w:oddVBand="0" w:evenVBand="0" w:oddHBand="0" w:evenHBand="0" w:firstRowFirstColumn="0" w:firstRowLastColumn="0" w:lastRowFirstColumn="0" w:lastRowLastColumn="0"/>
-            </w:pPr>
-            <w:r>
-              <w:t>VL-UCT</w:t>
-            </w:r>
-          </w:p>
-        </w:tc>
-        <w:tc>
-          <w:tcPr>
-            <w:tcW w:w="1228" w:type="dxa"/>
-            <w:vAlign w:val="bottom"/>
-          </w:tcPr>
-          <w:p>
-            <w:pPr>
-              <w:ind w:firstLine="0"/>
-              <w:cnfStyle w:val="000000000000" w:firstRow="0" w:lastRow="0" w:firstColumn="0" w:lastColumn="0" w:oddVBand="0" w:evenVBand="0" w:oddHBand="0" w:evenHBand="0" w:firstRowFirstColumn="0" w:firstRowLastColumn="0" w:lastRowFirstColumn="0" w:lastRowLastColumn="0"/>
-              <w:rPr>
-                <w:rFonts w:ascii="Aptos Narrow" w:hAnsi="Aptos Narrow"/>
-              </w:rPr>
-            </w:pPr>
-            <w:r>
-              <w:rPr>
-                <w:rFonts w:ascii="Aptos Narrow" w:hAnsi="Aptos Narrow"/>
-                <w:color w:val="000000"/>
-              </w:rPr>
-              <w:t>326.4</w:t>
-            </w:r>
-          </w:p>
-        </w:tc>
-        <w:tc>
-          <w:tcPr>
-            <w:tcW w:w="2162" w:type="dxa"/>
-            <w:vAlign w:val="bottom"/>
-          </w:tcPr>
-          <w:p>
-            <w:pPr>
-              <w:ind w:firstLine="0"/>
-              <w:cnfStyle w:val="000000000000" w:firstRow="0" w:lastRow="0" w:firstColumn="0" w:lastColumn="0" w:oddVBand="0" w:evenVBand="0" w:oddHBand="0" w:evenHBand="0" w:firstRowFirstColumn="0" w:firstRowLastColumn="0" w:lastRowFirstColumn="0" w:lastRowLastColumn="0"/>
-              <w:rPr>
-                <w:rFonts w:ascii="Aptos Narrow" w:hAnsi="Aptos Narrow"/>
-                <w:color w:val="000000"/>
-              </w:rPr>
-            </w:pPr>
-            <w:r>
-              <w:rPr>
-                <w:rFonts w:ascii="Aptos Narrow" w:hAnsi="Aptos Narrow"/>
-                <w:color w:val="000000"/>
-              </w:rPr>
-              <w:t>20.93562</w:t>
-            </w:r>
-          </w:p>
-        </w:tc>
-        <w:tc>
-          <w:tcPr>
-            <w:tcW w:w="1270" w:type="dxa"/>
-            <w:vAlign w:val="bottom"/>
-          </w:tcPr>
-          <w:p>
-            <w:pPr>
-              <w:ind w:firstLine="0"/>
-              <w:cnfStyle w:val="000000000000" w:firstRow="0" w:lastRow="0" w:firstColumn="0" w:lastColumn="0" w:oddVBand="0" w:evenVBand="0" w:oddHBand="0" w:evenHBand="0" w:firstRowFirstColumn="0" w:firstRowLastColumn="0" w:lastRowFirstColumn="0" w:lastRowLastColumn="0"/>
-              <w:rPr>
-                <w:rFonts w:ascii="Aptos Narrow" w:hAnsi="Aptos Narrow"/>
-                <w:color w:val="000000"/>
-              </w:rPr>
-            </w:pPr>
-            <w:r>
-              <w:rPr>
-                <w:rFonts w:ascii="Aptos Narrow" w:hAnsi="Aptos Narrow"/>
-                <w:color w:val="000000"/>
-              </w:rPr>
-              <w:t>302</w:t>
-            </w:r>
-          </w:p>
-        </w:tc>
-        <w:tc>
-          <w:tcPr>
-            <w:tcW w:w="1394" w:type="dxa"/>
-            <w:vAlign w:val="bottom"/>
-          </w:tcPr>
-          <w:p>
-            <w:pPr>
-              <w:ind w:firstLine="0"/>
-              <w:cnfStyle w:val="000000000000" w:firstRow="0" w:lastRow="0" w:firstColumn="0" w:lastColumn="0" w:oddVBand="0" w:evenVBand="0" w:oddHBand="0" w:evenHBand="0" w:firstRowFirstColumn="0" w:firstRowLastColumn="0" w:lastRowFirstColumn="0" w:lastRowLastColumn="0"/>
-              <w:rPr>
-                <w:rFonts w:ascii="Aptos Narrow" w:hAnsi="Aptos Narrow"/>
-                <w:color w:val="000000"/>
-              </w:rPr>
-            </w:pPr>
-            <w:r>
-              <w:rPr>
-                <w:rFonts w:ascii="Aptos Narrow" w:hAnsi="Aptos Narrow"/>
-                <w:color w:val="000000"/>
-              </w:rPr>
-              <w:t>354</w:t>
-            </w:r>
-          </w:p>
-        </w:tc>
-      </w:tr>
-      <w:tr>
-        <w:trPr>
-          <w:cnfStyle w:val="000000100000" w:firstRow="0" w:lastRow="0" w:firstColumn="0" w:lastColumn="0" w:oddVBand="0" w:evenVBand="0" w:oddHBand="1" w:evenHBand="0" w:firstRowFirstColumn="0" w:firstRowLastColumn="0" w:lastRowFirstColumn="0" w:lastRowLastColumn="0"/>
-        </w:trPr>
-        <w:tc>
-          <w:tcPr>
-            <w:cnfStyle w:val="001000000000" w:firstRow="0" w:lastRow="0" w:firstColumn="1" w:lastColumn="0" w:oddVBand="0" w:evenVBand="0" w:oddHBand="0" w:evenHBand="0" w:firstRowFirstColumn="0" w:firstRowLastColumn="0" w:lastRowFirstColumn="0" w:lastRowLastColumn="0"/>
-            <w:tcW w:w="2336" w:type="dxa"/>
-          </w:tcPr>
-          <w:p>
-            <w:pPr>
-              <w:ind w:firstLine="0"/>
-            </w:pPr>
-          </w:p>
-        </w:tc>
-        <w:tc>
-          <w:tcPr>
-            <w:tcW w:w="1391" w:type="dxa"/>
-          </w:tcPr>
-          <w:p>
-            <w:pPr>
-              <w:ind w:firstLine="0"/>
-              <w:cnfStyle w:val="000000100000" w:firstRow="0" w:lastRow="0" w:firstColumn="0" w:lastColumn="0" w:oddVBand="0" w:evenVBand="0" w:oddHBand="1" w:evenHBand="0" w:firstRowFirstColumn="0" w:firstRowLastColumn="0" w:lastRowFirstColumn="0" w:lastRowLastColumn="0"/>
-            </w:pPr>
-            <w:r>
-              <w:t>WU-UCT</w:t>
-            </w:r>
-          </w:p>
-        </w:tc>
-        <w:tc>
-          <w:tcPr>
-            <w:tcW w:w="1228" w:type="dxa"/>
-            <w:vAlign w:val="bottom"/>
-          </w:tcPr>
-          <w:p>
-            <w:pPr>
-              <w:ind w:firstLine="0"/>
-              <w:cnfStyle w:val="000000100000" w:firstRow="0" w:lastRow="0" w:firstColumn="0" w:lastColumn="0" w:oddVBand="0" w:evenVBand="0" w:oddHBand="1" w:evenHBand="0" w:firstRowFirstColumn="0" w:firstRowLastColumn="0" w:lastRowFirstColumn="0" w:lastRowLastColumn="0"/>
-              <w:rPr>
-                <w:rFonts w:ascii="Aptos Narrow" w:hAnsi="Aptos Narrow"/>
-              </w:rPr>
-            </w:pPr>
-            <w:r>
-              <w:rPr>
-                <w:rFonts w:ascii="Aptos Narrow" w:hAnsi="Aptos Narrow"/>
-                <w:color w:val="000000"/>
-              </w:rPr>
-              <w:t>341.8</w:t>
-            </w:r>
-          </w:p>
-        </w:tc>
-        <w:tc>
-          <w:tcPr>
-            <w:tcW w:w="2162" w:type="dxa"/>
-            <w:vAlign w:val="bottom"/>
-          </w:tcPr>
-          <w:p>
-            <w:pPr>
-              <w:ind w:firstLine="0"/>
-              <w:cnfStyle w:val="000000100000" w:firstRow="0" w:lastRow="0" w:firstColumn="0" w:lastColumn="0" w:oddVBand="0" w:evenVBand="0" w:oddHBand="1" w:evenHBand="0" w:firstRowFirstColumn="0" w:firstRowLastColumn="0" w:lastRowFirstColumn="0" w:lastRowLastColumn="0"/>
-              <w:rPr>
-                <w:rFonts w:ascii="Aptos Narrow" w:hAnsi="Aptos Narrow"/>
-                <w:color w:val="000000"/>
-              </w:rPr>
-            </w:pPr>
-            <w:r>
-              <w:rPr>
-                <w:rFonts w:ascii="Aptos Narrow" w:hAnsi="Aptos Narrow"/>
-                <w:color w:val="000000"/>
-              </w:rPr>
-              <w:t>7.661593</w:t>
-            </w:r>
-          </w:p>
-        </w:tc>
-        <w:tc>
-          <w:tcPr>
-            <w:tcW w:w="1270" w:type="dxa"/>
-            <w:vAlign w:val="bottom"/>
-          </w:tcPr>
-          <w:p>
-            <w:pPr>
-              <w:ind w:firstLine="0"/>
-              <w:cnfStyle w:val="000000100000" w:firstRow="0" w:lastRow="0" w:firstColumn="0" w:lastColumn="0" w:oddVBand="0" w:evenVBand="0" w:oddHBand="1" w:evenHBand="0" w:firstRowFirstColumn="0" w:firstRowLastColumn="0" w:lastRowFirstColumn="0" w:lastRowLastColumn="0"/>
-              <w:rPr>
-                <w:rFonts w:ascii="Aptos Narrow" w:hAnsi="Aptos Narrow"/>
-                <w:color w:val="000000"/>
-              </w:rPr>
-            </w:pPr>
-            <w:r>
-              <w:rPr>
-                <w:rFonts w:ascii="Aptos Narrow" w:hAnsi="Aptos Narrow"/>
-                <w:color w:val="000000"/>
-              </w:rPr>
-              <w:t>332</w:t>
-            </w:r>
-          </w:p>
-        </w:tc>
-        <w:tc>
-          <w:tcPr>
-            <w:tcW w:w="1394" w:type="dxa"/>
-            <w:vAlign w:val="bottom"/>
-          </w:tcPr>
-          <w:p>
-            <w:pPr>
-              <w:ind w:firstLine="0"/>
-              <w:cnfStyle w:val="000000100000" w:firstRow="0" w:lastRow="0" w:firstColumn="0" w:lastColumn="0" w:oddVBand="0" w:evenVBand="0" w:oddHBand="1" w:evenHBand="0" w:firstRowFirstColumn="0" w:firstRowLastColumn="0" w:lastRowFirstColumn="0" w:lastRowLastColumn="0"/>
-              <w:rPr>
-                <w:rFonts w:ascii="Aptos Narrow" w:hAnsi="Aptos Narrow"/>
-                <w:color w:val="000000"/>
-              </w:rPr>
-            </w:pPr>
-            <w:r>
-              <w:rPr>
-                <w:rFonts w:ascii="Aptos Narrow" w:hAnsi="Aptos Narrow"/>
-                <w:color w:val="000000"/>
-              </w:rPr>
-              <w:t>353</w:t>
-            </w:r>
-          </w:p>
-        </w:tc>
-      </w:tr>
-      <w:tr>
-        <w:tc>
-          <w:tcPr>
-            <w:cnfStyle w:val="001000000000" w:firstRow="0" w:lastRow="0" w:firstColumn="1" w:lastColumn="0" w:oddVBand="0" w:evenVBand="0" w:oddHBand="0" w:evenHBand="0" w:firstRowFirstColumn="0" w:firstRowLastColumn="0" w:lastRowFirstColumn="0" w:lastRowLastColumn="0"/>
-            <w:tcW w:w="2336" w:type="dxa"/>
-          </w:tcPr>
-          <w:p>
-            <w:pPr>
-              <w:ind w:firstLine="0"/>
-            </w:pPr>
-          </w:p>
-        </w:tc>
-        <w:tc>
-          <w:tcPr>
-            <w:tcW w:w="7445" w:type="dxa"/>
-            <w:gridSpan w:val="5"/>
-          </w:tcPr>
-          <w:p>
-            <w:pPr>
-              <w:ind w:firstLine="0"/>
-              <w:cnfStyle w:val="000000000000" w:firstRow="0" w:lastRow="0" w:firstColumn="0" w:lastColumn="0" w:oddVBand="0" w:evenVBand="0" w:oddHBand="0" w:evenHBand="0" w:firstRowFirstColumn="0" w:firstRowLastColumn="0" w:lastRowFirstColumn="0" w:lastRowLastColumn="0"/>
-              <w:rPr>
-                <w:rFonts w:ascii="Aptos Narrow" w:hAnsi="Aptos Narrow"/>
-              </w:rPr>
-            </w:pPr>
-          </w:p>
-        </w:tc>
-      </w:tr>
-      <w:tr>
-        <w:trPr>
-          <w:cnfStyle w:val="000000100000" w:firstRow="0" w:lastRow="0" w:firstColumn="0" w:lastColumn="0" w:oddVBand="0" w:evenVBand="0" w:oddHBand="1" w:evenHBand="0" w:firstRowFirstColumn="0" w:firstRowLastColumn="0" w:lastRowFirstColumn="0" w:lastRowLastColumn="0"/>
-        </w:trPr>
-        <w:tc>
-          <w:tcPr>
-            <w:cnfStyle w:val="001000000000" w:firstRow="0" w:lastRow="0" w:firstColumn="1" w:lastColumn="0" w:oddVBand="0" w:evenVBand="0" w:oddHBand="0" w:evenHBand="0" w:firstRowFirstColumn="0" w:firstRowLastColumn="0" w:lastRowFirstColumn="0" w:lastRowLastColumn="0"/>
-            <w:tcW w:w="2336" w:type="dxa"/>
-          </w:tcPr>
-          <w:p>
-            <w:pPr>
-              <w:ind w:firstLine="0"/>
-            </w:pPr>
-            <w:r>
-              <w:t>grid_corners_b40.txt</w:t>
-            </w:r>
-          </w:p>
-        </w:tc>
-        <w:tc>
-          <w:tcPr>
-            <w:tcW w:w="1391" w:type="dxa"/>
-          </w:tcPr>
-          <w:p>
-            <w:pPr>
-              <w:ind w:firstLine="0"/>
-              <w:cnfStyle w:val="000000100000" w:firstRow="0" w:lastRow="0" w:firstColumn="0" w:lastColumn="0" w:oddVBand="0" w:evenVBand="0" w:oddHBand="1" w:evenHBand="0" w:firstRowFirstColumn="0" w:firstRowLastColumn="0" w:lastRowFirstColumn="0" w:lastRowLastColumn="0"/>
-            </w:pPr>
-            <w:r>
-              <w:t>OR-Tools</w:t>
-            </w:r>
-          </w:p>
-        </w:tc>
-        <w:tc>
-          <w:tcPr>
-            <w:tcW w:w="1228" w:type="dxa"/>
-            <w:vAlign w:val="bottom"/>
-          </w:tcPr>
-          <w:p>
-            <w:pPr>
-              <w:ind w:firstLine="0"/>
-              <w:cnfStyle w:val="000000100000" w:firstRow="0" w:lastRow="0" w:firstColumn="0" w:lastColumn="0" w:oddVBand="0" w:evenVBand="0" w:oddHBand="1" w:evenHBand="0" w:firstRowFirstColumn="0" w:firstRowLastColumn="0" w:lastRowFirstColumn="0" w:lastRowLastColumn="0"/>
-              <w:rPr>
-                <w:rFonts w:ascii="Aptos Narrow" w:hAnsi="Aptos Narrow"/>
-              </w:rPr>
-            </w:pPr>
-            <w:r>
-              <w:rPr>
-                <w:rFonts w:ascii="Aptos Narrow" w:hAnsi="Aptos Narrow"/>
-                <w:color w:val="FF0000"/>
-              </w:rPr>
-              <w:t>444</w:t>
-            </w:r>
-          </w:p>
-        </w:tc>
-        <w:tc>
-          <w:tcPr>
-            <w:tcW w:w="2162" w:type="dxa"/>
-            <w:vAlign w:val="bottom"/>
-          </w:tcPr>
-          <w:p>
-            <w:pPr>
-              <w:ind w:firstLine="0"/>
-              <w:cnfStyle w:val="000000100000" w:firstRow="0" w:lastRow="0" w:firstColumn="0" w:lastColumn="0" w:oddVBand="0" w:evenVBand="0" w:oddHBand="1" w:evenHBand="0" w:firstRowFirstColumn="0" w:firstRowLastColumn="0" w:lastRowFirstColumn="0" w:lastRowLastColumn="0"/>
-              <w:rPr>
-                <w:rFonts w:ascii="Aptos Narrow" w:hAnsi="Aptos Narrow"/>
-                <w:color w:val="000000"/>
-              </w:rPr>
-            </w:pPr>
-          </w:p>
-        </w:tc>
-        <w:tc>
-          <w:tcPr>
-            <w:tcW w:w="1270" w:type="dxa"/>
-            <w:vAlign w:val="bottom"/>
-          </w:tcPr>
-          <w:p>
-            <w:pPr>
-              <w:ind w:firstLine="0"/>
-              <w:cnfStyle w:val="000000100000" w:firstRow="0" w:lastRow="0" w:firstColumn="0" w:lastColumn="0" w:oddVBand="0" w:evenVBand="0" w:oddHBand="1" w:evenHBand="0" w:firstRowFirstColumn="0" w:firstRowLastColumn="0" w:lastRowFirstColumn="0" w:lastRowLastColumn="0"/>
-              <w:rPr>
-                <w:rFonts w:ascii="Aptos Narrow" w:hAnsi="Aptos Narrow"/>
-                <w:color w:val="000000"/>
-              </w:rPr>
-            </w:pPr>
-            <w:r>
-              <w:rPr>
-                <w:rFonts w:ascii="Aptos Narrow" w:hAnsi="Aptos Narrow"/>
-                <w:color w:val="000000"/>
-              </w:rPr>
-              <w:t>444</w:t>
-            </w:r>
-          </w:p>
-        </w:tc>
-        <w:tc>
-          <w:tcPr>
-            <w:tcW w:w="1394" w:type="dxa"/>
-            <w:vAlign w:val="bottom"/>
-          </w:tcPr>
-          <w:p>
-            <w:pPr>
-              <w:ind w:firstLine="0"/>
-              <w:cnfStyle w:val="000000100000" w:firstRow="0" w:lastRow="0" w:firstColumn="0" w:lastColumn="0" w:oddVBand="0" w:evenVBand="0" w:oddHBand="1" w:evenHBand="0" w:firstRowFirstColumn="0" w:firstRowLastColumn="0" w:lastRowFirstColumn="0" w:lastRowLastColumn="0"/>
-              <w:rPr>
-                <w:rFonts w:ascii="Aptos Narrow" w:hAnsi="Aptos Narrow"/>
-                <w:color w:val="000000"/>
-              </w:rPr>
-            </w:pPr>
-            <w:r>
-              <w:rPr>
-                <w:rFonts w:ascii="Aptos Narrow" w:hAnsi="Aptos Narrow"/>
-                <w:color w:val="000000"/>
-              </w:rPr>
-              <w:t>444</w:t>
-            </w:r>
-          </w:p>
-        </w:tc>
-      </w:tr>
-      <w:tr>
-        <w:tc>
-          <w:tcPr>
-            <w:cnfStyle w:val="001000000000" w:firstRow="0" w:lastRow="0" w:firstColumn="1" w:lastColumn="0" w:oddVBand="0" w:evenVBand="0" w:oddHBand="0" w:evenHBand="0" w:firstRowFirstColumn="0" w:firstRowLastColumn="0" w:lastRowFirstColumn="0" w:lastRowLastColumn="0"/>
-            <w:tcW w:w="2336" w:type="dxa"/>
-          </w:tcPr>
-          <w:p>
-            <w:pPr>
-              <w:ind w:firstLine="0"/>
-            </w:pPr>
-          </w:p>
-        </w:tc>
-        <w:tc>
-          <w:tcPr>
-            <w:tcW w:w="1391" w:type="dxa"/>
-          </w:tcPr>
-          <w:p>
-            <w:pPr>
-              <w:ind w:firstLine="0"/>
-              <w:cnfStyle w:val="000000000000" w:firstRow="0" w:lastRow="0" w:firstColumn="0" w:lastColumn="0" w:oddVBand="0" w:evenVBand="0" w:oddHBand="0" w:evenHBand="0" w:firstRowFirstColumn="0" w:firstRowLastColumn="0" w:lastRowFirstColumn="0" w:lastRowLastColumn="0"/>
-            </w:pPr>
-            <w:r>
-              <w:t>Tree</w:t>
-            </w:r>
-          </w:p>
-        </w:tc>
-        <w:tc>
-          <w:tcPr>
-            <w:tcW w:w="1228" w:type="dxa"/>
-            <w:vAlign w:val="bottom"/>
-          </w:tcPr>
-          <w:p>
-            <w:pPr>
-              <w:ind w:firstLine="0"/>
-              <w:cnfStyle w:val="000000000000" w:firstRow="0" w:lastRow="0" w:firstColumn="0" w:lastColumn="0" w:oddVBand="0" w:evenVBand="0" w:oddHBand="0" w:evenHBand="0" w:firstRowFirstColumn="0" w:firstRowLastColumn="0" w:lastRowFirstColumn="0" w:lastRowLastColumn="0"/>
-              <w:rPr>
-                <w:rFonts w:ascii="Aptos Narrow" w:hAnsi="Aptos Narrow"/>
-              </w:rPr>
-            </w:pPr>
-            <w:r>
-              <w:rPr>
-                <w:rFonts w:ascii="Aptos Narrow" w:hAnsi="Aptos Narrow"/>
-                <w:color w:val="000000"/>
-              </w:rPr>
-              <w:t>454</w:t>
-            </w:r>
-          </w:p>
-        </w:tc>
-        <w:tc>
-          <w:tcPr>
-            <w:tcW w:w="2162" w:type="dxa"/>
-            <w:vAlign w:val="bottom"/>
-          </w:tcPr>
-          <w:p>
-            <w:pPr>
-              <w:ind w:firstLine="0"/>
-              <w:cnfStyle w:val="000000000000" w:firstRow="0" w:lastRow="0" w:firstColumn="0" w:lastColumn="0" w:oddVBand="0" w:evenVBand="0" w:oddHBand="0" w:evenHBand="0" w:firstRowFirstColumn="0" w:firstRowLastColumn="0" w:lastRowFirstColumn="0" w:lastRowLastColumn="0"/>
-              <w:rPr>
-                <w:rFonts w:ascii="Aptos Narrow" w:hAnsi="Aptos Narrow"/>
-                <w:color w:val="000000"/>
-              </w:rPr>
-            </w:pPr>
-            <w:r>
-              <w:rPr>
-                <w:rFonts w:ascii="Aptos Narrow" w:hAnsi="Aptos Narrow"/>
-                <w:color w:val="000000"/>
-              </w:rPr>
-              <w:t>5.744563</w:t>
-            </w:r>
-          </w:p>
-        </w:tc>
-        <w:tc>
-          <w:tcPr>
-            <w:tcW w:w="1270" w:type="dxa"/>
-            <w:vAlign w:val="bottom"/>
-          </w:tcPr>
-          <w:p>
-            <w:pPr>
-              <w:ind w:firstLine="0"/>
-              <w:cnfStyle w:val="000000000000" w:firstRow="0" w:lastRow="0" w:firstColumn="0" w:lastColumn="0" w:oddVBand="0" w:evenVBand="0" w:oddHBand="0" w:evenHBand="0" w:firstRowFirstColumn="0" w:firstRowLastColumn="0" w:lastRowFirstColumn="0" w:lastRowLastColumn="0"/>
-              <w:rPr>
-                <w:rFonts w:ascii="Aptos Narrow" w:hAnsi="Aptos Narrow"/>
-                <w:color w:val="000000"/>
-              </w:rPr>
-            </w:pPr>
-            <w:r>
-              <w:rPr>
-                <w:rFonts w:ascii="Aptos Narrow" w:hAnsi="Aptos Narrow"/>
-                <w:color w:val="000000"/>
-              </w:rPr>
-              <w:t>449</w:t>
-            </w:r>
-          </w:p>
-        </w:tc>
-        <w:tc>
-          <w:tcPr>
-            <w:tcW w:w="1394" w:type="dxa"/>
-            <w:vAlign w:val="bottom"/>
-          </w:tcPr>
-          <w:p>
-            <w:pPr>
-              <w:ind w:firstLine="0"/>
-              <w:cnfStyle w:val="000000000000" w:firstRow="0" w:lastRow="0" w:firstColumn="0" w:lastColumn="0" w:oddVBand="0" w:evenVBand="0" w:oddHBand="0" w:evenHBand="0" w:firstRowFirstColumn="0" w:firstRowLastColumn="0" w:lastRowFirstColumn="0" w:lastRowLastColumn="0"/>
-              <w:rPr>
-                <w:rFonts w:ascii="Aptos Narrow" w:hAnsi="Aptos Narrow"/>
-                <w:color w:val="000000"/>
-              </w:rPr>
-            </w:pPr>
-            <w:r>
-              <w:rPr>
-                <w:rFonts w:ascii="Aptos Narrow" w:hAnsi="Aptos Narrow"/>
-                <w:color w:val="000000"/>
-              </w:rPr>
-              <w:t>463</w:t>
-            </w:r>
-          </w:p>
-        </w:tc>
-      </w:tr>
-      <w:tr>
-        <w:trPr>
-          <w:cnfStyle w:val="000000100000" w:firstRow="0" w:lastRow="0" w:firstColumn="0" w:lastColumn="0" w:oddVBand="0" w:evenVBand="0" w:oddHBand="1" w:evenHBand="0" w:firstRowFirstColumn="0" w:firstRowLastColumn="0" w:lastRowFirstColumn="0" w:lastRowLastColumn="0"/>
-        </w:trPr>
-        <w:tc>
-          <w:tcPr>
-            <w:cnfStyle w:val="001000000000" w:firstRow="0" w:lastRow="0" w:firstColumn="1" w:lastColumn="0" w:oddVBand="0" w:evenVBand="0" w:oddHBand="0" w:evenHBand="0" w:firstRowFirstColumn="0" w:firstRowLastColumn="0" w:lastRowFirstColumn="0" w:lastRowLastColumn="0"/>
-            <w:tcW w:w="2336" w:type="dxa"/>
-          </w:tcPr>
-          <w:p>
-            <w:pPr>
-              <w:ind w:firstLine="0"/>
-            </w:pPr>
-          </w:p>
-        </w:tc>
-        <w:tc>
-          <w:tcPr>
-            <w:tcW w:w="1391" w:type="dxa"/>
-          </w:tcPr>
-          <w:p>
-            <w:pPr>
-              <w:ind w:firstLine="0"/>
-              <w:cnfStyle w:val="000000100000" w:firstRow="0" w:lastRow="0" w:firstColumn="0" w:lastColumn="0" w:oddVBand="0" w:evenVBand="0" w:oddHBand="1" w:evenHBand="0" w:firstRowFirstColumn="0" w:firstRowLastColumn="0" w:lastRowFirstColumn="0" w:lastRowLastColumn="0"/>
-            </w:pPr>
-            <w:r>
-              <w:t>UCT</w:t>
-            </w:r>
-          </w:p>
-        </w:tc>
-        <w:tc>
-          <w:tcPr>
-            <w:tcW w:w="1228" w:type="dxa"/>
-            <w:vAlign w:val="bottom"/>
-          </w:tcPr>
-          <w:p>
-            <w:pPr>
-              <w:ind w:firstLine="0"/>
-              <w:cnfStyle w:val="000000100000" w:firstRow="0" w:lastRow="0" w:firstColumn="0" w:lastColumn="0" w:oddVBand="0" w:evenVBand="0" w:oddHBand="1" w:evenHBand="0" w:firstRowFirstColumn="0" w:firstRowLastColumn="0" w:lastRowFirstColumn="0" w:lastRowLastColumn="0"/>
-              <w:rPr>
-                <w:rFonts w:ascii="Aptos Narrow" w:hAnsi="Aptos Narrow"/>
-              </w:rPr>
-            </w:pPr>
-            <w:r>
-              <w:rPr>
-                <w:rFonts w:ascii="Aptos Narrow" w:hAnsi="Aptos Narrow"/>
-                <w:color w:val="000000"/>
-              </w:rPr>
-              <w:t>422.2</w:t>
-            </w:r>
-          </w:p>
-        </w:tc>
-        <w:tc>
-          <w:tcPr>
-            <w:tcW w:w="2162" w:type="dxa"/>
-            <w:vAlign w:val="bottom"/>
-          </w:tcPr>
-          <w:p>
-            <w:pPr>
-              <w:ind w:firstLine="0"/>
-              <w:cnfStyle w:val="000000100000" w:firstRow="0" w:lastRow="0" w:firstColumn="0" w:lastColumn="0" w:oddVBand="0" w:evenVBand="0" w:oddHBand="1" w:evenHBand="0" w:firstRowFirstColumn="0" w:firstRowLastColumn="0" w:lastRowFirstColumn="0" w:lastRowLastColumn="0"/>
-              <w:rPr>
-                <w:rFonts w:ascii="Aptos Narrow" w:hAnsi="Aptos Narrow"/>
-                <w:color w:val="000000"/>
-              </w:rPr>
-            </w:pPr>
-            <w:r>
-              <w:rPr>
-                <w:rFonts w:ascii="Aptos Narrow" w:hAnsi="Aptos Narrow"/>
-                <w:color w:val="000000"/>
-              </w:rPr>
-              <w:t>25.95573</w:t>
-            </w:r>
-          </w:p>
-        </w:tc>
-        <w:tc>
-          <w:tcPr>
-            <w:tcW w:w="1270" w:type="dxa"/>
-            <w:vAlign w:val="bottom"/>
-          </w:tcPr>
-          <w:p>
-            <w:pPr>
-              <w:ind w:firstLine="0"/>
-              <w:cnfStyle w:val="000000100000" w:firstRow="0" w:lastRow="0" w:firstColumn="0" w:lastColumn="0" w:oddVBand="0" w:evenVBand="0" w:oddHBand="1" w:evenHBand="0" w:firstRowFirstColumn="0" w:firstRowLastColumn="0" w:lastRowFirstColumn="0" w:lastRowLastColumn="0"/>
-              <w:rPr>
-                <w:rFonts w:ascii="Aptos Narrow" w:hAnsi="Aptos Narrow"/>
-                <w:color w:val="000000"/>
-              </w:rPr>
-            </w:pPr>
-            <w:r>
-              <w:rPr>
-                <w:rFonts w:ascii="Aptos Narrow" w:hAnsi="Aptos Narrow"/>
-                <w:color w:val="000000"/>
-              </w:rPr>
-              <w:t>397</w:t>
-            </w:r>
-          </w:p>
-        </w:tc>
-        <w:tc>
-          <w:tcPr>
-            <w:tcW w:w="1394" w:type="dxa"/>
-            <w:vAlign w:val="bottom"/>
-          </w:tcPr>
-          <w:p>
-            <w:pPr>
-              <w:ind w:firstLine="0"/>
-              <w:cnfStyle w:val="000000100000" w:firstRow="0" w:lastRow="0" w:firstColumn="0" w:lastColumn="0" w:oddVBand="0" w:evenVBand="0" w:oddHBand="1" w:evenHBand="0" w:firstRowFirstColumn="0" w:firstRowLastColumn="0" w:lastRowFirstColumn="0" w:lastRowLastColumn="0"/>
-              <w:rPr>
-                <w:rFonts w:ascii="Aptos Narrow" w:hAnsi="Aptos Narrow"/>
-                <w:color w:val="000000"/>
-              </w:rPr>
-            </w:pPr>
-            <w:r>
-              <w:rPr>
-                <w:rFonts w:ascii="Aptos Narrow" w:hAnsi="Aptos Narrow"/>
-                <w:color w:val="000000"/>
-              </w:rPr>
-              <w:t>451</w:t>
-            </w:r>
-          </w:p>
-        </w:tc>
-      </w:tr>
-      <w:tr>
-        <w:tc>
-          <w:tcPr>
-            <w:cnfStyle w:val="001000000000" w:firstRow="0" w:lastRow="0" w:firstColumn="1" w:lastColumn="0" w:oddVBand="0" w:evenVBand="0" w:oddHBand="0" w:evenHBand="0" w:firstRowFirstColumn="0" w:firstRowLastColumn="0" w:lastRowFirstColumn="0" w:lastRowLastColumn="0"/>
-            <w:tcW w:w="2336" w:type="dxa"/>
-          </w:tcPr>
-          <w:p>
-            <w:pPr>
-              <w:ind w:firstLine="0"/>
-            </w:pPr>
-          </w:p>
-        </w:tc>
-        <w:tc>
-          <w:tcPr>
-            <w:tcW w:w="1391" w:type="dxa"/>
-          </w:tcPr>
-          <w:p>
-            <w:pPr>
-              <w:ind w:firstLine="0"/>
-              <w:cnfStyle w:val="000000000000" w:firstRow="0" w:lastRow="0" w:firstColumn="0" w:lastColumn="0" w:oddVBand="0" w:evenVBand="0" w:oddHBand="0" w:evenHBand="0" w:firstRowFirstColumn="0" w:firstRowLastColumn="0" w:lastRowFirstColumn="0" w:lastRowLastColumn="0"/>
-            </w:pPr>
-            <w:r>
-              <w:t>VL-UCT</w:t>
-            </w:r>
-          </w:p>
-        </w:tc>
-        <w:tc>
-          <w:tcPr>
-            <w:tcW w:w="1228" w:type="dxa"/>
-            <w:vAlign w:val="bottom"/>
-          </w:tcPr>
-          <w:p>
-            <w:pPr>
-              <w:ind w:firstLine="0"/>
-              <w:cnfStyle w:val="000000000000" w:firstRow="0" w:lastRow="0" w:firstColumn="0" w:lastColumn="0" w:oddVBand="0" w:evenVBand="0" w:oddHBand="0" w:evenHBand="0" w:firstRowFirstColumn="0" w:firstRowLastColumn="0" w:lastRowFirstColumn="0" w:lastRowLastColumn="0"/>
-              <w:rPr>
-                <w:rFonts w:ascii="Aptos Narrow" w:hAnsi="Aptos Narrow"/>
-              </w:rPr>
-            </w:pPr>
-            <w:r>
-              <w:rPr>
-                <w:rFonts w:ascii="Aptos Narrow" w:hAnsi="Aptos Narrow"/>
-                <w:color w:val="000000"/>
-              </w:rPr>
-              <w:t>389.6</w:t>
-            </w:r>
-          </w:p>
-        </w:tc>
-        <w:tc>
-          <w:tcPr>
-            <w:tcW w:w="2162" w:type="dxa"/>
-            <w:vAlign w:val="bottom"/>
-          </w:tcPr>
-          <w:p>
-            <w:pPr>
-              <w:ind w:firstLine="0"/>
-              <w:cnfStyle w:val="000000000000" w:firstRow="0" w:lastRow="0" w:firstColumn="0" w:lastColumn="0" w:oddVBand="0" w:evenVBand="0" w:oddHBand="0" w:evenHBand="0" w:firstRowFirstColumn="0" w:firstRowLastColumn="0" w:lastRowFirstColumn="0" w:lastRowLastColumn="0"/>
-              <w:rPr>
-                <w:rFonts w:ascii="Aptos Narrow" w:hAnsi="Aptos Narrow"/>
-                <w:color w:val="000000"/>
-              </w:rPr>
-            </w:pPr>
-            <w:r>
-              <w:rPr>
-                <w:rFonts w:ascii="Aptos Narrow" w:hAnsi="Aptos Narrow"/>
-                <w:color w:val="000000"/>
-              </w:rPr>
-              <w:t>7.700649</w:t>
-            </w:r>
-          </w:p>
-        </w:tc>
-        <w:tc>
-          <w:tcPr>
-            <w:tcW w:w="1270" w:type="dxa"/>
-            <w:vAlign w:val="bottom"/>
-          </w:tcPr>
-          <w:p>
-            <w:pPr>
-              <w:ind w:firstLine="0"/>
-              <w:cnfStyle w:val="000000000000" w:firstRow="0" w:lastRow="0" w:firstColumn="0" w:lastColumn="0" w:oddVBand="0" w:evenVBand="0" w:oddHBand="0" w:evenHBand="0" w:firstRowFirstColumn="0" w:firstRowLastColumn="0" w:lastRowFirstColumn="0" w:lastRowLastColumn="0"/>
-              <w:rPr>
-                <w:rFonts w:ascii="Aptos Narrow" w:hAnsi="Aptos Narrow"/>
-                <w:color w:val="000000"/>
-              </w:rPr>
-            </w:pPr>
-            <w:r>
-              <w:rPr>
-                <w:rFonts w:ascii="Aptos Narrow" w:hAnsi="Aptos Narrow"/>
-                <w:color w:val="000000"/>
-              </w:rPr>
-              <w:t>380</w:t>
-            </w:r>
-          </w:p>
-        </w:tc>
-        <w:tc>
-          <w:tcPr>
-            <w:tcW w:w="1394" w:type="dxa"/>
-            <w:vAlign w:val="bottom"/>
-          </w:tcPr>
-          <w:p>
-            <w:pPr>
-              <w:ind w:firstLine="0"/>
-              <w:cnfStyle w:val="000000000000" w:firstRow="0" w:lastRow="0" w:firstColumn="0" w:lastColumn="0" w:oddVBand="0" w:evenVBand="0" w:oddHBand="0" w:evenHBand="0" w:firstRowFirstColumn="0" w:firstRowLastColumn="0" w:lastRowFirstColumn="0" w:lastRowLastColumn="0"/>
-              <w:rPr>
-                <w:rFonts w:ascii="Aptos Narrow" w:hAnsi="Aptos Narrow"/>
-                <w:color w:val="000000"/>
-              </w:rPr>
-            </w:pPr>
-            <w:r>
-              <w:rPr>
-                <w:rFonts w:ascii="Aptos Narrow" w:hAnsi="Aptos Narrow"/>
-                <w:color w:val="000000"/>
-              </w:rPr>
-              <w:t>401</w:t>
-            </w:r>
-          </w:p>
-        </w:tc>
-      </w:tr>
-      <w:tr>
-        <w:trPr>
-          <w:cnfStyle w:val="000000100000" w:firstRow="0" w:lastRow="0" w:firstColumn="0" w:lastColumn="0" w:oddVBand="0" w:evenVBand="0" w:oddHBand="1" w:evenHBand="0" w:firstRowFirstColumn="0" w:firstRowLastColumn="0" w:lastRowFirstColumn="0" w:lastRowLastColumn="0"/>
-        </w:trPr>
-        <w:tc>
-          <w:tcPr>
-            <w:cnfStyle w:val="001000000000" w:firstRow="0" w:lastRow="0" w:firstColumn="1" w:lastColumn="0" w:oddVBand="0" w:evenVBand="0" w:oddHBand="0" w:evenHBand="0" w:firstRowFirstColumn="0" w:firstRowLastColumn="0" w:lastRowFirstColumn="0" w:lastRowLastColumn="0"/>
-            <w:tcW w:w="2336" w:type="dxa"/>
-          </w:tcPr>
-          <w:p>
-            <w:pPr>
-              <w:ind w:firstLine="0"/>
-            </w:pPr>
-          </w:p>
-        </w:tc>
-        <w:tc>
-          <w:tcPr>
-            <w:tcW w:w="1391" w:type="dxa"/>
-          </w:tcPr>
-          <w:p>
-            <w:pPr>
-              <w:ind w:firstLine="0"/>
-              <w:cnfStyle w:val="000000100000" w:firstRow="0" w:lastRow="0" w:firstColumn="0" w:lastColumn="0" w:oddVBand="0" w:evenVBand="0" w:oddHBand="1" w:evenHBand="0" w:firstRowFirstColumn="0" w:firstRowLastColumn="0" w:lastRowFirstColumn="0" w:lastRowLastColumn="0"/>
-            </w:pPr>
-            <w:r>
-              <w:t>WU-UCT</w:t>
-            </w:r>
-          </w:p>
-        </w:tc>
-        <w:tc>
-          <w:tcPr>
-            <w:tcW w:w="1228" w:type="dxa"/>
-            <w:vAlign w:val="bottom"/>
-          </w:tcPr>
-          <w:p>
-            <w:pPr>
-              <w:ind w:firstLine="0"/>
-              <w:cnfStyle w:val="000000100000" w:firstRow="0" w:lastRow="0" w:firstColumn="0" w:lastColumn="0" w:oddVBand="0" w:evenVBand="0" w:oddHBand="1" w:evenHBand="0" w:firstRowFirstColumn="0" w:firstRowLastColumn="0" w:lastRowFirstColumn="0" w:lastRowLastColumn="0"/>
-              <w:rPr>
-                <w:rFonts w:ascii="Aptos Narrow" w:hAnsi="Aptos Narrow"/>
-              </w:rPr>
-            </w:pPr>
-            <w:r>
-              <w:rPr>
-                <w:rFonts w:ascii="Aptos Narrow" w:hAnsi="Aptos Narrow"/>
-                <w:color w:val="000000"/>
-              </w:rPr>
-              <w:t>417.4</w:t>
-            </w:r>
-          </w:p>
-        </w:tc>
-        <w:tc>
-          <w:tcPr>
-            <w:tcW w:w="2162" w:type="dxa"/>
-            <w:vAlign w:val="bottom"/>
-          </w:tcPr>
-          <w:p>
-            <w:pPr>
-              <w:ind w:firstLine="0"/>
-              <w:cnfStyle w:val="000000100000" w:firstRow="0" w:lastRow="0" w:firstColumn="0" w:lastColumn="0" w:oddVBand="0" w:evenVBand="0" w:oddHBand="1" w:evenHBand="0" w:firstRowFirstColumn="0" w:firstRowLastColumn="0" w:lastRowFirstColumn="0" w:lastRowLastColumn="0"/>
-              <w:rPr>
-                <w:rFonts w:ascii="Aptos Narrow" w:hAnsi="Aptos Narrow"/>
-                <w:color w:val="000000"/>
-              </w:rPr>
-            </w:pPr>
-            <w:r>
-              <w:rPr>
-                <w:rFonts w:ascii="Aptos Narrow" w:hAnsi="Aptos Narrow"/>
-                <w:color w:val="000000"/>
-              </w:rPr>
-              <w:t>12.36123</w:t>
-            </w:r>
-          </w:p>
-        </w:tc>
-        <w:tc>
-          <w:tcPr>
-            <w:tcW w:w="1270" w:type="dxa"/>
-            <w:vAlign w:val="bottom"/>
-          </w:tcPr>
-          <w:p>
-            <w:pPr>
-              <w:ind w:firstLine="0"/>
-              <w:cnfStyle w:val="000000100000" w:firstRow="0" w:lastRow="0" w:firstColumn="0" w:lastColumn="0" w:oddVBand="0" w:evenVBand="0" w:oddHBand="1" w:evenHBand="0" w:firstRowFirstColumn="0" w:firstRowLastColumn="0" w:lastRowFirstColumn="0" w:lastRowLastColumn="0"/>
-              <w:rPr>
-                <w:rFonts w:ascii="Aptos Narrow" w:hAnsi="Aptos Narrow"/>
-                <w:color w:val="000000"/>
-              </w:rPr>
-            </w:pPr>
-            <w:r>
-              <w:rPr>
-                <w:rFonts w:ascii="Aptos Narrow" w:hAnsi="Aptos Narrow"/>
-                <w:color w:val="000000"/>
-              </w:rPr>
-              <w:t>400</w:t>
-            </w:r>
-          </w:p>
-        </w:tc>
-        <w:tc>
-          <w:tcPr>
-            <w:tcW w:w="1394" w:type="dxa"/>
-            <w:vAlign w:val="bottom"/>
-          </w:tcPr>
-          <w:p>
-            <w:pPr>
-              <w:ind w:firstLine="0"/>
-              <w:cnfStyle w:val="000000100000" w:firstRow="0" w:lastRow="0" w:firstColumn="0" w:lastColumn="0" w:oddVBand="0" w:evenVBand="0" w:oddHBand="1" w:evenHBand="0" w:firstRowFirstColumn="0" w:firstRowLastColumn="0" w:lastRowFirstColumn="0" w:lastRowLastColumn="0"/>
-              <w:rPr>
-                <w:rFonts w:ascii="Aptos Narrow" w:hAnsi="Aptos Narrow"/>
-                <w:color w:val="000000"/>
-              </w:rPr>
-            </w:pPr>
-            <w:r>
-              <w:rPr>
-                <w:rFonts w:ascii="Aptos Narrow" w:hAnsi="Aptos Narrow"/>
-                <w:color w:val="000000"/>
-              </w:rPr>
-              <w:t>434</w:t>
-            </w:r>
-          </w:p>
-        </w:tc>
-      </w:tr>
-      <w:tr>
-        <w:tc>
-          <w:tcPr>
-            <w:cnfStyle w:val="001000000000" w:firstRow="0" w:lastRow="0" w:firstColumn="1" w:lastColumn="0" w:oddVBand="0" w:evenVBand="0" w:oddHBand="0" w:evenHBand="0" w:firstRowFirstColumn="0" w:firstRowLastColumn="0" w:lastRowFirstColumn="0" w:lastRowLastColumn="0"/>
-            <w:tcW w:w="2336" w:type="dxa"/>
-          </w:tcPr>
-          <w:p>
-            <w:pPr>
-              <w:ind w:firstLine="0"/>
-            </w:pPr>
-          </w:p>
-        </w:tc>
-        <w:tc>
-          <w:tcPr>
-            <w:tcW w:w="7445" w:type="dxa"/>
-            <w:gridSpan w:val="5"/>
-          </w:tcPr>
-          <w:p>
-            <w:pPr>
-              <w:ind w:firstLine="0"/>
-              <w:cnfStyle w:val="000000000000" w:firstRow="0" w:lastRow="0" w:firstColumn="0" w:lastColumn="0" w:oddVBand="0" w:evenVBand="0" w:oddHBand="0" w:evenHBand="0" w:firstRowFirstColumn="0" w:firstRowLastColumn="0" w:lastRowFirstColumn="0" w:lastRowLastColumn="0"/>
-              <w:rPr>
-                <w:rFonts w:ascii="Aptos Narrow" w:hAnsi="Aptos Narrow"/>
-              </w:rPr>
-            </w:pPr>
-          </w:p>
-        </w:tc>
-      </w:tr>
-      <w:tr>
-        <w:trPr>
-          <w:cnfStyle w:val="000000100000" w:firstRow="0" w:lastRow="0" w:firstColumn="0" w:lastColumn="0" w:oddVBand="0" w:evenVBand="0" w:oddHBand="1" w:evenHBand="0" w:firstRowFirstColumn="0" w:firstRowLastColumn="0" w:lastRowFirstColumn="0" w:lastRowLastColumn="0"/>
-        </w:trPr>
-        <w:tc>
-          <w:tcPr>
-            <w:cnfStyle w:val="001000000000" w:firstRow="0" w:lastRow="0" w:firstColumn="1" w:lastColumn="0" w:oddVBand="0" w:evenVBand="0" w:oddHBand="0" w:evenHBand="0" w:firstRowFirstColumn="0" w:firstRowLastColumn="0" w:lastRowFirstColumn="0" w:lastRowLastColumn="0"/>
-            <w:tcW w:w="2336" w:type="dxa"/>
-          </w:tcPr>
-          <w:p>
-            <w:pPr>
-              <w:ind w:firstLine="0"/>
-            </w:pPr>
-            <w:r>
-              <w:t>grid_edges_b30.txt</w:t>
-            </w:r>
-          </w:p>
-        </w:tc>
-        <w:tc>
-          <w:tcPr>
-            <w:tcW w:w="1391" w:type="dxa"/>
-          </w:tcPr>
-          <w:p>
-            <w:pPr>
-              <w:ind w:firstLine="0"/>
-              <w:cnfStyle w:val="000000100000" w:firstRow="0" w:lastRow="0" w:firstColumn="0" w:lastColumn="0" w:oddVBand="0" w:evenVBand="0" w:oddHBand="1" w:evenHBand="0" w:firstRowFirstColumn="0" w:firstRowLastColumn="0" w:lastRowFirstColumn="0" w:lastRowLastColumn="0"/>
-            </w:pPr>
-            <w:r>
-              <w:t>OR-Tools</w:t>
-            </w:r>
-          </w:p>
-        </w:tc>
-        <w:tc>
-          <w:tcPr>
-            <w:tcW w:w="1228" w:type="dxa"/>
-            <w:vAlign w:val="bottom"/>
-          </w:tcPr>
-          <w:p>
-            <w:pPr>
-              <w:ind w:firstLine="0"/>
-              <w:cnfStyle w:val="000000100000" w:firstRow="0" w:lastRow="0" w:firstColumn="0" w:lastColumn="0" w:oddVBand="0" w:evenVBand="0" w:oddHBand="1" w:evenHBand="0" w:firstRowFirstColumn="0" w:firstRowLastColumn="0" w:lastRowFirstColumn="0" w:lastRowLastColumn="0"/>
-              <w:rPr>
-                <w:rFonts w:ascii="Aptos Narrow" w:hAnsi="Aptos Narrow"/>
-              </w:rPr>
-            </w:pPr>
-            <w:r>
-              <w:rPr>
-                <w:rFonts w:ascii="Aptos Narrow" w:hAnsi="Aptos Narrow"/>
-                <w:color w:val="FF0000"/>
-              </w:rPr>
-              <w:t>453</w:t>
-            </w:r>
-          </w:p>
-        </w:tc>
-        <w:tc>
-          <w:tcPr>
-            <w:tcW w:w="2162" w:type="dxa"/>
-            <w:vAlign w:val="bottom"/>
-          </w:tcPr>
-          <w:p>
-            <w:pPr>
-              <w:ind w:firstLine="0"/>
-              <w:cnfStyle w:val="000000100000" w:firstRow="0" w:lastRow="0" w:firstColumn="0" w:lastColumn="0" w:oddVBand="0" w:evenVBand="0" w:oddHBand="1" w:evenHBand="0" w:firstRowFirstColumn="0" w:firstRowLastColumn="0" w:lastRowFirstColumn="0" w:lastRowLastColumn="0"/>
-              <w:rPr>
-                <w:rFonts w:ascii="Aptos Narrow" w:hAnsi="Aptos Narrow"/>
-                <w:color w:val="000000"/>
-              </w:rPr>
-            </w:pPr>
-          </w:p>
-        </w:tc>
-        <w:tc>
-          <w:tcPr>
-            <w:tcW w:w="1270" w:type="dxa"/>
-            <w:vAlign w:val="bottom"/>
-          </w:tcPr>
-          <w:p>
-            <w:pPr>
-              <w:ind w:firstLine="0"/>
-              <w:cnfStyle w:val="000000100000" w:firstRow="0" w:lastRow="0" w:firstColumn="0" w:lastColumn="0" w:oddVBand="0" w:evenVBand="0" w:oddHBand="1" w:evenHBand="0" w:firstRowFirstColumn="0" w:firstRowLastColumn="0" w:lastRowFirstColumn="0" w:lastRowLastColumn="0"/>
-              <w:rPr>
-                <w:rFonts w:ascii="Aptos Narrow" w:hAnsi="Aptos Narrow"/>
-                <w:color w:val="000000"/>
-              </w:rPr>
-            </w:pPr>
-            <w:r>
-              <w:rPr>
-                <w:rFonts w:ascii="Aptos Narrow" w:hAnsi="Aptos Narrow"/>
-                <w:color w:val="000000"/>
-              </w:rPr>
-              <w:t>453</w:t>
-            </w:r>
-          </w:p>
-        </w:tc>
-        <w:tc>
-          <w:tcPr>
-            <w:tcW w:w="1394" w:type="dxa"/>
-            <w:vAlign w:val="bottom"/>
-          </w:tcPr>
-          <w:p>
-            <w:pPr>
-              <w:ind w:firstLine="0"/>
-              <w:cnfStyle w:val="000000100000" w:firstRow="0" w:lastRow="0" w:firstColumn="0" w:lastColumn="0" w:oddVBand="0" w:evenVBand="0" w:oddHBand="1" w:evenHBand="0" w:firstRowFirstColumn="0" w:firstRowLastColumn="0" w:lastRowFirstColumn="0" w:lastRowLastColumn="0"/>
-              <w:rPr>
-                <w:rFonts w:ascii="Aptos Narrow" w:hAnsi="Aptos Narrow"/>
-                <w:color w:val="000000"/>
-              </w:rPr>
-            </w:pPr>
-            <w:r>
-              <w:rPr>
-                <w:rFonts w:ascii="Aptos Narrow" w:hAnsi="Aptos Narrow"/>
-                <w:color w:val="000000"/>
-              </w:rPr>
-              <w:t>453</w:t>
-            </w:r>
-          </w:p>
-        </w:tc>
-      </w:tr>
-      <w:tr>
-        <w:tc>
-          <w:tcPr>
-            <w:cnfStyle w:val="001000000000" w:firstRow="0" w:lastRow="0" w:firstColumn="1" w:lastColumn="0" w:oddVBand="0" w:evenVBand="0" w:oddHBand="0" w:evenHBand="0" w:firstRowFirstColumn="0" w:firstRowLastColumn="0" w:lastRowFirstColumn="0" w:lastRowLastColumn="0"/>
-            <w:tcW w:w="2336" w:type="dxa"/>
-          </w:tcPr>
-          <w:p>
-            <w:pPr>
-              <w:ind w:firstLine="0"/>
-            </w:pPr>
-          </w:p>
-        </w:tc>
-        <w:tc>
-          <w:tcPr>
-            <w:tcW w:w="1391" w:type="dxa"/>
-          </w:tcPr>
-          <w:p>
-            <w:pPr>
-              <w:ind w:firstLine="0"/>
-              <w:cnfStyle w:val="000000000000" w:firstRow="0" w:lastRow="0" w:firstColumn="0" w:lastColumn="0" w:oddVBand="0" w:evenVBand="0" w:oddHBand="0" w:evenHBand="0" w:firstRowFirstColumn="0" w:firstRowLastColumn="0" w:lastRowFirstColumn="0" w:lastRowLastColumn="0"/>
-            </w:pPr>
-            <w:r>
-              <w:t>Tree</w:t>
-            </w:r>
-          </w:p>
-        </w:tc>
-        <w:tc>
-          <w:tcPr>
-            <w:tcW w:w="1228" w:type="dxa"/>
-            <w:vAlign w:val="bottom"/>
-          </w:tcPr>
-          <w:p>
-            <w:pPr>
-              <w:ind w:firstLine="0"/>
-              <w:cnfStyle w:val="000000000000" w:firstRow="0" w:lastRow="0" w:firstColumn="0" w:lastColumn="0" w:oddVBand="0" w:evenVBand="0" w:oddHBand="0" w:evenHBand="0" w:firstRowFirstColumn="0" w:firstRowLastColumn="0" w:lastRowFirstColumn="0" w:lastRowLastColumn="0"/>
-              <w:rPr>
-                <w:rFonts w:ascii="Aptos Narrow" w:hAnsi="Aptos Narrow"/>
-              </w:rPr>
-            </w:pPr>
-            <w:r>
-              <w:rPr>
-                <w:rFonts w:ascii="Aptos Narrow" w:hAnsi="Aptos Narrow"/>
-                <w:color w:val="000000"/>
-              </w:rPr>
-              <w:t>474</w:t>
-            </w:r>
-          </w:p>
-        </w:tc>
-        <w:tc>
-          <w:tcPr>
-            <w:tcW w:w="2162" w:type="dxa"/>
-            <w:vAlign w:val="bottom"/>
-          </w:tcPr>
-          <w:p>
-            <w:pPr>
-              <w:ind w:firstLine="0"/>
-              <w:cnfStyle w:val="000000000000" w:firstRow="0" w:lastRow="0" w:firstColumn="0" w:lastColumn="0" w:oddVBand="0" w:evenVBand="0" w:oddHBand="0" w:evenHBand="0" w:firstRowFirstColumn="0" w:firstRowLastColumn="0" w:lastRowFirstColumn="0" w:lastRowLastColumn="0"/>
-              <w:rPr>
-                <w:rFonts w:ascii="Aptos Narrow" w:hAnsi="Aptos Narrow"/>
-                <w:color w:val="000000"/>
-              </w:rPr>
-            </w:pPr>
-            <w:r>
-              <w:rPr>
-                <w:rFonts w:ascii="Aptos Narrow" w:hAnsi="Aptos Narrow"/>
-                <w:color w:val="000000"/>
-              </w:rPr>
-              <w:t>28.31078</w:t>
-            </w:r>
-          </w:p>
-        </w:tc>
-        <w:tc>
-          <w:tcPr>
-            <w:tcW w:w="1270" w:type="dxa"/>
-            <w:vAlign w:val="bottom"/>
-          </w:tcPr>
-          <w:p>
-            <w:pPr>
-              <w:ind w:firstLine="0"/>
-              <w:cnfStyle w:val="000000000000" w:firstRow="0" w:lastRow="0" w:firstColumn="0" w:lastColumn="0" w:oddVBand="0" w:evenVBand="0" w:oddHBand="0" w:evenHBand="0" w:firstRowFirstColumn="0" w:firstRowLastColumn="0" w:lastRowFirstColumn="0" w:lastRowLastColumn="0"/>
-              <w:rPr>
-                <w:rFonts w:ascii="Aptos Narrow" w:hAnsi="Aptos Narrow"/>
-                <w:color w:val="000000"/>
-              </w:rPr>
-            </w:pPr>
-            <w:r>
-              <w:rPr>
-                <w:rFonts w:ascii="Aptos Narrow" w:hAnsi="Aptos Narrow"/>
-                <w:color w:val="000000"/>
-              </w:rPr>
-              <w:t>448</w:t>
-            </w:r>
-          </w:p>
-        </w:tc>
-        <w:tc>
-          <w:tcPr>
-            <w:tcW w:w="1394" w:type="dxa"/>
-            <w:vAlign w:val="bottom"/>
-          </w:tcPr>
-          <w:p>
-            <w:pPr>
-              <w:ind w:firstLine="0"/>
-              <w:cnfStyle w:val="000000000000" w:firstRow="0" w:lastRow="0" w:firstColumn="0" w:lastColumn="0" w:oddVBand="0" w:evenVBand="0" w:oddHBand="0" w:evenHBand="0" w:firstRowFirstColumn="0" w:firstRowLastColumn="0" w:lastRowFirstColumn="0" w:lastRowLastColumn="0"/>
-              <w:rPr>
-                <w:rFonts w:ascii="Aptos Narrow" w:hAnsi="Aptos Narrow"/>
-                <w:color w:val="000000"/>
-              </w:rPr>
-            </w:pPr>
-            <w:r>
-              <w:rPr>
-                <w:rFonts w:ascii="Aptos Narrow" w:hAnsi="Aptos Narrow"/>
-                <w:color w:val="000000"/>
-              </w:rPr>
-              <w:t>515</w:t>
-            </w:r>
-          </w:p>
-        </w:tc>
-      </w:tr>
-      <w:tr>
-        <w:trPr>
-          <w:cnfStyle w:val="000000100000" w:firstRow="0" w:lastRow="0" w:firstColumn="0" w:lastColumn="0" w:oddVBand="0" w:evenVBand="0" w:oddHBand="1" w:evenHBand="0" w:firstRowFirstColumn="0" w:firstRowLastColumn="0" w:lastRowFirstColumn="0" w:lastRowLastColumn="0"/>
-        </w:trPr>
-        <w:tc>
-          <w:tcPr>
-            <w:cnfStyle w:val="001000000000" w:firstRow="0" w:lastRow="0" w:firstColumn="1" w:lastColumn="0" w:oddVBand="0" w:evenVBand="0" w:oddHBand="0" w:evenHBand="0" w:firstRowFirstColumn="0" w:firstRowLastColumn="0" w:lastRowFirstColumn="0" w:lastRowLastColumn="0"/>
-            <w:tcW w:w="2336" w:type="dxa"/>
-          </w:tcPr>
-          <w:p>
-            <w:pPr>
-              <w:ind w:firstLine="0"/>
-            </w:pPr>
-          </w:p>
-        </w:tc>
-        <w:tc>
-          <w:tcPr>
-            <w:tcW w:w="1391" w:type="dxa"/>
-          </w:tcPr>
-          <w:p>
-            <w:pPr>
-              <w:ind w:firstLine="0"/>
-              <w:cnfStyle w:val="000000100000" w:firstRow="0" w:lastRow="0" w:firstColumn="0" w:lastColumn="0" w:oddVBand="0" w:evenVBand="0" w:oddHBand="1" w:evenHBand="0" w:firstRowFirstColumn="0" w:firstRowLastColumn="0" w:lastRowFirstColumn="0" w:lastRowLastColumn="0"/>
-            </w:pPr>
-            <w:r>
-              <w:t>UCT</w:t>
-            </w:r>
-          </w:p>
-        </w:tc>
-        <w:tc>
-          <w:tcPr>
-            <w:tcW w:w="1228" w:type="dxa"/>
-            <w:vAlign w:val="bottom"/>
-          </w:tcPr>
-          <w:p>
-            <w:pPr>
-              <w:ind w:firstLine="0"/>
-              <w:cnfStyle w:val="000000100000" w:firstRow="0" w:lastRow="0" w:firstColumn="0" w:lastColumn="0" w:oddVBand="0" w:evenVBand="0" w:oddHBand="1" w:evenHBand="0" w:firstRowFirstColumn="0" w:firstRowLastColumn="0" w:lastRowFirstColumn="0" w:lastRowLastColumn="0"/>
-              <w:rPr>
-                <w:rFonts w:ascii="Aptos Narrow" w:hAnsi="Aptos Narrow"/>
-              </w:rPr>
-            </w:pPr>
-            <w:r>
-              <w:rPr>
-                <w:rFonts w:ascii="Aptos Narrow" w:hAnsi="Aptos Narrow"/>
-                <w:color w:val="000000"/>
-              </w:rPr>
-              <w:t>445.6</w:t>
-            </w:r>
-          </w:p>
-        </w:tc>
-        <w:tc>
-          <w:tcPr>
-            <w:tcW w:w="2162" w:type="dxa"/>
-            <w:vAlign w:val="bottom"/>
-          </w:tcPr>
-          <w:p>
-            <w:pPr>
-              <w:ind w:firstLine="0"/>
-              <w:cnfStyle w:val="000000100000" w:firstRow="0" w:lastRow="0" w:firstColumn="0" w:lastColumn="0" w:oddVBand="0" w:evenVBand="0" w:oddHBand="1" w:evenHBand="0" w:firstRowFirstColumn="0" w:firstRowLastColumn="0" w:lastRowFirstColumn="0" w:lastRowLastColumn="0"/>
-              <w:rPr>
-                <w:rFonts w:ascii="Aptos Narrow" w:hAnsi="Aptos Narrow"/>
-                <w:color w:val="000000"/>
-              </w:rPr>
-            </w:pPr>
-            <w:r>
-              <w:rPr>
-                <w:rFonts w:ascii="Aptos Narrow" w:hAnsi="Aptos Narrow"/>
-                <w:color w:val="000000"/>
-              </w:rPr>
-              <w:t>17.70028</w:t>
-            </w:r>
-          </w:p>
-        </w:tc>
-        <w:tc>
-          <w:tcPr>
-            <w:tcW w:w="1270" w:type="dxa"/>
-            <w:vAlign w:val="bottom"/>
-          </w:tcPr>
-          <w:p>
-            <w:pPr>
-              <w:ind w:firstLine="0"/>
-              <w:cnfStyle w:val="000000100000" w:firstRow="0" w:lastRow="0" w:firstColumn="0" w:lastColumn="0" w:oddVBand="0" w:evenVBand="0" w:oddHBand="1" w:evenHBand="0" w:firstRowFirstColumn="0" w:firstRowLastColumn="0" w:lastRowFirstColumn="0" w:lastRowLastColumn="0"/>
-              <w:rPr>
-                <w:rFonts w:ascii="Aptos Narrow" w:hAnsi="Aptos Narrow"/>
-                <w:color w:val="000000"/>
-              </w:rPr>
-            </w:pPr>
-            <w:r>
-              <w:rPr>
-                <w:rFonts w:ascii="Aptos Narrow" w:hAnsi="Aptos Narrow"/>
-                <w:color w:val="000000"/>
-              </w:rPr>
-              <w:t>435</w:t>
-            </w:r>
-          </w:p>
-        </w:tc>
-        <w:tc>
-          <w:tcPr>
-            <w:tcW w:w="1394" w:type="dxa"/>
-            <w:vAlign w:val="bottom"/>
-          </w:tcPr>
-          <w:p>
-            <w:pPr>
-              <w:ind w:firstLine="0"/>
-              <w:cnfStyle w:val="000000100000" w:firstRow="0" w:lastRow="0" w:firstColumn="0" w:lastColumn="0" w:oddVBand="0" w:evenVBand="0" w:oddHBand="1" w:evenHBand="0" w:firstRowFirstColumn="0" w:firstRowLastColumn="0" w:lastRowFirstColumn="0" w:lastRowLastColumn="0"/>
-              <w:rPr>
-                <w:rFonts w:ascii="Aptos Narrow" w:hAnsi="Aptos Narrow"/>
-                <w:color w:val="000000"/>
-              </w:rPr>
-            </w:pPr>
-            <w:r>
-              <w:rPr>
-                <w:rFonts w:ascii="Aptos Narrow" w:hAnsi="Aptos Narrow"/>
-                <w:color w:val="000000"/>
-              </w:rPr>
-              <w:t>477</w:t>
-            </w:r>
-          </w:p>
-        </w:tc>
-      </w:tr>
-      <w:tr>
-        <w:tc>
-          <w:tcPr>
-            <w:cnfStyle w:val="001000000000" w:firstRow="0" w:lastRow="0" w:firstColumn="1" w:lastColumn="0" w:oddVBand="0" w:evenVBand="0" w:oddHBand="0" w:evenHBand="0" w:firstRowFirstColumn="0" w:firstRowLastColumn="0" w:lastRowFirstColumn="0" w:lastRowLastColumn="0"/>
-            <w:tcW w:w="2336" w:type="dxa"/>
-          </w:tcPr>
-          <w:p>
-            <w:pPr>
-              <w:ind w:firstLine="0"/>
-            </w:pPr>
-          </w:p>
-        </w:tc>
-        <w:tc>
-          <w:tcPr>
-            <w:tcW w:w="1391" w:type="dxa"/>
-          </w:tcPr>
-          <w:p>
-            <w:pPr>
-              <w:ind w:firstLine="0"/>
-              <w:cnfStyle w:val="000000000000" w:firstRow="0" w:lastRow="0" w:firstColumn="0" w:lastColumn="0" w:oddVBand="0" w:evenVBand="0" w:oddHBand="0" w:evenHBand="0" w:firstRowFirstColumn="0" w:firstRowLastColumn="0" w:lastRowFirstColumn="0" w:lastRowLastColumn="0"/>
-            </w:pPr>
-            <w:r>
-              <w:t>VL-UCT</w:t>
-            </w:r>
-          </w:p>
-        </w:tc>
-        <w:tc>
-          <w:tcPr>
-            <w:tcW w:w="1228" w:type="dxa"/>
-            <w:vAlign w:val="bottom"/>
-          </w:tcPr>
-          <w:p>
-            <w:pPr>
-              <w:ind w:firstLine="0"/>
-              <w:cnfStyle w:val="000000000000" w:firstRow="0" w:lastRow="0" w:firstColumn="0" w:lastColumn="0" w:oddVBand="0" w:evenVBand="0" w:oddHBand="0" w:evenHBand="0" w:firstRowFirstColumn="0" w:firstRowLastColumn="0" w:lastRowFirstColumn="0" w:lastRowLastColumn="0"/>
-              <w:rPr>
-                <w:rFonts w:ascii="Aptos Narrow" w:hAnsi="Aptos Narrow"/>
-              </w:rPr>
-            </w:pPr>
-            <w:r>
-              <w:rPr>
-                <w:rFonts w:ascii="Aptos Narrow" w:hAnsi="Aptos Narrow"/>
-                <w:color w:val="000000"/>
-              </w:rPr>
-              <w:t>451.6</w:t>
-            </w:r>
-          </w:p>
-        </w:tc>
-        <w:tc>
-          <w:tcPr>
-            <w:tcW w:w="2162" w:type="dxa"/>
-            <w:vAlign w:val="bottom"/>
-          </w:tcPr>
-          <w:p>
-            <w:pPr>
-              <w:ind w:firstLine="0"/>
-              <w:cnfStyle w:val="000000000000" w:firstRow="0" w:lastRow="0" w:firstColumn="0" w:lastColumn="0" w:oddVBand="0" w:evenVBand="0" w:oddHBand="0" w:evenHBand="0" w:firstRowFirstColumn="0" w:firstRowLastColumn="0" w:lastRowFirstColumn="0" w:lastRowLastColumn="0"/>
-              <w:rPr>
-                <w:rFonts w:ascii="Aptos Narrow" w:hAnsi="Aptos Narrow"/>
-                <w:color w:val="000000"/>
-              </w:rPr>
-            </w:pPr>
-            <w:r>
-              <w:rPr>
-                <w:rFonts w:ascii="Aptos Narrow" w:hAnsi="Aptos Narrow"/>
-                <w:color w:val="000000"/>
-              </w:rPr>
-              <w:t>23.80756</w:t>
-            </w:r>
-          </w:p>
-        </w:tc>
-        <w:tc>
-          <w:tcPr>
-            <w:tcW w:w="1270" w:type="dxa"/>
-            <w:vAlign w:val="bottom"/>
-          </w:tcPr>
-          <w:p>
-            <w:pPr>
-              <w:ind w:firstLine="0"/>
-              <w:cnfStyle w:val="000000000000" w:firstRow="0" w:lastRow="0" w:firstColumn="0" w:lastColumn="0" w:oddVBand="0" w:evenVBand="0" w:oddHBand="0" w:evenHBand="0" w:firstRowFirstColumn="0" w:firstRowLastColumn="0" w:lastRowFirstColumn="0" w:lastRowLastColumn="0"/>
-              <w:rPr>
-                <w:rFonts w:ascii="Aptos Narrow" w:hAnsi="Aptos Narrow"/>
-                <w:color w:val="000000"/>
-              </w:rPr>
-            </w:pPr>
-            <w:r>
-              <w:rPr>
-                <w:rFonts w:ascii="Aptos Narrow" w:hAnsi="Aptos Narrow"/>
-                <w:color w:val="000000"/>
-              </w:rPr>
-              <w:t>417</w:t>
-            </w:r>
-          </w:p>
-        </w:tc>
-        <w:tc>
-          <w:tcPr>
-            <w:tcW w:w="1394" w:type="dxa"/>
-            <w:vAlign w:val="bottom"/>
-          </w:tcPr>
-          <w:p>
-            <w:pPr>
-              <w:ind w:firstLine="0"/>
-              <w:cnfStyle w:val="000000000000" w:firstRow="0" w:lastRow="0" w:firstColumn="0" w:lastColumn="0" w:oddVBand="0" w:evenVBand="0" w:oddHBand="0" w:evenHBand="0" w:firstRowFirstColumn="0" w:firstRowLastColumn="0" w:lastRowFirstColumn="0" w:lastRowLastColumn="0"/>
-              <w:rPr>
-                <w:rFonts w:ascii="Aptos Narrow" w:hAnsi="Aptos Narrow"/>
-                <w:color w:val="000000"/>
-              </w:rPr>
-            </w:pPr>
-            <w:r>
-              <w:rPr>
-                <w:rFonts w:ascii="Aptos Narrow" w:hAnsi="Aptos Narrow"/>
-                <w:color w:val="000000"/>
-              </w:rPr>
-              <w:t>475</w:t>
-            </w:r>
-          </w:p>
-        </w:tc>
-      </w:tr>
-      <w:tr>
-        <w:trPr>
-          <w:cnfStyle w:val="000000100000" w:firstRow="0" w:lastRow="0" w:firstColumn="0" w:lastColumn="0" w:oddVBand="0" w:evenVBand="0" w:oddHBand="1" w:evenHBand="0" w:firstRowFirstColumn="0" w:firstRowLastColumn="0" w:lastRowFirstColumn="0" w:lastRowLastColumn="0"/>
-        </w:trPr>
-        <w:tc>
-          <w:tcPr>
-            <w:cnfStyle w:val="001000000000" w:firstRow="0" w:lastRow="0" w:firstColumn="1" w:lastColumn="0" w:oddVBand="0" w:evenVBand="0" w:oddHBand="0" w:evenHBand="0" w:firstRowFirstColumn="0" w:firstRowLastColumn="0" w:lastRowFirstColumn="0" w:lastRowLastColumn="0"/>
-            <w:tcW w:w="2336" w:type="dxa"/>
-          </w:tcPr>
-          <w:p>
-            <w:pPr>
-              <w:ind w:firstLine="0"/>
-            </w:pPr>
-          </w:p>
-        </w:tc>
-        <w:tc>
-          <w:tcPr>
-            <w:tcW w:w="1391" w:type="dxa"/>
-          </w:tcPr>
-          <w:p>
-            <w:pPr>
-              <w:ind w:firstLine="0"/>
-              <w:cnfStyle w:val="000000100000" w:firstRow="0" w:lastRow="0" w:firstColumn="0" w:lastColumn="0" w:oddVBand="0" w:evenVBand="0" w:oddHBand="1" w:evenHBand="0" w:firstRowFirstColumn="0" w:firstRowLastColumn="0" w:lastRowFirstColumn="0" w:lastRowLastColumn="0"/>
-            </w:pPr>
-            <w:r>
-              <w:t>WU-UCT</w:t>
-            </w:r>
-          </w:p>
-        </w:tc>
-        <w:tc>
-          <w:tcPr>
-            <w:tcW w:w="1228" w:type="dxa"/>
-            <w:vAlign w:val="bottom"/>
-          </w:tcPr>
-          <w:p>
-            <w:pPr>
-              <w:ind w:firstLine="0"/>
-              <w:cnfStyle w:val="000000100000" w:firstRow="0" w:lastRow="0" w:firstColumn="0" w:lastColumn="0" w:oddVBand="0" w:evenVBand="0" w:oddHBand="1" w:evenHBand="0" w:firstRowFirstColumn="0" w:firstRowLastColumn="0" w:lastRowFirstColumn="0" w:lastRowLastColumn="0"/>
-              <w:rPr>
-                <w:rFonts w:ascii="Aptos Narrow" w:hAnsi="Aptos Narrow"/>
-              </w:rPr>
-            </w:pPr>
-            <w:r>
-              <w:rPr>
-                <w:rFonts w:ascii="Aptos Narrow" w:hAnsi="Aptos Narrow"/>
-                <w:color w:val="000000"/>
-              </w:rPr>
-              <w:t>493</w:t>
-            </w:r>
-          </w:p>
-        </w:tc>
-        <w:tc>
-          <w:tcPr>
-            <w:tcW w:w="2162" w:type="dxa"/>
-            <w:vAlign w:val="bottom"/>
-          </w:tcPr>
-          <w:p>
-            <w:pPr>
-              <w:ind w:firstLine="0"/>
-              <w:cnfStyle w:val="000000100000" w:firstRow="0" w:lastRow="0" w:firstColumn="0" w:lastColumn="0" w:oddVBand="0" w:evenVBand="0" w:oddHBand="1" w:evenHBand="0" w:firstRowFirstColumn="0" w:firstRowLastColumn="0" w:lastRowFirstColumn="0" w:lastRowLastColumn="0"/>
-              <w:rPr>
-                <w:rFonts w:ascii="Aptos Narrow" w:hAnsi="Aptos Narrow"/>
-                <w:color w:val="000000"/>
-              </w:rPr>
-            </w:pPr>
-            <w:r>
-              <w:rPr>
-                <w:rFonts w:ascii="Aptos Narrow" w:hAnsi="Aptos Narrow"/>
-                <w:color w:val="000000"/>
-              </w:rPr>
-              <w:t>28.41654</w:t>
-            </w:r>
-          </w:p>
-        </w:tc>
-        <w:tc>
-          <w:tcPr>
-            <w:tcW w:w="1270" w:type="dxa"/>
-            <w:vAlign w:val="bottom"/>
-          </w:tcPr>
-          <w:p>
-            <w:pPr>
-              <w:ind w:firstLine="0"/>
-              <w:cnfStyle w:val="000000100000" w:firstRow="0" w:lastRow="0" w:firstColumn="0" w:lastColumn="0" w:oddVBand="0" w:evenVBand="0" w:oddHBand="1" w:evenHBand="0" w:firstRowFirstColumn="0" w:firstRowLastColumn="0" w:lastRowFirstColumn="0" w:lastRowLastColumn="0"/>
-              <w:rPr>
-                <w:rFonts w:ascii="Aptos Narrow" w:hAnsi="Aptos Narrow"/>
-                <w:color w:val="000000"/>
-              </w:rPr>
-            </w:pPr>
-            <w:r>
-              <w:rPr>
-                <w:rFonts w:ascii="Aptos Narrow" w:hAnsi="Aptos Narrow"/>
-                <w:color w:val="000000"/>
-              </w:rPr>
-              <w:t>460</w:t>
-            </w:r>
-          </w:p>
-        </w:tc>
-        <w:tc>
-          <w:tcPr>
-            <w:tcW w:w="1394" w:type="dxa"/>
-            <w:vAlign w:val="bottom"/>
-          </w:tcPr>
-          <w:p>
-            <w:pPr>
-              <w:ind w:firstLine="0"/>
-              <w:cnfStyle w:val="000000100000" w:firstRow="0" w:lastRow="0" w:firstColumn="0" w:lastColumn="0" w:oddVBand="0" w:evenVBand="0" w:oddHBand="1" w:evenHBand="0" w:firstRowFirstColumn="0" w:firstRowLastColumn="0" w:lastRowFirstColumn="0" w:lastRowLastColumn="0"/>
-              <w:rPr>
-                <w:rFonts w:ascii="Aptos Narrow" w:hAnsi="Aptos Narrow"/>
-                <w:color w:val="000000"/>
-              </w:rPr>
-            </w:pPr>
-            <w:r>
-              <w:rPr>
-                <w:rFonts w:ascii="Aptos Narrow" w:hAnsi="Aptos Narrow"/>
-                <w:color w:val="000000"/>
-              </w:rPr>
-              <w:t>535</w:t>
-            </w:r>
-          </w:p>
-        </w:tc>
-      </w:tr>
-      <w:tr>
-        <w:tc>
-          <w:tcPr>
-            <w:cnfStyle w:val="001000000000" w:firstRow="0" w:lastRow="0" w:firstColumn="1" w:lastColumn="0" w:oddVBand="0" w:evenVBand="0" w:oddHBand="0" w:evenHBand="0" w:firstRowFirstColumn="0" w:firstRowLastColumn="0" w:lastRowFirstColumn="0" w:lastRowLastColumn="0"/>
-            <w:tcW w:w="2336" w:type="dxa"/>
-          </w:tcPr>
-          <w:p>
-            <w:pPr>
-              <w:ind w:firstLine="0"/>
-            </w:pPr>
-          </w:p>
-        </w:tc>
-        <w:tc>
-          <w:tcPr>
-            <w:tcW w:w="7445" w:type="dxa"/>
-            <w:gridSpan w:val="5"/>
-          </w:tcPr>
-          <w:p>
-            <w:pPr>
-              <w:ind w:firstLine="0"/>
-              <w:cnfStyle w:val="000000000000" w:firstRow="0" w:lastRow="0" w:firstColumn="0" w:lastColumn="0" w:oddVBand="0" w:evenVBand="0" w:oddHBand="0" w:evenHBand="0" w:firstRowFirstColumn="0" w:firstRowLastColumn="0" w:lastRowFirstColumn="0" w:lastRowLastColumn="0"/>
-              <w:rPr>
-                <w:rFonts w:ascii="Aptos Narrow" w:hAnsi="Aptos Narrow"/>
-              </w:rPr>
-            </w:pPr>
-          </w:p>
-        </w:tc>
-      </w:tr>
-      <w:tr>
-        <w:trPr>
-          <w:cnfStyle w:val="000000100000" w:firstRow="0" w:lastRow="0" w:firstColumn="0" w:lastColumn="0" w:oddVBand="0" w:evenVBand="0" w:oddHBand="1" w:evenHBand="0" w:firstRowFirstColumn="0" w:firstRowLastColumn="0" w:lastRowFirstColumn="0" w:lastRowLastColumn="0"/>
-        </w:trPr>
-        <w:tc>
-          <w:tcPr>
-            <w:cnfStyle w:val="001000000000" w:firstRow="0" w:lastRow="0" w:firstColumn="1" w:lastColumn="0" w:oddVBand="0" w:evenVBand="0" w:oddHBand="0" w:evenHBand="0" w:firstRowFirstColumn="0" w:firstRowLastColumn="0" w:lastRowFirstColumn="0" w:lastRowLastColumn="0"/>
-            <w:tcW w:w="2336" w:type="dxa"/>
-          </w:tcPr>
-          <w:p>
-            <w:pPr>
-              <w:ind w:firstLine="0"/>
-            </w:pPr>
-            <w:r>
-              <w:t>grid_edges_b40.txt</w:t>
-            </w:r>
-          </w:p>
-        </w:tc>
-        <w:tc>
-          <w:tcPr>
-            <w:tcW w:w="1391" w:type="dxa"/>
-          </w:tcPr>
-          <w:p>
-            <w:pPr>
-              <w:ind w:firstLine="0"/>
-              <w:cnfStyle w:val="000000100000" w:firstRow="0" w:lastRow="0" w:firstColumn="0" w:lastColumn="0" w:oddVBand="0" w:evenVBand="0" w:oddHBand="1" w:evenHBand="0" w:firstRowFirstColumn="0" w:firstRowLastColumn="0" w:lastRowFirstColumn="0" w:lastRowLastColumn="0"/>
-            </w:pPr>
-            <w:r>
-              <w:t>OR-Tools</w:t>
-            </w:r>
-          </w:p>
-        </w:tc>
-        <w:tc>
-          <w:tcPr>
-            <w:tcW w:w="1228" w:type="dxa"/>
-            <w:vAlign w:val="bottom"/>
-          </w:tcPr>
-          <w:p>
-            <w:pPr>
-              <w:ind w:firstLine="0"/>
-              <w:cnfStyle w:val="000000100000" w:firstRow="0" w:lastRow="0" w:firstColumn="0" w:lastColumn="0" w:oddVBand="0" w:evenVBand="0" w:oddHBand="1" w:evenHBand="0" w:firstRowFirstColumn="0" w:firstRowLastColumn="0" w:lastRowFirstColumn="0" w:lastRowLastColumn="0"/>
-              <w:rPr>
-                <w:rFonts w:ascii="Aptos Narrow" w:hAnsi="Aptos Narrow"/>
-              </w:rPr>
-            </w:pPr>
-            <w:r>
-              <w:rPr>
-                <w:rFonts w:ascii="Aptos Narrow" w:hAnsi="Aptos Narrow"/>
-                <w:color w:val="FF0000"/>
-              </w:rPr>
-              <w:t>622</w:t>
-            </w:r>
-          </w:p>
-        </w:tc>
-        <w:tc>
-          <w:tcPr>
-            <w:tcW w:w="2162" w:type="dxa"/>
-            <w:vAlign w:val="bottom"/>
-          </w:tcPr>
-          <w:p>
-            <w:pPr>
-              <w:ind w:firstLine="0"/>
-              <w:cnfStyle w:val="000000100000" w:firstRow="0" w:lastRow="0" w:firstColumn="0" w:lastColumn="0" w:oddVBand="0" w:evenVBand="0" w:oddHBand="1" w:evenHBand="0" w:firstRowFirstColumn="0" w:firstRowLastColumn="0" w:lastRowFirstColumn="0" w:lastRowLastColumn="0"/>
-              <w:rPr>
-                <w:rFonts w:ascii="Aptos Narrow" w:hAnsi="Aptos Narrow"/>
-                <w:color w:val="000000"/>
-              </w:rPr>
-            </w:pPr>
-          </w:p>
-        </w:tc>
-        <w:tc>
-          <w:tcPr>
-            <w:tcW w:w="1270" w:type="dxa"/>
-            <w:vAlign w:val="bottom"/>
-          </w:tcPr>
-          <w:p>
-            <w:pPr>
-              <w:ind w:firstLine="0"/>
-              <w:cnfStyle w:val="000000100000" w:firstRow="0" w:lastRow="0" w:firstColumn="0" w:lastColumn="0" w:oddVBand="0" w:evenVBand="0" w:oddHBand="1" w:evenHBand="0" w:firstRowFirstColumn="0" w:firstRowLastColumn="0" w:lastRowFirstColumn="0" w:lastRowLastColumn="0"/>
-              <w:rPr>
-                <w:rFonts w:ascii="Aptos Narrow" w:hAnsi="Aptos Narrow"/>
-                <w:color w:val="000000"/>
-              </w:rPr>
-            </w:pPr>
-            <w:r>
-              <w:rPr>
-                <w:rFonts w:ascii="Aptos Narrow" w:hAnsi="Aptos Narrow"/>
-                <w:color w:val="000000"/>
-              </w:rPr>
-              <w:t>622</w:t>
-            </w:r>
-          </w:p>
-        </w:tc>
-        <w:tc>
-          <w:tcPr>
-            <w:tcW w:w="1394" w:type="dxa"/>
-            <w:vAlign w:val="bottom"/>
-          </w:tcPr>
-          <w:p>
-            <w:pPr>
-              <w:ind w:firstLine="0"/>
-              <w:cnfStyle w:val="000000100000" w:firstRow="0" w:lastRow="0" w:firstColumn="0" w:lastColumn="0" w:oddVBand="0" w:evenVBand="0" w:oddHBand="1" w:evenHBand="0" w:firstRowFirstColumn="0" w:firstRowLastColumn="0" w:lastRowFirstColumn="0" w:lastRowLastColumn="0"/>
-              <w:rPr>
-                <w:rFonts w:ascii="Aptos Narrow" w:hAnsi="Aptos Narrow"/>
-                <w:color w:val="000000"/>
-              </w:rPr>
-            </w:pPr>
-            <w:r>
-              <w:rPr>
-                <w:rFonts w:ascii="Aptos Narrow" w:hAnsi="Aptos Narrow"/>
-                <w:color w:val="000000"/>
-              </w:rPr>
-              <w:t>622</w:t>
-            </w:r>
-          </w:p>
-        </w:tc>
-      </w:tr>
-      <w:tr>
-        <w:tc>
-          <w:tcPr>
-            <w:cnfStyle w:val="001000000000" w:firstRow="0" w:lastRow="0" w:firstColumn="1" w:lastColumn="0" w:oddVBand="0" w:evenVBand="0" w:oddHBand="0" w:evenHBand="0" w:firstRowFirstColumn="0" w:firstRowLastColumn="0" w:lastRowFirstColumn="0" w:lastRowLastColumn="0"/>
-            <w:tcW w:w="2336" w:type="dxa"/>
-          </w:tcPr>
-          <w:p>
-            <w:pPr>
-              <w:ind w:firstLine="0"/>
-            </w:pPr>
-          </w:p>
-        </w:tc>
-        <w:tc>
-          <w:tcPr>
-            <w:tcW w:w="1391" w:type="dxa"/>
-          </w:tcPr>
-          <w:p>
-            <w:pPr>
-              <w:ind w:firstLine="0"/>
-              <w:cnfStyle w:val="000000000000" w:firstRow="0" w:lastRow="0" w:firstColumn="0" w:lastColumn="0" w:oddVBand="0" w:evenVBand="0" w:oddHBand="0" w:evenHBand="0" w:firstRowFirstColumn="0" w:firstRowLastColumn="0" w:lastRowFirstColumn="0" w:lastRowLastColumn="0"/>
-            </w:pPr>
-            <w:r>
-              <w:t>Tree</w:t>
-            </w:r>
-          </w:p>
-        </w:tc>
-        <w:tc>
-          <w:tcPr>
-            <w:tcW w:w="1228" w:type="dxa"/>
-            <w:vAlign w:val="bottom"/>
-          </w:tcPr>
-          <w:p>
-            <w:pPr>
-              <w:ind w:firstLine="0"/>
-              <w:cnfStyle w:val="000000000000" w:firstRow="0" w:lastRow="0" w:firstColumn="0" w:lastColumn="0" w:oddVBand="0" w:evenVBand="0" w:oddHBand="0" w:evenHBand="0" w:firstRowFirstColumn="0" w:firstRowLastColumn="0" w:lastRowFirstColumn="0" w:lastRowLastColumn="0"/>
-              <w:rPr>
-                <w:rFonts w:ascii="Aptos Narrow" w:hAnsi="Aptos Narrow"/>
-              </w:rPr>
-            </w:pPr>
-            <w:r>
-              <w:rPr>
-                <w:rFonts w:ascii="Aptos Narrow" w:hAnsi="Aptos Narrow"/>
-                <w:color w:val="000000"/>
-              </w:rPr>
-              <w:t>576</w:t>
-            </w:r>
-          </w:p>
-        </w:tc>
-        <w:tc>
-          <w:tcPr>
-            <w:tcW w:w="2162" w:type="dxa"/>
-            <w:vAlign w:val="bottom"/>
-          </w:tcPr>
-          <w:p>
-            <w:pPr>
-              <w:ind w:firstLine="0"/>
-              <w:cnfStyle w:val="000000000000" w:firstRow="0" w:lastRow="0" w:firstColumn="0" w:lastColumn="0" w:oddVBand="0" w:evenVBand="0" w:oddHBand="0" w:evenHBand="0" w:firstRowFirstColumn="0" w:firstRowLastColumn="0" w:lastRowFirstColumn="0" w:lastRowLastColumn="0"/>
-              <w:rPr>
-                <w:rFonts w:ascii="Aptos Narrow" w:hAnsi="Aptos Narrow"/>
-                <w:color w:val="000000"/>
-              </w:rPr>
-            </w:pPr>
-            <w:r>
-              <w:rPr>
-                <w:rFonts w:ascii="Aptos Narrow" w:hAnsi="Aptos Narrow"/>
-                <w:color w:val="000000"/>
-              </w:rPr>
-              <w:t>36.65379</w:t>
-            </w:r>
-          </w:p>
-        </w:tc>
-        <w:tc>
-          <w:tcPr>
-            <w:tcW w:w="1270" w:type="dxa"/>
-            <w:vAlign w:val="bottom"/>
-          </w:tcPr>
-          <w:p>
-            <w:pPr>
-              <w:ind w:firstLine="0"/>
-              <w:cnfStyle w:val="000000000000" w:firstRow="0" w:lastRow="0" w:firstColumn="0" w:lastColumn="0" w:oddVBand="0" w:evenVBand="0" w:oddHBand="0" w:evenHBand="0" w:firstRowFirstColumn="0" w:firstRowLastColumn="0" w:lastRowFirstColumn="0" w:lastRowLastColumn="0"/>
-              <w:rPr>
-                <w:rFonts w:ascii="Aptos Narrow" w:hAnsi="Aptos Narrow"/>
-                <w:color w:val="000000"/>
-              </w:rPr>
-            </w:pPr>
-            <w:r>
-              <w:rPr>
-                <w:rFonts w:ascii="Aptos Narrow" w:hAnsi="Aptos Narrow"/>
-                <w:color w:val="000000"/>
-              </w:rPr>
-              <w:t>518</w:t>
-            </w:r>
-          </w:p>
-        </w:tc>
-        <w:tc>
-          <w:tcPr>
-            <w:tcW w:w="1394" w:type="dxa"/>
-            <w:vAlign w:val="bottom"/>
-          </w:tcPr>
-          <w:p>
-            <w:pPr>
-              <w:ind w:firstLine="0"/>
-              <w:cnfStyle w:val="000000000000" w:firstRow="0" w:lastRow="0" w:firstColumn="0" w:lastColumn="0" w:oddVBand="0" w:evenVBand="0" w:oddHBand="0" w:evenHBand="0" w:firstRowFirstColumn="0" w:firstRowLastColumn="0" w:lastRowFirstColumn="0" w:lastRowLastColumn="0"/>
-              <w:rPr>
-                <w:rFonts w:ascii="Aptos Narrow" w:hAnsi="Aptos Narrow"/>
-                <w:color w:val="000000"/>
-              </w:rPr>
-            </w:pPr>
-            <w:r>
-              <w:rPr>
-                <w:rFonts w:ascii="Aptos Narrow" w:hAnsi="Aptos Narrow"/>
-                <w:color w:val="000000"/>
-              </w:rPr>
-              <w:t>615</w:t>
-            </w:r>
-          </w:p>
-        </w:tc>
-      </w:tr>
-      <w:tr>
-        <w:trPr>
-          <w:cnfStyle w:val="000000100000" w:firstRow="0" w:lastRow="0" w:firstColumn="0" w:lastColumn="0" w:oddVBand="0" w:evenVBand="0" w:oddHBand="1" w:evenHBand="0" w:firstRowFirstColumn="0" w:firstRowLastColumn="0" w:lastRowFirstColumn="0" w:lastRowLastColumn="0"/>
-        </w:trPr>
-        <w:tc>
-          <w:tcPr>
-            <w:cnfStyle w:val="001000000000" w:firstRow="0" w:lastRow="0" w:firstColumn="1" w:lastColumn="0" w:oddVBand="0" w:evenVBand="0" w:oddHBand="0" w:evenHBand="0" w:firstRowFirstColumn="0" w:firstRowLastColumn="0" w:lastRowFirstColumn="0" w:lastRowLastColumn="0"/>
-            <w:tcW w:w="2336" w:type="dxa"/>
-          </w:tcPr>
-          <w:p>
-            <w:pPr>
-              <w:ind w:firstLine="0"/>
-            </w:pPr>
-          </w:p>
-        </w:tc>
-        <w:tc>
-          <w:tcPr>
-            <w:tcW w:w="1391" w:type="dxa"/>
-          </w:tcPr>
-          <w:p>
-            <w:pPr>
-              <w:ind w:firstLine="0"/>
-              <w:cnfStyle w:val="000000100000" w:firstRow="0" w:lastRow="0" w:firstColumn="0" w:lastColumn="0" w:oddVBand="0" w:evenVBand="0" w:oddHBand="1" w:evenHBand="0" w:firstRowFirstColumn="0" w:firstRowLastColumn="0" w:lastRowFirstColumn="0" w:lastRowLastColumn="0"/>
-            </w:pPr>
-            <w:r>
-              <w:t>UCT</w:t>
-            </w:r>
-          </w:p>
-        </w:tc>
-        <w:tc>
-          <w:tcPr>
-            <w:tcW w:w="1228" w:type="dxa"/>
-            <w:vAlign w:val="bottom"/>
-          </w:tcPr>
-          <w:p>
-            <w:pPr>
-              <w:ind w:firstLine="0"/>
-              <w:cnfStyle w:val="000000100000" w:firstRow="0" w:lastRow="0" w:firstColumn="0" w:lastColumn="0" w:oddVBand="0" w:evenVBand="0" w:oddHBand="1" w:evenHBand="0" w:firstRowFirstColumn="0" w:firstRowLastColumn="0" w:lastRowFirstColumn="0" w:lastRowLastColumn="0"/>
-              <w:rPr>
-                <w:rFonts w:ascii="Aptos Narrow" w:hAnsi="Aptos Narrow"/>
-              </w:rPr>
-            </w:pPr>
-            <w:r>
-              <w:rPr>
-                <w:rFonts w:ascii="Aptos Narrow" w:hAnsi="Aptos Narrow"/>
-                <w:color w:val="000000"/>
-              </w:rPr>
-              <w:t>557.8</w:t>
-            </w:r>
-          </w:p>
-        </w:tc>
-        <w:tc>
-          <w:tcPr>
-            <w:tcW w:w="2162" w:type="dxa"/>
-            <w:vAlign w:val="bottom"/>
-          </w:tcPr>
-          <w:p>
-            <w:pPr>
-              <w:ind w:firstLine="0"/>
-              <w:cnfStyle w:val="000000100000" w:firstRow="0" w:lastRow="0" w:firstColumn="0" w:lastColumn="0" w:oddVBand="0" w:evenVBand="0" w:oddHBand="1" w:evenHBand="0" w:firstRowFirstColumn="0" w:firstRowLastColumn="0" w:lastRowFirstColumn="0" w:lastRowLastColumn="0"/>
-              <w:rPr>
-                <w:rFonts w:ascii="Aptos Narrow" w:hAnsi="Aptos Narrow"/>
-                <w:color w:val="000000"/>
-              </w:rPr>
-            </w:pPr>
-            <w:r>
-              <w:rPr>
-                <w:rFonts w:ascii="Aptos Narrow" w:hAnsi="Aptos Narrow"/>
-                <w:color w:val="000000"/>
-              </w:rPr>
-              <w:t>30.0616</w:t>
-            </w:r>
-          </w:p>
-        </w:tc>
-        <w:tc>
-          <w:tcPr>
-            <w:tcW w:w="1270" w:type="dxa"/>
-            <w:vAlign w:val="bottom"/>
-          </w:tcPr>
-          <w:p>
-            <w:pPr>
-              <w:ind w:firstLine="0"/>
-              <w:cnfStyle w:val="000000100000" w:firstRow="0" w:lastRow="0" w:firstColumn="0" w:lastColumn="0" w:oddVBand="0" w:evenVBand="0" w:oddHBand="1" w:evenHBand="0" w:firstRowFirstColumn="0" w:firstRowLastColumn="0" w:lastRowFirstColumn="0" w:lastRowLastColumn="0"/>
-              <w:rPr>
-                <w:rFonts w:ascii="Aptos Narrow" w:hAnsi="Aptos Narrow"/>
-                <w:color w:val="000000"/>
-              </w:rPr>
-            </w:pPr>
-            <w:r>
-              <w:rPr>
-                <w:rFonts w:ascii="Aptos Narrow" w:hAnsi="Aptos Narrow"/>
-                <w:color w:val="000000"/>
-              </w:rPr>
-              <w:t>528</w:t>
-            </w:r>
-          </w:p>
-        </w:tc>
-        <w:tc>
-          <w:tcPr>
-            <w:tcW w:w="1394" w:type="dxa"/>
-            <w:vAlign w:val="bottom"/>
-          </w:tcPr>
-          <w:p>
-            <w:pPr>
-              <w:ind w:firstLine="0"/>
-              <w:cnfStyle w:val="000000100000" w:firstRow="0" w:lastRow="0" w:firstColumn="0" w:lastColumn="0" w:oddVBand="0" w:evenVBand="0" w:oddHBand="1" w:evenHBand="0" w:firstRowFirstColumn="0" w:firstRowLastColumn="0" w:lastRowFirstColumn="0" w:lastRowLastColumn="0"/>
-              <w:rPr>
-                <w:rFonts w:ascii="Aptos Narrow" w:hAnsi="Aptos Narrow"/>
-                <w:color w:val="000000"/>
-              </w:rPr>
-            </w:pPr>
-            <w:r>
-              <w:rPr>
-                <w:rFonts w:ascii="Aptos Narrow" w:hAnsi="Aptos Narrow"/>
-                <w:color w:val="000000"/>
-              </w:rPr>
-              <w:t>598</w:t>
-            </w:r>
-          </w:p>
-        </w:tc>
-      </w:tr>
-      <w:tr>
-        <w:tc>
-          <w:tcPr>
-            <w:cnfStyle w:val="001000000000" w:firstRow="0" w:lastRow="0" w:firstColumn="1" w:lastColumn="0" w:oddVBand="0" w:evenVBand="0" w:oddHBand="0" w:evenHBand="0" w:firstRowFirstColumn="0" w:firstRowLastColumn="0" w:lastRowFirstColumn="0" w:lastRowLastColumn="0"/>
-            <w:tcW w:w="2336" w:type="dxa"/>
-          </w:tcPr>
-          <w:p>
-            <w:pPr>
-              <w:ind w:firstLine="0"/>
-            </w:pPr>
-          </w:p>
-        </w:tc>
-        <w:tc>
-          <w:tcPr>
-            <w:tcW w:w="1391" w:type="dxa"/>
-          </w:tcPr>
-          <w:p>
-            <w:pPr>
-              <w:ind w:firstLine="0"/>
-              <w:cnfStyle w:val="000000000000" w:firstRow="0" w:lastRow="0" w:firstColumn="0" w:lastColumn="0" w:oddVBand="0" w:evenVBand="0" w:oddHBand="0" w:evenHBand="0" w:firstRowFirstColumn="0" w:firstRowLastColumn="0" w:lastRowFirstColumn="0" w:lastRowLastColumn="0"/>
-            </w:pPr>
-            <w:r>
-              <w:t>VL-UCT</w:t>
-            </w:r>
-          </w:p>
-        </w:tc>
-        <w:tc>
-          <w:tcPr>
-            <w:tcW w:w="1228" w:type="dxa"/>
-            <w:vAlign w:val="bottom"/>
-          </w:tcPr>
-          <w:p>
-            <w:pPr>
-              <w:ind w:firstLine="0"/>
-              <w:cnfStyle w:val="000000000000" w:firstRow="0" w:lastRow="0" w:firstColumn="0" w:lastColumn="0" w:oddVBand="0" w:evenVBand="0" w:oddHBand="0" w:evenHBand="0" w:firstRowFirstColumn="0" w:firstRowLastColumn="0" w:lastRowFirstColumn="0" w:lastRowLastColumn="0"/>
-              <w:rPr>
-                <w:rFonts w:ascii="Aptos Narrow" w:hAnsi="Aptos Narrow"/>
-              </w:rPr>
-            </w:pPr>
-            <w:r>
-              <w:rPr>
-                <w:rFonts w:ascii="Aptos Narrow" w:hAnsi="Aptos Narrow"/>
-                <w:color w:val="000000"/>
-              </w:rPr>
-              <w:t>550.4</w:t>
-            </w:r>
-          </w:p>
-        </w:tc>
-        <w:tc>
-          <w:tcPr>
-            <w:tcW w:w="2162" w:type="dxa"/>
-            <w:vAlign w:val="bottom"/>
-          </w:tcPr>
-          <w:p>
-            <w:pPr>
-              <w:ind w:firstLine="0"/>
-              <w:cnfStyle w:val="000000000000" w:firstRow="0" w:lastRow="0" w:firstColumn="0" w:lastColumn="0" w:oddVBand="0" w:evenVBand="0" w:oddHBand="0" w:evenHBand="0" w:firstRowFirstColumn="0" w:firstRowLastColumn="0" w:lastRowFirstColumn="0" w:lastRowLastColumn="0"/>
-              <w:rPr>
-                <w:rFonts w:ascii="Aptos Narrow" w:hAnsi="Aptos Narrow"/>
-                <w:color w:val="000000"/>
-              </w:rPr>
-            </w:pPr>
-            <w:r>
-              <w:rPr>
-                <w:rFonts w:ascii="Aptos Narrow" w:hAnsi="Aptos Narrow"/>
-                <w:color w:val="000000"/>
-              </w:rPr>
-              <w:t>30.70505</w:t>
-            </w:r>
-          </w:p>
-        </w:tc>
-        <w:tc>
-          <w:tcPr>
-            <w:tcW w:w="1270" w:type="dxa"/>
-            <w:vAlign w:val="bottom"/>
-          </w:tcPr>
-          <w:p>
-            <w:pPr>
-              <w:ind w:firstLine="0"/>
-              <w:cnfStyle w:val="000000000000" w:firstRow="0" w:lastRow="0" w:firstColumn="0" w:lastColumn="0" w:oddVBand="0" w:evenVBand="0" w:oddHBand="0" w:evenHBand="0" w:firstRowFirstColumn="0" w:firstRowLastColumn="0" w:lastRowFirstColumn="0" w:lastRowLastColumn="0"/>
-              <w:rPr>
-                <w:rFonts w:ascii="Aptos Narrow" w:hAnsi="Aptos Narrow"/>
-                <w:color w:val="000000"/>
-              </w:rPr>
-            </w:pPr>
-            <w:r>
-              <w:rPr>
-                <w:rFonts w:ascii="Aptos Narrow" w:hAnsi="Aptos Narrow"/>
-                <w:color w:val="000000"/>
-              </w:rPr>
-              <w:t>506</w:t>
-            </w:r>
-          </w:p>
-        </w:tc>
-        <w:tc>
-          <w:tcPr>
-            <w:tcW w:w="1394" w:type="dxa"/>
-            <w:vAlign w:val="bottom"/>
-          </w:tcPr>
-          <w:p>
-            <w:pPr>
-              <w:ind w:firstLine="0"/>
-              <w:cnfStyle w:val="000000000000" w:firstRow="0" w:lastRow="0" w:firstColumn="0" w:lastColumn="0" w:oddVBand="0" w:evenVBand="0" w:oddHBand="0" w:evenHBand="0" w:firstRowFirstColumn="0" w:firstRowLastColumn="0" w:lastRowFirstColumn="0" w:lastRowLastColumn="0"/>
-              <w:rPr>
-                <w:rFonts w:ascii="Aptos Narrow" w:hAnsi="Aptos Narrow"/>
-                <w:color w:val="000000"/>
-              </w:rPr>
-            </w:pPr>
-            <w:r>
-              <w:rPr>
-                <w:rFonts w:ascii="Aptos Narrow" w:hAnsi="Aptos Narrow"/>
-                <w:color w:val="000000"/>
-              </w:rPr>
-              <w:t>584</w:t>
-            </w:r>
-          </w:p>
-        </w:tc>
-      </w:tr>
-      <w:tr>
-        <w:trPr>
-          <w:cnfStyle w:val="000000100000" w:firstRow="0" w:lastRow="0" w:firstColumn="0" w:lastColumn="0" w:oddVBand="0" w:evenVBand="0" w:oddHBand="1" w:evenHBand="0" w:firstRowFirstColumn="0" w:firstRowLastColumn="0" w:lastRowFirstColumn="0" w:lastRowLastColumn="0"/>
-        </w:trPr>
-        <w:tc>
-          <w:tcPr>
-            <w:cnfStyle w:val="001000000000" w:firstRow="0" w:lastRow="0" w:firstColumn="1" w:lastColumn="0" w:oddVBand="0" w:evenVBand="0" w:oddHBand="0" w:evenHBand="0" w:firstRowFirstColumn="0" w:firstRowLastColumn="0" w:lastRowFirstColumn="0" w:lastRowLastColumn="0"/>
-            <w:tcW w:w="2336" w:type="dxa"/>
-          </w:tcPr>
-          <w:p>
-            <w:pPr>
-              <w:ind w:firstLine="0"/>
-            </w:pPr>
-          </w:p>
-        </w:tc>
-        <w:tc>
-          <w:tcPr>
-            <w:tcW w:w="1391" w:type="dxa"/>
-          </w:tcPr>
-          <w:p>
-            <w:pPr>
-              <w:ind w:firstLine="0"/>
-              <w:cnfStyle w:val="000000100000" w:firstRow="0" w:lastRow="0" w:firstColumn="0" w:lastColumn="0" w:oddVBand="0" w:evenVBand="0" w:oddHBand="1" w:evenHBand="0" w:firstRowFirstColumn="0" w:firstRowLastColumn="0" w:lastRowFirstColumn="0" w:lastRowLastColumn="0"/>
-            </w:pPr>
-            <w:r>
-              <w:t>WU-UCT</w:t>
-            </w:r>
-          </w:p>
-        </w:tc>
-        <w:tc>
-          <w:tcPr>
-            <w:tcW w:w="1228" w:type="dxa"/>
-            <w:vAlign w:val="bottom"/>
-          </w:tcPr>
-          <w:p>
-            <w:pPr>
-              <w:ind w:firstLine="0"/>
-              <w:cnfStyle w:val="000000100000" w:firstRow="0" w:lastRow="0" w:firstColumn="0" w:lastColumn="0" w:oddVBand="0" w:evenVBand="0" w:oddHBand="1" w:evenHBand="0" w:firstRowFirstColumn="0" w:firstRowLastColumn="0" w:lastRowFirstColumn="0" w:lastRowLastColumn="0"/>
-              <w:rPr>
-                <w:rFonts w:ascii="Aptos Narrow" w:hAnsi="Aptos Narrow"/>
-              </w:rPr>
-            </w:pPr>
-            <w:r>
-              <w:rPr>
-                <w:rFonts w:ascii="Aptos Narrow" w:hAnsi="Aptos Narrow"/>
-                <w:color w:val="000000"/>
-              </w:rPr>
-              <w:t>592.2</w:t>
-            </w:r>
-          </w:p>
-        </w:tc>
-        <w:tc>
-          <w:tcPr>
-            <w:tcW w:w="2162" w:type="dxa"/>
-            <w:vAlign w:val="bottom"/>
-          </w:tcPr>
-          <w:p>
-            <w:pPr>
-              <w:ind w:firstLine="0"/>
-              <w:cnfStyle w:val="000000100000" w:firstRow="0" w:lastRow="0" w:firstColumn="0" w:lastColumn="0" w:oddVBand="0" w:evenVBand="0" w:oddHBand="1" w:evenHBand="0" w:firstRowFirstColumn="0" w:firstRowLastColumn="0" w:lastRowFirstColumn="0" w:lastRowLastColumn="0"/>
-              <w:rPr>
-                <w:rFonts w:ascii="Aptos Narrow" w:hAnsi="Aptos Narrow"/>
-                <w:color w:val="000000"/>
-              </w:rPr>
-            </w:pPr>
-            <w:r>
-              <w:rPr>
-                <w:rFonts w:ascii="Aptos Narrow" w:hAnsi="Aptos Narrow"/>
-                <w:color w:val="000000"/>
-              </w:rPr>
-              <w:t>23.85791</w:t>
-            </w:r>
-          </w:p>
-        </w:tc>
-        <w:tc>
-          <w:tcPr>
-            <w:tcW w:w="1270" w:type="dxa"/>
-            <w:vAlign w:val="bottom"/>
-          </w:tcPr>
-          <w:p>
-            <w:pPr>
-              <w:ind w:firstLine="0"/>
-              <w:cnfStyle w:val="000000100000" w:firstRow="0" w:lastRow="0" w:firstColumn="0" w:lastColumn="0" w:oddVBand="0" w:evenVBand="0" w:oddHBand="1" w:evenHBand="0" w:firstRowFirstColumn="0" w:firstRowLastColumn="0" w:lastRowFirstColumn="0" w:lastRowLastColumn="0"/>
-              <w:rPr>
-                <w:rFonts w:ascii="Aptos Narrow" w:hAnsi="Aptos Narrow"/>
-                <w:color w:val="000000"/>
-              </w:rPr>
-            </w:pPr>
-            <w:r>
-              <w:rPr>
-                <w:rFonts w:ascii="Aptos Narrow" w:hAnsi="Aptos Narrow"/>
-                <w:color w:val="000000"/>
-              </w:rPr>
-              <w:t>559</w:t>
-            </w:r>
-          </w:p>
-        </w:tc>
-        <w:tc>
-          <w:tcPr>
-            <w:tcW w:w="1394" w:type="dxa"/>
-            <w:vAlign w:val="bottom"/>
-          </w:tcPr>
-          <w:p>
-            <w:pPr>
-              <w:ind w:firstLine="0"/>
-              <w:cnfStyle w:val="000000100000" w:firstRow="0" w:lastRow="0" w:firstColumn="0" w:lastColumn="0" w:oddVBand="0" w:evenVBand="0" w:oddHBand="1" w:evenHBand="0" w:firstRowFirstColumn="0" w:firstRowLastColumn="0" w:lastRowFirstColumn="0" w:lastRowLastColumn="0"/>
-              <w:rPr>
-                <w:rFonts w:ascii="Aptos Narrow" w:hAnsi="Aptos Narrow"/>
-                <w:color w:val="000000"/>
-              </w:rPr>
-            </w:pPr>
-            <w:r>
-              <w:rPr>
-                <w:rFonts w:ascii="Aptos Narrow" w:hAnsi="Aptos Narrow"/>
-                <w:color w:val="000000"/>
-              </w:rPr>
-              <w:t>620</w:t>
-            </w:r>
-          </w:p>
-        </w:tc>
-      </w:tr>
-      <w:tr>
-        <w:tc>
-          <w:tcPr>
-            <w:cnfStyle w:val="001000000000" w:firstRow="0" w:lastRow="0" w:firstColumn="1" w:lastColumn="0" w:oddVBand="0" w:evenVBand="0" w:oddHBand="0" w:evenHBand="0" w:firstRowFirstColumn="0" w:firstRowLastColumn="0" w:lastRowFirstColumn="0" w:lastRowLastColumn="0"/>
-            <w:tcW w:w="2336" w:type="dxa"/>
-          </w:tcPr>
-          <w:p>
-            <w:pPr>
-              <w:ind w:firstLine="0"/>
-            </w:pPr>
-          </w:p>
-        </w:tc>
-        <w:tc>
-          <w:tcPr>
-            <w:tcW w:w="7445" w:type="dxa"/>
-            <w:gridSpan w:val="5"/>
-          </w:tcPr>
-          <w:p>
-            <w:pPr>
-              <w:ind w:firstLine="0"/>
-              <w:cnfStyle w:val="000000000000" w:firstRow="0" w:lastRow="0" w:firstColumn="0" w:lastColumn="0" w:oddVBand="0" w:evenVBand="0" w:oddHBand="0" w:evenHBand="0" w:firstRowFirstColumn="0" w:firstRowLastColumn="0" w:lastRowFirstColumn="0" w:lastRowLastColumn="0"/>
-              <w:rPr>
-                <w:rFonts w:ascii="Aptos Narrow" w:hAnsi="Aptos Narrow"/>
-              </w:rPr>
-            </w:pPr>
-          </w:p>
-        </w:tc>
-      </w:tr>
-      <w:tr>
-        <w:trPr>
-          <w:cnfStyle w:val="000000100000" w:firstRow="0" w:lastRow="0" w:firstColumn="0" w:lastColumn="0" w:oddVBand="0" w:evenVBand="0" w:oddHBand="1" w:evenHBand="0" w:firstRowFirstColumn="0" w:firstRowLastColumn="0" w:lastRowFirstColumn="0" w:lastRowLastColumn="0"/>
-        </w:trPr>
-        <w:tc>
-          <w:tcPr>
-            <w:cnfStyle w:val="001000000000" w:firstRow="0" w:lastRow="0" w:firstColumn="1" w:lastColumn="0" w:oddVBand="0" w:evenVBand="0" w:oddHBand="0" w:evenHBand="0" w:firstRowFirstColumn="0" w:firstRowLastColumn="0" w:lastRowFirstColumn="0" w:lastRowLastColumn="0"/>
-            <w:tcW w:w="2336" w:type="dxa"/>
-          </w:tcPr>
-          <w:p>
-            <w:pPr>
-              <w:ind w:firstLine="0"/>
-            </w:pPr>
-            <w:r>
-              <w:t>grid_quadrants_b30.txt</w:t>
-            </w:r>
-          </w:p>
-        </w:tc>
-        <w:tc>
-          <w:tcPr>
-            <w:tcW w:w="1391" w:type="dxa"/>
-          </w:tcPr>
-          <w:p>
-            <w:pPr>
-              <w:ind w:firstLine="0"/>
-              <w:cnfStyle w:val="000000100000" w:firstRow="0" w:lastRow="0" w:firstColumn="0" w:lastColumn="0" w:oddVBand="0" w:evenVBand="0" w:oddHBand="1" w:evenHBand="0" w:firstRowFirstColumn="0" w:firstRowLastColumn="0" w:lastRowFirstColumn="0" w:lastRowLastColumn="0"/>
-            </w:pPr>
-            <w:r>
-              <w:t>OR-Tools</w:t>
-            </w:r>
-          </w:p>
-        </w:tc>
-        <w:tc>
-          <w:tcPr>
-            <w:tcW w:w="1228" w:type="dxa"/>
-            <w:vAlign w:val="bottom"/>
-          </w:tcPr>
-          <w:p>
-            <w:pPr>
-              <w:ind w:firstLine="0"/>
-              <w:cnfStyle w:val="000000100000" w:firstRow="0" w:lastRow="0" w:firstColumn="0" w:lastColumn="0" w:oddVBand="0" w:evenVBand="0" w:oddHBand="1" w:evenHBand="0" w:firstRowFirstColumn="0" w:firstRowLastColumn="0" w:lastRowFirstColumn="0" w:lastRowLastColumn="0"/>
-              <w:rPr>
-                <w:rFonts w:ascii="Aptos Narrow" w:hAnsi="Aptos Narrow"/>
-              </w:rPr>
-            </w:pPr>
-            <w:r>
-              <w:rPr>
-                <w:rFonts w:ascii="Aptos Narrow" w:hAnsi="Aptos Narrow"/>
-                <w:color w:val="FF0000"/>
-              </w:rPr>
-              <w:t>414</w:t>
-            </w:r>
-          </w:p>
-        </w:tc>
-        <w:tc>
-          <w:tcPr>
-            <w:tcW w:w="2162" w:type="dxa"/>
-            <w:vAlign w:val="bottom"/>
-          </w:tcPr>
-          <w:p>
-            <w:pPr>
-              <w:ind w:firstLine="0"/>
-              <w:cnfStyle w:val="000000100000" w:firstRow="0" w:lastRow="0" w:firstColumn="0" w:lastColumn="0" w:oddVBand="0" w:evenVBand="0" w:oddHBand="1" w:evenHBand="0" w:firstRowFirstColumn="0" w:firstRowLastColumn="0" w:lastRowFirstColumn="0" w:lastRowLastColumn="0"/>
-              <w:rPr>
-                <w:rFonts w:ascii="Aptos Narrow" w:hAnsi="Aptos Narrow"/>
-                <w:color w:val="000000"/>
-              </w:rPr>
-            </w:pPr>
-          </w:p>
-        </w:tc>
-        <w:tc>
-          <w:tcPr>
-            <w:tcW w:w="1270" w:type="dxa"/>
-            <w:vAlign w:val="bottom"/>
-          </w:tcPr>
-          <w:p>
-            <w:pPr>
-              <w:ind w:firstLine="0"/>
-              <w:cnfStyle w:val="000000100000" w:firstRow="0" w:lastRow="0" w:firstColumn="0" w:lastColumn="0" w:oddVBand="0" w:evenVBand="0" w:oddHBand="1" w:evenHBand="0" w:firstRowFirstColumn="0" w:firstRowLastColumn="0" w:lastRowFirstColumn="0" w:lastRowLastColumn="0"/>
-              <w:rPr>
-                <w:rFonts w:ascii="Aptos Narrow" w:hAnsi="Aptos Narrow"/>
-                <w:color w:val="000000"/>
-              </w:rPr>
-            </w:pPr>
-            <w:r>
-              <w:rPr>
-                <w:rFonts w:ascii="Aptos Narrow" w:hAnsi="Aptos Narrow"/>
-                <w:color w:val="000000"/>
-              </w:rPr>
-              <w:t>414</w:t>
-            </w:r>
-          </w:p>
-        </w:tc>
-        <w:tc>
-          <w:tcPr>
-            <w:tcW w:w="1394" w:type="dxa"/>
-            <w:vAlign w:val="bottom"/>
-          </w:tcPr>
-          <w:p>
-            <w:pPr>
-              <w:ind w:firstLine="0"/>
-              <w:cnfStyle w:val="000000100000" w:firstRow="0" w:lastRow="0" w:firstColumn="0" w:lastColumn="0" w:oddVBand="0" w:evenVBand="0" w:oddHBand="1" w:evenHBand="0" w:firstRowFirstColumn="0" w:firstRowLastColumn="0" w:lastRowFirstColumn="0" w:lastRowLastColumn="0"/>
-              <w:rPr>
-                <w:rFonts w:ascii="Aptos Narrow" w:hAnsi="Aptos Narrow"/>
-                <w:color w:val="000000"/>
-              </w:rPr>
-            </w:pPr>
-            <w:r>
-              <w:rPr>
-                <w:rFonts w:ascii="Aptos Narrow" w:hAnsi="Aptos Narrow"/>
-                <w:color w:val="000000"/>
-              </w:rPr>
-              <w:t>414</w:t>
-            </w:r>
-          </w:p>
-        </w:tc>
-      </w:tr>
-      <w:tr>
-        <w:tc>
-          <w:tcPr>
-            <w:cnfStyle w:val="001000000000" w:firstRow="0" w:lastRow="0" w:firstColumn="1" w:lastColumn="0" w:oddVBand="0" w:evenVBand="0" w:oddHBand="0" w:evenHBand="0" w:firstRowFirstColumn="0" w:firstRowLastColumn="0" w:lastRowFirstColumn="0" w:lastRowLastColumn="0"/>
-            <w:tcW w:w="2336" w:type="dxa"/>
-          </w:tcPr>
-          <w:p>
-            <w:pPr>
-              <w:ind w:firstLine="0"/>
-            </w:pPr>
-          </w:p>
-        </w:tc>
-        <w:tc>
-          <w:tcPr>
-            <w:tcW w:w="1391" w:type="dxa"/>
-          </w:tcPr>
-          <w:p>
-            <w:pPr>
-              <w:ind w:firstLine="0"/>
-              <w:cnfStyle w:val="000000000000" w:firstRow="0" w:lastRow="0" w:firstColumn="0" w:lastColumn="0" w:oddVBand="0" w:evenVBand="0" w:oddHBand="0" w:evenHBand="0" w:firstRowFirstColumn="0" w:firstRowLastColumn="0" w:lastRowFirstColumn="0" w:lastRowLastColumn="0"/>
-            </w:pPr>
-            <w:r>
-              <w:t>Tree</w:t>
-            </w:r>
-          </w:p>
-        </w:tc>
-        <w:tc>
-          <w:tcPr>
-            <w:tcW w:w="1228" w:type="dxa"/>
-            <w:vAlign w:val="bottom"/>
-          </w:tcPr>
-          <w:p>
-            <w:pPr>
-              <w:ind w:firstLine="0"/>
-              <w:cnfStyle w:val="000000000000" w:firstRow="0" w:lastRow="0" w:firstColumn="0" w:lastColumn="0" w:oddVBand="0" w:evenVBand="0" w:oddHBand="0" w:evenHBand="0" w:firstRowFirstColumn="0" w:firstRowLastColumn="0" w:lastRowFirstColumn="0" w:lastRowLastColumn="0"/>
-              <w:rPr>
-                <w:rFonts w:ascii="Aptos Narrow" w:hAnsi="Aptos Narrow"/>
-              </w:rPr>
-            </w:pPr>
-            <w:r>
-              <w:rPr>
-                <w:rFonts w:ascii="Aptos Narrow" w:hAnsi="Aptos Narrow"/>
-                <w:color w:val="000000"/>
-              </w:rPr>
-              <w:t>330.6</w:t>
-            </w:r>
-          </w:p>
-        </w:tc>
-        <w:tc>
-          <w:tcPr>
-            <w:tcW w:w="2162" w:type="dxa"/>
-            <w:vAlign w:val="bottom"/>
-          </w:tcPr>
-          <w:p>
-            <w:pPr>
-              <w:ind w:firstLine="0"/>
-              <w:cnfStyle w:val="000000000000" w:firstRow="0" w:lastRow="0" w:firstColumn="0" w:lastColumn="0" w:oddVBand="0" w:evenVBand="0" w:oddHBand="0" w:evenHBand="0" w:firstRowFirstColumn="0" w:firstRowLastColumn="0" w:lastRowFirstColumn="0" w:lastRowLastColumn="0"/>
-              <w:rPr>
-                <w:rFonts w:ascii="Aptos Narrow" w:hAnsi="Aptos Narrow"/>
-                <w:color w:val="000000"/>
-              </w:rPr>
-            </w:pPr>
-            <w:r>
-              <w:rPr>
-                <w:rFonts w:ascii="Aptos Narrow" w:hAnsi="Aptos Narrow"/>
-                <w:color w:val="000000"/>
-              </w:rPr>
-              <w:t>43.2643</w:t>
-            </w:r>
-          </w:p>
-        </w:tc>
-        <w:tc>
-          <w:tcPr>
-            <w:tcW w:w="1270" w:type="dxa"/>
-            <w:vAlign w:val="bottom"/>
-          </w:tcPr>
-          <w:p>
-            <w:pPr>
-              <w:ind w:firstLine="0"/>
-              <w:cnfStyle w:val="000000000000" w:firstRow="0" w:lastRow="0" w:firstColumn="0" w:lastColumn="0" w:oddVBand="0" w:evenVBand="0" w:oddHBand="0" w:evenHBand="0" w:firstRowFirstColumn="0" w:firstRowLastColumn="0" w:lastRowFirstColumn="0" w:lastRowLastColumn="0"/>
-              <w:rPr>
-                <w:rFonts w:ascii="Aptos Narrow" w:hAnsi="Aptos Narrow"/>
-                <w:color w:val="000000"/>
-              </w:rPr>
-            </w:pPr>
-            <w:r>
-              <w:rPr>
-                <w:rFonts w:ascii="Aptos Narrow" w:hAnsi="Aptos Narrow"/>
-                <w:color w:val="000000"/>
-              </w:rPr>
-              <w:t>286</w:t>
-            </w:r>
-          </w:p>
-        </w:tc>
-        <w:tc>
-          <w:tcPr>
-            <w:tcW w:w="1394" w:type="dxa"/>
-            <w:vAlign w:val="bottom"/>
-          </w:tcPr>
-          <w:p>
-            <w:pPr>
-              <w:ind w:firstLine="0"/>
-              <w:cnfStyle w:val="000000000000" w:firstRow="0" w:lastRow="0" w:firstColumn="0" w:lastColumn="0" w:oddVBand="0" w:evenVBand="0" w:oddHBand="0" w:evenHBand="0" w:firstRowFirstColumn="0" w:firstRowLastColumn="0" w:lastRowFirstColumn="0" w:lastRowLastColumn="0"/>
-              <w:rPr>
-                <w:rFonts w:ascii="Aptos Narrow" w:hAnsi="Aptos Narrow"/>
-                <w:color w:val="000000"/>
-              </w:rPr>
-            </w:pPr>
-            <w:r>
-              <w:rPr>
-                <w:rFonts w:ascii="Aptos Narrow" w:hAnsi="Aptos Narrow"/>
-                <w:color w:val="000000"/>
-              </w:rPr>
-              <w:t>397</w:t>
-            </w:r>
-          </w:p>
-        </w:tc>
-      </w:tr>
-      <w:tr>
-        <w:trPr>
-          <w:cnfStyle w:val="000000100000" w:firstRow="0" w:lastRow="0" w:firstColumn="0" w:lastColumn="0" w:oddVBand="0" w:evenVBand="0" w:oddHBand="1" w:evenHBand="0" w:firstRowFirstColumn="0" w:firstRowLastColumn="0" w:lastRowFirstColumn="0" w:lastRowLastColumn="0"/>
-        </w:trPr>
-        <w:tc>
-          <w:tcPr>
-            <w:cnfStyle w:val="001000000000" w:firstRow="0" w:lastRow="0" w:firstColumn="1" w:lastColumn="0" w:oddVBand="0" w:evenVBand="0" w:oddHBand="0" w:evenHBand="0" w:firstRowFirstColumn="0" w:firstRowLastColumn="0" w:lastRowFirstColumn="0" w:lastRowLastColumn="0"/>
-            <w:tcW w:w="2336" w:type="dxa"/>
-          </w:tcPr>
-          <w:p>
-            <w:pPr>
-              <w:ind w:firstLine="0"/>
-            </w:pPr>
-          </w:p>
-        </w:tc>
-        <w:tc>
-          <w:tcPr>
-            <w:tcW w:w="1391" w:type="dxa"/>
-          </w:tcPr>
-          <w:p>
-            <w:pPr>
-              <w:ind w:firstLine="0"/>
-              <w:cnfStyle w:val="000000100000" w:firstRow="0" w:lastRow="0" w:firstColumn="0" w:lastColumn="0" w:oddVBand="0" w:evenVBand="0" w:oddHBand="1" w:evenHBand="0" w:firstRowFirstColumn="0" w:firstRowLastColumn="0" w:lastRowFirstColumn="0" w:lastRowLastColumn="0"/>
-            </w:pPr>
-            <w:r>
-              <w:t>UCT</w:t>
-            </w:r>
-          </w:p>
-        </w:tc>
-        <w:tc>
-          <w:tcPr>
-            <w:tcW w:w="1228" w:type="dxa"/>
-            <w:vAlign w:val="bottom"/>
-          </w:tcPr>
-          <w:p>
-            <w:pPr>
-              <w:ind w:firstLine="0"/>
-              <w:cnfStyle w:val="000000100000" w:firstRow="0" w:lastRow="0" w:firstColumn="0" w:lastColumn="0" w:oddVBand="0" w:evenVBand="0" w:oddHBand="1" w:evenHBand="0" w:firstRowFirstColumn="0" w:firstRowLastColumn="0" w:lastRowFirstColumn="0" w:lastRowLastColumn="0"/>
-              <w:rPr>
-                <w:rFonts w:ascii="Aptos Narrow" w:hAnsi="Aptos Narrow"/>
-              </w:rPr>
-            </w:pPr>
-            <w:r>
-              <w:rPr>
-                <w:rFonts w:ascii="Aptos Narrow" w:hAnsi="Aptos Narrow"/>
-                <w:color w:val="000000"/>
-              </w:rPr>
-              <w:t>322.2</w:t>
-            </w:r>
-          </w:p>
-        </w:tc>
-        <w:tc>
-          <w:tcPr>
-            <w:tcW w:w="2162" w:type="dxa"/>
-            <w:vAlign w:val="bottom"/>
-          </w:tcPr>
-          <w:p>
-            <w:pPr>
-              <w:ind w:firstLine="0"/>
-              <w:cnfStyle w:val="000000100000" w:firstRow="0" w:lastRow="0" w:firstColumn="0" w:lastColumn="0" w:oddVBand="0" w:evenVBand="0" w:oddHBand="1" w:evenHBand="0" w:firstRowFirstColumn="0" w:firstRowLastColumn="0" w:lastRowFirstColumn="0" w:lastRowLastColumn="0"/>
-              <w:rPr>
-                <w:rFonts w:ascii="Aptos Narrow" w:hAnsi="Aptos Narrow"/>
-                <w:color w:val="000000"/>
-              </w:rPr>
-            </w:pPr>
-            <w:r>
-              <w:rPr>
-                <w:rFonts w:ascii="Aptos Narrow" w:hAnsi="Aptos Narrow"/>
-                <w:color w:val="000000"/>
-              </w:rPr>
-              <w:t>39.76431</w:t>
-            </w:r>
-          </w:p>
-        </w:tc>
-        <w:tc>
-          <w:tcPr>
-            <w:tcW w:w="1270" w:type="dxa"/>
-            <w:vAlign w:val="bottom"/>
-          </w:tcPr>
-          <w:p>
-            <w:pPr>
-              <w:ind w:firstLine="0"/>
-              <w:cnfStyle w:val="000000100000" w:firstRow="0" w:lastRow="0" w:firstColumn="0" w:lastColumn="0" w:oddVBand="0" w:evenVBand="0" w:oddHBand="1" w:evenHBand="0" w:firstRowFirstColumn="0" w:firstRowLastColumn="0" w:lastRowFirstColumn="0" w:lastRowLastColumn="0"/>
-              <w:rPr>
-                <w:rFonts w:ascii="Aptos Narrow" w:hAnsi="Aptos Narrow"/>
-                <w:color w:val="000000"/>
-              </w:rPr>
-            </w:pPr>
-            <w:r>
-              <w:rPr>
-                <w:rFonts w:ascii="Aptos Narrow" w:hAnsi="Aptos Narrow"/>
-                <w:color w:val="000000"/>
-              </w:rPr>
-              <w:t>287</w:t>
-            </w:r>
-          </w:p>
-        </w:tc>
-        <w:tc>
-          <w:tcPr>
-            <w:tcW w:w="1394" w:type="dxa"/>
-            <w:vAlign w:val="bottom"/>
-          </w:tcPr>
-          <w:p>
-            <w:pPr>
-              <w:ind w:firstLine="0"/>
-              <w:cnfStyle w:val="000000100000" w:firstRow="0" w:lastRow="0" w:firstColumn="0" w:lastColumn="0" w:oddVBand="0" w:evenVBand="0" w:oddHBand="1" w:evenHBand="0" w:firstRowFirstColumn="0" w:firstRowLastColumn="0" w:lastRowFirstColumn="0" w:lastRowLastColumn="0"/>
-              <w:rPr>
-                <w:rFonts w:ascii="Aptos Narrow" w:hAnsi="Aptos Narrow"/>
-                <w:color w:val="000000"/>
-              </w:rPr>
-            </w:pPr>
-            <w:r>
-              <w:rPr>
-                <w:rFonts w:ascii="Aptos Narrow" w:hAnsi="Aptos Narrow"/>
-                <w:color w:val="000000"/>
-              </w:rPr>
-              <w:t>383</w:t>
-            </w:r>
-          </w:p>
-        </w:tc>
-      </w:tr>
-      <w:tr>
-        <w:tc>
-          <w:tcPr>
-            <w:cnfStyle w:val="001000000000" w:firstRow="0" w:lastRow="0" w:firstColumn="1" w:lastColumn="0" w:oddVBand="0" w:evenVBand="0" w:oddHBand="0" w:evenHBand="0" w:firstRowFirstColumn="0" w:firstRowLastColumn="0" w:lastRowFirstColumn="0" w:lastRowLastColumn="0"/>
-            <w:tcW w:w="2336" w:type="dxa"/>
-          </w:tcPr>
-          <w:p>
-            <w:pPr>
-              <w:ind w:firstLine="0"/>
-            </w:pPr>
-          </w:p>
-        </w:tc>
-        <w:tc>
-          <w:tcPr>
-            <w:tcW w:w="1391" w:type="dxa"/>
-          </w:tcPr>
-          <w:p>
-            <w:pPr>
-              <w:ind w:firstLine="0"/>
-              <w:cnfStyle w:val="000000000000" w:firstRow="0" w:lastRow="0" w:firstColumn="0" w:lastColumn="0" w:oddVBand="0" w:evenVBand="0" w:oddHBand="0" w:evenHBand="0" w:firstRowFirstColumn="0" w:firstRowLastColumn="0" w:lastRowFirstColumn="0" w:lastRowLastColumn="0"/>
-            </w:pPr>
-            <w:r>
-              <w:t>VL-UCT</w:t>
-            </w:r>
-          </w:p>
-        </w:tc>
-        <w:tc>
-          <w:tcPr>
-            <w:tcW w:w="1228" w:type="dxa"/>
-            <w:vAlign w:val="bottom"/>
-          </w:tcPr>
-          <w:p>
-            <w:pPr>
-              <w:ind w:firstLine="0"/>
-              <w:cnfStyle w:val="000000000000" w:firstRow="0" w:lastRow="0" w:firstColumn="0" w:lastColumn="0" w:oddVBand="0" w:evenVBand="0" w:oddHBand="0" w:evenHBand="0" w:firstRowFirstColumn="0" w:firstRowLastColumn="0" w:lastRowFirstColumn="0" w:lastRowLastColumn="0"/>
-              <w:rPr>
-                <w:rFonts w:ascii="Aptos Narrow" w:hAnsi="Aptos Narrow"/>
-              </w:rPr>
-            </w:pPr>
-            <w:r>
-              <w:rPr>
-                <w:rFonts w:ascii="Aptos Narrow" w:hAnsi="Aptos Narrow"/>
-                <w:color w:val="000000"/>
-              </w:rPr>
-              <w:t>289.2</w:t>
-            </w:r>
-          </w:p>
-        </w:tc>
-        <w:tc>
-          <w:tcPr>
-            <w:tcW w:w="2162" w:type="dxa"/>
-            <w:vAlign w:val="bottom"/>
-          </w:tcPr>
-          <w:p>
-            <w:pPr>
-              <w:ind w:firstLine="0"/>
-              <w:cnfStyle w:val="000000000000" w:firstRow="0" w:lastRow="0" w:firstColumn="0" w:lastColumn="0" w:oddVBand="0" w:evenVBand="0" w:oddHBand="0" w:evenHBand="0" w:firstRowFirstColumn="0" w:firstRowLastColumn="0" w:lastRowFirstColumn="0" w:lastRowLastColumn="0"/>
-              <w:rPr>
-                <w:rFonts w:ascii="Aptos Narrow" w:hAnsi="Aptos Narrow"/>
-                <w:color w:val="000000"/>
-              </w:rPr>
-            </w:pPr>
-            <w:r>
-              <w:rPr>
-                <w:rFonts w:ascii="Aptos Narrow" w:hAnsi="Aptos Narrow"/>
-                <w:color w:val="000000"/>
-              </w:rPr>
-              <w:t>49.997</w:t>
-            </w:r>
-          </w:p>
-        </w:tc>
-        <w:tc>
-          <w:tcPr>
-            <w:tcW w:w="1270" w:type="dxa"/>
-            <w:vAlign w:val="bottom"/>
-          </w:tcPr>
-          <w:p>
-            <w:pPr>
-              <w:ind w:firstLine="0"/>
-              <w:cnfStyle w:val="000000000000" w:firstRow="0" w:lastRow="0" w:firstColumn="0" w:lastColumn="0" w:oddVBand="0" w:evenVBand="0" w:oddHBand="0" w:evenHBand="0" w:firstRowFirstColumn="0" w:firstRowLastColumn="0" w:lastRowFirstColumn="0" w:lastRowLastColumn="0"/>
-              <w:rPr>
-                <w:rFonts w:ascii="Aptos Narrow" w:hAnsi="Aptos Narrow"/>
-                <w:color w:val="000000"/>
-              </w:rPr>
-            </w:pPr>
-            <w:r>
-              <w:rPr>
-                <w:rFonts w:ascii="Aptos Narrow" w:hAnsi="Aptos Narrow"/>
-                <w:color w:val="000000"/>
-              </w:rPr>
-              <w:t>235</w:t>
-            </w:r>
-          </w:p>
-        </w:tc>
-        <w:tc>
-          <w:tcPr>
-            <w:tcW w:w="1394" w:type="dxa"/>
-            <w:vAlign w:val="bottom"/>
-          </w:tcPr>
-          <w:p>
-            <w:pPr>
-              <w:ind w:firstLine="0"/>
-              <w:cnfStyle w:val="000000000000" w:firstRow="0" w:lastRow="0" w:firstColumn="0" w:lastColumn="0" w:oddVBand="0" w:evenVBand="0" w:oddHBand="0" w:evenHBand="0" w:firstRowFirstColumn="0" w:firstRowLastColumn="0" w:lastRowFirstColumn="0" w:lastRowLastColumn="0"/>
-              <w:rPr>
-                <w:rFonts w:ascii="Aptos Narrow" w:hAnsi="Aptos Narrow"/>
-                <w:color w:val="000000"/>
-              </w:rPr>
-            </w:pPr>
-            <w:r>
-              <w:rPr>
-                <w:rFonts w:ascii="Aptos Narrow" w:hAnsi="Aptos Narrow"/>
-                <w:color w:val="000000"/>
-              </w:rPr>
-              <w:t>362</w:t>
-            </w:r>
-          </w:p>
-        </w:tc>
-      </w:tr>
-      <w:tr>
-        <w:trPr>
-          <w:cnfStyle w:val="000000100000" w:firstRow="0" w:lastRow="0" w:firstColumn="0" w:lastColumn="0" w:oddVBand="0" w:evenVBand="0" w:oddHBand="1" w:evenHBand="0" w:firstRowFirstColumn="0" w:firstRowLastColumn="0" w:lastRowFirstColumn="0" w:lastRowLastColumn="0"/>
-        </w:trPr>
-        <w:tc>
-          <w:tcPr>
-            <w:cnfStyle w:val="001000000000" w:firstRow="0" w:lastRow="0" w:firstColumn="1" w:lastColumn="0" w:oddVBand="0" w:evenVBand="0" w:oddHBand="0" w:evenHBand="0" w:firstRowFirstColumn="0" w:firstRowLastColumn="0" w:lastRowFirstColumn="0" w:lastRowLastColumn="0"/>
-            <w:tcW w:w="2336" w:type="dxa"/>
-          </w:tcPr>
-          <w:p>
-            <w:pPr>
-              <w:ind w:firstLine="0"/>
-            </w:pPr>
-          </w:p>
-        </w:tc>
-        <w:tc>
-          <w:tcPr>
-            <w:tcW w:w="1391" w:type="dxa"/>
-          </w:tcPr>
-          <w:p>
-            <w:pPr>
-              <w:ind w:firstLine="0"/>
-              <w:cnfStyle w:val="000000100000" w:firstRow="0" w:lastRow="0" w:firstColumn="0" w:lastColumn="0" w:oddVBand="0" w:evenVBand="0" w:oddHBand="1" w:evenHBand="0" w:firstRowFirstColumn="0" w:firstRowLastColumn="0" w:lastRowFirstColumn="0" w:lastRowLastColumn="0"/>
-            </w:pPr>
-            <w:r>
-              <w:t>WU-UCT</w:t>
-            </w:r>
-          </w:p>
-        </w:tc>
-        <w:tc>
-          <w:tcPr>
-            <w:tcW w:w="1228" w:type="dxa"/>
-            <w:vAlign w:val="bottom"/>
-          </w:tcPr>
-          <w:p>
-            <w:pPr>
-              <w:ind w:firstLine="0"/>
-              <w:cnfStyle w:val="000000100000" w:firstRow="0" w:lastRow="0" w:firstColumn="0" w:lastColumn="0" w:oddVBand="0" w:evenVBand="0" w:oddHBand="1" w:evenHBand="0" w:firstRowFirstColumn="0" w:firstRowLastColumn="0" w:lastRowFirstColumn="0" w:lastRowLastColumn="0"/>
-              <w:rPr>
-                <w:rFonts w:ascii="Aptos Narrow" w:hAnsi="Aptos Narrow"/>
-              </w:rPr>
-            </w:pPr>
-            <w:r>
-              <w:rPr>
-                <w:rFonts w:ascii="Aptos Narrow" w:hAnsi="Aptos Narrow"/>
-                <w:color w:val="000000"/>
-              </w:rPr>
-              <w:t>306.2</w:t>
-            </w:r>
-          </w:p>
-        </w:tc>
-        <w:tc>
-          <w:tcPr>
-            <w:tcW w:w="2162" w:type="dxa"/>
-            <w:vAlign w:val="bottom"/>
-          </w:tcPr>
-          <w:p>
-            <w:pPr>
-              <w:ind w:firstLine="0"/>
-              <w:cnfStyle w:val="000000100000" w:firstRow="0" w:lastRow="0" w:firstColumn="0" w:lastColumn="0" w:oddVBand="0" w:evenVBand="0" w:oddHBand="1" w:evenHBand="0" w:firstRowFirstColumn="0" w:firstRowLastColumn="0" w:lastRowFirstColumn="0" w:lastRowLastColumn="0"/>
-              <w:rPr>
-                <w:rFonts w:ascii="Aptos Narrow" w:hAnsi="Aptos Narrow"/>
-                <w:color w:val="000000"/>
-              </w:rPr>
-            </w:pPr>
-            <w:r>
-              <w:rPr>
-                <w:rFonts w:ascii="Aptos Narrow" w:hAnsi="Aptos Narrow"/>
-                <w:color w:val="000000"/>
-              </w:rPr>
-              <w:t>40.84972</w:t>
-            </w:r>
-          </w:p>
-        </w:tc>
-        <w:tc>
-          <w:tcPr>
-            <w:tcW w:w="1270" w:type="dxa"/>
-            <w:vAlign w:val="bottom"/>
-          </w:tcPr>
-          <w:p>
-            <w:pPr>
-              <w:ind w:firstLine="0"/>
-              <w:cnfStyle w:val="000000100000" w:firstRow="0" w:lastRow="0" w:firstColumn="0" w:lastColumn="0" w:oddVBand="0" w:evenVBand="0" w:oddHBand="1" w:evenHBand="0" w:firstRowFirstColumn="0" w:firstRowLastColumn="0" w:lastRowFirstColumn="0" w:lastRowLastColumn="0"/>
-              <w:rPr>
-                <w:rFonts w:ascii="Aptos Narrow" w:hAnsi="Aptos Narrow"/>
-                <w:color w:val="000000"/>
-              </w:rPr>
-            </w:pPr>
-            <w:r>
-              <w:rPr>
-                <w:rFonts w:ascii="Aptos Narrow" w:hAnsi="Aptos Narrow"/>
-                <w:color w:val="000000"/>
-              </w:rPr>
-              <w:t>282</w:t>
-            </w:r>
-          </w:p>
-        </w:tc>
-        <w:tc>
-          <w:tcPr>
-            <w:tcW w:w="1394" w:type="dxa"/>
-            <w:vAlign w:val="bottom"/>
-          </w:tcPr>
-          <w:p>
-            <w:pPr>
-              <w:ind w:firstLine="0"/>
-              <w:cnfStyle w:val="000000100000" w:firstRow="0" w:lastRow="0" w:firstColumn="0" w:lastColumn="0" w:oddVBand="0" w:evenVBand="0" w:oddHBand="1" w:evenHBand="0" w:firstRowFirstColumn="0" w:firstRowLastColumn="0" w:lastRowFirstColumn="0" w:lastRowLastColumn="0"/>
-              <w:rPr>
-                <w:rFonts w:ascii="Aptos Narrow" w:hAnsi="Aptos Narrow"/>
-                <w:color w:val="000000"/>
-              </w:rPr>
-            </w:pPr>
-            <w:r>
-              <w:rPr>
-                <w:rFonts w:ascii="Aptos Narrow" w:hAnsi="Aptos Narrow"/>
-                <w:color w:val="000000"/>
-              </w:rPr>
-              <w:t>379</w:t>
-            </w:r>
-          </w:p>
-        </w:tc>
-      </w:tr>
-      <w:tr>
-        <w:tc>
-          <w:tcPr>
-            <w:cnfStyle w:val="001000000000" w:firstRow="0" w:lastRow="0" w:firstColumn="1" w:lastColumn="0" w:oddVBand="0" w:evenVBand="0" w:oddHBand="0" w:evenHBand="0" w:firstRowFirstColumn="0" w:firstRowLastColumn="0" w:lastRowFirstColumn="0" w:lastRowLastColumn="0"/>
-            <w:tcW w:w="2336" w:type="dxa"/>
-          </w:tcPr>
-          <w:p>
-            <w:pPr>
-              <w:ind w:firstLine="0"/>
-            </w:pPr>
-          </w:p>
-        </w:tc>
-        <w:tc>
-          <w:tcPr>
-            <w:tcW w:w="7445" w:type="dxa"/>
-            <w:gridSpan w:val="5"/>
-          </w:tcPr>
-          <w:p>
-            <w:pPr>
-              <w:ind w:firstLine="0"/>
-              <w:cnfStyle w:val="000000000000" w:firstRow="0" w:lastRow="0" w:firstColumn="0" w:lastColumn="0" w:oddVBand="0" w:evenVBand="0" w:oddHBand="0" w:evenHBand="0" w:firstRowFirstColumn="0" w:firstRowLastColumn="0" w:lastRowFirstColumn="0" w:lastRowLastColumn="0"/>
-              <w:rPr>
-                <w:rFonts w:ascii="Aptos Narrow" w:hAnsi="Aptos Narrow"/>
-              </w:rPr>
-            </w:pPr>
-          </w:p>
-        </w:tc>
-      </w:tr>
-      <w:tr>
-        <w:trPr>
-          <w:cnfStyle w:val="000000100000" w:firstRow="0" w:lastRow="0" w:firstColumn="0" w:lastColumn="0" w:oddVBand="0" w:evenVBand="0" w:oddHBand="1" w:evenHBand="0" w:firstRowFirstColumn="0" w:firstRowLastColumn="0" w:lastRowFirstColumn="0" w:lastRowLastColumn="0"/>
-        </w:trPr>
-        <w:tc>
-          <w:tcPr>
-            <w:cnfStyle w:val="001000000000" w:firstRow="0" w:lastRow="0" w:firstColumn="1" w:lastColumn="0" w:oddVBand="0" w:evenVBand="0" w:oddHBand="0" w:evenHBand="0" w:firstRowFirstColumn="0" w:firstRowLastColumn="0" w:lastRowFirstColumn="0" w:lastRowLastColumn="0"/>
-            <w:tcW w:w="2336" w:type="dxa"/>
-          </w:tcPr>
-          <w:p>
-            <w:pPr>
-              <w:ind w:firstLine="0"/>
-            </w:pPr>
-            <w:r>
-              <w:t>grid_quadrants_b40.txt</w:t>
-            </w:r>
-          </w:p>
-        </w:tc>
-        <w:tc>
-          <w:tcPr>
-            <w:tcW w:w="1391" w:type="dxa"/>
-          </w:tcPr>
-          <w:p>
-            <w:pPr>
-              <w:ind w:firstLine="0"/>
-              <w:cnfStyle w:val="000000100000" w:firstRow="0" w:lastRow="0" w:firstColumn="0" w:lastColumn="0" w:oddVBand="0" w:evenVBand="0" w:oddHBand="1" w:evenHBand="0" w:firstRowFirstColumn="0" w:firstRowLastColumn="0" w:lastRowFirstColumn="0" w:lastRowLastColumn="0"/>
-            </w:pPr>
-            <w:r>
-              <w:t>OR-Tools</w:t>
-            </w:r>
-          </w:p>
-        </w:tc>
-        <w:tc>
-          <w:tcPr>
-            <w:tcW w:w="1228" w:type="dxa"/>
-            <w:vAlign w:val="bottom"/>
-          </w:tcPr>
-          <w:p>
-            <w:pPr>
-              <w:ind w:firstLine="0"/>
-              <w:cnfStyle w:val="000000100000" w:firstRow="0" w:lastRow="0" w:firstColumn="0" w:lastColumn="0" w:oddVBand="0" w:evenVBand="0" w:oddHBand="1" w:evenHBand="0" w:firstRowFirstColumn="0" w:firstRowLastColumn="0" w:lastRowFirstColumn="0" w:lastRowLastColumn="0"/>
-              <w:rPr>
-                <w:rFonts w:ascii="Aptos Narrow" w:hAnsi="Aptos Narrow"/>
-              </w:rPr>
-            </w:pPr>
-            <w:r>
-              <w:rPr>
-                <w:rFonts w:ascii="Aptos Narrow" w:hAnsi="Aptos Narrow"/>
-                <w:color w:val="FF0000"/>
-              </w:rPr>
-              <w:t>536</w:t>
-            </w:r>
-          </w:p>
-        </w:tc>
-        <w:tc>
-          <w:tcPr>
-            <w:tcW w:w="2162" w:type="dxa"/>
-            <w:vAlign w:val="bottom"/>
-          </w:tcPr>
-          <w:p>
-            <w:pPr>
-              <w:ind w:firstLine="0"/>
-              <w:cnfStyle w:val="000000100000" w:firstRow="0" w:lastRow="0" w:firstColumn="0" w:lastColumn="0" w:oddVBand="0" w:evenVBand="0" w:oddHBand="1" w:evenHBand="0" w:firstRowFirstColumn="0" w:firstRowLastColumn="0" w:lastRowFirstColumn="0" w:lastRowLastColumn="0"/>
-              <w:rPr>
-                <w:rFonts w:ascii="Aptos Narrow" w:hAnsi="Aptos Narrow"/>
-                <w:color w:val="000000"/>
-              </w:rPr>
-            </w:pPr>
-          </w:p>
-        </w:tc>
-        <w:tc>
-          <w:tcPr>
-            <w:tcW w:w="1270" w:type="dxa"/>
-            <w:vAlign w:val="bottom"/>
-          </w:tcPr>
-          <w:p>
-            <w:pPr>
-              <w:ind w:firstLine="0"/>
-              <w:cnfStyle w:val="000000100000" w:firstRow="0" w:lastRow="0" w:firstColumn="0" w:lastColumn="0" w:oddVBand="0" w:evenVBand="0" w:oddHBand="1" w:evenHBand="0" w:firstRowFirstColumn="0" w:firstRowLastColumn="0" w:lastRowFirstColumn="0" w:lastRowLastColumn="0"/>
-              <w:rPr>
-                <w:rFonts w:ascii="Aptos Narrow" w:hAnsi="Aptos Narrow"/>
-                <w:color w:val="000000"/>
-              </w:rPr>
-            </w:pPr>
-            <w:r>
-              <w:rPr>
-                <w:rFonts w:ascii="Aptos Narrow" w:hAnsi="Aptos Narrow"/>
-                <w:color w:val="000000"/>
-              </w:rPr>
-              <w:t>536</w:t>
-            </w:r>
-          </w:p>
-        </w:tc>
-        <w:tc>
-          <w:tcPr>
-            <w:tcW w:w="1394" w:type="dxa"/>
-            <w:vAlign w:val="bottom"/>
-          </w:tcPr>
-          <w:p>
-            <w:pPr>
-              <w:ind w:firstLine="0"/>
-              <w:cnfStyle w:val="000000100000" w:firstRow="0" w:lastRow="0" w:firstColumn="0" w:lastColumn="0" w:oddVBand="0" w:evenVBand="0" w:oddHBand="1" w:evenHBand="0" w:firstRowFirstColumn="0" w:firstRowLastColumn="0" w:lastRowFirstColumn="0" w:lastRowLastColumn="0"/>
-              <w:rPr>
-                <w:rFonts w:ascii="Aptos Narrow" w:hAnsi="Aptos Narrow"/>
-                <w:color w:val="000000"/>
-              </w:rPr>
-            </w:pPr>
-            <w:r>
-              <w:rPr>
-                <w:rFonts w:ascii="Aptos Narrow" w:hAnsi="Aptos Narrow"/>
-                <w:color w:val="000000"/>
-              </w:rPr>
-              <w:t>536</w:t>
-            </w:r>
-          </w:p>
-        </w:tc>
-      </w:tr>
-      <w:tr>
-        <w:tc>
-          <w:tcPr>
-            <w:cnfStyle w:val="001000000000" w:firstRow="0" w:lastRow="0" w:firstColumn="1" w:lastColumn="0" w:oddVBand="0" w:evenVBand="0" w:oddHBand="0" w:evenHBand="0" w:firstRowFirstColumn="0" w:firstRowLastColumn="0" w:lastRowFirstColumn="0" w:lastRowLastColumn="0"/>
-            <w:tcW w:w="2336" w:type="dxa"/>
-          </w:tcPr>
-          <w:p>
-            <w:pPr>
-              <w:ind w:firstLine="0"/>
-            </w:pPr>
-          </w:p>
-        </w:tc>
-        <w:tc>
-          <w:tcPr>
-            <w:tcW w:w="1391" w:type="dxa"/>
-          </w:tcPr>
-          <w:p>
-            <w:pPr>
-              <w:ind w:firstLine="0"/>
-              <w:cnfStyle w:val="000000000000" w:firstRow="0" w:lastRow="0" w:firstColumn="0" w:lastColumn="0" w:oddVBand="0" w:evenVBand="0" w:oddHBand="0" w:evenHBand="0" w:firstRowFirstColumn="0" w:firstRowLastColumn="0" w:lastRowFirstColumn="0" w:lastRowLastColumn="0"/>
-            </w:pPr>
-            <w:r>
-              <w:t>Tree</w:t>
-            </w:r>
-          </w:p>
-        </w:tc>
-        <w:tc>
-          <w:tcPr>
-            <w:tcW w:w="1228" w:type="dxa"/>
-            <w:vAlign w:val="bottom"/>
-          </w:tcPr>
-          <w:p>
-            <w:pPr>
-              <w:ind w:firstLine="0"/>
-              <w:cnfStyle w:val="000000000000" w:firstRow="0" w:lastRow="0" w:firstColumn="0" w:lastColumn="0" w:oddVBand="0" w:evenVBand="0" w:oddHBand="0" w:evenHBand="0" w:firstRowFirstColumn="0" w:firstRowLastColumn="0" w:lastRowFirstColumn="0" w:lastRowLastColumn="0"/>
-              <w:rPr>
-                <w:rFonts w:ascii="Aptos Narrow" w:hAnsi="Aptos Narrow"/>
-              </w:rPr>
-            </w:pPr>
-            <w:r>
-              <w:rPr>
-                <w:rFonts w:ascii="Aptos Narrow" w:hAnsi="Aptos Narrow"/>
-                <w:color w:val="000000"/>
-              </w:rPr>
-              <w:t>442.4</w:t>
-            </w:r>
-          </w:p>
-        </w:tc>
-        <w:tc>
-          <w:tcPr>
-            <w:tcW w:w="2162" w:type="dxa"/>
-            <w:vAlign w:val="bottom"/>
-          </w:tcPr>
-          <w:p>
-            <w:pPr>
-              <w:ind w:firstLine="0"/>
-              <w:cnfStyle w:val="000000000000" w:firstRow="0" w:lastRow="0" w:firstColumn="0" w:lastColumn="0" w:oddVBand="0" w:evenVBand="0" w:oddHBand="0" w:evenHBand="0" w:firstRowFirstColumn="0" w:firstRowLastColumn="0" w:lastRowFirstColumn="0" w:lastRowLastColumn="0"/>
-              <w:rPr>
-                <w:rFonts w:ascii="Aptos Narrow" w:hAnsi="Aptos Narrow"/>
-                <w:color w:val="000000"/>
-              </w:rPr>
-            </w:pPr>
-            <w:r>
-              <w:rPr>
-                <w:rFonts w:ascii="Aptos Narrow" w:hAnsi="Aptos Narrow"/>
-                <w:color w:val="000000"/>
-              </w:rPr>
-              <w:t>38.1746</w:t>
-            </w:r>
-          </w:p>
-        </w:tc>
-        <w:tc>
-          <w:tcPr>
-            <w:tcW w:w="1270" w:type="dxa"/>
-            <w:vAlign w:val="bottom"/>
-          </w:tcPr>
-          <w:p>
-            <w:pPr>
-              <w:ind w:firstLine="0"/>
-              <w:cnfStyle w:val="000000000000" w:firstRow="0" w:lastRow="0" w:firstColumn="0" w:lastColumn="0" w:oddVBand="0" w:evenVBand="0" w:oddHBand="0" w:evenHBand="0" w:firstRowFirstColumn="0" w:firstRowLastColumn="0" w:lastRowFirstColumn="0" w:lastRowLastColumn="0"/>
-              <w:rPr>
-                <w:rFonts w:ascii="Aptos Narrow" w:hAnsi="Aptos Narrow"/>
-                <w:color w:val="000000"/>
-              </w:rPr>
-            </w:pPr>
-            <w:r>
-              <w:rPr>
-                <w:rFonts w:ascii="Aptos Narrow" w:hAnsi="Aptos Narrow"/>
-                <w:color w:val="000000"/>
-              </w:rPr>
-              <w:t>384</w:t>
-            </w:r>
-          </w:p>
-        </w:tc>
-        <w:tc>
-          <w:tcPr>
-            <w:tcW w:w="1394" w:type="dxa"/>
-            <w:vAlign w:val="bottom"/>
-          </w:tcPr>
-          <w:p>
-            <w:pPr>
-              <w:ind w:firstLine="0"/>
-              <w:cnfStyle w:val="000000000000" w:firstRow="0" w:lastRow="0" w:firstColumn="0" w:lastColumn="0" w:oddVBand="0" w:evenVBand="0" w:oddHBand="0" w:evenHBand="0" w:firstRowFirstColumn="0" w:firstRowLastColumn="0" w:lastRowFirstColumn="0" w:lastRowLastColumn="0"/>
-              <w:rPr>
-                <w:rFonts w:ascii="Aptos Narrow" w:hAnsi="Aptos Narrow"/>
-                <w:color w:val="000000"/>
-              </w:rPr>
-            </w:pPr>
-            <w:r>
-              <w:rPr>
-                <w:rFonts w:ascii="Aptos Narrow" w:hAnsi="Aptos Narrow"/>
-                <w:color w:val="000000"/>
-              </w:rPr>
-              <w:t>483</w:t>
-            </w:r>
-          </w:p>
-        </w:tc>
-      </w:tr>
-      <w:tr>
-        <w:trPr>
-          <w:cnfStyle w:val="000000100000" w:firstRow="0" w:lastRow="0" w:firstColumn="0" w:lastColumn="0" w:oddVBand="0" w:evenVBand="0" w:oddHBand="1" w:evenHBand="0" w:firstRowFirstColumn="0" w:firstRowLastColumn="0" w:lastRowFirstColumn="0" w:lastRowLastColumn="0"/>
-        </w:trPr>
-        <w:tc>
-          <w:tcPr>
-            <w:cnfStyle w:val="001000000000" w:firstRow="0" w:lastRow="0" w:firstColumn="1" w:lastColumn="0" w:oddVBand="0" w:evenVBand="0" w:oddHBand="0" w:evenHBand="0" w:firstRowFirstColumn="0" w:firstRowLastColumn="0" w:lastRowFirstColumn="0" w:lastRowLastColumn="0"/>
-            <w:tcW w:w="2336" w:type="dxa"/>
-          </w:tcPr>
-          <w:p>
-            <w:pPr>
-              <w:ind w:firstLine="0"/>
-            </w:pPr>
-          </w:p>
-        </w:tc>
-        <w:tc>
-          <w:tcPr>
-            <w:tcW w:w="1391" w:type="dxa"/>
-          </w:tcPr>
-          <w:p>
-            <w:pPr>
-              <w:ind w:firstLine="0"/>
-              <w:cnfStyle w:val="000000100000" w:firstRow="0" w:lastRow="0" w:firstColumn="0" w:lastColumn="0" w:oddVBand="0" w:evenVBand="0" w:oddHBand="1" w:evenHBand="0" w:firstRowFirstColumn="0" w:firstRowLastColumn="0" w:lastRowFirstColumn="0" w:lastRowLastColumn="0"/>
-            </w:pPr>
-            <w:r>
-              <w:t>UCT</w:t>
-            </w:r>
-          </w:p>
-        </w:tc>
-        <w:tc>
-          <w:tcPr>
-            <w:tcW w:w="1228" w:type="dxa"/>
-            <w:vAlign w:val="bottom"/>
-          </w:tcPr>
-          <w:p>
-            <w:pPr>
-              <w:ind w:firstLine="0"/>
-              <w:cnfStyle w:val="000000100000" w:firstRow="0" w:lastRow="0" w:firstColumn="0" w:lastColumn="0" w:oddVBand="0" w:evenVBand="0" w:oddHBand="1" w:evenHBand="0" w:firstRowFirstColumn="0" w:firstRowLastColumn="0" w:lastRowFirstColumn="0" w:lastRowLastColumn="0"/>
-              <w:rPr>
-                <w:rFonts w:ascii="Aptos Narrow" w:hAnsi="Aptos Narrow"/>
-              </w:rPr>
-            </w:pPr>
-            <w:r>
-              <w:rPr>
-                <w:rFonts w:ascii="Aptos Narrow" w:hAnsi="Aptos Narrow"/>
-                <w:color w:val="000000"/>
-              </w:rPr>
-              <w:t>434.8</w:t>
-            </w:r>
-          </w:p>
-        </w:tc>
-        <w:tc>
-          <w:tcPr>
-            <w:tcW w:w="2162" w:type="dxa"/>
-            <w:vAlign w:val="bottom"/>
-          </w:tcPr>
-          <w:p>
-            <w:pPr>
-              <w:ind w:firstLine="0"/>
-              <w:cnfStyle w:val="000000100000" w:firstRow="0" w:lastRow="0" w:firstColumn="0" w:lastColumn="0" w:oddVBand="0" w:evenVBand="0" w:oddHBand="1" w:evenHBand="0" w:firstRowFirstColumn="0" w:firstRowLastColumn="0" w:lastRowFirstColumn="0" w:lastRowLastColumn="0"/>
-              <w:rPr>
-                <w:rFonts w:ascii="Aptos Narrow" w:hAnsi="Aptos Narrow"/>
-                <w:color w:val="000000"/>
-              </w:rPr>
-            </w:pPr>
-            <w:r>
-              <w:rPr>
-                <w:rFonts w:ascii="Aptos Narrow" w:hAnsi="Aptos Narrow"/>
-                <w:color w:val="000000"/>
-              </w:rPr>
-              <w:t>47.72526</w:t>
-            </w:r>
-          </w:p>
-        </w:tc>
-        <w:tc>
-          <w:tcPr>
-            <w:tcW w:w="1270" w:type="dxa"/>
-            <w:vAlign w:val="bottom"/>
-          </w:tcPr>
-          <w:p>
-            <w:pPr>
-              <w:ind w:firstLine="0"/>
-              <w:cnfStyle w:val="000000100000" w:firstRow="0" w:lastRow="0" w:firstColumn="0" w:lastColumn="0" w:oddVBand="0" w:evenVBand="0" w:oddHBand="1" w:evenHBand="0" w:firstRowFirstColumn="0" w:firstRowLastColumn="0" w:lastRowFirstColumn="0" w:lastRowLastColumn="0"/>
-              <w:rPr>
-                <w:rFonts w:ascii="Aptos Narrow" w:hAnsi="Aptos Narrow"/>
-                <w:color w:val="000000"/>
-              </w:rPr>
-            </w:pPr>
-            <w:r>
-              <w:rPr>
-                <w:rFonts w:ascii="Aptos Narrow" w:hAnsi="Aptos Narrow"/>
-                <w:color w:val="000000"/>
-              </w:rPr>
-              <w:t>374</w:t>
-            </w:r>
-          </w:p>
-        </w:tc>
-        <w:tc>
-          <w:tcPr>
-            <w:tcW w:w="1394" w:type="dxa"/>
-            <w:vAlign w:val="bottom"/>
-          </w:tcPr>
-          <w:p>
-            <w:pPr>
-              <w:ind w:firstLine="0"/>
-              <w:cnfStyle w:val="000000100000" w:firstRow="0" w:lastRow="0" w:firstColumn="0" w:lastColumn="0" w:oddVBand="0" w:evenVBand="0" w:oddHBand="1" w:evenHBand="0" w:firstRowFirstColumn="0" w:firstRowLastColumn="0" w:lastRowFirstColumn="0" w:lastRowLastColumn="0"/>
-              <w:rPr>
-                <w:rFonts w:ascii="Aptos Narrow" w:hAnsi="Aptos Narrow"/>
-                <w:color w:val="000000"/>
-              </w:rPr>
-            </w:pPr>
-            <w:r>
-              <w:rPr>
-                <w:rFonts w:ascii="Aptos Narrow" w:hAnsi="Aptos Narrow"/>
-                <w:color w:val="000000"/>
-              </w:rPr>
-              <w:t>476</w:t>
-            </w:r>
-          </w:p>
-        </w:tc>
-      </w:tr>
-      <w:tr>
-        <w:tc>
-          <w:tcPr>
-            <w:cnfStyle w:val="001000000000" w:firstRow="0" w:lastRow="0" w:firstColumn="1" w:lastColumn="0" w:oddVBand="0" w:evenVBand="0" w:oddHBand="0" w:evenHBand="0" w:firstRowFirstColumn="0" w:firstRowLastColumn="0" w:lastRowFirstColumn="0" w:lastRowLastColumn="0"/>
-            <w:tcW w:w="2336" w:type="dxa"/>
-          </w:tcPr>
-          <w:p>
-            <w:pPr>
-              <w:ind w:firstLine="0"/>
-            </w:pPr>
-          </w:p>
-        </w:tc>
-        <w:tc>
-          <w:tcPr>
-            <w:tcW w:w="1391" w:type="dxa"/>
-          </w:tcPr>
-          <w:p>
-            <w:pPr>
-              <w:ind w:firstLine="0"/>
-              <w:cnfStyle w:val="000000000000" w:firstRow="0" w:lastRow="0" w:firstColumn="0" w:lastColumn="0" w:oddVBand="0" w:evenVBand="0" w:oddHBand="0" w:evenHBand="0" w:firstRowFirstColumn="0" w:firstRowLastColumn="0" w:lastRowFirstColumn="0" w:lastRowLastColumn="0"/>
-            </w:pPr>
-            <w:r>
-              <w:t>VL-UCT</w:t>
-            </w:r>
-          </w:p>
-        </w:tc>
-        <w:tc>
-          <w:tcPr>
-            <w:tcW w:w="1228" w:type="dxa"/>
-            <w:vAlign w:val="bottom"/>
-          </w:tcPr>
-          <w:p>
-            <w:pPr>
-              <w:ind w:firstLine="0"/>
-              <w:cnfStyle w:val="000000000000" w:firstRow="0" w:lastRow="0" w:firstColumn="0" w:lastColumn="0" w:oddVBand="0" w:evenVBand="0" w:oddHBand="0" w:evenHBand="0" w:firstRowFirstColumn="0" w:firstRowLastColumn="0" w:lastRowFirstColumn="0" w:lastRowLastColumn="0"/>
-              <w:rPr>
-                <w:rFonts w:ascii="Aptos Narrow" w:hAnsi="Aptos Narrow"/>
-              </w:rPr>
-            </w:pPr>
-            <w:r>
-              <w:rPr>
-                <w:rFonts w:ascii="Aptos Narrow" w:hAnsi="Aptos Narrow"/>
-                <w:color w:val="000000"/>
-              </w:rPr>
-              <w:t>401.4</w:t>
-            </w:r>
-          </w:p>
-        </w:tc>
-        <w:tc>
-          <w:tcPr>
-            <w:tcW w:w="2162" w:type="dxa"/>
-            <w:vAlign w:val="bottom"/>
-          </w:tcPr>
-          <w:p>
-            <w:pPr>
-              <w:ind w:firstLine="0"/>
-              <w:cnfStyle w:val="000000000000" w:firstRow="0" w:lastRow="0" w:firstColumn="0" w:lastColumn="0" w:oddVBand="0" w:evenVBand="0" w:oddHBand="0" w:evenHBand="0" w:firstRowFirstColumn="0" w:firstRowLastColumn="0" w:lastRowFirstColumn="0" w:lastRowLastColumn="0"/>
-              <w:rPr>
-                <w:rFonts w:ascii="Aptos Narrow" w:hAnsi="Aptos Narrow"/>
-                <w:color w:val="000000"/>
-              </w:rPr>
-            </w:pPr>
-            <w:r>
-              <w:rPr>
-                <w:rFonts w:ascii="Aptos Narrow" w:hAnsi="Aptos Narrow"/>
-                <w:color w:val="000000"/>
-              </w:rPr>
-              <w:t>54.82062</w:t>
-            </w:r>
-          </w:p>
-        </w:tc>
-        <w:tc>
-          <w:tcPr>
-            <w:tcW w:w="1270" w:type="dxa"/>
-            <w:vAlign w:val="bottom"/>
-          </w:tcPr>
-          <w:p>
-            <w:pPr>
-              <w:ind w:firstLine="0"/>
-              <w:cnfStyle w:val="000000000000" w:firstRow="0" w:lastRow="0" w:firstColumn="0" w:lastColumn="0" w:oddVBand="0" w:evenVBand="0" w:oddHBand="0" w:evenHBand="0" w:firstRowFirstColumn="0" w:firstRowLastColumn="0" w:lastRowFirstColumn="0" w:lastRowLastColumn="0"/>
-              <w:rPr>
-                <w:rFonts w:ascii="Aptos Narrow" w:hAnsi="Aptos Narrow"/>
-                <w:color w:val="000000"/>
-              </w:rPr>
-            </w:pPr>
-            <w:r>
-              <w:rPr>
-                <w:rFonts w:ascii="Aptos Narrow" w:hAnsi="Aptos Narrow"/>
-                <w:color w:val="000000"/>
-              </w:rPr>
-              <w:t>347</w:t>
-            </w:r>
-          </w:p>
-        </w:tc>
-        <w:tc>
-          <w:tcPr>
-            <w:tcW w:w="1394" w:type="dxa"/>
-            <w:vAlign w:val="bottom"/>
-          </w:tcPr>
-          <w:p>
-            <w:pPr>
-              <w:ind w:firstLine="0"/>
-              <w:cnfStyle w:val="000000000000" w:firstRow="0" w:lastRow="0" w:firstColumn="0" w:lastColumn="0" w:oddVBand="0" w:evenVBand="0" w:oddHBand="0" w:evenHBand="0" w:firstRowFirstColumn="0" w:firstRowLastColumn="0" w:lastRowFirstColumn="0" w:lastRowLastColumn="0"/>
-              <w:rPr>
-                <w:rFonts w:ascii="Aptos Narrow" w:hAnsi="Aptos Narrow"/>
-                <w:color w:val="000000"/>
-              </w:rPr>
-            </w:pPr>
-            <w:r>
-              <w:rPr>
-                <w:rFonts w:ascii="Aptos Narrow" w:hAnsi="Aptos Narrow"/>
-                <w:color w:val="000000"/>
-              </w:rPr>
-              <w:t>479</w:t>
-            </w:r>
-          </w:p>
-        </w:tc>
-      </w:tr>
-      <w:tr>
-        <w:trPr>
-          <w:cnfStyle w:val="000000100000" w:firstRow="0" w:lastRow="0" w:firstColumn="0" w:lastColumn="0" w:oddVBand="0" w:evenVBand="0" w:oddHBand="1" w:evenHBand="0" w:firstRowFirstColumn="0" w:firstRowLastColumn="0" w:lastRowFirstColumn="0" w:lastRowLastColumn="0"/>
-        </w:trPr>
-        <w:tc>
-          <w:tcPr>
-            <w:cnfStyle w:val="001000000000" w:firstRow="0" w:lastRow="0" w:firstColumn="1" w:lastColumn="0" w:oddVBand="0" w:evenVBand="0" w:oddHBand="0" w:evenHBand="0" w:firstRowFirstColumn="0" w:firstRowLastColumn="0" w:lastRowFirstColumn="0" w:lastRowLastColumn="0"/>
-            <w:tcW w:w="2336" w:type="dxa"/>
-          </w:tcPr>
-          <w:p>
-            <w:pPr>
-              <w:ind w:firstLine="0"/>
-            </w:pPr>
-          </w:p>
-        </w:tc>
-        <w:tc>
-          <w:tcPr>
-            <w:tcW w:w="1391" w:type="dxa"/>
-          </w:tcPr>
-          <w:p>
-            <w:pPr>
-              <w:ind w:firstLine="0"/>
-              <w:cnfStyle w:val="000000100000" w:firstRow="0" w:lastRow="0" w:firstColumn="0" w:lastColumn="0" w:oddVBand="0" w:evenVBand="0" w:oddHBand="1" w:evenHBand="0" w:firstRowFirstColumn="0" w:firstRowLastColumn="0" w:lastRowFirstColumn="0" w:lastRowLastColumn="0"/>
-            </w:pPr>
-            <w:r>
-              <w:t>WU-UCT</w:t>
-            </w:r>
-          </w:p>
-        </w:tc>
-        <w:tc>
-          <w:tcPr>
-            <w:tcW w:w="1228" w:type="dxa"/>
-            <w:vAlign w:val="bottom"/>
-          </w:tcPr>
-          <w:p>
-            <w:pPr>
-              <w:ind w:firstLine="0"/>
-              <w:cnfStyle w:val="000000100000" w:firstRow="0" w:lastRow="0" w:firstColumn="0" w:lastColumn="0" w:oddVBand="0" w:evenVBand="0" w:oddHBand="1" w:evenHBand="0" w:firstRowFirstColumn="0" w:firstRowLastColumn="0" w:lastRowFirstColumn="0" w:lastRowLastColumn="0"/>
-              <w:rPr>
-                <w:rFonts w:ascii="Aptos Narrow" w:hAnsi="Aptos Narrow"/>
-              </w:rPr>
-            </w:pPr>
-            <w:r>
-              <w:rPr>
-                <w:rFonts w:ascii="Aptos Narrow" w:hAnsi="Aptos Narrow"/>
-                <w:color w:val="000000"/>
-              </w:rPr>
-              <w:t>405.4</w:t>
-            </w:r>
-          </w:p>
-        </w:tc>
-        <w:tc>
-          <w:tcPr>
-            <w:tcW w:w="2162" w:type="dxa"/>
-            <w:vAlign w:val="bottom"/>
-          </w:tcPr>
-          <w:p>
-            <w:pPr>
-              <w:ind w:firstLine="0"/>
-              <w:cnfStyle w:val="000000100000" w:firstRow="0" w:lastRow="0" w:firstColumn="0" w:lastColumn="0" w:oddVBand="0" w:evenVBand="0" w:oddHBand="1" w:evenHBand="0" w:firstRowFirstColumn="0" w:firstRowLastColumn="0" w:lastRowFirstColumn="0" w:lastRowLastColumn="0"/>
-              <w:rPr>
-                <w:rFonts w:ascii="Aptos Narrow" w:hAnsi="Aptos Narrow"/>
-                <w:color w:val="000000"/>
-              </w:rPr>
-            </w:pPr>
-            <w:r>
-              <w:rPr>
-                <w:rFonts w:ascii="Aptos Narrow" w:hAnsi="Aptos Narrow"/>
-                <w:color w:val="000000"/>
-              </w:rPr>
-              <w:t>52.23313</w:t>
-            </w:r>
-          </w:p>
-        </w:tc>
-        <w:tc>
-          <w:tcPr>
-            <w:tcW w:w="1270" w:type="dxa"/>
-            <w:vAlign w:val="bottom"/>
-          </w:tcPr>
-          <w:p>
-            <w:pPr>
-              <w:ind w:firstLine="0"/>
-              <w:cnfStyle w:val="000000100000" w:firstRow="0" w:lastRow="0" w:firstColumn="0" w:lastColumn="0" w:oddVBand="0" w:evenVBand="0" w:oddHBand="1" w:evenHBand="0" w:firstRowFirstColumn="0" w:firstRowLastColumn="0" w:lastRowFirstColumn="0" w:lastRowLastColumn="0"/>
-              <w:rPr>
-                <w:rFonts w:ascii="Aptos Narrow" w:hAnsi="Aptos Narrow"/>
-                <w:color w:val="000000"/>
-              </w:rPr>
-            </w:pPr>
-            <w:r>
-              <w:rPr>
-                <w:rFonts w:ascii="Aptos Narrow" w:hAnsi="Aptos Narrow"/>
-                <w:color w:val="000000"/>
-              </w:rPr>
-              <w:t>348</w:t>
-            </w:r>
-          </w:p>
-        </w:tc>
-        <w:tc>
-          <w:tcPr>
-            <w:tcW w:w="1394" w:type="dxa"/>
-            <w:vAlign w:val="bottom"/>
-          </w:tcPr>
-          <w:p>
-            <w:pPr>
-              <w:ind w:firstLine="0"/>
-              <w:cnfStyle w:val="000000100000" w:firstRow="0" w:lastRow="0" w:firstColumn="0" w:lastColumn="0" w:oddVBand="0" w:evenVBand="0" w:oddHBand="1" w:evenHBand="0" w:firstRowFirstColumn="0" w:firstRowLastColumn="0" w:lastRowFirstColumn="0" w:lastRowLastColumn="0"/>
-              <w:rPr>
-                <w:rFonts w:ascii="Aptos Narrow" w:hAnsi="Aptos Narrow"/>
-                <w:color w:val="000000"/>
-              </w:rPr>
-            </w:pPr>
-            <w:r>
-              <w:rPr>
-                <w:rFonts w:ascii="Aptos Narrow" w:hAnsi="Aptos Narrow"/>
-                <w:color w:val="000000"/>
-              </w:rPr>
-              <w:t>463</w:t>
-            </w:r>
-          </w:p>
-        </w:tc>
-      </w:tr>
-    </w:tbl>
-    <w:p>
-      <w:pPr>
-        <w:ind w:firstLine="0"/>
-      </w:pPr>
-    </w:p>
-    <w:p>
-      <w:pPr>
-        <w:spacing w:after="160" w:line="259" w:lineRule="auto"/>
-        <w:ind w:firstLine="0"/>
-      </w:pPr>
-      <w:r>
-        <w:br w:type="page"/>
-      </w:r>
-    </w:p>
-    <w:p>
-      <w:pPr>
-        <w:pStyle w:val="CaptionCallout"/>
-      </w:pPr>
-      <w:r>
-        <w:lastRenderedPageBreak/>
-        <w:t>Table 4</w:t>
-      </w:r>
-    </w:p>
-    <w:p>
-      <w:pPr>
-        <w:pStyle w:val="Caption"/>
-      </w:pPr>
-      <w:r>
-        <w:t>Test 4 Results</w:t>
+        <w:t xml:space="preserve">Test </w:t>
+      </w:r>
+      <w:r>
+        <w:t>3</w:t>
+      </w:r>
+      <w:r>
+        <w:t xml:space="preserve"> Results</w:t>
       </w:r>
     </w:p>
     <w:tbl>
@@ -27770,11 +22288,14 @@
             <w:pPr>
               <w:ind w:firstLine="0"/>
               <w:cnfStyle w:val="000000100000" w:firstRow="0" w:lastRow="0" w:firstColumn="0" w:lastColumn="0" w:oddVBand="0" w:evenVBand="0" w:oddHBand="1" w:evenHBand="0" w:firstRowFirstColumn="0" w:firstRowLastColumn="0" w:lastRowFirstColumn="0" w:lastRowLastColumn="0"/>
-            </w:pPr>
-            <w:r>
-              <w:rPr>
-                <w:rFonts w:ascii="Aptos Narrow" w:hAnsi="Aptos Narrow"/>
-                <w:color w:val="FF0000"/>
+              <w:rPr>
+                <w:color w:val="000000" w:themeColor="text1"/>
+              </w:rPr>
+            </w:pPr>
+            <w:r>
+              <w:rPr>
+                <w:rFonts w:ascii="Aptos Narrow" w:hAnsi="Aptos Narrow"/>
+                <w:color w:val="000000" w:themeColor="text1"/>
               </w:rPr>
               <w:t>1220</w:t>
             </w:r>
@@ -27866,11 +22387,14 @@
             <w:pPr>
               <w:ind w:firstLine="0"/>
               <w:cnfStyle w:val="000000000000" w:firstRow="0" w:lastRow="0" w:firstColumn="0" w:lastColumn="0" w:oddVBand="0" w:evenVBand="0" w:oddHBand="0" w:evenHBand="0" w:firstRowFirstColumn="0" w:firstRowLastColumn="0" w:lastRowFirstColumn="0" w:lastRowLastColumn="0"/>
-            </w:pPr>
-            <w:r>
-              <w:rPr>
-                <w:rFonts w:ascii="Aptos Narrow" w:hAnsi="Aptos Narrow"/>
-                <w:color w:val="000000"/>
+              <w:rPr>
+                <w:color w:val="000000" w:themeColor="text1"/>
+              </w:rPr>
+            </w:pPr>
+            <w:r>
+              <w:rPr>
+                <w:rFonts w:ascii="Aptos Narrow" w:hAnsi="Aptos Narrow"/>
+                <w:color w:val="000000" w:themeColor="text1"/>
               </w:rPr>
               <w:t>1107.6</w:t>
             </w:r>
@@ -27972,11 +22496,14 @@
             <w:pPr>
               <w:ind w:firstLine="0"/>
               <w:cnfStyle w:val="000000100000" w:firstRow="0" w:lastRow="0" w:firstColumn="0" w:lastColumn="0" w:oddVBand="0" w:evenVBand="0" w:oddHBand="1" w:evenHBand="0" w:firstRowFirstColumn="0" w:firstRowLastColumn="0" w:lastRowFirstColumn="0" w:lastRowLastColumn="0"/>
-            </w:pPr>
-            <w:r>
-              <w:rPr>
-                <w:rFonts w:ascii="Aptos Narrow" w:hAnsi="Aptos Narrow"/>
-                <w:color w:val="000000"/>
+              <w:rPr>
+                <w:color w:val="000000" w:themeColor="text1"/>
+              </w:rPr>
+            </w:pPr>
+            <w:r>
+              <w:rPr>
+                <w:rFonts w:ascii="Aptos Narrow" w:hAnsi="Aptos Narrow"/>
+                <w:color w:val="000000" w:themeColor="text1"/>
               </w:rPr>
               <w:t>1003.5</w:t>
             </w:r>
@@ -28075,11 +22602,14 @@
             <w:pPr>
               <w:ind w:firstLine="0"/>
               <w:cnfStyle w:val="000000000000" w:firstRow="0" w:lastRow="0" w:firstColumn="0" w:lastColumn="0" w:oddVBand="0" w:evenVBand="0" w:oddHBand="0" w:evenHBand="0" w:firstRowFirstColumn="0" w:firstRowLastColumn="0" w:lastRowFirstColumn="0" w:lastRowLastColumn="0"/>
-            </w:pPr>
-            <w:r>
-              <w:rPr>
-                <w:rFonts w:ascii="Aptos Narrow" w:hAnsi="Aptos Narrow"/>
-                <w:color w:val="000000"/>
+              <w:rPr>
+                <w:color w:val="000000" w:themeColor="text1"/>
+              </w:rPr>
+            </w:pPr>
+            <w:r>
+              <w:rPr>
+                <w:rFonts w:ascii="Aptos Narrow" w:hAnsi="Aptos Narrow"/>
+                <w:color w:val="000000" w:themeColor="text1"/>
               </w:rPr>
               <w:t>1020.2</w:t>
             </w:r>
@@ -28181,11 +22711,14 @@
             <w:pPr>
               <w:ind w:firstLine="0"/>
               <w:cnfStyle w:val="000000100000" w:firstRow="0" w:lastRow="0" w:firstColumn="0" w:lastColumn="0" w:oddVBand="0" w:evenVBand="0" w:oddHBand="1" w:evenHBand="0" w:firstRowFirstColumn="0" w:firstRowLastColumn="0" w:lastRowFirstColumn="0" w:lastRowLastColumn="0"/>
-            </w:pPr>
-            <w:r>
-              <w:rPr>
-                <w:rFonts w:ascii="Aptos Narrow" w:hAnsi="Aptos Narrow"/>
-                <w:color w:val="000000"/>
+              <w:rPr>
+                <w:color w:val="000000" w:themeColor="text1"/>
+              </w:rPr>
+            </w:pPr>
+            <w:r>
+              <w:rPr>
+                <w:rFonts w:ascii="Aptos Narrow" w:hAnsi="Aptos Narrow"/>
+                <w:color w:val="000000" w:themeColor="text1"/>
               </w:rPr>
               <w:t>1140.8</w:t>
             </w:r>
@@ -28270,6 +22803,9 @@
             <w:pPr>
               <w:ind w:firstLine="0"/>
               <w:cnfStyle w:val="000000000000" w:firstRow="0" w:lastRow="0" w:firstColumn="0" w:lastColumn="0" w:oddVBand="0" w:evenVBand="0" w:oddHBand="0" w:evenHBand="0" w:firstRowFirstColumn="0" w:firstRowLastColumn="0" w:lastRowFirstColumn="0" w:lastRowLastColumn="0"/>
+              <w:rPr>
+                <w:color w:val="000000" w:themeColor="text1"/>
+              </w:rPr>
             </w:pPr>
           </w:p>
         </w:tc>
@@ -28315,11 +22851,14 @@
             <w:pPr>
               <w:ind w:firstLine="0"/>
               <w:cnfStyle w:val="000000100000" w:firstRow="0" w:lastRow="0" w:firstColumn="0" w:lastColumn="0" w:oddVBand="0" w:evenVBand="0" w:oddHBand="1" w:evenHBand="0" w:firstRowFirstColumn="0" w:firstRowLastColumn="0" w:lastRowFirstColumn="0" w:lastRowLastColumn="0"/>
-            </w:pPr>
-            <w:r>
-              <w:rPr>
-                <w:rFonts w:ascii="Aptos Narrow" w:hAnsi="Aptos Narrow"/>
-                <w:color w:val="FF0000"/>
+              <w:rPr>
+                <w:color w:val="000000" w:themeColor="text1"/>
+              </w:rPr>
+            </w:pPr>
+            <w:r>
+              <w:rPr>
+                <w:rFonts w:ascii="Aptos Narrow" w:hAnsi="Aptos Narrow"/>
+                <w:color w:val="000000" w:themeColor="text1"/>
               </w:rPr>
               <w:t>1335</w:t>
             </w:r>
@@ -28411,11 +22950,14 @@
             <w:pPr>
               <w:ind w:firstLine="0"/>
               <w:cnfStyle w:val="000000000000" w:firstRow="0" w:lastRow="0" w:firstColumn="0" w:lastColumn="0" w:oddVBand="0" w:evenVBand="0" w:oddHBand="0" w:evenHBand="0" w:firstRowFirstColumn="0" w:firstRowLastColumn="0" w:lastRowFirstColumn="0" w:lastRowLastColumn="0"/>
-            </w:pPr>
-            <w:r>
-              <w:rPr>
-                <w:rFonts w:ascii="Aptos Narrow" w:hAnsi="Aptos Narrow"/>
-                <w:color w:val="000000"/>
+              <w:rPr>
+                <w:color w:val="000000" w:themeColor="text1"/>
+              </w:rPr>
+            </w:pPr>
+            <w:r>
+              <w:rPr>
+                <w:rFonts w:ascii="Aptos Narrow" w:hAnsi="Aptos Narrow"/>
+                <w:color w:val="000000" w:themeColor="text1"/>
               </w:rPr>
               <w:t>1194.8</w:t>
             </w:r>
@@ -28517,11 +23059,14 @@
             <w:pPr>
               <w:ind w:firstLine="0"/>
               <w:cnfStyle w:val="000000100000" w:firstRow="0" w:lastRow="0" w:firstColumn="0" w:lastColumn="0" w:oddVBand="0" w:evenVBand="0" w:oddHBand="1" w:evenHBand="0" w:firstRowFirstColumn="0" w:firstRowLastColumn="0" w:lastRowFirstColumn="0" w:lastRowLastColumn="0"/>
-            </w:pPr>
-            <w:r>
-              <w:rPr>
-                <w:rFonts w:ascii="Aptos Narrow" w:hAnsi="Aptos Narrow"/>
-                <w:color w:val="000000"/>
+              <w:rPr>
+                <w:color w:val="000000" w:themeColor="text1"/>
+              </w:rPr>
+            </w:pPr>
+            <w:r>
+              <w:rPr>
+                <w:rFonts w:ascii="Aptos Narrow" w:hAnsi="Aptos Narrow"/>
+                <w:color w:val="000000" w:themeColor="text1"/>
               </w:rPr>
               <w:t>1082.4</w:t>
             </w:r>
@@ -28620,11 +23165,14 @@
             <w:pPr>
               <w:ind w:firstLine="0"/>
               <w:cnfStyle w:val="000000000000" w:firstRow="0" w:lastRow="0" w:firstColumn="0" w:lastColumn="0" w:oddVBand="0" w:evenVBand="0" w:oddHBand="0" w:evenHBand="0" w:firstRowFirstColumn="0" w:firstRowLastColumn="0" w:lastRowFirstColumn="0" w:lastRowLastColumn="0"/>
-            </w:pPr>
-            <w:r>
-              <w:rPr>
-                <w:rFonts w:ascii="Aptos Narrow" w:hAnsi="Aptos Narrow"/>
-                <w:color w:val="000000"/>
+              <w:rPr>
+                <w:color w:val="000000" w:themeColor="text1"/>
+              </w:rPr>
+            </w:pPr>
+            <w:r>
+              <w:rPr>
+                <w:rFonts w:ascii="Aptos Narrow" w:hAnsi="Aptos Narrow"/>
+                <w:color w:val="000000" w:themeColor="text1"/>
               </w:rPr>
               <w:t>1066.6</w:t>
             </w:r>
@@ -28726,11 +23274,14 @@
             <w:pPr>
               <w:ind w:firstLine="0"/>
               <w:cnfStyle w:val="000000100000" w:firstRow="0" w:lastRow="0" w:firstColumn="0" w:lastColumn="0" w:oddVBand="0" w:evenVBand="0" w:oddHBand="1" w:evenHBand="0" w:firstRowFirstColumn="0" w:firstRowLastColumn="0" w:lastRowFirstColumn="0" w:lastRowLastColumn="0"/>
-            </w:pPr>
-            <w:r>
-              <w:rPr>
-                <w:rFonts w:ascii="Aptos Narrow" w:hAnsi="Aptos Narrow"/>
-                <w:color w:val="000000"/>
+              <w:rPr>
+                <w:color w:val="000000" w:themeColor="text1"/>
+              </w:rPr>
+            </w:pPr>
+            <w:r>
+              <w:rPr>
+                <w:rFonts w:ascii="Aptos Narrow" w:hAnsi="Aptos Narrow"/>
+                <w:color w:val="000000" w:themeColor="text1"/>
               </w:rPr>
               <w:t>1223.6</w:t>
             </w:r>
@@ -28817,6 +23368,7 @@
               <w:cnfStyle w:val="000000000000" w:firstRow="0" w:lastRow="0" w:firstColumn="0" w:lastColumn="0" w:oddVBand="0" w:evenVBand="0" w:oddHBand="0" w:evenHBand="0" w:firstRowFirstColumn="0" w:firstRowLastColumn="0" w:lastRowFirstColumn="0" w:lastRowLastColumn="0"/>
               <w:rPr>
                 <w:rFonts w:ascii="Aptos Narrow" w:hAnsi="Aptos Narrow"/>
+                <w:color w:val="000000" w:themeColor="text1"/>
               </w:rPr>
             </w:pPr>
           </w:p>
@@ -28865,12 +23417,13 @@
               <w:cnfStyle w:val="000000100000" w:firstRow="0" w:lastRow="0" w:firstColumn="0" w:lastColumn="0" w:oddVBand="0" w:evenVBand="0" w:oddHBand="1" w:evenHBand="0" w:firstRowFirstColumn="0" w:firstRowLastColumn="0" w:lastRowFirstColumn="0" w:lastRowLastColumn="0"/>
               <w:rPr>
                 <w:rFonts w:ascii="Aptos Narrow" w:hAnsi="Aptos Narrow"/>
-              </w:rPr>
-            </w:pPr>
-            <w:r>
-              <w:rPr>
-                <w:rFonts w:ascii="Aptos Narrow" w:hAnsi="Aptos Narrow"/>
-                <w:color w:val="FF0000"/>
+                <w:color w:val="000000" w:themeColor="text1"/>
+              </w:rPr>
+            </w:pPr>
+            <w:r>
+              <w:rPr>
+                <w:rFonts w:ascii="Aptos Narrow" w:hAnsi="Aptos Narrow"/>
+                <w:color w:val="000000" w:themeColor="text1"/>
               </w:rPr>
               <w:t>1418</w:t>
             </w:r>
@@ -28973,12 +23526,13 @@
               <w:cnfStyle w:val="000000000000" w:firstRow="0" w:lastRow="0" w:firstColumn="0" w:lastColumn="0" w:oddVBand="0" w:evenVBand="0" w:oddHBand="0" w:evenHBand="0" w:firstRowFirstColumn="0" w:firstRowLastColumn="0" w:lastRowFirstColumn="0" w:lastRowLastColumn="0"/>
               <w:rPr>
                 <w:rFonts w:ascii="Aptos Narrow" w:hAnsi="Aptos Narrow"/>
-              </w:rPr>
-            </w:pPr>
-            <w:r>
-              <w:rPr>
-                <w:rFonts w:ascii="Aptos Narrow" w:hAnsi="Aptos Narrow"/>
-                <w:color w:val="000000"/>
+                <w:color w:val="000000" w:themeColor="text1"/>
+              </w:rPr>
+            </w:pPr>
+            <w:r>
+              <w:rPr>
+                <w:rFonts w:ascii="Aptos Narrow" w:hAnsi="Aptos Narrow"/>
+                <w:color w:val="000000" w:themeColor="text1"/>
               </w:rPr>
               <w:t>1271.2</w:t>
             </w:r>
@@ -29091,12 +23645,13 @@
               <w:cnfStyle w:val="000000100000" w:firstRow="0" w:lastRow="0" w:firstColumn="0" w:lastColumn="0" w:oddVBand="0" w:evenVBand="0" w:oddHBand="1" w:evenHBand="0" w:firstRowFirstColumn="0" w:firstRowLastColumn="0" w:lastRowFirstColumn="0" w:lastRowLastColumn="0"/>
               <w:rPr>
                 <w:rFonts w:ascii="Aptos Narrow" w:hAnsi="Aptos Narrow"/>
-              </w:rPr>
-            </w:pPr>
-            <w:r>
-              <w:rPr>
-                <w:rFonts w:ascii="Aptos Narrow" w:hAnsi="Aptos Narrow"/>
-                <w:color w:val="000000"/>
+                <w:color w:val="000000" w:themeColor="text1"/>
+              </w:rPr>
+            </w:pPr>
+            <w:r>
+              <w:rPr>
+                <w:rFonts w:ascii="Aptos Narrow" w:hAnsi="Aptos Narrow"/>
+                <w:color w:val="000000" w:themeColor="text1"/>
               </w:rPr>
               <w:t>1143</w:t>
             </w:r>
@@ -29206,12 +23761,13 @@
               <w:cnfStyle w:val="000000000000" w:firstRow="0" w:lastRow="0" w:firstColumn="0" w:lastColumn="0" w:oddVBand="0" w:evenVBand="0" w:oddHBand="0" w:evenHBand="0" w:firstRowFirstColumn="0" w:firstRowLastColumn="0" w:lastRowFirstColumn="0" w:lastRowLastColumn="0"/>
               <w:rPr>
                 <w:rFonts w:ascii="Aptos Narrow" w:hAnsi="Aptos Narrow"/>
-              </w:rPr>
-            </w:pPr>
-            <w:r>
-              <w:rPr>
-                <w:rFonts w:ascii="Aptos Narrow" w:hAnsi="Aptos Narrow"/>
-                <w:color w:val="000000"/>
+                <w:color w:val="000000" w:themeColor="text1"/>
+              </w:rPr>
+            </w:pPr>
+            <w:r>
+              <w:rPr>
+                <w:rFonts w:ascii="Aptos Narrow" w:hAnsi="Aptos Narrow"/>
+                <w:color w:val="000000" w:themeColor="text1"/>
               </w:rPr>
               <w:t>1142.75</w:t>
             </w:r>
@@ -29324,12 +23880,13 @@
               <w:cnfStyle w:val="000000100000" w:firstRow="0" w:lastRow="0" w:firstColumn="0" w:lastColumn="0" w:oddVBand="0" w:evenVBand="0" w:oddHBand="1" w:evenHBand="0" w:firstRowFirstColumn="0" w:firstRowLastColumn="0" w:lastRowFirstColumn="0" w:lastRowLastColumn="0"/>
               <w:rPr>
                 <w:rFonts w:ascii="Aptos Narrow" w:hAnsi="Aptos Narrow"/>
-              </w:rPr>
-            </w:pPr>
-            <w:r>
-              <w:rPr>
-                <w:rFonts w:ascii="Aptos Narrow" w:hAnsi="Aptos Narrow"/>
-                <w:color w:val="000000"/>
+                <w:color w:val="000000" w:themeColor="text1"/>
+              </w:rPr>
+            </w:pPr>
+            <w:r>
+              <w:rPr>
+                <w:rFonts w:ascii="Aptos Narrow" w:hAnsi="Aptos Narrow"/>
+                <w:color w:val="000000" w:themeColor="text1"/>
               </w:rPr>
               <w:t>1273.4</w:t>
             </w:r>
@@ -29425,6 +23982,7 @@
               <w:cnfStyle w:val="000000000000" w:firstRow="0" w:lastRow="0" w:firstColumn="0" w:lastColumn="0" w:oddVBand="0" w:evenVBand="0" w:oddHBand="0" w:evenHBand="0" w:firstRowFirstColumn="0" w:firstRowLastColumn="0" w:lastRowFirstColumn="0" w:lastRowLastColumn="0"/>
               <w:rPr>
                 <w:rFonts w:ascii="Aptos Narrow" w:hAnsi="Aptos Narrow"/>
+                <w:color w:val="000000" w:themeColor="text1"/>
               </w:rPr>
             </w:pPr>
           </w:p>
@@ -29473,12 +24031,13 @@
               <w:cnfStyle w:val="000000100000" w:firstRow="0" w:lastRow="0" w:firstColumn="0" w:lastColumn="0" w:oddVBand="0" w:evenVBand="0" w:oddHBand="1" w:evenHBand="0" w:firstRowFirstColumn="0" w:firstRowLastColumn="0" w:lastRowFirstColumn="0" w:lastRowLastColumn="0"/>
               <w:rPr>
                 <w:rFonts w:ascii="Aptos Narrow" w:hAnsi="Aptos Narrow"/>
-              </w:rPr>
-            </w:pPr>
-            <w:r>
-              <w:rPr>
-                <w:rFonts w:ascii="Aptos Narrow" w:hAnsi="Aptos Narrow"/>
-                <w:color w:val="FF0000"/>
+                <w:color w:val="000000" w:themeColor="text1"/>
+              </w:rPr>
+            </w:pPr>
+            <w:r>
+              <w:rPr>
+                <w:rFonts w:ascii="Aptos Narrow" w:hAnsi="Aptos Narrow"/>
+                <w:color w:val="000000" w:themeColor="text1"/>
               </w:rPr>
               <w:t>1546</w:t>
             </w:r>
@@ -29584,12 +24143,13 @@
               <w:cnfStyle w:val="000000000000" w:firstRow="0" w:lastRow="0" w:firstColumn="0" w:lastColumn="0" w:oddVBand="0" w:evenVBand="0" w:oddHBand="0" w:evenHBand="0" w:firstRowFirstColumn="0" w:firstRowLastColumn="0" w:lastRowFirstColumn="0" w:lastRowLastColumn="0"/>
               <w:rPr>
                 <w:rFonts w:ascii="Aptos Narrow" w:hAnsi="Aptos Narrow"/>
-              </w:rPr>
-            </w:pPr>
-            <w:r>
-              <w:rPr>
-                <w:rFonts w:ascii="Aptos Narrow" w:hAnsi="Aptos Narrow"/>
-                <w:color w:val="000000"/>
+                <w:color w:val="000000" w:themeColor="text1"/>
+              </w:rPr>
+            </w:pPr>
+            <w:r>
+              <w:rPr>
+                <w:rFonts w:ascii="Aptos Narrow" w:hAnsi="Aptos Narrow"/>
+                <w:color w:val="000000" w:themeColor="text1"/>
               </w:rPr>
               <w:t>1378.2</w:t>
             </w:r>
@@ -29705,12 +24265,13 @@
               <w:cnfStyle w:val="000000100000" w:firstRow="0" w:lastRow="0" w:firstColumn="0" w:lastColumn="0" w:oddVBand="0" w:evenVBand="0" w:oddHBand="1" w:evenHBand="0" w:firstRowFirstColumn="0" w:firstRowLastColumn="0" w:lastRowFirstColumn="0" w:lastRowLastColumn="0"/>
               <w:rPr>
                 <w:rFonts w:ascii="Aptos Narrow" w:hAnsi="Aptos Narrow"/>
-              </w:rPr>
-            </w:pPr>
-            <w:r>
-              <w:rPr>
-                <w:rFonts w:ascii="Aptos Narrow" w:hAnsi="Aptos Narrow"/>
-                <w:color w:val="000000"/>
+                <w:color w:val="000000" w:themeColor="text1"/>
+              </w:rPr>
+            </w:pPr>
+            <w:r>
+              <w:rPr>
+                <w:rFonts w:ascii="Aptos Narrow" w:hAnsi="Aptos Narrow"/>
+                <w:color w:val="000000" w:themeColor="text1"/>
               </w:rPr>
               <w:t>1250</w:t>
             </w:r>
@@ -29816,12 +24377,13 @@
               <w:cnfStyle w:val="000000000000" w:firstRow="0" w:lastRow="0" w:firstColumn="0" w:lastColumn="0" w:oddVBand="0" w:evenVBand="0" w:oddHBand="0" w:evenHBand="0" w:firstRowFirstColumn="0" w:firstRowLastColumn="0" w:lastRowFirstColumn="0" w:lastRowLastColumn="0"/>
               <w:rPr>
                 <w:rFonts w:ascii="Aptos Narrow" w:hAnsi="Aptos Narrow"/>
-              </w:rPr>
-            </w:pPr>
-            <w:r>
-              <w:rPr>
-                <w:rFonts w:ascii="Aptos Narrow" w:hAnsi="Aptos Narrow"/>
-                <w:color w:val="000000"/>
+                <w:color w:val="000000" w:themeColor="text1"/>
+              </w:rPr>
+            </w:pPr>
+            <w:r>
+              <w:rPr>
+                <w:rFonts w:ascii="Aptos Narrow" w:hAnsi="Aptos Narrow"/>
+                <w:color w:val="000000" w:themeColor="text1"/>
               </w:rPr>
               <w:t>1265</w:t>
             </w:r>
@@ -29937,12 +24499,13 @@
               <w:cnfStyle w:val="000000100000" w:firstRow="0" w:lastRow="0" w:firstColumn="0" w:lastColumn="0" w:oddVBand="0" w:evenVBand="0" w:oddHBand="1" w:evenHBand="0" w:firstRowFirstColumn="0" w:firstRowLastColumn="0" w:lastRowFirstColumn="0" w:lastRowLastColumn="0"/>
               <w:rPr>
                 <w:rFonts w:ascii="Aptos Narrow" w:hAnsi="Aptos Narrow"/>
-              </w:rPr>
-            </w:pPr>
-            <w:r>
-              <w:rPr>
-                <w:rFonts w:ascii="Aptos Narrow" w:hAnsi="Aptos Narrow"/>
-                <w:color w:val="000000"/>
+                <w:color w:val="000000" w:themeColor="text1"/>
+              </w:rPr>
+            </w:pPr>
+            <w:r>
+              <w:rPr>
+                <w:rFonts w:ascii="Aptos Narrow" w:hAnsi="Aptos Narrow"/>
+                <w:color w:val="000000" w:themeColor="text1"/>
               </w:rPr>
               <w:t>1369</w:t>
             </w:r>
@@ -30571,6 +25134,184 @@
 <file path=word/numbering.xml><?xml version="1.0" encoding="utf-8"?>
 <w:numbering xmlns:wpc="http://schemas.microsoft.com/office/word/2010/wordprocessingCanvas" xmlns:cx="http://schemas.microsoft.com/office/drawing/2014/chartex" xmlns:cx1="http://schemas.microsoft.com/office/drawing/2015/9/8/chartex" xmlns:cx2="http://schemas.microsoft.com/office/drawing/2015/10/21/chartex" xmlns:cx3="http://schemas.microsoft.com/office/drawing/2016/5/9/chartex" xmlns:cx4="http://schemas.microsoft.com/office/drawing/2016/5/10/chartex" xmlns:cx5="http://schemas.microsoft.com/office/drawing/2016/5/11/chartex" xmlns:cx6="http://schemas.microsoft.com/office/drawing/2016/5/12/chartex" xmlns:cx7="http://schemas.microsoft.com/office/drawing/2016/5/13/chartex" xmlns:cx8="http://schemas.microsoft.com/office/drawing/2016/5/14/chartex" xmlns:mc="http://schemas.openxmlformats.org/markup-compatibility/2006" xmlns:aink="http://schemas.microsoft.com/office/drawing/2016/ink" xmlns:am3d="http://schemas.microsoft.com/office/drawing/2017/model3d" xmlns:o="urn:schemas-microsoft-com:office:office" xmlns:oel="http://schemas.microsoft.com/office/2019/extlst" xmlns:r="http://schemas.openxmlformats.org/officeDocument/2006/relationships" xmlns:m="http://schemas.openxmlformats.org/officeDocument/2006/math" xmlns:v="urn:schemas-microsoft-com:vml" xmlns:wp14="http://schemas.microsoft.com/office/word/2010/wordprocessingDrawing" xmlns:wp="http://schemas.openxmlformats.org/drawingml/2006/wordprocessingDrawing" xmlns:w10="urn:schemas-microsoft-com:office:word" xmlns:w="http://schemas.openxmlformats.org/wordprocessingml/2006/main" xmlns:w14="http://schemas.microsoft.com/office/word/2010/wordml" xmlns:w15="http://schemas.microsoft.com/office/word/2012/wordml" xmlns:w16cex="http://schemas.microsoft.com/office/word/2018/wordml/cex" xmlns:w16cid="http://schemas.microsoft.com/office/word/2016/wordml/cid" xmlns:w16="http://schemas.microsoft.com/office/word/2018/wordml" xmlns:w16du="http://schemas.microsoft.com/office/word/2023/wordml/word16du" xmlns:w16sdtdh="http://schemas.microsoft.com/office/word/2020/wordml/sdtdatahash" xmlns:w16sdtfl="http://schemas.microsoft.com/office/word/2024/wordml/sdtformatlock" xmlns:w16se="http://schemas.microsoft.com/office/word/2015/wordml/symex" xmlns:wpg="http://schemas.microsoft.com/office/word/2010/wordprocessingGroup" xmlns:wpi="http://schemas.microsoft.com/office/word/2010/wordprocessingInk" xmlns:wne="http://schemas.microsoft.com/office/word/2006/wordml" xmlns:wps="http://schemas.microsoft.com/office/word/2010/wordprocessingShape" mc:Ignorable="w14 w15 w16se w16cid w16 w16cex w16sdtdh w16sdtfl w16du wp14">
   <w:abstractNum w:abstractNumId="0" w15:restartNumberingAfterBreak="0">
+    <w:nsid w:val="032F3EA0"/>
+    <w:multiLevelType w:val="hybridMultilevel"/>
+    <w:tmpl w:val="A9BE6884"/>
+    <w:lvl w:ilvl="0" w:tplc="08BEAFF4">
+      <w:start w:val="1"/>
+      <w:numFmt w:val="decimal"/>
+      <w:lvlText w:val="%1."/>
+      <w:lvlJc w:val="left"/>
+      <w:pPr>
+        <w:ind w:left="1080" w:hanging="360"/>
+      </w:pPr>
+      <w:rPr>
+        <w:rFonts w:hint="default"/>
+      </w:rPr>
+    </w:lvl>
+    <w:lvl w:ilvl="1" w:tplc="08090019">
+      <w:start w:val="1"/>
+      <w:numFmt w:val="lowerLetter"/>
+      <w:lvlText w:val="%2."/>
+      <w:lvlJc w:val="left"/>
+      <w:pPr>
+        <w:ind w:left="1800" w:hanging="360"/>
+      </w:pPr>
+    </w:lvl>
+    <w:lvl w:ilvl="2" w:tplc="0809001B" w:tentative="1">
+      <w:start w:val="1"/>
+      <w:numFmt w:val="lowerRoman"/>
+      <w:lvlText w:val="%3."/>
+      <w:lvlJc w:val="right"/>
+      <w:pPr>
+        <w:ind w:left="2520" w:hanging="180"/>
+      </w:pPr>
+    </w:lvl>
+    <w:lvl w:ilvl="3" w:tplc="0809000F" w:tentative="1">
+      <w:start w:val="1"/>
+      <w:numFmt w:val="decimal"/>
+      <w:lvlText w:val="%4."/>
+      <w:lvlJc w:val="left"/>
+      <w:pPr>
+        <w:ind w:left="3240" w:hanging="360"/>
+      </w:pPr>
+    </w:lvl>
+    <w:lvl w:ilvl="4" w:tplc="08090019" w:tentative="1">
+      <w:start w:val="1"/>
+      <w:numFmt w:val="lowerLetter"/>
+      <w:lvlText w:val="%5."/>
+      <w:lvlJc w:val="left"/>
+      <w:pPr>
+        <w:ind w:left="3960" w:hanging="360"/>
+      </w:pPr>
+    </w:lvl>
+    <w:lvl w:ilvl="5" w:tplc="0809001B" w:tentative="1">
+      <w:start w:val="1"/>
+      <w:numFmt w:val="lowerRoman"/>
+      <w:lvlText w:val="%6."/>
+      <w:lvlJc w:val="right"/>
+      <w:pPr>
+        <w:ind w:left="4680" w:hanging="180"/>
+      </w:pPr>
+    </w:lvl>
+    <w:lvl w:ilvl="6" w:tplc="0809000F" w:tentative="1">
+      <w:start w:val="1"/>
+      <w:numFmt w:val="decimal"/>
+      <w:lvlText w:val="%7."/>
+      <w:lvlJc w:val="left"/>
+      <w:pPr>
+        <w:ind w:left="5400" w:hanging="360"/>
+      </w:pPr>
+    </w:lvl>
+    <w:lvl w:ilvl="7" w:tplc="08090019" w:tentative="1">
+      <w:start w:val="1"/>
+      <w:numFmt w:val="lowerLetter"/>
+      <w:lvlText w:val="%8."/>
+      <w:lvlJc w:val="left"/>
+      <w:pPr>
+        <w:ind w:left="6120" w:hanging="360"/>
+      </w:pPr>
+    </w:lvl>
+    <w:lvl w:ilvl="8" w:tplc="0809001B" w:tentative="1">
+      <w:start w:val="1"/>
+      <w:numFmt w:val="lowerRoman"/>
+      <w:lvlText w:val="%9."/>
+      <w:lvlJc w:val="right"/>
+      <w:pPr>
+        <w:ind w:left="6840" w:hanging="180"/>
+      </w:pPr>
+    </w:lvl>
+  </w:abstractNum>
+  <w:abstractNum w:abstractNumId="1" w15:restartNumberingAfterBreak="0">
+    <w:nsid w:val="16A026ED"/>
+    <w:multiLevelType w:val="hybridMultilevel"/>
+    <w:tmpl w:val="3AE27864"/>
+    <w:lvl w:ilvl="0" w:tplc="6BF072FA">
+      <w:start w:val="1"/>
+      <w:numFmt w:val="decimal"/>
+      <w:lvlText w:val="%1."/>
+      <w:lvlJc w:val="left"/>
+      <w:pPr>
+        <w:ind w:left="1080" w:hanging="360"/>
+      </w:pPr>
+      <w:rPr>
+        <w:rFonts w:hint="default"/>
+      </w:rPr>
+    </w:lvl>
+    <w:lvl w:ilvl="1" w:tplc="08090019" w:tentative="1">
+      <w:start w:val="1"/>
+      <w:numFmt w:val="lowerLetter"/>
+      <w:lvlText w:val="%2."/>
+      <w:lvlJc w:val="left"/>
+      <w:pPr>
+        <w:ind w:left="1800" w:hanging="360"/>
+      </w:pPr>
+    </w:lvl>
+    <w:lvl w:ilvl="2" w:tplc="0809001B" w:tentative="1">
+      <w:start w:val="1"/>
+      <w:numFmt w:val="lowerRoman"/>
+      <w:lvlText w:val="%3."/>
+      <w:lvlJc w:val="right"/>
+      <w:pPr>
+        <w:ind w:left="2520" w:hanging="180"/>
+      </w:pPr>
+    </w:lvl>
+    <w:lvl w:ilvl="3" w:tplc="0809000F" w:tentative="1">
+      <w:start w:val="1"/>
+      <w:numFmt w:val="decimal"/>
+      <w:lvlText w:val="%4."/>
+      <w:lvlJc w:val="left"/>
+      <w:pPr>
+        <w:ind w:left="3240" w:hanging="360"/>
+      </w:pPr>
+    </w:lvl>
+    <w:lvl w:ilvl="4" w:tplc="08090019" w:tentative="1">
+      <w:start w:val="1"/>
+      <w:numFmt w:val="lowerLetter"/>
+      <w:lvlText w:val="%5."/>
+      <w:lvlJc w:val="left"/>
+      <w:pPr>
+        <w:ind w:left="3960" w:hanging="360"/>
+      </w:pPr>
+    </w:lvl>
+    <w:lvl w:ilvl="5" w:tplc="0809001B" w:tentative="1">
+      <w:start w:val="1"/>
+      <w:numFmt w:val="lowerRoman"/>
+      <w:lvlText w:val="%6."/>
+      <w:lvlJc w:val="right"/>
+      <w:pPr>
+        <w:ind w:left="4680" w:hanging="180"/>
+      </w:pPr>
+    </w:lvl>
+    <w:lvl w:ilvl="6" w:tplc="0809000F" w:tentative="1">
+      <w:start w:val="1"/>
+      <w:numFmt w:val="decimal"/>
+      <w:lvlText w:val="%7."/>
+      <w:lvlJc w:val="left"/>
+      <w:pPr>
+        <w:ind w:left="5400" w:hanging="360"/>
+      </w:pPr>
+    </w:lvl>
+    <w:lvl w:ilvl="7" w:tplc="08090019" w:tentative="1">
+      <w:start w:val="1"/>
+      <w:numFmt w:val="lowerLetter"/>
+      <w:lvlText w:val="%8."/>
+      <w:lvlJc w:val="left"/>
+      <w:pPr>
+        <w:ind w:left="6120" w:hanging="360"/>
+      </w:pPr>
+    </w:lvl>
+    <w:lvl w:ilvl="8" w:tplc="0809001B" w:tentative="1">
+      <w:start w:val="1"/>
+      <w:numFmt w:val="lowerRoman"/>
+      <w:lvlText w:val="%9."/>
+      <w:lvlJc w:val="right"/>
+      <w:pPr>
+        <w:ind w:left="6840" w:hanging="180"/>
+      </w:pPr>
+    </w:lvl>
+  </w:abstractNum>
+  <w:abstractNum w:abstractNumId="2" w15:restartNumberingAfterBreak="0">
     <w:nsid w:val="28F27A92"/>
     <w:multiLevelType w:val="hybridMultilevel"/>
     <w:tmpl w:val="FB581E9C"/>
@@ -30683,7 +25424,96 @@
       </w:rPr>
     </w:lvl>
   </w:abstractNum>
-  <w:abstractNum w:abstractNumId="1" w15:restartNumberingAfterBreak="0">
+  <w:abstractNum w:abstractNumId="3" w15:restartNumberingAfterBreak="0">
+    <w:nsid w:val="5BE3596B"/>
+    <w:multiLevelType w:val="hybridMultilevel"/>
+    <w:tmpl w:val="E6D63FA4"/>
+    <w:lvl w:ilvl="0" w:tplc="E688AFCE">
+      <w:start w:val="1"/>
+      <w:numFmt w:val="decimal"/>
+      <w:lvlText w:val="%1."/>
+      <w:lvlJc w:val="left"/>
+      <w:pPr>
+        <w:ind w:left="1080" w:hanging="360"/>
+      </w:pPr>
+      <w:rPr>
+        <w:rFonts w:hint="default"/>
+      </w:rPr>
+    </w:lvl>
+    <w:lvl w:ilvl="1" w:tplc="08090019" w:tentative="1">
+      <w:start w:val="1"/>
+      <w:numFmt w:val="lowerLetter"/>
+      <w:lvlText w:val="%2."/>
+      <w:lvlJc w:val="left"/>
+      <w:pPr>
+        <w:ind w:left="1800" w:hanging="360"/>
+      </w:pPr>
+    </w:lvl>
+    <w:lvl w:ilvl="2" w:tplc="0809001B" w:tentative="1">
+      <w:start w:val="1"/>
+      <w:numFmt w:val="lowerRoman"/>
+      <w:lvlText w:val="%3."/>
+      <w:lvlJc w:val="right"/>
+      <w:pPr>
+        <w:ind w:left="2520" w:hanging="180"/>
+      </w:pPr>
+    </w:lvl>
+    <w:lvl w:ilvl="3" w:tplc="0809000F" w:tentative="1">
+      <w:start w:val="1"/>
+      <w:numFmt w:val="decimal"/>
+      <w:lvlText w:val="%4."/>
+      <w:lvlJc w:val="left"/>
+      <w:pPr>
+        <w:ind w:left="3240" w:hanging="360"/>
+      </w:pPr>
+    </w:lvl>
+    <w:lvl w:ilvl="4" w:tplc="08090019" w:tentative="1">
+      <w:start w:val="1"/>
+      <w:numFmt w:val="lowerLetter"/>
+      <w:lvlText w:val="%5."/>
+      <w:lvlJc w:val="left"/>
+      <w:pPr>
+        <w:ind w:left="3960" w:hanging="360"/>
+      </w:pPr>
+    </w:lvl>
+    <w:lvl w:ilvl="5" w:tplc="0809001B" w:tentative="1">
+      <w:start w:val="1"/>
+      <w:numFmt w:val="lowerRoman"/>
+      <w:lvlText w:val="%6."/>
+      <w:lvlJc w:val="right"/>
+      <w:pPr>
+        <w:ind w:left="4680" w:hanging="180"/>
+      </w:pPr>
+    </w:lvl>
+    <w:lvl w:ilvl="6" w:tplc="0809000F" w:tentative="1">
+      <w:start w:val="1"/>
+      <w:numFmt w:val="decimal"/>
+      <w:lvlText w:val="%7."/>
+      <w:lvlJc w:val="left"/>
+      <w:pPr>
+        <w:ind w:left="5400" w:hanging="360"/>
+      </w:pPr>
+    </w:lvl>
+    <w:lvl w:ilvl="7" w:tplc="08090019" w:tentative="1">
+      <w:start w:val="1"/>
+      <w:numFmt w:val="lowerLetter"/>
+      <w:lvlText w:val="%8."/>
+      <w:lvlJc w:val="left"/>
+      <w:pPr>
+        <w:ind w:left="6120" w:hanging="360"/>
+      </w:pPr>
+    </w:lvl>
+    <w:lvl w:ilvl="8" w:tplc="0809001B" w:tentative="1">
+      <w:start w:val="1"/>
+      <w:numFmt w:val="lowerRoman"/>
+      <w:lvlText w:val="%9."/>
+      <w:lvlJc w:val="right"/>
+      <w:pPr>
+        <w:ind w:left="6840" w:hanging="180"/>
+      </w:pPr>
+    </w:lvl>
+  </w:abstractNum>
+  <w:abstractNum w:abstractNumId="4" w15:restartNumberingAfterBreak="0">
     <w:nsid w:val="79B30858"/>
     <w:multiLevelType w:val="multilevel"/>
     <w:tmpl w:val="8954E0CE"/>
@@ -30796,11 +25626,112 @@
       </w:rPr>
     </w:lvl>
   </w:abstractNum>
+  <w:abstractNum w:abstractNumId="5" w15:restartNumberingAfterBreak="0">
+    <w:nsid w:val="7D7B3789"/>
+    <w:multiLevelType w:val="hybridMultilevel"/>
+    <w:tmpl w:val="F814A270"/>
+    <w:lvl w:ilvl="0" w:tplc="CC36AF34">
+      <w:start w:val="22"/>
+      <w:numFmt w:val="decimal"/>
+      <w:lvlText w:val="%1."/>
+      <w:lvlJc w:val="left"/>
+      <w:pPr>
+        <w:ind w:left="1080" w:hanging="360"/>
+      </w:pPr>
+      <w:rPr>
+        <w:rFonts w:hint="default"/>
+      </w:rPr>
+    </w:lvl>
+    <w:lvl w:ilvl="1" w:tplc="08090019" w:tentative="1">
+      <w:start w:val="1"/>
+      <w:numFmt w:val="lowerLetter"/>
+      <w:lvlText w:val="%2."/>
+      <w:lvlJc w:val="left"/>
+      <w:pPr>
+        <w:ind w:left="1800" w:hanging="360"/>
+      </w:pPr>
+    </w:lvl>
+    <w:lvl w:ilvl="2" w:tplc="0809001B" w:tentative="1">
+      <w:start w:val="1"/>
+      <w:numFmt w:val="lowerRoman"/>
+      <w:lvlText w:val="%3."/>
+      <w:lvlJc w:val="right"/>
+      <w:pPr>
+        <w:ind w:left="2520" w:hanging="180"/>
+      </w:pPr>
+    </w:lvl>
+    <w:lvl w:ilvl="3" w:tplc="0809000F" w:tentative="1">
+      <w:start w:val="1"/>
+      <w:numFmt w:val="decimal"/>
+      <w:lvlText w:val="%4."/>
+      <w:lvlJc w:val="left"/>
+      <w:pPr>
+        <w:ind w:left="3240" w:hanging="360"/>
+      </w:pPr>
+    </w:lvl>
+    <w:lvl w:ilvl="4" w:tplc="08090019" w:tentative="1">
+      <w:start w:val="1"/>
+      <w:numFmt w:val="lowerLetter"/>
+      <w:lvlText w:val="%5."/>
+      <w:lvlJc w:val="left"/>
+      <w:pPr>
+        <w:ind w:left="3960" w:hanging="360"/>
+      </w:pPr>
+    </w:lvl>
+    <w:lvl w:ilvl="5" w:tplc="0809001B" w:tentative="1">
+      <w:start w:val="1"/>
+      <w:numFmt w:val="lowerRoman"/>
+      <w:lvlText w:val="%6."/>
+      <w:lvlJc w:val="right"/>
+      <w:pPr>
+        <w:ind w:left="4680" w:hanging="180"/>
+      </w:pPr>
+    </w:lvl>
+    <w:lvl w:ilvl="6" w:tplc="0809000F" w:tentative="1">
+      <w:start w:val="1"/>
+      <w:numFmt w:val="decimal"/>
+      <w:lvlText w:val="%7."/>
+      <w:lvlJc w:val="left"/>
+      <w:pPr>
+        <w:ind w:left="5400" w:hanging="360"/>
+      </w:pPr>
+    </w:lvl>
+    <w:lvl w:ilvl="7" w:tplc="08090019" w:tentative="1">
+      <w:start w:val="1"/>
+      <w:numFmt w:val="lowerLetter"/>
+      <w:lvlText w:val="%8."/>
+      <w:lvlJc w:val="left"/>
+      <w:pPr>
+        <w:ind w:left="6120" w:hanging="360"/>
+      </w:pPr>
+    </w:lvl>
+    <w:lvl w:ilvl="8" w:tplc="0809001B" w:tentative="1">
+      <w:start w:val="1"/>
+      <w:numFmt w:val="lowerRoman"/>
+      <w:lvlText w:val="%9."/>
+      <w:lvlJc w:val="right"/>
+      <w:pPr>
+        <w:ind w:left="6840" w:hanging="180"/>
+      </w:pPr>
+    </w:lvl>
+  </w:abstractNum>
   <w:num w:numId="1" w16cid:durableId="1826816783">
+    <w:abstractNumId w:val="4"/>
+  </w:num>
+  <w:num w:numId="2" w16cid:durableId="905605748">
+    <w:abstractNumId w:val="2"/>
+  </w:num>
+  <w:num w:numId="3" w16cid:durableId="319965895">
+    <w:abstractNumId w:val="0"/>
+  </w:num>
+  <w:num w:numId="4" w16cid:durableId="516772276">
     <w:abstractNumId w:val="1"/>
   </w:num>
-  <w:num w:numId="2" w16cid:durableId="905605748">
-    <w:abstractNumId w:val="0"/>
+  <w:num w:numId="5" w16cid:durableId="1595242426">
+    <w:abstractNumId w:val="3"/>
+  </w:num>
+  <w:num w:numId="6" w16cid:durableId="1439789636">
+    <w:abstractNumId w:val="5"/>
   </w:num>
 </w:numbering>
 </file>
@@ -31331,6 +26262,7 @@
   <w:style w:type="character" w:default="1" w:styleId="DefaultParagraphFont">
     <w:name w:val="Default Paragraph Font"/>
     <w:uiPriority w:val="1"/>
+    <w:semiHidden/>
     <w:unhideWhenUsed/>
   </w:style>
   <w:style w:type="table" w:default="1" w:styleId="TableNormal">
@@ -33322,10 +28254,17 @@
 
 <file path=word/glossary/fontTable.xml><?xml version="1.0" encoding="utf-8"?>
 <w:fonts xmlns:mc="http://schemas.openxmlformats.org/markup-compatibility/2006" xmlns:r="http://schemas.openxmlformats.org/officeDocument/2006/relationships" xmlns:w="http://schemas.openxmlformats.org/wordprocessingml/2006/main" xmlns:w14="http://schemas.microsoft.com/office/word/2010/wordml" xmlns:w15="http://schemas.microsoft.com/office/word/2012/wordml" xmlns:w16cex="http://schemas.microsoft.com/office/word/2018/wordml/cex" xmlns:w16cid="http://schemas.microsoft.com/office/word/2016/wordml/cid" xmlns:w16="http://schemas.microsoft.com/office/word/2018/wordml" xmlns:w16du="http://schemas.microsoft.com/office/word/2023/wordml/word16du" xmlns:w16sdtdh="http://schemas.microsoft.com/office/word/2020/wordml/sdtdatahash" xmlns:w16sdtfl="http://schemas.microsoft.com/office/word/2024/wordml/sdtformatlock" xmlns:w16se="http://schemas.microsoft.com/office/word/2015/wordml/symex" mc:Ignorable="w14 w15 w16se w16cid w16 w16cex w16sdtdh w16sdtfl w16du">
+  <w:font w:name="Times New Roman">
+    <w:panose1 w:val="02020603050405020304"/>
+    <w:charset w:val="00"/>
+    <w:family w:val="roman"/>
+    <w:pitch w:val="variable"/>
+    <w:sig w:usb0="E0002EFF" w:usb1="C000785B" w:usb2="00000009" w:usb3="00000000" w:csb0="000001FF" w:csb1="00000000"/>
+  </w:font>
   <w:font w:name="Symbol">
     <w:panose1 w:val="05050102010706020507"/>
     <w:charset w:val="02"/>
-    <w:family w:val="roman"/>
+    <w:family w:val="decorative"/>
     <w:pitch w:val="variable"/>
     <w:sig w:usb0="00000000" w:usb1="10000000" w:usb2="00000000" w:usb3="00000000" w:csb0="80000000" w:csb1="00000000"/>
   </w:font>
@@ -33351,19 +28290,12 @@
     <w:pitch w:val="fixed"/>
     <w:sig w:usb0="E0002EFF" w:usb1="C0007843" w:usb2="00000009" w:usb3="00000000" w:csb0="000001FF" w:csb1="00000000"/>
   </w:font>
-  <w:font w:name="Times New Roman">
-    <w:panose1 w:val="02020603050405020304"/>
-    <w:charset w:val="00"/>
-    <w:family w:val="roman"/>
-    <w:pitch w:val="variable"/>
-    <w:sig w:usb0="E0002EFF" w:usb1="C000785B" w:usb2="00000009" w:usb3="00000000" w:csb0="000001FF" w:csb1="00000000"/>
-  </w:font>
   <w:font w:name="Wingdings">
     <w:panose1 w:val="05000000000000000000"/>
-    <w:charset w:val="02"/>
-    <w:family w:val="auto"/>
+    <w:charset w:val="4D"/>
+    <w:family w:val="decorative"/>
     <w:pitch w:val="variable"/>
-    <w:sig w:usb0="00000000" w:usb1="10000000" w:usb2="00000000" w:usb3="00000000" w:csb0="80000000" w:csb1="00000000"/>
+    <w:sig w:usb0="00000003" w:usb1="00000000" w:usb2="00000000" w:usb3="00000000" w:csb0="80000001" w:csb1="00000000"/>
   </w:font>
   <w:font w:name="Calibri">
     <w:panose1 w:val="020F0502020204030204"/>
@@ -33399,7 +28331,7 @@
     <w:charset w:val="00"/>
     <w:family w:val="modern"/>
     <w:pitch w:val="fixed"/>
-    <w:sig w:usb0="E00006FF" w:usb1="0000FCFF" w:usb2="00000001" w:usb3="00000000" w:csb0="0000019F" w:csb1="00000000"/>
+    <w:sig w:usb0="E10006FF" w:usb1="4000FCFF" w:usb2="00000009" w:usb3="00000000" w:csb0="0000019F" w:csb1="00000000"/>
   </w:font>
   <w:font w:name="Cambria Math">
     <w:panose1 w:val="02040503050406030204"/>
@@ -33409,18 +28341,21 @@
     <w:sig w:usb0="E00006FF" w:usb1="420024FF" w:usb2="02000000" w:usb3="00000000" w:csb0="0000019F" w:csb1="00000000"/>
   </w:font>
   <w:font w:name="Aptos Narrow">
+    <w:panose1 w:val="020B0004020202020204"/>
     <w:charset w:val="00"/>
     <w:family w:val="swiss"/>
     <w:pitch w:val="variable"/>
     <w:sig w:usb0="20000287" w:usb1="00000003" w:usb2="00000000" w:usb3="00000000" w:csb0="0000019F" w:csb1="00000000"/>
   </w:font>
   <w:font w:name="Aptos">
+    <w:panose1 w:val="020B0004020202020204"/>
     <w:charset w:val="00"/>
     <w:family w:val="swiss"/>
     <w:pitch w:val="variable"/>
     <w:sig w:usb0="20000287" w:usb1="00000003" w:usb2="00000000" w:usb3="00000000" w:csb0="0000019F" w:csb1="00000000"/>
   </w:font>
   <w:font w:name="Aptos Display">
+    <w:panose1 w:val="020B0004020202020204"/>
     <w:charset w:val="00"/>
     <w:family w:val="swiss"/>
     <w:pitch w:val="variable"/>
@@ -33446,10 +28381,13 @@
   <w:rsids>
     <w:rsidRoot w:val="00C47EEF"/>
     <w:rsid w:val="000838D7"/>
+    <w:rsid w:val="0028212D"/>
     <w:rsid w:val="002C1DE3"/>
     <w:rsid w:val="00306EEC"/>
+    <w:rsid w:val="003814E4"/>
     <w:rsid w:val="009848F8"/>
     <w:rsid w:val="009B6466"/>
+    <w:rsid w:val="00AB612B"/>
     <w:rsid w:val="00B64C5C"/>
     <w:rsid w:val="00BC7FE8"/>
     <w:rsid w:val="00C47EEF"/>
@@ -34223,7 +29161,7 @@
     <w:basedOn w:val="DefaultParagraphFont"/>
     <w:uiPriority w:val="99"/>
     <w:semiHidden/>
-    <w:rsid w:val="00C47EEF"/>
+    <w:rsid w:val="003814E4"/>
     <w:rPr>
       <w:color w:val="808080"/>
     </w:rPr>
@@ -34808,6 +29746,15 @@
 </file>
 
 <file path=customXml/item2.xml><?xml version="1.0" encoding="utf-8"?>
+<?mso-contentType ?>
+<FormTemplates xmlns="http://schemas.microsoft.com/sharepoint/v3/contenttype/forms">
+  <Display>DocumentLibraryForm</Display>
+  <Edit>DocumentLibraryForm</Edit>
+  <New>DocumentLibraryForm</New>
+</FormTemplates>
+</file>
+
+<file path=customXml/item3.xml><?xml version="1.0" encoding="utf-8"?>
 <p:properties xmlns:p="http://schemas.microsoft.com/office/2006/metadata/properties" xmlns:xsi="http://www.w3.org/2001/XMLSchema-instance" xmlns:pc="http://schemas.microsoft.com/office/infopath/2007/PartnerControls">
   <documentManagement>
     <_ip_UnifiedCompliancePolicyUIAction xmlns="http://schemas.microsoft.com/sharepoint/v3" xsi:nil="true"/>
@@ -34825,15 +29772,6 @@
     <MediaServiceKeyPoints xmlns="71af3243-3dd4-4a8d-8c0d-dd76da1f02a5" xsi:nil="true"/>
   </documentManagement>
 </p:properties>
-</file>
-
-<file path=customXml/item3.xml><?xml version="1.0" encoding="utf-8"?>
-<?mso-contentType ?>
-<FormTemplates xmlns="http://schemas.microsoft.com/sharepoint/v3/contenttype/forms">
-  <Display>DocumentLibraryForm</Display>
-  <Edit>DocumentLibraryForm</Edit>
-  <New>DocumentLibraryForm</New>
-</FormTemplates>
 </file>
 
 <file path=customXml/itemProps1.xml><?xml version="1.0" encoding="utf-8"?>
@@ -34858,6 +29796,14 @@
 </file>
 
 <file path=customXml/itemProps2.xml><?xml version="1.0" encoding="utf-8"?>
+<ds:datastoreItem xmlns:ds="http://schemas.openxmlformats.org/officeDocument/2006/customXml" ds:itemID="{2D686CB8-6245-413C-A355-156513A377FC}">
+  <ds:schemaRefs>
+    <ds:schemaRef ds:uri="http://schemas.microsoft.com/sharepoint/v3/contenttype/forms"/>
+  </ds:schemaRefs>
+</ds:datastoreItem>
+</file>
+
+<file path=customXml/itemProps3.xml><?xml version="1.0" encoding="utf-8"?>
 <ds:datastoreItem xmlns:ds="http://schemas.openxmlformats.org/officeDocument/2006/customXml" ds:itemID="{C7DCE20C-610A-4626-841D-1F10857B445E}">
   <ds:schemaRefs>
     <ds:schemaRef ds:uri="http://schemas.microsoft.com/office/2006/metadata/properties"/>
@@ -34867,12 +29813,4 @@
     <ds:schemaRef ds:uri="230e9df3-be65-4c73-a93b-d1236ebd677e"/>
   </ds:schemaRefs>
 </ds:datastoreItem>
-</file>
-
-<file path=customXml/itemProps3.xml><?xml version="1.0" encoding="utf-8"?>
-<ds:datastoreItem xmlns:ds="http://schemas.openxmlformats.org/officeDocument/2006/customXml" ds:itemID="{2D686CB8-6245-413C-A355-156513A377FC}">
-  <ds:schemaRefs>
-    <ds:schemaRef ds:uri="http://schemas.microsoft.com/sharepoint/v3/contenttype/forms"/>
-  </ds:schemaRefs>
-</ds:datastoreItem>
 </file>
--- a/Evaluating_Parallel_Monte_Carlo_Tree_Search_Strategies_for_the_Orienteering_Problem.docx
+++ b/Evaluating_Parallel_Monte_Carlo_Tree_Search_Strategies_for_the_Orienteering_Problem.docx
@@ -12,9 +12,6 @@
       </w:pPr>
       <w:r>
         <w:t>Evaluating Parallel Monte Carlo Tree Search Strategies for the Orienteering Problem</w:t>
-      </w:r>
-      <w:r>
-        <w:t xml:space="preserve"> </w:t>
       </w:r>
     </w:p>
     <w:p>
@@ -211,656 +208,72 @@
     </w:p>
     <w:p>
       <w:pPr>
-        <w:pStyle w:val="SectionTitle"/>
-      </w:pPr>
-      <w:sdt>
-        <w:sdtPr>
-          <w:id w:val="-1109969810"/>
-          <w:placeholder>
-            <w:docPart w:val="91A6C01A5E4E478A94534D10D50C8691"/>
-          </w:placeholder>
-          <w:temporary/>
-          <w:showingPlcHdr/>
-          <w15:appearance w15:val="hidden"/>
-        </w:sdtPr>
-        <w:sdtContent>
-          <w:r>
-            <w:t>Paper Tit</w:t>
-          </w:r>
-          <w:r>
-            <w:t>le in Bold at the Top of Page 2</w:t>
-          </w:r>
-        </w:sdtContent>
-      </w:sdt>
-      <w:r>
-        <w:t xml:space="preserve"> </w:t>
-      </w:r>
-    </w:p>
-    <w:p>
-      <w:sdt>
-        <w:sdtPr>
-          <w:id w:val="-1263680501"/>
-          <w:placeholder>
-            <w:docPart w:val="508A37BB7D0B46CB8C97302121034AAD"/>
-          </w:placeholder>
-          <w:temporary/>
-          <w:showingPlcHdr/>
-          <w15:appearance w15:val="hidden"/>
-        </w:sdtPr>
-        <w:sdtContent>
-          <w:r>
-            <w:t>Begin your paper with the paper title at the top of the first page of text. Your title acts as a default Level 1 heading; therefore, it is centered and in bold. Don’t use “Introduction” as your heading as it’s assumed the introduction text will be at the beginning of your paper. The body uses a half-inch first line indent and should be double-spaced. APA style provides for up to five heading levels, shown in the paragraphs that follow.</w:t>
-          </w:r>
-        </w:sdtContent>
-      </w:sdt>
-      <w:r>
-        <w:t xml:space="preserve"> </w:t>
-      </w:r>
-    </w:p>
-    <w:p>
-      <w:pPr>
         <w:pStyle w:val="Heading1"/>
       </w:pPr>
-      <w:sdt>
-        <w:sdtPr>
-          <w:id w:val="-574129889"/>
-          <w:placeholder>
-            <w:docPart w:val="9EFB910401B14D56A0673EE054B6210A"/>
-          </w:placeholder>
-          <w:temporary/>
-          <w:showingPlcHdr/>
-          <w15:appearance w15:val="hidden"/>
-        </w:sdtPr>
-        <w:sdtContent>
-          <w:r>
-            <w:rPr>
-              <w:rStyle w:val="Heading1Char"/>
-              <w:b/>
-              <w:bCs/>
-            </w:rPr>
-            <w:t>Level 1 Heading</w:t>
-          </w:r>
-        </w:sdtContent>
-      </w:sdt>
-      <w:r>
-        <w:t xml:space="preserve"> </w:t>
-      </w:r>
-    </w:p>
-    <w:p>
-      <w:sdt>
-        <w:sdtPr>
-          <w:id w:val="255635786"/>
-          <w:placeholder>
-            <w:docPart w:val="7BB988E3013A42529F1A65C77FD340DF"/>
-          </w:placeholder>
-          <w:temporary/>
-          <w:showingPlcHdr/>
-          <w15:appearance w15:val="hidden"/>
-        </w:sdtPr>
-        <w:sdtContent>
-          <w:r>
-            <w:t>Heading levels 1-3 get their own paragraph, as shown. Headings 4 and 5 are run-in headings used at the beginning of the paragraph. Include a period at the end of a run-in heading. Double-space all text, including headings. Use descriptive headings to help readers identify sections of your paper.</w:t>
-          </w:r>
-        </w:sdtContent>
-      </w:sdt>
-      <w:r>
-        <w:t xml:space="preserve"> </w:t>
+      <w:r>
+        <w:lastRenderedPageBreak/>
+        <w:t>1 Introduction</w:t>
       </w:r>
     </w:p>
     <w:p>
       <w:pPr>
         <w:pStyle w:val="Heading2"/>
       </w:pPr>
-      <w:sdt>
-        <w:sdtPr>
-          <w:id w:val="2126198595"/>
-          <w:placeholder>
-            <w:docPart w:val="B6BCF1B4475744DEA22FE2812EF70508"/>
-          </w:placeholder>
-          <w:temporary/>
-          <w:showingPlcHdr/>
-          <w15:appearance w15:val="hidden"/>
-        </w:sdtPr>
-        <w:sdtContent>
-          <w:r>
-            <w:t>Level 2 Heading1</w:t>
-          </w:r>
-        </w:sdtContent>
-      </w:sdt>
-      <w:r>
-        <w:t xml:space="preserve"> </w:t>
+      <w:r>
+        <w:t>1.1 Vison</w:t>
       </w:r>
     </w:p>
     <w:p>
-      <w:sdt>
-        <w:sdtPr>
-          <w:id w:val="-1677564901"/>
-          <w:placeholder>
-            <w:docPart w:val="F8AF13ED8B9148B9AC393FCEA960D692"/>
-          </w:placeholder>
-          <w:temporary/>
-          <w:showingPlcHdr/>
-          <w15:appearance w15:val="hidden"/>
-        </w:sdtPr>
-        <w:sdtContent>
-          <w:r>
-            <w:t xml:space="preserve">To add a table of contents (TOC), apply the appropriate heading style to just the heading text at the start of a paragraph and it will show up in your TOC. To do this, select the text for your heading. Then, on the </w:t>
-          </w:r>
-          <w:r>
-            <w:rPr>
-              <w:rStyle w:val="Strong"/>
-            </w:rPr>
-            <w:t>Home</w:t>
-          </w:r>
-          <w:r>
-            <w:t xml:space="preserve"> tab, in the </w:t>
-          </w:r>
-          <w:r>
-            <w:rPr>
-              <w:rStyle w:val="Strong"/>
-            </w:rPr>
-            <w:t>Styles</w:t>
-          </w:r>
-          <w:r>
-            <w:t xml:space="preserve"> gallery, click the style you need.</w:t>
-          </w:r>
-        </w:sdtContent>
-      </w:sdt>
-      <w:r>
-        <w:t xml:space="preserve"> </w:t>
+      <w:r>
+        <w:t xml:space="preserve">Strategic decision-making is an essential challenge for any constrained planning or optimisation problem. This is evident in The Orienteering Problem (OP), where an agent must traverse a path through a set of nodes, visiting intermediate nodes to collect and maximise a reward within an assigned budget. This problem follows the fundamental principles of strategic path planning, which has a range of use cases in robotics path finding, scheduling and resource allocation. </w:t>
+      </w:r>
+    </w:p>
+    <w:p/>
+    <w:p>
+      <w:r>
+        <w:t xml:space="preserve">Monte Carlo Tree Search (MCTS) is a heuristic search and decision-making algorithm that has </w:t>
+      </w:r>
+      <w:r>
+        <w:t>given</w:t>
+      </w:r>
+      <w:r>
+        <w:t xml:space="preserve"> a powerful foundation for strategic decision-making and has been historical been used effectively for such in game simulations and strategic planning tasks. MCTS converges </w:t>
+      </w:r>
+      <w:r>
+        <w:t>towards</w:t>
+      </w:r>
+      <w:r>
+        <w:t xml:space="preserve"> promising areas of the search tree by utilising a sampling-based approach which allows for the refining of its search, this makes it effective for strategic decision-making tasks.  There are four main steps key to MCTS: Selection, Expansion, Simulation, and Backpropagation. </w:t>
       </w:r>
     </w:p>
     <w:p>
       <w:pPr>
-        <w:pStyle w:val="Heading3"/>
-      </w:pPr>
-      <w:sdt>
-        <w:sdtPr>
-          <w:id w:val="2115013295"/>
-          <w:placeholder>
-            <w:docPart w:val="8267CF6152574A4FB98968766F6D3727"/>
-          </w:placeholder>
-          <w:temporary/>
-          <w:showingPlcHdr/>
-          <w15:appearance w15:val="hidden"/>
-        </w:sdtPr>
-        <w:sdtContent>
-          <w:r>
-            <w:rPr>
-              <w:rStyle w:val="Heading3Char"/>
-              <w:b/>
-              <w:bCs/>
-              <w:i/>
-              <w:iCs/>
-            </w:rPr>
-            <w:t>Level 3 Heading</w:t>
-          </w:r>
-        </w:sdtContent>
-      </w:sdt>
-      <w:r>
-        <w:t xml:space="preserve"> </w:t>
-      </w:r>
-    </w:p>
-    <w:p>
-      <w:sdt>
-        <w:sdtPr>
-          <w:id w:val="-666629075"/>
-          <w:placeholder>
-            <w:docPart w:val="F595D9FD73C24E379DDE64EAF43F0B39"/>
-          </w:placeholder>
-          <w:temporary/>
-          <w:showingPlcHdr/>
-          <w15:appearance w15:val="hidden"/>
-        </w:sdtPr>
-        <w:sdtContent>
-          <w:r>
-            <w:t>If needed, you can include consecutive paragraphs with their own headings, where appropriate. For APA Style formatting, type your own references. To correctly format a reference page according to APA Style guidelines, see page five.</w:t>
-          </w:r>
-        </w:sdtContent>
-      </w:sdt>
-      <w:r>
-        <w:t xml:space="preserve"> </w:t>
-      </w:r>
-    </w:p>
-    <w:p>
-      <w:pPr>
-        <w:rPr>
-          <w:b/>
-          <w:bCs/>
-        </w:rPr>
-      </w:pPr>
-      <w:sdt>
-        <w:sdtPr>
-          <w:rPr>
-            <w:rStyle w:val="Heading4Char"/>
-          </w:rPr>
-          <w:id w:val="1025525824"/>
-          <w:placeholder>
-            <w:docPart w:val="29A57C09E3414681A37747285EAB74A5"/>
-          </w:placeholder>
-          <w:temporary/>
-          <w:showingPlcHdr/>
-          <w15:appearance w15:val="hidden"/>
-        </w:sdtPr>
-        <w:sdtContent>
-          <w:r>
-            <w:rPr>
-              <w:rStyle w:val="Heading4Char"/>
-            </w:rPr>
-            <w:t>Level 4 Heading.</w:t>
-          </w:r>
-        </w:sdtContent>
-      </w:sdt>
-      <w:r>
-        <w:t xml:space="preserve"> </w:t>
-      </w:r>
-      <w:sdt>
-        <w:sdtPr>
-          <w:id w:val="-186139392"/>
-          <w:placeholder>
-            <w:docPart w:val="6732FC242061481DB79D24DEB08AC177"/>
-          </w:placeholder>
-          <w:temporary/>
-          <w:showingPlcHdr/>
-          <w15:appearance w15:val="hidden"/>
-        </w:sdtPr>
-        <w:sdtContent>
-          <w:r>
-            <w:t>When using headings, don’t skip levels. If you need a heading 3, 4, or 5 with no text following it before the next heading, add a period at the end of the heading and start a new paragraph for your subheading and its text. When citing any quote or text that consists of three or more lines, APA guidelines call for block-quote format:</w:t>
-          </w:r>
-        </w:sdtContent>
-      </w:sdt>
-      <w:r>
-        <w:t xml:space="preserve"> </w:t>
-      </w:r>
-    </w:p>
-    <w:p>
-      <w:pPr>
-        <w:pStyle w:val="Quote"/>
-      </w:pPr>
-      <w:sdt>
-        <w:sdtPr>
-          <w:id w:val="-740253680"/>
-          <w:placeholder>
-            <w:docPart w:val="9E35CC7B83C44A04A4FF4037FEC7B290"/>
-          </w:placeholder>
-          <w:temporary/>
-          <w:showingPlcHdr/>
-          <w15:appearance w15:val="hidden"/>
-        </w:sdtPr>
-        <w:sdtContent>
-          <w:r>
-            <w:t xml:space="preserve">Create a new paragraph to begin the block-quote. Double-space </w:t>
-          </w:r>
-          <w:r>
-            <w:t xml:space="preserve">each line of text, as you have  </w:t>
-          </w:r>
-          <w:r>
-            <w:t>done with headings, section labels, and paragraphs of paraphras</w:t>
-          </w:r>
-          <w:r>
-            <w:t xml:space="preserve">ed text. To correctly format a </w:t>
-          </w:r>
-          <w:r>
-            <w:t>block-quote, indent each line of the text to one-half inch.</w:t>
-          </w:r>
-          <w:r>
-            <w:t xml:space="preserve"> Remember to always cite your </w:t>
-          </w:r>
-          <w:r>
-            <w:t>source (Last Name, Year).</w:t>
-          </w:r>
-        </w:sdtContent>
-      </w:sdt>
-      <w:r>
-        <w:t xml:space="preserve"> </w:t>
-      </w:r>
-    </w:p>
-    <w:p>
-      <w:sdt>
-        <w:sdtPr>
-          <w:id w:val="-912010258"/>
-          <w:placeholder>
-            <w:docPart w:val="C4E72F9640F74574B0CFE197A78A1BFA"/>
-          </w:placeholder>
-          <w:temporary/>
-          <w:showingPlcHdr/>
-          <w15:appearance w15:val="hidden"/>
-        </w:sdtPr>
-        <w:sdtContent>
-          <w:r>
-            <w:t>Last Name (Year) citations can be used when writing a paper in narrative form. Parenthetical citations are also appropriate (Last Name, Year).</w:t>
-          </w:r>
-        </w:sdtContent>
-      </w:sdt>
-      <w:r>
-        <w:t xml:space="preserve"> </w:t>
-      </w:r>
-    </w:p>
-    <w:p>
-      <w:sdt>
-        <w:sdtPr>
-          <w:rPr>
-            <w:rStyle w:val="Heading5Char"/>
-          </w:rPr>
-          <w:id w:val="1402400682"/>
-          <w:placeholder>
-            <w:docPart w:val="EBD0F817B36043BE8EC2E0965F80CBB2"/>
-          </w:placeholder>
-          <w:temporary/>
-          <w:showingPlcHdr/>
-          <w15:appearance w15:val="hidden"/>
-        </w:sdtPr>
-        <w:sdtContent>
-          <w:r>
-            <w:rPr>
-              <w:rStyle w:val="Heading5Char"/>
-            </w:rPr>
-            <w:t>Level 5 Heading.</w:t>
-          </w:r>
-        </w:sdtContent>
-      </w:sdt>
-      <w:r>
-        <w:rPr>
-          <w:rStyle w:val="Heading5Char"/>
-        </w:rPr>
-        <w:t xml:space="preserve"> </w:t>
-      </w:r>
-      <w:sdt>
-        <w:sdtPr>
-          <w:id w:val="912353506"/>
-          <w:placeholder>
-            <w:docPart w:val="0E4673DD193E4C49B01AF090FB7B516C"/>
-          </w:placeholder>
-          <w:temporary/>
-          <w:showingPlcHdr/>
-          <w15:appearance w15:val="hidden"/>
-        </w:sdtPr>
-        <w:sdtContent>
-          <w:r>
-            <w:t>Like all sections of your paper, references start on their own page, like the page that follows this one. All in-text citations should also be included your references.</w:t>
-          </w:r>
-        </w:sdtContent>
-      </w:sdt>
-      <w:r>
-        <w:t xml:space="preserve"> </w:t>
-      </w:r>
-    </w:p>
-    <w:p>
-      <w:pPr>
-        <w:pStyle w:val="Heading1"/>
-      </w:pPr>
-      <w:r>
-        <w:br w:type="page"/>
-      </w:r>
-      <w:r>
-        <w:lastRenderedPageBreak/>
-        <w:t>1 Introduction</w:t>
-      </w:r>
-    </w:p>
-    <w:p>
-      <w:r>
-        <w:t>Vison</w:t>
-      </w:r>
-    </w:p>
-    <w:p/>
-    <w:p/>
-    <w:p>
-      <w:pPr>
-        <w:pStyle w:val="Heading1"/>
-      </w:pPr>
-      <w:r>
-        <w:t>2 Related Work</w:t>
-      </w:r>
-    </w:p>
-    <w:p>
-      <w:pPr>
-        <w:rPr>
-          <w:lang w:val="en-AU"/>
-        </w:rPr>
-      </w:pPr>
-      <w:r>
-        <w:rPr>
-          <w:lang w:val="en-AU"/>
-        </w:rPr>
-        <w:t>Monte Carlo Tree Search (MCTS) is a heuristic search and decision-making algorithm that has been effectively used in game simulations and strategic planning for robotics. MCTS can be used to address vast search spaces when the best action is not clear. Over the past two decades, the developments and improvements to MCTS have been significant. However, these have largely been tested and implemented for games such as Go and Atari video games.</w:t>
-      </w:r>
-    </w:p>
-    <w:p>
-      <w:pPr>
-        <w:rPr>
-          <w:lang w:val="en-AU"/>
-        </w:rPr>
+        <w:ind w:firstLine="0"/>
       </w:pPr>
     </w:p>
     <w:p>
       <w:pPr>
-        <w:rPr>
-          <w:highlight w:val="yellow"/>
-          <w:lang w:val="en-AU"/>
-        </w:rPr>
+        <w:ind w:firstLine="0"/>
       </w:pPr>
       <w:r>
-        <w:rPr>
-          <w:lang w:val="en-AU"/>
-        </w:rPr>
-        <w:t xml:space="preserve">The parallelisation of the MCTS has been done to obtain computational improvements over that of single-threaded MCTS in a range of domains. Such as games and strategic planning (Liu et al., 2020). </w:t>
-      </w:r>
-      <w:r>
-        <w:rPr>
-          <w:highlight w:val="yellow"/>
-          <w:lang w:val="en-AU"/>
-        </w:rPr>
-        <w:t>Though it is fraught with complications and limitations, including shared data structures and data dependencies (</w:t>
-      </w:r>
-      <w:proofErr w:type="spellStart"/>
-      <w:r>
-        <w:rPr>
-          <w:highlight w:val="yellow"/>
-          <w:lang w:val="en-AU"/>
-        </w:rPr>
-        <w:t>Mirsoleimani</w:t>
-      </w:r>
-      <w:proofErr w:type="spellEnd"/>
-      <w:r>
-        <w:rPr>
-          <w:highlight w:val="yellow"/>
-          <w:lang w:val="en-AU"/>
-        </w:rPr>
-        <w:t>, 2019). A variety of methods of parallelisation have been proposed and will be briefly discussed. Including:</w:t>
+        <w:t>Figure 1: Monte-Carlo Tree Search steps.</w:t>
       </w:r>
     </w:p>
     <w:p>
       <w:pPr>
-        <w:rPr>
-          <w:highlight w:val="yellow"/>
-          <w:lang w:val="en-AU"/>
-        </w:rPr>
+        <w:pStyle w:val="NoIndent"/>
+        <w:jc w:val="center"/>
       </w:pPr>
       <w:r>
         <w:rPr>
-          <w:highlight w:val="yellow"/>
-          <w:lang w:val="en-AU"/>
-        </w:rPr>
-        <w:t>Single-Run Parallelisation</w:t>
-      </w:r>
-    </w:p>
-    <w:p>
-      <w:pPr>
-        <w:rPr>
-          <w:highlight w:val="yellow"/>
-          <w:lang w:val="en-AU"/>
-        </w:rPr>
-      </w:pPr>
-      <w:r>
-        <w:rPr>
-          <w:highlight w:val="yellow"/>
-          <w:lang w:val="en-AU"/>
-        </w:rPr>
-        <w:t>Multiple-Runs Parallelisation</w:t>
-      </w:r>
-    </w:p>
-    <w:p>
-      <w:pPr>
-        <w:rPr>
-          <w:highlight w:val="yellow"/>
-          <w:lang w:val="en-AU"/>
-        </w:rPr>
-      </w:pPr>
-      <w:r>
-        <w:rPr>
-          <w:highlight w:val="yellow"/>
-          <w:lang w:val="en-AU"/>
-        </w:rPr>
-        <w:t>At-the-leaves Parallelisation (Cazenave &amp; Jouandeau, 2007)</w:t>
-      </w:r>
-    </w:p>
-    <w:p>
-      <w:pPr>
-        <w:rPr>
-          <w:highlight w:val="yellow"/>
-          <w:lang w:val="en-AU"/>
-        </w:rPr>
-      </w:pPr>
-      <w:r>
-        <w:rPr>
-          <w:highlight w:val="yellow"/>
-          <w:lang w:val="en-AU"/>
-        </w:rPr>
-        <w:t>Tree Parallelisation (</w:t>
-      </w:r>
-      <w:proofErr w:type="spellStart"/>
-      <w:r>
-        <w:rPr>
-          <w:highlight w:val="yellow"/>
-          <w:lang w:val="en-AU"/>
-        </w:rPr>
-        <w:t>Chaslot</w:t>
-      </w:r>
-      <w:proofErr w:type="spellEnd"/>
-      <w:r>
-        <w:rPr>
-          <w:highlight w:val="yellow"/>
-          <w:lang w:val="en-AU"/>
-        </w:rPr>
-        <w:t xml:space="preserve"> et al, 2008)</w:t>
-      </w:r>
-    </w:p>
-    <w:p>
-      <w:pPr>
-        <w:rPr>
-          <w:highlight w:val="yellow"/>
-          <w:lang w:val="en-AU"/>
-        </w:rPr>
-      </w:pPr>
-      <w:r>
-        <w:rPr>
-          <w:highlight w:val="yellow"/>
-          <w:lang w:val="en-AU"/>
-        </w:rPr>
-        <w:t>Watch the Unobserved (Liu et al, 2019)</w:t>
-      </w:r>
-    </w:p>
-    <w:p>
-      <w:pPr>
-        <w:rPr>
-          <w:lang w:val="en-AU"/>
-        </w:rPr>
-      </w:pPr>
-      <w:r>
-        <w:rPr>
-          <w:highlight w:val="yellow"/>
-          <w:lang w:val="en-AU"/>
-        </w:rPr>
-        <w:t>Parallel MCTS with Batched Simulation (PMBS) (Huang et al., 2022)</w:t>
-      </w:r>
-    </w:p>
-    <w:p>
-      <w:pPr>
-        <w:rPr>
-          <w:lang w:val="en-AU"/>
-        </w:rPr>
-      </w:pPr>
-    </w:p>
-    <w:p>
-      <w:pPr>
-        <w:rPr>
-          <w:lang w:val="en-AU"/>
-        </w:rPr>
-      </w:pPr>
-      <w:r>
-        <w:rPr>
-          <w:lang w:val="en-AU"/>
-        </w:rPr>
-        <w:lastRenderedPageBreak/>
-        <w:t xml:space="preserve">The parallelisation of MCTS follows the improvements made to MCTS with the development of Upper Confidence Bounds applied to Trees (UCT) algorithm. UCT uses the Upper Confidence Bound formula to balance exploration and exploitation in the search tree (Kocsis &amp; </w:t>
-      </w:r>
-      <w:proofErr w:type="spellStart"/>
-      <w:r>
-        <w:rPr>
-          <w:lang w:val="en-AU"/>
-        </w:rPr>
-        <w:t>Szepesvári</w:t>
-      </w:r>
-      <w:proofErr w:type="spellEnd"/>
-      <w:r>
-        <w:rPr>
-          <w:lang w:val="en-AU"/>
-        </w:rPr>
-        <w:t xml:space="preserve">, 2006) and has been effectively parallelised. Early parallelisation methods of UCT by Cazenave &amp; </w:t>
-      </w:r>
-      <w:proofErr w:type="spellStart"/>
-      <w:r>
-        <w:rPr>
-          <w:lang w:val="en-AU"/>
-        </w:rPr>
-        <w:t>Jouandeau</w:t>
-      </w:r>
-      <w:proofErr w:type="spellEnd"/>
-      <w:r>
-        <w:rPr>
-          <w:lang w:val="en-AU"/>
-        </w:rPr>
-        <w:t xml:space="preserve"> (2007) include Single-Run Parallelisation, also known as Leaf Parallelisation; Multiple-Runs Parallelisation, also referred to as Root Parallelisation (See Figure 2); and At-the-leaves Parallelisation. Single-Run Parallelisation sees multiple simulations executed simultaneously from the same leaf node. Multiple-Runs Parallelisation utilises multiple UCT searches in parallel, which construct their tree and aggregate the results. At-the-leaves Parallelisation uses a master and slave design where the master thread is the only one to build the tree well; multiple slaves run the simulations. The game simulated from any leaf node is replaced with multiple random game simulations by each thread. This method requires greater communication time between threads, as the master thread must collate and average all the games of each thread. Cazenave &amp; </w:t>
-      </w:r>
-      <w:proofErr w:type="spellStart"/>
-      <w:r>
-        <w:rPr>
-          <w:lang w:val="en-AU"/>
-        </w:rPr>
-        <w:t>Jouandeau</w:t>
-      </w:r>
-      <w:proofErr w:type="spellEnd"/>
-      <w:r>
-        <w:rPr>
-          <w:lang w:val="en-AU"/>
-        </w:rPr>
-        <w:t xml:space="preserve"> (2007) implemented these with the game GO and found improvements over existing single-threaded MCTS with the above method; Leaf parallelisation performed the best. This is significant as it is the simplest method and highlights performance loss due to communication overheads between threads that are larger in Root and At-the-leaves Parallelisation.</w:t>
-      </w:r>
-    </w:p>
-    <w:p>
-      <w:pPr>
-        <w:rPr>
-          <w:lang w:val="en-AU"/>
-        </w:rPr>
-      </w:pPr>
-    </w:p>
-    <w:p>
-      <w:pPr>
-        <w:rPr>
-          <w:lang w:val="en-AU"/>
-        </w:rPr>
-      </w:pPr>
-      <w:r>
-        <w:rPr>
           <w:noProof/>
-          <w:lang w:val="en-AU"/>
+          <w:bdr w:val="none" w:sz="0" w:space="0" w:color="auto" w:frame="1"/>
         </w:rPr>
         <w:drawing>
-          <wp:inline distT="0" distB="0" distL="0" distR="0" wp14:anchorId="5C3493A6" wp14:editId="2BDF370B">
-            <wp:extent cx="3067050" cy="1514475"/>
-            <wp:effectExtent l="0" t="0" r="0" b="9525"/>
-            <wp:docPr id="1353835324" name="Picture 10" descr="A diagram of a tree parallelization&#10;&#10;AI-generated content may be incorrect."/>
+          <wp:inline distT="0" distB="0" distL="0" distR="0" wp14:anchorId="4258BD86" wp14:editId="5B5EE300">
+            <wp:extent cx="5739130" cy="1342390"/>
+            <wp:effectExtent l="0" t="0" r="1270" b="3810"/>
+            <wp:docPr id="1389391554" name="Picture 3" descr="A diagram of a diagram&#10;&#10;AI-generated content may be incorrect."/>
             <wp:cNvGraphicFramePr>
               <a:graphicFrameLocks xmlns:a="http://schemas.openxmlformats.org/drawingml/2006/main" noChangeAspect="1"/>
             </wp:cNvGraphicFramePr>
@@ -868,7 +281,7 @@
               <a:graphicData uri="http://schemas.openxmlformats.org/drawingml/2006/picture">
                 <pic:pic xmlns:pic="http://schemas.openxmlformats.org/drawingml/2006/picture">
                   <pic:nvPicPr>
-                    <pic:cNvPr id="1353835324" name="Picture 10" descr="A diagram of a tree parallelization&#10;&#10;AI-generated content may be incorrect."/>
+                    <pic:cNvPr id="1389391554" name="Picture 3" descr="A diagram of a diagram&#10;&#10;AI-generated content may be incorrect."/>
                     <pic:cNvPicPr>
                       <a:picLocks noChangeAspect="1" noChangeArrowheads="1"/>
                     </pic:cNvPicPr>
@@ -889,7 +302,7 @@
                   <pic:spPr bwMode="auto">
                     <a:xfrm>
                       <a:off x="0" y="0"/>
-                      <a:ext cx="3067050" cy="1514475"/>
+                      <a:ext cx="5739130" cy="1342390"/>
                     </a:xfrm>
                     <a:prstGeom prst="rect">
                       <a:avLst/>
@@ -907,36 +320,183 @@
       </w:r>
     </w:p>
     <w:p>
+      <w:r>
+        <w:t xml:space="preserve">Selection sees the algorithm utilise the tree policy, which balances exploration vs exploitation to traverse the tree from the current state to select a child node. Expansion adds new nodes to the selected node based on possible actions unless the node is a terminal state. Simulation also called </w:t>
+      </w:r>
+      <w:r>
+        <w:lastRenderedPageBreak/>
+        <w:t>‘Rollout’, has the algorithm simulate a random or policy-guided playout to a terminal state or a certain depth. Backpropagation has the reward of the simulation propagated up the tree, updating statistics on existing nodes with the reward or score of the node and visit count.</w:t>
+      </w:r>
+    </w:p>
+    <w:p/>
+    <w:p>
       <w:pPr>
-        <w:rPr>
-          <w:lang w:val="en-AU"/>
-        </w:rPr>
+        <w:pStyle w:val="Heading2"/>
       </w:pPr>
       <w:r>
-        <w:rPr>
-          <w:highlight w:val="yellow"/>
-          <w:lang w:val="en-AU"/>
-        </w:rPr>
-        <w:t>Figure</w:t>
-      </w:r>
-      <w:r>
-        <w:rPr>
-          <w:lang w:val="en-AU"/>
-        </w:rPr>
-        <w:t xml:space="preserve"> 2: Leaf parallelisation, Root parallelisation, Tree parallelisation with</w:t>
+        <w:t>1.2 Challenge</w:t>
+      </w:r>
+    </w:p>
+    <w:p>
+      <w:r>
+        <w:t xml:space="preserve">MCTS can be limited by computational efficiency and scalability, as the search space becomes exponentially large with the complexity of a problem </w:t>
+      </w:r>
+      <w:r>
+        <w:t>space</w:t>
+      </w:r>
+      <w:r>
+        <w:t xml:space="preserve">. Parallel computation has been historically used to effectively increase computational power and scalability of MCTS where multiple workers are </w:t>
+      </w:r>
+      <w:r>
+        <w:t>utilised</w:t>
+      </w:r>
+      <w:r>
+        <w:t>. Though it is fraught with its complications of parallel programming and computational overheads (Segal, 2011). Parallel MCTS has been used effectively numerous times for game simulation (Liu et al., 2020). Research into parallel MCTS for strategic planning is less common. This paper aims to explore Parallel Monte Carlo Tree Search for The Orienteering Problem (OP) to demonstrate Strategic Planning. This is to shift the focus of parallel MCTS away from game simulations and to demonstrate the use cases in strategic planning that have application in robotics. The strategic planning of MCTS can be used to plan paths or tasks for a robot in a complex environment (Dam et al., 2022; Li et al., 2023).</w:t>
+      </w:r>
+    </w:p>
+    <w:p/>
+    <w:p>
+      <w:pPr>
+        <w:pStyle w:val="Heading2"/>
+      </w:pPr>
+      <w:r>
+        <w:t>1.3 Method</w:t>
+      </w:r>
+    </w:p>
+    <w:p>
+      <w:r>
+        <w:t xml:space="preserve">Using The Orienteering Problem as a cause study to demonstrate the strategic planning use cases of Parallel MCTS. A </w:t>
+      </w:r>
+      <w:r>
+        <w:t>benchmark</w:t>
+      </w:r>
+      <w:r>
+        <w:t xml:space="preserve"> set of OPs was create and a multiple Parallel MCTS methods tested. Strategies selected for Parallel MCTS that have been historically and successfully implemented for games and strategic planning </w:t>
+      </w:r>
+      <w:r>
+        <w:t>are</w:t>
+      </w:r>
+      <w:r>
+        <w:t xml:space="preserve"> Tree Parallelisation and Virtual Loss (Chaslot et al, 2008; Liu et al., 2020) and Watch the Unobserved (Liu et al, 2019). </w:t>
+      </w:r>
+      <w:r>
+        <w:t>These methods present a range of Parallel MCTS developments.</w:t>
+      </w:r>
+    </w:p>
+    <w:p/>
+    <w:p>
+      <w:r>
+        <w:t>These MCTS implementations will be compared against single thread MCTS and a OR-Tools implementation modified for the OP. OR-Tools is an open-source suite made to solve large combinatorial optimization problems and was developed by Google</w:t>
+      </w:r>
+      <w:r>
+        <w:t xml:space="preserve"> (</w:t>
+      </w:r>
+      <w:r>
+        <w:rPr>
+          <w:i/>
+          <w:iCs/>
+          <w:color w:val="000000"/>
+        </w:rPr>
+        <w:t>Google</w:t>
+      </w:r>
+      <w:r>
+        <w:rPr>
+          <w:color w:val="000000"/>
+        </w:rPr>
+        <w:t xml:space="preserve">, </w:t>
+      </w:r>
+      <w:r>
+        <w:rPr>
+          <w:color w:val="000000"/>
+        </w:rPr>
+        <w:t>2024</w:t>
+      </w:r>
+      <w:r>
+        <w:rPr>
+          <w:color w:val="000000"/>
+        </w:rPr>
+        <w:t xml:space="preserve">). </w:t>
+      </w:r>
+      <w:r>
+        <w:t>The OR-Tools can be used to solve the Vehicle routing problems (VRP</w:t>
+      </w:r>
+      <w:proofErr w:type="gramStart"/>
+      <w:r>
+        <w:t>),</w:t>
+      </w:r>
+      <w:proofErr w:type="gramEnd"/>
+      <w:r>
+        <w:t xml:space="preserve"> by altering the constraints of the VRP the OR-Tools can be adapted to the OP.</w:t>
+      </w:r>
+    </w:p>
+    <w:p/>
+    <w:p>
+      <w:pPr>
+        <w:pStyle w:val="Heading2"/>
+      </w:pPr>
+      <w:r>
+        <w:t xml:space="preserve">1.4 Results </w:t>
+      </w:r>
+    </w:p>
+    <w:p>
+      <w:r>
+        <w:t xml:space="preserve">The completed experiments shows that Tree Parallel MCTS and WU-UCT achieved strong overall performance outperforming Single threaded sequential MCTS. These Parallel methods often outperforming or comparable results to OR-Tools on small and medium OP sets and WU-UCT achieving scores of 90-95% that of OR-Tools on large OP. It was also found that WU-UCT requires a moderate number of threads (8 workers) to achieve significant advantages over Tree Parallel and Single threaded MCTS. While Tree MCTS saw reduced advantages at 8 workers. </w:t>
+      </w:r>
+      <w:r>
+        <w:t>Finally,</w:t>
+      </w:r>
+      <w:r>
+        <w:t xml:space="preserve"> VL-UC</w:t>
+      </w:r>
+      <w:r>
+        <w:t>T</w:t>
+      </w:r>
+      <w:r>
+        <w:t xml:space="preserve"> algorithm underperformed, likely due to implementation inefficiencies in its virtual loss mechanism. These results show the potential the Parallel MCTS has for </w:t>
+      </w:r>
+      <w:r>
+        <w:t>Strategic</w:t>
+      </w:r>
+      <w:r>
+        <w:t xml:space="preserve"> planning problems.</w:t>
+      </w:r>
+    </w:p>
+    <w:p/>
+    <w:p/>
+    <w:p>
+      <w:pPr>
+        <w:spacing w:after="160" w:line="259" w:lineRule="auto"/>
+        <w:ind w:firstLine="0"/>
+        <w:rPr>
+          <w:b/>
+          <w:bCs/>
+          <w:sz w:val="32"/>
+        </w:rPr>
+      </w:pPr>
+      <w:r>
+        <w:br w:type="page"/>
       </w:r>
     </w:p>
     <w:p>
       <w:pPr>
-        <w:rPr>
-          <w:lang w:val="en-AU"/>
-        </w:rPr>
+        <w:pStyle w:val="Heading1"/>
       </w:pPr>
       <w:r>
-        <w:rPr>
-          <w:lang w:val="en-AU"/>
-        </w:rPr>
-        <w:t>global mutex and Tree parallelisation with local mutexes.</w:t>
+        <w:lastRenderedPageBreak/>
+        <w:t>2 Related Work</w:t>
+      </w:r>
+    </w:p>
+    <w:p>
+      <w:pPr>
+        <w:rPr>
+          <w:lang w:val="en-AU"/>
+        </w:rPr>
+      </w:pPr>
+      <w:r>
+        <w:rPr>
+          <w:lang w:val="en-AU"/>
+        </w:rPr>
+        <w:t>Monte Carlo Tree Search (MCTS) is a heuristic search and decision-making algorithm that has been effectively used in game simulations and strategic planning for robotics. MCTS can be used to address vast search spaces when the best action is not clear. Over the past two decades, the developments and improvements to MCTS have been significant. However, these have largely been tested and implemented for games such as Go and Atari video games.</w:t>
       </w:r>
     </w:p>
     <w:p>
@@ -956,13 +516,85 @@
         <w:rPr>
           <w:lang w:val="en-AU"/>
         </w:rPr>
-        <w:t xml:space="preserve">Cazenave &amp; Jouandeau's work was expanded upon by </w:t>
+        <w:t xml:space="preserve">The parallelisation of the MCTS has been done to obtain computational improvements over that of single-threaded MCTS in a range of domains. Such as games and strategic planning (Liu et al., 2020). </w:t>
+      </w:r>
+      <w:r>
+        <w:rPr>
+          <w:lang w:val="en-AU"/>
+        </w:rPr>
+        <w:t>Though it is fraught with complications and limitations, including shared data structures and data dependencies (</w:t>
       </w:r>
       <w:proofErr w:type="spellStart"/>
       <w:r>
         <w:rPr>
           <w:lang w:val="en-AU"/>
         </w:rPr>
+        <w:t>Mirsoleimani</w:t>
+      </w:r>
+      <w:proofErr w:type="spellEnd"/>
+      <w:r>
+        <w:rPr>
+          <w:lang w:val="en-AU"/>
+        </w:rPr>
+        <w:t>, 2019). A variety of methods of parallelisation have been proposed and will be briefly discussed. Including:</w:t>
+      </w:r>
+    </w:p>
+    <w:p>
+      <w:pPr>
+        <w:rPr>
+          <w:lang w:val="en-AU"/>
+        </w:rPr>
+      </w:pPr>
+      <w:r>
+        <w:rPr>
+          <w:lang w:val="en-AU"/>
+        </w:rPr>
+        <w:t>Single-Run Parallelisation</w:t>
+      </w:r>
+    </w:p>
+    <w:p>
+      <w:pPr>
+        <w:rPr>
+          <w:lang w:val="en-AU"/>
+        </w:rPr>
+      </w:pPr>
+      <w:r>
+        <w:rPr>
+          <w:lang w:val="en-AU"/>
+        </w:rPr>
+        <w:t>Multiple-Runs Parallelisation</w:t>
+      </w:r>
+    </w:p>
+    <w:p>
+      <w:pPr>
+        <w:rPr>
+          <w:lang w:val="en-AU"/>
+        </w:rPr>
+      </w:pPr>
+      <w:r>
+        <w:rPr>
+          <w:lang w:val="en-AU"/>
+        </w:rPr>
+        <w:t>At-the-leaves Parallelisation (Cazenave &amp; Jouandeau, 2007)</w:t>
+      </w:r>
+    </w:p>
+    <w:p>
+      <w:pPr>
+        <w:rPr>
+          <w:lang w:val="en-AU"/>
+        </w:rPr>
+      </w:pPr>
+      <w:r>
+        <w:rPr>
+          <w:lang w:val="en-AU"/>
+        </w:rPr>
+        <w:t>Tree Parallelisation (</w:t>
+      </w:r>
+      <w:proofErr w:type="spellStart"/>
+      <w:r>
+        <w:rPr>
+          <w:lang w:val="en-AU"/>
+        </w:rPr>
         <w:t>Chaslot</w:t>
       </w:r>
       <w:proofErr w:type="spellEnd"/>
@@ -970,49 +602,33 @@
         <w:rPr>
           <w:lang w:val="en-AU"/>
         </w:rPr>
-        <w:t xml:space="preserve"> et al (2008) with the introduction of Tree Parallelisation (See Figure 2). Tree Parallelisation uses multiple threads to collaboratively build a single search tree, sharing information across threads. As the threads are exploring the same tree, the same nodes will be selected repeatedly, resulting in threads exploring searched areas. To avoid this, </w:t>
-      </w:r>
-      <w:proofErr w:type="spellStart"/>
-      <w:r>
-        <w:rPr>
-          <w:lang w:val="en-AU"/>
-        </w:rPr>
-        <w:t>Chaslot</w:t>
-      </w:r>
-      <w:proofErr w:type="spellEnd"/>
-      <w:r>
-        <w:rPr>
-          <w:lang w:val="en-AU"/>
-        </w:rPr>
-        <w:t xml:space="preserve"> et al (2008) explore two different methods of Tree Parallelisation: Mutex Location and Virtual Loss. The Mutex Location is broken down into global and local. Global utilises a single mutex that locks to a tree, so only one thread can access the tree; while this is happening, other threads can run simulations. Local mutex utilises multiple mutex locks to specifically part of the tree during updates and can reduce potential bottlenecks. This parallelisation is effective, and subsequent versions have proven effective for simulating games of GO (</w:t>
-      </w:r>
-      <w:proofErr w:type="spellStart"/>
-      <w:r>
-        <w:rPr>
-          <w:lang w:val="en-AU"/>
-        </w:rPr>
-        <w:t>Yoshizoe</w:t>
-      </w:r>
-      <w:proofErr w:type="spellEnd"/>
-      <w:r>
-        <w:rPr>
-          <w:lang w:val="en-AU"/>
-        </w:rPr>
-        <w:t xml:space="preserve"> et al., 2021). Virtual Loss Tree Parallelisation works by adding a virtual loss to the value of a visited node, which temporarily alters the node statistics and reduces the chance multiple threads explore the same node simultaneously (</w:t>
-      </w:r>
-      <w:proofErr w:type="spellStart"/>
-      <w:r>
-        <w:rPr>
-          <w:lang w:val="en-AU"/>
-        </w:rPr>
-        <w:t>Chaslot</w:t>
-      </w:r>
-      <w:proofErr w:type="spellEnd"/>
-      <w:r>
-        <w:rPr>
-          <w:lang w:val="en-AU"/>
-        </w:rPr>
-        <w:t xml:space="preserve"> et al, 2008). </w:t>
+        <w:t xml:space="preserve"> et al, 2008)</w:t>
+      </w:r>
+    </w:p>
+    <w:p>
+      <w:pPr>
+        <w:rPr>
+          <w:lang w:val="en-AU"/>
+        </w:rPr>
+      </w:pPr>
+      <w:r>
+        <w:rPr>
+          <w:lang w:val="en-AU"/>
+        </w:rPr>
+        <w:t>Watch the Unobserved (Liu et al, 2019)</w:t>
+      </w:r>
+    </w:p>
+    <w:p>
+      <w:pPr>
+        <w:rPr>
+          <w:lang w:val="en-AU"/>
+        </w:rPr>
+      </w:pPr>
+      <w:r>
+        <w:rPr>
+          <w:lang w:val="en-AU"/>
+        </w:rPr>
+        <w:t>Parallel MCTS with Batched Simulation (PMBS) (Huang et al., 2022)</w:t>
       </w:r>
     </w:p>
     <w:p>
@@ -1030,14 +646,120 @@
       </w:pPr>
       <w:r>
         <w:rPr>
+          <w:lang w:val="en-AU"/>
+        </w:rPr>
+        <w:t xml:space="preserve">The parallelisation of MCTS follows the improvements made to MCTS with the development of Upper Confidence Bounds applied to Trees (UCT) algorithm. UCT uses the Upper Confidence Bound formula to balance exploration and exploitation in the search tree (Kocsis &amp; </w:t>
+      </w:r>
+      <w:proofErr w:type="spellStart"/>
+      <w:r>
+        <w:rPr>
+          <w:lang w:val="en-AU"/>
+        </w:rPr>
+        <w:t>Szepesvári</w:t>
+      </w:r>
+      <w:proofErr w:type="spellEnd"/>
+      <w:r>
+        <w:rPr>
+          <w:lang w:val="en-AU"/>
+        </w:rPr>
+        <w:t xml:space="preserve">, 2006) and has been effectively parallelised. Early parallelisation methods of UCT by Cazenave &amp; </w:t>
+      </w:r>
+      <w:proofErr w:type="spellStart"/>
+      <w:r>
+        <w:rPr>
+          <w:lang w:val="en-AU"/>
+        </w:rPr>
+        <w:t>Jouandeau</w:t>
+      </w:r>
+      <w:proofErr w:type="spellEnd"/>
+      <w:r>
+        <w:rPr>
+          <w:lang w:val="en-AU"/>
+        </w:rPr>
+        <w:t xml:space="preserve"> (2007) include Single-Run Parallelisation, also known as Leaf Parallelisation; Multiple-Runs Parallelisation, also </w:t>
+      </w:r>
+      <w:r>
+        <w:rPr>
+          <w:lang w:val="en-AU"/>
+        </w:rPr>
+        <w:lastRenderedPageBreak/>
+        <w:t xml:space="preserve">referred to as Root Parallelisation (See Figure 2); and At-the-leaves Parallelisation. Single-Run Parallelisation sees multiple simulations executed simultaneously from the same leaf node. Multiple-Runs Parallelisation utilises multiple UCT searches in parallel, which construct their tree and aggregate the results. At-the-leaves Parallelisation uses a master and slave design where the master thread is the only one to build the tree well; multiple slaves run the simulations. The game simulated from any leaf node is replaced with multiple random game simulations by each thread. This method requires greater communication time between threads, as the master thread must collate and average all the games of each thread. Cazenave &amp; </w:t>
+      </w:r>
+      <w:proofErr w:type="spellStart"/>
+      <w:r>
+        <w:rPr>
+          <w:lang w:val="en-AU"/>
+        </w:rPr>
+        <w:t>Jouandeau</w:t>
+      </w:r>
+      <w:proofErr w:type="spellEnd"/>
+      <w:r>
+        <w:rPr>
+          <w:lang w:val="en-AU"/>
+        </w:rPr>
+        <w:t xml:space="preserve"> (2007) implemented these with the game GO and found improvements over existing single-threaded MCTS with the above method; Leaf parallelisation performed the best. This is significant as it is the simplest method and highlights performance loss due to communication overheads between threads that are larger in Root and At-the-leaves Parallelisation.</w:t>
+      </w:r>
+    </w:p>
+    <w:p>
+      <w:pPr>
+        <w:ind w:firstLine="0"/>
+        <w:rPr>
+          <w:highlight w:val="yellow"/>
+          <w:lang w:val="en-AU"/>
+        </w:rPr>
+      </w:pPr>
+    </w:p>
+    <w:p>
+      <w:pPr>
+        <w:ind w:firstLine="0"/>
+        <w:rPr>
+          <w:lang w:val="en-AU"/>
+        </w:rPr>
+      </w:pPr>
+      <w:r>
+        <w:rPr>
+          <w:highlight w:val="yellow"/>
+          <w:lang w:val="en-AU"/>
+        </w:rPr>
+        <w:t>Figure</w:t>
+      </w:r>
+      <w:r>
+        <w:rPr>
+          <w:lang w:val="en-AU"/>
+        </w:rPr>
+        <w:t xml:space="preserve"> 2: Leaf parallelisation, Root parallelisation, Tree parallelisation with</w:t>
+      </w:r>
+    </w:p>
+    <w:p>
+      <w:pPr>
+        <w:ind w:firstLine="0"/>
+        <w:rPr>
+          <w:lang w:val="en-AU"/>
+        </w:rPr>
+      </w:pPr>
+      <w:r>
+        <w:rPr>
+          <w:lang w:val="en-AU"/>
+        </w:rPr>
+        <w:t>global mutex and Tree parallelisation with local mutexes.</w:t>
+      </w:r>
+    </w:p>
+    <w:p>
+      <w:pPr>
+        <w:rPr>
+          <w:lang w:val="en-AU"/>
+        </w:rPr>
+      </w:pPr>
+      <w:r>
+        <w:rPr>
           <w:noProof/>
           <w:lang w:val="en-AU"/>
         </w:rPr>
         <w:drawing>
-          <wp:inline distT="0" distB="0" distL="0" distR="0" wp14:anchorId="68113CB7" wp14:editId="32FCEB64">
-            <wp:extent cx="1476375" cy="1066800"/>
-            <wp:effectExtent l="0" t="0" r="9525" b="0"/>
-            <wp:docPr id="410715585" name="Picture 9"/>
+          <wp:inline distT="0" distB="0" distL="0" distR="0" wp14:anchorId="5C3493A6" wp14:editId="43771E73">
+            <wp:extent cx="4134255" cy="2041449"/>
+            <wp:effectExtent l="0" t="0" r="0" b="3810"/>
+            <wp:docPr id="1353835324" name="Picture 10" descr="A diagram of a tree parallelization&#10;&#10;AI-generated content may be incorrect."/>
             <wp:cNvGraphicFramePr>
               <a:graphicFrameLocks xmlns:a="http://schemas.openxmlformats.org/drawingml/2006/main" noChangeAspect="1"/>
             </wp:cNvGraphicFramePr>
@@ -1045,7 +767,7 @@
               <a:graphicData uri="http://schemas.openxmlformats.org/drawingml/2006/picture">
                 <pic:pic xmlns:pic="http://schemas.openxmlformats.org/drawingml/2006/picture">
                   <pic:nvPicPr>
-                    <pic:cNvPr id="0" name="Picture 27"/>
+                    <pic:cNvPr id="1353835324" name="Picture 10" descr="A diagram of a tree parallelization&#10;&#10;AI-generated content may be incorrect."/>
                     <pic:cNvPicPr>
                       <a:picLocks noChangeAspect="1" noChangeArrowheads="1"/>
                     </pic:cNvPicPr>
@@ -1066,7 +788,7 @@
                   <pic:spPr bwMode="auto">
                     <a:xfrm>
                       <a:off x="0" y="0"/>
-                      <a:ext cx="1476375" cy="1066800"/>
+                      <a:ext cx="4206632" cy="2077188"/>
                     </a:xfrm>
                     <a:prstGeom prst="rect">
                       <a:avLst/>
@@ -1082,15 +804,199 @@
           </wp:inline>
         </w:drawing>
       </w:r>
+    </w:p>
+    <w:p>
+      <w:pPr>
+        <w:rPr>
+          <w:lang w:val="en-AU"/>
+        </w:rPr>
+      </w:pPr>
+    </w:p>
+    <w:p>
+      <w:pPr>
+        <w:rPr>
+          <w:lang w:val="en-AU"/>
+        </w:rPr>
+      </w:pPr>
+      <w:r>
+        <w:rPr>
+          <w:lang w:val="en-AU"/>
+        </w:rPr>
+        <w:t xml:space="preserve">Cazenave &amp; Jouandeau's work was expanded upon by </w:t>
+      </w:r>
+      <w:proofErr w:type="spellStart"/>
+      <w:r>
+        <w:rPr>
+          <w:lang w:val="en-AU"/>
+        </w:rPr>
+        <w:t>Chaslot</w:t>
+      </w:r>
+      <w:proofErr w:type="spellEnd"/>
+      <w:r>
+        <w:rPr>
+          <w:lang w:val="en-AU"/>
+        </w:rPr>
+        <w:t xml:space="preserve"> et al (2008) with the introduction of Tree Parallelisation (See Figure 2). Tree Parallelisation uses multiple threads to collaboratively build a </w:t>
+      </w:r>
+      <w:r>
+        <w:rPr>
+          <w:lang w:val="en-AU"/>
+        </w:rPr>
+        <w:lastRenderedPageBreak/>
+        <w:t xml:space="preserve">single search tree, sharing information across threads. As the threads are exploring the same tree, the same nodes will be selected repeatedly, resulting in threads exploring searched areas. To avoid this, </w:t>
+      </w:r>
+      <w:proofErr w:type="spellStart"/>
+      <w:r>
+        <w:rPr>
+          <w:lang w:val="en-AU"/>
+        </w:rPr>
+        <w:t>Chaslot</w:t>
+      </w:r>
+      <w:proofErr w:type="spellEnd"/>
+      <w:r>
+        <w:rPr>
+          <w:lang w:val="en-AU"/>
+        </w:rPr>
+        <w:t xml:space="preserve"> et al (2008) explore two different methods of Tree Parallelisation: Mutex Location and Virtual Loss. The Mutex Location is broken down into global and local. Global utilises a single mutex that locks to a tree, so only one thread can access the tree; while this is happening, other threads can run simulations. Local mutex utilises multiple mutex locks to specifically part of the tree during updates and can reduce potential bottlenecks. This parallelisation is effective, and subsequent versions have proven effective for simulating games of GO (</w:t>
+      </w:r>
+      <w:proofErr w:type="spellStart"/>
+      <w:r>
+        <w:rPr>
+          <w:lang w:val="en-AU"/>
+        </w:rPr>
+        <w:t>Yoshizoe</w:t>
+      </w:r>
+      <w:proofErr w:type="spellEnd"/>
+      <w:r>
+        <w:rPr>
+          <w:lang w:val="en-AU"/>
+        </w:rPr>
+        <w:t xml:space="preserve"> et al., 2021). Virtual Loss Tree Parallelisation works by adding a virtual loss to the value of a visited node, which temporarily alters the node statistics and reduces the chance multiple threads explore the same node simultaneously (</w:t>
+      </w:r>
+      <w:proofErr w:type="spellStart"/>
+      <w:r>
+        <w:rPr>
+          <w:lang w:val="en-AU"/>
+        </w:rPr>
+        <w:t>Chaslot</w:t>
+      </w:r>
+      <w:proofErr w:type="spellEnd"/>
+      <w:r>
+        <w:rPr>
+          <w:lang w:val="en-AU"/>
+        </w:rPr>
+        <w:t xml:space="preserve"> et al, 2008). </w:t>
+      </w:r>
+    </w:p>
+    <w:p>
+      <w:pPr>
+        <w:rPr>
+          <w:lang w:val="en-AU"/>
+        </w:rPr>
+      </w:pPr>
+    </w:p>
+    <w:p>
+      <w:pPr>
+        <w:ind w:firstLine="0"/>
+        <w:rPr>
+          <w:lang w:val="en-AU"/>
+        </w:rPr>
+      </w:pPr>
+      <w:r>
+        <w:rPr>
+          <w:highlight w:val="yellow"/>
+          <w:lang w:val="en-AU"/>
+        </w:rPr>
+        <w:t>Figure</w:t>
+      </w:r>
+      <w:r>
+        <w:rPr>
+          <w:lang w:val="en-AU"/>
+        </w:rPr>
+        <w:t xml:space="preserve"> 3: Tree Parallelisation with Virtual Loss VL-UCT showing virtual loss added and subtracted</w:t>
+      </w:r>
+      <w:r>
+        <w:rPr>
+          <w:lang w:val="en-AU"/>
+        </w:rPr>
+        <w:t xml:space="preserve"> </w:t>
+      </w:r>
+      <w:r>
+        <w:rPr>
+          <w:lang w:val="en-AU"/>
+        </w:rPr>
+        <w:t>(V).</w:t>
+      </w:r>
+    </w:p>
+    <w:p>
+      <w:pPr>
+        <w:rPr>
+          <w:lang w:val="en-AU"/>
+        </w:rPr>
+      </w:pPr>
       <w:r>
         <w:rPr>
           <w:noProof/>
           <w:lang w:val="en-AU"/>
         </w:rPr>
         <w:drawing>
-          <wp:inline distT="0" distB="0" distL="0" distR="0" wp14:anchorId="78532A85" wp14:editId="74575B2D">
-            <wp:extent cx="2886075" cy="1076325"/>
-            <wp:effectExtent l="0" t="0" r="9525" b="9525"/>
+          <wp:inline distT="0" distB="0" distL="0" distR="0" wp14:anchorId="68113CB7" wp14:editId="6BBBC1F1">
+            <wp:extent cx="2436693" cy="1760706"/>
+            <wp:effectExtent l="0" t="0" r="1905" b="5080"/>
+            <wp:docPr id="410715585" name="Picture 9"/>
+            <wp:cNvGraphicFramePr>
+              <a:graphicFrameLocks xmlns:a="http://schemas.openxmlformats.org/drawingml/2006/main" noChangeAspect="1"/>
+            </wp:cNvGraphicFramePr>
+            <a:graphic xmlns:a="http://schemas.openxmlformats.org/drawingml/2006/main">
+              <a:graphicData uri="http://schemas.openxmlformats.org/drawingml/2006/picture">
+                <pic:pic xmlns:pic="http://schemas.openxmlformats.org/drawingml/2006/picture">
+                  <pic:nvPicPr>
+                    <pic:cNvPr id="0" name="Picture 27"/>
+                    <pic:cNvPicPr>
+                      <a:picLocks noChangeAspect="1" noChangeArrowheads="1"/>
+                    </pic:cNvPicPr>
+                  </pic:nvPicPr>
+                  <pic:blipFill>
+                    <a:blip r:embed="rId12" cstate="print">
+                      <a:extLst>
+                        <a:ext uri="{28A0092B-C50C-407E-A947-70E740481C1C}">
+                          <a14:useLocalDpi xmlns:a14="http://schemas.microsoft.com/office/drawing/2010/main" val="0"/>
+                        </a:ext>
+                      </a:extLst>
+                    </a:blip>
+                    <a:srcRect/>
+                    <a:stretch>
+                      <a:fillRect/>
+                    </a:stretch>
+                  </pic:blipFill>
+                  <pic:spPr bwMode="auto">
+                    <a:xfrm>
+                      <a:off x="0" y="0"/>
+                      <a:ext cx="2463619" cy="1780162"/>
+                    </a:xfrm>
+                    <a:prstGeom prst="rect">
+                      <a:avLst/>
+                    </a:prstGeom>
+                    <a:noFill/>
+                    <a:ln>
+                      <a:noFill/>
+                    </a:ln>
+                  </pic:spPr>
+                </pic:pic>
+              </a:graphicData>
+            </a:graphic>
+          </wp:inline>
+        </w:drawing>
+      </w:r>
+      <w:r>
+        <w:rPr>
+          <w:noProof/>
+          <w:lang w:val="en-AU"/>
+        </w:rPr>
+        <w:drawing>
+          <wp:inline distT="0" distB="0" distL="0" distR="0" wp14:anchorId="78532A85" wp14:editId="7560A94D">
+            <wp:extent cx="2331598" cy="869540"/>
+            <wp:effectExtent l="0" t="0" r="5715" b="0"/>
             <wp:docPr id="673516869" name="Picture 8" descr="A diagram of a variety of text&#10;&#10;AI-generated content may be incorrect."/>
             <wp:cNvGraphicFramePr>
               <a:graphicFrameLocks xmlns:a="http://schemas.openxmlformats.org/drawingml/2006/main" noChangeAspect="1"/>
@@ -1105,7 +1011,7 @@
                     </pic:cNvPicPr>
                   </pic:nvPicPr>
                   <pic:blipFill>
-                    <a:blip r:embed="rId12">
+                    <a:blip r:embed="rId13">
                       <a:extLst>
                         <a:ext uri="{28A0092B-C50C-407E-A947-70E740481C1C}">
                           <a14:useLocalDpi xmlns:a14="http://schemas.microsoft.com/office/drawing/2010/main" val="0"/>
@@ -1120,7 +1026,7 @@
                   <pic:spPr bwMode="auto">
                     <a:xfrm>
                       <a:off x="0" y="0"/>
-                      <a:ext cx="2886075" cy="1076325"/>
+                      <a:ext cx="2377945" cy="886824"/>
                     </a:xfrm>
                     <a:prstGeom prst="rect">
                       <a:avLst/>
@@ -1143,18 +1049,206 @@
           <w:lang w:val="en-AU"/>
         </w:rPr>
       </w:pPr>
-      <w:r>
-        <w:rPr>
-          <w:highlight w:val="yellow"/>
-          <w:lang w:val="en-AU"/>
-        </w:rPr>
-        <w:t>Figure</w:t>
-      </w:r>
-      <w:r>
-        <w:rPr>
-          <w:lang w:val="en-AU"/>
-        </w:rPr>
-        <w:t xml:space="preserve"> 3: Tree Parallelisation with Virtual Loss VL-UCT showing virtual loss added and subtracted (V).</w:t>
+    </w:p>
+    <w:p>
+      <w:pPr>
+        <w:rPr>
+          <w:lang w:val="en-AU"/>
+        </w:rPr>
+      </w:pPr>
+      <w:r>
+        <w:rPr>
+          <w:lang w:val="en-AU"/>
+        </w:rPr>
+        <w:t>Further research by</w:t>
+      </w:r>
+      <w:r>
+        <w:t xml:space="preserve"> </w:t>
+      </w:r>
+      <w:proofErr w:type="spellStart"/>
+      <w:r>
+        <w:rPr>
+          <w:lang w:val="en-AU"/>
+        </w:rPr>
+        <w:t>Mirsoleimani</w:t>
+      </w:r>
+      <w:proofErr w:type="spellEnd"/>
+      <w:r>
+        <w:rPr>
+          <w:lang w:val="en-AU"/>
+        </w:rPr>
+        <w:t xml:space="preserve"> et al. (2017)</w:t>
+      </w:r>
+      <w:r>
+        <w:rPr>
+          <w:lang w:val="en-AU"/>
+        </w:rPr>
+        <w:t xml:space="preserve"> examines VL-UCT a lock free implementation compared to Tree Parallel </w:t>
+      </w:r>
+      <w:r>
+        <w:rPr>
+          <w:lang w:val="en-AU"/>
+        </w:rPr>
+        <w:t>MCTS</w:t>
+      </w:r>
+      <w:r>
+        <w:rPr>
+          <w:lang w:val="en-AU"/>
+        </w:rPr>
+        <w:t xml:space="preserve"> lock free implementation. In this environment </w:t>
+      </w:r>
+      <w:proofErr w:type="spellStart"/>
+      <w:r>
+        <w:rPr>
+          <w:lang w:val="en-AU"/>
+        </w:rPr>
+        <w:t>Mirsoleimani</w:t>
+      </w:r>
+      <w:proofErr w:type="spellEnd"/>
+      <w:r>
+        <w:rPr>
+          <w:lang w:val="en-AU"/>
+        </w:rPr>
+        <w:t xml:space="preserve"> et al</w:t>
+      </w:r>
+      <w:r>
+        <w:rPr>
+          <w:lang w:val="en-AU"/>
+        </w:rPr>
+        <w:t xml:space="preserve"> found that </w:t>
+      </w:r>
+      <w:r>
+        <w:rPr>
+          <w:lang w:val="en-AU"/>
+        </w:rPr>
+        <w:t xml:space="preserve">virtual loss </w:t>
+      </w:r>
+      <w:r>
+        <w:rPr>
+          <w:lang w:val="en-AU"/>
+        </w:rPr>
+        <w:t>increased</w:t>
+      </w:r>
+      <w:r>
+        <w:rPr>
+          <w:lang w:val="en-AU"/>
+        </w:rPr>
+        <w:t xml:space="preserve"> search overhead and reduced time efficiency</w:t>
+      </w:r>
+      <w:r>
+        <w:rPr>
+          <w:lang w:val="en-AU"/>
+        </w:rPr>
+        <w:t xml:space="preserve">, contrary to the expected. </w:t>
+      </w:r>
+      <w:proofErr w:type="spellStart"/>
+      <w:r>
+        <w:rPr>
+          <w:lang w:val="en-AU"/>
+        </w:rPr>
+        <w:t>Mirsoleimani</w:t>
+      </w:r>
+      <w:proofErr w:type="spellEnd"/>
+      <w:r>
+        <w:rPr>
+          <w:lang w:val="en-AU"/>
+        </w:rPr>
+        <w:t xml:space="preserve"> et al</w:t>
+      </w:r>
+      <w:r>
+        <w:rPr>
+          <w:lang w:val="en-AU"/>
+        </w:rPr>
+        <w:t xml:space="preserve"> present that </w:t>
+      </w:r>
+      <w:r>
+        <w:rPr>
+          <w:lang w:val="en-AU"/>
+        </w:rPr>
+        <w:t xml:space="preserve">virtual loss offered little benefit when </w:t>
+      </w:r>
+      <w:r>
+        <w:rPr>
+          <w:lang w:val="en-AU"/>
+        </w:rPr>
+        <w:t xml:space="preserve">run </w:t>
+      </w:r>
+      <w:r>
+        <w:rPr>
+          <w:lang w:val="en-AU"/>
+        </w:rPr>
+        <w:t>asynchronous</w:t>
+      </w:r>
+      <w:r>
+        <w:rPr>
+          <w:lang w:val="en-AU"/>
+        </w:rPr>
+        <w:t xml:space="preserve">ly as </w:t>
+      </w:r>
+      <w:r>
+        <w:rPr>
+          <w:lang w:val="en-AU"/>
+        </w:rPr>
+        <w:t xml:space="preserve">thread contention </w:t>
+      </w:r>
+      <w:r>
+        <w:rPr>
+          <w:lang w:val="en-AU"/>
+        </w:rPr>
+        <w:t xml:space="preserve">are minimised by this. It should be noted that the VL-UCT and Tree MCTS that will be </w:t>
+      </w:r>
+      <w:r>
+        <w:rPr>
+          <w:lang w:val="en-AU"/>
+        </w:rPr>
+        <w:lastRenderedPageBreak/>
+        <w:t xml:space="preserve">examined in this paper which relies on global locks but remains </w:t>
+      </w:r>
+      <w:r>
+        <w:rPr>
+          <w:lang w:val="en-AU"/>
+        </w:rPr>
+        <w:t>relevant</w:t>
+      </w:r>
+      <w:r>
+        <w:rPr>
+          <w:lang w:val="en-AU"/>
+        </w:rPr>
+        <w:t xml:space="preserve"> as WU-UCT is run </w:t>
+      </w:r>
+      <w:r>
+        <w:rPr>
+          <w:lang w:val="en-AU"/>
+        </w:rPr>
+        <w:t>asynchronous</w:t>
+      </w:r>
+      <w:r>
+        <w:rPr>
+          <w:lang w:val="en-AU"/>
+        </w:rPr>
+        <w:t>ly</w:t>
+      </w:r>
+      <w:r>
+        <w:rPr>
+          <w:lang w:val="en-AU"/>
+        </w:rPr>
+        <w:t xml:space="preserve"> running </w:t>
+      </w:r>
+      <w:r>
+        <w:rPr>
+          <w:i/>
+          <w:iCs/>
+          <w:lang w:val="en-AU"/>
+        </w:rPr>
+        <w:t>mostly lock-free</w:t>
+      </w:r>
+      <w:r>
+        <w:rPr>
+          <w:i/>
+          <w:iCs/>
+          <w:lang w:val="en-AU"/>
+        </w:rPr>
+        <w:t xml:space="preserve">. </w:t>
       </w:r>
     </w:p>
     <w:p>
@@ -1174,37 +1268,71 @@
         <w:rPr>
           <w:lang w:val="en-AU"/>
         </w:rPr>
-        <w:t xml:space="preserve">Recent developments have expanded on tree parallelisation with virtual loss, such as a newer method proposed by Liu et al (2019) called Watch the Unobserved (WU-UCT) (See Figure 4). WU-UCT, a type of tree parallelisation, tracks the number of incomplete simulation queries or “unobserved </w:t>
-      </w:r>
-      <w:r>
-        <w:rPr>
-          <w:lang w:val="en-AU"/>
-        </w:rPr>
-        <w:lastRenderedPageBreak/>
-        <w:t>samples”. This information is used to alter the UCT policy of MCTS during selection, giving a more balanced setting between exploration and exploitation of the MCTS. This balance reduces contention or the simulation of the same node multiple times. Liu et al (2019) demonstrated the effectiveness of this method in the space of video games with the Atari games benchmark.</w:t>
+        <w:t>Recent developments have expanded on tree parallelisation with virtual loss, such as a newer method proposed by Liu et al (2019) called Watch the Unobserved (WU-UCT) (See Figure 4). WU-UCT, a type of tree parallelisation, tracks the number of incomplete simulation queries or “unobserved samples”. This information is used to alter the UCT policy of MCTS during selection, giving a more balanced setting between exploration and exploitation of the MCTS. This balance reduces contention or the simulation of the same node multiple times. Liu et al (2019) demonstrated the effectiveness of this method in the space of video games with the Atari games benchmark.</w:t>
+      </w:r>
+      <w:r>
+        <w:rPr>
+          <w:lang w:val="en-AU"/>
+        </w:rPr>
+        <w:t xml:space="preserve"> Further this implementation of UCT utilise on separate expansion and simulation workers running </w:t>
+      </w:r>
+      <w:r>
+        <w:rPr>
+          <w:lang w:val="en-AU"/>
+        </w:rPr>
+        <w:t>asynchronous</w:t>
+      </w:r>
+      <w:r>
+        <w:rPr>
+          <w:lang w:val="en-AU"/>
+        </w:rPr>
+        <w:t>ly with minimal locks and uses memory safe access for expansion workers to make selections.</w:t>
       </w:r>
     </w:p>
     <w:p>
       <w:pPr>
-        <w:rPr>
+        <w:ind w:firstLine="0"/>
+        <w:rPr>
+          <w:highlight w:val="yellow"/>
           <w:lang w:val="en-AU"/>
         </w:rPr>
       </w:pPr>
     </w:p>
     <w:p>
       <w:pPr>
+        <w:ind w:firstLine="0"/>
         <w:rPr>
           <w:lang w:val="en-AU"/>
         </w:rPr>
       </w:pPr>
       <w:r>
         <w:rPr>
+          <w:highlight w:val="yellow"/>
+          <w:lang w:val="en-AU"/>
+        </w:rPr>
+        <w:t>Figure</w:t>
+      </w:r>
+      <w:r>
+        <w:rPr>
+          <w:lang w:val="en-AU"/>
+        </w:rPr>
+        <w:t xml:space="preserve"> 4: Watch the Unobserved in UCT with count of ongoing simulations from a given node (O).</w:t>
+      </w:r>
+    </w:p>
+    <w:p>
+      <w:pPr>
+        <w:rPr>
+          <w:lang w:val="en-AU"/>
+        </w:rPr>
+      </w:pPr>
+      <w:r>
+        <w:rPr>
           <w:noProof/>
           <w:lang w:val="en-AU"/>
         </w:rPr>
         <w:drawing>
-          <wp:inline distT="0" distB="0" distL="0" distR="0" wp14:anchorId="29931BB1" wp14:editId="33C8A208">
-            <wp:extent cx="2019300" cy="1638300"/>
+          <wp:inline distT="0" distB="0" distL="0" distR="0" wp14:anchorId="29931BB1" wp14:editId="0D5CFDF2">
+            <wp:extent cx="3151762" cy="2557091"/>
             <wp:effectExtent l="0" t="0" r="0" b="0"/>
             <wp:docPr id="2011528224" name="Picture 7" descr="A diagram of a diagram&#10;&#10;AI-generated content may be incorrect."/>
             <wp:cNvGraphicFramePr>
@@ -1220,7 +1348,7 @@
                     </pic:cNvPicPr>
                   </pic:nvPicPr>
                   <pic:blipFill>
-                    <a:blip r:embed="rId13" cstate="print">
+                    <a:blip r:embed="rId14" cstate="print">
                       <a:extLst>
                         <a:ext uri="{28A0092B-C50C-407E-A947-70E740481C1C}">
                           <a14:useLocalDpi xmlns:a14="http://schemas.microsoft.com/office/drawing/2010/main" val="0"/>
@@ -1235,7 +1363,7 @@
                   <pic:spPr bwMode="auto">
                     <a:xfrm>
                       <a:off x="0" y="0"/>
-                      <a:ext cx="2019300" cy="1638300"/>
+                      <a:ext cx="3202058" cy="2597897"/>
                     </a:xfrm>
                     <a:prstGeom prst="rect">
                       <a:avLst/>
@@ -1257,9 +1385,9 @@
           <w:lang w:val="en-AU"/>
         </w:rPr>
         <w:drawing>
-          <wp:inline distT="0" distB="0" distL="0" distR="0" wp14:anchorId="0B9A1405" wp14:editId="1A9DD387">
-            <wp:extent cx="2105025" cy="790575"/>
-            <wp:effectExtent l="0" t="0" r="9525" b="9525"/>
+          <wp:inline distT="0" distB="0" distL="0" distR="0" wp14:anchorId="0B9A1405" wp14:editId="03FE4F89">
+            <wp:extent cx="2286336" cy="858669"/>
+            <wp:effectExtent l="0" t="0" r="0" b="5080"/>
             <wp:docPr id="2105346653" name="Picture 6" descr="A diagram of a variety of text&#10;&#10;AI-generated content may be incorrect."/>
             <wp:cNvGraphicFramePr>
               <a:graphicFrameLocks xmlns:a="http://schemas.openxmlformats.org/drawingml/2006/main" noChangeAspect="1"/>
@@ -1274,7 +1402,7 @@
                     </pic:cNvPicPr>
                   </pic:nvPicPr>
                   <pic:blipFill>
-                    <a:blip r:embed="rId12">
+                    <a:blip r:embed="rId13">
                       <a:extLst>
                         <a:ext uri="{28A0092B-C50C-407E-A947-70E740481C1C}">
                           <a14:useLocalDpi xmlns:a14="http://schemas.microsoft.com/office/drawing/2010/main" val="0"/>
@@ -1289,7 +1417,7 @@
                   <pic:spPr bwMode="auto">
                     <a:xfrm>
                       <a:off x="0" y="0"/>
-                      <a:ext cx="2105025" cy="790575"/>
+                      <a:ext cx="2335907" cy="877286"/>
                     </a:xfrm>
                     <a:prstGeom prst="rect">
                       <a:avLst/>
@@ -1312,19 +1440,6 @@
           <w:lang w:val="en-AU"/>
         </w:rPr>
       </w:pPr>
-      <w:r>
-        <w:rPr>
-          <w:highlight w:val="yellow"/>
-          <w:lang w:val="en-AU"/>
-        </w:rPr>
-        <w:t>Figure</w:t>
-      </w:r>
-      <w:r>
-        <w:rPr>
-          <w:lang w:val="en-AU"/>
-        </w:rPr>
-        <w:t xml:space="preserve"> 4: Watch the Unobserved in UCT with count of ongoing simulations from a given node (O).</w:t>
-      </w:r>
     </w:p>
     <w:p>
       <w:pPr>
@@ -1339,6 +1454,20 @@
           <w:lang w:val="en-AU"/>
         </w:rPr>
       </w:pPr>
+    </w:p>
+    <w:p>
+      <w:pPr>
+        <w:rPr>
+          <w:lang w:val="en-AU"/>
+        </w:rPr>
+      </w:pPr>
+    </w:p>
+    <w:p>
+      <w:pPr>
+        <w:rPr>
+          <w:lang w:val="en-AU"/>
+        </w:rPr>
+      </w:pPr>
       <w:proofErr w:type="gramStart"/>
       <w:r>
         <w:rPr>
@@ -1351,14 +1480,7 @@
         <w:rPr>
           <w:lang w:val="en-AU"/>
         </w:rPr>
-        <w:t xml:space="preserve"> parallelisation of MCTS has been in the domain of games such as GO, chess and simple video games. The use of MCTS for strategic planning and robotics has been demonstrated by Huang et al (2022), with the development of Parallel MCTS, with Batched Simulation (PMBS) for simulation of Long-Horizon Episodic Robot Planning. Long-Horizon planning has the robot plan many steps in the future, while episodic planning has a task broken down into smaller “episodes”. MCTS builds a tree of possible actions that grows exponentially in Long-Horizon planning. Huang et al (2022) introduce Parallel MCTS with Batched Simulation (PMBS). PMBS uses the power of the GPU to run hundreds of simulations simultaneously without simplifying physics for the simulation. This saw a 30x speedup over single-thread MCTS on the same task. This parallel shows the potential parallel MCTS could have with strategic planning and was designed for slow, complex planning in a large search space. </w:t>
-      </w:r>
-      <w:r>
-        <w:rPr>
-          <w:lang w:val="en-AU"/>
-        </w:rPr>
-        <w:lastRenderedPageBreak/>
-        <w:t>Alternatively single single-threaded MCTS has been used for strategic planning and related tasks successfully, such as robot path planning using self-learning MCTS (Dam et al., 2022) (Li et al., 2023).</w:t>
+        <w:t xml:space="preserve"> parallelisation of MCTS has been in the domain of games such as GO, chess and simple video games. The use of MCTS for strategic planning and robotics has been demonstrated by Huang et al (2022), with the development of Parallel MCTS, with Batched Simulation (PMBS) for simulation of Long-Horizon Episodic Robot Planning. Long-Horizon planning has the robot plan many steps in the future, while episodic planning has a task broken down into smaller “episodes”. MCTS builds a tree of possible actions that grows exponentially in Long-Horizon planning. Huang et al (2022) introduce Parallel MCTS with Batched Simulation (PMBS). PMBS uses the power of the GPU to run hundreds of simulations simultaneously without simplifying physics for the simulation. This saw a 30x speedup over single-thread MCTS on the same task. This parallel shows the potential parallel MCTS could have with strategic planning and was designed for slow, complex planning in a large search space. Alternatively single single-threaded MCTS has been used for strategic planning and related tasks successfully, such as robot path planning using self-learning MCTS (Dam et al., 2022) (Li et al., 2023).</w:t>
       </w:r>
     </w:p>
     <w:p>
@@ -1395,7 +1517,7 @@
     </w:p>
     <w:p>
       <w:r>
-        <w:t xml:space="preserve">This research investigates how parallelised versions of Monte Carlo Tree Search can be applied to the Orienteering Problem to maximise reward gained within a budget constraint. </w:t>
+        <w:t>This research investigates how parallelised versions of Monte Carlo Tree Search can be applied to the Orienteering Problem to maximise reward gained within a budget constraint demonstrating strategic planning.</w:t>
       </w:r>
     </w:p>
     <w:p/>
@@ -1415,7 +1537,6 @@
         <w:pStyle w:val="Heading1"/>
       </w:pPr>
       <w:r>
-        <w:lastRenderedPageBreak/>
         <w:t>4 Methodology</w:t>
       </w:r>
     </w:p>
@@ -1437,20 +1558,31 @@
         <w:rPr>
           <w:lang w:val="en-AU"/>
         </w:rPr>
-        <w:t xml:space="preserve">Monte Carlo Tree Search (MCTS) is a general-purpose decision-making algorithm for planning that builds a search tree, where each node corresponds to a specific search state. MCTS has four steps to each iteration: Selection, Expansion, Simulation and Backpropagation </w:t>
-      </w:r>
-      <w:r>
-        <w:rPr>
-          <w:highlight w:val="yellow"/>
-          <w:lang w:val="en-AU"/>
-        </w:rPr>
-        <w:t>___ (figure diagram of steps</w:t>
-      </w:r>
-      <w:r>
-        <w:rPr>
-          <w:lang w:val="en-AU"/>
-        </w:rPr>
-        <w:t>). Selection traverses from the root node to a leaf node, this selection is done where the node maximises the Upper Confidence Bound for Trees (UCT) formula</w:t>
+        <w:t>Monte Carlo Tree Search (MCTS) is a general-purpose decision-making algorithm for planning that builds a search tree, where each node corresponds to a specific search state. MCTS has four steps to each iteration: Selection, Expansion, Simulation and Backpropagation</w:t>
+      </w:r>
+      <w:r>
+        <w:rPr>
+          <w:lang w:val="en-AU"/>
+        </w:rPr>
+        <w:t xml:space="preserve"> as seen in </w:t>
+      </w:r>
+      <w:r>
+        <w:rPr>
+          <w:lang w:val="en-AU"/>
+        </w:rPr>
+        <w:t>F</w:t>
+      </w:r>
+      <w:r>
+        <w:rPr>
+          <w:lang w:val="en-AU"/>
+        </w:rPr>
+        <w:t>igure 1</w:t>
+      </w:r>
+      <w:r>
+        <w:rPr>
+          <w:lang w:val="en-AU"/>
+        </w:rPr>
+        <w:t>. Selection traverses from the root node to a leaf node, this selection is done where the node maximises the Upper Confidence Bound for Trees (UCT) formula</w:t>
       </w:r>
       <w:r>
         <w:rPr>
@@ -1826,6 +1958,7 @@
           <w:rFonts w:eastAsiaTheme="minorEastAsia"/>
           <w:lang w:val="en-AU"/>
         </w:rPr>
+        <w:lastRenderedPageBreak/>
         <w:t>Where:</w:t>
       </w:r>
     </w:p>
@@ -2157,14 +2290,7 @@
         <w:rPr>
           <w:lang w:val="en-AU"/>
         </w:rPr>
-        <w:t xml:space="preserve">, adjusts how strongly the exploration is weighted. Expansion adds an untried action on a non-terminal node which doesn't have all its children explored into the search space, growing the search tree. Simulation, also known as rollout, estimates the reward of the expanded node by randomly selecting possible actions. The final step, Backpropagation, adds the reward of the expanded node to the root </w:t>
-      </w:r>
-      <w:r>
-        <w:rPr>
-          <w:lang w:val="en-AU"/>
-        </w:rPr>
-        <w:lastRenderedPageBreak/>
-        <w:t xml:space="preserve">node and each intermediate node </w:t>
+        <w:t xml:space="preserve">, adjusts how strongly the exploration is weighted. Expansion adds an untried action on a non-terminal node which doesn't have all its children explored into the search space, growing the search tree. Simulation, also known as rollout, estimates the reward of the expanded node by randomly selecting possible actions. The final step, Backpropagation, adds the reward of the expanded node to the root node and each intermediate node </w:t>
       </w:r>
       <m:oMath>
         <m:sSub>
@@ -2262,6 +2388,20 @@
       </m:oMath>
       <w:r>
         <w:rPr>
+          <w:rFonts w:eastAsiaTheme="minorEastAsia"/>
+          <w:lang w:val="en-AU"/>
+        </w:rPr>
+        <w:t xml:space="preserve"> </w:t>
+      </w:r>
+      <w:r>
+        <w:rPr>
+          <w:rFonts w:eastAsiaTheme="minorEastAsia"/>
+          <w:lang w:val="en-AU"/>
+        </w:rPr>
+        <w:t>(James et al., 2017)</w:t>
+      </w:r>
+      <w:r>
+        <w:rPr>
           <w:lang w:val="en-AU"/>
         </w:rPr>
         <w:t>.</w:t>
@@ -2333,7 +2473,26 @@
         <w:rPr>
           <w:lang w:val="en-AU"/>
         </w:rPr>
-        <w:t>The Orienteering Problem is a combinatorial optimisation problem which, in its classic form, entails finding a path from a start node to a predetermined end node, in a set of nodes. Each node in the network has an associated reward or score collected when visited. The objective is to maximise the total reward while remaining within the problem's time or distance budget constraints. A relevant alteration to the Orienteering Problem is to have no end node constraint, and the path can terminate at any node; the only objective is to achieve the highest reward within the budget. This investigation will explore both variants mentioned. </w:t>
+        <w:lastRenderedPageBreak/>
+        <w:t>The Orienteering Problem is a combinatorial optimisation problem which, in its classic form, entails finding a path from a start node to a predetermined end node, in a set of nodes. Each node in the network has an associated reward or score collected when visited. The objective is to maximise the total reward while remaining within the problem's time or distance budget constraints</w:t>
+      </w:r>
+      <w:r>
+        <w:rPr>
+          <w:lang w:val="en-AU"/>
+        </w:rPr>
+        <w:t xml:space="preserve"> </w:t>
+      </w:r>
+      <w:r>
+        <w:rPr>
+          <w:lang w:val="en-AU"/>
+        </w:rPr>
+        <w:t>(Gunawan et al., 2016)</w:t>
+      </w:r>
+      <w:r>
+        <w:rPr>
+          <w:lang w:val="en-AU"/>
+        </w:rPr>
+        <w:t>. A relevant alteration to the Orienteering Problem is to have no end node constraint, and the path can terminate at any node; the only objective is to achieve the highest reward within the budget. This investigation will explore both variants mentioned. </w:t>
       </w:r>
     </w:p>
     <w:p>
@@ -2359,8 +2518,13 @@
         <w:rPr>
           <w:lang w:val="en-AU"/>
         </w:rPr>
-        <w:lastRenderedPageBreak/>
-        <w:t>robotics planning problems. Further, it allows for the balancing of exploration and exploitation when selecting an action.</w:t>
+        <w:t xml:space="preserve">strategic </w:t>
+      </w:r>
+      <w:r>
+        <w:rPr>
+          <w:lang w:val="en-AU"/>
+        </w:rPr>
+        <w:t>planning problems. Further, it allows for the balancing of exploration and exploitation when selecting an action.</w:t>
       </w:r>
     </w:p>
     <w:p/>
@@ -2384,10 +2548,21 @@
       <w:r>
         <w:t>4.3.1 Parallel MCTS and Orienteering</w:t>
       </w:r>
+      <w:r>
+        <w:t xml:space="preserve"> Problem</w:t>
+      </w:r>
     </w:p>
     <w:p>
       <w:r>
-        <w:t>Three key parallel MCTS strategies implemented are Tree Parallel in MCTS, Virtual Loss (VL-UCT) and Watch the Unobserved (WU-UCT). WU-UCT and VL-UCT are extensions of Tree parallelism that seek to reduce the collisions and synchronization challenges of multiple workers during the expanding and backpropagating stages of MCTS, as they work within the same tree structure.</w:t>
+        <w:t xml:space="preserve">Three </w:t>
+      </w:r>
+      <w:proofErr w:type="gramStart"/>
+      <w:r>
+        <w:t>key</w:t>
+      </w:r>
+      <w:proofErr w:type="gramEnd"/>
+      <w:r>
+        <w:t xml:space="preserve"> parallel MCTS strategies implemented are Tree Parallel in MCTS, Virtual Loss (VL-UCT) and Watch the Unobserved (WU-UCT). WU-UCT and VL-UCT are extensions of Tree parallelism that seek to reduce the collisions and synchronization challenges of multiple workers during the expanding and backpropagating stages of MCTS, as they work within the same tree structure.</w:t>
       </w:r>
     </w:p>
     <w:p>
@@ -2408,33 +2583,20 @@
         <w:rPr>
           <w:lang w:val="en-AU"/>
         </w:rPr>
-        <w:t xml:space="preserve">Tree Parallelism in MCTS, as explored in Chaslot et al. (2008), is a widely used method for running MCTS in parallel. Parallel programming offers increased computational power at the cost of associated overheads. Tree parallelism utilises multiple worker threads that share a single global search tree, which is concurrently traversed, expanded and updated.  Tree parallelism utilises the standard UCT formula to guide selection </w:t>
-      </w:r>
-      <w:r>
-        <w:rPr>
-          <w:highlight w:val="yellow"/>
-          <w:lang w:val="en-AU"/>
-        </w:rPr>
-        <w:t>(See figure ___).</w:t>
-      </w:r>
-      <w:r>
-        <w:rPr>
-          <w:lang w:val="en-AU"/>
-        </w:rPr>
-        <w:t xml:space="preserve"> As a single tree is created, knowledge is shared between threads, which can accelerate the search’s convergence toward promising regions. However, the shared tree introduces complications. Multiple workers may attempt to select or update t</w:t>
-      </w:r>
-      <w:r>
-        <w:rPr>
-          <w:u w:val="single"/>
-          <w:lang w:val="en-AU"/>
-        </w:rPr>
-        <w:t xml:space="preserve">he same node concurrently. This leads to collisions, redundant simulations, and potential synchronisation overhead that reduces parallel efficiency. </w:t>
-      </w:r>
-      <w:r>
-        <w:rPr>
-          <w:lang w:val="en-AU"/>
-        </w:rPr>
-        <w:t>Local and global mutexes are used to prevent data corruption.</w:t>
+        <w:lastRenderedPageBreak/>
+        <w:t xml:space="preserve">Tree Parallelism in MCTS, as explored in Chaslot et al. (2008), is a widely used method for running MCTS in parallel. Parallel programming offers increased computational power at the cost of associated overheads. Tree parallelism utilises multiple worker threads that share a single global search tree, which is concurrently traversed, expanded and updated.  Tree parallelism utilises the standard UCT formula to guide selection (See </w:t>
+      </w:r>
+      <w:r>
+        <w:rPr>
+          <w:lang w:val="en-AU"/>
+        </w:rPr>
+        <w:t>section 4.1</w:t>
+      </w:r>
+      <w:r>
+        <w:rPr>
+          <w:lang w:val="en-AU"/>
+        </w:rPr>
+        <w:t>) As a single tree is created, knowledge is shared between threads, which can accelerate the search’s convergence toward promising regions. However, the shared tree introduces complications. Multiple workers may attempt to select or update the same node concurrently. This leads to collisions, redundant simulations, and potential synchronisation overhead that reduces parallel efficiency. Local and global mutexes are used to prevent data corruption.</w:t>
       </w:r>
     </w:p>
     <w:p>
@@ -2469,23 +2631,17 @@
         <w:rPr>
           <w:lang w:val="en-AU"/>
         </w:rPr>
-        <w:lastRenderedPageBreak/>
-        <w:t>Tree Parallelism is well-suited for the OP as the search space has high locality, that is, a given decision from a node is heavily dependent on the nodes' neighbours and the remaining budget. Multiple valid paths are expected to share nodes, for example, the first few nodes from the start node. The shared search tree allows a given worker to reuse evaluations of the shared paths created by other workers. This prevents simulations of the same part of a path, giving a greater focus on promising areas of the search space. </w:t>
-      </w:r>
-      <w:r>
-        <w:rPr>
-          <w:lang w:val="en-AU"/>
-        </w:rPr>
-        <w:br/>
-        <w:t>A constraint of the OP, as defined in section 4.4.1 Testing and Assumptions, is that all OP tests will place a constraint on the distance that can be traversed between nodes, allowing for only travel to direct neighbours. This reduces the branching factor of the MCTS based on the number of neighbours a node has; this value is between 3-8 based on node location and path to node. Multiple workers sharing the tree helps ensure balanced coverage of possible decisions at each step.</w:t>
+        <w:t>Tree Parallelism is well-suited for the OP as the search space has high locality, that is, a given decision from a node is heavily dependent on the nodes' neighbours and the remaining budget. Multiple valid paths are expected to share nodes, for example, the first few nodes from the start node. The shared search tree allows a given worker to reuse evaluations of the shared paths created by other workers. This prevents simulations of the same part of a path, giving a greater focus on promising areas of the search space. A constraint of the OP, as defined in section 4.4.1 Testing and Assumptions, is that all OP tests will place a constraint on the distance that can be traversed between nodes, allowing for only travel to direct neighbours. This reduces the branching factor of the MCTS based on the number of neighbours a node has; this value is between 3-8 based on node location and path to node. Multiple workers sharing the tree helps ensure balanced coverage of possible decisions at each step.</w:t>
       </w:r>
     </w:p>
+    <w:p/>
     <w:p/>
     <w:p>
       <w:pPr>
         <w:pStyle w:val="Heading3"/>
       </w:pPr>
       <w:r>
+        <w:lastRenderedPageBreak/>
         <w:t>4.3.2 Limitations of Tree Parallelism and Motivation for Virtual Loss and Watch the Unobserved</w:t>
       </w:r>
     </w:p>
@@ -2521,7 +2677,6 @@
         <w:rPr>
           <w:lang w:val="en-AU"/>
         </w:rPr>
-        <w:lastRenderedPageBreak/>
         <w:t>The unique developments of VL-UCT and WU-UCT will be explored. VL-UCT expands on Tree Parallelism by introducing a mechanism called virtual loss to UCT that discourages multiple workers from exploring the same node concurrently. Virtual loss is a temporary fixed virtual penalty applied to a node's reward (L</w:t>
       </w:r>
       <w:r>
@@ -3062,6 +3217,7 @@
         <w:rPr>
           <w:lang w:val="en-AU"/>
         </w:rPr>
+        <w:lastRenderedPageBreak/>
         <w:t>introduces a virtual visit count (V</w:t>
       </w:r>
       <w:r>
@@ -3123,22 +3279,28 @@
           <w:rFonts w:eastAsiaTheme="minorEastAsia"/>
           <w:lang w:val="en-AU"/>
         </w:rPr>
-        <w:t>Watch the Unobserved seeks to improve Tree Parallelism by tracking the number of ongoing simulations, these are what __</w:t>
+        <w:t xml:space="preserve">Watch the Unobserved seeks to improve Tree Parallelism by tracking the number of ongoing simulations, these are what </w:t>
       </w:r>
       <w:r>
         <w:rPr>
           <w:rFonts w:eastAsiaTheme="minorEastAsia"/>
-          <w:highlight w:val="yellow"/>
-          <w:lang w:val="en-AU"/>
-        </w:rPr>
-        <w:t>references</w:t>
+          <w:lang w:val="en-AU"/>
+        </w:rPr>
+        <w:t>Liu et al (2019</w:t>
       </w:r>
       <w:r>
         <w:rPr>
           <w:rFonts w:eastAsiaTheme="minorEastAsia"/>
           <w:lang w:val="en-AU"/>
         </w:rPr>
-        <w:t xml:space="preserve"> ___ call the “Unobserved”.</w:t>
+        <w:t xml:space="preserve">) </w:t>
+      </w:r>
+      <w:r>
+        <w:rPr>
+          <w:rFonts w:eastAsiaTheme="minorEastAsia"/>
+          <w:lang w:val="en-AU"/>
+        </w:rPr>
+        <w:t>call the “Unobserved”.</w:t>
       </w:r>
       <w:r>
         <w:rPr>
@@ -3696,7 +3858,6 @@
           <w:rFonts w:eastAsiaTheme="minorEastAsia"/>
           <w:lang w:val="en-AU"/>
         </w:rPr>
-        <w:lastRenderedPageBreak/>
         <w:t xml:space="preserve">The </w:t>
       </w:r>
       <w:r>
@@ -3808,6 +3969,7 @@
           <w:rFonts w:eastAsiaTheme="minorEastAsia"/>
           <w:lang w:val="en-AU"/>
         </w:rPr>
+        <w:lastRenderedPageBreak/>
         <w:t>WU-UCT reduces the number of required locks that increase computational overheads in lock contention by asynchronous updates and observation correction, allowing workers to proceed independently while maintaining convergence guarantees.</w:t>
       </w:r>
     </w:p>
@@ -3881,7 +4043,6 @@
     </w:p>
     <w:p>
       <w:r>
-        <w:lastRenderedPageBreak/>
         <w:t>For this investigation, a set of Orienteering problems was collected and created. Firstly set_64_1 and Tsiligirides_1 from __ and ___ respectively were used for testing. A set of problems was made following the format of set_64_1. This set uses a square 10 by 10 grid, where each natural coordinate is a node</w:t>
       </w:r>
       <w:r>
@@ -3926,7 +4087,11 @@
     </w:p>
     <w:p>
       <w:r>
-        <w:t xml:space="preserve">The problems are in a text file with the following structure: line 1 contains the problem budget and the number of problems present in the file. Each subsequent line has the x-y coordinates of a given node followed by a reward value. Each line contains one node coordinate and reward; lines 1 and 2 contain the start and end nodes, respectively. The following lines contain intermediate nodes, </w:t>
+        <w:t xml:space="preserve">The problems are in a text file with the following structure: line 1 contains the problem budget and the number of problems present in the file. Each subsequent line has the x-y coordinates of a given </w:t>
+      </w:r>
+      <w:r>
+        <w:lastRenderedPageBreak/>
+        <w:t xml:space="preserve">node followed by a reward value. Each line contains one node coordinate and reward; lines 1 and 2 contain the start and end nodes, respectively. The following lines contain intermediate nodes, </w:t>
       </w:r>
       <w:r>
         <w:rPr>
@@ -3965,7 +4130,7 @@
                     </pic:cNvPicPr>
                   </pic:nvPicPr>
                   <pic:blipFill>
-                    <a:blip r:embed="rId14">
+                    <a:blip r:embed="rId15">
                       <a:extLst>
                         <a:ext uri="{28A0092B-C50C-407E-A947-70E740481C1C}">
                           <a14:useLocalDpi xmlns:a14="http://schemas.microsoft.com/office/drawing/2010/main" val="0"/>
@@ -4017,7 +4182,6 @@
         <w:rPr>
           <w:lang w:val="en-AU"/>
         </w:rPr>
-        <w:lastRenderedPageBreak/>
         <w:t>4.4.2 Orienteering Problem Module</w:t>
       </w:r>
     </w:p>
@@ -4071,6 +4235,7 @@
         <w:rPr>
           <w:lang w:val="en-AU"/>
         </w:rPr>
+        <w:lastRenderedPageBreak/>
         <w:t>OrienteeringProblem</w:t>
       </w:r>
       <w:r>
@@ -4221,9 +4386,6 @@
             </w:r>
             <w:r>
               <w:br/>
-            </w:r>
-            <w:r>
-              <w:lastRenderedPageBreak/>
               <w:t>            IF distance &lt;= max_edge_distance THEN</w:t>
             </w:r>
             <w:r>
@@ -4309,7 +4471,14 @@
         <w:rPr>
           <w:lang w:val="en-AU"/>
         </w:rPr>
-        <w:t xml:space="preserve"> which stores the state, the parent nodes and a list of child nodes, visit count, total reward and untried actions. The untried actions are a count of how many neighbours a node has that have yet to be explored. Once untried actions are 0, the node is fully expanded. </w:t>
+        <w:t xml:space="preserve"> which stores the state, the parent nodes and a list of child nodes, visit count, total reward and untried actions. The untried actions are a count of how </w:t>
+      </w:r>
+      <w:r>
+        <w:rPr>
+          <w:lang w:val="en-AU"/>
+        </w:rPr>
+        <w:lastRenderedPageBreak/>
+        <w:t xml:space="preserve">many neighbours a node has that have yet to be explored. Once untried actions are 0, the node is fully expanded. </w:t>
       </w:r>
       <w:proofErr w:type="spellStart"/>
       <w:r>
@@ -4487,9 +4656,6 @@
             </w:r>
             <w:r>
               <w:br/>
-            </w:r>
-            <w:r>
-              <w:lastRenderedPageBreak/>
               <w:t xml:space="preserve">    IF </w:t>
             </w:r>
             <w:proofErr w:type="spellStart"/>
@@ -4671,6 +4837,9 @@
             </w:r>
             <w:r>
               <w:br/>
+            </w:r>
+            <w:r>
+              <w:lastRenderedPageBreak/>
               <w:t>        // Track best child</w:t>
             </w:r>
             <w:r>
@@ -4757,6 +4926,7 @@
         <w:rPr>
           <w:lang w:val="en-AU"/>
         </w:rPr>
+        <w:lastRenderedPageBreak/>
         <w:t xml:space="preserve">It can be seen in step 3 that the </w:t>
       </w:r>
       <w:proofErr w:type="spellStart"/>
@@ -4833,7 +5003,6 @@
         <w:rPr>
           <w:lang w:val="en-AU"/>
         </w:rPr>
-        <w:lastRenderedPageBreak/>
         <w:t>Selection has the algorithm traverse the tree using UCT (</w:t>
       </w:r>
       <w:proofErr w:type="spellStart"/>
@@ -4971,6 +5140,7 @@
         <w:rPr>
           <w:lang w:val="en-AU"/>
         </w:rPr>
+        <w:lastRenderedPageBreak/>
         <w:t>UCT is only used in selection from a fully expanded node. </w:t>
       </w:r>
       <w:r>
@@ -5098,9 +5268,6 @@
             <w:proofErr w:type="spellEnd"/>
             <w:r>
               <w:br/>
-            </w:r>
-            <w:r>
-              <w:lastRenderedPageBreak/>
               <w:t>    END WHILE</w:t>
             </w:r>
             <w:r>
@@ -5115,7 +5282,7 @@
       <w:r>
         <w:t xml:space="preserve">This ends an iteration of MCTS. A </w:t>
       </w:r>
-      <w:hyperlink r:id="rId15" w:history="1">
+      <w:hyperlink r:id="rId16" w:history="1">
         <w:r>
           <w:rPr>
             <w:rStyle w:val="Hyperlink"/>
@@ -5146,7 +5313,11 @@
     </w:p>
     <w:p>
       <w:r>
-        <w:t>As discussed in section 4.2.2, VL-UCT and WU-UCT are extensions of the single unified search tree of Tree-Parallel MCTS, where multiple workers concurrently explore and update the single tree. This means these methods have been implemented similarly. Each method has a node class that extends to the UCTNode class. One or two worker classes, Tree and VL-UCT utilise one worker for both expansion and simulation, while WU-UCT has separate expansion and simulation workers. Lastly, each method has a corresponding coordinator that manages the parallel workers. Python threading was used to create and manage the parallel worker threads. Each method will be examined.</w:t>
+        <w:t xml:space="preserve">As discussed in section 4.2.2, VL-UCT and WU-UCT are extensions of the single unified search tree of Tree-Parallel MCTS, where multiple workers concurrently explore and update the single tree. This means these methods have been implemented similarly. Each method has a node class that extends to the UCTNode class. One or two worker classes, Tree and VL-UCT utilise one worker for both expansion and simulation, while WU-UCT has separate expansion and simulation workers. Lastly, each </w:t>
+      </w:r>
+      <w:r>
+        <w:lastRenderedPageBreak/>
+        <w:t>method has a corresponding coordinator that manages the parallel workers. Python threading was used to create and manage the parallel worker threads. Each method will be examined.</w:t>
       </w:r>
     </w:p>
     <w:p>
@@ -5340,9 +5511,6 @@
             </w:r>
             <w:r>
               <w:br/>
-            </w:r>
-            <w:r>
-              <w:lastRenderedPageBreak/>
               <w:t>finally:</w:t>
             </w:r>
             <w:r>
@@ -5508,6 +5676,7 @@
               <w:pStyle w:val="Code"/>
             </w:pPr>
             <w:r>
+              <w:lastRenderedPageBreak/>
               <w:t xml:space="preserve">FUNCTION </w:t>
             </w:r>
             <w:proofErr w:type="spellStart"/>
@@ -6100,7 +6269,6 @@
         <w:rPr>
           <w:lang w:val="en-AU"/>
         </w:rPr>
-        <w:lastRenderedPageBreak/>
         <w:t xml:space="preserve">The VL worker acts similarly to the Tree worker but calls the </w:t>
       </w:r>
       <w:proofErr w:type="spellStart"/>
@@ -6269,6 +6437,7 @@
               <w:pStyle w:val="Code"/>
             </w:pPr>
             <w:r>
+              <w:lastRenderedPageBreak/>
               <w:t xml:space="preserve">FUNCTION </w:t>
             </w:r>
             <w:proofErr w:type="spellStart"/>
@@ -6890,6 +7059,7 @@
           <w:highlight w:val="yellow"/>
           <w:lang w:val="en-AU"/>
         </w:rPr>
+        <w:lastRenderedPageBreak/>
         <w:t>Figure ___</w:t>
       </w:r>
     </w:p>
@@ -7239,12 +7409,6 @@
                 <w:lang w:val="en-AU"/>
               </w:rPr>
               <w:br/>
-            </w:r>
-            <w:r>
-              <w:rPr>
-                <w:lang w:val="en-AU"/>
-              </w:rPr>
-              <w:lastRenderedPageBreak/>
               <w:t xml:space="preserve">    </w:t>
             </w:r>
             <w:proofErr w:type="spellStart"/>
@@ -7565,7 +7729,14 @@
         <w:rPr>
           <w:lang w:val="en-AU"/>
         </w:rPr>
-        <w:t xml:space="preserve"> class allows for the information to be passed between worker types. As the two types of work function asynchronously, they need to be coordinated carefully. As the worker creates the simulation ID, call the </w:t>
+        <w:t xml:space="preserve"> class allows for the information to be passed between worker types. As the two types of work function asynchronously, they need to be coordinated carefully. As the worker creates the </w:t>
+      </w:r>
+      <w:r>
+        <w:rPr>
+          <w:lang w:val="en-AU"/>
+        </w:rPr>
+        <w:lastRenderedPageBreak/>
+        <w:t xml:space="preserve">simulation ID, call the </w:t>
       </w:r>
       <w:proofErr w:type="spellStart"/>
       <w:r>
@@ -7729,7 +7900,6 @@
               <w:br/>
             </w:r>
             <w:r>
-              <w:lastRenderedPageBreak/>
               <w:br/>
               <w:t xml:space="preserve">    </w:t>
             </w:r>
@@ -7945,6 +8115,7 @@
         <w:rPr>
           <w:lang w:val="en-AU"/>
         </w:rPr>
+        <w:lastRenderedPageBreak/>
         <w:t>This allows the expansion works to continue expanding and searching the tree while simulations are taking place. The simulation worker ends the update during the backpropagation, updating the nodes in the path and removes the path from the traverse history dictionary.</w:t>
       </w:r>
     </w:p>
@@ -8048,10 +8219,21 @@
       </w:r>
       <w:r>
         <w:rPr>
-          <w:highlight w:val="yellow"/>
-          <w:lang w:val="en-AU"/>
-        </w:rPr>
-        <w:t>Include references to Google OR-Tools</w:t>
+          <w:lang w:val="en-AU"/>
+        </w:rPr>
+        <w:t>Google</w:t>
+      </w:r>
+      <w:r>
+        <w:rPr>
+          <w:lang w:val="en-AU"/>
+        </w:rPr>
+        <w:t xml:space="preserve">, </w:t>
+      </w:r>
+      <w:r>
+        <w:rPr>
+          <w:lang w:val="en-AU"/>
+        </w:rPr>
+        <w:t>2024</w:t>
       </w:r>
       <w:r>
         <w:rPr>
@@ -8209,14 +8391,7 @@
         <w:rPr>
           <w:lang w:val="en-AU"/>
         </w:rPr>
-        <w:t xml:space="preserve"> will complete 100,000 iterations with 12 workers. The purpose of </w:t>
-      </w:r>
-      <w:r>
-        <w:rPr>
-          <w:lang w:val="en-AU"/>
-        </w:rPr>
-        <w:lastRenderedPageBreak/>
-        <w:t>this test is to see how the parallel MCTS handles a very large search space, as the search space grows exponentially with each problem node.</w:t>
+        <w:t xml:space="preserve"> will complete 100,000 iterations with 12 workers. The purpose of this test is to see how the parallel MCTS handles a very large search space, as the search space grows exponentially with each problem node.</w:t>
       </w:r>
     </w:p>
     <w:p>
@@ -8229,6 +8404,7 @@
         <w:rPr>
           <w:lang w:val="en-AU"/>
         </w:rPr>
+        <w:lastRenderedPageBreak/>
         <w:t>All problems will be run five times on each MCTS method, and the mean reward and standard deviation of the rewards will be calculated. </w:t>
       </w:r>
     </w:p>
@@ -8395,7 +8571,6 @@
         <w:rPr>
           <w:lang w:val="en-AU"/>
         </w:rPr>
-        <w:lastRenderedPageBreak/>
         <w:t>5.2.1 Test 1</w:t>
       </w:r>
     </w:p>
@@ -8429,6 +8604,7 @@
         <w:rPr>
           <w:lang w:val="en-AU"/>
         </w:rPr>
+        <w:lastRenderedPageBreak/>
         <w:t>Te</w:t>
       </w:r>
       <w:r>
@@ -8526,10 +8702,7 @@
         </w:rPr>
       </w:pPr>
       <w:r>
-        <w:t>Corners</w:t>
-      </w:r>
-      <w:r>
-        <w:t xml:space="preserve"> </w:t>
+        <w:t xml:space="preserve">Corners </w:t>
       </w:r>
       <w:r>
         <w:rPr>
@@ -8582,14 +8755,7 @@
             <w:rFonts w:ascii="Cambria Math" w:hAnsi="Cambria Math"/>
             <w:lang w:val="en-AU"/>
           </w:rPr>
-          <m:t>σ=</m:t>
-        </m:r>
-        <m:r>
-          <w:rPr>
-            <w:rFonts w:ascii="Cambria Math" w:hAnsi="Cambria Math"/>
-            <w:lang w:val="en-AU"/>
-          </w:rPr>
-          <m:t>19</m:t>
+          <m:t>σ=19</m:t>
         </m:r>
       </m:oMath>
       <w:r>
@@ -8605,14 +8771,7 @@
             <w:rFonts w:ascii="Cambria Math" w:hAnsi="Cambria Math"/>
             <w:lang w:val="en-AU"/>
           </w:rPr>
-          <m:t>σ=</m:t>
-        </m:r>
-        <m:r>
-          <w:rPr>
-            <w:rFonts w:ascii="Cambria Math" w:hAnsi="Cambria Math"/>
-            <w:lang w:val="en-AU"/>
-          </w:rPr>
-          <m:t>29</m:t>
+          <m:t>σ=29</m:t>
         </m:r>
       </m:oMath>
       <w:r>
@@ -8628,14 +8787,7 @@
             <w:rFonts w:ascii="Cambria Math" w:hAnsi="Cambria Math"/>
             <w:lang w:val="en-AU"/>
           </w:rPr>
-          <m:t>σ=</m:t>
-        </m:r>
-        <m:r>
-          <w:rPr>
-            <w:rFonts w:ascii="Cambria Math" w:hAnsi="Cambria Math"/>
-            <w:lang w:val="en-AU"/>
-          </w:rPr>
-          <m:t>23</m:t>
+          <m:t>σ=23</m:t>
         </m:r>
       </m:oMath>
       <w:r>
@@ -8681,11 +8833,7 @@
         </w:rPr>
       </w:pPr>
       <w:r>
-        <w:lastRenderedPageBreak/>
-        <w:t>Edges</w:t>
-      </w:r>
-      <w:r>
-        <w:t xml:space="preserve"> </w:t>
+        <w:t xml:space="preserve">Edges </w:t>
       </w:r>
       <w:r>
         <w:rPr>
@@ -8706,6 +8854,7 @@
         <w:rPr>
           <w:lang w:val="en-AU"/>
         </w:rPr>
+        <w:lastRenderedPageBreak/>
         <w:t xml:space="preserve">As with </w:t>
       </w:r>
       <w:r>
@@ -8743,19 +8892,7 @@
         <w:rPr>
           <w:lang w:val="en-AU"/>
         </w:rPr>
-        <w:t xml:space="preserve"> of the problem. Further, B40 VL-UCT (567) performed significantly behind the benchmark of OR-Tools (622) showing that VL-UCT did not find areas </w:t>
-      </w:r>
-      <w:r>
-        <w:rPr>
-          <w:lang w:val="en-AU"/>
-        </w:rPr>
-        <w:t>of high reward density</w:t>
-      </w:r>
-      <w:r>
-        <w:rPr>
-          <w:lang w:val="en-AU"/>
-        </w:rPr>
-        <w:t xml:space="preserve"> to the same degree that Tree and WU-UCT did. </w:t>
+        <w:t xml:space="preserve"> of the problem. Further, B40 VL-UCT (567) performed significantly behind the benchmark of OR-Tools (622) showing that VL-UCT did not find areas of high reward density to the same degree that Tree and WU-UCT did. </w:t>
       </w:r>
     </w:p>
     <w:p>
@@ -8819,7 +8956,7 @@
           <w:color w:val="000000"/>
           <w:lang w:val="en-AU" w:eastAsia="en-GB"/>
         </w:rPr>
-        <w:t xml:space="preserve">Across all test instances, the results demonstrate that the parallel MCTS variants consistently outperform the single-threaded UCT baseline. The OR-Tools baseline shows that MCTS often finds valuable paths with comparable rewards. Interestingly, the Tree MCTS outperformed OR-Tools for the B30 problems, excluding the Quadrants grid, while WU-UCT performed better or similarly to OR-Tools for the B40 problems. This could suggest that the simpler Tree parallel MCTS has an advantage for smaller problem paths, as the budget constraints limit possible exploration, well WU-UCT maintains a greater balance of the work. It should be noted that this was completed with two expansions and two simulation works, which may not be the optimal arrangement for four workers.  Furthermore, WU-UCT </w:t>
+        <w:t xml:space="preserve">Across all test instances, the results demonstrate that the parallel MCTS variants consistently outperform the single-threaded UCT baseline. The OR-Tools baseline shows that MCTS often finds valuable paths with comparable rewards. Interestingly, the Tree MCTS outperformed OR-Tools for the B30 problems, excluding the Quadrants grid, while WU-UCT performed better or similarly to OR-Tools for the B40 problems. This could suggest that the simpler Tree parallel MCTS has an advantage for smaller problem paths, as the budget constraints limit possible exploration, well WU-UCT maintains a greater balance of the work. It should be noted that this was completed with two expansions and two simulation works, which may not be the optimal arrangement for four workers.  Furthermore, WU-UCT achieved the highest average rewards on less structured or more expansive grids (edge grid, random </w:t>
       </w:r>
       <w:r>
         <w:rPr>
@@ -8828,7 +8965,7 @@
           <w:lang w:val="en-AU" w:eastAsia="en-GB"/>
         </w:rPr>
         <w:lastRenderedPageBreak/>
-        <w:t>achieved the highest average rewards on less structured or more expansive grids (edge grid, random grid). This supports the notion that the asynchronous workers favour deeper exploration by reducing locking overheads. VL-UCT underperformed in Test 1 with highly inconsistent results on the structure grid problem. This could show a possible issue with the assigned virtual loss statistic misguides exploration on such problems.</w:t>
+        <w:t>grid). This supports the notion that the asynchronous workers favour deeper exploration by reducing locking overheads. VL-UCT underperformed in Test 1 with highly inconsistent results on the structure grid problem. This could show a possible issue with the assigned virtual loss statistic misguides exploration on such problems.</w:t>
       </w:r>
     </w:p>
     <w:p>
@@ -8956,14 +9093,14 @@
         <w:rPr>
           <w:lang w:val="en-AU"/>
         </w:rPr>
-        <w:t xml:space="preserve">Is to examine how the parallel MCTS handles a large-scale environment. On the large problem set, MCTS was assigned 100,000 iterations, 12 workers and no time constraint. This was to allow all MCTS implementations to complete the iterations. The baseline set by the OR-Tools exceeds that of all </w:t>
+        <w:t xml:space="preserve">Is to examine how the parallel MCTS handles a large-scale environment. On the large problem set, MCTS was assigned 100,000 iterations, 12 workers and no time constraint. This was to allow all MCTS implementations to complete the iterations. The baseline set by the OR-Tools exceeds that of all MCTS implementations. The higher baseline achieved by OR-Tools for these large OP is expected, as it </w:t>
       </w:r>
       <w:r>
         <w:rPr>
           <w:lang w:val="en-AU"/>
         </w:rPr>
         <w:lastRenderedPageBreak/>
-        <w:t xml:space="preserve">MCTS implementations. The higher baseline achieved by OR-Tools for these large OP is expected, as it employs a deterministic optimisation framework which returns a solution that approaches the optimal solution. The differences in the stochastic sampling and heuristic exploration approach of MCTS are clear in larger problem spaces. Regardless, the parallel MCTS performed well with WU-UCT, the strongest overall, obtaining results 90–95% of OR-Tools’ solution. This shows that the asynchronous approach and modification of UCT of WU-UCT can be scaled effectively in large search spaces. </w:t>
+        <w:t xml:space="preserve">employs a deterministic optimisation framework which returns a solution that approaches the optimal solution. The differences in the stochastic sampling and heuristic exploration approach of MCTS are clear in larger problem spaces. Regardless, the parallel MCTS performed well with WU-UCT, the strongest overall, obtaining results 90–95% of OR-Tools’ solution. This shows that the asynchronous approach and modification of UCT of WU-UCT can be scaled effectively in large search spaces. </w:t>
       </w:r>
     </w:p>
     <w:p>
@@ -9034,7 +9171,8 @@
     </w:p>
     <w:p>
       <w:pPr>
-        <w:pStyle w:val="Heading3"/>
+        <w:spacing w:after="160" w:line="259" w:lineRule="auto"/>
+        <w:ind w:firstLine="0"/>
         <w:rPr>
           <w:lang w:val="en-AU"/>
         </w:rPr>
@@ -9043,106 +9181,8 @@
         <w:rPr>
           <w:lang w:val="en-AU"/>
         </w:rPr>
-        <w:t>5.2.4 Overall Analysis</w:t>
-      </w:r>
-    </w:p>
-    <w:p>
-      <w:pPr>
-        <w:ind w:firstLine="0"/>
-        <w:rPr>
-          <w:lang w:val="en-AU"/>
-        </w:rPr>
-      </w:pPr>
-      <w:r>
-        <w:rPr>
-          <w:lang w:val="en-AU"/>
-        </w:rPr>
-        <w:t>Gird based problems</w:t>
-      </w:r>
-    </w:p>
-    <w:p>
-      <w:pPr>
-        <w:ind w:firstLine="0"/>
-        <w:rPr>
-          <w:lang w:val="en-AU"/>
-        </w:rPr>
-      </w:pPr>
-      <w:r>
-        <w:rPr>
-          <w:lang w:val="en-AU"/>
-        </w:rPr>
-        <w:t>XL problems</w:t>
-      </w:r>
-    </w:p>
-    <w:p>
-      <w:pPr>
-        <w:ind w:firstLine="0"/>
-        <w:rPr>
-          <w:lang w:val="en-AU"/>
-        </w:rPr>
-      </w:pPr>
-      <w:r>
-        <w:rPr>
-          <w:lang w:val="en-AU"/>
-        </w:rPr>
-        <w:t xml:space="preserve">In here add part how </w:t>
-      </w:r>
-      <w:proofErr w:type="spellStart"/>
-      <w:r>
-        <w:rPr>
-          <w:lang w:val="en-AU"/>
-        </w:rPr>
-        <w:t>collios</w:t>
-      </w:r>
-      <w:proofErr w:type="spellEnd"/>
-      <w:r>
-        <w:rPr>
-          <w:lang w:val="en-AU"/>
-        </w:rPr>
-        <w:t xml:space="preserve"> with a table</w:t>
-      </w:r>
-    </w:p>
-    <w:p>
-      <w:pPr>
-        <w:ind w:firstLine="0"/>
-        <w:rPr>
-          <w:lang w:val="en-AU"/>
-        </w:rPr>
-      </w:pPr>
-      <w:r>
-        <w:rPr>
-          <w:lang w:val="en-AU"/>
-        </w:rPr>
-        <w:t xml:space="preserve">Compare tests 1-3 for each problem </w:t>
-      </w:r>
-    </w:p>
-    <w:p>
-      <w:pPr>
-        <w:rPr>
-          <w:lang w:val="en-AU"/>
-        </w:rPr>
-      </w:pPr>
-    </w:p>
-    <w:p>
-      <w:pPr>
-        <w:rPr>
-          <w:lang w:val="en-AU"/>
-        </w:rPr>
-      </w:pPr>
-    </w:p>
-    <w:p>
-      <w:pPr>
-        <w:rPr>
-          <w:lang w:val="en-AU"/>
-        </w:rPr>
-      </w:pPr>
-    </w:p>
-    <w:p>
-      <w:pPr>
-        <w:rPr>
-          <w:lang w:val="en-AU"/>
-        </w:rPr>
-      </w:pPr>
+        <w:br w:type="page"/>
+      </w:r>
     </w:p>
     <w:p>
       <w:pPr>
@@ -9152,6 +9192,7 @@
         </w:rPr>
       </w:pPr>
       <w:r>
+        <w:lastRenderedPageBreak/>
         <w:t>6 Conclusion and Future Work</w:t>
       </w:r>
     </w:p>
@@ -24713,7 +24754,7 @@
                     <pic:cNvPicPr/>
                   </pic:nvPicPr>
                   <pic:blipFill>
-                    <a:blip r:embed="rId16">
+                    <a:blip r:embed="rId17">
                       <a:extLst>
                         <a:ext uri="{28A0092B-C50C-407E-A947-70E740481C1C}">
                           <a14:useLocalDpi xmlns:a14="http://schemas.microsoft.com/office/drawing/2010/main" val="0"/>
@@ -24774,7 +24815,7 @@
             </w:rPr>
             <w:t xml:space="preserve">For additional information on APA Style formatting, please consult the </w:t>
           </w:r>
-          <w:hyperlink r:id="rId17">
+          <w:hyperlink r:id="rId18">
             <w:r>
               <w:rPr>
                 <w:rStyle w:val="Hyperlink"/>
@@ -24795,10 +24836,10 @@
       </w:sdt>
     </w:p>
     <w:sectPr>
-      <w:headerReference w:type="default" r:id="rId18"/>
-      <w:footerReference w:type="default" r:id="rId19"/>
-      <w:headerReference w:type="first" r:id="rId20"/>
-      <w:footerReference w:type="first" r:id="rId21"/>
+      <w:headerReference w:type="default" r:id="rId19"/>
+      <w:footerReference w:type="default" r:id="rId20"/>
+      <w:headerReference w:type="first" r:id="rId21"/>
+      <w:footerReference w:type="first" r:id="rId22"/>
       <w:pgSz w:w="12240" w:h="15840"/>
       <w:pgMar w:top="1440" w:right="1440" w:bottom="1440" w:left="1440" w:header="720" w:footer="720" w:gutter="0"/>
       <w:cols w:space="720"/>
@@ -25015,7 +25056,13 @@
             <w:t xml:space="preserve">Parallel </w:t>
           </w:r>
           <w:r>
-            <w:t>MCTS for the OP</w:t>
+            <w:t xml:space="preserve">MCTS for </w:t>
+          </w:r>
+          <w:r>
+            <w:t>T</w:t>
+          </w:r>
+          <w:r>
+            <w:t>he OP</w:t>
           </w:r>
         </w:p>
       </w:tc>
@@ -27055,411 +27102,6 @@
     </w:docPart>
     <w:docPart>
       <w:docPartPr>
-        <w:name w:val="91A6C01A5E4E478A94534D10D50C8691"/>
-        <w:category>
-          <w:name w:val="General"/>
-          <w:gallery w:val="placeholder"/>
-        </w:category>
-        <w:types>
-          <w:type w:val="bbPlcHdr"/>
-        </w:types>
-        <w:behaviors>
-          <w:behavior w:val="content"/>
-        </w:behaviors>
-        <w:guid w:val="{A8B65998-76FB-4901-B853-8B7CFB488FF9}"/>
-      </w:docPartPr>
-      <w:docPartBody>
-        <w:p>
-          <w:pPr>
-            <w:pStyle w:val="91A6C01A5E4E478A94534D10D50C8691"/>
-          </w:pPr>
-          <w:r>
-            <w:t>Paper Tit</w:t>
-          </w:r>
-          <w:r>
-            <w:t>le in Bold at the Top of Page 2</w:t>
-          </w:r>
-        </w:p>
-      </w:docPartBody>
-    </w:docPart>
-    <w:docPart>
-      <w:docPartPr>
-        <w:name w:val="508A37BB7D0B46CB8C97302121034AAD"/>
-        <w:category>
-          <w:name w:val="General"/>
-          <w:gallery w:val="placeholder"/>
-        </w:category>
-        <w:types>
-          <w:type w:val="bbPlcHdr"/>
-        </w:types>
-        <w:behaviors>
-          <w:behavior w:val="content"/>
-        </w:behaviors>
-        <w:guid w:val="{0F4925E2-824F-497F-82AA-80C87BCA1755}"/>
-      </w:docPartPr>
-      <w:docPartBody>
-        <w:p>
-          <w:pPr>
-            <w:pStyle w:val="508A37BB7D0B46CB8C97302121034AAD"/>
-          </w:pPr>
-          <w:r>
-            <w:t>Begin your paper with the paper title at the top of the first page of text. Your title acts as a default Level 1 heading; therefore, it is centered and in bold. Don’t use “Introduction” as your heading as it’s assumed the introduction text will be at the beginning of your paper. The body uses a half-inch first line indent and should be double-spaced. APA style provides for up to five heading levels, shown in the paragraphs that follow.</w:t>
-          </w:r>
-        </w:p>
-      </w:docPartBody>
-    </w:docPart>
-    <w:docPart>
-      <w:docPartPr>
-        <w:name w:val="9EFB910401B14D56A0673EE054B6210A"/>
-        <w:category>
-          <w:name w:val="General"/>
-          <w:gallery w:val="placeholder"/>
-        </w:category>
-        <w:types>
-          <w:type w:val="bbPlcHdr"/>
-        </w:types>
-        <w:behaviors>
-          <w:behavior w:val="content"/>
-        </w:behaviors>
-        <w:guid w:val="{3C8DC5ED-8616-40CB-9696-353C93E6A1CE}"/>
-      </w:docPartPr>
-      <w:docPartBody>
-        <w:p>
-          <w:pPr>
-            <w:pStyle w:val="9EFB910401B14D56A0673EE054B6210A"/>
-          </w:pPr>
-          <w:r>
-            <w:rPr>
-              <w:rStyle w:val="Heading1Char"/>
-              <w:i/>
-              <w:iCs/>
-            </w:rPr>
-            <w:t>Level 1 Heading</w:t>
-          </w:r>
-        </w:p>
-      </w:docPartBody>
-    </w:docPart>
-    <w:docPart>
-      <w:docPartPr>
-        <w:name w:val="7BB988E3013A42529F1A65C77FD340DF"/>
-        <w:category>
-          <w:name w:val="General"/>
-          <w:gallery w:val="placeholder"/>
-        </w:category>
-        <w:types>
-          <w:type w:val="bbPlcHdr"/>
-        </w:types>
-        <w:behaviors>
-          <w:behavior w:val="content"/>
-        </w:behaviors>
-        <w:guid w:val="{B09718B4-BF9F-4B10-A9BD-9DC95D55639E}"/>
-      </w:docPartPr>
-      <w:docPartBody>
-        <w:p>
-          <w:pPr>
-            <w:pStyle w:val="7BB988E3013A42529F1A65C77FD340DF"/>
-          </w:pPr>
-          <w:r>
-            <w:t>Heading levels 1-3 get their own paragraph, as shown. Headings 4 and 5 are run-in headings used at the beginning of the paragraph. Include a period at the end of a run-in heading. Double-space all text, including headings. Use descriptive headings to help readers identify sections of your paper.</w:t>
-          </w:r>
-        </w:p>
-      </w:docPartBody>
-    </w:docPart>
-    <w:docPart>
-      <w:docPartPr>
-        <w:name w:val="B6BCF1B4475744DEA22FE2812EF70508"/>
-        <w:category>
-          <w:name w:val="General"/>
-          <w:gallery w:val="placeholder"/>
-        </w:category>
-        <w:types>
-          <w:type w:val="bbPlcHdr"/>
-        </w:types>
-        <w:behaviors>
-          <w:behavior w:val="content"/>
-        </w:behaviors>
-        <w:guid w:val="{5758DCD6-BB67-4C99-80B4-AB91A7B68224}"/>
-      </w:docPartPr>
-      <w:docPartBody>
-        <w:p>
-          <w:pPr>
-            <w:pStyle w:val="B6BCF1B4475744DEA22FE2812EF70508"/>
-          </w:pPr>
-          <w:r>
-            <w:t>Level 2 Heading1</w:t>
-          </w:r>
-        </w:p>
-      </w:docPartBody>
-    </w:docPart>
-    <w:docPart>
-      <w:docPartPr>
-        <w:name w:val="F8AF13ED8B9148B9AC393FCEA960D692"/>
-        <w:category>
-          <w:name w:val="General"/>
-          <w:gallery w:val="placeholder"/>
-        </w:category>
-        <w:types>
-          <w:type w:val="bbPlcHdr"/>
-        </w:types>
-        <w:behaviors>
-          <w:behavior w:val="content"/>
-        </w:behaviors>
-        <w:guid w:val="{86DEEF46-1B6F-491D-A350-699F6862AED5}"/>
-      </w:docPartPr>
-      <w:docPartBody>
-        <w:p>
-          <w:pPr>
-            <w:pStyle w:val="F8AF13ED8B9148B9AC393FCEA960D692"/>
-          </w:pPr>
-          <w:r>
-            <w:t xml:space="preserve">To add a table of contents (TOC), apply the appropriate heading style to just the heading text at the start of a paragraph and it will show up in your TOC. To do this, select the text for your heading. Then, on the </w:t>
-          </w:r>
-          <w:r>
-            <w:rPr>
-              <w:rStyle w:val="Strong"/>
-            </w:rPr>
-            <w:t>Home</w:t>
-          </w:r>
-          <w:r>
-            <w:t xml:space="preserve"> tab, in the </w:t>
-          </w:r>
-          <w:r>
-            <w:rPr>
-              <w:rStyle w:val="Strong"/>
-            </w:rPr>
-            <w:t>Styles</w:t>
-          </w:r>
-          <w:r>
-            <w:t xml:space="preserve"> gallery, click the style you need.</w:t>
-          </w:r>
-        </w:p>
-      </w:docPartBody>
-    </w:docPart>
-    <w:docPart>
-      <w:docPartPr>
-        <w:name w:val="8267CF6152574A4FB98968766F6D3727"/>
-        <w:category>
-          <w:name w:val="General"/>
-          <w:gallery w:val="placeholder"/>
-        </w:category>
-        <w:types>
-          <w:type w:val="bbPlcHdr"/>
-        </w:types>
-        <w:behaviors>
-          <w:behavior w:val="content"/>
-        </w:behaviors>
-        <w:guid w:val="{70CBAD9B-2CDA-48EA-AD7A-9FFAD99961F6}"/>
-      </w:docPartPr>
-      <w:docPartBody>
-        <w:p>
-          <w:pPr>
-            <w:pStyle w:val="8267CF6152574A4FB98968766F6D3727"/>
-          </w:pPr>
-          <w:r>
-            <w:rPr>
-              <w:rStyle w:val="Heading3Char"/>
-            </w:rPr>
-            <w:t>Level 3 Heading</w:t>
-          </w:r>
-        </w:p>
-      </w:docPartBody>
-    </w:docPart>
-    <w:docPart>
-      <w:docPartPr>
-        <w:name w:val="F595D9FD73C24E379DDE64EAF43F0B39"/>
-        <w:category>
-          <w:name w:val="General"/>
-          <w:gallery w:val="placeholder"/>
-        </w:category>
-        <w:types>
-          <w:type w:val="bbPlcHdr"/>
-        </w:types>
-        <w:behaviors>
-          <w:behavior w:val="content"/>
-        </w:behaviors>
-        <w:guid w:val="{83FF2151-1BB4-49DC-9DC0-6C349A4FE2BC}"/>
-      </w:docPartPr>
-      <w:docPartBody>
-        <w:p>
-          <w:pPr>
-            <w:pStyle w:val="F595D9FD73C24E379DDE64EAF43F0B39"/>
-          </w:pPr>
-          <w:r>
-            <w:t>If needed, you can include consecutive paragraphs with their own headings, where appropriate. For APA Style formatting, type your own references. To correctly format a reference page according to APA Style guidelines, see page five.</w:t>
-          </w:r>
-        </w:p>
-      </w:docPartBody>
-    </w:docPart>
-    <w:docPart>
-      <w:docPartPr>
-        <w:name w:val="29A57C09E3414681A37747285EAB74A5"/>
-        <w:category>
-          <w:name w:val="General"/>
-          <w:gallery w:val="placeholder"/>
-        </w:category>
-        <w:types>
-          <w:type w:val="bbPlcHdr"/>
-        </w:types>
-        <w:behaviors>
-          <w:behavior w:val="content"/>
-        </w:behaviors>
-        <w:guid w:val="{B2B781F8-4426-4E4C-82EC-ECDDF7428F1A}"/>
-      </w:docPartPr>
-      <w:docPartBody>
-        <w:p>
-          <w:pPr>
-            <w:pStyle w:val="29A57C09E3414681A37747285EAB74A5"/>
-          </w:pPr>
-          <w:r>
-            <w:rPr>
-              <w:rStyle w:val="Heading4Char"/>
-            </w:rPr>
-            <w:t>Level 4 Heading.</w:t>
-          </w:r>
-        </w:p>
-      </w:docPartBody>
-    </w:docPart>
-    <w:docPart>
-      <w:docPartPr>
-        <w:name w:val="6732FC242061481DB79D24DEB08AC177"/>
-        <w:category>
-          <w:name w:val="General"/>
-          <w:gallery w:val="placeholder"/>
-        </w:category>
-        <w:types>
-          <w:type w:val="bbPlcHdr"/>
-        </w:types>
-        <w:behaviors>
-          <w:behavior w:val="content"/>
-        </w:behaviors>
-        <w:guid w:val="{0725E273-50E0-478A-845E-C0CE133349A9}"/>
-      </w:docPartPr>
-      <w:docPartBody>
-        <w:p>
-          <w:pPr>
-            <w:pStyle w:val="6732FC242061481DB79D24DEB08AC177"/>
-          </w:pPr>
-          <w:r>
-            <w:t>When using headings, don’t skip levels. If you need a heading 3, 4, or 5 with no text following it before the next heading, add a period at the end of the heading and start a new paragraph for your subheading and its text. When citing any quote or text that consists of three or more lines, APA guidelines call for block-quote format:</w:t>
-          </w:r>
-        </w:p>
-      </w:docPartBody>
-    </w:docPart>
-    <w:docPart>
-      <w:docPartPr>
-        <w:name w:val="9E35CC7B83C44A04A4FF4037FEC7B290"/>
-        <w:category>
-          <w:name w:val="General"/>
-          <w:gallery w:val="placeholder"/>
-        </w:category>
-        <w:types>
-          <w:type w:val="bbPlcHdr"/>
-        </w:types>
-        <w:behaviors>
-          <w:behavior w:val="content"/>
-        </w:behaviors>
-        <w:guid w:val="{E9AA07BD-8116-406E-8A24-65A6F91DB932}"/>
-      </w:docPartPr>
-      <w:docPartBody>
-        <w:p>
-          <w:pPr>
-            <w:pStyle w:val="9E35CC7B83C44A04A4FF4037FEC7B290"/>
-          </w:pPr>
-          <w:r>
-            <w:t>Create a new paragraph to begin the block-quote. Double-space each line of text, as you have  done with headings, section labels, and paragraphs of paraphrased text. To correctly format a block-quote, indent each line of the text to one-half inch.</w:t>
-          </w:r>
-          <w:r>
-            <w:t xml:space="preserve"> Remember to always cite your </w:t>
-          </w:r>
-          <w:r>
-            <w:t>source (Last Name, Year).</w:t>
-          </w:r>
-        </w:p>
-      </w:docPartBody>
-    </w:docPart>
-    <w:docPart>
-      <w:docPartPr>
-        <w:name w:val="C4E72F9640F74574B0CFE197A78A1BFA"/>
-        <w:category>
-          <w:name w:val="General"/>
-          <w:gallery w:val="placeholder"/>
-        </w:category>
-        <w:types>
-          <w:type w:val="bbPlcHdr"/>
-        </w:types>
-        <w:behaviors>
-          <w:behavior w:val="content"/>
-        </w:behaviors>
-        <w:guid w:val="{BFF0F152-CACD-4812-9D41-EFC6090A1006}"/>
-      </w:docPartPr>
-      <w:docPartBody>
-        <w:p>
-          <w:pPr>
-            <w:pStyle w:val="C4E72F9640F74574B0CFE197A78A1BFA"/>
-          </w:pPr>
-          <w:r>
-            <w:t>Last Name (Year) citations can be used when writing a paper in narrative form. Parenthetical citations are also appropriate (Last Name, Year).</w:t>
-          </w:r>
-        </w:p>
-      </w:docPartBody>
-    </w:docPart>
-    <w:docPart>
-      <w:docPartPr>
-        <w:name w:val="EBD0F817B36043BE8EC2E0965F80CBB2"/>
-        <w:category>
-          <w:name w:val="General"/>
-          <w:gallery w:val="placeholder"/>
-        </w:category>
-        <w:types>
-          <w:type w:val="bbPlcHdr"/>
-        </w:types>
-        <w:behaviors>
-          <w:behavior w:val="content"/>
-        </w:behaviors>
-        <w:guid w:val="{D904FCB1-C2BE-453C-B492-A7A7146ED044}"/>
-      </w:docPartPr>
-      <w:docPartBody>
-        <w:p>
-          <w:pPr>
-            <w:pStyle w:val="EBD0F817B36043BE8EC2E0965F80CBB2"/>
-          </w:pPr>
-          <w:r>
-            <w:rPr>
-              <w:rStyle w:val="Heading5Char"/>
-            </w:rPr>
-            <w:t>Level 5 Heading.</w:t>
-          </w:r>
-        </w:p>
-      </w:docPartBody>
-    </w:docPart>
-    <w:docPart>
-      <w:docPartPr>
-        <w:name w:val="0E4673DD193E4C49B01AF090FB7B516C"/>
-        <w:category>
-          <w:name w:val="General"/>
-          <w:gallery w:val="placeholder"/>
-        </w:category>
-        <w:types>
-          <w:type w:val="bbPlcHdr"/>
-        </w:types>
-        <w:behaviors>
-          <w:behavior w:val="content"/>
-        </w:behaviors>
-        <w:guid w:val="{222E4D92-FD25-42EE-ACCA-AC23F2434738}"/>
-      </w:docPartPr>
-      <w:docPartBody>
-        <w:p>
-          <w:pPr>
-            <w:pStyle w:val="0E4673DD193E4C49B01AF090FB7B516C"/>
-          </w:pPr>
-          <w:r>
-            <w:t>Like all sections of your paper, references start on their own page, like the page that follows this one. All in-text citations should also be included your references.</w:t>
-          </w:r>
-        </w:p>
-      </w:docPartBody>
-    </w:docPart>
-    <w:docPart>
-      <w:docPartPr>
         <w:name w:val="A25C22AEB87E43308152699EA2C27158"/>
         <w:category>
           <w:name w:val="General"/>
@@ -28381,10 +28023,12 @@
   <w:rsids>
     <w:rsidRoot w:val="00C47EEF"/>
     <w:rsid w:val="000838D7"/>
+    <w:rsid w:val="00266D1D"/>
     <w:rsid w:val="0028212D"/>
     <w:rsid w:val="002C1DE3"/>
     <w:rsid w:val="00306EEC"/>
     <w:rsid w:val="003814E4"/>
+    <w:rsid w:val="006C49DA"/>
     <w:rsid w:val="009848F8"/>
     <w:rsid w:val="009B6466"/>
     <w:rsid w:val="00AB612B"/>
@@ -29446,6 +29090,35 @@
 </file>
 
 <file path=customXml/item1.xml><?xml version="1.0" encoding="utf-8"?>
+<p:properties xmlns:p="http://schemas.microsoft.com/office/2006/metadata/properties" xmlns:xsi="http://www.w3.org/2001/XMLSchema-instance" xmlns:pc="http://schemas.microsoft.com/office/infopath/2007/PartnerControls">
+  <documentManagement>
+    <_ip_UnifiedCompliancePolicyUIAction xmlns="http://schemas.microsoft.com/sharepoint/v3" xsi:nil="true"/>
+    <Image xmlns="71af3243-3dd4-4a8d-8c0d-dd76da1f02a5">
+      <Url xsi:nil="true"/>
+      <Description xsi:nil="true"/>
+    </Image>
+    <Status xmlns="71af3243-3dd4-4a8d-8c0d-dd76da1f02a5">Not started</Status>
+    <Background xmlns="71af3243-3dd4-4a8d-8c0d-dd76da1f02a5">false</Background>
+    <_ip_UnifiedCompliancePolicyProperties xmlns="http://schemas.microsoft.com/sharepoint/v3" xsi:nil="true"/>
+    <ImageTagsTaxHTField xmlns="71af3243-3dd4-4a8d-8c0d-dd76da1f02a5">
+      <Terms xmlns="http://schemas.microsoft.com/office/infopath/2007/PartnerControls"/>
+    </ImageTagsTaxHTField>
+    <TaxCatchAll xmlns="230e9df3-be65-4c73-a93b-d1236ebd677e" xsi:nil="true"/>
+    <MediaServiceKeyPoints xmlns="71af3243-3dd4-4a8d-8c0d-dd76da1f02a5" xsi:nil="true"/>
+  </documentManagement>
+</p:properties>
+</file>
+
+<file path=customXml/item2.xml><?xml version="1.0" encoding="utf-8"?>
+<?mso-contentType ?>
+<FormTemplates xmlns="http://schemas.microsoft.com/sharepoint/v3/contenttype/forms">
+  <Display>DocumentLibraryForm</Display>
+  <Edit>DocumentLibraryForm</Edit>
+  <New>DocumentLibraryForm</New>
+</FormTemplates>
+</file>
+
+<file path=customXml/item3.xml><?xml version="1.0" encoding="utf-8"?>
 <ct:contentTypeSchema xmlns:ct="http://schemas.microsoft.com/office/2006/metadata/contentType" xmlns:ma="http://schemas.microsoft.com/office/2006/metadata/properties/metaAttributes" ct:_="" ma:_="" ma:contentTypeName="Document" ma:contentTypeID="0x01010079F111ED35F8CC479449609E8A0923A6" ma:contentTypeVersion="26" ma:contentTypeDescription="Create a new document." ma:contentTypeScope="" ma:versionID="ac37c1753acd5e330d2062ccec26ea66">
   <xsd:schema xmlns:xsd="http://www.w3.org/2001/XMLSchema" xmlns:xs="http://www.w3.org/2001/XMLSchema" xmlns:p="http://schemas.microsoft.com/office/2006/metadata/properties" xmlns:ns1="http://schemas.microsoft.com/sharepoint/v3" xmlns:ns2="71af3243-3dd4-4a8d-8c0d-dd76da1f02a5" xmlns:ns3="16c05727-aa75-4e4a-9b5f-8a80a1165891" xmlns:ns4="230e9df3-be65-4c73-a93b-d1236ebd677e" targetNamespace="http://schemas.microsoft.com/office/2006/metadata/properties" ma:root="true" ma:fieldsID="3b340c7101c92c5120abd06486f94548" ns1:_="" ns2:_="" ns3:_="" ns4:_="">
     <xsd:import namespace="http://schemas.microsoft.com/sharepoint/v3"/>
@@ -29745,36 +29418,27 @@
 </ct:contentTypeSchema>
 </file>
 
-<file path=customXml/item2.xml><?xml version="1.0" encoding="utf-8"?>
-<?mso-contentType ?>
-<FormTemplates xmlns="http://schemas.microsoft.com/sharepoint/v3/contenttype/forms">
-  <Display>DocumentLibraryForm</Display>
-  <Edit>DocumentLibraryForm</Edit>
-  <New>DocumentLibraryForm</New>
-</FormTemplates>
+<file path=customXml/itemProps1.xml><?xml version="1.0" encoding="utf-8"?>
+<ds:datastoreItem xmlns:ds="http://schemas.openxmlformats.org/officeDocument/2006/customXml" ds:itemID="{C7DCE20C-610A-4626-841D-1F10857B445E}">
+  <ds:schemaRefs>
+    <ds:schemaRef ds:uri="http://schemas.microsoft.com/office/2006/metadata/properties"/>
+    <ds:schemaRef ds:uri="http://schemas.microsoft.com/office/infopath/2007/PartnerControls"/>
+    <ds:schemaRef ds:uri="http://schemas.microsoft.com/sharepoint/v3"/>
+    <ds:schemaRef ds:uri="71af3243-3dd4-4a8d-8c0d-dd76da1f02a5"/>
+    <ds:schemaRef ds:uri="230e9df3-be65-4c73-a93b-d1236ebd677e"/>
+  </ds:schemaRefs>
+</ds:datastoreItem>
 </file>
 
-<file path=customXml/item3.xml><?xml version="1.0" encoding="utf-8"?>
-<p:properties xmlns:p="http://schemas.microsoft.com/office/2006/metadata/properties" xmlns:xsi="http://www.w3.org/2001/XMLSchema-instance" xmlns:pc="http://schemas.microsoft.com/office/infopath/2007/PartnerControls">
-  <documentManagement>
-    <_ip_UnifiedCompliancePolicyUIAction xmlns="http://schemas.microsoft.com/sharepoint/v3" xsi:nil="true"/>
-    <Image xmlns="71af3243-3dd4-4a8d-8c0d-dd76da1f02a5">
-      <Url xsi:nil="true"/>
-      <Description xsi:nil="true"/>
-    </Image>
-    <Status xmlns="71af3243-3dd4-4a8d-8c0d-dd76da1f02a5">Not started</Status>
-    <Background xmlns="71af3243-3dd4-4a8d-8c0d-dd76da1f02a5">false</Background>
-    <_ip_UnifiedCompliancePolicyProperties xmlns="http://schemas.microsoft.com/sharepoint/v3" xsi:nil="true"/>
-    <ImageTagsTaxHTField xmlns="71af3243-3dd4-4a8d-8c0d-dd76da1f02a5">
-      <Terms xmlns="http://schemas.microsoft.com/office/infopath/2007/PartnerControls"/>
-    </ImageTagsTaxHTField>
-    <TaxCatchAll xmlns="230e9df3-be65-4c73-a93b-d1236ebd677e" xsi:nil="true"/>
-    <MediaServiceKeyPoints xmlns="71af3243-3dd4-4a8d-8c0d-dd76da1f02a5" xsi:nil="true"/>
-  </documentManagement>
-</p:properties>
+<file path=customXml/itemProps2.xml><?xml version="1.0" encoding="utf-8"?>
+<ds:datastoreItem xmlns:ds="http://schemas.openxmlformats.org/officeDocument/2006/customXml" ds:itemID="{2D686CB8-6245-413C-A355-156513A377FC}">
+  <ds:schemaRefs>
+    <ds:schemaRef ds:uri="http://schemas.microsoft.com/sharepoint/v3/contenttype/forms"/>
+  </ds:schemaRefs>
+</ds:datastoreItem>
 </file>
 
-<file path=customXml/itemProps1.xml><?xml version="1.0" encoding="utf-8"?>
+<file path=customXml/itemProps3.xml><?xml version="1.0" encoding="utf-8"?>
 <ds:datastoreItem xmlns:ds="http://schemas.openxmlformats.org/officeDocument/2006/customXml" ds:itemID="{3B411A11-DDA3-4BC4-B0BC-14026E6D5DF4}">
   <ds:schemaRefs>
     <ds:schemaRef ds:uri="http://schemas.microsoft.com/office/2006/metadata/contentType"/>
@@ -29793,24 +29457,4 @@
     <ds:schemaRef ds:uri="http://schemas.microsoft.com/internal/obd"/>
   </ds:schemaRefs>
 </ds:datastoreItem>
-</file>
-
-<file path=customXml/itemProps2.xml><?xml version="1.0" encoding="utf-8"?>
-<ds:datastoreItem xmlns:ds="http://schemas.openxmlformats.org/officeDocument/2006/customXml" ds:itemID="{2D686CB8-6245-413C-A355-156513A377FC}">
-  <ds:schemaRefs>
-    <ds:schemaRef ds:uri="http://schemas.microsoft.com/sharepoint/v3/contenttype/forms"/>
-  </ds:schemaRefs>
-</ds:datastoreItem>
-</file>
-
-<file path=customXml/itemProps3.xml><?xml version="1.0" encoding="utf-8"?>
-<ds:datastoreItem xmlns:ds="http://schemas.openxmlformats.org/officeDocument/2006/customXml" ds:itemID="{C7DCE20C-610A-4626-841D-1F10857B445E}">
-  <ds:schemaRefs>
-    <ds:schemaRef ds:uri="http://schemas.microsoft.com/office/2006/metadata/properties"/>
-    <ds:schemaRef ds:uri="http://schemas.microsoft.com/office/infopath/2007/PartnerControls"/>
-    <ds:schemaRef ds:uri="http://schemas.microsoft.com/sharepoint/v3"/>
-    <ds:schemaRef ds:uri="71af3243-3dd4-4a8d-8c0d-dd76da1f02a5"/>
-    <ds:schemaRef ds:uri="230e9df3-be65-4c73-a93b-d1236ebd677e"/>
-  </ds:schemaRefs>
-</ds:datastoreItem>
 </file>
--- a/Evaluating_Parallel_Monte_Carlo_Tree_Search_Strategies_for_the_Orienteering_Problem.docx
+++ b/Evaluating_Parallel_Monte_Carlo_Tree_Search_Strategies_for_the_Orienteering_Problem.docx
@@ -11,7 +11,7 @@
         <w:pStyle w:val="Title"/>
       </w:pPr>
       <w:r>
-        <w:t>Evaluating Parallel Monte Carlo Tree Search Strategies for the Orienteering Problem</w:t>
+        <w:t>Parallel Monte Carlo Tree Search Strategies for the Orienteering Problem</w:t>
       </w:r>
     </w:p>
     <w:p>
@@ -105,162 +105,116 @@
     </w:p>
     <w:p>
       <w:pPr>
-        <w:pStyle w:val="NoIndent"/>
-      </w:pPr>
-      <w:sdt>
-        <w:sdtPr>
-          <w:id w:val="4878994"/>
-          <w:placeholder>
-            <w:docPart w:val="E47FE9EBC54341F1AE604C7FAF19AD7B"/>
-          </w:placeholder>
-          <w:temporary/>
-          <w:showingPlcHdr/>
-          <w15:appearance w15:val="hidden"/>
-        </w:sdtPr>
-        <w:sdtContent>
-          <w:r>
-            <w:t xml:space="preserve">The abstract should be one paragraph of between 150 and 250 words. It is not indented. Section titles, such as the word Abstract above, are now to use bold heading format. References, Footnotes, and Figure section titles should also be written in bold. To do this, use the </w:t>
-          </w:r>
-          <w:r>
-            <w:rPr>
-              <w:rStyle w:val="Strong"/>
-            </w:rPr>
-            <w:t>Section Title</w:t>
-          </w:r>
-          <w:r>
-            <w:t xml:space="preserve"> style. This style automatically starts your section on a new page, so you don’t have to add page breaks. Note that all of the styles for this template are available on the </w:t>
-          </w:r>
-          <w:r>
-            <w:rPr>
-              <w:rStyle w:val="Strong"/>
-            </w:rPr>
-            <w:t>Home</w:t>
-          </w:r>
-          <w:r>
-            <w:t xml:space="preserve"> tab of the ribbon, in the Styles dropdown menu.</w:t>
-          </w:r>
-        </w:sdtContent>
-      </w:sdt>
+        <w:ind w:firstLine="0"/>
+      </w:pPr>
+      <w:r>
+        <w:t xml:space="preserve">This research investigates how different parallelised Monte Carlo Tree Search (MCTS) strategies can be used for strategic planning, as demonstrated on the Orienteering Problem (OP) to maximise reward within a fixed travel budget. The investigation examines three parallelisation strategies: Tree Parallelism, Virtual Loss (VL), and Watch the Unobserved (WU-UCT). These strategies are compared against single-thread sequential MCTS and Google OR-Tools to present a valid baseline for the parallel MCTS. A benchmark dataset of OPs was created to test the implementation. The dataset problems vary in size and reward distribution. This benchmark is used to </w:t>
+      </w:r>
+      <w:r>
+        <w:t>analyze</w:t>
+      </w:r>
+      <w:r>
+        <w:t xml:space="preserve"> rewards, variances in results, and the effect the number of workers has. The results from the benchmark set show that Tree Parallelism and WU-UCT perform strongly on a range of problems, significantly WU-UCT often perform better than OR-Tools on small and medium problems with rewards distributed evenly. This demonstrates the effectiveness of the shared tree structure of Tree Parallelism and the asynchronous strategies utilised by WU-UCT. Unexpectedly, VL-UCT underperformed with similar results to </w:t>
+      </w:r>
+      <w:r>
+        <w:t>Sequential</w:t>
+      </w:r>
+      <w:r>
+        <w:t xml:space="preserve"> MCTS, likely due to implementation inefficiencies where virtual loss is preventing balanced search. The benchmark contains large problems, on which MCTS underperformed compared to the OR-Tools, showcasing the limits of these current implementations. This investigation determined that parallel MCTS has strong potential for strategic planning </w:t>
+      </w:r>
+      <w:r>
+        <w:t>tasks,</w:t>
+      </w:r>
+      <w:r>
+        <w:t xml:space="preserve"> </w:t>
+      </w:r>
+      <w:r>
+        <w:t xml:space="preserve">however, </w:t>
+      </w:r>
+      <w:r>
+        <w:t xml:space="preserve">must overcome challenges associated with multithreading and </w:t>
+      </w:r>
+      <w:r>
+        <w:t>synchronization</w:t>
+      </w:r>
+      <w:r>
+        <w:t>.</w:t>
+      </w:r>
       <w:r>
         <w:t xml:space="preserve"> </w:t>
       </w:r>
     </w:p>
     <w:p>
-      <w:sdt>
-        <w:sdtPr>
-          <w:rPr>
-            <w:rStyle w:val="Emphasis"/>
-          </w:rPr>
-          <w:id w:val="1557668240"/>
-          <w:placeholder>
-            <w:docPart w:val="33D08D7B10B74BD690BD5EE961AD63C4"/>
-          </w:placeholder>
-          <w:temporary/>
-          <w:showingPlcHdr/>
-          <w15:appearance w15:val="hidden"/>
-        </w:sdtPr>
-        <w:sdtContent>
-          <w:r>
-            <w:rPr>
-              <w:rStyle w:val="Emphasis"/>
-            </w:rPr>
-            <w:t>Keywords</w:t>
-          </w:r>
-          <w:r>
-            <w:t>:</w:t>
-          </w:r>
-        </w:sdtContent>
-      </w:sdt>
-      <w:r>
-        <w:rPr>
-          <w:rStyle w:val="Emphasis"/>
-        </w:rPr>
-        <w:t xml:space="preserve"> </w:t>
-      </w:r>
-      <w:sdt>
-        <w:sdtPr>
-          <w:id w:val="1737357012"/>
-          <w:placeholder>
-            <w:docPart w:val="A4A0AE7189934A378C27C5A7FBC1E124"/>
-          </w:placeholder>
-          <w:temporary/>
-          <w:showingPlcHdr/>
-          <w15:appearance w15:val="hidden"/>
-        </w:sdtPr>
-        <w:sdtEndPr>
-          <w:rPr>
-            <w:rStyle w:val="Emphasis"/>
-            <w:i/>
-            <w:iCs/>
-          </w:rPr>
-        </w:sdtEndPr>
-        <w:sdtContent>
-          <w:r>
-            <w:t>Add keywords here.</w:t>
-          </w:r>
-        </w:sdtContent>
-      </w:sdt>
+      <w:r>
+        <w:br w:type="page"/>
+      </w:r>
     </w:p>
     <w:p>
-      <w:r>
-        <w:br w:type="page"/>
+      <w:pPr>
+        <w:pStyle w:val="Heading1"/>
+      </w:pPr>
+      <w:r>
+        <w:lastRenderedPageBreak/>
+        <w:t>1 Introduction</w:t>
       </w:r>
     </w:p>
     <w:p>
       <w:pPr>
-        <w:pStyle w:val="Heading1"/>
-      </w:pPr>
-      <w:r>
-        <w:lastRenderedPageBreak/>
-        <w:t>1 Introduction</w:t>
+        <w:pStyle w:val="Heading2"/>
+      </w:pPr>
+      <w:r>
+        <w:t>1.1 Vison</w:t>
       </w:r>
     </w:p>
     <w:p>
-      <w:pPr>
-        <w:pStyle w:val="Heading2"/>
-      </w:pPr>
-      <w:r>
-        <w:t>1.1 Vison</w:t>
-      </w:r>
-    </w:p>
-    <w:p>
-      <w:r>
-        <w:t xml:space="preserve">Strategic decision-making is an essential challenge for any constrained planning or optimisation problem. This is evident in The Orienteering Problem (OP), where an agent must traverse a path through a set of nodes, visiting intermediate nodes to collect and maximise a reward within an assigned budget. This problem follows the fundamental principles of strategic path planning, which has a range of use cases in robotics path finding, scheduling and resource allocation. </w:t>
+      <w:r>
+        <w:t xml:space="preserve">Strategic </w:t>
+      </w:r>
+      <w:r>
+        <w:t xml:space="preserve">planning </w:t>
+      </w:r>
+      <w:r>
+        <w:t>is an essential challenge for any constrained planning or optimisation problem. This is evident in The Orienteering Problem (OP), where an agent must traverse a path through a set of nodes, visiting intermediate nodes to collect and maximise a reward within an assigned budget. This problem follows the fundamental principles of strategic path planning, which has a range of use</w:t>
+      </w:r>
+      <w:r>
+        <w:t xml:space="preserve"> </w:t>
+      </w:r>
+      <w:r>
+        <w:t xml:space="preserve">cases in robotics path finding, scheduling and resource allocation. </w:t>
       </w:r>
     </w:p>
     <w:p/>
     <w:p>
       <w:r>
-        <w:t xml:space="preserve">Monte Carlo Tree Search (MCTS) is a heuristic search and decision-making algorithm that has </w:t>
-      </w:r>
-      <w:r>
-        <w:t>given</w:t>
-      </w:r>
-      <w:r>
-        <w:t xml:space="preserve"> a powerful foundation for strategic decision-making and has been historical been used effectively for such in game simulations and strategic planning tasks. MCTS converges </w:t>
-      </w:r>
-      <w:r>
-        <w:t>towards</w:t>
-      </w:r>
-      <w:r>
-        <w:t xml:space="preserve"> promising areas of the search tree by utilising a sampling-based approach which allows for the refining of its search, this makes it effective for strategic decision-making tasks.  There are four main steps key to MCTS: Selection, Expansion, Simulation, and Backpropagation. </w:t>
+        <w:t xml:space="preserve">Monte Carlo Tree Search (MCTS) is a heuristic search and decision-making algorithm that gives a powerful foundation for strategic </w:t>
+      </w:r>
+      <w:r>
+        <w:t>planning</w:t>
+      </w:r>
+      <w:r>
+        <w:t xml:space="preserve"> and has historically been used effectively for such in-game simulations and planning tasks. MCTS converges towards promising areas of the search tree by utilising a sampling-based approach, which allows for the refining of its search; this makes it effective for strategic </w:t>
+      </w:r>
+      <w:r>
+        <w:t xml:space="preserve">planning </w:t>
+      </w:r>
+      <w:r>
+        <w:t>tasks.  There are four main steps key to MCTS: Selection, Expansion, Simulation, and Backpropagation</w:t>
+      </w:r>
+      <w:r>
+        <w:t xml:space="preserve">. </w:t>
+      </w:r>
+    </w:p>
+    <w:p/>
+    <w:p>
+      <w:pPr>
+        <w:ind w:firstLine="0"/>
+      </w:pPr>
+      <w:r>
+        <w:t>Figure 1: Monte-Carlo Tree Search steps.</w:t>
       </w:r>
     </w:p>
     <w:p>
       <w:pPr>
-        <w:ind w:firstLine="0"/>
-      </w:pPr>
-    </w:p>
-    <w:p>
-      <w:pPr>
-        <w:ind w:firstLine="0"/>
-      </w:pPr>
-      <w:r>
-        <w:t>Figure 1: Monte-Carlo Tree Search steps.</w:t>
-      </w:r>
-    </w:p>
-    <w:p>
-      <w:pPr>
         <w:pStyle w:val="NoIndent"/>
         <w:jc w:val="center"/>
       </w:pPr>
@@ -270,7 +224,7 @@
           <w:bdr w:val="none" w:sz="0" w:space="0" w:color="auto" w:frame="1"/>
         </w:rPr>
         <w:drawing>
-          <wp:inline distT="0" distB="0" distL="0" distR="0" wp14:anchorId="4258BD86" wp14:editId="5B5EE300">
+          <wp:inline distT="0" distB="0" distL="0" distR="0" wp14:anchorId="4258BD86" wp14:editId="7E400B4F">
             <wp:extent cx="5739130" cy="1342390"/>
             <wp:effectExtent l="0" t="0" r="1270" b="3810"/>
             <wp:docPr id="1389391554" name="Picture 3" descr="A diagram of a diagram&#10;&#10;AI-generated content may be incorrect."/>
@@ -321,11 +275,14 @@
     </w:p>
     <w:p>
       <w:r>
-        <w:t xml:space="preserve">Selection sees the algorithm utilise the tree policy, which balances exploration vs exploitation to traverse the tree from the current state to select a child node. Expansion adds new nodes to the selected node based on possible actions unless the node is a terminal state. Simulation also called </w:t>
+        <w:t xml:space="preserve">Selection sees the algorithm utilise the tree policy, which balances exploration vs exploitation to traverse the tree from the current state to select a child node. Expansion adds new nodes to the selected node based on possible actions unless the node is a terminal state. Simulation, also called </w:t>
       </w:r>
       <w:r>
         <w:lastRenderedPageBreak/>
-        <w:t>‘Rollout’, has the algorithm simulate a random or policy-guided playout to a terminal state or a certain depth. Backpropagation has the reward of the simulation propagated up the tree, updating statistics on existing nodes with the reward or score of the node and visit count.</w:t>
+        <w:t>‘Rollout’, has the algorithm simulate a random or policy-guided playout to a terminal state or a certain depth. Backpropagation has the reward of the simulation propagated up the tree, updating statistics on existing nodes with the reward or score of the node and visit count</w:t>
+      </w:r>
+      <w:r>
+        <w:t>.</w:t>
       </w:r>
     </w:p>
     <w:p/>
@@ -339,19 +296,19 @@
     </w:p>
     <w:p>
       <w:r>
-        <w:t xml:space="preserve">MCTS can be limited by computational efficiency and scalability, as the search space becomes exponentially large with the complexity of a problem </w:t>
-      </w:r>
-      <w:r>
-        <w:t>space</w:t>
-      </w:r>
-      <w:r>
-        <w:t xml:space="preserve">. Parallel computation has been historically used to effectively increase computational power and scalability of MCTS where multiple workers are </w:t>
-      </w:r>
-      <w:r>
-        <w:t>utilised</w:t>
-      </w:r>
-      <w:r>
-        <w:t>. Though it is fraught with its complications of parallel programming and computational overheads (Segal, 2011). Parallel MCTS has been used effectively numerous times for game simulation (Liu et al., 2020). Research into parallel MCTS for strategic planning is less common. This paper aims to explore Parallel Monte Carlo Tree Search for The Orienteering Problem (OP) to demonstrate Strategic Planning. This is to shift the focus of parallel MCTS away from game simulations and to demonstrate the use cases in strategic planning that have application in robotics. The strategic planning of MCTS can be used to plan paths or tasks for a robot in a complex environment (Dam et al., 2022; Li et al., 2023).</w:t>
+        <w:t xml:space="preserve">MCTS can be limited by computational efficiency and scalability, as the search space becomes exponentially large with the complexity of a problem space. Parallel computation has been historically used to effectively increase computational power and scalability of MCTS, where multiple workers are </w:t>
+      </w:r>
+      <w:r>
+        <w:t>utili</w:t>
+      </w:r>
+      <w:r>
+        <w:t>sed</w:t>
+      </w:r>
+      <w:r>
+        <w:t>. Though it is fraught with its complications of parallel programming and computational overheads (Segal, 2011). Parallel MCTS has been used effectively numerous times for game simulation (Liu et al., 2020). Research into parallel MCTS for strategic planning is less common. This paper aims to explore Parallel Monte Carlo Tree Search for The Orienteering Problem (OP) to demonstrate Strategic Planning. This is to shift the focus of parallel MCTS away from game simulations and to demonstrate the use cases in strategic planning that have application in robotics. The strategic planning of MCTS can be used to plan paths or tasks for a robot in a complex environment (Dam et al., 2022; Li et al., 2023)</w:t>
+      </w:r>
+      <w:r>
+        <w:t>.</w:t>
       </w:r>
     </w:p>
     <w:p/>
@@ -365,19 +322,16 @@
     </w:p>
     <w:p>
       <w:r>
-        <w:t xml:space="preserve">Using The Orienteering Problem as a cause study to demonstrate the strategic planning use cases of Parallel MCTS. A </w:t>
-      </w:r>
-      <w:r>
-        <w:t>benchmark</w:t>
-      </w:r>
-      <w:r>
-        <w:t xml:space="preserve"> set of OPs was create and a multiple Parallel MCTS methods tested. Strategies selected for Parallel MCTS that have been historically and successfully implemented for games and strategic planning </w:t>
+        <w:t xml:space="preserve">Using The Orienteering Problem as a case study to demonstrate the strategic planning use cases of Parallel MCTS. A benchmark set of OPs was created, and multiple Parallel MCTS methods were tested. Strategies selected for Parallel MCTS that have been historically and successfully implemented for games and strategic planning </w:t>
       </w:r>
       <w:r>
         <w:t>are</w:t>
       </w:r>
       <w:r>
-        <w:t xml:space="preserve"> Tree Parallelisation and Virtual Loss (Chaslot et al, 2008; Liu et al., 2020) and Watch the Unobserved (Liu et al, 2019). </w:t>
+        <w:t xml:space="preserve"> Tree Parallelisation and Virtual Loss (Chaslot et al, 2008; Liu et al., 2020) and Watch the Unobserved (Liu et al, 2019)</w:t>
+      </w:r>
+      <w:r>
+        <w:t xml:space="preserve">. </w:t>
       </w:r>
       <w:r>
         <w:t>These methods present a range of Parallel MCTS developments.</w:t>
@@ -403,28 +357,14 @@
         <w:rPr>
           <w:color w:val="000000"/>
         </w:rPr>
-        <w:t xml:space="preserve">, </w:t>
-      </w:r>
-      <w:r>
-        <w:rPr>
-          <w:color w:val="000000"/>
-        </w:rPr>
-        <w:t>2024</w:t>
-      </w:r>
-      <w:r>
-        <w:rPr>
-          <w:color w:val="000000"/>
-        </w:rPr>
-        <w:t xml:space="preserve">). </w:t>
+        <w:t xml:space="preserve">, 2024). </w:t>
       </w:r>
       <w:r>
         <w:t>The OR-Tools can be used to solve the Vehicle routing problems (VRP</w:t>
       </w:r>
-      <w:proofErr w:type="gramStart"/>
-      <w:r>
-        <w:t>),</w:t>
-      </w:r>
-      <w:proofErr w:type="gramEnd"/>
+      <w:r>
+        <w:t>);</w:t>
+      </w:r>
       <w:r>
         <w:t xml:space="preserve"> by altering the constraints of the VRP the OR-Tools can be adapted to the OP.</w:t>
       </w:r>
@@ -440,7 +380,7 @@
     </w:p>
     <w:p>
       <w:r>
-        <w:t xml:space="preserve">The completed experiments shows that Tree Parallel MCTS and WU-UCT achieved strong overall performance outperforming Single threaded sequential MCTS. These Parallel methods often outperforming or comparable results to OR-Tools on small and medium OP sets and WU-UCT achieving scores of 90-95% that of OR-Tools on large OP. It was also found that WU-UCT requires a moderate number of threads (8 workers) to achieve significant advantages over Tree Parallel and Single threaded MCTS. While Tree MCTS saw reduced advantages at 8 workers. </w:t>
+        <w:t xml:space="preserve">The completed experiments show that Tree Parallel MCTS and WU-UCT achieved strong overall performance, outperforming single-threaded sequential MCTS. These Parallel methods often outperform or achieve comparable results to OR-Tools on small and medium OP sets and WU-UCT, achieving scores of 90-95% that of OR-Tools on large OP. It was also found that WU-UCT requires a moderate number of threads (8 workers) to achieve significant advantages over Tree Parallel and Single-threaded MCTS. While Tree MCTS saw reduced advantages at 8 workers. </w:t>
       </w:r>
       <w:r>
         <w:t>Finally,</w:t>
@@ -452,13 +392,10 @@
         <w:t>T</w:t>
       </w:r>
       <w:r>
-        <w:t xml:space="preserve"> algorithm underperformed, likely due to implementation inefficiencies in its virtual loss mechanism. These results show the potential the Parallel MCTS has for </w:t>
-      </w:r>
-      <w:r>
-        <w:t>Strategic</w:t>
-      </w:r>
-      <w:r>
-        <w:t xml:space="preserve"> planning problems.</w:t>
+        <w:t xml:space="preserve"> algorithm underperformed, likely due to implementation inefficiencies in its virtual loss mechanism. These results show the potential that Parallel MCTS has for strategic planning problems</w:t>
+      </w:r>
+      <w:r>
+        <w:t>.</w:t>
       </w:r>
     </w:p>
     <w:p/>
@@ -496,7 +433,7 @@
         <w:rPr>
           <w:lang w:val="en-AU"/>
         </w:rPr>
-        <w:t>Monte Carlo Tree Search (MCTS) is a heuristic search and decision-making algorithm that has been effectively used in game simulations and strategic planning for robotics. MCTS can be used to address vast search spaces when the best action is not clear. Over the past two decades, the developments and improvements to MCTS have been significant. However, these have largely been tested and implemented for games such as Go and Atari video games.</w:t>
+        <w:t>MCTS can be used to address vast search spaces when the best action is not clear. Over the past two decades, the developments and improvements to MCTS have been significant. However, these have largely been tested and implemented for games such as Go and Atari video games.</w:t>
       </w:r>
     </w:p>
     <w:p>
@@ -505,117 +442,153 @@
           <w:lang w:val="en-AU"/>
         </w:rPr>
       </w:pPr>
+      <w:r>
+        <w:rPr>
+          <w:lang w:val="en-AU"/>
+        </w:rPr>
+        <w:t xml:space="preserve">The parallelisation of the MCTS has been done to obtain computational improvements over that of single-threaded MCTS in a range of domains. Such as games and strategic planning (Liu et al., 2020). </w:t>
+      </w:r>
+      <w:r>
+        <w:rPr>
+          <w:lang w:val="en-AU"/>
+        </w:rPr>
+        <w:t>Though it is fraught with complications and limitations, including shared data structures and data dependencies (</w:t>
+      </w:r>
+      <w:proofErr w:type="spellStart"/>
+      <w:r>
+        <w:rPr>
+          <w:lang w:val="en-AU"/>
+        </w:rPr>
+        <w:t>Mirsoleimani</w:t>
+      </w:r>
+      <w:proofErr w:type="spellEnd"/>
+      <w:r>
+        <w:rPr>
+          <w:lang w:val="en-AU"/>
+        </w:rPr>
+        <w:t>, 2019). A variety of methods of parallelisation have been proposed and will be briefly discussed. Including:</w:t>
+      </w:r>
     </w:p>
     <w:p>
       <w:pPr>
-        <w:rPr>
-          <w:lang w:val="en-AU"/>
-        </w:rPr>
-      </w:pPr>
-      <w:r>
-        <w:rPr>
-          <w:lang w:val="en-AU"/>
-        </w:rPr>
-        <w:t xml:space="preserve">The parallelisation of the MCTS has been done to obtain computational improvements over that of single-threaded MCTS in a range of domains. Such as games and strategic planning (Liu et al., 2020). </w:t>
-      </w:r>
-      <w:r>
-        <w:rPr>
-          <w:lang w:val="en-AU"/>
-        </w:rPr>
-        <w:t>Though it is fraught with complications and limitations, including shared data structures and data dependencies (</w:t>
-      </w:r>
-      <w:proofErr w:type="spellStart"/>
-      <w:r>
-        <w:rPr>
-          <w:lang w:val="en-AU"/>
-        </w:rPr>
-        <w:t>Mirsoleimani</w:t>
-      </w:r>
-      <w:proofErr w:type="spellEnd"/>
-      <w:r>
-        <w:rPr>
-          <w:lang w:val="en-AU"/>
-        </w:rPr>
-        <w:t>, 2019). A variety of methods of parallelisation have been proposed and will be briefly discussed. Including:</w:t>
+        <w:pStyle w:val="ListParagraph"/>
+        <w:numPr>
+          <w:ilvl w:val="0"/>
+          <w:numId w:val="10"/>
+        </w:numPr>
+        <w:rPr>
+          <w:lang w:val="en-AU"/>
+        </w:rPr>
+      </w:pPr>
+      <w:r>
+        <w:rPr>
+          <w:lang w:val="en-AU"/>
+        </w:rPr>
+        <w:t>Single-Run Parallelisation</w:t>
       </w:r>
     </w:p>
     <w:p>
       <w:pPr>
-        <w:rPr>
-          <w:lang w:val="en-AU"/>
-        </w:rPr>
-      </w:pPr>
-      <w:r>
-        <w:rPr>
-          <w:lang w:val="en-AU"/>
-        </w:rPr>
-        <w:t>Single-Run Parallelisation</w:t>
+        <w:pStyle w:val="ListParagraph"/>
+        <w:numPr>
+          <w:ilvl w:val="0"/>
+          <w:numId w:val="10"/>
+        </w:numPr>
+        <w:rPr>
+          <w:lang w:val="en-AU"/>
+        </w:rPr>
+      </w:pPr>
+      <w:r>
+        <w:rPr>
+          <w:lang w:val="en-AU"/>
+        </w:rPr>
+        <w:t>Multiple-Runs Parallelisation</w:t>
       </w:r>
     </w:p>
     <w:p>
       <w:pPr>
-        <w:rPr>
-          <w:lang w:val="en-AU"/>
-        </w:rPr>
-      </w:pPr>
-      <w:r>
-        <w:rPr>
-          <w:lang w:val="en-AU"/>
-        </w:rPr>
-        <w:t>Multiple-Runs Parallelisation</w:t>
+        <w:pStyle w:val="ListParagraph"/>
+        <w:numPr>
+          <w:ilvl w:val="0"/>
+          <w:numId w:val="10"/>
+        </w:numPr>
+        <w:rPr>
+          <w:lang w:val="en-AU"/>
+        </w:rPr>
+      </w:pPr>
+      <w:r>
+        <w:rPr>
+          <w:lang w:val="en-AU"/>
+        </w:rPr>
+        <w:t>At-the-leaves Parallelisation (Cazenave &amp; Jouandeau, 2007)</w:t>
       </w:r>
     </w:p>
     <w:p>
       <w:pPr>
-        <w:rPr>
-          <w:lang w:val="en-AU"/>
-        </w:rPr>
-      </w:pPr>
-      <w:r>
-        <w:rPr>
-          <w:lang w:val="en-AU"/>
-        </w:rPr>
-        <w:t>At-the-leaves Parallelisation (Cazenave &amp; Jouandeau, 2007)</w:t>
+        <w:pStyle w:val="ListParagraph"/>
+        <w:numPr>
+          <w:ilvl w:val="0"/>
+          <w:numId w:val="10"/>
+        </w:numPr>
+        <w:rPr>
+          <w:lang w:val="en-AU"/>
+        </w:rPr>
+      </w:pPr>
+      <w:r>
+        <w:rPr>
+          <w:lang w:val="en-AU"/>
+        </w:rPr>
+        <w:t>Tree Parallelisation (</w:t>
+      </w:r>
+      <w:proofErr w:type="spellStart"/>
+      <w:r>
+        <w:rPr>
+          <w:lang w:val="en-AU"/>
+        </w:rPr>
+        <w:t>Chaslot</w:t>
+      </w:r>
+      <w:proofErr w:type="spellEnd"/>
+      <w:r>
+        <w:rPr>
+          <w:lang w:val="en-AU"/>
+        </w:rPr>
+        <w:t xml:space="preserve"> et al, 2008)</w:t>
       </w:r>
     </w:p>
     <w:p>
       <w:pPr>
-        <w:rPr>
-          <w:lang w:val="en-AU"/>
-        </w:rPr>
-      </w:pPr>
-      <w:r>
-        <w:rPr>
-          <w:lang w:val="en-AU"/>
-        </w:rPr>
-        <w:t>Tree Parallelisation (</w:t>
-      </w:r>
-      <w:proofErr w:type="spellStart"/>
-      <w:r>
-        <w:rPr>
-          <w:lang w:val="en-AU"/>
-        </w:rPr>
-        <w:t>Chaslot</w:t>
-      </w:r>
-      <w:proofErr w:type="spellEnd"/>
-      <w:r>
-        <w:rPr>
-          <w:lang w:val="en-AU"/>
-        </w:rPr>
-        <w:t xml:space="preserve"> et al, 2008)</w:t>
+        <w:pStyle w:val="ListParagraph"/>
+        <w:numPr>
+          <w:ilvl w:val="0"/>
+          <w:numId w:val="10"/>
+        </w:numPr>
+        <w:rPr>
+          <w:lang w:val="en-AU"/>
+        </w:rPr>
+      </w:pPr>
+      <w:r>
+        <w:rPr>
+          <w:lang w:val="en-AU"/>
+        </w:rPr>
+        <w:t>Watch the Unobserved (Liu et al, 2019)</w:t>
       </w:r>
     </w:p>
     <w:p>
       <w:pPr>
-        <w:rPr>
-          <w:lang w:val="en-AU"/>
-        </w:rPr>
-      </w:pPr>
-      <w:r>
-        <w:rPr>
-          <w:lang w:val="en-AU"/>
-        </w:rPr>
-        <w:t>Watch the Unobserved (Liu et al, 2019)</w:t>
+        <w:pStyle w:val="ListParagraph"/>
+        <w:numPr>
+          <w:ilvl w:val="0"/>
+          <w:numId w:val="10"/>
+        </w:numPr>
+        <w:rPr>
+          <w:lang w:val="en-AU"/>
+        </w:rPr>
+      </w:pPr>
+      <w:r>
+        <w:rPr>
+          <w:lang w:val="en-AU"/>
+        </w:rPr>
+        <w:t>Parallel MCTS with Batched Simulation (PMBS) (Huang et al., 2022)</w:t>
       </w:r>
     </w:p>
     <w:p>
@@ -628,11 +601,61 @@
         <w:rPr>
           <w:lang w:val="en-AU"/>
         </w:rPr>
-        <w:t>Parallel MCTS with Batched Simulation (PMBS) (Huang et al., 2022)</w:t>
+        <w:t xml:space="preserve">The parallelisation of MCTS follows the improvements made to MCTS with the development of Upper Confidence Bounds applied to Trees (UCT) algorithm. UCT uses the Upper Confidence Bound formula to balance exploration and exploitation in the search tree (Kocsis &amp; </w:t>
+      </w:r>
+      <w:proofErr w:type="spellStart"/>
+      <w:r>
+        <w:rPr>
+          <w:lang w:val="en-AU"/>
+        </w:rPr>
+        <w:t>Szepesvári</w:t>
+      </w:r>
+      <w:proofErr w:type="spellEnd"/>
+      <w:r>
+        <w:rPr>
+          <w:lang w:val="en-AU"/>
+        </w:rPr>
+        <w:t xml:space="preserve">, 2006) and has been effectively parallelised. Early parallelisation methods of UCT by Cazenave &amp; </w:t>
+      </w:r>
+      <w:proofErr w:type="spellStart"/>
+      <w:r>
+        <w:rPr>
+          <w:lang w:val="en-AU"/>
+        </w:rPr>
+        <w:t>Jouandeau</w:t>
+      </w:r>
+      <w:proofErr w:type="spellEnd"/>
+      <w:r>
+        <w:rPr>
+          <w:lang w:val="en-AU"/>
+        </w:rPr>
+        <w:t xml:space="preserve"> (2007) include Single-Run Parallelisation, also known as Leaf Parallelisation; Multiple-Runs Parallelisation, also referred to as Root Parallelisation (See Figure 2); and At-the-leaves Parallelisation. Single-Run Parallelisation sees multiple simulations executed simultaneously from the same leaf node. Multiple-Runs Parallelisation utilises multiple UCT searches in parallel, which construct their tree and aggregate </w:t>
+      </w:r>
+      <w:r>
+        <w:rPr>
+          <w:lang w:val="en-AU"/>
+        </w:rPr>
+        <w:lastRenderedPageBreak/>
+        <w:t xml:space="preserve">the results. At-the-leaves Parallelisation uses a master and slave design where the master thread is the only one to build the tree well; multiple slaves run the simulations. The game simulated from any leaf node is replaced with multiple random game simulations by each thread. This method requires greater communication time between threads, as the master thread must collate and average all the games of each thread. Cazenave &amp; </w:t>
+      </w:r>
+      <w:proofErr w:type="spellStart"/>
+      <w:r>
+        <w:rPr>
+          <w:lang w:val="en-AU"/>
+        </w:rPr>
+        <w:t>Jouandeau</w:t>
+      </w:r>
+      <w:proofErr w:type="spellEnd"/>
+      <w:r>
+        <w:rPr>
+          <w:lang w:val="en-AU"/>
+        </w:rPr>
+        <w:t xml:space="preserve"> (2007) implemented these with the game GO and found improvements over existing single-threaded MCTS with the above method; Leaf parallelisation performed the best. This is significant as it is the simplest method and highlights performance loss due to communication overheads between threads that are larger in Root and At-the-leaves Parallelisation.</w:t>
       </w:r>
     </w:p>
     <w:p>
       <w:pPr>
+        <w:ind w:firstLine="0"/>
         <w:rPr>
           <w:lang w:val="en-AU"/>
         </w:rPr>
@@ -640,112 +663,38 @@
     </w:p>
     <w:p>
       <w:pPr>
-        <w:rPr>
-          <w:lang w:val="en-AU"/>
-        </w:rPr>
-      </w:pPr>
-      <w:r>
-        <w:rPr>
-          <w:lang w:val="en-AU"/>
-        </w:rPr>
-        <w:t xml:space="preserve">The parallelisation of MCTS follows the improvements made to MCTS with the development of Upper Confidence Bounds applied to Trees (UCT) algorithm. UCT uses the Upper Confidence Bound formula to balance exploration and exploitation in the search tree (Kocsis &amp; </w:t>
-      </w:r>
-      <w:proofErr w:type="spellStart"/>
-      <w:r>
-        <w:rPr>
-          <w:lang w:val="en-AU"/>
-        </w:rPr>
-        <w:t>Szepesvári</w:t>
-      </w:r>
-      <w:proofErr w:type="spellEnd"/>
-      <w:r>
-        <w:rPr>
-          <w:lang w:val="en-AU"/>
-        </w:rPr>
-        <w:t xml:space="preserve">, 2006) and has been effectively parallelised. Early parallelisation methods of UCT by Cazenave &amp; </w:t>
-      </w:r>
-      <w:proofErr w:type="spellStart"/>
-      <w:r>
-        <w:rPr>
-          <w:lang w:val="en-AU"/>
-        </w:rPr>
-        <w:t>Jouandeau</w:t>
-      </w:r>
-      <w:proofErr w:type="spellEnd"/>
-      <w:r>
-        <w:rPr>
-          <w:lang w:val="en-AU"/>
-        </w:rPr>
-        <w:t xml:space="preserve"> (2007) include Single-Run Parallelisation, also known as Leaf Parallelisation; Multiple-Runs Parallelisation, also </w:t>
-      </w:r>
-      <w:r>
-        <w:rPr>
-          <w:lang w:val="en-AU"/>
-        </w:rPr>
-        <w:lastRenderedPageBreak/>
-        <w:t xml:space="preserve">referred to as Root Parallelisation (See Figure 2); and At-the-leaves Parallelisation. Single-Run Parallelisation sees multiple simulations executed simultaneously from the same leaf node. Multiple-Runs Parallelisation utilises multiple UCT searches in parallel, which construct their tree and aggregate the results. At-the-leaves Parallelisation uses a master and slave design where the master thread is the only one to build the tree well; multiple slaves run the simulations. The game simulated from any leaf node is replaced with multiple random game simulations by each thread. This method requires greater communication time between threads, as the master thread must collate and average all the games of each thread. Cazenave &amp; </w:t>
-      </w:r>
-      <w:proofErr w:type="spellStart"/>
-      <w:r>
-        <w:rPr>
-          <w:lang w:val="en-AU"/>
-        </w:rPr>
-        <w:t>Jouandeau</w:t>
-      </w:r>
-      <w:proofErr w:type="spellEnd"/>
-      <w:r>
-        <w:rPr>
-          <w:lang w:val="en-AU"/>
-        </w:rPr>
-        <w:t xml:space="preserve"> (2007) implemented these with the game GO and found improvements over existing single-threaded MCTS with the above method; Leaf parallelisation performed the best. This is significant as it is the simplest method and highlights performance loss due to communication overheads between threads that are larger in Root and At-the-leaves Parallelisation.</w:t>
+        <w:ind w:firstLine="0"/>
+        <w:rPr>
+          <w:lang w:val="en-AU"/>
+        </w:rPr>
+      </w:pPr>
+      <w:r>
+        <w:rPr>
+          <w:lang w:val="en-AU"/>
+        </w:rPr>
+        <w:t>Figure</w:t>
+      </w:r>
+      <w:r>
+        <w:rPr>
+          <w:lang w:val="en-AU"/>
+        </w:rPr>
+        <w:t xml:space="preserve"> 2: Leaf parallelisation, Root parallelisation, Tree parallelisation with</w:t>
+      </w:r>
+      <w:r>
+        <w:rPr>
+          <w:lang w:val="en-AU"/>
+        </w:rPr>
+        <w:t xml:space="preserve"> </w:t>
+      </w:r>
+      <w:r>
+        <w:rPr>
+          <w:lang w:val="en-AU"/>
+        </w:rPr>
+        <w:t>global mutex and Tree parallelisation with local mutexes.</w:t>
       </w:r>
     </w:p>
     <w:p>
       <w:pPr>
-        <w:ind w:firstLine="0"/>
-        <w:rPr>
-          <w:highlight w:val="yellow"/>
-          <w:lang w:val="en-AU"/>
-        </w:rPr>
-      </w:pPr>
-    </w:p>
-    <w:p>
-      <w:pPr>
-        <w:ind w:firstLine="0"/>
-        <w:rPr>
-          <w:lang w:val="en-AU"/>
-        </w:rPr>
-      </w:pPr>
-      <w:r>
-        <w:rPr>
-          <w:highlight w:val="yellow"/>
-          <w:lang w:val="en-AU"/>
-        </w:rPr>
-        <w:t>Figure</w:t>
-      </w:r>
-      <w:r>
-        <w:rPr>
-          <w:lang w:val="en-AU"/>
-        </w:rPr>
-        <w:t xml:space="preserve"> 2: Leaf parallelisation, Root parallelisation, Tree parallelisation with</w:t>
-      </w:r>
-    </w:p>
-    <w:p>
-      <w:pPr>
-        <w:ind w:firstLine="0"/>
-        <w:rPr>
-          <w:lang w:val="en-AU"/>
-        </w:rPr>
-      </w:pPr>
-      <w:r>
-        <w:rPr>
-          <w:lang w:val="en-AU"/>
-        </w:rPr>
-        <w:t>global mutex and Tree parallelisation with local mutexes.</w:t>
-      </w:r>
-    </w:p>
-    <w:p>
-      <w:pPr>
         <w:rPr>
           <w:lang w:val="en-AU"/>
         </w:rPr>
@@ -756,9 +705,9 @@
           <w:lang w:val="en-AU"/>
         </w:rPr>
         <w:drawing>
-          <wp:inline distT="0" distB="0" distL="0" distR="0" wp14:anchorId="5C3493A6" wp14:editId="43771E73">
-            <wp:extent cx="4134255" cy="2041449"/>
-            <wp:effectExtent l="0" t="0" r="0" b="3810"/>
+          <wp:inline distT="0" distB="0" distL="0" distR="0" wp14:anchorId="5C3493A6" wp14:editId="43B29072">
+            <wp:extent cx="4353339" cy="2149630"/>
+            <wp:effectExtent l="0" t="0" r="3175" b="0"/>
             <wp:docPr id="1353835324" name="Picture 10" descr="A diagram of a tree parallelization&#10;&#10;AI-generated content may be incorrect."/>
             <wp:cNvGraphicFramePr>
               <a:graphicFrameLocks xmlns:a="http://schemas.openxmlformats.org/drawingml/2006/main" noChangeAspect="1"/>
@@ -788,7 +737,7 @@
                   <pic:spPr bwMode="auto">
                     <a:xfrm>
                       <a:off x="0" y="0"/>
-                      <a:ext cx="4206632" cy="2077188"/>
+                      <a:ext cx="4446708" cy="2195735"/>
                     </a:xfrm>
                     <a:prstGeom prst="rect">
                       <a:avLst/>
@@ -811,92 +760,86 @@
           <w:lang w:val="en-AU"/>
         </w:rPr>
       </w:pPr>
+      <w:r>
+        <w:rPr>
+          <w:lang w:val="en-AU"/>
+        </w:rPr>
+        <w:t xml:space="preserve">Cazenave &amp; Jouandeau's work was expanded upon by </w:t>
+      </w:r>
+      <w:proofErr w:type="spellStart"/>
+      <w:r>
+        <w:rPr>
+          <w:lang w:val="en-AU"/>
+        </w:rPr>
+        <w:t>Chaslot</w:t>
+      </w:r>
+      <w:proofErr w:type="spellEnd"/>
+      <w:r>
+        <w:rPr>
+          <w:lang w:val="en-AU"/>
+        </w:rPr>
+        <w:t xml:space="preserve"> et al (2008) with the introduction of Tree Parallelisation (See Figure 2). Tree Parallelisation uses multiple threads to collaboratively build a single search tree, sharing information across threads. As the threads are exploring the same tree, the same nodes will be selected repeatedly, resulting in threads exploring searched areas. To avoid this, </w:t>
+      </w:r>
+      <w:proofErr w:type="spellStart"/>
+      <w:r>
+        <w:rPr>
+          <w:lang w:val="en-AU"/>
+        </w:rPr>
+        <w:t>Chaslot</w:t>
+      </w:r>
+      <w:proofErr w:type="spellEnd"/>
+      <w:r>
+        <w:rPr>
+          <w:lang w:val="en-AU"/>
+        </w:rPr>
+        <w:t xml:space="preserve"> et al (2008) explore two different methods of Tree Parallelisation: Mutex Location and Virtual Loss. The Mutex Location is broken down into global and local. Global utilises a single mutex that locks </w:t>
+      </w:r>
+      <w:r>
+        <w:rPr>
+          <w:lang w:val="en-AU"/>
+        </w:rPr>
+        <w:lastRenderedPageBreak/>
+        <w:t>to a tree, so only one thread can access the tree; while this is happening, other threads can run simulations. Local mutex utilises multiple mutex locks to specifically part of the tree during updates and can reduce potential bottlenecks. This parallelisation is effective, and subsequent versions have proven effective for simulating games of GO (</w:t>
+      </w:r>
+      <w:proofErr w:type="spellStart"/>
+      <w:r>
+        <w:rPr>
+          <w:lang w:val="en-AU"/>
+        </w:rPr>
+        <w:t>Yoshizoe</w:t>
+      </w:r>
+      <w:proofErr w:type="spellEnd"/>
+      <w:r>
+        <w:rPr>
+          <w:lang w:val="en-AU"/>
+        </w:rPr>
+        <w:t xml:space="preserve"> et al., 2021). Virtual Loss Tree Parallelisation works by adding a virtual loss to the value of a visited node, which temporarily alters the node statistics and reduces the chance multiple threads explore the same node simultaneously (</w:t>
+      </w:r>
+      <w:proofErr w:type="spellStart"/>
+      <w:r>
+        <w:rPr>
+          <w:lang w:val="en-AU"/>
+        </w:rPr>
+        <w:t>Chaslot</w:t>
+      </w:r>
+      <w:proofErr w:type="spellEnd"/>
+      <w:r>
+        <w:rPr>
+          <w:lang w:val="en-AU"/>
+        </w:rPr>
+        <w:t xml:space="preserve"> et al, 2008). </w:t>
+      </w:r>
     </w:p>
     <w:p>
       <w:pPr>
-        <w:rPr>
-          <w:lang w:val="en-AU"/>
-        </w:rPr>
-      </w:pPr>
-      <w:r>
-        <w:rPr>
-          <w:lang w:val="en-AU"/>
-        </w:rPr>
-        <w:t xml:space="preserve">Cazenave &amp; Jouandeau's work was expanded upon by </w:t>
-      </w:r>
-      <w:proofErr w:type="spellStart"/>
-      <w:r>
-        <w:rPr>
-          <w:lang w:val="en-AU"/>
-        </w:rPr>
-        <w:t>Chaslot</w:t>
-      </w:r>
-      <w:proofErr w:type="spellEnd"/>
-      <w:r>
-        <w:rPr>
-          <w:lang w:val="en-AU"/>
-        </w:rPr>
-        <w:t xml:space="preserve"> et al (2008) with the introduction of Tree Parallelisation (See Figure 2). Tree Parallelisation uses multiple threads to collaboratively build a </w:t>
-      </w:r>
-      <w:r>
-        <w:rPr>
-          <w:lang w:val="en-AU"/>
-        </w:rPr>
-        <w:lastRenderedPageBreak/>
-        <w:t xml:space="preserve">single search tree, sharing information across threads. As the threads are exploring the same tree, the same nodes will be selected repeatedly, resulting in threads exploring searched areas. To avoid this, </w:t>
-      </w:r>
-      <w:proofErr w:type="spellStart"/>
-      <w:r>
-        <w:rPr>
-          <w:lang w:val="en-AU"/>
-        </w:rPr>
-        <w:t>Chaslot</w:t>
-      </w:r>
-      <w:proofErr w:type="spellEnd"/>
-      <w:r>
-        <w:rPr>
-          <w:lang w:val="en-AU"/>
-        </w:rPr>
-        <w:t xml:space="preserve"> et al (2008) explore two different methods of Tree Parallelisation: Mutex Location and Virtual Loss. The Mutex Location is broken down into global and local. Global utilises a single mutex that locks to a tree, so only one thread can access the tree; while this is happening, other threads can run simulations. Local mutex utilises multiple mutex locks to specifically part of the tree during updates and can reduce potential bottlenecks. This parallelisation is effective, and subsequent versions have proven effective for simulating games of GO (</w:t>
-      </w:r>
-      <w:proofErr w:type="spellStart"/>
-      <w:r>
-        <w:rPr>
-          <w:lang w:val="en-AU"/>
-        </w:rPr>
-        <w:t>Yoshizoe</w:t>
-      </w:r>
-      <w:proofErr w:type="spellEnd"/>
-      <w:r>
-        <w:rPr>
-          <w:lang w:val="en-AU"/>
-        </w:rPr>
-        <w:t xml:space="preserve"> et al., 2021). Virtual Loss Tree Parallelisation works by adding a virtual loss to the value of a visited node, which temporarily alters the node statistics and reduces the chance multiple threads explore the same node simultaneously (</w:t>
-      </w:r>
-      <w:proofErr w:type="spellStart"/>
-      <w:r>
-        <w:rPr>
-          <w:lang w:val="en-AU"/>
-        </w:rPr>
-        <w:t>Chaslot</w:t>
-      </w:r>
-      <w:proofErr w:type="spellEnd"/>
-      <w:r>
-        <w:rPr>
-          <w:lang w:val="en-AU"/>
-        </w:rPr>
-        <w:t xml:space="preserve"> et al, 2008). </w:t>
-      </w:r>
+        <w:ind w:firstLine="0"/>
+        <w:rPr>
+          <w:lang w:val="en-AU"/>
+        </w:rPr>
+      </w:pPr>
     </w:p>
     <w:p>
       <w:pPr>
-        <w:rPr>
-          <w:lang w:val="en-AU"/>
-        </w:rPr>
-      </w:pPr>
-    </w:p>
-    <w:p>
-      <w:pPr>
         <w:ind w:firstLine="0"/>
         <w:rPr>
           <w:lang w:val="en-AU"/>
@@ -904,7 +847,6 @@
       </w:pPr>
       <w:r>
         <w:rPr>
-          <w:highlight w:val="yellow"/>
           <w:lang w:val="en-AU"/>
         </w:rPr>
         <w:t>Figure</w:t>
@@ -1049,6 +991,163 @@
           <w:lang w:val="en-AU"/>
         </w:rPr>
       </w:pPr>
+      <w:r>
+        <w:rPr>
+          <w:lang w:val="en-AU"/>
+        </w:rPr>
+        <w:t>Further research by</w:t>
+      </w:r>
+      <w:r>
+        <w:t xml:space="preserve"> </w:t>
+      </w:r>
+      <w:proofErr w:type="spellStart"/>
+      <w:r>
+        <w:rPr>
+          <w:lang w:val="en-AU"/>
+        </w:rPr>
+        <w:t>Mirsoleimani</w:t>
+      </w:r>
+      <w:proofErr w:type="spellEnd"/>
+      <w:r>
+        <w:rPr>
+          <w:lang w:val="en-AU"/>
+        </w:rPr>
+        <w:t xml:space="preserve"> et al. (2017)</w:t>
+      </w:r>
+      <w:r>
+        <w:rPr>
+          <w:lang w:val="en-AU"/>
+        </w:rPr>
+        <w:t xml:space="preserve"> examines VL-UCT a lock free implementation compared to Tree Parallel MCTS lock free implementation. In this environment </w:t>
+      </w:r>
+      <w:proofErr w:type="spellStart"/>
+      <w:r>
+        <w:rPr>
+          <w:lang w:val="en-AU"/>
+        </w:rPr>
+        <w:t>Mirsoleimani</w:t>
+      </w:r>
+      <w:proofErr w:type="spellEnd"/>
+      <w:r>
+        <w:rPr>
+          <w:lang w:val="en-AU"/>
+        </w:rPr>
+        <w:t xml:space="preserve"> et al</w:t>
+      </w:r>
+      <w:r>
+        <w:rPr>
+          <w:lang w:val="en-AU"/>
+        </w:rPr>
+        <w:t xml:space="preserve"> found that </w:t>
+      </w:r>
+      <w:r>
+        <w:rPr>
+          <w:lang w:val="en-AU"/>
+        </w:rPr>
+        <w:t>virtual loss increased search overhead and reduced time efficiency</w:t>
+      </w:r>
+      <w:r>
+        <w:rPr>
+          <w:lang w:val="en-AU"/>
+        </w:rPr>
+        <w:t xml:space="preserve">, contrary to the expected. </w:t>
+      </w:r>
+      <w:proofErr w:type="spellStart"/>
+      <w:r>
+        <w:rPr>
+          <w:lang w:val="en-AU"/>
+        </w:rPr>
+        <w:t>Mirsoleimani</w:t>
+      </w:r>
+      <w:proofErr w:type="spellEnd"/>
+      <w:r>
+        <w:rPr>
+          <w:lang w:val="en-AU"/>
+        </w:rPr>
+        <w:t xml:space="preserve"> et al</w:t>
+      </w:r>
+      <w:r>
+        <w:rPr>
+          <w:lang w:val="en-AU"/>
+        </w:rPr>
+        <w:t xml:space="preserve"> present that </w:t>
+      </w:r>
+      <w:r>
+        <w:rPr>
+          <w:lang w:val="en-AU"/>
+        </w:rPr>
+        <w:t xml:space="preserve">virtual loss offered little benefit when </w:t>
+      </w:r>
+      <w:r>
+        <w:rPr>
+          <w:lang w:val="en-AU"/>
+        </w:rPr>
+        <w:t xml:space="preserve">run </w:t>
+      </w:r>
+      <w:r>
+        <w:rPr>
+          <w:lang w:val="en-AU"/>
+        </w:rPr>
+        <w:t>asynchronous</w:t>
+      </w:r>
+      <w:r>
+        <w:rPr>
+          <w:lang w:val="en-AU"/>
+        </w:rPr>
+        <w:t xml:space="preserve">ly as </w:t>
+      </w:r>
+      <w:r>
+        <w:rPr>
+          <w:lang w:val="en-AU"/>
+        </w:rPr>
+        <w:t xml:space="preserve">thread contention </w:t>
+      </w:r>
+      <w:r>
+        <w:rPr>
+          <w:lang w:val="en-AU"/>
+        </w:rPr>
+        <w:t xml:space="preserve">are minimised by this. It should be noted that the VL-UCT and Tree MCTS that will be examined in this paper which relies on global locks but remains </w:t>
+      </w:r>
+      <w:r>
+        <w:rPr>
+          <w:lang w:val="en-AU"/>
+        </w:rPr>
+        <w:t>relevant</w:t>
+      </w:r>
+      <w:r>
+        <w:rPr>
+          <w:lang w:val="en-AU"/>
+        </w:rPr>
+        <w:t xml:space="preserve"> as WU-UCT is run </w:t>
+      </w:r>
+      <w:r>
+        <w:rPr>
+          <w:lang w:val="en-AU"/>
+        </w:rPr>
+        <w:t>asynchronous</w:t>
+      </w:r>
+      <w:r>
+        <w:rPr>
+          <w:lang w:val="en-AU"/>
+        </w:rPr>
+        <w:t xml:space="preserve">ly running </w:t>
+      </w:r>
+      <w:r>
+        <w:rPr>
+          <w:i/>
+          <w:iCs/>
+          <w:lang w:val="en-AU"/>
+        </w:rPr>
+        <w:t>mostly lock-free</w:t>
+      </w:r>
+      <w:r>
+        <w:rPr>
+          <w:i/>
+          <w:iCs/>
+          <w:lang w:val="en-AU"/>
+        </w:rPr>
+        <w:t xml:space="preserve">. </w:t>
+      </w:r>
     </w:p>
     <w:p>
       <w:pPr>
@@ -1060,118 +1159,20 @@
         <w:rPr>
           <w:lang w:val="en-AU"/>
         </w:rPr>
-        <w:t>Further research by</w:t>
-      </w:r>
-      <w:r>
-        <w:t xml:space="preserve"> </w:t>
-      </w:r>
-      <w:proofErr w:type="spellStart"/>
-      <w:r>
-        <w:rPr>
-          <w:lang w:val="en-AU"/>
-        </w:rPr>
-        <w:t>Mirsoleimani</w:t>
-      </w:r>
-      <w:proofErr w:type="spellEnd"/>
-      <w:r>
-        <w:rPr>
-          <w:lang w:val="en-AU"/>
-        </w:rPr>
-        <w:t xml:space="preserve"> et al. (2017)</w:t>
-      </w:r>
-      <w:r>
-        <w:rPr>
-          <w:lang w:val="en-AU"/>
-        </w:rPr>
-        <w:t xml:space="preserve"> examines VL-UCT a lock free implementation compared to Tree Parallel </w:t>
-      </w:r>
-      <w:r>
-        <w:rPr>
-          <w:lang w:val="en-AU"/>
-        </w:rPr>
-        <w:t>MCTS</w:t>
-      </w:r>
-      <w:r>
-        <w:rPr>
-          <w:lang w:val="en-AU"/>
-        </w:rPr>
-        <w:t xml:space="preserve"> lock free implementation. In this environment </w:t>
-      </w:r>
-      <w:proofErr w:type="spellStart"/>
-      <w:r>
-        <w:rPr>
-          <w:lang w:val="en-AU"/>
-        </w:rPr>
-        <w:t>Mirsoleimani</w:t>
-      </w:r>
-      <w:proofErr w:type="spellEnd"/>
-      <w:r>
-        <w:rPr>
-          <w:lang w:val="en-AU"/>
-        </w:rPr>
-        <w:t xml:space="preserve"> et al</w:t>
-      </w:r>
-      <w:r>
-        <w:rPr>
-          <w:lang w:val="en-AU"/>
-        </w:rPr>
-        <w:t xml:space="preserve"> found that </w:t>
-      </w:r>
-      <w:r>
-        <w:rPr>
-          <w:lang w:val="en-AU"/>
-        </w:rPr>
-        <w:t xml:space="preserve">virtual loss </w:t>
-      </w:r>
-      <w:r>
-        <w:rPr>
-          <w:lang w:val="en-AU"/>
-        </w:rPr>
-        <w:t>increased</w:t>
-      </w:r>
-      <w:r>
-        <w:rPr>
-          <w:lang w:val="en-AU"/>
-        </w:rPr>
-        <w:t xml:space="preserve"> search overhead and reduced time efficiency</w:t>
-      </w:r>
-      <w:r>
-        <w:rPr>
-          <w:lang w:val="en-AU"/>
-        </w:rPr>
-        <w:t xml:space="preserve">, contrary to the expected. </w:t>
-      </w:r>
-      <w:proofErr w:type="spellStart"/>
-      <w:r>
-        <w:rPr>
-          <w:lang w:val="en-AU"/>
-        </w:rPr>
-        <w:t>Mirsoleimani</w:t>
-      </w:r>
-      <w:proofErr w:type="spellEnd"/>
-      <w:r>
-        <w:rPr>
-          <w:lang w:val="en-AU"/>
-        </w:rPr>
-        <w:t xml:space="preserve"> et al</w:t>
-      </w:r>
-      <w:r>
-        <w:rPr>
-          <w:lang w:val="en-AU"/>
-        </w:rPr>
-        <w:t xml:space="preserve"> present that </w:t>
-      </w:r>
-      <w:r>
-        <w:rPr>
-          <w:lang w:val="en-AU"/>
-        </w:rPr>
-        <w:t xml:space="preserve">virtual loss offered little benefit when </w:t>
-      </w:r>
-      <w:r>
-        <w:rPr>
-          <w:lang w:val="en-AU"/>
-        </w:rPr>
-        <w:t xml:space="preserve">run </w:t>
+        <w:t xml:space="preserve">Recent developments have expanded on tree parallelisation with virtual loss, such as a newer method proposed by Liu et al (2019) called Watch the Unobserved (WU-UCT) (See Figure 4). WU-UCT, a type of tree parallelisation, tracks the number of incomplete simulation queries or “unobserved </w:t>
+      </w:r>
+      <w:r>
+        <w:rPr>
+          <w:lang w:val="en-AU"/>
+        </w:rPr>
+        <w:lastRenderedPageBreak/>
+        <w:t>samples”. This information is used to alter the UCT policy of MCTS during selection, giving a more balanced setting between exploration and exploitation of the MCTS. This balance reduces contention or the simulation of the same node multiple times. Liu et al (2019) demonstrated the effectiveness of this method in the space of video games with the Atari games benchmark.</w:t>
+      </w:r>
+      <w:r>
+        <w:rPr>
+          <w:lang w:val="en-AU"/>
+        </w:rPr>
+        <w:t xml:space="preserve"> Further this implementation of UCT utilise on separate expansion and simulation workers running </w:t>
       </w:r>
       <w:r>
         <w:rPr>
@@ -1183,131 +1184,27 @@
         <w:rPr>
           <w:lang w:val="en-AU"/>
         </w:rPr>
-        <w:t xml:space="preserve">ly as </w:t>
-      </w:r>
-      <w:r>
-        <w:rPr>
-          <w:lang w:val="en-AU"/>
-        </w:rPr>
-        <w:t xml:space="preserve">thread contention </w:t>
-      </w:r>
-      <w:r>
-        <w:rPr>
-          <w:lang w:val="en-AU"/>
-        </w:rPr>
-        <w:t xml:space="preserve">are minimised by this. It should be noted that the VL-UCT and Tree MCTS that will be </w:t>
-      </w:r>
-      <w:r>
-        <w:rPr>
-          <w:lang w:val="en-AU"/>
-        </w:rPr>
-        <w:lastRenderedPageBreak/>
-        <w:t xml:space="preserve">examined in this paper which relies on global locks but remains </w:t>
-      </w:r>
-      <w:r>
-        <w:rPr>
-          <w:lang w:val="en-AU"/>
-        </w:rPr>
-        <w:t>relevant</w:t>
-      </w:r>
-      <w:r>
-        <w:rPr>
-          <w:lang w:val="en-AU"/>
-        </w:rPr>
-        <w:t xml:space="preserve"> as WU-UCT is run </w:t>
-      </w:r>
-      <w:r>
-        <w:rPr>
-          <w:lang w:val="en-AU"/>
-        </w:rPr>
-        <w:t>asynchronous</w:t>
-      </w:r>
-      <w:r>
-        <w:rPr>
-          <w:lang w:val="en-AU"/>
-        </w:rPr>
-        <w:t>ly</w:t>
-      </w:r>
-      <w:r>
-        <w:rPr>
-          <w:lang w:val="en-AU"/>
-        </w:rPr>
-        <w:t xml:space="preserve"> running </w:t>
-      </w:r>
-      <w:r>
-        <w:rPr>
-          <w:i/>
-          <w:iCs/>
-          <w:lang w:val="en-AU"/>
-        </w:rPr>
-        <w:t>mostly lock-free</w:t>
-      </w:r>
-      <w:r>
-        <w:rPr>
-          <w:i/>
-          <w:iCs/>
-          <w:lang w:val="en-AU"/>
-        </w:rPr>
-        <w:t xml:space="preserve">. </w:t>
+        <w:t>ly with minimal locks and uses memory safe access for expansion workers to make selections.</w:t>
       </w:r>
     </w:p>
     <w:p>
       <w:pPr>
-        <w:rPr>
+        <w:ind w:firstLine="0"/>
+        <w:rPr>
+          <w:highlight w:val="yellow"/>
           <w:lang w:val="en-AU"/>
         </w:rPr>
       </w:pPr>
     </w:p>
     <w:p>
       <w:pPr>
-        <w:rPr>
-          <w:lang w:val="en-AU"/>
-        </w:rPr>
-      </w:pPr>
-      <w:r>
-        <w:rPr>
-          <w:lang w:val="en-AU"/>
-        </w:rPr>
-        <w:t>Recent developments have expanded on tree parallelisation with virtual loss, such as a newer method proposed by Liu et al (2019) called Watch the Unobserved (WU-UCT) (See Figure 4). WU-UCT, a type of tree parallelisation, tracks the number of incomplete simulation queries or “unobserved samples”. This information is used to alter the UCT policy of MCTS during selection, giving a more balanced setting between exploration and exploitation of the MCTS. This balance reduces contention or the simulation of the same node multiple times. Liu et al (2019) demonstrated the effectiveness of this method in the space of video games with the Atari games benchmark.</w:t>
-      </w:r>
-      <w:r>
-        <w:rPr>
-          <w:lang w:val="en-AU"/>
-        </w:rPr>
-        <w:t xml:space="preserve"> Further this implementation of UCT utilise on separate expansion and simulation workers running </w:t>
-      </w:r>
-      <w:r>
-        <w:rPr>
-          <w:lang w:val="en-AU"/>
-        </w:rPr>
-        <w:t>asynchronous</w:t>
-      </w:r>
-      <w:r>
-        <w:rPr>
-          <w:lang w:val="en-AU"/>
-        </w:rPr>
-        <w:t>ly with minimal locks and uses memory safe access for expansion workers to make selections.</w:t>
-      </w:r>
-    </w:p>
-    <w:p>
-      <w:pPr>
         <w:ind w:firstLine="0"/>
         <w:rPr>
-          <w:highlight w:val="yellow"/>
-          <w:lang w:val="en-AU"/>
-        </w:rPr>
-      </w:pPr>
-    </w:p>
-    <w:p>
-      <w:pPr>
-        <w:ind w:firstLine="0"/>
-        <w:rPr>
-          <w:lang w:val="en-AU"/>
-        </w:rPr>
-      </w:pPr>
-      <w:r>
-        <w:rPr>
-          <w:highlight w:val="yellow"/>
+          <w:lang w:val="en-AU"/>
+        </w:rPr>
+      </w:pPr>
+      <w:r>
+        <w:rPr>
           <w:lang w:val="en-AU"/>
         </w:rPr>
         <w:t>Figure</w:t>
@@ -1440,6 +1337,25 @@
           <w:lang w:val="en-AU"/>
         </w:rPr>
       </w:pPr>
+      <w:r>
+        <w:rPr>
+          <w:lang w:val="en-AU"/>
+        </w:rPr>
+        <w:t>Most of the</w:t>
+      </w:r>
+      <w:r>
+        <w:rPr>
+          <w:lang w:val="en-AU"/>
+        </w:rPr>
+        <w:t xml:space="preserve"> parallelisation of MCTS has been in the domain of games such as GO, chess and simple video games. The use of MCTS for strategic planning and robotics has been demonstrated by Huang et al (2022), with the development of Parallel MCTS, with Batched Simulation (PMBS) for simulation of Long-Horizon Episodic Robot Planning. Long-Horizon planning has the robot plan many steps in the future, while episodic planning has a task broken down into smaller “episodes”. MCTS builds a tree of possible actions that grows exponentially in Long-Horizon planning. Huang et al (2022) introduce Parallel MCTS with Batched Simulation (PMBS). PMBS uses the power of the GPU to run hundreds of simulations simultaneously without simplifying physics for the simulation. This saw a 30x </w:t>
+      </w:r>
+      <w:r>
+        <w:rPr>
+          <w:lang w:val="en-AU"/>
+        </w:rPr>
+        <w:lastRenderedPageBreak/>
+        <w:t>speedup over single-thread MCTS on the same task. This parallel shows the potential parallel MCTS could have with strategic planning and was designed for slow, complex planning in a large search space. Alternatively single-threaded MCTS has been used for strategic planning and related tasks successfully, such as robot path planning using self-learning MCTS (Dam et al., 2022) (Li et al., 2023).</w:t>
+      </w:r>
     </w:p>
     <w:p>
       <w:pPr>
@@ -1447,6 +1363,12 @@
           <w:lang w:val="en-AU"/>
         </w:rPr>
       </w:pPr>
+      <w:r>
+        <w:rPr>
+          <w:lang w:val="en-AU"/>
+        </w:rPr>
+        <w:t>Further, Carpin (2024) shows how single-threaded MCTS can be used to effectively solve the Stochastic Orienteering Problems, a more complex version of the Orienteering Problems. The parallelisation of MCTS for the Orienteering problem and variations such as the Stochastic Orienteering Problems is the goal of this research and has been selected for both its simplicity and ability to demonstrate strategic planning algorithms. The selected strategies to be implemented are Leaf parallelisation, Root parallelisation, VL-UCT, WU-UCT and PMBS.</w:t>
+      </w:r>
     </w:p>
     <w:p>
       <w:pPr>
@@ -1457,86 +1379,42 @@
     </w:p>
     <w:p>
       <w:pPr>
-        <w:rPr>
-          <w:lang w:val="en-AU"/>
-        </w:rPr>
-      </w:pPr>
+        <w:pStyle w:val="Heading1"/>
+      </w:pPr>
+      <w:r>
+        <w:t>3 Problem Statement</w:t>
+      </w:r>
     </w:p>
     <w:p>
-      <w:pPr>
-        <w:rPr>
-          <w:lang w:val="en-AU"/>
-        </w:rPr>
-      </w:pPr>
-      <w:proofErr w:type="gramStart"/>
-      <w:r>
-        <w:rPr>
-          <w:lang w:val="en-AU"/>
-        </w:rPr>
-        <w:t>The majority of</w:t>
-      </w:r>
-      <w:proofErr w:type="gramEnd"/>
-      <w:r>
-        <w:rPr>
-          <w:lang w:val="en-AU"/>
-        </w:rPr>
-        <w:t xml:space="preserve"> parallelisation of MCTS has been in the domain of games such as GO, chess and simple video games. The use of MCTS for strategic planning and robotics has been demonstrated by Huang et al (2022), with the development of Parallel MCTS, with Batched Simulation (PMBS) for simulation of Long-Horizon Episodic Robot Planning. Long-Horizon planning has the robot plan many steps in the future, while episodic planning has a task broken down into smaller “episodes”. MCTS builds a tree of possible actions that grows exponentially in Long-Horizon planning. Huang et al (2022) introduce Parallel MCTS with Batched Simulation (PMBS). PMBS uses the power of the GPU to run hundreds of simulations simultaneously without simplifying physics for the simulation. This saw a 30x speedup over single-thread MCTS on the same task. This parallel shows the potential parallel MCTS could have with strategic planning and was designed for slow, complex planning in a large search space. Alternatively single single-threaded MCTS has been used for strategic planning and related tasks successfully, such as robot path planning using self-learning MCTS (Dam et al., 2022) (Li et al., 2023).</w:t>
+      <w:r>
+        <w:t>This research investigates how parallelised versions of Monte Carlo Tree Search can be applied to the Orienteering Problem to maximise reward gained within a budget constraint demonstrating strategic planning.</w:t>
       </w:r>
     </w:p>
     <w:p>
-      <w:pPr>
-        <w:rPr>
-          <w:lang w:val="en-AU"/>
-        </w:rPr>
-      </w:pPr>
+      <w:r>
+        <w:t>Recent research into parallel Monte Carlo Tree Search (MCTS) and emerging novel methods has largely focused on game simulation and decision-making. This leaves MCTS's potential for strategic planning in robotics use cases underexplored. Historically, single-thread MCTS has shown promising results for strategic planning. To explore the effectiveness of new and novel methods of parallel MCTS in strategic planning for robotics, The Orienteering Problem (OP) was chosen. OP is also known as the Generalised Travelling Salesperson Problem (GTSP).</w:t>
+      </w:r>
     </w:p>
     <w:p>
       <w:pPr>
-        <w:rPr>
-          <w:lang w:val="en-AU"/>
-        </w:rPr>
-      </w:pPr>
-      <w:r>
-        <w:rPr>
-          <w:lang w:val="en-AU"/>
-        </w:rPr>
-        <w:t>Further, Carpin (2024) shows how single-threaded MCTS can be used to effectively solve the Stochastic Orienteering Problems, a more complex version of the Orienteering Problems. The parallelisation of MCTS for the Orienteering problem and variations such as the Stochastic Orienteering Problems is the goal of this research and has been selected for both its simplicity and ability to demonstrate strategic planning algorithms. The selected strategies to be implemented are Leaf parallelisation, Root parallelisation, VL-UCT, WU-UCT and PMBS.</w:t>
-      </w:r>
-    </w:p>
-    <w:p/>
-    <w:p/>
-    <w:p/>
-    <w:p/>
-    <w:p>
-      <w:pPr>
-        <w:pStyle w:val="Heading1"/>
-      </w:pPr>
-      <w:r>
-        <w:t>3 Problem Statement</w:t>
+        <w:spacing w:after="160" w:line="259" w:lineRule="auto"/>
+        <w:ind w:firstLine="0"/>
+        <w:rPr>
+          <w:b/>
+          <w:bCs/>
+          <w:sz w:val="32"/>
+        </w:rPr>
+      </w:pPr>
+      <w:r>
+        <w:br w:type="page"/>
       </w:r>
     </w:p>
     <w:p>
-      <w:r>
-        <w:t>This research investigates how parallelised versions of Monte Carlo Tree Search can be applied to the Orienteering Problem to maximise reward gained within a budget constraint demonstrating strategic planning.</w:t>
-      </w:r>
-    </w:p>
-    <w:p/>
-    <w:p>
-      <w:r>
-        <w:t>Recent research into parallel Monte Carlo Tree Search (MCTS) and emerging novel methods has largely focused on game simulation and decision-making. This leaves MCTS's potential for strategic planning in robotics use cases underexplored. Historically, single-thread MCTS has shown promising results for strategic planning. To explore the effectiveness of new and novel methods of parallel MCTS in strategic planning for robotics, The Orienteering Problem (OP) was chosen. OP is also known as the Generalised Travelling Salesperson Problem (GTSP).</w:t>
-      </w:r>
-    </w:p>
-    <w:p>
-      <w:pPr>
-        <w:spacing w:after="160" w:line="259" w:lineRule="auto"/>
-        <w:ind w:firstLine="0"/>
-      </w:pPr>
-    </w:p>
-    <w:p>
       <w:pPr>
         <w:pStyle w:val="Heading1"/>
       </w:pPr>
       <w:r>
+        <w:lastRenderedPageBreak/>
         <w:t>4 Methodology</w:t>
       </w:r>
     </w:p>
@@ -1958,7 +1836,6 @@
           <w:rFonts w:eastAsiaTheme="minorEastAsia"/>
           <w:lang w:val="en-AU"/>
         </w:rPr>
-        <w:lastRenderedPageBreak/>
         <w:t>Where:</w:t>
       </w:r>
     </w:p>
@@ -2290,7 +2167,14 @@
         <w:rPr>
           <w:lang w:val="en-AU"/>
         </w:rPr>
-        <w:t xml:space="preserve">, adjusts how strongly the exploration is weighted. Expansion adds an untried action on a non-terminal node which doesn't have all its children explored into the search space, growing the search tree. Simulation, also known as rollout, estimates the reward of the expanded node by randomly selecting possible actions. The final step, Backpropagation, adds the reward of the expanded node to the root node and each intermediate node </w:t>
+        <w:t xml:space="preserve">, adjusts how strongly the exploration is weighted. Expansion adds an untried action on a non-terminal node which doesn't have all its children explored into the search space, growing the search tree. Simulation, also known as rollout, estimates the reward of the expanded node by randomly selecting possible actions. The final step, Backpropagation, adds the reward of the expanded node to the root </w:t>
+      </w:r>
+      <w:r>
+        <w:rPr>
+          <w:lang w:val="en-AU"/>
+        </w:rPr>
+        <w:lastRenderedPageBreak/>
+        <w:t xml:space="preserve">node and each intermediate node </w:t>
       </w:r>
       <m:oMath>
         <m:sSub>
@@ -2413,27 +2297,90 @@
           <w:lang w:val="en-AU"/>
         </w:rPr>
       </w:pPr>
+      <w:r>
+        <w:rPr>
+          <w:lang w:val="en-AU"/>
+        </w:rPr>
+        <w:t>These steps build the search tree incrementally as the algorithm simulates possible future outcome results from these simulations, in turn guiding future searches. These steps allow for MCTS to select high-value decisions in large search spaces. </w:t>
+      </w:r>
     </w:p>
     <w:p>
       <w:pPr>
-        <w:rPr>
-          <w:lang w:val="en-AU"/>
-        </w:rPr>
-      </w:pPr>
-      <w:r>
-        <w:rPr>
-          <w:lang w:val="en-AU"/>
-        </w:rPr>
-        <w:t>These steps build the search tree incrementally as the algorithm simulates possible future outcome results from these simulations, in turn guiding future searches. These steps allow for MCTS to select high-value decisions in large search spaces. </w:t>
+        <w:ind w:firstLine="0"/>
+        <w:rPr>
+          <w:lang w:val="en-AU"/>
+        </w:rPr>
+      </w:pPr>
+      <w:r>
+        <w:rPr>
+          <w:lang w:val="en-AU"/>
+        </w:rPr>
+        <w:t xml:space="preserve">Figure </w:t>
+      </w:r>
+      <w:r>
+        <w:rPr>
+          <w:lang w:val="en-AU"/>
+        </w:rPr>
+        <w:t>5</w:t>
+      </w:r>
+      <w:r>
+        <w:rPr>
+          <w:lang w:val="en-AU"/>
+        </w:rPr>
+        <w:t>: Sequential MCST diagram for OP</w:t>
       </w:r>
     </w:p>
     <w:p>
       <w:pPr>
-        <w:ind w:firstLine="0"/>
-        <w:rPr>
-          <w:lang w:val="en-AU"/>
-        </w:rPr>
-      </w:pPr>
+        <w:pStyle w:val="NoIndent"/>
+        <w:jc w:val="center"/>
+        <w:rPr>
+          <w:lang w:val="en-AU"/>
+        </w:rPr>
+      </w:pPr>
+      <w:r>
+        <w:drawing>
+          <wp:inline distT="0" distB="0" distL="0" distR="0" wp14:anchorId="3B2310F9" wp14:editId="3701FCCB">
+            <wp:extent cx="5943600" cy="4018915"/>
+            <wp:effectExtent l="0" t="0" r="0" b="0"/>
+            <wp:docPr id="626689073" name="Picture 3" descr="A network of dots and lines&#10;&#10;AI-generated content may be incorrect."/>
+            <wp:cNvGraphicFramePr>
+              <a:graphicFrameLocks xmlns:a="http://schemas.openxmlformats.org/drawingml/2006/main" noChangeAspect="1"/>
+            </wp:cNvGraphicFramePr>
+            <a:graphic xmlns:a="http://schemas.openxmlformats.org/drawingml/2006/main">
+              <a:graphicData uri="http://schemas.openxmlformats.org/drawingml/2006/picture">
+                <pic:pic xmlns:pic="http://schemas.openxmlformats.org/drawingml/2006/picture">
+                  <pic:nvPicPr>
+                    <pic:cNvPr id="626689073" name="Picture 3" descr="A network of dots and lines&#10;&#10;AI-generated content may be incorrect."/>
+                    <pic:cNvPicPr/>
+                  </pic:nvPicPr>
+                  <pic:blipFill>
+                    <a:blip r:embed="rId15" cstate="print">
+                      <a:extLst>
+                        <a:ext uri="{28A0092B-C50C-407E-A947-70E740481C1C}">
+                          <a14:useLocalDpi xmlns:a14="http://schemas.microsoft.com/office/drawing/2010/main" val="0"/>
+                        </a:ext>
+                      </a:extLst>
+                    </a:blip>
+                    <a:stretch>
+                      <a:fillRect/>
+                    </a:stretch>
+                  </pic:blipFill>
+                  <pic:spPr>
+                    <a:xfrm>
+                      <a:off x="0" y="0"/>
+                      <a:ext cx="5943600" cy="4018915"/>
+                    </a:xfrm>
+                    <a:prstGeom prst="rect">
+                      <a:avLst/>
+                    </a:prstGeom>
+                  </pic:spPr>
+                </pic:pic>
+              </a:graphicData>
+            </a:graphic>
+          </wp:inline>
+        </w:drawing>
+      </w:r>
     </w:p>
     <w:p>
       <w:pPr>
@@ -2457,11 +2404,10 @@
     </w:p>
     <w:p>
       <w:pPr>
-        <w:pStyle w:val="Heading2"/>
-      </w:pPr>
-      <w:r>
-        <w:t>4.2 The Orienteering Problem</w:t>
-      </w:r>
+        <w:rPr>
+          <w:lang w:val="en-AU"/>
+        </w:rPr>
+      </w:pPr>
     </w:p>
     <w:p>
       <w:pPr>
@@ -2469,38 +2415,15 @@
           <w:lang w:val="en-AU"/>
         </w:rPr>
       </w:pPr>
-      <w:r>
-        <w:rPr>
-          <w:lang w:val="en-AU"/>
-        </w:rPr>
-        <w:lastRenderedPageBreak/>
-        <w:t>The Orienteering Problem is a combinatorial optimisation problem which, in its classic form, entails finding a path from a start node to a predetermined end node, in a set of nodes. Each node in the network has an associated reward or score collected when visited. The objective is to maximise the total reward while remaining within the problem's time or distance budget constraints</w:t>
-      </w:r>
-      <w:r>
-        <w:rPr>
-          <w:lang w:val="en-AU"/>
-        </w:rPr>
-        <w:t xml:space="preserve"> </w:t>
-      </w:r>
-      <w:r>
-        <w:rPr>
-          <w:lang w:val="en-AU"/>
-        </w:rPr>
-        <w:t>(Gunawan et al., 2016)</w:t>
-      </w:r>
-      <w:r>
-        <w:rPr>
-          <w:lang w:val="en-AU"/>
-        </w:rPr>
-        <w:t>. A relevant alteration to the Orienteering Problem is to have no end node constraint, and the path can terminate at any node; the only objective is to achieve the highest reward within the budget. This investigation will explore both variants mentioned. </w:t>
-      </w:r>
     </w:p>
     <w:p>
       <w:pPr>
-        <w:rPr>
-          <w:lang w:val="en-AU"/>
-        </w:rPr>
-      </w:pPr>
+        <w:pStyle w:val="Heading2"/>
+      </w:pPr>
+      <w:r>
+        <w:lastRenderedPageBreak/>
+        <w:t>4.2 The Orienteering Problem</w:t>
+      </w:r>
     </w:p>
     <w:p>
       <w:pPr>
@@ -2512,6 +2435,44 @@
         <w:rPr>
           <w:lang w:val="en-AU"/>
         </w:rPr>
+        <w:t>The Orienteering Problem is a combinatorial optimisation problem which, in its classic form, entails finding a path from a start node to a predetermined end node, in a set of nodes. Each node in the network has an associated reward or score collected when visited. The objective is to maximise the total reward while remaining within the problem's time or distance budget constraints</w:t>
+      </w:r>
+      <w:r>
+        <w:rPr>
+          <w:lang w:val="en-AU"/>
+        </w:rPr>
+        <w:t xml:space="preserve"> </w:t>
+      </w:r>
+      <w:r>
+        <w:rPr>
+          <w:lang w:val="en-AU"/>
+        </w:rPr>
+        <w:t>(Gunawan et al., 2016)</w:t>
+      </w:r>
+      <w:r>
+        <w:rPr>
+          <w:lang w:val="en-AU"/>
+        </w:rPr>
+        <w:t>. A relevant alteration to the Orienteering Problem is to have no end node constraint, and the path can terminate at any node; the only objective is to achieve the highest reward within the budget. This investigation will explore both variants mentioned. </w:t>
+      </w:r>
+    </w:p>
+    <w:p>
+      <w:pPr>
+        <w:rPr>
+          <w:lang w:val="en-AU"/>
+        </w:rPr>
+      </w:pPr>
+    </w:p>
+    <w:p>
+      <w:pPr>
+        <w:rPr>
+          <w:lang w:val="en-AU"/>
+        </w:rPr>
+      </w:pPr>
+      <w:r>
+        <w:rPr>
+          <w:lang w:val="en-AU"/>
+        </w:rPr>
         <w:t xml:space="preserve">The Orienteering Problem was selected as it naturally models’ information path planning (Shi et al., 2020), an important concept in robotics where actions must be made under real-world constraints. The OP highlights the effect of constraints, trade-offs and the decision-making that is required in </w:t>
       </w:r>
       <w:r>
@@ -2525,52 +2486,94 @@
           <w:lang w:val="en-AU"/>
         </w:rPr>
         <w:t>planning problems. Further, it allows for the balancing of exploration and exploitation when selecting an action.</w:t>
+      </w:r>
+    </w:p>
+    <w:p/>
+    <w:p>
+      <w:pPr>
+        <w:pStyle w:val="Heading2"/>
+      </w:pPr>
+      <w:r>
+        <w:t xml:space="preserve">4.3 </w:t>
+      </w:r>
+      <w:r>
+        <w:t>Solution Approach and Design</w:t>
+      </w:r>
+    </w:p>
+    <w:p>
+      <w:pPr>
+        <w:pStyle w:val="Heading3"/>
+      </w:pPr>
+      <w:r>
+        <w:t>4.3.1 Parallel MCTS and Orienteering</w:t>
+      </w:r>
+      <w:r>
+        <w:t xml:space="preserve"> Problem</w:t>
+      </w:r>
+    </w:p>
+    <w:p>
+      <w:r>
+        <w:t>The three</w:t>
+      </w:r>
+      <w:r>
+        <w:t xml:space="preserve"> parallel MCTS strategies implemented are Tree Parallel in MCTS, Virtual Loss (VL-UCT) and Watch the Unobserved (WU-UCT). WU-UCT and VL-UCT are extensions of Tree parallelism that seek to reduce the collisions and synchronization challenges of multiple workers during the expanding and backpropagating stages of MCTS, as they work within the same tree structure.</w:t>
       </w:r>
     </w:p>
     <w:p/>
     <w:p/>
-    <w:p/>
     <w:p>
       <w:pPr>
-        <w:pStyle w:val="Heading2"/>
-      </w:pPr>
-      <w:r>
-        <w:t xml:space="preserve">4.3 </w:t>
-      </w:r>
-      <w:r>
-        <w:t>Solution Approach and Design</w:t>
+        <w:pStyle w:val="Heading4"/>
+      </w:pPr>
+      <w:r>
+        <w:lastRenderedPageBreak/>
+        <w:t>Tree Parallel MCTS</w:t>
       </w:r>
     </w:p>
     <w:p>
       <w:pPr>
-        <w:pStyle w:val="Heading3"/>
-      </w:pPr>
-      <w:r>
-        <w:t>4.3.1 Parallel MCTS and Orienteering</w:t>
-      </w:r>
-      <w:r>
-        <w:t xml:space="preserve"> Problem</w:t>
+        <w:rPr>
+          <w:lang w:val="en-AU"/>
+        </w:rPr>
+      </w:pPr>
+      <w:r>
+        <w:rPr>
+          <w:lang w:val="en-AU"/>
+        </w:rPr>
+        <w:t xml:space="preserve">Tree Parallelism in MCTS, as explored in Chaslot et al. (2008), is a widely used method for running MCTS in parallel. Parallel programming offers increased computational power at the cost of associated overheads. Tree parallelism utilises multiple worker threads that share a single global search tree, which is concurrently traversed, expanded and updated.  Tree parallelism utilises the standard UCT formula to guide selection (See </w:t>
+      </w:r>
+      <w:r>
+        <w:rPr>
+          <w:lang w:val="en-AU"/>
+        </w:rPr>
+        <w:t>section 4.1</w:t>
+      </w:r>
+      <w:r>
+        <w:rPr>
+          <w:lang w:val="en-AU"/>
+        </w:rPr>
+        <w:t>) As a single tree is created, knowledge is shared between threads, which can accelerate the search’s convergence toward promising regions. However, the shared tree introduces complications. Multiple workers may attempt to select or update the same node concurrently. This leads to collisions, redundant simulations, and potential synchronisation overhead that reduces parallel efficiency. Local and global mutexes are used to prevent data corruption.</w:t>
       </w:r>
     </w:p>
     <w:p>
-      <w:r>
-        <w:t xml:space="preserve">Three </w:t>
-      </w:r>
-      <w:proofErr w:type="gramStart"/>
-      <w:r>
-        <w:t>key</w:t>
-      </w:r>
-      <w:proofErr w:type="gramEnd"/>
-      <w:r>
-        <w:t xml:space="preserve"> parallel MCTS strategies implemented are Tree Parallel in MCTS, Virtual Loss (VL-UCT) and Watch the Unobserved (WU-UCT). WU-UCT and VL-UCT are extensions of Tree parallelism that seek to reduce the collisions and synchronization challenges of multiple workers during the expanding and backpropagating stages of MCTS, as they work within the same tree structure.</w:t>
-      </w:r>
+      <w:pPr>
+        <w:rPr>
+          <w:lang w:val="en-AU"/>
+        </w:rPr>
+      </w:pPr>
     </w:p>
     <w:p>
       <w:pPr>
         <w:pStyle w:val="Heading4"/>
-      </w:pPr>
-      <w:r>
-        <w:t>Tree Parallel MCTS</w:t>
+        <w:rPr>
+          <w:lang w:val="en-AU"/>
+        </w:rPr>
+      </w:pPr>
+      <w:r>
+        <w:rPr>
+          <w:lang w:val="en-AU"/>
+        </w:rPr>
+        <w:t>Use of Tree Parallelism in the Orienteering Problem</w:t>
       </w:r>
     </w:p>
     <w:p>
@@ -2583,58 +2586,9 @@
         <w:rPr>
           <w:lang w:val="en-AU"/>
         </w:rPr>
-        <w:lastRenderedPageBreak/>
-        <w:t xml:space="preserve">Tree Parallelism in MCTS, as explored in Chaslot et al. (2008), is a widely used method for running MCTS in parallel. Parallel programming offers increased computational power at the cost of associated overheads. Tree parallelism utilises multiple worker threads that share a single global search tree, which is concurrently traversed, expanded and updated.  Tree parallelism utilises the standard UCT formula to guide selection (See </w:t>
-      </w:r>
-      <w:r>
-        <w:rPr>
-          <w:lang w:val="en-AU"/>
-        </w:rPr>
-        <w:t>section 4.1</w:t>
-      </w:r>
-      <w:r>
-        <w:rPr>
-          <w:lang w:val="en-AU"/>
-        </w:rPr>
-        <w:t>) As a single tree is created, knowledge is shared between threads, which can accelerate the search’s convergence toward promising regions. However, the shared tree introduces complications. Multiple workers may attempt to select or update the same node concurrently. This leads to collisions, redundant simulations, and potential synchronisation overhead that reduces parallel efficiency. Local and global mutexes are used to prevent data corruption.</w:t>
+        <w:t>Tree Parallelism is well-suited for the OP as the search space has high locality, that is, a given decision from a node is heavily dependent on the nodes' neighbours and the remaining budget. Multiple valid paths are expected to share nodes, for example, the first few nodes from the start node. The shared search tree allows a given worker to reuse evaluations of the shared paths created by other workers. This prevents simulations of the same part of a path, giving a greater focus on promising areas of the search space. A constraint of the OP, as defined in section 4.4.1 Testing and Assumptions, is that all OP tests will place a constraint on the distance that can be traversed between nodes, allowing for only travel to direct neighbours. This reduces the branching factor of the MCTS based on the number of neighbours a node has; this value is between 3-8 based on node location and path to node. Multiple workers sharing the tree helps ensure balanced coverage of possible decisions at each step.</w:t>
       </w:r>
     </w:p>
-    <w:p>
-      <w:pPr>
-        <w:ind w:firstLine="0"/>
-        <w:rPr>
-          <w:lang w:val="en-AU"/>
-        </w:rPr>
-      </w:pPr>
-    </w:p>
-    <w:p>
-      <w:pPr>
-        <w:pStyle w:val="Heading4"/>
-        <w:rPr>
-          <w:lang w:val="en-AU"/>
-        </w:rPr>
-      </w:pPr>
-      <w:r>
-        <w:rPr>
-          <w:lang w:val="en-AU"/>
-        </w:rPr>
-        <w:t>Use of Tree Parallelism in the Orienteering Problem</w:t>
-      </w:r>
-    </w:p>
-    <w:p>
-      <w:pPr>
-        <w:rPr>
-          <w:lang w:val="en-AU"/>
-        </w:rPr>
-      </w:pPr>
-      <w:r>
-        <w:rPr>
-          <w:lang w:val="en-AU"/>
-        </w:rPr>
-        <w:t>Tree Parallelism is well-suited for the OP as the search space has high locality, that is, a given decision from a node is heavily dependent on the nodes' neighbours and the remaining budget. Multiple valid paths are expected to share nodes, for example, the first few nodes from the start node. The shared search tree allows a given worker to reuse evaluations of the shared paths created by other workers. This prevents simulations of the same part of a path, giving a greater focus on promising areas of the search space. A constraint of the OP, as defined in section 4.4.1 Testing and Assumptions, is that all OP tests will place a constraint on the distance that can be traversed between nodes, allowing for only travel to direct neighbours. This reduces the branching factor of the MCTS based on the number of neighbours a node has; this value is between 3-8 based on node location and path to node. Multiple workers sharing the tree helps ensure balanced coverage of possible decisions at each step.</w:t>
-      </w:r>
-    </w:p>
-    <w:p/>
     <w:p/>
     <w:p>
       <w:pPr>
@@ -3980,9 +3934,17 @@
           <w:lang w:val="en-AU"/>
         </w:rPr>
       </w:pPr>
+      <w:r>
+        <w:rPr>
+          <w:rFonts w:eastAsiaTheme="minorEastAsia"/>
+          <w:lang w:val="en-AU"/>
+        </w:rPr>
+        <w:t>For the OP, WU-UCT offers a parallel MCTS implementation that has a stronger coordination strategy over Tree and VL MCTS. WU-UCT seeks to prevent redundant rollouts while maintaining an unbiased exploration process. This favours the structure of OP, where the budget constraint restricts the reachable search space and some nodes are visited more frequently than others.</w:t>
+      </w:r>
     </w:p>
     <w:p>
       <w:pPr>
+        <w:ind w:firstLine="0"/>
         <w:rPr>
           <w:rFonts w:eastAsiaTheme="minorEastAsia"/>
           <w:lang w:val="en-AU"/>
@@ -3993,57 +3955,230 @@
           <w:rFonts w:eastAsiaTheme="minorEastAsia"/>
           <w:lang w:val="en-AU"/>
         </w:rPr>
-        <w:t>For the OP, WU-UCT offers a parallel MCTS implementation that has a stronger coordination strategy over Tree and VL MCTS. WU-UCT seeks to prevent redundant rollouts while maintaining an unbiased exploration process. This favours the structure of OP, where the budget constraint restricts the reachable search space and some nodes are visited more frequently than others.</w:t>
-      </w:r>
-    </w:p>
-    <w:p/>
-    <w:p>
-      <w:pPr>
-        <w:pStyle w:val="Heading2"/>
-        <w:rPr>
-          <w:lang w:val="en-AU"/>
-        </w:rPr>
-      </w:pPr>
-      <w:r>
-        <w:rPr>
-          <w:lang w:val="en-AU"/>
-        </w:rPr>
-        <w:t>4.4 Implementation Details</w:t>
+        <w:t>Fi</w:t>
+      </w:r>
+      <w:r>
+        <w:rPr>
+          <w:rFonts w:eastAsiaTheme="minorEastAsia"/>
+          <w:lang w:val="en-AU"/>
+        </w:rPr>
+        <w:t xml:space="preserve">gure </w:t>
+      </w:r>
+      <w:r>
+        <w:rPr>
+          <w:rFonts w:eastAsiaTheme="minorEastAsia"/>
+          <w:lang w:val="en-AU"/>
+        </w:rPr>
+        <w:t>6:</w:t>
+      </w:r>
+      <w:r>
+        <w:rPr>
+          <w:rFonts w:eastAsiaTheme="minorEastAsia"/>
+          <w:lang w:val="en-AU"/>
+        </w:rPr>
+        <w:t xml:space="preserve"> WU-UCT Search Tree for OP</w:t>
       </w:r>
     </w:p>
     <w:p>
       <w:pPr>
-        <w:rPr>
-          <w:lang w:val="en-AU"/>
-        </w:rPr>
-      </w:pPr>
-      <w:r>
-        <w:t>For the implementation of MCTS and Parallel variants python was selected</w:t>
-      </w:r>
-      <w:r>
-        <w:t xml:space="preserve">. </w:t>
-      </w:r>
-      <w:r>
-        <w:t>The structure of the implementation has six core components: OP, MCTS, Tree Parallel, VL-UCT, WU-UCT and the OP Benchmark Set Modules.</w:t>
+        <w:pStyle w:val="NoIndent"/>
+        <w:jc w:val="center"/>
+      </w:pPr>
+      <w:r>
+        <w:rPr>
+          <w:noProof/>
+          <w:lang w:val="en-AU"/>
+        </w:rPr>
+        <w:drawing>
+          <wp:inline distT="0" distB="0" distL="0" distR="0" wp14:anchorId="3C895917" wp14:editId="65273F93">
+            <wp:extent cx="5943600" cy="2653030"/>
+            <wp:effectExtent l="0" t="0" r="0" b="1270"/>
+            <wp:docPr id="1773371401" name="Picture 6"/>
+            <wp:cNvGraphicFramePr>
+              <a:graphicFrameLocks xmlns:a="http://schemas.openxmlformats.org/drawingml/2006/main" noChangeAspect="1"/>
+            </wp:cNvGraphicFramePr>
+            <a:graphic xmlns:a="http://schemas.openxmlformats.org/drawingml/2006/main">
+              <a:graphicData uri="http://schemas.openxmlformats.org/drawingml/2006/picture">
+                <pic:pic xmlns:pic="http://schemas.openxmlformats.org/drawingml/2006/picture">
+                  <pic:nvPicPr>
+                    <pic:cNvPr id="1773371401" name="Picture 1773371401"/>
+                    <pic:cNvPicPr/>
+                  </pic:nvPicPr>
+                  <pic:blipFill>
+                    <a:blip r:embed="rId16" cstate="print">
+                      <a:extLst>
+                        <a:ext uri="{28A0092B-C50C-407E-A947-70E740481C1C}">
+                          <a14:useLocalDpi xmlns:a14="http://schemas.microsoft.com/office/drawing/2010/main" val="0"/>
+                        </a:ext>
+                      </a:extLst>
+                    </a:blip>
+                    <a:stretch>
+                      <a:fillRect/>
+                    </a:stretch>
+                  </pic:blipFill>
+                  <pic:spPr>
+                    <a:xfrm>
+                      <a:off x="0" y="0"/>
+                      <a:ext cx="5953923" cy="2657638"/>
+                    </a:xfrm>
+                    <a:prstGeom prst="rect">
+                      <a:avLst/>
+                    </a:prstGeom>
+                  </pic:spPr>
+                </pic:pic>
+              </a:graphicData>
+            </a:graphic>
+          </wp:inline>
+        </w:drawing>
       </w:r>
     </w:p>
     <w:p>
-      <w:pPr>
-        <w:pStyle w:val="Heading3"/>
-        <w:rPr>
-          <w:lang w:val="en-AU"/>
-        </w:rPr>
-      </w:pPr>
-      <w:r>
-        <w:rPr>
-          <w:lang w:val="en-AU"/>
-        </w:rPr>
-        <w:t>4.4.1 OP Benchmark: Testing and Assumptions</w:t>
+      <w:r>
+        <w:t xml:space="preserve">Figure 6 shows case WU-UCT Tree with four workers. Where: </w:t>
       </w:r>
     </w:p>
     <w:p>
-      <w:r>
-        <w:t>For this investigation, a set of Orienteering problems was collected and created. Firstly set_64_1 and Tsiligirides_1 from __ and ___ respectively were used for testing. A set of problems was made following the format of set_64_1. This set uses a square 10 by 10 grid, where each natural coordinate is a node</w:t>
+      <w:pPr>
+        <w:ind w:firstLine="0"/>
+      </w:pPr>
+      <w:r>
+        <w:t>Node colors indicate state:</w:t>
+      </w:r>
+      <w:r>
+        <w:t xml:space="preserve"> </w:t>
+      </w:r>
+      <w:r>
+        <w:t>Root = red</w:t>
+      </w:r>
+      <w:r>
+        <w:t xml:space="preserve">, </w:t>
+      </w:r>
+      <w:r>
+        <w:t>Expanded = blue</w:t>
+      </w:r>
+      <w:r>
+        <w:t xml:space="preserve">, </w:t>
+      </w:r>
+      <w:r>
+        <w:t>Leaf = green</w:t>
+      </w:r>
+      <w:r>
+        <w:t xml:space="preserve">. </w:t>
+      </w:r>
+      <w:r>
+        <w:t>Node sizes reflect total visits (completed + pending).</w:t>
+      </w:r>
+      <w:r>
+        <w:t xml:space="preserve"> Line colour shows worker that last access a given node</w:t>
+      </w:r>
+    </w:p>
+    <w:p>
+      <w:pPr>
+        <w:pStyle w:val="Heading2"/>
+        <w:rPr>
+          <w:lang w:val="en-AU"/>
+        </w:rPr>
+      </w:pPr>
+    </w:p>
+    <w:p>
+      <w:pPr>
+        <w:pStyle w:val="Heading2"/>
+        <w:rPr>
+          <w:lang w:val="en-AU"/>
+        </w:rPr>
+      </w:pPr>
+    </w:p>
+    <w:p>
+      <w:pPr>
+        <w:pStyle w:val="Heading2"/>
+        <w:rPr>
+          <w:lang w:val="en-AU"/>
+        </w:rPr>
+      </w:pPr>
+    </w:p>
+    <w:p>
+      <w:pPr>
+        <w:rPr>
+          <w:lang w:val="en-AU"/>
+        </w:rPr>
+      </w:pPr>
+    </w:p>
+    <w:p>
+      <w:pPr>
+        <w:pStyle w:val="Heading2"/>
+        <w:rPr>
+          <w:lang w:val="en-AU"/>
+        </w:rPr>
+      </w:pPr>
+      <w:r>
+        <w:rPr>
+          <w:lang w:val="en-AU"/>
+        </w:rPr>
+        <w:lastRenderedPageBreak/>
+        <w:t>4.4 Implementation Details</w:t>
+      </w:r>
+    </w:p>
+    <w:p>
+      <w:pPr>
+        <w:rPr>
+          <w:lang w:val="en-AU"/>
+        </w:rPr>
+      </w:pPr>
+      <w:r>
+        <w:t>For the implementation of MCTS and Parallel variants python was selected</w:t>
+      </w:r>
+      <w:r>
+        <w:t xml:space="preserve">. </w:t>
+      </w:r>
+      <w:r>
+        <w:t>The structure of the implementation has six core components: OP, MCTS, Tree Parallel, VL-UCT, WU-UCT and the OP Benchmark Set Modules.</w:t>
+      </w:r>
+    </w:p>
+    <w:p>
+      <w:pPr>
+        <w:pStyle w:val="Heading3"/>
+        <w:rPr>
+          <w:lang w:val="en-AU"/>
+        </w:rPr>
+      </w:pPr>
+      <w:r>
+        <w:rPr>
+          <w:lang w:val="en-AU"/>
+        </w:rPr>
+        <w:t>4.4.1 OP Benchmark: Testing and Assumptions</w:t>
+      </w:r>
+    </w:p>
+    <w:p>
+      <w:r>
+        <w:t xml:space="preserve">For this investigation, a set of Orienteering problems was collected and created. </w:t>
+      </w:r>
+      <w:r>
+        <w:t>Two benchmark datasets were sourced</w:t>
+      </w:r>
+      <w:r>
+        <w:t xml:space="preserve"> for testing</w:t>
+      </w:r>
+      <w:r>
+        <w:t xml:space="preserve"> from </w:t>
+      </w:r>
+      <w:proofErr w:type="spellStart"/>
+      <w:r>
+        <w:t>Vansteenwegen</w:t>
+      </w:r>
+      <w:proofErr w:type="spellEnd"/>
+      <w:r>
+        <w:t xml:space="preserve"> (2024): set_64_1 (originally by Chao, 1993) and Tsiligirides_1 (originally by </w:t>
+      </w:r>
+      <w:proofErr w:type="spellStart"/>
+      <w:r>
+        <w:t>Tsiligirides</w:t>
+      </w:r>
+      <w:proofErr w:type="spellEnd"/>
+      <w:r>
+        <w:t>, 1984)</w:t>
+      </w:r>
+      <w:r>
+        <w:t>. A set of problems was made following the format of set_64_1. This set uses a square 10 by 10 grid, where each natural coordinate is a node</w:t>
       </w:r>
       <w:r>
         <w:t xml:space="preserve">. </w:t>
@@ -4087,29 +4222,44 @@
     </w:p>
     <w:p>
       <w:r>
-        <w:t xml:space="preserve">The problems are in a text file with the following structure: line 1 contains the problem budget and the number of problems present in the file. Each subsequent line has the x-y coordinates of a given </w:t>
-      </w:r>
-      <w:r>
-        <w:lastRenderedPageBreak/>
-        <w:t xml:space="preserve">node followed by a reward value. Each line contains one node coordinate and reward; lines 1 and 2 contain the start and end nodes, respectively. The following lines contain intermediate nodes, </w:t>
-      </w:r>
-      <w:r>
-        <w:rPr>
-          <w:highlight w:val="yellow"/>
-        </w:rPr>
-        <w:t>see figure ____.</w:t>
-      </w:r>
-      <w:r>
-        <w:t xml:space="preserve"> For the generated grid data sets, x-y coordinates and rewards are positive integer numbers. The Set_64_1 set uses negative coordinates, and the Tsiligirides_1 set uses decimal values for the coordinates.</w:t>
+        <w:t xml:space="preserve">The problems are in a text file with the following structure: line 1 contains the problem budget and the number of problems present in the file. Each subsequent line has the x-y coordinates of a given node followed by a reward value. Each line contains one node coordinate and reward; lines 1 and 2 contain the start and end nodes, respectively. The following lines contain intermediate nodes, </w:t>
+      </w:r>
+      <w:r>
+        <w:t xml:space="preserve">See Figure </w:t>
+      </w:r>
+      <w:r>
+        <w:t>7</w:t>
+      </w:r>
+      <w:r>
+        <w:t xml:space="preserve"> </w:t>
+      </w:r>
+      <w:r>
+        <w:t>For the generated grid data sets, x-y coordinates and rewards are positive integer numbers. The Set_64_1 set uses negative coordinates, and the Tsiligirides_1 set uses decimal values for the coordinates.</w:t>
       </w:r>
     </w:p>
     <w:p/>
+    <w:p/>
+    <w:p/>
     <w:p>
       <w:r>
-        <w:rPr>
-          <w:rFonts w:ascii="Arial" w:hAnsi="Arial" w:cs="Arial"/>
+        <w:lastRenderedPageBreak/>
+        <w:t xml:space="preserve">Figure </w:t>
+      </w:r>
+      <w:r>
+        <w:t>7</w:t>
+      </w:r>
+      <w:r>
+        <w:t>: OP file format</w:t>
+      </w:r>
+    </w:p>
+    <w:p>
+      <w:pPr>
+        <w:pStyle w:val="NoIndent"/>
+        <w:jc w:val="center"/>
+      </w:pPr>
+      <w:r>
+        <w:rPr>
           <w:noProof/>
-          <w:color w:val="000000"/>
           <w:bdr w:val="none" w:sz="0" w:space="0" w:color="auto" w:frame="1"/>
         </w:rPr>
         <w:drawing>
@@ -4130,7 +4280,7 @@
                     </pic:cNvPicPr>
                   </pic:nvPicPr>
                   <pic:blipFill>
-                    <a:blip r:embed="rId15">
+                    <a:blip r:embed="rId17">
                       <a:extLst>
                         <a:ext uri="{28A0092B-C50C-407E-A947-70E740481C1C}">
                           <a14:useLocalDpi xmlns:a14="http://schemas.microsoft.com/office/drawing/2010/main" val="0"/>
@@ -4162,14 +4312,6 @@
         </w:drawing>
       </w:r>
     </w:p>
-    <w:p>
-      <w:r>
-        <w:rPr>
-          <w:highlight w:val="yellow"/>
-        </w:rPr>
-        <w:t>Figure __</w:t>
-      </w:r>
-    </w:p>
     <w:p/>
     <w:p>
       <w:pPr>
@@ -4200,29 +4342,27 @@
         <w:rPr>
           <w:lang w:val="en-AU"/>
         </w:rPr>
-        <w:t>The OrienteeringProblem class creates the problem instances by storing the nodes as Node = namedtuple('Node', ['id', 'x', 'y', 'score']). A budget is set, and the start and end nodes are determined based on the node ID. The max distances constraint is set, and the score of the node is normalised between 0-1 to be used by UCT. A distance cache is created to store computed distances, and lastly, a set of neighbours is created for each node based on the distance constraint as seen in Figure ____.</w:t>
+        <w:t xml:space="preserve">The OrienteeringProblem class creates the problem instances by storing the nodes as Node = namedtuple('Node', ['id', 'x', 'y', 'score']). A budget is set, and the start and end nodes are determined based on the node ID. The max distances constraint is set, and the score of the node is normalised between 0-1 to be used by UCT. A distance cache is created to store computed distances, and lastly, a set of neighbours is created for each node based on the distance constraint as seen in Figure </w:t>
+      </w:r>
+      <w:r>
+        <w:rPr>
+          <w:lang w:val="en-AU"/>
+        </w:rPr>
+        <w:t>8</w:t>
+      </w:r>
+      <w:r>
+        <w:rPr>
+          <w:lang w:val="en-AU"/>
+        </w:rPr>
+        <w:t>.</w:t>
       </w:r>
     </w:p>
     <w:p>
       <w:pPr>
-        <w:ind w:firstLine="0"/>
-        <w:rPr>
-          <w:lang w:val="en-AU"/>
-        </w:rPr>
-      </w:pPr>
-      <w:r>
-        <w:rPr>
-          <w:highlight w:val="yellow"/>
-          <w:lang w:val="en-AU"/>
-        </w:rPr>
-        <w:t>Figure</w:t>
-      </w:r>
-      <w:r>
-        <w:rPr>
-          <w:lang w:val="en-AU"/>
-        </w:rPr>
-        <w:t xml:space="preserve"> ____</w:t>
-      </w:r>
+        <w:rPr>
+          <w:lang w:val="en-AU"/>
+        </w:rPr>
+      </w:pPr>
     </w:p>
     <w:p>
       <w:pPr>
@@ -4235,7 +4375,38 @@
         <w:rPr>
           <w:lang w:val="en-AU"/>
         </w:rPr>
-        <w:lastRenderedPageBreak/>
+        <w:t>Figure</w:t>
+      </w:r>
+      <w:r>
+        <w:rPr>
+          <w:lang w:val="en-AU"/>
+        </w:rPr>
+        <w:t xml:space="preserve"> </w:t>
+      </w:r>
+      <w:r>
+        <w:rPr>
+          <w:lang w:val="en-AU"/>
+        </w:rPr>
+        <w:t>8</w:t>
+      </w:r>
+      <w:r>
+        <w:rPr>
+          <w:lang w:val="en-AU"/>
+        </w:rPr>
+        <w:t xml:space="preserve">: Build Neighbours Function Pseudocode </w:t>
+      </w:r>
+    </w:p>
+    <w:p>
+      <w:pPr>
+        <w:ind w:firstLine="0"/>
+        <w:rPr>
+          <w:lang w:val="en-AU"/>
+        </w:rPr>
+      </w:pPr>
+      <w:r>
+        <w:rPr>
+          <w:lang w:val="en-AU"/>
+        </w:rPr>
         <w:t>OrienteeringProblem</w:t>
       </w:r>
       <w:r>
@@ -4326,6 +4497,9 @@
             </w:r>
             <w:r>
               <w:br/>
+            </w:r>
+            <w:r>
+              <w:lastRenderedPageBreak/>
               <w:t>    // Check every pair of nodes</w:t>
             </w:r>
             <w:r>
@@ -4392,11 +4566,6 @@
               <w:br/>
               <w:t>                ADD j to _neighbors[i]</w:t>
             </w:r>
-          </w:p>
-          <w:p>
-            <w:pPr>
-              <w:pStyle w:val="Code"/>
-            </w:pPr>
           </w:p>
         </w:tc>
       </w:tr>
@@ -4414,110 +4583,131 @@
         <w:t xml:space="preserve"> class is used to maintain the current position during the search. The state is initialised with the returned OrienteeringProblem with an empty path, no budget spent and no reward.</w:t>
       </w:r>
     </w:p>
+    <w:p/>
     <w:p>
       <w:pPr>
-        <w:ind w:firstLine="0"/>
-      </w:pPr>
+        <w:pStyle w:val="Heading3"/>
+        <w:rPr>
+          <w:lang w:val="en-AU"/>
+        </w:rPr>
+      </w:pPr>
+      <w:r>
+        <w:rPr>
+          <w:lang w:val="en-AU"/>
+        </w:rPr>
+        <w:t>4.4.3 Single-thread UCT</w:t>
+      </w:r>
     </w:p>
     <w:p>
       <w:pPr>
-        <w:pStyle w:val="Heading3"/>
-        <w:rPr>
-          <w:lang w:val="en-AU"/>
-        </w:rPr>
-      </w:pPr>
-      <w:r>
-        <w:rPr>
-          <w:lang w:val="en-AU"/>
-        </w:rPr>
-        <w:t>4.4.3 Single-thread UCT</w:t>
+        <w:rPr>
+          <w:lang w:val="en-AU"/>
+        </w:rPr>
+      </w:pPr>
+      <w:r>
+        <w:rPr>
+          <w:lang w:val="en-AU"/>
+        </w:rPr>
+        <w:t xml:space="preserve">The single-threaded MCTS utilises two classes, firstly the </w:t>
+      </w:r>
+      <w:proofErr w:type="spellStart"/>
+      <w:r>
+        <w:rPr>
+          <w:lang w:val="en-AU"/>
+        </w:rPr>
+        <w:t>UCTNode</w:t>
+      </w:r>
+      <w:proofErr w:type="spellEnd"/>
+      <w:r>
+        <w:rPr>
+          <w:lang w:val="en-AU"/>
+        </w:rPr>
+        <w:t xml:space="preserve">. This class represents a signal state in the search tree. That is, it creates a </w:t>
+      </w:r>
+      <w:proofErr w:type="spellStart"/>
+      <w:r>
+        <w:rPr>
+          <w:lang w:val="en-AU"/>
+        </w:rPr>
+        <w:t>UCTNode</w:t>
+      </w:r>
+      <w:proofErr w:type="spellEnd"/>
+      <w:r>
+        <w:rPr>
+          <w:lang w:val="en-AU"/>
+        </w:rPr>
+        <w:t xml:space="preserve"> which stores the state, the parent nodes and a list of child nodes, visit count, total reward and untried actions. The untried actions are a count of how many neighbours a node has that have yet to be explored. Once untried actions are 0, the node is fully expanded. </w:t>
+      </w:r>
+      <w:proofErr w:type="spellStart"/>
+      <w:r>
+        <w:rPr>
+          <w:lang w:val="en-AU"/>
+        </w:rPr>
+        <w:t>UCTNode</w:t>
+      </w:r>
+      <w:proofErr w:type="spellEnd"/>
+      <w:r>
+        <w:rPr>
+          <w:lang w:val="en-AU"/>
+        </w:rPr>
+        <w:t xml:space="preserve"> also contains the </w:t>
+      </w:r>
+      <w:proofErr w:type="spellStart"/>
+      <w:r>
+        <w:rPr>
+          <w:lang w:val="en-AU"/>
+        </w:rPr>
+        <w:t>uct_select_child</w:t>
+      </w:r>
+      <w:proofErr w:type="spellEnd"/>
+      <w:r>
+        <w:rPr>
+          <w:lang w:val="en-AU"/>
+        </w:rPr>
+        <w:t xml:space="preserve"> function that uses UCT to return the best child from a given node.</w:t>
       </w:r>
     </w:p>
     <w:p>
       <w:pPr>
-        <w:rPr>
-          <w:lang w:val="en-AU"/>
-        </w:rPr>
-      </w:pPr>
-      <w:r>
-        <w:rPr>
-          <w:lang w:val="en-AU"/>
-        </w:rPr>
-        <w:t xml:space="preserve">The single-threaded MCTS utilises two classes, firstly the </w:t>
-      </w:r>
-      <w:proofErr w:type="spellStart"/>
-      <w:r>
-        <w:rPr>
-          <w:lang w:val="en-AU"/>
-        </w:rPr>
-        <w:t>UCTNode</w:t>
-      </w:r>
-      <w:proofErr w:type="spellEnd"/>
-      <w:r>
-        <w:rPr>
-          <w:lang w:val="en-AU"/>
-        </w:rPr>
-        <w:t xml:space="preserve">. This class represents a signal state in the search tree. That is, it creates a </w:t>
-      </w:r>
-      <w:proofErr w:type="spellStart"/>
-      <w:r>
-        <w:rPr>
-          <w:lang w:val="en-AU"/>
-        </w:rPr>
-        <w:t>UCTNode</w:t>
-      </w:r>
-      <w:proofErr w:type="spellEnd"/>
-      <w:r>
-        <w:rPr>
-          <w:lang w:val="en-AU"/>
-        </w:rPr>
-        <w:t xml:space="preserve"> which stores the state, the parent nodes and a list of child nodes, visit count, total reward and untried actions. The untried actions are a count of how </w:t>
-      </w:r>
-      <w:r>
-        <w:rPr>
-          <w:lang w:val="en-AU"/>
-        </w:rPr>
-        <w:lastRenderedPageBreak/>
-        <w:t xml:space="preserve">many neighbours a node has that have yet to be explored. Once untried actions are 0, the node is fully expanded. </w:t>
-      </w:r>
-      <w:proofErr w:type="spellStart"/>
-      <w:r>
-        <w:rPr>
-          <w:lang w:val="en-AU"/>
-        </w:rPr>
-        <w:t>UCTNode</w:t>
-      </w:r>
-      <w:proofErr w:type="spellEnd"/>
-      <w:r>
-        <w:rPr>
-          <w:lang w:val="en-AU"/>
-        </w:rPr>
-        <w:t xml:space="preserve"> also contains the </w:t>
-      </w:r>
-      <w:proofErr w:type="spellStart"/>
-      <w:r>
-        <w:rPr>
-          <w:lang w:val="en-AU"/>
-        </w:rPr>
-        <w:t>uct_select_child</w:t>
-      </w:r>
-      <w:proofErr w:type="spellEnd"/>
-      <w:r>
-        <w:rPr>
-          <w:lang w:val="en-AU"/>
-        </w:rPr>
-        <w:t xml:space="preserve"> function that uses UCT to return the best child from a given node.</w:t>
-      </w:r>
+        <w:ind w:firstLine="0"/>
+        <w:rPr>
+          <w:lang w:val="en-AU"/>
+        </w:rPr>
+      </w:pPr>
     </w:p>
     <w:p>
       <w:pPr>
+        <w:rPr>
+          <w:lang w:val="en-AU"/>
+        </w:rPr>
+      </w:pPr>
+    </w:p>
+    <w:p>
+      <w:pPr>
+        <w:rPr>
+          <w:lang w:val="en-AU"/>
+        </w:rPr>
+      </w:pPr>
+    </w:p>
+    <w:p>
+      <w:pPr>
         <w:ind w:firstLine="0"/>
       </w:pPr>
       <w:r>
-        <w:rPr>
-          <w:highlight w:val="yellow"/>
-        </w:rPr>
-        <w:t>Figure ___</w:t>
+        <w:lastRenderedPageBreak/>
+        <w:t xml:space="preserve">Figure </w:t>
+      </w:r>
+      <w:r>
+        <w:t>9</w:t>
+      </w:r>
+      <w:r>
+        <w:t xml:space="preserve">: UCT Formula </w:t>
+      </w:r>
+      <w:r>
+        <w:rPr>
+          <w:lang w:val="en-AU"/>
+        </w:rPr>
+        <w:t>Pseudocode</w:t>
       </w:r>
     </w:p>
     <w:tbl>
@@ -4837,9 +5027,6 @@
             </w:r>
             <w:r>
               <w:br/>
-            </w:r>
-            <w:r>
-              <w:lastRenderedPageBreak/>
               <w:t>        // Track best child</w:t>
             </w:r>
             <w:r>
@@ -4893,6 +5080,9 @@
             </w:r>
             <w:r>
               <w:br/>
+            </w:r>
+            <w:r>
+              <w:lastRenderedPageBreak/>
               <w:t>        END IF</w:t>
             </w:r>
             <w:r>
@@ -5005,57 +5195,85 @@
         </w:rPr>
         <w:t>Selection has the algorithm traverse the tree using UCT (</w:t>
       </w:r>
-      <w:proofErr w:type="spellStart"/>
-      <w:r>
-        <w:rPr>
-          <w:highlight w:val="yellow"/>
-          <w:lang w:val="en-AU"/>
-        </w:rPr>
-        <w:t>uct_select_child_figure</w:t>
-      </w:r>
-      <w:proofErr w:type="spellEnd"/>
-      <w:r>
-        <w:rPr>
-          <w:highlight w:val="yellow"/>
-          <w:lang w:val="en-AU"/>
-        </w:rPr>
-        <w:t xml:space="preserve"> above</w:t>
-      </w:r>
-      <w:r>
-        <w:rPr>
-          <w:lang w:val="en-AU"/>
-        </w:rPr>
-        <w:t>_) until reaching a leaf node. </w:t>
+      <w:r>
+        <w:rPr>
+          <w:lang w:val="en-AU"/>
+        </w:rPr>
+        <w:t xml:space="preserve">Figure </w:t>
+      </w:r>
+      <w:r>
+        <w:rPr>
+          <w:lang w:val="en-AU"/>
+        </w:rPr>
+        <w:t>9</w:t>
+      </w:r>
+      <w:r>
+        <w:rPr>
+          <w:lang w:val="en-AU"/>
+        </w:rPr>
+        <w:t>)</w:t>
+      </w:r>
+      <w:r>
+        <w:rPr>
+          <w:lang w:val="en-AU"/>
+        </w:rPr>
+        <w:t xml:space="preserve"> until reaching a leaf node. </w:t>
       </w:r>
     </w:p>
     <w:p>
       <w:pPr>
-        <w:rPr>
-          <w:lang w:val="en-AU"/>
-        </w:rPr>
-      </w:pPr>
-      <w:r>
-        <w:rPr>
-          <w:highlight w:val="yellow"/>
-          <w:lang w:val="en-AU"/>
-        </w:rPr>
-        <w:t>Figure __</w:t>
-      </w:r>
-      <w:proofErr w:type="gramStart"/>
-      <w:r>
-        <w:rPr>
-          <w:highlight w:val="yellow"/>
-          <w:lang w:val="en-AU"/>
-        </w:rPr>
-        <w:t>_ :</w:t>
-      </w:r>
-      <w:proofErr w:type="gramEnd"/>
-      <w:r>
-        <w:rPr>
-          <w:highlight w:val="yellow"/>
-          <w:lang w:val="en-AU"/>
-        </w:rPr>
-        <w:t xml:space="preserve"> UCT Selection</w:t>
+        <w:ind w:firstLine="0"/>
+        <w:rPr>
+          <w:lang w:val="en-AU"/>
+        </w:rPr>
+      </w:pPr>
+      <w:r>
+        <w:rPr>
+          <w:lang w:val="en-AU"/>
+        </w:rPr>
+        <w:t xml:space="preserve">Figure </w:t>
+      </w:r>
+      <w:r>
+        <w:rPr>
+          <w:lang w:val="en-AU"/>
+        </w:rPr>
+        <w:t>10</w:t>
+      </w:r>
+      <w:r>
+        <w:rPr>
+          <w:lang w:val="en-AU"/>
+        </w:rPr>
+        <w:t>:</w:t>
+      </w:r>
+      <w:r>
+        <w:rPr>
+          <w:lang w:val="en-AU"/>
+        </w:rPr>
+        <w:t xml:space="preserve"> </w:t>
+      </w:r>
+      <w:r>
+        <w:rPr>
+          <w:lang w:val="en-AU"/>
+        </w:rPr>
+        <w:t>MCTS</w:t>
+      </w:r>
+      <w:r>
+        <w:rPr>
+          <w:lang w:val="en-AU"/>
+        </w:rPr>
+        <w:t xml:space="preserve"> Selection</w:t>
+      </w:r>
+      <w:r>
+        <w:rPr>
+          <w:lang w:val="en-AU"/>
+        </w:rPr>
+        <w:t xml:space="preserve"> </w:t>
+      </w:r>
+      <w:r>
+        <w:rPr>
+          <w:lang w:val="en-AU"/>
+        </w:rPr>
+        <w:t>Pseudocode</w:t>
       </w:r>
     </w:p>
     <w:tbl>
@@ -5140,7 +5358,6 @@
         <w:rPr>
           <w:lang w:val="en-AU"/>
         </w:rPr>
-        <w:lastRenderedPageBreak/>
         <w:t>UCT is only used in selection from a fully expanded node. </w:t>
       </w:r>
       <w:r>
@@ -5157,6 +5374,7 @@
         <w:rPr>
           <w:lang w:val="en-AU"/>
         </w:rPr>
+        <w:lastRenderedPageBreak/>
         <w:t>Backpropagation updates the statistics of the tree based on the simulation results. </w:t>
       </w:r>
     </w:p>
@@ -5165,7 +5383,37 @@
         <w:ind w:firstLine="0"/>
       </w:pPr>
       <w:r>
-        <w:t>Figure ___ UCT backpropagation</w:t>
+        <w:t xml:space="preserve">Figure </w:t>
+      </w:r>
+      <w:r>
+        <w:t>11</w:t>
+      </w:r>
+      <w:r>
+        <w:t>:</w:t>
+      </w:r>
+      <w:r>
+        <w:t xml:space="preserve"> </w:t>
+      </w:r>
+      <w:r>
+        <w:t>MCTS</w:t>
+      </w:r>
+      <w:r>
+        <w:t xml:space="preserve"> </w:t>
+      </w:r>
+      <w:r>
+        <w:t>B</w:t>
+      </w:r>
+      <w:r>
+        <w:t>ackpropagation</w:t>
+      </w:r>
+      <w:r>
+        <w:t xml:space="preserve"> </w:t>
+      </w:r>
+      <w:r>
+        <w:rPr>
+          <w:lang w:val="en-AU"/>
+        </w:rPr>
+        <w:t>Pseudocode</w:t>
       </w:r>
     </w:p>
     <w:tbl>
@@ -5282,7 +5530,7 @@
       <w:r>
         <w:t xml:space="preserve">This ends an iteration of MCTS. A </w:t>
       </w:r>
-      <w:hyperlink r:id="rId16" w:history="1">
+      <w:hyperlink r:id="rId18" w:history="1">
         <w:r>
           <w:rPr>
             <w:rStyle w:val="Hyperlink"/>
@@ -5296,106 +5544,131 @@
         <w:t xml:space="preserve"> file was used to run the MCTS and control parameters, including the problem file, number of iterations, and output details.</w:t>
       </w:r>
     </w:p>
+    <w:p>
+      <w:pPr>
+        <w:pStyle w:val="Heading3"/>
+        <w:rPr>
+          <w:lang w:val="en-AU"/>
+        </w:rPr>
+      </w:pPr>
+      <w:r>
+        <w:rPr>
+          <w:lang w:val="en-AU"/>
+        </w:rPr>
+        <w:t>4.4.4 Parallel Implementation Details</w:t>
+      </w:r>
+    </w:p>
+    <w:p>
+      <w:r>
+        <w:t>As discussed in section 4.2.2, VL-UCT and WU-UCT are extensions of the single unified search tree of Tree-Parallel MCTS, where multiple workers concurrently explore and update the single tree. This means these methods have been implemented similarly. Each method has a node class that extends to the UCTNode class. One or two worker classes, Tree and VL-UCT utilise one worker for both expansion and simulation, while WU-UCT has separate expansion and simulation workers. Lastly, each method has a corresponding coordinator that manages the parallel workers. Python threading was used to create and manage the parallel worker threads. Each method will be examined.</w:t>
+      </w:r>
+    </w:p>
     <w:p/>
     <w:p>
       <w:pPr>
-        <w:pStyle w:val="Heading3"/>
-        <w:rPr>
-          <w:lang w:val="en-AU"/>
-        </w:rPr>
-      </w:pPr>
-      <w:r>
-        <w:rPr>
-          <w:lang w:val="en-AU"/>
-        </w:rPr>
-        <w:t>4.4.4 Parallel Implementation Details</w:t>
+        <w:pStyle w:val="Heading4"/>
+        <w:rPr>
+          <w:lang w:val="en-AU"/>
+        </w:rPr>
+      </w:pPr>
+      <w:r>
+        <w:rPr>
+          <w:lang w:val="en-AU"/>
+        </w:rPr>
+        <w:t>Tree Parallelism</w:t>
       </w:r>
     </w:p>
     <w:p>
-      <w:r>
-        <w:t xml:space="preserve">As discussed in section 4.2.2, VL-UCT and WU-UCT are extensions of the single unified search tree of Tree-Parallel MCTS, where multiple workers concurrently explore and update the single tree. This means these methods have been implemented similarly. Each method has a node class that extends to the UCTNode class. One or two worker classes, Tree and VL-UCT utilise one worker for both expansion and simulation, while WU-UCT has separate expansion and simulation workers. Lastly, each </w:t>
-      </w:r>
-      <w:r>
+      <w:pPr>
+        <w:rPr>
+          <w:lang w:val="en-AU"/>
+        </w:rPr>
+      </w:pPr>
+      <w:r>
+        <w:rPr>
+          <w:lang w:val="en-AU"/>
+        </w:rPr>
+        <w:t>The tree node class (</w:t>
+      </w:r>
+      <w:proofErr w:type="spellStart"/>
+      <w:r>
+        <w:rPr>
+          <w:lang w:val="en-AU"/>
+        </w:rPr>
+        <w:t>TreeParallelNode</w:t>
+      </w:r>
+      <w:proofErr w:type="spellEnd"/>
+      <w:r>
+        <w:rPr>
+          <w:lang w:val="en-AU"/>
+        </w:rPr>
+        <w:t>) introduces basic thread safety features with a single lock that protects all node statistics. The tree worker (</w:t>
+      </w:r>
+      <w:proofErr w:type="spellStart"/>
+      <w:r>
+        <w:rPr>
+          <w:lang w:val="en-AU"/>
+        </w:rPr>
+        <w:t>TreeParallelWorker</w:t>
+      </w:r>
+      <w:proofErr w:type="spellEnd"/>
+      <w:r>
+        <w:rPr>
+          <w:lang w:val="en-AU"/>
+        </w:rPr>
+        <w:t xml:space="preserve">) does all steps of MCTS within a </w:t>
+      </w:r>
+      <w:r>
+        <w:rPr>
+          <w:lang w:val="en-AU"/>
+        </w:rPr>
         <w:lastRenderedPageBreak/>
-        <w:t>method has a corresponding coordinator that manages the parallel workers. Python threading was used to create and manage the parallel worker threads. Each method will be examined.</w:t>
+        <w:t>single tree using a global lock during expansion, which is removed at the end of expansion as seen in Figure</w:t>
+      </w:r>
+      <w:r>
+        <w:rPr>
+          <w:lang w:val="en-AU"/>
+        </w:rPr>
+        <w:t xml:space="preserve"> 1</w:t>
+      </w:r>
+      <w:r>
+        <w:rPr>
+          <w:lang w:val="en-AU"/>
+        </w:rPr>
+        <w:t>2</w:t>
+      </w:r>
+      <w:r>
+        <w:rPr>
+          <w:lang w:val="en-AU"/>
+        </w:rPr>
+        <w:t xml:space="preserve"> below</w:t>
+      </w:r>
+      <w:r>
+        <w:rPr>
+          <w:lang w:val="en-AU"/>
+        </w:rPr>
+        <w:t>.</w:t>
       </w:r>
     </w:p>
     <w:p>
       <w:pPr>
-        <w:pStyle w:val="Heading4"/>
-        <w:rPr>
-          <w:lang w:val="en-AU"/>
-        </w:rPr>
-      </w:pPr>
-      <w:r>
-        <w:rPr>
-          <w:lang w:val="en-AU"/>
-        </w:rPr>
-        <w:t>Tree Parallelism</w:t>
-      </w:r>
-    </w:p>
-    <w:p>
-      <w:pPr>
-        <w:rPr>
-          <w:lang w:val="en-AU"/>
-        </w:rPr>
-      </w:pPr>
-      <w:r>
-        <w:rPr>
-          <w:lang w:val="en-AU"/>
-        </w:rPr>
-        <w:t>The tree node class (</w:t>
-      </w:r>
-      <w:proofErr w:type="spellStart"/>
-      <w:r>
-        <w:rPr>
-          <w:lang w:val="en-AU"/>
-        </w:rPr>
-        <w:t>TreeParallelNode</w:t>
-      </w:r>
-      <w:proofErr w:type="spellEnd"/>
-      <w:r>
-        <w:rPr>
-          <w:lang w:val="en-AU"/>
-        </w:rPr>
-        <w:t>) introduces basic thread safety features with a single lock that protects all node statistics. The tree worker (</w:t>
-      </w:r>
-      <w:proofErr w:type="spellStart"/>
-      <w:r>
-        <w:rPr>
-          <w:lang w:val="en-AU"/>
-        </w:rPr>
-        <w:t>TreeParallelWorker</w:t>
-      </w:r>
-      <w:proofErr w:type="spellEnd"/>
-      <w:r>
-        <w:rPr>
-          <w:lang w:val="en-AU"/>
-        </w:rPr>
-        <w:t>) does all steps of MCTS within a single tree using a global lock during expansion, which is removed at the end of expansion as seen in Figure__</w:t>
-      </w:r>
-      <w:proofErr w:type="gramStart"/>
-      <w:r>
-        <w:rPr>
-          <w:lang w:val="en-AU"/>
-        </w:rPr>
-        <w:t>_..</w:t>
-      </w:r>
-      <w:proofErr w:type="gramEnd"/>
-    </w:p>
-    <w:p>
-      <w:pPr>
         <w:spacing w:after="160" w:line="259" w:lineRule="auto"/>
         <w:ind w:firstLine="0"/>
       </w:pPr>
       <w:r>
-        <w:rPr>
-          <w:highlight w:val="yellow"/>
-        </w:rPr>
-        <w:t>Figure ___ Tree Global</w:t>
-      </w:r>
-      <w:r>
-        <w:t xml:space="preserve"> Lock</w:t>
+        <w:t xml:space="preserve">Figure </w:t>
+      </w:r>
+      <w:r>
+        <w:t>1</w:t>
+      </w:r>
+      <w:r>
+        <w:t>2</w:t>
+      </w:r>
+      <w:r>
+        <w:t>:</w:t>
+      </w:r>
+      <w:r>
+        <w:t xml:space="preserve"> Tree Global Lock</w:t>
       </w:r>
     </w:p>
     <w:tbl>
@@ -5574,18 +5847,10 @@
     </w:p>
     <w:p>
       <w:pPr>
-        <w:spacing w:after="160" w:line="259" w:lineRule="auto"/>
-        <w:ind w:firstLine="0"/>
-        <w:rPr>
-          <w:color w:val="EE0000"/>
-        </w:rPr>
-      </w:pPr>
-      <w:r>
-        <w:rPr>
-          <w:color w:val="EE0000"/>
-        </w:rPr>
-        <w:t xml:space="preserve">Left out tree coordinator code not important </w:t>
-      </w:r>
+        <w:rPr>
+          <w:lang w:val="en-AU"/>
+        </w:rPr>
+      </w:pPr>
     </w:p>
     <w:p>
       <w:pPr>
@@ -5643,10 +5908,16 @@
         <w:ind w:firstLine="0"/>
       </w:pPr>
       <w:r>
-        <w:rPr>
-          <w:highlight w:val="yellow"/>
-        </w:rPr>
-        <w:t>Figure ___</w:t>
+        <w:t xml:space="preserve">Figure </w:t>
+      </w:r>
+      <w:r>
+        <w:t>1</w:t>
+      </w:r>
+      <w:r>
+        <w:t>3</w:t>
+      </w:r>
+      <w:r>
+        <w:t>: Add Virtual Loss</w:t>
       </w:r>
     </w:p>
     <w:tbl>
@@ -5676,7 +5947,6 @@
               <w:pStyle w:val="Code"/>
             </w:pPr>
             <w:r>
-              <w:lastRenderedPageBreak/>
               <w:t xml:space="preserve">FUNCTION </w:t>
             </w:r>
             <w:proofErr w:type="spellStart"/>
@@ -5795,6 +6065,9 @@
             <w:proofErr w:type="spellEnd"/>
             <w:r>
               <w:br/>
+            </w:r>
+            <w:r>
+              <w:lastRenderedPageBreak/>
               <w:t xml:space="preserve">        </w:t>
             </w:r>
             <w:proofErr w:type="spellStart"/>
@@ -5840,6 +6113,7 @@
         <w:rPr>
           <w:lang w:val="en-AU"/>
         </w:rPr>
+        <w:lastRenderedPageBreak/>
         <w:t>The selected thread is locked, and the viral loss and viral visits are added. Finally, the lock is released</w:t>
       </w:r>
       <w:r>
@@ -6314,89 +6588,127 @@
         <w:t>) is highly like the Tree coordinator, with added outputs to track the virtual loss value and collisions that occur during the simulation.</w:t>
       </w:r>
     </w:p>
-    <w:p/>
     <w:p>
       <w:pPr>
-        <w:pStyle w:val="Heading4"/>
-        <w:rPr>
-          <w:lang w:val="en-AU"/>
-        </w:rPr>
-      </w:pPr>
-      <w:r>
-        <w:rPr>
-          <w:lang w:val="en-AU"/>
-        </w:rPr>
-        <w:t>Watch the Unobserved</w:t>
-      </w:r>
+        <w:ind w:firstLine="0"/>
+        <w:rPr>
+          <w:lang w:val="en-AU"/>
+        </w:rPr>
+      </w:pPr>
     </w:p>
     <w:p>
       <w:pPr>
-        <w:rPr>
-          <w:lang w:val="en-AU"/>
-        </w:rPr>
-      </w:pPr>
-      <w:r>
-        <w:rPr>
-          <w:lang w:val="en-AU"/>
-        </w:rPr>
-        <w:t>WU-UCT is the most unique method implemented _</w:t>
-      </w:r>
-      <w:r>
-        <w:rPr>
-          <w:highlight w:val="yellow"/>
-          <w:lang w:val="en-AU"/>
-        </w:rPr>
-        <w:t>Part about original paper____.</w:t>
-      </w:r>
-      <w:r>
-        <w:rPr>
-          <w:lang w:val="en-AU"/>
-        </w:rPr>
-        <w:t> </w:t>
-      </w:r>
-      <w:r>
-        <w:rPr>
-          <w:lang w:val="en-AU"/>
-        </w:rPr>
-        <w:t xml:space="preserve"> </w:t>
-      </w:r>
-      <w:r>
-        <w:rPr>
-          <w:lang w:val="en-AU"/>
-        </w:rPr>
-        <w:t>A data class LocalStatistics is introduced to allow lock-free reading of node statistics. This class contains visits, total reward and unobserved count. Within the WU-UCT node class (</w:t>
-      </w:r>
-      <w:proofErr w:type="spellStart"/>
-      <w:r>
-        <w:rPr>
-          <w:lang w:val="en-AU"/>
-        </w:rPr>
-        <w:t>WUUCTNode</w:t>
-      </w:r>
-      <w:proofErr w:type="spellEnd"/>
-      <w:r>
-        <w:rPr>
-          <w:lang w:val="en-AU"/>
-        </w:rPr>
-        <w:t xml:space="preserve">), contains a </w:t>
-      </w:r>
-      <w:proofErr w:type="spellStart"/>
-      <w:r>
-        <w:rPr>
-          <w:lang w:val="en-AU"/>
-        </w:rPr>
-        <w:t>get_local_statistics</w:t>
-      </w:r>
-      <w:proofErr w:type="spellEnd"/>
-      <w:r>
-        <w:rPr>
-          <w:lang w:val="en-AU"/>
-        </w:rPr>
-        <w:t xml:space="preserve"> function.</w:t>
+        <w:pStyle w:val="Heading4"/>
+        <w:rPr>
+          <w:lang w:val="en-AU"/>
+        </w:rPr>
+      </w:pPr>
+      <w:r>
+        <w:rPr>
+          <w:lang w:val="en-AU"/>
+        </w:rPr>
+        <w:t>Watch the Unobserved</w:t>
       </w:r>
     </w:p>
     <w:p>
       <w:pPr>
+        <w:rPr>
+          <w:lang w:val="en-AU"/>
+        </w:rPr>
+      </w:pPr>
+      <w:r>
+        <w:rPr>
+          <w:lang w:val="en-AU"/>
+        </w:rPr>
+        <w:t xml:space="preserve">WU-UCT </w:t>
+      </w:r>
+      <w:r>
+        <w:rPr>
+          <w:lang w:val="en-AU"/>
+        </w:rPr>
+        <w:t xml:space="preserve">differs from Tree MCTS and VL-UCT as it original implemented by </w:t>
+      </w:r>
+      <w:r>
+        <w:rPr>
+          <w:lang w:val="en-AU"/>
+        </w:rPr>
+        <w:t>Liu et al (2019</w:t>
+      </w:r>
+      <w:r>
+        <w:rPr>
+          <w:lang w:val="en-AU"/>
+        </w:rPr>
+        <w:t xml:space="preserve"> </w:t>
+      </w:r>
+      <w:r>
+        <w:rPr>
+          <w:lang w:val="en-AU"/>
+        </w:rPr>
+        <w:t>is asynchronous</w:t>
+      </w:r>
+      <w:r>
+        <w:rPr>
+          <w:lang w:val="en-AU"/>
+        </w:rPr>
+        <w:t xml:space="preserve"> </w:t>
+      </w:r>
+      <w:r>
+        <w:rPr>
+          <w:lang w:val="en-AU"/>
+        </w:rPr>
+        <w:t>when both the expansion and simulation work separately with minimal locking. This means direct reads for selections by the expansion worker is not possible as it may be getting updated by simulation workers. To handle this a</w:t>
+      </w:r>
+      <w:r>
+        <w:rPr>
+          <w:lang w:val="en-AU"/>
+        </w:rPr>
+        <w:t xml:space="preserve"> data class </w:t>
+      </w:r>
+      <w:proofErr w:type="spellStart"/>
+      <w:r>
+        <w:rPr>
+          <w:lang w:val="en-AU"/>
+        </w:rPr>
+        <w:t>LocalStatistics</w:t>
+      </w:r>
+      <w:proofErr w:type="spellEnd"/>
+      <w:r>
+        <w:rPr>
+          <w:lang w:val="en-AU"/>
+        </w:rPr>
+        <w:t xml:space="preserve"> is introduced to allow lock-free reading of node statistics. This class contains visits, total reward and unobserved count. Within the WU-UCT node class (</w:t>
+      </w:r>
+      <w:proofErr w:type="spellStart"/>
+      <w:r>
+        <w:rPr>
+          <w:lang w:val="en-AU"/>
+        </w:rPr>
+        <w:t>WUUCTNode</w:t>
+      </w:r>
+      <w:proofErr w:type="spellEnd"/>
+      <w:r>
+        <w:rPr>
+          <w:lang w:val="en-AU"/>
+        </w:rPr>
+        <w:t xml:space="preserve">), contains a </w:t>
+      </w:r>
+      <w:proofErr w:type="spellStart"/>
+      <w:r>
+        <w:rPr>
+          <w:lang w:val="en-AU"/>
+        </w:rPr>
+        <w:t>get_local_statistics</w:t>
+      </w:r>
+      <w:proofErr w:type="spellEnd"/>
+      <w:r>
+        <w:rPr>
+          <w:lang w:val="en-AU"/>
+        </w:rPr>
+        <w:t xml:space="preserve"> function.</w:t>
+      </w:r>
+    </w:p>
+    <w:p>
+      <w:pPr>
         <w:ind w:firstLine="0"/>
         <w:rPr>
           <w:lang w:val="en-AU"/>
@@ -6404,10 +6716,69 @@
       </w:pPr>
       <w:r>
         <w:rPr>
-          <w:highlight w:val="yellow"/>
-          <w:lang w:val="en-AU"/>
-        </w:rPr>
-        <w:t>Figure ___</w:t>
+          <w:lang w:val="en-AU"/>
+        </w:rPr>
+        <w:t xml:space="preserve">Figure </w:t>
+      </w:r>
+      <w:r>
+        <w:rPr>
+          <w:lang w:val="en-AU"/>
+        </w:rPr>
+        <w:t>1</w:t>
+      </w:r>
+      <w:r>
+        <w:rPr>
+          <w:lang w:val="en-AU"/>
+        </w:rPr>
+        <w:t>4</w:t>
+      </w:r>
+      <w:r>
+        <w:rPr>
+          <w:lang w:val="en-AU"/>
+        </w:rPr>
+        <w:t>: Local S</w:t>
+      </w:r>
+      <w:r>
+        <w:rPr>
+          <w:lang w:val="en-AU"/>
+        </w:rPr>
+        <w:t>tatistics</w:t>
+      </w:r>
+      <w:r>
+        <w:rPr>
+          <w:lang w:val="en-AU"/>
+        </w:rPr>
+        <w:t xml:space="preserve"> for A</w:t>
+      </w:r>
+      <w:r>
+        <w:rPr>
+          <w:lang w:val="en-AU"/>
+        </w:rPr>
+        <w:t>synchronous</w:t>
+      </w:r>
+      <w:r>
+        <w:rPr>
+          <w:lang w:val="en-AU"/>
+        </w:rPr>
+        <w:t xml:space="preserve"> </w:t>
+      </w:r>
+      <w:r>
+        <w:rPr>
+          <w:lang w:val="en-AU"/>
+        </w:rPr>
+        <w:t>H</w:t>
+      </w:r>
+      <w:r>
+        <w:rPr>
+          <w:lang w:val="en-AU"/>
+        </w:rPr>
+        <w:t xml:space="preserve">andling </w:t>
+      </w:r>
+      <w:r>
+        <w:rPr>
+          <w:lang w:val="en-AU"/>
+        </w:rPr>
+        <w:t>Pseudocode</w:t>
       </w:r>
     </w:p>
     <w:tbl>
@@ -6437,7 +6808,6 @@
               <w:pStyle w:val="Code"/>
             </w:pPr>
             <w:r>
-              <w:lastRenderedPageBreak/>
               <w:t xml:space="preserve">FUNCTION </w:t>
             </w:r>
             <w:proofErr w:type="spellStart"/>
@@ -6490,6 +6860,9 @@
             <w:proofErr w:type="spellEnd"/>
             <w:r>
               <w:br/>
+            </w:r>
+            <w:r>
+              <w:lastRenderedPageBreak/>
               <w:t xml:space="preserve">    </w:t>
             </w:r>
             <w:r>
@@ -6595,25 +6968,9 @@
               <w:t>END FUNCTION</w:t>
             </w:r>
           </w:p>
-          <w:p>
-            <w:pPr>
-              <w:ind w:firstLine="0"/>
-              <w:rPr>
-                <w:lang w:val="en-AU"/>
-              </w:rPr>
-            </w:pPr>
-          </w:p>
         </w:tc>
       </w:tr>
     </w:tbl>
-    <w:p>
-      <w:pPr>
-        <w:ind w:firstLine="0"/>
-        <w:rPr>
-          <w:lang w:val="en-AU"/>
-        </w:rPr>
-      </w:pPr>
-    </w:p>
     <w:p>
       <w:pPr>
         <w:jc w:val="center"/>
@@ -7056,11 +7413,33 @@
       </w:pPr>
       <w:r>
         <w:rPr>
-          <w:highlight w:val="yellow"/>
-          <w:lang w:val="en-AU"/>
-        </w:rPr>
-        <w:lastRenderedPageBreak/>
-        <w:t>Figure ___</w:t>
+          <w:lang w:val="en-AU"/>
+        </w:rPr>
+        <w:t xml:space="preserve">Figure </w:t>
+      </w:r>
+      <w:r>
+        <w:rPr>
+          <w:lang w:val="en-AU"/>
+        </w:rPr>
+        <w:t>1</w:t>
+      </w:r>
+      <w:r>
+        <w:rPr>
+          <w:lang w:val="en-AU"/>
+        </w:rPr>
+        <w:t>5</w:t>
+      </w:r>
+      <w:r>
+        <w:rPr>
+          <w:lang w:val="en-AU"/>
+        </w:rPr>
+        <w:t xml:space="preserve">: WU-UCT MCTS steps </w:t>
+      </w:r>
+      <w:r>
+        <w:rPr>
+          <w:lang w:val="en-AU"/>
+        </w:rPr>
+        <w:t>Pseudocode</w:t>
       </w:r>
     </w:p>
     <w:tbl>
@@ -7239,6 +7618,12 @@
                 <w:lang w:val="en-AU"/>
               </w:rPr>
               <w:br/>
+            </w:r>
+            <w:r>
+              <w:rPr>
+                <w:lang w:val="en-AU"/>
+              </w:rPr>
+              <w:lastRenderedPageBreak/>
               <w:t>    (</w:t>
             </w:r>
             <w:proofErr w:type="spellStart"/>
@@ -7477,7 +7862,7 @@
           </w:p>
           <w:p>
             <w:pPr>
-              <w:ind w:firstLine="0"/>
+              <w:pStyle w:val="Code"/>
               <w:rPr>
                 <w:lang w:val="en-AU"/>
               </w:rPr>
@@ -7729,14 +8114,7 @@
         <w:rPr>
           <w:lang w:val="en-AU"/>
         </w:rPr>
-        <w:t xml:space="preserve"> class allows for the information to be passed between worker types. As the two types of work function asynchronously, they need to be coordinated carefully. As the worker creates the </w:t>
-      </w:r>
-      <w:r>
-        <w:rPr>
-          <w:lang w:val="en-AU"/>
-        </w:rPr>
-        <w:lastRenderedPageBreak/>
-        <w:t xml:space="preserve">simulation ID, call the </w:t>
+        <w:t xml:space="preserve"> class allows for the information to be passed between worker types. As the two types of work function asynchronously, they need to be coordinated carefully. As the worker creates the simulation ID, call the </w:t>
       </w:r>
       <w:proofErr w:type="spellStart"/>
       <w:r>
@@ -7769,41 +8147,33 @@
     </w:p>
     <w:p>
       <w:pPr>
-        <w:ind w:firstLine="0"/>
-        <w:rPr>
-          <w:lang w:val="en-AU"/>
-        </w:rPr>
-      </w:pPr>
+        <w:rPr>
+          <w:lang w:val="en-AU"/>
+        </w:rPr>
+      </w:pPr>
+      <w:r>
+        <w:rPr>
+          <w:lang w:val="en-AU"/>
+        </w:rPr>
+        <w:t xml:space="preserve">The Simulation work takes the </w:t>
+      </w:r>
+      <w:proofErr w:type="spellStart"/>
+      <w:r>
+        <w:rPr>
+          <w:lang w:val="en-AU"/>
+        </w:rPr>
+        <w:t>Work_uni</w:t>
+      </w:r>
+      <w:proofErr w:type="spellEnd"/>
+      <w:r>
+        <w:rPr>
+          <w:lang w:val="en-AU"/>
+        </w:rPr>
+        <w:t xml:space="preserve"> and runs an independent simulation, where each simulation work runs on its own copy of the state before updating the sharded tree through asynchronous backpropagation. </w:t>
+      </w:r>
     </w:p>
     <w:p>
       <w:pPr>
-        <w:rPr>
-          <w:lang w:val="en-AU"/>
-        </w:rPr>
-      </w:pPr>
-      <w:r>
-        <w:rPr>
-          <w:lang w:val="en-AU"/>
-        </w:rPr>
-        <w:t xml:space="preserve">The Simulation work takes the </w:t>
-      </w:r>
-      <w:proofErr w:type="spellStart"/>
-      <w:r>
-        <w:rPr>
-          <w:lang w:val="en-AU"/>
-        </w:rPr>
-        <w:t>Work_uni</w:t>
-      </w:r>
-      <w:proofErr w:type="spellEnd"/>
-      <w:r>
-        <w:rPr>
-          <w:lang w:val="en-AU"/>
-        </w:rPr>
-        <w:t xml:space="preserve"> and runs an independent simulation, where each simulation work runs on its own copy of the state before updating the sharded tree through asynchronous backpropagation. </w:t>
-      </w:r>
-    </w:p>
-    <w:p>
-      <w:pPr>
         <w:ind w:firstLine="0"/>
         <w:rPr>
           <w:lang w:val="en-AU"/>
@@ -7811,10 +8181,33 @@
       </w:pPr>
       <w:r>
         <w:rPr>
-          <w:highlight w:val="yellow"/>
-          <w:lang w:val="en-AU"/>
-        </w:rPr>
-        <w:t>Figure__</w:t>
+          <w:lang w:val="en-AU"/>
+        </w:rPr>
+        <w:t>Figure</w:t>
+      </w:r>
+      <w:r>
+        <w:rPr>
+          <w:lang w:val="en-AU"/>
+        </w:rPr>
+        <w:t xml:space="preserve"> 1</w:t>
+      </w:r>
+      <w:r>
+        <w:rPr>
+          <w:lang w:val="en-AU"/>
+        </w:rPr>
+        <w:t>6</w:t>
+      </w:r>
+      <w:r>
+        <w:rPr>
+          <w:lang w:val="en-AU"/>
+        </w:rPr>
+        <w:t xml:space="preserve">: WU-UCT Work Unit </w:t>
+      </w:r>
+      <w:r>
+        <w:rPr>
+          <w:lang w:val="en-AU"/>
+        </w:rPr>
+        <w:t>Pseudocode</w:t>
       </w:r>
     </w:p>
     <w:tbl>
@@ -7847,6 +8240,7 @@
               </w:rPr>
             </w:pPr>
             <w:r>
+              <w:lastRenderedPageBreak/>
               <w:t xml:space="preserve">FUNCTION </w:t>
             </w:r>
             <w:proofErr w:type="spellStart"/>
@@ -8048,13 +8442,26 @@
             </w:r>
             <w:proofErr w:type="spellStart"/>
             <w:r>
-              <w:t>work_unit.simulation_id</w:t>
+              <w:t>work_</w:t>
+            </w:r>
+            <w:proofErr w:type="gramStart"/>
+            <w:r>
+              <w:t>unit.simulation</w:t>
+            </w:r>
+            <w:proofErr w:type="gramEnd"/>
+            <w:r>
+              <w:t>_id</w:t>
             </w:r>
             <w:proofErr w:type="spellEnd"/>
             <w:r>
               <w:br/>
-              <w:t>    )</w:t>
-            </w:r>
+              <w:t xml:space="preserve">  </w:t>
+            </w:r>
+            <w:proofErr w:type="gramStart"/>
+            <w:r>
+              <w:t>  )</w:t>
+            </w:r>
+            <w:proofErr w:type="gramEnd"/>
             <w:r>
               <w:br/>
               <w:t xml:space="preserve">    </w:t>
@@ -8115,7 +8522,6 @@
         <w:rPr>
           <w:lang w:val="en-AU"/>
         </w:rPr>
-        <w:lastRenderedPageBreak/>
         <w:t>This allows the expansion works to continue expanding and searching the tree while simulations are taking place. The simulation worker ends the update during the backpropagation, updating the nodes in the path and removes the path from the traverse history dictionary.</w:t>
       </w:r>
     </w:p>
@@ -8125,128 +8531,230 @@
           <w:lang w:val="en-AU"/>
         </w:rPr>
       </w:pPr>
+      <w:r>
+        <w:rPr>
+          <w:lang w:val="en-AU"/>
+        </w:rPr>
+        <w:t>The WU UCT coordinator (</w:t>
+      </w:r>
+      <w:proofErr w:type="spellStart"/>
+      <w:r>
+        <w:rPr>
+          <w:lang w:val="en-AU"/>
+        </w:rPr>
+        <w:t>WUUCTCoordinator</w:t>
+      </w:r>
+      <w:proofErr w:type="spellEnd"/>
+      <w:r>
+        <w:rPr>
+          <w:lang w:val="en-AU"/>
+        </w:rPr>
+        <w:t xml:space="preserve">) is responsible for separating the expansion and simulation pools, handling the simulation queue and recording several relevant statistics such as worker utilisation, queue wait time and lock-free selection count. Each parallel method is run through a main.py that is used to control parameters. </w:t>
+      </w:r>
     </w:p>
     <w:p>
       <w:pPr>
-        <w:rPr>
-          <w:lang w:val="en-AU"/>
-        </w:rPr>
-      </w:pPr>
-      <w:r>
-        <w:rPr>
-          <w:lang w:val="en-AU"/>
-        </w:rPr>
-        <w:t>The WU UCT coordinator (</w:t>
-      </w:r>
-      <w:proofErr w:type="spellStart"/>
-      <w:r>
-        <w:rPr>
-          <w:lang w:val="en-AU"/>
-        </w:rPr>
-        <w:t>WUUCTCoordinator</w:t>
-      </w:r>
-      <w:proofErr w:type="spellEnd"/>
-      <w:r>
-        <w:rPr>
-          <w:lang w:val="en-AU"/>
-        </w:rPr>
-        <w:t xml:space="preserve">) is responsible for separating the expansion and simulation pools, handling the simulation queue and recording several relevant statistics such as worker utilisation, queue wait time and lock-free selection count. Each parallel method is run through a main.py that is used to control parameters. </w:t>
-      </w:r>
+        <w:ind w:firstLine="0"/>
+      </w:pPr>
     </w:p>
     <w:p>
       <w:pPr>
-        <w:ind w:firstLine="0"/>
-        <w:rPr>
-          <w:lang w:val="en-AU"/>
-        </w:rPr>
-      </w:pPr>
+        <w:pStyle w:val="Heading1"/>
+      </w:pPr>
+      <w:r>
+        <w:lastRenderedPageBreak/>
+        <w:t>5 Experiments and Results</w:t>
+      </w:r>
     </w:p>
     <w:p>
       <w:pPr>
-        <w:ind w:firstLine="0"/>
-      </w:pPr>
-      <w:r>
-        <w:br w:type="page"/>
+        <w:pStyle w:val="Heading2"/>
+        <w:rPr>
+          <w:lang w:val="en-AU"/>
+        </w:rPr>
+      </w:pPr>
+      <w:r>
+        <w:rPr>
+          <w:lang w:val="en-AU"/>
+        </w:rPr>
+        <w:t>5.1 Experimental setup</w:t>
       </w:r>
     </w:p>
     <w:p>
       <w:pPr>
-        <w:pStyle w:val="Heading1"/>
-      </w:pPr>
-      <w:r>
-        <w:lastRenderedPageBreak/>
-        <w:t>5 Experiments and Results</w:t>
+        <w:rPr>
+          <w:color w:val="EE0000"/>
+          <w:lang w:val="en-AU"/>
+        </w:rPr>
+      </w:pPr>
+      <w:r>
+        <w:rPr>
+          <w:lang w:val="en-AU"/>
+        </w:rPr>
+        <w:t xml:space="preserve">An experimental environment was created to evaluate each variant of parallel MCTS on the Orienteering Problem, with Single-thread </w:t>
+      </w:r>
+      <w:r>
+        <w:rPr>
+          <w:lang w:val="en-AU"/>
+        </w:rPr>
+        <w:t>MCTS</w:t>
+      </w:r>
+      <w:r>
+        <w:rPr>
+          <w:lang w:val="en-AU"/>
+        </w:rPr>
+        <w:t xml:space="preserve"> included as a baseline for MCTS. A script was created to run the assigned group of benchmark</w:t>
+      </w:r>
+      <w:r>
+        <w:rPr>
+          <w:lang w:val="en-AU"/>
+        </w:rPr>
+        <w:t xml:space="preserve">s </w:t>
+      </w:r>
+      <w:r>
+        <w:rPr>
+          <w:lang w:val="en-AU"/>
+        </w:rPr>
+        <w:t>set problems. The script (run_benchmark.py) automates dataset loading, algorithm execution, result collection, and creation of statistical data. Along with the basic sequential MCTS, an adapted Google OR-Tools was included (</w:t>
+      </w:r>
+      <w:r>
+        <w:rPr>
+          <w:lang w:val="en-AU"/>
+        </w:rPr>
+        <w:t>Google</w:t>
+      </w:r>
+      <w:r>
+        <w:rPr>
+          <w:lang w:val="en-AU"/>
+        </w:rPr>
+        <w:t xml:space="preserve">, </w:t>
+      </w:r>
+      <w:r>
+        <w:rPr>
+          <w:lang w:val="en-AU"/>
+        </w:rPr>
+        <w:t>2024</w:t>
+      </w:r>
+      <w:r>
+        <w:rPr>
+          <w:lang w:val="en-AU"/>
+        </w:rPr>
+        <w:t xml:space="preserve">). OR-Tool solver presents the OP as a Vehicle Routing Problem (VRP) where there is a single vehicle, a start and end node, and uses the budget as its distance constraint. The OR-Tool solver presents an alternative method for solving the OP and returns results that are near-optimal solutions. </w:t>
       </w:r>
     </w:p>
     <w:p>
       <w:pPr>
-        <w:pStyle w:val="Heading2"/>
-        <w:rPr>
-          <w:lang w:val="en-AU"/>
-        </w:rPr>
-      </w:pPr>
-      <w:r>
-        <w:rPr>
-          <w:lang w:val="en-AU"/>
-        </w:rPr>
-        <w:t>5.1 Experimental setup</w:t>
+        <w:rPr>
+          <w:lang w:val="en-AU"/>
+        </w:rPr>
+      </w:pPr>
+      <w:r>
+        <w:rPr>
+          <w:lang w:val="en-AU"/>
+        </w:rPr>
+        <w:t>The results given from the parallel MCTS methods will be compared and validated against both sequential MCTS</w:t>
+      </w:r>
+      <w:r>
+        <w:rPr>
+          <w:lang w:val="en-AU"/>
+        </w:rPr>
+        <w:t xml:space="preserve"> </w:t>
+      </w:r>
+      <w:r>
+        <w:rPr>
+          <w:lang w:val="en-AU"/>
+        </w:rPr>
+        <w:t>and the OR-Tool solver. </w:t>
       </w:r>
     </w:p>
     <w:p>
       <w:pPr>
         <w:rPr>
-          <w:color w:val="EE0000"/>
-          <w:lang w:val="en-AU"/>
-        </w:rPr>
-      </w:pPr>
-      <w:r>
-        <w:rPr>
-          <w:lang w:val="en-AU"/>
-        </w:rPr>
-        <w:t>An experimental environment was created to evaluate each variant of parallel MCTS on the Orienteering Problem, with Single-thread UCT included as a baseline for MCTS. A script was created to run the assigned group of benchmark</w:t>
-      </w:r>
-      <w:r>
-        <w:rPr>
-          <w:lang w:val="en-AU"/>
-        </w:rPr>
-        <w:t xml:space="preserve">s </w:t>
-      </w:r>
-      <w:r>
-        <w:rPr>
-          <w:lang w:val="en-AU"/>
-        </w:rPr>
-        <w:t>set problems. The script (run_benchmark.py) automates dataset loading, algorithm execution, result collection, and creation of statistical data. Along with the basic sequential MCTS, an adapted Google OR-Tools was included (</w:t>
-      </w:r>
-      <w:r>
-        <w:rPr>
-          <w:lang w:val="en-AU"/>
-        </w:rPr>
-        <w:t>Google</w:t>
-      </w:r>
-      <w:r>
-        <w:rPr>
-          <w:lang w:val="en-AU"/>
-        </w:rPr>
-        <w:t xml:space="preserve">, </w:t>
-      </w:r>
-      <w:r>
-        <w:rPr>
-          <w:lang w:val="en-AU"/>
-        </w:rPr>
-        <w:t>2024</w:t>
-      </w:r>
-      <w:r>
-        <w:rPr>
-          <w:lang w:val="en-AU"/>
-        </w:rPr>
-        <w:t xml:space="preserve">). OR-Tool solver presents the OP as a Vehicle Routing Problem (VRP) where there is a single vehicle, a start and end node, and uses the budget as its distance constraint. The OR-Tool solver presents an alternative method for solving the OP and returns results that are near-optimal solutions. ____ </w:t>
-      </w:r>
-      <w:r>
-        <w:rPr>
-          <w:color w:val="EE0000"/>
-          <w:lang w:val="en-AU"/>
-        </w:rPr>
-        <w:t>how OR works </w:t>
+          <w:lang w:val="en-AU"/>
+        </w:rPr>
+      </w:pPr>
+      <w:r>
+        <w:rPr>
+          <w:lang w:val="en-AU"/>
+        </w:rPr>
+        <w:t xml:space="preserve">A series of </w:t>
+      </w:r>
+      <w:r>
+        <w:rPr>
+          <w:lang w:val="en-AU"/>
+        </w:rPr>
+        <w:t>three</w:t>
+      </w:r>
+      <w:r>
+        <w:rPr>
+          <w:lang w:val="en-AU"/>
+        </w:rPr>
+        <w:t xml:space="preserve"> tests will be completed. Tests 1</w:t>
+      </w:r>
+      <w:r>
+        <w:rPr>
+          <w:lang w:val="en-AU"/>
+        </w:rPr>
+        <w:t xml:space="preserve"> and 2</w:t>
+      </w:r>
+      <w:r>
+        <w:rPr>
+          <w:lang w:val="en-AU"/>
+        </w:rPr>
+        <w:t xml:space="preserve"> will utilise eight problems from the grid_patterns set, and two problems from the </w:t>
+      </w:r>
+      <w:proofErr w:type="spellStart"/>
+      <w:r>
+        <w:rPr>
+          <w:lang w:val="en-AU"/>
+        </w:rPr>
+        <w:t>grid_sample</w:t>
+      </w:r>
+      <w:proofErr w:type="spellEnd"/>
+      <w:r>
+        <w:rPr>
+          <w:lang w:val="en-AU"/>
+        </w:rPr>
+        <w:t xml:space="preserve"> set, </w:t>
+      </w:r>
+      <w:r>
+        <w:rPr>
+          <w:color w:val="000000" w:themeColor="text1"/>
+          <w:lang w:val="en-AU"/>
+        </w:rPr>
+        <w:t>explained in section 4.</w:t>
+      </w:r>
+      <w:r>
+        <w:rPr>
+          <w:color w:val="000000" w:themeColor="text1"/>
+          <w:lang w:val="en-AU"/>
+        </w:rPr>
+        <w:t>4</w:t>
+      </w:r>
+      <w:r>
+        <w:rPr>
+          <w:color w:val="000000" w:themeColor="text1"/>
+          <w:lang w:val="en-AU"/>
+        </w:rPr>
+        <w:t>.1</w:t>
+      </w:r>
+      <w:r>
+        <w:rPr>
+          <w:lang w:val="en-AU"/>
+        </w:rPr>
+        <w:t>. These 10 by 10 grids with 100 nodes have a variety of reward distributions, that is, some areas with higher rewards. Tests 1 and 2 will complete 10,000 iterations with 4 and 8 workers, respectively</w:t>
+      </w:r>
+      <w:r>
+        <w:rPr>
+          <w:lang w:val="en-AU"/>
+        </w:rPr>
+        <w:t xml:space="preserve">. </w:t>
+      </w:r>
+      <w:r>
+        <w:rPr>
+          <w:lang w:val="en-AU"/>
+        </w:rPr>
+        <w:t>This will allow for the analysis of the effect of the number of workers on the success of each method.</w:t>
       </w:r>
     </w:p>
     <w:p>
@@ -8259,19 +8767,31 @@
         <w:rPr>
           <w:lang w:val="en-AU"/>
         </w:rPr>
-        <w:t>The results given from the parallel MCTS methods will be compared and validated against both sequential MCTS</w:t>
-      </w:r>
-      <w:r>
-        <w:rPr>
-          <w:lang w:val="en-AU"/>
-        </w:rPr>
-        <w:t xml:space="preserve"> </w:t>
-      </w:r>
-      <w:r>
-        <w:rPr>
-          <w:lang w:val="en-AU"/>
-        </w:rPr>
-        <w:t>and the OR-Tool solver. </w:t>
+        <w:t xml:space="preserve">Test </w:t>
+      </w:r>
+      <w:r>
+        <w:rPr>
+          <w:lang w:val="en-AU"/>
+        </w:rPr>
+        <w:t>3</w:t>
+      </w:r>
+      <w:r>
+        <w:rPr>
+          <w:lang w:val="en-AU"/>
+        </w:rPr>
+        <w:t xml:space="preserve"> will be completed on a larger problem set; this set will contain problems that are 40 by 40, 45 by 45 and 50 by 50 nodes, 1600, 2025, and 2500 nodes, respectively. The rewards are distributed randomly for these problems. Test </w:t>
+      </w:r>
+      <w:r>
+        <w:rPr>
+          <w:lang w:val="en-AU"/>
+        </w:rPr>
+        <w:t>3</w:t>
+      </w:r>
+      <w:r>
+        <w:rPr>
+          <w:lang w:val="en-AU"/>
+        </w:rPr>
+        <w:t xml:space="preserve"> will complete 100,000 iterations with 12 workers. The purpose of this test is to see how the parallel MCTS handles a very large search space, as the search space grows exponentially with each problem node.</w:t>
       </w:r>
     </w:p>
     <w:p>
@@ -8284,70 +8804,8 @@
         <w:rPr>
           <w:lang w:val="en-AU"/>
         </w:rPr>
-        <w:t xml:space="preserve">A series of </w:t>
-      </w:r>
-      <w:r>
-        <w:rPr>
-          <w:lang w:val="en-AU"/>
-        </w:rPr>
-        <w:t>three</w:t>
-      </w:r>
-      <w:r>
-        <w:rPr>
-          <w:lang w:val="en-AU"/>
-        </w:rPr>
-        <w:t xml:space="preserve"> tests will be completed. Tests 1</w:t>
-      </w:r>
-      <w:r>
-        <w:rPr>
-          <w:lang w:val="en-AU"/>
-        </w:rPr>
-        <w:t xml:space="preserve"> and 2</w:t>
-      </w:r>
-      <w:r>
-        <w:rPr>
-          <w:lang w:val="en-AU"/>
-        </w:rPr>
-        <w:t xml:space="preserve"> will utilise eight problems from the grid_patterns set, and two problems from the </w:t>
-      </w:r>
-      <w:proofErr w:type="spellStart"/>
-      <w:r>
-        <w:rPr>
-          <w:lang w:val="en-AU"/>
-        </w:rPr>
-        <w:t>grid_sample</w:t>
-      </w:r>
-      <w:proofErr w:type="spellEnd"/>
-      <w:r>
-        <w:rPr>
-          <w:lang w:val="en-AU"/>
-        </w:rPr>
-        <w:t xml:space="preserve"> set, </w:t>
-      </w:r>
-      <w:r>
-        <w:rPr>
-          <w:color w:val="EE0000"/>
-          <w:lang w:val="en-AU"/>
-        </w:rPr>
-        <w:t>explained in section 4.3.1</w:t>
-      </w:r>
-      <w:r>
-        <w:rPr>
-          <w:lang w:val="en-AU"/>
-        </w:rPr>
-        <w:t>. These 10 by 10 grids with 100 nodes have a variety of reward distributions, that is, some areas with higher rewards. Tests 1 and 2 will complete 10,000 iterations with 4 and 8 workers, respectively</w:t>
-      </w:r>
-      <w:r>
-        <w:rPr>
-          <w:lang w:val="en-AU"/>
-        </w:rPr>
-        <w:t xml:space="preserve">. </w:t>
-      </w:r>
-      <w:r>
-        <w:rPr>
-          <w:lang w:val="en-AU"/>
-        </w:rPr>
-        <w:t>This will allow for the analysis of the effect of the number of workers on the success of each method.</w:t>
+        <w:lastRenderedPageBreak/>
+        <w:t>All problems will be run five times on each MCTS method, and the mean reward and standard deviation of the rewards will be calculated. </w:t>
       </w:r>
     </w:p>
     <w:p>
@@ -8359,39 +8817,16 @@
     </w:p>
     <w:p>
       <w:pPr>
-        <w:rPr>
-          <w:lang w:val="en-AU"/>
-        </w:rPr>
-      </w:pPr>
-      <w:r>
-        <w:rPr>
-          <w:lang w:val="en-AU"/>
-        </w:rPr>
-        <w:t xml:space="preserve">Test </w:t>
-      </w:r>
-      <w:r>
-        <w:rPr>
-          <w:lang w:val="en-AU"/>
-        </w:rPr>
-        <w:t>3</w:t>
-      </w:r>
-      <w:r>
-        <w:rPr>
-          <w:lang w:val="en-AU"/>
-        </w:rPr>
-        <w:t xml:space="preserve"> will be completed on a larger problem set; this set will contain problems that are 40 by 40, 45 by 45 and 50 by 50 nodes, 1600, 2025, and 2500 nodes, respectively. The rewards are distributed randomly for these problems. Test </w:t>
-      </w:r>
-      <w:r>
-        <w:rPr>
-          <w:lang w:val="en-AU"/>
-        </w:rPr>
-        <w:t>3</w:t>
-      </w:r>
-      <w:r>
-        <w:rPr>
-          <w:lang w:val="en-AU"/>
-        </w:rPr>
-        <w:t xml:space="preserve"> will complete 100,000 iterations with 12 workers. The purpose of this test is to see how the parallel MCTS handles a very large search space, as the search space grows exponentially with each problem node.</w:t>
+        <w:pStyle w:val="Heading4"/>
+        <w:rPr>
+          <w:lang w:val="en-AU"/>
+        </w:rPr>
+      </w:pPr>
+      <w:r>
+        <w:rPr>
+          <w:lang w:val="en-AU"/>
+        </w:rPr>
+        <w:t>Success criteria </w:t>
       </w:r>
     </w:p>
     <w:p>
@@ -8404,14 +8839,11 @@
         <w:rPr>
           <w:lang w:val="en-AU"/>
         </w:rPr>
-        <w:lastRenderedPageBreak/>
-        <w:t>All problems will be run five times on each MCTS method, and the mean reward and standard deviation of the rewards will be calculated. </w:t>
+        <w:t xml:space="preserve">For this investigation, each test contains multiple problems run five times on each MCTS implementation and once on OR-Tools. For a single run to be successful, it must meet the following criteria: First must obey the rules of the OP, remaining within budget, only visiting a node a maximum of once, and must follow the max edge distances constraint. Secondly, if the test requires the terminal node to be the assigned end node, this criterion must also be satisfied. </w:t>
       </w:r>
     </w:p>
     <w:p>
       <w:pPr>
-        <w:spacing w:after="160" w:line="259" w:lineRule="auto"/>
-        <w:ind w:firstLine="0"/>
         <w:rPr>
           <w:lang w:val="en-AU"/>
         </w:rPr>
@@ -8419,16 +8851,16 @@
     </w:p>
     <w:p>
       <w:pPr>
-        <w:pStyle w:val="Heading4"/>
-        <w:rPr>
-          <w:lang w:val="en-AU"/>
-        </w:rPr>
-      </w:pPr>
-      <w:r>
-        <w:rPr>
-          <w:lang w:val="en-AU"/>
-        </w:rPr>
-        <w:t>Success criteria </w:t>
+        <w:pStyle w:val="Heading2"/>
+        <w:rPr>
+          <w:lang w:val="en-AU"/>
+        </w:rPr>
+      </w:pPr>
+      <w:r>
+        <w:rPr>
+          <w:lang w:val="en-AU"/>
+        </w:rPr>
+        <w:t>5.2 Results</w:t>
       </w:r>
     </w:p>
     <w:p>
@@ -8441,7 +8873,75 @@
         <w:rPr>
           <w:lang w:val="en-AU"/>
         </w:rPr>
-        <w:t xml:space="preserve">For this investigation, each test contains multiple problems run five times on each MCTS implementation and once on OR-Tools. For a single run to be successful, it must meet the following criteria: First must obey the rules of the OP, remaining within budget, only visiting a node a maximum of once, and must follow the max edge distances constraint. Secondly, if the test requires the terminal node to be the assigned end node, this criterion must also be satisfied. </w:t>
+        <w:t xml:space="preserve">The </w:t>
+      </w:r>
+      <w:r>
+        <w:rPr>
+          <w:lang w:val="en-AU"/>
+        </w:rPr>
+        <w:t>three</w:t>
+      </w:r>
+      <w:r>
+        <w:rPr>
+          <w:lang w:val="en-AU"/>
+        </w:rPr>
+        <w:t xml:space="preserve"> test were completed and record in the Tables section of this report. The Results of each test will be examined before overall analysis and discussion.</w:t>
+      </w:r>
+      <w:r>
+        <w:rPr>
+          <w:lang w:val="en-AU"/>
+        </w:rPr>
+        <w:t xml:space="preserve"> The results are expected to show that Parallel MCTS will outperform single thread MCTS and that WU-UCT and VL-UCT will outperform Tree MCTS. This is expected as parallel programming introduces computational advantages WU-UCT and VL-UCT theoretically balances workers to a higher degree with structural changes to UCT</w:t>
+      </w:r>
+      <w:r>
+        <w:rPr>
+          <w:lang w:val="en-AU"/>
+        </w:rPr>
+        <w:t>,</w:t>
+      </w:r>
+      <w:r>
+        <w:rPr>
+          <w:lang w:val="en-AU"/>
+        </w:rPr>
+        <w:t xml:space="preserve"> well Tree </w:t>
+      </w:r>
+      <w:r>
+        <w:rPr>
+          <w:lang w:val="en-AU"/>
+        </w:rPr>
+        <w:t>parallelism</w:t>
+      </w:r>
+      <w:r>
+        <w:rPr>
+          <w:lang w:val="en-AU"/>
+        </w:rPr>
+        <w:t xml:space="preserve"> </w:t>
+      </w:r>
+      <w:r>
+        <w:rPr>
+          <w:lang w:val="en-AU"/>
+        </w:rPr>
+        <w:t xml:space="preserve">releases on global locks, minimising the computational overhead of parallel programming and reducing collisions. </w:t>
+      </w:r>
+      <w:r>
+        <w:rPr>
+          <w:lang w:val="en-AU"/>
+        </w:rPr>
+        <w:t xml:space="preserve">Further it is expected that as number of workers increases WU-UCT will outperform other parallel MCTS methods due to </w:t>
+      </w:r>
+      <w:proofErr w:type="gramStart"/>
+      <w:r>
+        <w:rPr>
+          <w:lang w:val="en-AU"/>
+        </w:rPr>
+        <w:t>its</w:t>
+      </w:r>
+      <w:proofErr w:type="gramEnd"/>
+      <w:r>
+        <w:rPr>
+          <w:lang w:val="en-AU"/>
+        </w:rPr>
+        <w:t xml:space="preserve"> relances on separate simulation and Expansion workers.</w:t>
       </w:r>
     </w:p>
     <w:p>
@@ -8460,17 +8960,10 @@
     </w:p>
     <w:p>
       <w:pPr>
-        <w:pStyle w:val="Heading2"/>
-        <w:rPr>
-          <w:lang w:val="en-AU"/>
-        </w:rPr>
-      </w:pPr>
-      <w:r>
-        <w:rPr>
-          <w:lang w:val="en-AU"/>
-        </w:rPr>
-        <w:t>5.2 Results</w:t>
-      </w:r>
+        <w:rPr>
+          <w:lang w:val="en-AU"/>
+        </w:rPr>
+      </w:pPr>
     </w:p>
     <w:p>
       <w:pPr>
@@ -8478,80 +8971,6 @@
           <w:lang w:val="en-AU"/>
         </w:rPr>
       </w:pPr>
-      <w:r>
-        <w:rPr>
-          <w:lang w:val="en-AU"/>
-        </w:rPr>
-        <w:t xml:space="preserve">The </w:t>
-      </w:r>
-      <w:r>
-        <w:rPr>
-          <w:lang w:val="en-AU"/>
-        </w:rPr>
-        <w:t>three</w:t>
-      </w:r>
-      <w:r>
-        <w:rPr>
-          <w:lang w:val="en-AU"/>
-        </w:rPr>
-        <w:t xml:space="preserve"> test were completed and record in the Tables section of this report. The Results of each test will be examined before overall analysis and discussion.</w:t>
-      </w:r>
-      <w:r>
-        <w:rPr>
-          <w:lang w:val="en-AU"/>
-        </w:rPr>
-        <w:t xml:space="preserve"> The results are expected to show that Parallel MCTS will outperform single thread MCTS and that WU-UCT and VL-UCT will outperform Tree MCTS. This is expected as parallel programming introduces computational advantages WU-UCT and VL-UCT theoretically balances workers to a higher degree with structural changes to UCT</w:t>
-      </w:r>
-      <w:r>
-        <w:rPr>
-          <w:lang w:val="en-AU"/>
-        </w:rPr>
-        <w:t>,</w:t>
-      </w:r>
-      <w:r>
-        <w:rPr>
-          <w:lang w:val="en-AU"/>
-        </w:rPr>
-        <w:t xml:space="preserve"> well Tree </w:t>
-      </w:r>
-      <w:r>
-        <w:rPr>
-          <w:lang w:val="en-AU"/>
-        </w:rPr>
-        <w:t>parallelism</w:t>
-      </w:r>
-      <w:r>
-        <w:rPr>
-          <w:lang w:val="en-AU"/>
-        </w:rPr>
-        <w:t xml:space="preserve"> </w:t>
-      </w:r>
-      <w:r>
-        <w:rPr>
-          <w:lang w:val="en-AU"/>
-        </w:rPr>
-        <w:t xml:space="preserve">releases on global locks, minimising the computational overhead of parallel programming and reducing collisions. </w:t>
-      </w:r>
-      <w:r>
-        <w:rPr>
-          <w:lang w:val="en-AU"/>
-        </w:rPr>
-        <w:t xml:space="preserve">Further it is expected that as number of workers increases WU-UCT will outperform other parallel MCTS methods due to </w:t>
-      </w:r>
-      <w:proofErr w:type="gramStart"/>
-      <w:r>
-        <w:rPr>
-          <w:lang w:val="en-AU"/>
-        </w:rPr>
-        <w:t>its</w:t>
-      </w:r>
-      <w:proofErr w:type="gramEnd"/>
-      <w:r>
-        <w:rPr>
-          <w:lang w:val="en-AU"/>
-        </w:rPr>
-        <w:t xml:space="preserve"> relances on separate simulation and Expansion workers.</w:t>
-      </w:r>
     </w:p>
     <w:p>
       <w:pPr>
@@ -8604,7 +9023,6 @@
         <w:rPr>
           <w:lang w:val="en-AU"/>
         </w:rPr>
-        <w:lastRenderedPageBreak/>
         <w:t>Te</w:t>
       </w:r>
       <w:r>
@@ -8854,7 +9272,6 @@
         <w:rPr>
           <w:lang w:val="en-AU"/>
         </w:rPr>
-        <w:lastRenderedPageBreak/>
         <w:t xml:space="preserve">As with </w:t>
       </w:r>
       <w:r>
@@ -8956,7 +9373,7 @@
           <w:color w:val="000000"/>
           <w:lang w:val="en-AU" w:eastAsia="en-GB"/>
         </w:rPr>
-        <w:t xml:space="preserve">Across all test instances, the results demonstrate that the parallel MCTS variants consistently outperform the single-threaded UCT baseline. The OR-Tools baseline shows that MCTS often finds valuable paths with comparable rewards. Interestingly, the Tree MCTS outperformed OR-Tools for the B30 problems, excluding the Quadrants grid, while WU-UCT performed better or similarly to OR-Tools for the B40 problems. This could suggest that the simpler Tree parallel MCTS has an advantage for smaller problem paths, as the budget constraints limit possible exploration, well WU-UCT maintains a greater balance of the work. It should be noted that this was completed with two expansions and two simulation works, which may not be the optimal arrangement for four workers.  Furthermore, WU-UCT achieved the highest average rewards on less structured or more expansive grids (edge grid, random </w:t>
+        <w:t xml:space="preserve">Across all test instances, the results demonstrate that the parallel MCTS variants consistently outperform the single-threaded </w:t>
       </w:r>
       <w:r>
         <w:rPr>
@@ -8964,21 +9381,48 @@
           <w:color w:val="000000"/>
           <w:lang w:val="en-AU" w:eastAsia="en-GB"/>
         </w:rPr>
+        <w:t>MCTS</w:t>
+      </w:r>
+      <w:r>
+        <w:rPr>
+          <w:rFonts w:ascii="Calibri" w:eastAsia="Times New Roman" w:hAnsi="Calibri" w:cs="Calibri"/>
+          <w:color w:val="000000"/>
+          <w:lang w:val="en-AU" w:eastAsia="en-GB"/>
+        </w:rPr>
+        <w:t xml:space="preserve"> baseline. The OR-Tools baseline shows that MCTS often finds valuable paths with comparable rewards. Interestingly, the Tree MCTS outperformed OR-Tools for the B30 problems, excluding the Quadrants grid, while WU-UCT performed better or similarly to OR-Tools for the B40 problems. This could suggest that the simpler Tree parallel MCTS has an advantage for smaller problem paths, as the budget constraints limit possible exploration, well WU-UCT maintains a greater balance of the work. It should be noted that this was completed with two expansions and two </w:t>
+      </w:r>
+      <w:r>
+        <w:rPr>
+          <w:rFonts w:ascii="Calibri" w:eastAsia="Times New Roman" w:hAnsi="Calibri" w:cs="Calibri"/>
+          <w:color w:val="000000"/>
+          <w:lang w:val="en-AU" w:eastAsia="en-GB"/>
+        </w:rPr>
         <w:lastRenderedPageBreak/>
-        <w:t>grid). This supports the notion that the asynchronous workers favour deeper exploration by reducing locking overheads. VL-UCT underperformed in Test 1 with highly inconsistent results on the structure grid problem. This could show a possible issue with the assigned virtual loss statistic misguides exploration on such problems.</w:t>
+        <w:t>simulation works, which may not be the optimal arrangement for four workers.  Furthermore, WU-UCT achieved the highest average rewards on less structured or more expansive grids (edge grid, random grid). This supports the notion that the asynchronous workers favour deeper exploration by reducing locking overheads. VL-UCT underperformed in Test 1 with highly inconsistent results on the structure grid problem. This could show a possible issue with the assigned virtual loss statistic misguides exploration on such problems.</w:t>
       </w:r>
     </w:p>
     <w:p>
       <w:pPr>
-        <w:spacing w:line="240" w:lineRule="auto"/>
-        <w:ind w:firstLine="0"/>
-        <w:rPr>
-          <w:rFonts w:ascii="Times New Roman" w:eastAsia="Times New Roman" w:hAnsi="Times New Roman" w:cs="Times New Roman"/>
-          <w:sz w:val="24"/>
-          <w:szCs w:val="24"/>
-          <w:lang w:val="en-AU" w:eastAsia="en-GB"/>
-        </w:rPr>
-      </w:pPr>
+        <w:pStyle w:val="Heading3"/>
+        <w:rPr>
+          <w:lang w:val="en-AU"/>
+        </w:rPr>
+      </w:pPr>
+      <w:r>
+        <w:rPr>
+          <w:lang w:val="en-AU"/>
+        </w:rPr>
+        <w:t xml:space="preserve">5.2.2 </w:t>
+      </w:r>
+      <w:r>
+        <w:t>Test</w:t>
+      </w:r>
+      <w:r>
+        <w:rPr>
+          <w:lang w:val="en-AU"/>
+        </w:rPr>
+        <w:t xml:space="preserve"> 2</w:t>
+      </w:r>
     </w:p>
     <w:p>
       <w:pPr>
@@ -8986,50 +9430,95 @@
           <w:lang w:val="en-AU"/>
         </w:rPr>
       </w:pPr>
+      <w:r>
+        <w:rPr>
+          <w:lang w:val="en-AU"/>
+        </w:rPr>
+        <w:t xml:space="preserve">Test 2 follows the same structure as Test 1 but increases the number of works to 8. Overall performances remained relatively similar for all methods except WU-UCT. WU-UCT demonstrated stronger gains in several problem sets, such as clustered_b30, edges_b30, and random_b40. This supports the notion that WU-UCT’s asynchronous design scales more effectively with additional workers, where it can utilise the independent simulation to explore deeper than otherwise possible without increasing locking requirements, reducing computational advantages. Interestingly, the performance for the quadrant grid test decreased. A possible cause for this is overlapping exploration, which failed to find a quadrant with high reward density. </w:t>
+      </w:r>
+      <w:r>
+        <w:rPr>
+          <w:lang w:val="en-AU"/>
+        </w:rPr>
+        <w:t>For Grid C</w:t>
+      </w:r>
+      <w:r>
+        <w:rPr>
+          <w:lang w:val="en-AU"/>
+        </w:rPr>
+        <w:t>orners</w:t>
+      </w:r>
+      <w:r>
+        <w:rPr>
+          <w:lang w:val="en-AU"/>
+        </w:rPr>
+        <w:t xml:space="preserve"> B40 WU-UCT had a 5% in Test 2 with 8 works over the 4 in Test 1.</w:t>
+      </w:r>
     </w:p>
     <w:p>
       <w:pPr>
-        <w:pStyle w:val="Heading3"/>
-        <w:rPr>
-          <w:lang w:val="en-AU"/>
-        </w:rPr>
-      </w:pPr>
-      <w:r>
-        <w:rPr>
-          <w:lang w:val="en-AU"/>
-        </w:rPr>
-        <w:t xml:space="preserve">5.2.2 </w:t>
-      </w:r>
-      <w:r>
-        <w:t>Test</w:t>
-      </w:r>
-      <w:r>
-        <w:rPr>
-          <w:lang w:val="en-AU"/>
-        </w:rPr>
-        <w:t xml:space="preserve"> 2</w:t>
+        <w:rPr>
+          <w:lang w:val="en-AU"/>
+        </w:rPr>
+      </w:pPr>
+      <w:r>
+        <w:rPr>
+          <w:lang w:val="en-AU"/>
+        </w:rPr>
+        <w:t>Overall, Test 2 results show that Tree MCTS and VL-UCT offer stability with the increased worker count for these small OP, well WU-UCT shows favourable developments.</w:t>
       </w:r>
     </w:p>
     <w:p>
       <w:pPr>
-        <w:rPr>
-          <w:lang w:val="en-AU"/>
-        </w:rPr>
-      </w:pPr>
-      <w:r>
-        <w:rPr>
-          <w:lang w:val="en-AU"/>
-        </w:rPr>
-        <w:t xml:space="preserve">Test 2 follows the same structure as Test 1 but increases the number of works to 8. Overall performances remained relatively similar for all methods except WU-UCT. WU-UCT demonstrated stronger gains in several problem sets, such as clustered_b30, edges_b30, and random_b40. This supports the notion that WU-UCT’s asynchronous design scales more effectively with additional workers, where it can utilise the independent simulation to explore deeper than otherwise possible without increasing locking requirements, reducing computational advantages. Interestingly, the performance for the quadrant grid test decreased. A possible cause for this is overlapping exploration, which failed to find a quadrant with high reward density. </w:t>
+        <w:pStyle w:val="Heading3"/>
+        <w:rPr>
+          <w:lang w:val="en-AU"/>
+        </w:rPr>
+      </w:pPr>
+      <w:r>
+        <w:rPr>
+          <w:lang w:val="en-AU"/>
+        </w:rPr>
+        <w:t>5.2.</w:t>
+      </w:r>
+      <w:r>
+        <w:rPr>
+          <w:lang w:val="en-AU"/>
+        </w:rPr>
+        <w:t>3</w:t>
+      </w:r>
+      <w:r>
+        <w:rPr>
+          <w:lang w:val="en-AU"/>
+        </w:rPr>
+        <w:t xml:space="preserve"> Test </w:t>
+      </w:r>
+      <w:r>
+        <w:rPr>
+          <w:lang w:val="en-AU"/>
+        </w:rPr>
+        <w:t>3</w:t>
       </w:r>
     </w:p>
     <w:p>
       <w:pPr>
-        <w:ind w:firstLine="0"/>
-        <w:rPr>
-          <w:lang w:val="en-AU"/>
-        </w:rPr>
-      </w:pPr>
+        <w:rPr>
+          <w:lang w:val="en-AU"/>
+        </w:rPr>
+      </w:pPr>
+      <w:r>
+        <w:rPr>
+          <w:lang w:val="en-AU"/>
+        </w:rPr>
+        <w:t xml:space="preserve">Is to examine how the parallel MCTS handles a large-scale environment. On the large problem set, MCTS was assigned 100,000 iterations, 12 workers and no time constraint. This was to allow all MCTS implementations to complete the iterations. The baseline set by the OR-Tools exceeds that of all MCTS implementations. The higher baseline achieved by OR-Tools for these large OP is expected, as it employs a deterministic optimisation framework which returns a solution that approaches the optimal </w:t>
+      </w:r>
+      <w:r>
+        <w:rPr>
+          <w:lang w:val="en-AU"/>
+        </w:rPr>
+        <w:lastRenderedPageBreak/>
+        <w:t xml:space="preserve">solution. The differences in the stochastic sampling and heuristic exploration approach of MCTS are clear in larger problem spaces. Regardless, the parallel MCTS performed well with WU-UCT, the strongest overall, obtaining results 90–95% of OR-Tools’ solution. This shows that the asynchronous approach and modification of UCT of WU-UCT can be scaled effectively in large search spaces. </w:t>
+      </w:r>
     </w:p>
     <w:p>
       <w:pPr>
@@ -9041,7 +9530,67 @@
         <w:rPr>
           <w:lang w:val="en-AU"/>
         </w:rPr>
-        <w:t>Overall, Test 2 results show that Tree MCTS and VL-UCT offer stability with the increased worker count for these small OP, well WU-UCT shows favourable developments.</w:t>
+        <w:t xml:space="preserve">Tree MCTS returned good results for Test 3, but its performance did not scale as well as WU-UCT. This suggests that for </w:t>
+      </w:r>
+      <w:r>
+        <w:rPr>
+          <w:lang w:val="en-AU"/>
+        </w:rPr>
+        <w:t>many</w:t>
+      </w:r>
+      <w:r>
+        <w:rPr>
+          <w:lang w:val="en-AU"/>
+        </w:rPr>
+        <w:t xml:space="preserve"> workers, Tree MCTS experiences contention that limits its scalability performance.</w:t>
+      </w:r>
+      <w:r>
+        <w:rPr>
+          <w:lang w:val="en-AU"/>
+        </w:rPr>
+        <w:t xml:space="preserve"> </w:t>
+      </w:r>
+      <w:r>
+        <w:rPr>
+          <w:lang w:val="en-AU"/>
+        </w:rPr>
+        <w:t>Sequential MCTS</w:t>
+      </w:r>
+      <w:r>
+        <w:rPr>
+          <w:lang w:val="en-AU"/>
+        </w:rPr>
+        <w:t xml:space="preserve"> performance was as expected for the large problem, falling behind Tree MCTS and WU-UCT. </w:t>
+      </w:r>
+      <w:r>
+        <w:rPr>
+          <w:lang w:val="en-AU"/>
+        </w:rPr>
+        <w:t xml:space="preserve">With WU-UCT on average performing 11% better then Sequential MCTS. </w:t>
+      </w:r>
+      <w:r>
+        <w:rPr>
+          <w:lang w:val="en-AU"/>
+        </w:rPr>
+        <w:t xml:space="preserve">The larger problems highlight the limits of sequential searching in large search spaces that grow exponentially. Finally, VL-UCT performed similarly to UCT, which is supposed as it utilises the same tree structure as Tree MCTS. This suggests an issue in the implementation of VL-UCT. VL-UCT had high variances for most OPs. This suggests the virtual loss penalty is misdirecting exploration, causing </w:t>
+      </w:r>
+      <w:r>
+        <w:rPr>
+          <w:lang w:val="en-AU"/>
+        </w:rPr>
+        <w:t>under exploration</w:t>
+      </w:r>
+      <w:r>
+        <w:rPr>
+          <w:lang w:val="en-AU"/>
+        </w:rPr>
+        <w:t xml:space="preserve"> of promising paths.</w:t>
+      </w:r>
+      <w:r>
+        <w:rPr>
+          <w:lang w:val="en-AU"/>
+        </w:rPr>
+        <w:t xml:space="preserve"> </w:t>
       </w:r>
     </w:p>
     <w:p>
@@ -9062,25 +9611,7 @@
         <w:rPr>
           <w:lang w:val="en-AU"/>
         </w:rPr>
-        <w:t>5.2.</w:t>
-      </w:r>
-      <w:r>
-        <w:rPr>
-          <w:lang w:val="en-AU"/>
-        </w:rPr>
-        <w:t>3</w:t>
-      </w:r>
-      <w:r>
-        <w:rPr>
-          <w:lang w:val="en-AU"/>
-        </w:rPr>
-        <w:t xml:space="preserve"> Test </w:t>
-      </w:r>
-      <w:r>
-        <w:rPr>
-          <w:lang w:val="en-AU"/>
-        </w:rPr>
-        <w:t>3</w:t>
+        <w:t xml:space="preserve">5.2.4 Analysis </w:t>
       </w:r>
     </w:p>
     <w:p>
@@ -9090,139 +9621,89 @@
         </w:rPr>
       </w:pPr>
       <w:r>
-        <w:rPr>
-          <w:lang w:val="en-AU"/>
-        </w:rPr>
-        <w:t xml:space="preserve">Is to examine how the parallel MCTS handles a large-scale environment. On the large problem set, MCTS was assigned 100,000 iterations, 12 workers and no time constraint. This was to allow all MCTS implementations to complete the iterations. The baseline set by the OR-Tools exceeds that of all MCTS implementations. The higher baseline achieved by OR-Tools for these large OP is expected, as it </w:t>
-      </w:r>
-      <w:r>
-        <w:rPr>
-          <w:lang w:val="en-AU"/>
-        </w:rPr>
-        <w:lastRenderedPageBreak/>
-        <w:t xml:space="preserve">employs a deterministic optimisation framework which returns a solution that approaches the optimal solution. The differences in the stochastic sampling and heuristic exploration approach of MCTS are clear in larger problem spaces. Regardless, the parallel MCTS performed well with WU-UCT, the strongest overall, obtaining results 90–95% of OR-Tools’ solution. This shows that the asynchronous approach and modification of UCT of WU-UCT can be scaled effectively in large search spaces. </w:t>
+        <w:t>Overall, the test show that Parallel MCTS outperformed Single thread MCTS and gave results often</w:t>
+      </w:r>
+      <w:r>
+        <w:rPr>
+          <w:lang w:val="en-AU"/>
+        </w:rPr>
+        <w:t xml:space="preserve"> comparable to OR-Tools. The parallel MCTS struggles on problems where the reward pattern was isolated to outer regions of the problem where the MCTS had the potential to overlook these areas</w:t>
+      </w:r>
+      <w:r>
+        <w:rPr>
+          <w:lang w:val="en-AU"/>
+        </w:rPr>
+        <w:t>. While when distributed more evenly WU-UCT and Tree Parallel where about to perform as excepted. Further</w:t>
+      </w:r>
+      <w:r>
+        <w:rPr>
+          <w:lang w:val="en-AU"/>
+        </w:rPr>
+        <w:t xml:space="preserve">, WU-UCT was the best performing parallel Method but required a moderate number of works for it to </w:t>
+      </w:r>
+      <w:r>
+        <w:rPr>
+          <w:lang w:val="en-AU"/>
+        </w:rPr>
+        <w:t xml:space="preserve">outperforming </w:t>
+      </w:r>
+      <w:r>
+        <w:rPr>
+          <w:lang w:val="en-AU"/>
+        </w:rPr>
+        <w:t xml:space="preserve">Tree Parallel MCTS. While VL-UCT underperformed and was on pair with single thread MCTS. </w:t>
+      </w:r>
+      <w:r>
+        <w:rPr>
+          <w:lang w:val="en-AU"/>
+        </w:rPr>
+        <w:br w:type="page"/>
       </w:r>
     </w:p>
     <w:p>
       <w:pPr>
-        <w:rPr>
-          <w:lang w:val="en-AU"/>
-        </w:rPr>
-      </w:pPr>
+        <w:pStyle w:val="Heading1"/>
+      </w:pPr>
+      <w:r>
+        <w:lastRenderedPageBreak/>
+        <w:t>6 Conclusion and Future Work</w:t>
+      </w:r>
     </w:p>
     <w:p>
-      <w:pPr>
-        <w:rPr>
-          <w:lang w:val="en-AU"/>
-        </w:rPr>
-      </w:pPr>
-      <w:r>
-        <w:rPr>
-          <w:lang w:val="en-AU"/>
-        </w:rPr>
-        <w:t xml:space="preserve">Tree MCTS returned good results for Test 3, but its performance did not scale as well as WU-UCT. This suggests that for </w:t>
-      </w:r>
-      <w:proofErr w:type="gramStart"/>
-      <w:r>
-        <w:rPr>
-          <w:lang w:val="en-AU"/>
-        </w:rPr>
-        <w:t>a large number of</w:t>
-      </w:r>
-      <w:proofErr w:type="gramEnd"/>
-      <w:r>
-        <w:rPr>
-          <w:lang w:val="en-AU"/>
-        </w:rPr>
-        <w:t xml:space="preserve"> workers, Tree MCTS experiences contention that limits its scalability performance.</w:t>
-      </w:r>
-    </w:p>
-    <w:p>
-      <w:pPr>
-        <w:rPr>
-          <w:lang w:val="en-AU"/>
-        </w:rPr>
-      </w:pPr>
-    </w:p>
-    <w:p>
-      <w:pPr>
-        <w:rPr>
-          <w:lang w:val="en-AU"/>
-        </w:rPr>
-      </w:pPr>
-      <w:r>
-        <w:rPr>
-          <w:lang w:val="en-AU"/>
-        </w:rPr>
-        <w:t xml:space="preserve">Standard single-thread UCT performance was as expected for the large problem, falling behind Tree MCTS and WU-UCT. The larger problems highlight the limits of sequential searching in large search spaces that grow exponentially. Finally, VL-UCT performed similarly to UCT, which is supposed as it utilises the same tree structure as Tree MCTS. This suggests an issue in the implementation of VL-UCT. VL-UCT had high variances for most OPs. This suggests the virtual loss penalty is misdirecting exploration, causing </w:t>
-      </w:r>
-      <w:r>
-        <w:rPr>
-          <w:lang w:val="en-AU"/>
-        </w:rPr>
-        <w:t>under exploration</w:t>
-      </w:r>
-      <w:r>
-        <w:rPr>
-          <w:lang w:val="en-AU"/>
-        </w:rPr>
-        <w:t xml:space="preserve"> of promising paths.</w:t>
-      </w:r>
-    </w:p>
-    <w:p>
-      <w:pPr>
-        <w:spacing w:after="160" w:line="259" w:lineRule="auto"/>
-        <w:ind w:firstLine="0"/>
-        <w:rPr>
-          <w:lang w:val="en-AU"/>
-        </w:rPr>
-      </w:pPr>
-      <w:r>
-        <w:rPr>
-          <w:lang w:val="en-AU"/>
-        </w:rPr>
-        <w:br w:type="page"/>
-      </w:r>
-    </w:p>
-    <w:p>
-      <w:pPr>
-        <w:pStyle w:val="Heading1"/>
-        <w:rPr>
-          <w:lang w:val="en-AU"/>
-        </w:rPr>
-      </w:pPr>
-      <w:r>
-        <w:lastRenderedPageBreak/>
-        <w:t>6 Conclusion and Future Work</w:t>
-      </w:r>
-    </w:p>
-    <w:p>
-      <w:pPr>
-        <w:rPr>
-          <w:lang w:val="en-AU"/>
-        </w:rPr>
-      </w:pPr>
-    </w:p>
-    <w:p>
-      <w:pPr>
-        <w:rPr>
-          <w:lang w:val="en-AU"/>
-        </w:rPr>
-      </w:pPr>
-    </w:p>
-    <w:p>
-      <w:pPr>
-        <w:rPr>
-          <w:lang w:val="en-AU"/>
-        </w:rPr>
-      </w:pPr>
+      <w:r>
+        <w:t xml:space="preserve">This research investigates how Parallel MCTS strategies for The Orienteering Problem can be used to maximise reward within a budget constraint. Three parallel strategies were implemented: Tree Parallelism, Virtual Loss and Watch the Unobserved. These methods were compared against Single-thread Sequential MCTS and Google’s OR-Tools for combinatorial optimisation problems. </w:t>
+      </w:r>
     </w:p>
     <w:p/>
-    <w:p/>
+    <w:p>
+      <w:r>
+        <w:t xml:space="preserve">The results from the benchmark test set show that WU-UCT and Tree Parallelism performed similarly to OR-Tools on small and medium problem sets and outperformed OR-Tools on these problems when the rewards were distributed more evenly, such as in random and cluster patterns. Further, it was also shown that WU-UCT performances significantly increase when the number of workers increases for all problems, but not for the grid quadrants problems. Furthermore, an unexpected result was found for VL-UCT, with it significantly underperforming compared to WU-UCT and Tree Parallel MCTS and performing comparable to the sequential MCTS. Most likely due to issues in the implementation or virtual loss of value. Finally, the parallel MCTS showed a performance drop compared to OR-Tools for the large problem. Though WU-UCT and Tree </w:t>
+      </w:r>
+      <w:r>
+        <w:t>P</w:t>
+      </w:r>
+      <w:r>
+        <w:t>arallelism</w:t>
+      </w:r>
+      <w:r>
+        <w:t xml:space="preserve"> </w:t>
+      </w:r>
+      <w:r>
+        <w:t>did significantly outperform standard UCT on these problems, demonstrating the computational advantages of parallel MCTS strategies.</w:t>
+      </w:r>
+    </w:p>
     <w:p/>
     <w:p>
       <w:r>
-        <w:br w:type="page"/>
+        <w:t xml:space="preserve">This research leaves potential future research, firstly, in the short term, the unexpected poor results from VL-UCT would be examined to find a cause. Examination of VL-UCT and Tree Parallel MCTS in a lockless environment, as explored by </w:t>
+      </w:r>
+      <w:proofErr w:type="spellStart"/>
+      <w:r>
+        <w:t>Mirsoleimani</w:t>
+      </w:r>
+      <w:proofErr w:type="spellEnd"/>
+      <w:r>
+        <w:t xml:space="preserve"> et al. (2017), could present an interesting opportunity. Additionally, for all parallel implementations, further parameter tuning could return greater results. Long-term, it would be beneficial to examine a wide range of MCTS parallel strategies as well as alternative domains for testing strategic planning.</w:t>
       </w:r>
     </w:p>
     <w:p/>
@@ -9257,612 +9738,895 @@
       <w:pPr>
         <w:pStyle w:val="References"/>
       </w:pPr>
-      <w:sdt>
-        <w:sdtPr>
-          <w:id w:val="-558623481"/>
-          <w:placeholder>
-            <w:docPart w:val="78A81BC784E24496A0C24BFB3F5D5545"/>
-          </w:placeholder>
-          <w:temporary/>
-          <w:showingPlcHdr/>
-          <w15:appearance w15:val="hidden"/>
-        </w:sdtPr>
-        <w:sdtContent>
-          <w:r>
-            <w:t>Last Name, A. B. (Year). Article Title.</w:t>
-          </w:r>
-        </w:sdtContent>
-      </w:sdt>
-      <w:r>
-        <w:t xml:space="preserve"> </w:t>
-      </w:r>
-      <w:sdt>
-        <w:sdtPr>
-          <w:rPr>
-            <w:rStyle w:val="Emphasis"/>
-          </w:rPr>
-          <w:id w:val="-347027231"/>
-          <w:placeholder>
-            <w:docPart w:val="D7A41000EA8F426184234664062D6F7B"/>
-          </w:placeholder>
-          <w:showingPlcHdr/>
-          <w15:appearance w15:val="hidden"/>
-        </w:sdtPr>
-        <w:sdtContent>
-          <w:r>
-            <w:rPr>
-              <w:rStyle w:val="Emphasis"/>
-            </w:rPr>
-            <w:t>Journal Title</w:t>
-          </w:r>
-        </w:sdtContent>
-      </w:sdt>
-      <w:sdt>
-        <w:sdtPr>
-          <w:id w:val="942426849"/>
-          <w:placeholder>
-            <w:docPart w:val="02D8C9A760664A86B4352D40A3554055"/>
-          </w:placeholder>
-          <w:showingPlcHdr/>
-          <w15:appearance w15:val="hidden"/>
-        </w:sdtPr>
-        <w:sdtContent>
-          <w:r>
-            <w:t>, Pages #-#. URL.</w:t>
-          </w:r>
-        </w:sdtContent>
-      </w:sdt>
-      <w:r>
-        <w:t xml:space="preserve"> </w:t>
-      </w:r>
-      <w:sdt>
-        <w:sdtPr>
-          <w:id w:val="494080928"/>
-          <w:placeholder>
-            <w:docPart w:val="0D6FA46BF7A648F4ABCFC47340AF85BE"/>
-          </w:placeholder>
-          <w:showingPlcHdr/>
-          <w15:appearance w15:val="hidden"/>
-        </w:sdtPr>
-        <w:sdtContent>
-          <w:r>
-            <w:rPr>
-              <w:color w:val="4472C4" w:themeColor="accent1"/>
-              <w:u w:val="single"/>
-            </w:rPr>
-            <w:t>URL</w:t>
-          </w:r>
-          <w:r>
-            <w:t>.</w:t>
-          </w:r>
-        </w:sdtContent>
-      </w:sdt>
+      <w:r>
+        <w:t>Carpin, S. (2024). Solving Stochastic Orienteering Problems with Chance Constraints Using Monte Carlo Tree Search. ArXiv.org. https://arxiv.org/abs/2409.03170</w:t>
+      </w:r>
     </w:p>
     <w:p>
       <w:pPr>
         <w:pStyle w:val="References"/>
       </w:pPr>
-      <w:sdt>
-        <w:sdtPr>
-          <w:id w:val="-935282349"/>
-          <w:placeholder>
-            <w:docPart w:val="252AEEAED19C4180A8B8D15EF149F4F3"/>
-          </w:placeholder>
-          <w:temporary/>
-          <w:showingPlcHdr/>
-          <w15:appearance w15:val="hidden"/>
-        </w:sdtPr>
-        <w:sdtContent>
-          <w:r>
-            <w:t>Last Name, C. D. (Year).</w:t>
-          </w:r>
-        </w:sdtContent>
-      </w:sdt>
-      <w:r>
-        <w:t xml:space="preserve"> </w:t>
-      </w:r>
-      <w:sdt>
-        <w:sdtPr>
-          <w:rPr>
-            <w:rStyle w:val="Emphasis"/>
-          </w:rPr>
-          <w:id w:val="-1917313746"/>
-          <w:placeholder>
-            <w:docPart w:val="D0CA60D3CCD24C2FA51A2E40113AAE72"/>
-          </w:placeholder>
-          <w:showingPlcHdr/>
-          <w15:appearance w15:val="hidden"/>
-        </w:sdtPr>
-        <w:sdtContent>
-          <w:r>
-            <w:rPr>
-              <w:rStyle w:val="Emphasis"/>
-            </w:rPr>
-            <w:t>Book Title</w:t>
-          </w:r>
-        </w:sdtContent>
-      </w:sdt>
-      <w:sdt>
-        <w:sdtPr>
-          <w:id w:val="-1149664914"/>
-          <w:placeholder>
-            <w:docPart w:val="D0CA60D3CCD24C2FA51A2E40113AAE72"/>
-          </w:placeholder>
-          <w:showingPlcHdr/>
-          <w15:appearance w15:val="hidden"/>
-        </w:sdtPr>
-        <w:sdtContent>
-          <w:r>
-            <w:rPr>
-              <w:rStyle w:val="Emphasis"/>
-            </w:rPr>
-            <w:t>Book Title</w:t>
-          </w:r>
-        </w:sdtContent>
-      </w:sdt>
-      <w:r>
-        <w:t xml:space="preserve"> </w:t>
-      </w:r>
-      <w:sdt>
-        <w:sdtPr>
-          <w:id w:val="-1714882694"/>
-          <w:placeholder>
-            <w:docPart w:val="94AE9BF08BFA4A7E94197C0A64EE2099"/>
-          </w:placeholder>
-          <w:showingPlcHdr/>
-          <w15:appearance w15:val="hidden"/>
-        </w:sdtPr>
-        <w:sdtContent>
-          <w:r>
-            <w:rPr>
-              <w:color w:val="4472C4" w:themeColor="accent1"/>
-              <w:u w:val="single"/>
-            </w:rPr>
-            <w:t>URL</w:t>
-          </w:r>
-          <w:r>
-            <w:t>.</w:t>
-          </w:r>
-        </w:sdtContent>
-      </w:sdt>
+      <w:r>
+        <w:t xml:space="preserve">Cazenave, T., &amp; </w:t>
+      </w:r>
+      <w:proofErr w:type="spellStart"/>
+      <w:r>
+        <w:t>Jouandeau</w:t>
+      </w:r>
+      <w:proofErr w:type="spellEnd"/>
+      <w:r>
+        <w:t>, N. (2007). On the Parallelization of UCT. Computer Games: Artificial Intelligence, Design and Education, 93–101. https://hal.science/hal-02310186/document</w:t>
+      </w:r>
     </w:p>
     <w:p>
       <w:pPr>
         <w:pStyle w:val="References"/>
       </w:pPr>
-      <w:sdt>
-        <w:sdtPr>
-          <w:id w:val="-1514138040"/>
-          <w:placeholder>
-            <w:docPart w:val="42E44A0442D2442696DAD08C38FE84CC"/>
-          </w:placeholder>
-          <w:temporary/>
-          <w:showingPlcHdr/>
-          <w15:appearance w15:val="hidden"/>
-        </w:sdtPr>
-        <w:sdtContent>
-          <w:r>
-            <w:t>Last Name, D. E., Last Name, F. G. (Year).</w:t>
-          </w:r>
-        </w:sdtContent>
-      </w:sdt>
-      <w:r>
-        <w:t xml:space="preserve"> </w:t>
-      </w:r>
-      <w:sdt>
-        <w:sdtPr>
-          <w:rPr>
-            <w:rStyle w:val="Emphasis"/>
-          </w:rPr>
-          <w:id w:val="2068904726"/>
-          <w:placeholder>
-            <w:docPart w:val="6F50173F95F0445BA434B89096721508"/>
-          </w:placeholder>
-          <w:showingPlcHdr/>
-          <w15:appearance w15:val="hidden"/>
-        </w:sdtPr>
-        <w:sdtContent>
-          <w:r>
-            <w:rPr>
-              <w:rStyle w:val="Emphasis"/>
-            </w:rPr>
-            <w:t>Report Title</w:t>
-          </w:r>
-        </w:sdtContent>
-      </w:sdt>
-      <w:sdt>
-        <w:sdtPr>
-          <w:id w:val="-375388076"/>
-          <w:placeholder>
-            <w:docPart w:val="6F50173F95F0445BA434B89096721508"/>
-          </w:placeholder>
-          <w:showingPlcHdr/>
-          <w15:appearance w15:val="hidden"/>
-        </w:sdtPr>
-        <w:sdtContent>
-          <w:r>
-            <w:rPr>
-              <w:rStyle w:val="Emphasis"/>
-            </w:rPr>
-            <w:t>Report Title</w:t>
-          </w:r>
-        </w:sdtContent>
-      </w:sdt>
-      <w:r>
-        <w:t xml:space="preserve"> </w:t>
-      </w:r>
-      <w:sdt>
-        <w:sdtPr>
-          <w:id w:val="91210718"/>
-          <w:placeholder>
-            <w:docPart w:val="A5F9722EA38E40E68BA43768272719C9"/>
-          </w:placeholder>
-          <w:showingPlcHdr/>
-          <w15:appearance w15:val="hidden"/>
-        </w:sdtPr>
-        <w:sdtContent>
-          <w:r>
-            <w:rPr>
-              <w:color w:val="4472C4" w:themeColor="accent1"/>
-              <w:u w:val="single"/>
-            </w:rPr>
-            <w:t>URL</w:t>
-          </w:r>
-          <w:r>
-            <w:t>.</w:t>
-          </w:r>
-        </w:sdtContent>
-      </w:sdt>
+      <w:r>
+        <w:t>Chaslot, G., Winands, M., &amp; van den Herik, H. J. (2008). Parallel Monte-Carlo Tree Search. Computers and Games, 60–71. https://doi.org/10.1007/978-3-540-87608-3_6</w:t>
+      </w:r>
     </w:p>
     <w:p>
       <w:pPr>
         <w:pStyle w:val="References"/>
       </w:pPr>
-      <w:sdt>
-        <w:sdtPr>
-          <w:id w:val="-1918858365"/>
-          <w:placeholder>
-            <w:docPart w:val="95F947D082D8464EB32411BA3E82C22E"/>
-          </w:placeholder>
-          <w:temporary/>
-          <w:showingPlcHdr/>
-          <w15:appearance w15:val="hidden"/>
-        </w:sdtPr>
-        <w:sdtContent>
-          <w:r>
-            <w:t>Last Name, H. I. (Year, Month Day). Article Title/Headline.</w:t>
-          </w:r>
-        </w:sdtContent>
-      </w:sdt>
-      <w:r>
-        <w:t xml:space="preserve"> </w:t>
-      </w:r>
-      <w:sdt>
-        <w:sdtPr>
-          <w:rPr>
-            <w:rStyle w:val="Emphasis"/>
-          </w:rPr>
-          <w:id w:val="2122564548"/>
-          <w:placeholder>
-            <w:docPart w:val="9FF168BEFC6448C5A80D0DB3B452048B"/>
-          </w:placeholder>
-          <w:showingPlcHdr/>
-          <w15:appearance w15:val="hidden"/>
-        </w:sdtPr>
-        <w:sdtContent>
-          <w:r>
-            <w:rPr>
-              <w:rStyle w:val="Emphasis"/>
-            </w:rPr>
-            <w:t>Periodical.</w:t>
-          </w:r>
-        </w:sdtContent>
-      </w:sdt>
-      <w:sdt>
-        <w:sdtPr>
-          <w:id w:val="-1414775775"/>
-          <w:placeholder>
-            <w:docPart w:val="9FF168BEFC6448C5A80D0DB3B452048B"/>
-          </w:placeholder>
-          <w:showingPlcHdr/>
-          <w15:appearance w15:val="hidden"/>
-        </w:sdtPr>
-        <w:sdtContent>
-          <w:r>
-            <w:rPr>
-              <w:rStyle w:val="Emphasis"/>
-            </w:rPr>
-            <w:t>Periodical.</w:t>
-          </w:r>
-        </w:sdtContent>
-      </w:sdt>
+      <w:r>
+        <w:t>Chao I. Algorithms and solutions to multi-level vehicle routing problems. Ph.D. Dissertation, Applied Mathematics Program, University of Maryland, College Park, USA, 1993.</w:t>
+      </w:r>
     </w:p>
     <w:p>
       <w:pPr>
         <w:pStyle w:val="References"/>
       </w:pPr>
-      <w:sdt>
-        <w:sdtPr>
-          <w:id w:val="480818044"/>
-          <w:placeholder>
-            <w:docPart w:val="83CB04A3A24D4517BBDD740E4C6CE4E3"/>
-          </w:placeholder>
-          <w:temporary/>
-          <w:showingPlcHdr/>
-          <w15:appearance w15:val="hidden"/>
-        </w:sdtPr>
-        <w:sdtContent>
-          <w:r>
-            <w:t>Organization Name. (Year, Month Day).</w:t>
-          </w:r>
-        </w:sdtContent>
-      </w:sdt>
-      <w:r>
-        <w:rPr>
-          <w:i/>
-          <w:iCs/>
-        </w:rPr>
-        <w:t xml:space="preserve"> </w:t>
-      </w:r>
-      <w:sdt>
-        <w:sdtPr>
-          <w:rPr>
-            <w:rStyle w:val="Emphasis"/>
-          </w:rPr>
-          <w:id w:val="-1496875745"/>
-          <w:placeholder>
-            <w:docPart w:val="F800D54DFD7C42EAA56A55FE4A445187"/>
-          </w:placeholder>
-          <w:showingPlcHdr/>
-          <w15:appearance w15:val="hidden"/>
-        </w:sdtPr>
-        <w:sdtContent>
-          <w:r>
-            <w:rPr>
-              <w:rStyle w:val="Emphasis"/>
-            </w:rPr>
-            <w:t>Webpage Title.</w:t>
-          </w:r>
-        </w:sdtContent>
-      </w:sdt>
-      <w:r>
-        <w:rPr>
-          <w:rStyle w:val="Emphasis"/>
-        </w:rPr>
-        <w:t xml:space="preserve"> </w:t>
-      </w:r>
-      <w:sdt>
-        <w:sdtPr>
-          <w:id w:val="1546947271"/>
-          <w:placeholder>
-            <w:docPart w:val="D08FD578404A4739A016625D4F3CC77B"/>
-          </w:placeholder>
-          <w:showingPlcHdr/>
-          <w15:appearance w15:val="hidden"/>
-        </w:sdtPr>
-        <w:sdtContent>
-          <w:r>
-            <w:rPr>
-              <w:color w:val="4472C4" w:themeColor="accent1"/>
-              <w:u w:val="single"/>
-            </w:rPr>
-            <w:t>URL</w:t>
-          </w:r>
-          <w:r>
-            <w:t>.</w:t>
-          </w:r>
-        </w:sdtContent>
-      </w:sdt>
-    </w:p>
-    <w:p/>
-    <w:p>
-      <w:pPr>
-        <w:ind w:firstLine="0"/>
-      </w:pPr>
+      <w:r>
+        <w:t xml:space="preserve">Dam, T., </w:t>
+      </w:r>
+      <w:proofErr w:type="spellStart"/>
+      <w:r>
+        <w:t>Chalvatzaki</w:t>
+      </w:r>
+      <w:proofErr w:type="spellEnd"/>
+      <w:r>
+        <w:t xml:space="preserve">, G., Peters, J., &amp; </w:t>
+      </w:r>
+      <w:proofErr w:type="spellStart"/>
+      <w:r>
+        <w:t>Pajarinen</w:t>
+      </w:r>
+      <w:proofErr w:type="spellEnd"/>
+      <w:r>
+        <w:t>, J. (2022). Monte-Carlo Robot Path Planning. ArXiv.org. https://arxiv.org/abs/2208.02673</w:t>
+      </w:r>
     </w:p>
     <w:p>
       <w:pPr>
-        <w:pStyle w:val="Heading1"/>
-      </w:pPr>
-      <w:r>
-        <w:t>Appendix</w:t>
+        <w:pStyle w:val="References"/>
+      </w:pPr>
+      <w:r>
+        <w:t>Google. (2024). Introduction to OR-Tools. Google Developers. https://developers.google.com/optimization/introduction</w:t>
       </w:r>
     </w:p>
     <w:p>
       <w:pPr>
-        <w:ind w:firstLine="0"/>
-      </w:pPr>
+        <w:pStyle w:val="References"/>
+      </w:pPr>
+      <w:r>
+        <w:t xml:space="preserve">Gunawan, A., Lau, H. C., &amp; </w:t>
+      </w:r>
+      <w:proofErr w:type="spellStart"/>
+      <w:r>
+        <w:t>Vansteenwegen</w:t>
+      </w:r>
+      <w:proofErr w:type="spellEnd"/>
+      <w:r>
+        <w:t>, P. (2016). Orienteering Problem: A survey of recent variants, solution approaches and applications. European Journal of Operational Research, 255(2), 315–332. https://doi.org/10.1016/j.ejor.2016.04.059</w:t>
+      </w:r>
     </w:p>
     <w:p>
       <w:pPr>
-        <w:ind w:firstLine="0"/>
-      </w:pPr>
+        <w:pStyle w:val="References"/>
+      </w:pPr>
+      <w:r>
+        <w:t xml:space="preserve">Huang, B., </w:t>
+      </w:r>
+      <w:proofErr w:type="spellStart"/>
+      <w:r>
+        <w:t>Boularias</w:t>
+      </w:r>
+      <w:proofErr w:type="spellEnd"/>
+      <w:r>
+        <w:t>, A., &amp; Yu, J. (2022). Parallel Monte Carlo Tree Search with Batched Rigid-body Simulations for Speeding up Long-Horizon Episodic Robot Planning. ArXiv.org. https://arxiv.org/abs/2207.06649</w:t>
+      </w:r>
     </w:p>
     <w:p>
       <w:pPr>
-        <w:pStyle w:val="Heading1"/>
-      </w:pPr>
-      <w:r>
-        <w:t>Communication</w:t>
-      </w:r>
-      <w:r>
-        <w:br w:type="page"/>
+        <w:pStyle w:val="References"/>
+      </w:pPr>
+      <w:r>
+        <w:t>James, S., Konidaris, G., &amp; Rosman, B. (2017). An analysis of Monte Carlo tree search. Proceedings of the AAAI Conference on Artificial Intelligence, 31(1). https://doi.org/10.1609/aaai.v31i1.11028</w:t>
       </w:r>
     </w:p>
     <w:p>
       <w:pPr>
-        <w:pStyle w:val="SectionTitle"/>
-      </w:pPr>
-      <w:sdt>
-        <w:sdtPr>
-          <w:id w:val="-1427563663"/>
-          <w:placeholder>
-            <w:docPart w:val="50323765CA564254B0C0BECE65FD53FA"/>
-          </w:placeholder>
-          <w:temporary/>
-          <w:showingPlcHdr/>
-          <w15:appearance w15:val="hidden"/>
-        </w:sdtPr>
-        <w:sdtContent>
-          <w:r>
-            <w:t>Footnotes</w:t>
-          </w:r>
-        </w:sdtContent>
-      </w:sdt>
-      <w:r>
-        <w:t xml:space="preserve"> </w:t>
+        <w:pStyle w:val="References"/>
+      </w:pPr>
+      <w:r>
+        <w:t>Kant, R., &amp; Mishra, A. (2022). The Orienteering Problem: A Review of Variants and Solution Approaches. 26th World Multi-Conference on Systemics, Cybernetics and Informatics (WMSCI 2022), 1.</w:t>
       </w:r>
     </w:p>
     <w:p>
-      <w:sdt>
-        <w:sdtPr>
-          <w:rPr>
-            <w:vertAlign w:val="superscript"/>
-          </w:rPr>
-          <w:id w:val="1273135872"/>
-          <w:placeholder>
-            <w:docPart w:val="D303FB141D4A4D79A6ADCBEC16787564"/>
-          </w:placeholder>
-          <w:temporary/>
-          <w:showingPlcHdr/>
-          <w15:appearance w15:val="hidden"/>
-        </w:sdtPr>
-        <w:sdtContent>
-          <w:r>
-            <w:rPr>
-              <w:vertAlign w:val="superscript"/>
-            </w:rPr>
-            <w:t>1</w:t>
-          </w:r>
-          <w:r>
-            <w:t xml:space="preserve">For APA reports, add footnotes manually on their own page following references. </w:t>
-          </w:r>
-          <w:r>
-            <w:rPr>
-              <w:u w:val="single"/>
-            </w:rPr>
-            <w:t>Do not use the</w:t>
-          </w:r>
-          <w:r>
-            <w:rPr>
-              <w:b/>
-              <w:bCs/>
-              <w:u w:val="single"/>
-            </w:rPr>
-            <w:t xml:space="preserve"> Insert</w:t>
-          </w:r>
-          <w:r>
-            <w:rPr>
-              <w:u w:val="single"/>
-            </w:rPr>
-            <w:t xml:space="preserve"> </w:t>
-          </w:r>
-          <w:r>
-            <w:rPr>
-              <w:b/>
-              <w:bCs/>
-              <w:u w:val="single"/>
-            </w:rPr>
-            <w:t>Footnotes</w:t>
-          </w:r>
-          <w:r>
-            <w:rPr>
-              <w:u w:val="single"/>
-            </w:rPr>
-            <w:t xml:space="preserve"> method on the </w:t>
-          </w:r>
-          <w:r>
-            <w:rPr>
-              <w:b/>
-              <w:bCs/>
-              <w:u w:val="single"/>
-            </w:rPr>
-            <w:t>References</w:t>
-          </w:r>
-          <w:r>
-            <w:rPr>
-              <w:u w:val="single"/>
-            </w:rPr>
-            <w:t xml:space="preserve"> tab as they will not be formatted correctly. </w:t>
-          </w:r>
-          <w:r>
-            <w:t xml:space="preserve">For APA formatting requirements, it’s easier to type your own footnote references and notes. To format a footnote reference, select the number and then, on the </w:t>
-          </w:r>
-          <w:r>
-            <w:rPr>
-              <w:b/>
-              <w:bCs/>
-            </w:rPr>
-            <w:t>Home</w:t>
-          </w:r>
-          <w:r>
-            <w:t xml:space="preserve"> tab, in the </w:t>
-          </w:r>
-          <w:r>
-            <w:rPr>
-              <w:b/>
-              <w:bCs/>
-            </w:rPr>
-            <w:t>Styles</w:t>
-          </w:r>
-          <w:r>
-            <w:t xml:space="preserve"> gallery, click </w:t>
-          </w:r>
-          <w:r>
-            <w:rPr>
-              <w:b/>
-              <w:bCs/>
-            </w:rPr>
-            <w:t>Footnote Reference</w:t>
-          </w:r>
-          <w:r>
-            <w:t xml:space="preserve">. The body of a footnote, such as this example, uses the </w:t>
-          </w:r>
-          <w:r>
-            <w:rPr>
-              <w:b/>
-              <w:bCs/>
-            </w:rPr>
-            <w:t>Normal</w:t>
-          </w:r>
-          <w:r>
-            <w:t xml:space="preserve"> text style. If you delete this sample footnote, don’t forget to delete its in-text reference at the end of the sample Heading 2 paragraph on the first page of body content in this template.</w:t>
-          </w:r>
-        </w:sdtContent>
-      </w:sdt>
-      <w:r>
-        <w:t xml:space="preserve"> </w:t>
+      <w:pPr>
+        <w:pStyle w:val="References"/>
+      </w:pPr>
+      <w:r>
+        <w:lastRenderedPageBreak/>
+        <w:t xml:space="preserve">Kocsis, L., &amp; </w:t>
+      </w:r>
+      <w:proofErr w:type="spellStart"/>
+      <w:r>
+        <w:t>Szepesvári</w:t>
+      </w:r>
+      <w:proofErr w:type="spellEnd"/>
+      <w:r>
+        <w:t>, C. (2006). Bandit Based Monte-Carlo Planning. Lecture Notes in Computer Science, 282–293. https://doi.org/10.1007/11871842_29</w:t>
       </w:r>
     </w:p>
     <w:p>
-      <w:r>
-        <w:br w:type="page"/>
+      <w:pPr>
+        <w:pStyle w:val="References"/>
+      </w:pPr>
+      <w:r>
+        <w:t>Li, W., Liu, Y., Ma, Y., Xu, K., Qiu, J., &amp; Gan, Z. (2023). A self-learning Monte Carlo tree search algorithm for robot path planning. Frontiers in Neurorobotics, 17. https://doi.org/10.3389/fnbot.2023.1039644</w:t>
       </w:r>
     </w:p>
     <w:p>
       <w:pPr>
-        <w:pStyle w:val="SectionTitle"/>
-      </w:pPr>
-      <w:sdt>
-        <w:sdtPr>
-          <w:id w:val="1122878844"/>
-          <w:placeholder>
-            <w:docPart w:val="63E801CC14914BE7ADDFA4266A25DCC6"/>
-          </w:placeholder>
-          <w:temporary/>
-          <w:showingPlcHdr/>
-          <w15:appearance w15:val="hidden"/>
-        </w:sdtPr>
-        <w:sdtContent>
-          <w:r>
-            <w:rPr>
-              <w:rStyle w:val="Heading1Char"/>
-            </w:rPr>
-            <w:t>Tables</w:t>
-          </w:r>
-        </w:sdtContent>
-      </w:sdt>
-      <w:r>
+        <w:pStyle w:val="References"/>
+      </w:pPr>
+      <w:r>
+        <w:t xml:space="preserve">Liu, A., Chen, J., Yu, M., Zhai, Y., Zhou, X., &amp; Liu, J. (2019). Watch the Unobserved: A Simple Approach to Parallelizing Monte Carlo Tree Search. </w:t>
+      </w:r>
+      <w:proofErr w:type="spellStart"/>
+      <w:r>
+        <w:t>OpenReview</w:t>
+      </w:r>
+      <w:proofErr w:type="spellEnd"/>
+      <w:r>
+        <w:t>. https://openreview.net/forum?id=BJlQtJSKDB</w:t>
+      </w:r>
+    </w:p>
+    <w:p>
+      <w:pPr>
+        <w:pStyle w:val="References"/>
+      </w:pPr>
+      <w:r>
+        <w:t xml:space="preserve">Liu, A., Liang, Y., Liu, J., Van, G., &amp; Chen, J. (2020). On Effective Parallelization of Monte Carlo Tree Search. </w:t>
+      </w:r>
+      <w:proofErr w:type="spellStart"/>
+      <w:r>
+        <w:t>ArXiv</w:t>
+      </w:r>
+      <w:proofErr w:type="spellEnd"/>
+      <w:r>
+        <w:t xml:space="preserve"> (Cornell University). https://doi.org/10.48550/arxiv.2006.08785</w:t>
+      </w:r>
+    </w:p>
+    <w:p>
+      <w:pPr>
+        <w:pStyle w:val="References"/>
+      </w:pPr>
+      <w:proofErr w:type="spellStart"/>
+      <w:r>
+        <w:t>Mirsoleimani</w:t>
+      </w:r>
+      <w:proofErr w:type="spellEnd"/>
+      <w:r>
+        <w:t>, S. A. (2019). Structured Parallel Programming FOR Monte Carlo Tree Search. Leiden University. https://liacs.leidenuniv.nl/~plaata1/theses/AliMirsoleimani.pdf</w:t>
+      </w:r>
+    </w:p>
+    <w:p>
+      <w:pPr>
+        <w:pStyle w:val="References"/>
+      </w:pPr>
+      <w:proofErr w:type="spellStart"/>
+      <w:r>
+        <w:t>Mirsoleimani</w:t>
+      </w:r>
+      <w:proofErr w:type="spellEnd"/>
+      <w:r>
+        <w:t xml:space="preserve">, S. A., </w:t>
+      </w:r>
+      <w:proofErr w:type="spellStart"/>
+      <w:r>
+        <w:t>Plaat</w:t>
+      </w:r>
+      <w:proofErr w:type="spellEnd"/>
+      <w:r>
+        <w:t xml:space="preserve">, A., Van Den Herik, J., &amp; </w:t>
+      </w:r>
+      <w:proofErr w:type="spellStart"/>
+      <w:r>
+        <w:t>Vermaseren</w:t>
+      </w:r>
+      <w:proofErr w:type="spellEnd"/>
+      <w:r>
+        <w:t xml:space="preserve">, J. (2017). An Analysis of Virtual Loss in Parallel MCTS. In Proceedings of the 9th International Conference on Agents and Artificial Intelligence (9th ed., pp. 648–652). Leiden Centre of Data Science, Leiden University Niels </w:t>
+      </w:r>
+      <w:proofErr w:type="spellStart"/>
+      <w:r>
+        <w:t>Bohrweg</w:t>
+      </w:r>
+      <w:proofErr w:type="spellEnd"/>
+      <w:r>
+        <w:t>. https://doi.org/10.5220/0006205806480652</w:t>
+      </w:r>
+    </w:p>
+    <w:p>
+      <w:pPr>
+        <w:pStyle w:val="References"/>
+      </w:pPr>
+      <w:r>
+        <w:t>Segal, R. B. (2011). On the Scalability of Parallel UCT. Lecture Notes in Computer Science, 36–47. https://doi.org/10.1007/978-3-642-17928-0_4</w:t>
+      </w:r>
+    </w:p>
+    <w:p>
+      <w:pPr>
+        <w:pStyle w:val="References"/>
+      </w:pPr>
+      <w:r>
+        <w:t xml:space="preserve">Shi, G., </w:t>
+      </w:r>
+      <w:proofErr w:type="spellStart"/>
+      <w:r>
+        <w:t>Tokekar</w:t>
+      </w:r>
+      <w:proofErr w:type="spellEnd"/>
+      <w:r>
+        <w:t>, P., &amp; Zhou, L. (2020). Robust Multiple-Path Orienteering Problem: Securing Against Adversarial Attacks. Robotics: Science and Systems 2020 Corvalis, Oregon, USA, July 12-16, 2020, XVI. https://doi.org/10.15607/rss.2020.xvi.095</w:t>
+      </w:r>
+    </w:p>
+    <w:p>
+      <w:pPr>
+        <w:pStyle w:val="References"/>
+      </w:pPr>
+      <w:r>
+        <w:t xml:space="preserve">Silver, D., Huang, A., Maddison, C. J., Guez, A., Sifre, L., van den Driessche, G., </w:t>
+      </w:r>
+      <w:proofErr w:type="spellStart"/>
+      <w:r>
+        <w:t>Schrittwieser</w:t>
+      </w:r>
+      <w:proofErr w:type="spellEnd"/>
+      <w:r>
+        <w:t xml:space="preserve">, J., </w:t>
+      </w:r>
+      <w:proofErr w:type="spellStart"/>
+      <w:r>
+        <w:t>Antonoglou</w:t>
+      </w:r>
+      <w:proofErr w:type="spellEnd"/>
+      <w:r>
+        <w:t xml:space="preserve">, I., </w:t>
+      </w:r>
+      <w:proofErr w:type="spellStart"/>
+      <w:r>
+        <w:t>Panneershelvam</w:t>
+      </w:r>
+      <w:proofErr w:type="spellEnd"/>
+      <w:r>
+        <w:t xml:space="preserve">, V., Lanctot, M., Dieleman, S., Grewe, D., Nham, J., Kalchbrenner, N., </w:t>
+      </w:r>
+      <w:proofErr w:type="spellStart"/>
+      <w:r>
+        <w:t>Sutskever</w:t>
+      </w:r>
+      <w:proofErr w:type="spellEnd"/>
+      <w:r>
+        <w:t xml:space="preserve">, I., Lillicrap, T., Leach, M., </w:t>
+      </w:r>
+      <w:proofErr w:type="spellStart"/>
+      <w:r>
+        <w:t>Kavukcuoglu</w:t>
+      </w:r>
+      <w:proofErr w:type="spellEnd"/>
+      <w:r>
+        <w:t xml:space="preserve">, K., Graepel, T., &amp; Hassabis, </w:t>
+      </w:r>
+      <w:r>
+        <w:lastRenderedPageBreak/>
+        <w:t>D. (2016). Mastering the game of Go with deep neural networks and tree search. Nature, 529(7587), 484–489. https://doi.org/10.1038/nature16961</w:t>
+      </w:r>
+    </w:p>
+    <w:p>
+      <w:pPr>
+        <w:pStyle w:val="References"/>
+      </w:pPr>
+      <w:proofErr w:type="spellStart"/>
+      <w:r>
+        <w:t>Tsiligirides</w:t>
+      </w:r>
+      <w:proofErr w:type="spellEnd"/>
+      <w:r>
+        <w:t xml:space="preserve"> T. Heuristic Methods Applied to Orienteering. Journal of the Operational Research Society 1984; 35(9); 797-809</w:t>
+      </w:r>
+    </w:p>
+    <w:p>
+      <w:pPr>
+        <w:pStyle w:val="References"/>
+      </w:pPr>
+      <w:proofErr w:type="spellStart"/>
+      <w:r>
+        <w:t>Vansteenwegen</w:t>
+      </w:r>
+      <w:proofErr w:type="spellEnd"/>
+      <w:r>
+        <w:t xml:space="preserve">, P. (2024, September 11). The Orienteering Problem: Test Instances. </w:t>
+      </w:r>
+      <w:proofErr w:type="spellStart"/>
+      <w:r>
+        <w:t>Departement</w:t>
+      </w:r>
+      <w:proofErr w:type="spellEnd"/>
+      <w:r>
+        <w:t xml:space="preserve"> </w:t>
+      </w:r>
+      <w:proofErr w:type="spellStart"/>
+      <w:r>
+        <w:t>Werktuigkunde</w:t>
+      </w:r>
+      <w:proofErr w:type="spellEnd"/>
+      <w:r>
+        <w:t xml:space="preserve"> (WTK); Division CIB, Department of Mechanical Engineering, KU Leuven. https://www.mech.kuleuven.be/en/cib/op</w:t>
+      </w:r>
+    </w:p>
+    <w:p>
+      <w:pPr>
+        <w:pStyle w:val="References"/>
+      </w:pPr>
+      <w:r>
+        <w:t>Yoshizoe, K., Kishimoto, A., Kaneko, T., Yoshimoto, H., &amp; Ishikawa, Y. (2021). Scalable Distributed Monte-Carlo Tree Search. Proceedings of the International Symposium on Combinatorial Search, 2(1), 180–187. https://doi.org/10.1609/socs.v2i1.18194</w:t>
+      </w:r>
+    </w:p>
+    <w:p>
+      <w:pPr>
+        <w:ind w:firstLine="0"/>
+      </w:pPr>
+    </w:p>
+    <w:p>
+      <w:pPr>
+        <w:ind w:firstLine="0"/>
+      </w:pPr>
+    </w:p>
+    <w:p>
+      <w:pPr>
+        <w:ind w:firstLine="0"/>
+      </w:pPr>
+    </w:p>
+    <w:p>
+      <w:pPr>
+        <w:spacing w:after="160" w:line="259" w:lineRule="auto"/>
+        <w:ind w:firstLine="0"/>
+        <w:rPr>
+          <w:sz w:val="32"/>
+          <w:szCs w:val="32"/>
+        </w:rPr>
+      </w:pPr>
+      <w:r>
+        <w:rPr>
+          <w:sz w:val="32"/>
+          <w:szCs w:val="32"/>
+        </w:rPr>
+        <w:br w:type="page"/>
+      </w:r>
+    </w:p>
+    <w:p>
+      <w:pPr>
+        <w:pStyle w:val="Subtitle"/>
+        <w:rPr>
+          <w:sz w:val="32"/>
+          <w:szCs w:val="32"/>
+        </w:rPr>
+      </w:pPr>
+      <w:r>
+        <w:rPr>
+          <w:sz w:val="32"/>
+          <w:szCs w:val="32"/>
+        </w:rPr>
+        <w:lastRenderedPageBreak/>
+        <w:t>Appendix I: Project Communication Log</w:t>
+      </w:r>
+      <w:r>
+        <w:rPr>
+          <w:sz w:val="32"/>
+          <w:szCs w:val="32"/>
+        </w:rPr>
+        <w:t xml:space="preserve"> </w:t>
+      </w:r>
+    </w:p>
+    <w:tbl>
+      <w:tblPr>
+        <w:tblStyle w:val="TableGrid"/>
+        <w:tblW w:w="9634" w:type="dxa"/>
+        <w:tblLook w:val="04A0" w:firstRow="1" w:lastRow="0" w:firstColumn="1" w:lastColumn="0" w:noHBand="0" w:noVBand="1"/>
+      </w:tblPr>
+      <w:tblGrid>
+        <w:gridCol w:w="1696"/>
+        <w:gridCol w:w="2410"/>
+        <w:gridCol w:w="3119"/>
+        <w:gridCol w:w="2409"/>
+      </w:tblGrid>
+      <w:tr>
+        <w:tc>
+          <w:tcPr>
+            <w:tcW w:w="1696" w:type="dxa"/>
+          </w:tcPr>
+          <w:p>
+            <w:pPr>
+              <w:pStyle w:val="NoIndent"/>
+              <w:spacing w:line="276" w:lineRule="auto"/>
+            </w:pPr>
+            <w:r>
+              <w:t>Project:</w:t>
+            </w:r>
+          </w:p>
+        </w:tc>
+        <w:tc>
+          <w:tcPr>
+            <w:tcW w:w="7938" w:type="dxa"/>
+            <w:gridSpan w:val="3"/>
+          </w:tcPr>
+          <w:p>
+            <w:pPr>
+              <w:pStyle w:val="NoIndent"/>
+              <w:spacing w:line="276" w:lineRule="auto"/>
+            </w:pPr>
+            <w:r>
+              <w:t>Parallel Monte Carlo Tree Search Strategies for the Orienteering Problem</w:t>
+            </w:r>
+          </w:p>
+        </w:tc>
+      </w:tr>
+      <w:tr>
+        <w:tc>
+          <w:tcPr>
+            <w:tcW w:w="1696" w:type="dxa"/>
+          </w:tcPr>
+          <w:p>
+            <w:pPr>
+              <w:pStyle w:val="NoIndent"/>
+              <w:spacing w:line="276" w:lineRule="auto"/>
+            </w:pPr>
+            <w:r>
+              <w:t>Student Name:</w:t>
+            </w:r>
+          </w:p>
+        </w:tc>
+        <w:tc>
+          <w:tcPr>
+            <w:tcW w:w="2410" w:type="dxa"/>
+          </w:tcPr>
+          <w:p>
+            <w:pPr>
+              <w:pStyle w:val="NoIndent"/>
+              <w:spacing w:line="276" w:lineRule="auto"/>
+            </w:pPr>
+            <w:r>
+              <w:t>Reuben Kappely</w:t>
+            </w:r>
+          </w:p>
+        </w:tc>
+        <w:tc>
+          <w:tcPr>
+            <w:tcW w:w="3119" w:type="dxa"/>
+          </w:tcPr>
+          <w:p>
+            <w:pPr>
+              <w:pStyle w:val="NoIndent"/>
+              <w:spacing w:line="276" w:lineRule="auto"/>
+            </w:pPr>
+            <w:r>
+              <w:t>Supervisor Name:</w:t>
+            </w:r>
+          </w:p>
+        </w:tc>
+        <w:tc>
+          <w:tcPr>
+            <w:tcW w:w="2409" w:type="dxa"/>
+          </w:tcPr>
+          <w:p>
+            <w:pPr>
+              <w:pStyle w:val="NoIndent"/>
+              <w:spacing w:line="276" w:lineRule="auto"/>
+            </w:pPr>
+            <w:r>
+              <w:t>Graeme Best</w:t>
+            </w:r>
+          </w:p>
+        </w:tc>
+      </w:tr>
+      <w:tr>
+        <w:tc>
+          <w:tcPr>
+            <w:tcW w:w="1696" w:type="dxa"/>
+          </w:tcPr>
+          <w:p>
+            <w:pPr>
+              <w:pStyle w:val="NoIndent"/>
+              <w:spacing w:line="276" w:lineRule="auto"/>
+            </w:pPr>
+            <w:r>
+              <w:t>Date</w:t>
+            </w:r>
+          </w:p>
+        </w:tc>
+        <w:tc>
+          <w:tcPr>
+            <w:tcW w:w="2410" w:type="dxa"/>
+          </w:tcPr>
+          <w:p>
+            <w:pPr>
+              <w:pStyle w:val="NoIndent"/>
+              <w:spacing w:line="276" w:lineRule="auto"/>
+            </w:pPr>
+            <w:r>
+              <w:t>Event</w:t>
+            </w:r>
+          </w:p>
+        </w:tc>
+        <w:tc>
+          <w:tcPr>
+            <w:tcW w:w="3119" w:type="dxa"/>
+          </w:tcPr>
+          <w:p>
+            <w:pPr>
+              <w:pStyle w:val="NoIndent"/>
+              <w:spacing w:line="276" w:lineRule="auto"/>
+            </w:pPr>
+            <w:r>
+              <w:t>Topic of Communication</w:t>
+            </w:r>
+          </w:p>
+        </w:tc>
+        <w:tc>
+          <w:tcPr>
+            <w:tcW w:w="2409" w:type="dxa"/>
+          </w:tcPr>
+          <w:p>
+            <w:pPr>
+              <w:pStyle w:val="NoIndent"/>
+              <w:spacing w:line="276" w:lineRule="auto"/>
+            </w:pPr>
+            <w:r>
+              <w:t>Outcome</w:t>
+            </w:r>
+          </w:p>
+        </w:tc>
+      </w:tr>
+      <w:tr>
+        <w:tc>
+          <w:tcPr>
+            <w:tcW w:w="1696" w:type="dxa"/>
+          </w:tcPr>
+          <w:p>
+            <w:pPr>
+              <w:pStyle w:val="NoIndent"/>
+              <w:spacing w:line="276" w:lineRule="auto"/>
+            </w:pPr>
+            <w:r>
+              <w:t>4</w:t>
+            </w:r>
+            <w:r>
+              <w:t>/</w:t>
+            </w:r>
+            <w:r>
+              <w:t>8/</w:t>
+            </w:r>
+            <w:r>
+              <w:t>2025</w:t>
+            </w:r>
+          </w:p>
+        </w:tc>
+        <w:tc>
+          <w:tcPr>
+            <w:tcW w:w="2410" w:type="dxa"/>
+          </w:tcPr>
+          <w:p>
+            <w:pPr>
+              <w:pStyle w:val="NoIndent"/>
+              <w:spacing w:line="276" w:lineRule="auto"/>
+            </w:pPr>
+            <w:r>
+              <w:t>In person meeting</w:t>
+            </w:r>
+          </w:p>
+        </w:tc>
+        <w:tc>
+          <w:tcPr>
+            <w:tcW w:w="3119" w:type="dxa"/>
+          </w:tcPr>
+          <w:p>
+            <w:pPr>
+              <w:pStyle w:val="NoIndent"/>
+              <w:spacing w:line="276" w:lineRule="auto"/>
+            </w:pPr>
+            <w:r>
+              <w:t xml:space="preserve">Disused issue with Sequential MCTS. Dr </w:t>
+            </w:r>
+            <w:r>
+              <w:t>Best</w:t>
+            </w:r>
+            <w:r>
+              <w:t xml:space="preserve"> advised I create a visualization </w:t>
+            </w:r>
+          </w:p>
+        </w:tc>
+        <w:tc>
+          <w:tcPr>
+            <w:tcW w:w="2409" w:type="dxa"/>
+          </w:tcPr>
+          <w:p>
+            <w:pPr>
+              <w:pStyle w:val="NoIndent"/>
+              <w:spacing w:line="276" w:lineRule="auto"/>
+            </w:pPr>
+            <w:r>
+              <w:t>Made a simple visualization which was important for debugging</w:t>
+            </w:r>
+          </w:p>
+        </w:tc>
+      </w:tr>
+      <w:tr>
+        <w:tc>
+          <w:tcPr>
+            <w:tcW w:w="1696" w:type="dxa"/>
+          </w:tcPr>
+          <w:p>
+            <w:pPr>
+              <w:pStyle w:val="NoIndent"/>
+              <w:spacing w:line="276" w:lineRule="auto"/>
+            </w:pPr>
+            <w:r>
+              <w:t>18/8/2025</w:t>
+            </w:r>
+          </w:p>
+        </w:tc>
+        <w:tc>
+          <w:tcPr>
+            <w:tcW w:w="2410" w:type="dxa"/>
+          </w:tcPr>
+          <w:p>
+            <w:pPr>
+              <w:pStyle w:val="NoIndent"/>
+              <w:spacing w:line="276" w:lineRule="auto"/>
+            </w:pPr>
+            <w:r>
+              <w:t>Presented in group meeting</w:t>
+            </w:r>
+          </w:p>
+        </w:tc>
+        <w:tc>
+          <w:tcPr>
+            <w:tcW w:w="3119" w:type="dxa"/>
+          </w:tcPr>
+          <w:p>
+            <w:pPr>
+              <w:pStyle w:val="NoIndent"/>
+              <w:spacing w:line="276" w:lineRule="auto"/>
+            </w:pPr>
+            <w:r>
+              <w:t xml:space="preserve">Presented working base MCTS with </w:t>
+            </w:r>
+            <w:r>
+              <w:t>visualization</w:t>
+            </w:r>
+            <w:r>
+              <w:t>. Discussed challenges around VL-UCT over simple Tree parallel MCTS.</w:t>
+            </w:r>
+          </w:p>
+        </w:tc>
+        <w:tc>
+          <w:tcPr>
+            <w:tcW w:w="2409" w:type="dxa"/>
+          </w:tcPr>
+          <w:p>
+            <w:pPr>
+              <w:pStyle w:val="NoIndent"/>
+              <w:spacing w:line="276" w:lineRule="auto"/>
+            </w:pPr>
+            <w:r>
+              <w:t>Further worked on VL-UCT</w:t>
+            </w:r>
+          </w:p>
+        </w:tc>
+      </w:tr>
+      <w:tr>
+        <w:tc>
+          <w:tcPr>
+            <w:tcW w:w="1696" w:type="dxa"/>
+          </w:tcPr>
+          <w:p>
+            <w:pPr>
+              <w:pStyle w:val="NoIndent"/>
+              <w:spacing w:line="276" w:lineRule="auto"/>
+            </w:pPr>
+            <w:r>
+              <w:t>1/9/2025</w:t>
+            </w:r>
+          </w:p>
+        </w:tc>
+        <w:tc>
+          <w:tcPr>
+            <w:tcW w:w="2410" w:type="dxa"/>
+          </w:tcPr>
+          <w:p>
+            <w:pPr>
+              <w:pStyle w:val="NoIndent"/>
+              <w:spacing w:line="276" w:lineRule="auto"/>
+            </w:pPr>
+            <w:r>
+              <w:t>In person group meeting</w:t>
+            </w:r>
+          </w:p>
+        </w:tc>
+        <w:tc>
+          <w:tcPr>
+            <w:tcW w:w="3119" w:type="dxa"/>
+          </w:tcPr>
+          <w:p>
+            <w:pPr>
+              <w:pStyle w:val="NoIndent"/>
+              <w:spacing w:line="276" w:lineRule="auto"/>
+            </w:pPr>
+            <w:r>
+              <w:t>Discussed issues with VL-UCT and sequential MCTS. Dr Best ask about the normalization of the rewards. This led me to discover an issue in my orienteering preventing the normalization of rewards before creating the original state</w:t>
+            </w:r>
+          </w:p>
+        </w:tc>
+        <w:tc>
+          <w:tcPr>
+            <w:tcW w:w="2409" w:type="dxa"/>
+          </w:tcPr>
+          <w:p>
+            <w:pPr>
+              <w:pStyle w:val="NoIndent"/>
+              <w:spacing w:line="276" w:lineRule="auto"/>
+            </w:pPr>
+            <w:r>
+              <w:t xml:space="preserve">This lead me fix this issue improving the outputted results </w:t>
+            </w:r>
+          </w:p>
+        </w:tc>
+      </w:tr>
+      <w:tr>
+        <w:tc>
+          <w:tcPr>
+            <w:tcW w:w="1696" w:type="dxa"/>
+          </w:tcPr>
+          <w:p>
+            <w:pPr>
+              <w:pStyle w:val="NoIndent"/>
+              <w:spacing w:line="276" w:lineRule="auto"/>
+            </w:pPr>
+            <w:r>
+              <w:t>8/10/2025</w:t>
+            </w:r>
+          </w:p>
+        </w:tc>
+        <w:tc>
+          <w:tcPr>
+            <w:tcW w:w="2410" w:type="dxa"/>
+          </w:tcPr>
+          <w:p>
+            <w:pPr>
+              <w:pStyle w:val="NoIndent"/>
+              <w:spacing w:line="276" w:lineRule="auto"/>
+            </w:pPr>
+            <w:r>
+              <w:t xml:space="preserve">Teams message </w:t>
+            </w:r>
+          </w:p>
+        </w:tc>
+        <w:tc>
+          <w:tcPr>
+            <w:tcW w:w="3119" w:type="dxa"/>
+          </w:tcPr>
+          <w:p>
+            <w:pPr>
+              <w:pStyle w:val="NoIndent"/>
+              <w:spacing w:line="276" w:lineRule="auto"/>
+            </w:pPr>
+            <w:r>
+              <w:t>Discussed issue with WU-UCT run speed. Dr Best present multiple ideas for if I could not fix the bug present, such as comparing results on threads to show improvement. He did encourage me to persist at debugging and that I still had time available.</w:t>
+            </w:r>
+          </w:p>
+        </w:tc>
+        <w:tc>
+          <w:tcPr>
+            <w:tcW w:w="2409" w:type="dxa"/>
+          </w:tcPr>
+          <w:p>
+            <w:pPr>
+              <w:pStyle w:val="NoIndent"/>
+              <w:spacing w:line="276" w:lineRule="auto"/>
+            </w:pPr>
+            <w:r>
+              <w:t>I debugged the issue and was able to have the WU-UCT run in reasonable amount of time.</w:t>
+            </w:r>
+          </w:p>
+        </w:tc>
+      </w:tr>
+    </w:tbl>
+    <w:p>
+      <w:pPr>
+        <w:rPr>
+          <w:b/>
+          <w:bCs/>
+          <w:sz w:val="32"/>
+        </w:rPr>
+      </w:pPr>
+    </w:p>
+    <w:p>
+      <w:pPr>
+        <w:ind w:firstLine="0"/>
+      </w:pPr>
+    </w:p>
+    <w:p>
+      <w:pPr>
+        <w:spacing w:after="160" w:line="259" w:lineRule="auto"/>
+        <w:ind w:firstLine="0"/>
+        <w:rPr>
+          <w:rStyle w:val="SubtleReference"/>
+          <w:smallCaps w:val="0"/>
+          <w:color w:val="auto"/>
+          <w:sz w:val="32"/>
+          <w:szCs w:val="32"/>
+        </w:rPr>
+      </w:pPr>
+      <w:r>
+        <w:rPr>
+          <w:rStyle w:val="SubtleReference"/>
+          <w:smallCaps w:val="0"/>
+          <w:color w:val="auto"/>
+          <w:sz w:val="32"/>
+          <w:szCs w:val="32"/>
+        </w:rPr>
+        <w:br w:type="page"/>
+      </w:r>
+    </w:p>
+    <w:p>
+      <w:pPr>
+        <w:pStyle w:val="Subtitle"/>
+        <w:rPr>
+          <w:sz w:val="32"/>
+          <w:szCs w:val="32"/>
+        </w:rPr>
+      </w:pPr>
+      <w:r>
+        <w:rPr>
+          <w:rStyle w:val="SubtleReference"/>
+          <w:smallCaps w:val="0"/>
+          <w:color w:val="auto"/>
+          <w:sz w:val="32"/>
+          <w:szCs w:val="32"/>
+        </w:rPr>
+        <w:lastRenderedPageBreak/>
+        <w:t>Appendix I</w:t>
+      </w:r>
+      <w:r>
+        <w:rPr>
+          <w:rStyle w:val="SubtleReference"/>
+          <w:smallCaps w:val="0"/>
+          <w:color w:val="auto"/>
+          <w:sz w:val="32"/>
+          <w:szCs w:val="32"/>
+        </w:rPr>
+        <w:t>I: Table</w:t>
+      </w:r>
+      <w:r>
+        <w:rPr>
+          <w:sz w:val="32"/>
+          <w:szCs w:val="32"/>
+        </w:rPr>
         <w:t xml:space="preserve"> </w:t>
       </w:r>
     </w:p>
@@ -24639,110 +25403,243 @@
     </w:p>
     <w:p>
       <w:pPr>
-        <w:ind w:firstLine="0"/>
-      </w:pPr>
+        <w:pStyle w:val="Subtitle"/>
+        <w:rPr>
+          <w:rStyle w:val="SubtleReference"/>
+          <w:smallCaps w:val="0"/>
+          <w:color w:val="auto"/>
+          <w:sz w:val="32"/>
+          <w:szCs w:val="32"/>
+        </w:rPr>
+      </w:pPr>
+      <w:r>
+        <w:rPr>
+          <w:rStyle w:val="SubtleReference"/>
+          <w:smallCaps w:val="0"/>
+          <w:color w:val="auto"/>
+          <w:sz w:val="32"/>
+          <w:szCs w:val="32"/>
+        </w:rPr>
+        <w:lastRenderedPageBreak/>
+        <w:t>Appendix II</w:t>
+      </w:r>
+      <w:r>
+        <w:rPr>
+          <w:rStyle w:val="SubtleReference"/>
+          <w:smallCaps w:val="0"/>
+          <w:color w:val="auto"/>
+          <w:sz w:val="32"/>
+          <w:szCs w:val="32"/>
+        </w:rPr>
+        <w:t>I</w:t>
+      </w:r>
+      <w:r>
+        <w:rPr>
+          <w:rStyle w:val="SubtleReference"/>
+          <w:smallCaps w:val="0"/>
+          <w:color w:val="auto"/>
+          <w:sz w:val="32"/>
+          <w:szCs w:val="32"/>
+        </w:rPr>
+        <w:t>:</w:t>
+      </w:r>
+      <w:r>
+        <w:rPr>
+          <w:rStyle w:val="SubtleReference"/>
+          <w:smallCaps w:val="0"/>
+          <w:color w:val="auto"/>
+          <w:sz w:val="32"/>
+          <w:szCs w:val="32"/>
+        </w:rPr>
+        <w:t xml:space="preserve"> </w:t>
+      </w:r>
+      <w:r>
+        <w:rPr>
+          <w:rStyle w:val="SubtleReference"/>
+          <w:smallCaps w:val="0"/>
+          <w:color w:val="auto"/>
+          <w:sz w:val="32"/>
+          <w:szCs w:val="32"/>
+        </w:rPr>
+        <w:t>Use of AI</w:t>
+      </w:r>
     </w:p>
     <w:p>
       <w:pPr>
         <w:ind w:firstLine="0"/>
       </w:pPr>
+      <w:r>
+        <w:t>The development of this investigation was supported by G</w:t>
+      </w:r>
+      <w:r>
+        <w:t xml:space="preserve">enerative </w:t>
+      </w:r>
+      <w:r>
+        <w:t>AI in the form</w:t>
+      </w:r>
+      <w:r>
+        <w:t>s</w:t>
+      </w:r>
+      <w:r>
+        <w:t xml:space="preserve"> of VS Code GitHub Copilot Agent using </w:t>
+      </w:r>
+      <w:r>
+        <w:t>Claude</w:t>
+      </w:r>
+      <w:r>
+        <w:t xml:space="preserve"> </w:t>
+      </w:r>
+      <w:r>
+        <w:t>S</w:t>
+      </w:r>
+      <w:r>
+        <w:t>onnet 4.5</w:t>
+      </w:r>
+      <w:r>
+        <w:t xml:space="preserve"> and OpenAI ChatGPT-5.</w:t>
+      </w:r>
     </w:p>
     <w:p>
       <w:pPr>
-        <w:pStyle w:val="TableHeading"/>
-      </w:pPr>
-      <w:sdt>
-        <w:sdtPr>
-          <w:id w:val="276222477"/>
-          <w:placeholder>
-            <w:docPart w:val="52B745C33D2943A486B2301066601B05"/>
-          </w:placeholder>
-          <w:temporary/>
-          <w:showingPlcHdr/>
-          <w15:appearance w15:val="hidden"/>
-        </w:sdtPr>
-        <w:sdtContent>
-          <w:r>
-            <w:t>Figures Title</w:t>
-          </w:r>
-        </w:sdtContent>
-      </w:sdt>
-      <w:r>
-        <w:t xml:space="preserve"> </w:t>
+        <w:ind w:firstLine="0"/>
+      </w:pPr>
+      <w:r>
+        <w:t xml:space="preserve"> All uses will be listed below:</w:t>
       </w:r>
     </w:p>
     <w:p>
       <w:pPr>
-        <w:pStyle w:val="CaptionCallout"/>
-      </w:pPr>
-      <w:sdt>
-        <w:sdtPr>
-          <w:rPr>
-            <w:i/>
-            <w:iCs/>
-          </w:rPr>
-          <w:id w:val="748705629"/>
-          <w:placeholder>
-            <w:docPart w:val="1CC81CB61E08499E8BE70772C0467844"/>
-          </w:placeholder>
-          <w:temporary/>
-          <w:showingPlcHdr/>
-          <w15:appearance w15:val="hidden"/>
-        </w:sdtPr>
-        <w:sdtContent>
-          <w:r>
-            <w:t>Figure 1.</w:t>
-          </w:r>
-        </w:sdtContent>
-      </w:sdt>
-      <w:r>
-        <w:t xml:space="preserve"> </w:t>
+        <w:pStyle w:val="ListParagraph"/>
+        <w:numPr>
+          <w:ilvl w:val="0"/>
+          <w:numId w:val="2"/>
+        </w:numPr>
+        <w:spacing w:line="360" w:lineRule="auto"/>
+      </w:pPr>
+      <w:r>
+        <w:t xml:space="preserve">The OP Benchmark dataset was generated with </w:t>
+      </w:r>
+      <w:r>
+        <w:t xml:space="preserve">Copilot </w:t>
+      </w:r>
+      <w:r>
+        <w:t xml:space="preserve">being given template for </w:t>
+      </w:r>
+      <w:r>
+        <w:t>Tsiligirides_1</w:t>
+      </w:r>
+      <w:r>
+        <w:t xml:space="preserve"> problem seen in Figure 7.</w:t>
       </w:r>
     </w:p>
     <w:p>
       <w:pPr>
-        <w:pStyle w:val="Caption"/>
-      </w:pPr>
-      <w:sdt>
-        <w:sdtPr>
-          <w:id w:val="1327716691"/>
-          <w:placeholder>
-            <w:docPart w:val="4A4FC97B1D104C1F92048EAD8F720E90"/>
-          </w:placeholder>
-          <w:temporary/>
-          <w:showingPlcHdr/>
-          <w15:appearance w15:val="hidden"/>
-        </w:sdtPr>
-        <w:sdtContent>
-          <w:r>
-            <w:t>Include all figures in their own section, following references, footnotes, and tables. Include a numbered caption for each figure. Use the Table/Figure style for easy spacing between figure and caption.</w:t>
-          </w:r>
-        </w:sdtContent>
-      </w:sdt>
+        <w:pStyle w:val="ListParagraph"/>
+        <w:numPr>
+          <w:ilvl w:val="0"/>
+          <w:numId w:val="2"/>
+        </w:numPr>
+        <w:spacing w:line="360" w:lineRule="auto"/>
+      </w:pPr>
+      <w:r>
+        <w:t xml:space="preserve">The development of </w:t>
+      </w:r>
+      <w:r>
+        <w:t>Sequential</w:t>
+      </w:r>
+      <w:r>
+        <w:t xml:space="preserve"> </w:t>
+      </w:r>
+      <w:r>
+        <w:t>visualization</w:t>
+      </w:r>
+      <w:r>
+        <w:t xml:space="preserve"> </w:t>
+      </w:r>
+      <w:r>
+        <w:t xml:space="preserve">and WU-UCT </w:t>
+      </w:r>
+      <w:r>
+        <w:t>visualization</w:t>
+      </w:r>
+      <w:r>
+        <w:t xml:space="preserve"> </w:t>
+      </w:r>
+      <w:r>
+        <w:t xml:space="preserve">(see Figure 5 and 6 respectively) was supported by </w:t>
+      </w:r>
+      <w:r>
+        <w:t>Copilot Agent</w:t>
+      </w:r>
+      <w:r>
+        <w:t xml:space="preserve"> that implement my design requirements for a Tree </w:t>
+      </w:r>
+      <w:r>
+        <w:t>visualization</w:t>
+      </w:r>
+      <w:r>
+        <w:t>.</w:t>
+      </w:r>
     </w:p>
     <w:p>
       <w:pPr>
-        <w:pStyle w:val="NoIndent"/>
-      </w:pPr>
+        <w:pStyle w:val="ListParagraph"/>
+        <w:numPr>
+          <w:ilvl w:val="0"/>
+          <w:numId w:val="2"/>
+        </w:numPr>
+        <w:spacing w:line="360" w:lineRule="auto"/>
+      </w:pPr>
+      <w:r>
+        <w:t>ChatGPT</w:t>
+      </w:r>
+      <w:r>
+        <w:t xml:space="preserve">-5 was used for the creation of the pseudocode for Figures 8 to 16. This was done by giving </w:t>
+      </w:r>
+      <w:r>
+        <w:t>ChatGPT</w:t>
+      </w:r>
+      <w:r>
+        <w:t xml:space="preserve"> the python code from the implemented MCTS methods of the function that was to be included in the paper. All </w:t>
+      </w:r>
+      <w:r>
+        <w:t>pseudocode</w:t>
+      </w:r>
+      <w:r>
+        <w:t xml:space="preserve"> was then compared to the original python code for validity. </w:t>
+      </w:r>
+      <w:r>
+        <w:t>Below is an example of the pseudocode generation</w:t>
+      </w:r>
+      <w:r>
+        <w:t>:</w:t>
+      </w:r>
     </w:p>
     <w:p>
       <w:pPr>
-        <w:pStyle w:val="NoIndent"/>
-        <w:rPr>
-          <w:rFonts w:ascii="Calibri" w:eastAsia="Calibri" w:hAnsi="Calibri" w:cs="Calibri"/>
-          <w:color w:val="000000" w:themeColor="text1"/>
-        </w:rPr>
-      </w:pPr>
+        <w:pStyle w:val="Heading1"/>
+        <w:rPr>
+          <w:szCs w:val="32"/>
+        </w:rPr>
+      </w:pPr>
+      <w:r>
+        <w:rPr>
+          <w:rStyle w:val="SubtleReference"/>
+          <w:smallCaps w:val="0"/>
+          <w:color w:val="auto"/>
+          <w:szCs w:val="32"/>
+        </w:rPr>
+        <w:t xml:space="preserve"> </w:t>
+      </w:r>
       <w:r>
         <w:rPr>
           <w:noProof/>
-          <w:lang w:val="en-AU" w:eastAsia="en-AU"/>
         </w:rPr>
         <w:drawing>
-          <wp:inline distT="0" distB="0" distL="0" distR="0" wp14:anchorId="12494D3A" wp14:editId="21246890">
-            <wp:extent cx="5943600" cy="3200400"/>
+          <wp:inline distT="0" distB="0" distL="0" distR="0" wp14:anchorId="483A725D" wp14:editId="195FC68D">
+            <wp:extent cx="2912165" cy="4056935"/>
             <wp:effectExtent l="0" t="0" r="0" b="0"/>
-            <wp:docPr id="762097935" name="Picture 762097935" descr="Sample bar chart"/>
+            <wp:docPr id="1952056105" name="Picture 9" descr="A screenshot of a computer program&#10;&#10;AI-generated content may be incorrect."/>
             <wp:cNvGraphicFramePr>
               <a:graphicFrameLocks xmlns:a="http://schemas.openxmlformats.org/drawingml/2006/main" noChangeAspect="1"/>
             </wp:cNvGraphicFramePr>
@@ -24750,11 +25647,11 @@
               <a:graphicData uri="http://schemas.openxmlformats.org/drawingml/2006/picture">
                 <pic:pic xmlns:pic="http://schemas.openxmlformats.org/drawingml/2006/picture">
                   <pic:nvPicPr>
-                    <pic:cNvPr id="0" name=""/>
+                    <pic:cNvPr id="1952056105" name="Picture 9" descr="A screenshot of a computer program&#10;&#10;AI-generated content may be incorrect."/>
                     <pic:cNvPicPr/>
                   </pic:nvPicPr>
                   <pic:blipFill>
-                    <a:blip r:embed="rId17">
+                    <a:blip r:embed="rId19" cstate="print">
                       <a:extLst>
                         <a:ext uri="{28A0092B-C50C-407E-A947-70E740481C1C}">
                           <a14:useLocalDpi xmlns:a14="http://schemas.microsoft.com/office/drawing/2010/main" val="0"/>
@@ -24768,7 +25665,7 @@
                   <pic:spPr>
                     <a:xfrm>
                       <a:off x="0" y="0"/>
-                      <a:ext cx="5943600" cy="3200400"/>
+                      <a:ext cx="2933505" cy="4086664"/>
                     </a:xfrm>
                     <a:prstGeom prst="rect">
                       <a:avLst/>
@@ -24781,65 +25678,11 @@
         </w:drawing>
       </w:r>
     </w:p>
-    <w:p/>
-    <w:p/>
-    <w:p/>
-    <w:p/>
-    <w:p/>
-    <w:p>
-      <w:pPr>
-        <w:rPr>
-          <w:i/>
-          <w:iCs/>
-        </w:rPr>
-      </w:pPr>
-      <w:sdt>
-        <w:sdtPr>
-          <w:rPr>
-            <w:i/>
-            <w:iCs/>
-          </w:rPr>
-          <w:id w:val="-1581046504"/>
-          <w:placeholder>
-            <w:docPart w:val="E300B81ED2924812A9F66E9CC51FB361"/>
-          </w:placeholder>
-          <w:temporary/>
-          <w:showingPlcHdr/>
-          <w15:appearance w15:val="hidden"/>
-        </w:sdtPr>
-        <w:sdtContent>
-          <w:r>
-            <w:rPr>
-              <w:i/>
-              <w:iCs/>
-            </w:rPr>
-            <w:t xml:space="preserve">For additional information on APA Style formatting, please consult the </w:t>
-          </w:r>
-          <w:hyperlink r:id="rId18">
-            <w:r>
-              <w:rPr>
-                <w:rStyle w:val="Hyperlink"/>
-                <w:i/>
-                <w:iCs/>
-              </w:rPr>
-              <w:t>APA Style Manual, 7th Edition</w:t>
-            </w:r>
-          </w:hyperlink>
-          <w:r>
-            <w:rPr>
-              <w:i/>
-              <w:iCs/>
-            </w:rPr>
-            <w:t>.</w:t>
-          </w:r>
-        </w:sdtContent>
-      </w:sdt>
-    </w:p>
     <w:sectPr>
-      <w:headerReference w:type="default" r:id="rId19"/>
-      <w:footerReference w:type="default" r:id="rId20"/>
-      <w:headerReference w:type="first" r:id="rId21"/>
-      <w:footerReference w:type="first" r:id="rId22"/>
+      <w:headerReference w:type="default" r:id="rId20"/>
+      <w:footerReference w:type="default" r:id="rId21"/>
+      <w:headerReference w:type="first" r:id="rId22"/>
+      <w:footerReference w:type="first" r:id="rId23"/>
       <w:pgSz w:w="12240" w:h="15840"/>
       <w:pgMar w:top="1440" w:right="1440" w:bottom="1440" w:left="1440" w:header="720" w:footer="720" w:gutter="0"/>
       <w:cols w:space="720"/>
@@ -25472,11 +26315,697 @@
     </w:lvl>
   </w:abstractNum>
   <w:abstractNum w:abstractNumId="3" w15:restartNumberingAfterBreak="0">
+    <w:nsid w:val="3A160B1D"/>
+    <w:multiLevelType w:val="multilevel"/>
+    <w:tmpl w:val="219CBDE0"/>
+    <w:lvl w:ilvl="0">
+      <w:start w:val="5"/>
+      <w:numFmt w:val="decimal"/>
+      <w:lvlText w:val="%1"/>
+      <w:lvlJc w:val="left"/>
+      <w:pPr>
+        <w:ind w:left="420" w:hanging="420"/>
+      </w:pPr>
+      <w:rPr>
+        <w:rFonts w:hint="default"/>
+      </w:rPr>
+    </w:lvl>
+    <w:lvl w:ilvl="1">
+      <w:start w:val="24"/>
+      <w:numFmt w:val="decimal"/>
+      <w:lvlText w:val="%1.%2"/>
+      <w:lvlJc w:val="left"/>
+      <w:pPr>
+        <w:ind w:left="420" w:hanging="420"/>
+      </w:pPr>
+      <w:rPr>
+        <w:rFonts w:hint="default"/>
+      </w:rPr>
+    </w:lvl>
+    <w:lvl w:ilvl="2">
+      <w:start w:val="1"/>
+      <w:numFmt w:val="decimal"/>
+      <w:lvlText w:val="%1.%2.%3"/>
+      <w:lvlJc w:val="left"/>
+      <w:pPr>
+        <w:ind w:left="720" w:hanging="720"/>
+      </w:pPr>
+      <w:rPr>
+        <w:rFonts w:hint="default"/>
+      </w:rPr>
+    </w:lvl>
+    <w:lvl w:ilvl="3">
+      <w:start w:val="1"/>
+      <w:numFmt w:val="decimal"/>
+      <w:lvlText w:val="%1.%2.%3.%4"/>
+      <w:lvlJc w:val="left"/>
+      <w:pPr>
+        <w:ind w:left="720" w:hanging="720"/>
+      </w:pPr>
+      <w:rPr>
+        <w:rFonts w:hint="default"/>
+      </w:rPr>
+    </w:lvl>
+    <w:lvl w:ilvl="4">
+      <w:start w:val="1"/>
+      <w:numFmt w:val="decimal"/>
+      <w:lvlText w:val="%1.%2.%3.%4.%5"/>
+      <w:lvlJc w:val="left"/>
+      <w:pPr>
+        <w:ind w:left="1080" w:hanging="1080"/>
+      </w:pPr>
+      <w:rPr>
+        <w:rFonts w:hint="default"/>
+      </w:rPr>
+    </w:lvl>
+    <w:lvl w:ilvl="5">
+      <w:start w:val="1"/>
+      <w:numFmt w:val="decimal"/>
+      <w:lvlText w:val="%1.%2.%3.%4.%5.%6"/>
+      <w:lvlJc w:val="left"/>
+      <w:pPr>
+        <w:ind w:left="1080" w:hanging="1080"/>
+      </w:pPr>
+      <w:rPr>
+        <w:rFonts w:hint="default"/>
+      </w:rPr>
+    </w:lvl>
+    <w:lvl w:ilvl="6">
+      <w:start w:val="1"/>
+      <w:numFmt w:val="decimal"/>
+      <w:lvlText w:val="%1.%2.%3.%4.%5.%6.%7"/>
+      <w:lvlJc w:val="left"/>
+      <w:pPr>
+        <w:ind w:left="1440" w:hanging="1440"/>
+      </w:pPr>
+      <w:rPr>
+        <w:rFonts w:hint="default"/>
+      </w:rPr>
+    </w:lvl>
+    <w:lvl w:ilvl="7">
+      <w:start w:val="1"/>
+      <w:numFmt w:val="decimal"/>
+      <w:lvlText w:val="%1.%2.%3.%4.%5.%6.%7.%8"/>
+      <w:lvlJc w:val="left"/>
+      <w:pPr>
+        <w:ind w:left="1440" w:hanging="1440"/>
+      </w:pPr>
+      <w:rPr>
+        <w:rFonts w:hint="default"/>
+      </w:rPr>
+    </w:lvl>
+    <w:lvl w:ilvl="8">
+      <w:start w:val="1"/>
+      <w:numFmt w:val="decimal"/>
+      <w:lvlText w:val="%1.%2.%3.%4.%5.%6.%7.%8.%9"/>
+      <w:lvlJc w:val="left"/>
+      <w:pPr>
+        <w:ind w:left="1800" w:hanging="1800"/>
+      </w:pPr>
+      <w:rPr>
+        <w:rFonts w:hint="default"/>
+      </w:rPr>
+    </w:lvl>
+  </w:abstractNum>
+  <w:abstractNum w:abstractNumId="4" w15:restartNumberingAfterBreak="0">
+    <w:nsid w:val="4BC80E50"/>
+    <w:multiLevelType w:val="multilevel"/>
+    <w:tmpl w:val="7E7CFAFA"/>
+    <w:lvl w:ilvl="0">
+      <w:start w:val="5"/>
+      <w:numFmt w:val="decimal"/>
+      <w:lvlText w:val="%1"/>
+      <w:lvlJc w:val="left"/>
+      <w:pPr>
+        <w:ind w:left="500" w:hanging="500"/>
+      </w:pPr>
+      <w:rPr>
+        <w:rFonts w:hint="default"/>
+      </w:rPr>
+    </w:lvl>
+    <w:lvl w:ilvl="1">
+      <w:start w:val="2"/>
+      <w:numFmt w:val="decimal"/>
+      <w:lvlText w:val="%1.%2"/>
+      <w:lvlJc w:val="left"/>
+      <w:pPr>
+        <w:ind w:left="500" w:hanging="500"/>
+      </w:pPr>
+      <w:rPr>
+        <w:rFonts w:hint="default"/>
+      </w:rPr>
+    </w:lvl>
+    <w:lvl w:ilvl="2">
+      <w:start w:val="3"/>
+      <w:numFmt w:val="decimal"/>
+      <w:lvlText w:val="%1.%2.%3"/>
+      <w:lvlJc w:val="left"/>
+      <w:pPr>
+        <w:ind w:left="720" w:hanging="720"/>
+      </w:pPr>
+      <w:rPr>
+        <w:rFonts w:hint="default"/>
+      </w:rPr>
+    </w:lvl>
+    <w:lvl w:ilvl="3">
+      <w:start w:val="1"/>
+      <w:numFmt w:val="decimal"/>
+      <w:lvlText w:val="%1.%2.%3.%4"/>
+      <w:lvlJc w:val="left"/>
+      <w:pPr>
+        <w:ind w:left="720" w:hanging="720"/>
+      </w:pPr>
+      <w:rPr>
+        <w:rFonts w:hint="default"/>
+      </w:rPr>
+    </w:lvl>
+    <w:lvl w:ilvl="4">
+      <w:start w:val="1"/>
+      <w:numFmt w:val="decimal"/>
+      <w:lvlText w:val="%1.%2.%3.%4.%5"/>
+      <w:lvlJc w:val="left"/>
+      <w:pPr>
+        <w:ind w:left="1080" w:hanging="1080"/>
+      </w:pPr>
+      <w:rPr>
+        <w:rFonts w:hint="default"/>
+      </w:rPr>
+    </w:lvl>
+    <w:lvl w:ilvl="5">
+      <w:start w:val="1"/>
+      <w:numFmt w:val="decimal"/>
+      <w:lvlText w:val="%1.%2.%3.%4.%5.%6"/>
+      <w:lvlJc w:val="left"/>
+      <w:pPr>
+        <w:ind w:left="1080" w:hanging="1080"/>
+      </w:pPr>
+      <w:rPr>
+        <w:rFonts w:hint="default"/>
+      </w:rPr>
+    </w:lvl>
+    <w:lvl w:ilvl="6">
+      <w:start w:val="1"/>
+      <w:numFmt w:val="decimal"/>
+      <w:lvlText w:val="%1.%2.%3.%4.%5.%6.%7"/>
+      <w:lvlJc w:val="left"/>
+      <w:pPr>
+        <w:ind w:left="1440" w:hanging="1440"/>
+      </w:pPr>
+      <w:rPr>
+        <w:rFonts w:hint="default"/>
+      </w:rPr>
+    </w:lvl>
+    <w:lvl w:ilvl="7">
+      <w:start w:val="1"/>
+      <w:numFmt w:val="decimal"/>
+      <w:lvlText w:val="%1.%2.%3.%4.%5.%6.%7.%8"/>
+      <w:lvlJc w:val="left"/>
+      <w:pPr>
+        <w:ind w:left="1440" w:hanging="1440"/>
+      </w:pPr>
+      <w:rPr>
+        <w:rFonts w:hint="default"/>
+      </w:rPr>
+    </w:lvl>
+    <w:lvl w:ilvl="8">
+      <w:start w:val="1"/>
+      <w:numFmt w:val="decimal"/>
+      <w:lvlText w:val="%1.%2.%3.%4.%5.%6.%7.%8.%9"/>
+      <w:lvlJc w:val="left"/>
+      <w:pPr>
+        <w:ind w:left="1800" w:hanging="1800"/>
+      </w:pPr>
+      <w:rPr>
+        <w:rFonts w:hint="default"/>
+      </w:rPr>
+    </w:lvl>
+  </w:abstractNum>
+  <w:abstractNum w:abstractNumId="5" w15:restartNumberingAfterBreak="0">
+    <w:nsid w:val="4C842D9D"/>
+    <w:multiLevelType w:val="hybridMultilevel"/>
+    <w:tmpl w:val="37F4D948"/>
+    <w:lvl w:ilvl="0" w:tplc="08090001">
+      <w:start w:val="1"/>
+      <w:numFmt w:val="bullet"/>
+      <w:lvlText w:val=""/>
+      <w:lvlJc w:val="left"/>
+      <w:pPr>
+        <w:ind w:left="720" w:hanging="360"/>
+      </w:pPr>
+      <w:rPr>
+        <w:rFonts w:ascii="Symbol" w:hAnsi="Symbol" w:hint="default"/>
+      </w:rPr>
+    </w:lvl>
+    <w:lvl w:ilvl="1" w:tplc="08090003" w:tentative="1">
+      <w:start w:val="1"/>
+      <w:numFmt w:val="bullet"/>
+      <w:lvlText w:val="o"/>
+      <w:lvlJc w:val="left"/>
+      <w:pPr>
+        <w:ind w:left="1440" w:hanging="360"/>
+      </w:pPr>
+      <w:rPr>
+        <w:rFonts w:ascii="Courier New" w:hAnsi="Courier New" w:cs="Courier New" w:hint="default"/>
+      </w:rPr>
+    </w:lvl>
+    <w:lvl w:ilvl="2" w:tplc="08090005" w:tentative="1">
+      <w:start w:val="1"/>
+      <w:numFmt w:val="bullet"/>
+      <w:lvlText w:val=""/>
+      <w:lvlJc w:val="left"/>
+      <w:pPr>
+        <w:ind w:left="2160" w:hanging="360"/>
+      </w:pPr>
+      <w:rPr>
+        <w:rFonts w:ascii="Wingdings" w:hAnsi="Wingdings" w:hint="default"/>
+      </w:rPr>
+    </w:lvl>
+    <w:lvl w:ilvl="3" w:tplc="08090001" w:tentative="1">
+      <w:start w:val="1"/>
+      <w:numFmt w:val="bullet"/>
+      <w:lvlText w:val=""/>
+      <w:lvlJc w:val="left"/>
+      <w:pPr>
+        <w:ind w:left="2880" w:hanging="360"/>
+      </w:pPr>
+      <w:rPr>
+        <w:rFonts w:ascii="Symbol" w:hAnsi="Symbol" w:hint="default"/>
+      </w:rPr>
+    </w:lvl>
+    <w:lvl w:ilvl="4" w:tplc="08090003" w:tentative="1">
+      <w:start w:val="1"/>
+      <w:numFmt w:val="bullet"/>
+      <w:lvlText w:val="o"/>
+      <w:lvlJc w:val="left"/>
+      <w:pPr>
+        <w:ind w:left="3600" w:hanging="360"/>
+      </w:pPr>
+      <w:rPr>
+        <w:rFonts w:ascii="Courier New" w:hAnsi="Courier New" w:cs="Courier New" w:hint="default"/>
+      </w:rPr>
+    </w:lvl>
+    <w:lvl w:ilvl="5" w:tplc="08090005" w:tentative="1">
+      <w:start w:val="1"/>
+      <w:numFmt w:val="bullet"/>
+      <w:lvlText w:val=""/>
+      <w:lvlJc w:val="left"/>
+      <w:pPr>
+        <w:ind w:left="4320" w:hanging="360"/>
+      </w:pPr>
+      <w:rPr>
+        <w:rFonts w:ascii="Wingdings" w:hAnsi="Wingdings" w:hint="default"/>
+      </w:rPr>
+    </w:lvl>
+    <w:lvl w:ilvl="6" w:tplc="08090001" w:tentative="1">
+      <w:start w:val="1"/>
+      <w:numFmt w:val="bullet"/>
+      <w:lvlText w:val=""/>
+      <w:lvlJc w:val="left"/>
+      <w:pPr>
+        <w:ind w:left="5040" w:hanging="360"/>
+      </w:pPr>
+      <w:rPr>
+        <w:rFonts w:ascii="Symbol" w:hAnsi="Symbol" w:hint="default"/>
+      </w:rPr>
+    </w:lvl>
+    <w:lvl w:ilvl="7" w:tplc="08090003" w:tentative="1">
+      <w:start w:val="1"/>
+      <w:numFmt w:val="bullet"/>
+      <w:lvlText w:val="o"/>
+      <w:lvlJc w:val="left"/>
+      <w:pPr>
+        <w:ind w:left="5760" w:hanging="360"/>
+      </w:pPr>
+      <w:rPr>
+        <w:rFonts w:ascii="Courier New" w:hAnsi="Courier New" w:cs="Courier New" w:hint="default"/>
+      </w:rPr>
+    </w:lvl>
+    <w:lvl w:ilvl="8" w:tplc="08090005" w:tentative="1">
+      <w:start w:val="1"/>
+      <w:numFmt w:val="bullet"/>
+      <w:lvlText w:val=""/>
+      <w:lvlJc w:val="left"/>
+      <w:pPr>
+        <w:ind w:left="6480" w:hanging="360"/>
+      </w:pPr>
+      <w:rPr>
+        <w:rFonts w:ascii="Wingdings" w:hAnsi="Wingdings" w:hint="default"/>
+      </w:rPr>
+    </w:lvl>
+  </w:abstractNum>
+  <w:abstractNum w:abstractNumId="6" w15:restartNumberingAfterBreak="0">
     <w:nsid w:val="5BE3596B"/>
+    <w:multiLevelType w:val="multilevel"/>
+    <w:tmpl w:val="E028DEFA"/>
+    <w:lvl w:ilvl="0">
+      <w:start w:val="1"/>
+      <w:numFmt w:val="decimal"/>
+      <w:lvlText w:val="%1."/>
+      <w:lvlJc w:val="left"/>
+      <w:pPr>
+        <w:ind w:left="1080" w:hanging="360"/>
+      </w:pPr>
+      <w:rPr>
+        <w:rFonts w:hint="default"/>
+      </w:rPr>
+    </w:lvl>
+    <w:lvl w:ilvl="1">
+      <w:start w:val="2"/>
+      <w:numFmt w:val="decimal"/>
+      <w:isLgl/>
+      <w:lvlText w:val="%1.%2"/>
+      <w:lvlJc w:val="left"/>
+      <w:pPr>
+        <w:ind w:left="1260" w:hanging="540"/>
+      </w:pPr>
+      <w:rPr>
+        <w:rFonts w:hint="default"/>
+      </w:rPr>
+    </w:lvl>
+    <w:lvl w:ilvl="2">
+      <w:start w:val="4"/>
+      <w:numFmt w:val="decimal"/>
+      <w:isLgl/>
+      <w:lvlText w:val="%1.%2.%3"/>
+      <w:lvlJc w:val="left"/>
+      <w:pPr>
+        <w:ind w:left="1440" w:hanging="720"/>
+      </w:pPr>
+      <w:rPr>
+        <w:rFonts w:hint="default"/>
+      </w:rPr>
+    </w:lvl>
+    <w:lvl w:ilvl="3">
+      <w:start w:val="1"/>
+      <w:numFmt w:val="decimal"/>
+      <w:isLgl/>
+      <w:lvlText w:val="%1.%2.%3.%4"/>
+      <w:lvlJc w:val="left"/>
+      <w:pPr>
+        <w:ind w:left="1440" w:hanging="720"/>
+      </w:pPr>
+      <w:rPr>
+        <w:rFonts w:hint="default"/>
+      </w:rPr>
+    </w:lvl>
+    <w:lvl w:ilvl="4">
+      <w:start w:val="1"/>
+      <w:numFmt w:val="decimal"/>
+      <w:isLgl/>
+      <w:lvlText w:val="%1.%2.%3.%4.%5"/>
+      <w:lvlJc w:val="left"/>
+      <w:pPr>
+        <w:ind w:left="1800" w:hanging="1080"/>
+      </w:pPr>
+      <w:rPr>
+        <w:rFonts w:hint="default"/>
+      </w:rPr>
+    </w:lvl>
+    <w:lvl w:ilvl="5">
+      <w:start w:val="1"/>
+      <w:numFmt w:val="decimal"/>
+      <w:isLgl/>
+      <w:lvlText w:val="%1.%2.%3.%4.%5.%6"/>
+      <w:lvlJc w:val="left"/>
+      <w:pPr>
+        <w:ind w:left="1800" w:hanging="1080"/>
+      </w:pPr>
+      <w:rPr>
+        <w:rFonts w:hint="default"/>
+      </w:rPr>
+    </w:lvl>
+    <w:lvl w:ilvl="6">
+      <w:start w:val="1"/>
+      <w:numFmt w:val="decimal"/>
+      <w:isLgl/>
+      <w:lvlText w:val="%1.%2.%3.%4.%5.%6.%7"/>
+      <w:lvlJc w:val="left"/>
+      <w:pPr>
+        <w:ind w:left="2160" w:hanging="1440"/>
+      </w:pPr>
+      <w:rPr>
+        <w:rFonts w:hint="default"/>
+      </w:rPr>
+    </w:lvl>
+    <w:lvl w:ilvl="7">
+      <w:start w:val="1"/>
+      <w:numFmt w:val="decimal"/>
+      <w:isLgl/>
+      <w:lvlText w:val="%1.%2.%3.%4.%5.%6.%7.%8"/>
+      <w:lvlJc w:val="left"/>
+      <w:pPr>
+        <w:ind w:left="2160" w:hanging="1440"/>
+      </w:pPr>
+      <w:rPr>
+        <w:rFonts w:hint="default"/>
+      </w:rPr>
+    </w:lvl>
+    <w:lvl w:ilvl="8">
+      <w:start w:val="1"/>
+      <w:numFmt w:val="decimal"/>
+      <w:isLgl/>
+      <w:lvlText w:val="%1.%2.%3.%4.%5.%6.%7.%8.%9"/>
+      <w:lvlJc w:val="left"/>
+      <w:pPr>
+        <w:ind w:left="2160" w:hanging="1440"/>
+      </w:pPr>
+      <w:rPr>
+        <w:rFonts w:hint="default"/>
+      </w:rPr>
+    </w:lvl>
+  </w:abstractNum>
+  <w:abstractNum w:abstractNumId="7" w15:restartNumberingAfterBreak="0">
+    <w:nsid w:val="747B6FCB"/>
+    <w:multiLevelType w:val="multilevel"/>
+    <w:tmpl w:val="28DE0FA8"/>
+    <w:lvl w:ilvl="0">
+      <w:start w:val="5"/>
+      <w:numFmt w:val="decimal"/>
+      <w:lvlText w:val="%1"/>
+      <w:lvlJc w:val="left"/>
+      <w:pPr>
+        <w:ind w:left="500" w:hanging="500"/>
+      </w:pPr>
+      <w:rPr>
+        <w:rFonts w:hint="default"/>
+      </w:rPr>
+    </w:lvl>
+    <w:lvl w:ilvl="1">
+      <w:start w:val="2"/>
+      <w:numFmt w:val="decimal"/>
+      <w:lvlText w:val="%1.%2"/>
+      <w:lvlJc w:val="left"/>
+      <w:pPr>
+        <w:ind w:left="500" w:hanging="500"/>
+      </w:pPr>
+      <w:rPr>
+        <w:rFonts w:hint="default"/>
+      </w:rPr>
+    </w:lvl>
+    <w:lvl w:ilvl="2">
+      <w:start w:val="3"/>
+      <w:numFmt w:val="decimal"/>
+      <w:lvlText w:val="%1.%2.%3"/>
+      <w:lvlJc w:val="left"/>
+      <w:pPr>
+        <w:ind w:left="720" w:hanging="720"/>
+      </w:pPr>
+      <w:rPr>
+        <w:rFonts w:hint="default"/>
+      </w:rPr>
+    </w:lvl>
+    <w:lvl w:ilvl="3">
+      <w:start w:val="1"/>
+      <w:numFmt w:val="decimal"/>
+      <w:lvlText w:val="%1.%2.%3.%4"/>
+      <w:lvlJc w:val="left"/>
+      <w:pPr>
+        <w:ind w:left="720" w:hanging="720"/>
+      </w:pPr>
+      <w:rPr>
+        <w:rFonts w:hint="default"/>
+      </w:rPr>
+    </w:lvl>
+    <w:lvl w:ilvl="4">
+      <w:start w:val="1"/>
+      <w:numFmt w:val="decimal"/>
+      <w:lvlText w:val="%1.%2.%3.%4.%5"/>
+      <w:lvlJc w:val="left"/>
+      <w:pPr>
+        <w:ind w:left="1080" w:hanging="1080"/>
+      </w:pPr>
+      <w:rPr>
+        <w:rFonts w:hint="default"/>
+      </w:rPr>
+    </w:lvl>
+    <w:lvl w:ilvl="5">
+      <w:start w:val="1"/>
+      <w:numFmt w:val="decimal"/>
+      <w:lvlText w:val="%1.%2.%3.%4.%5.%6"/>
+      <w:lvlJc w:val="left"/>
+      <w:pPr>
+        <w:ind w:left="1080" w:hanging="1080"/>
+      </w:pPr>
+      <w:rPr>
+        <w:rFonts w:hint="default"/>
+      </w:rPr>
+    </w:lvl>
+    <w:lvl w:ilvl="6">
+      <w:start w:val="1"/>
+      <w:numFmt w:val="decimal"/>
+      <w:lvlText w:val="%1.%2.%3.%4.%5.%6.%7"/>
+      <w:lvlJc w:val="left"/>
+      <w:pPr>
+        <w:ind w:left="1440" w:hanging="1440"/>
+      </w:pPr>
+      <w:rPr>
+        <w:rFonts w:hint="default"/>
+      </w:rPr>
+    </w:lvl>
+    <w:lvl w:ilvl="7">
+      <w:start w:val="1"/>
+      <w:numFmt w:val="decimal"/>
+      <w:lvlText w:val="%1.%2.%3.%4.%5.%6.%7.%8"/>
+      <w:lvlJc w:val="left"/>
+      <w:pPr>
+        <w:ind w:left="1440" w:hanging="1440"/>
+      </w:pPr>
+      <w:rPr>
+        <w:rFonts w:hint="default"/>
+      </w:rPr>
+    </w:lvl>
+    <w:lvl w:ilvl="8">
+      <w:start w:val="1"/>
+      <w:numFmt w:val="decimal"/>
+      <w:lvlText w:val="%1.%2.%3.%4.%5.%6.%7.%8.%9"/>
+      <w:lvlJc w:val="left"/>
+      <w:pPr>
+        <w:ind w:left="1800" w:hanging="1800"/>
+      </w:pPr>
+      <w:rPr>
+        <w:rFonts w:hint="default"/>
+      </w:rPr>
+    </w:lvl>
+  </w:abstractNum>
+  <w:abstractNum w:abstractNumId="8" w15:restartNumberingAfterBreak="0">
+    <w:nsid w:val="79B30858"/>
+    <w:multiLevelType w:val="multilevel"/>
+    <w:tmpl w:val="8954E0CE"/>
+    <w:lvl w:ilvl="0">
+      <w:start w:val="1"/>
+      <w:numFmt w:val="decimal"/>
+      <w:lvlText w:val="%1"/>
+      <w:lvlJc w:val="left"/>
+      <w:pPr>
+        <w:ind w:left="360" w:hanging="360"/>
+      </w:pPr>
+      <w:rPr>
+        <w:rFonts w:hint="default"/>
+      </w:rPr>
+    </w:lvl>
+    <w:lvl w:ilvl="1">
+      <w:start w:val="1"/>
+      <w:numFmt w:val="decimal"/>
+      <w:lvlText w:val="%1.%2"/>
+      <w:lvlJc w:val="left"/>
+      <w:pPr>
+        <w:ind w:left="360" w:hanging="360"/>
+      </w:pPr>
+      <w:rPr>
+        <w:rFonts w:hint="default"/>
+      </w:rPr>
+    </w:lvl>
+    <w:lvl w:ilvl="2">
+      <w:start w:val="1"/>
+      <w:numFmt w:val="decimal"/>
+      <w:lvlText w:val="%1.%2.%3"/>
+      <w:lvlJc w:val="left"/>
+      <w:pPr>
+        <w:ind w:left="720" w:hanging="720"/>
+      </w:pPr>
+      <w:rPr>
+        <w:rFonts w:hint="default"/>
+      </w:rPr>
+    </w:lvl>
+    <w:lvl w:ilvl="3">
+      <w:start w:val="1"/>
+      <w:numFmt w:val="decimal"/>
+      <w:lvlText w:val="%1.%2.%3.%4"/>
+      <w:lvlJc w:val="left"/>
+      <w:pPr>
+        <w:ind w:left="720" w:hanging="720"/>
+      </w:pPr>
+      <w:rPr>
+        <w:rFonts w:hint="default"/>
+      </w:rPr>
+    </w:lvl>
+    <w:lvl w:ilvl="4">
+      <w:start w:val="1"/>
+      <w:numFmt w:val="decimal"/>
+      <w:lvlText w:val="%1.%2.%3.%4.%5"/>
+      <w:lvlJc w:val="left"/>
+      <w:pPr>
+        <w:ind w:left="1080" w:hanging="1080"/>
+      </w:pPr>
+      <w:rPr>
+        <w:rFonts w:hint="default"/>
+      </w:rPr>
+    </w:lvl>
+    <w:lvl w:ilvl="5">
+      <w:start w:val="1"/>
+      <w:numFmt w:val="decimal"/>
+      <w:lvlText w:val="%1.%2.%3.%4.%5.%6"/>
+      <w:lvlJc w:val="left"/>
+      <w:pPr>
+        <w:ind w:left="1080" w:hanging="1080"/>
+      </w:pPr>
+      <w:rPr>
+        <w:rFonts w:hint="default"/>
+      </w:rPr>
+    </w:lvl>
+    <w:lvl w:ilvl="6">
+      <w:start w:val="1"/>
+      <w:numFmt w:val="decimal"/>
+      <w:lvlText w:val="%1.%2.%3.%4.%5.%6.%7"/>
+      <w:lvlJc w:val="left"/>
+      <w:pPr>
+        <w:ind w:left="1440" w:hanging="1440"/>
+      </w:pPr>
+      <w:rPr>
+        <w:rFonts w:hint="default"/>
+      </w:rPr>
+    </w:lvl>
+    <w:lvl w:ilvl="7">
+      <w:start w:val="1"/>
+      <w:numFmt w:val="decimal"/>
+      <w:lvlText w:val="%1.%2.%3.%4.%5.%6.%7.%8"/>
+      <w:lvlJc w:val="left"/>
+      <w:pPr>
+        <w:ind w:left="1440" w:hanging="1440"/>
+      </w:pPr>
+      <w:rPr>
+        <w:rFonts w:hint="default"/>
+      </w:rPr>
+    </w:lvl>
+    <w:lvl w:ilvl="8">
+      <w:start w:val="1"/>
+      <w:numFmt w:val="decimal"/>
+      <w:lvlText w:val="%1.%2.%3.%4.%5.%6.%7.%8.%9"/>
+      <w:lvlJc w:val="left"/>
+      <w:pPr>
+        <w:ind w:left="1440" w:hanging="1440"/>
+      </w:pPr>
+      <w:rPr>
+        <w:rFonts w:hint="default"/>
+      </w:rPr>
+    </w:lvl>
+  </w:abstractNum>
+  <w:abstractNum w:abstractNumId="9" w15:restartNumberingAfterBreak="0">
+    <w:nsid w:val="7D7B3789"/>
     <w:multiLevelType w:val="hybridMultilevel"/>
-    <w:tmpl w:val="E6D63FA4"/>
-    <w:lvl w:ilvl="0" w:tplc="E688AFCE">
-      <w:start w:val="1"/>
+    <w:tmpl w:val="F814A270"/>
+    <w:lvl w:ilvl="0" w:tplc="CC36AF34">
+      <w:start w:val="22"/>
       <w:numFmt w:val="decimal"/>
       <w:lvlText w:val="%1."/>
       <w:lvlJc w:val="left"/>
@@ -25560,210 +27089,8 @@
       </w:pPr>
     </w:lvl>
   </w:abstractNum>
-  <w:abstractNum w:abstractNumId="4" w15:restartNumberingAfterBreak="0">
-    <w:nsid w:val="79B30858"/>
-    <w:multiLevelType w:val="multilevel"/>
-    <w:tmpl w:val="8954E0CE"/>
-    <w:lvl w:ilvl="0">
-      <w:start w:val="1"/>
-      <w:numFmt w:val="decimal"/>
-      <w:lvlText w:val="%1"/>
-      <w:lvlJc w:val="left"/>
-      <w:pPr>
-        <w:ind w:left="360" w:hanging="360"/>
-      </w:pPr>
-      <w:rPr>
-        <w:rFonts w:hint="default"/>
-      </w:rPr>
-    </w:lvl>
-    <w:lvl w:ilvl="1">
-      <w:start w:val="1"/>
-      <w:numFmt w:val="decimal"/>
-      <w:lvlText w:val="%1.%2"/>
-      <w:lvlJc w:val="left"/>
-      <w:pPr>
-        <w:ind w:left="360" w:hanging="360"/>
-      </w:pPr>
-      <w:rPr>
-        <w:rFonts w:hint="default"/>
-      </w:rPr>
-    </w:lvl>
-    <w:lvl w:ilvl="2">
-      <w:start w:val="1"/>
-      <w:numFmt w:val="decimal"/>
-      <w:lvlText w:val="%1.%2.%3"/>
-      <w:lvlJc w:val="left"/>
-      <w:pPr>
-        <w:ind w:left="720" w:hanging="720"/>
-      </w:pPr>
-      <w:rPr>
-        <w:rFonts w:hint="default"/>
-      </w:rPr>
-    </w:lvl>
-    <w:lvl w:ilvl="3">
-      <w:start w:val="1"/>
-      <w:numFmt w:val="decimal"/>
-      <w:lvlText w:val="%1.%2.%3.%4"/>
-      <w:lvlJc w:val="left"/>
-      <w:pPr>
-        <w:ind w:left="720" w:hanging="720"/>
-      </w:pPr>
-      <w:rPr>
-        <w:rFonts w:hint="default"/>
-      </w:rPr>
-    </w:lvl>
-    <w:lvl w:ilvl="4">
-      <w:start w:val="1"/>
-      <w:numFmt w:val="decimal"/>
-      <w:lvlText w:val="%1.%2.%3.%4.%5"/>
-      <w:lvlJc w:val="left"/>
-      <w:pPr>
-        <w:ind w:left="1080" w:hanging="1080"/>
-      </w:pPr>
-      <w:rPr>
-        <w:rFonts w:hint="default"/>
-      </w:rPr>
-    </w:lvl>
-    <w:lvl w:ilvl="5">
-      <w:start w:val="1"/>
-      <w:numFmt w:val="decimal"/>
-      <w:lvlText w:val="%1.%2.%3.%4.%5.%6"/>
-      <w:lvlJc w:val="left"/>
-      <w:pPr>
-        <w:ind w:left="1080" w:hanging="1080"/>
-      </w:pPr>
-      <w:rPr>
-        <w:rFonts w:hint="default"/>
-      </w:rPr>
-    </w:lvl>
-    <w:lvl w:ilvl="6">
-      <w:start w:val="1"/>
-      <w:numFmt w:val="decimal"/>
-      <w:lvlText w:val="%1.%2.%3.%4.%5.%6.%7"/>
-      <w:lvlJc w:val="left"/>
-      <w:pPr>
-        <w:ind w:left="1440" w:hanging="1440"/>
-      </w:pPr>
-      <w:rPr>
-        <w:rFonts w:hint="default"/>
-      </w:rPr>
-    </w:lvl>
-    <w:lvl w:ilvl="7">
-      <w:start w:val="1"/>
-      <w:numFmt w:val="decimal"/>
-      <w:lvlText w:val="%1.%2.%3.%4.%5.%6.%7.%8"/>
-      <w:lvlJc w:val="left"/>
-      <w:pPr>
-        <w:ind w:left="1440" w:hanging="1440"/>
-      </w:pPr>
-      <w:rPr>
-        <w:rFonts w:hint="default"/>
-      </w:rPr>
-    </w:lvl>
-    <w:lvl w:ilvl="8">
-      <w:start w:val="1"/>
-      <w:numFmt w:val="decimal"/>
-      <w:lvlText w:val="%1.%2.%3.%4.%5.%6.%7.%8.%9"/>
-      <w:lvlJc w:val="left"/>
-      <w:pPr>
-        <w:ind w:left="1440" w:hanging="1440"/>
-      </w:pPr>
-      <w:rPr>
-        <w:rFonts w:hint="default"/>
-      </w:rPr>
-    </w:lvl>
-  </w:abstractNum>
-  <w:abstractNum w:abstractNumId="5" w15:restartNumberingAfterBreak="0">
-    <w:nsid w:val="7D7B3789"/>
-    <w:multiLevelType w:val="hybridMultilevel"/>
-    <w:tmpl w:val="F814A270"/>
-    <w:lvl w:ilvl="0" w:tplc="CC36AF34">
-      <w:start w:val="22"/>
-      <w:numFmt w:val="decimal"/>
-      <w:lvlText w:val="%1."/>
-      <w:lvlJc w:val="left"/>
-      <w:pPr>
-        <w:ind w:left="1080" w:hanging="360"/>
-      </w:pPr>
-      <w:rPr>
-        <w:rFonts w:hint="default"/>
-      </w:rPr>
-    </w:lvl>
-    <w:lvl w:ilvl="1" w:tplc="08090019" w:tentative="1">
-      <w:start w:val="1"/>
-      <w:numFmt w:val="lowerLetter"/>
-      <w:lvlText w:val="%2."/>
-      <w:lvlJc w:val="left"/>
-      <w:pPr>
-        <w:ind w:left="1800" w:hanging="360"/>
-      </w:pPr>
-    </w:lvl>
-    <w:lvl w:ilvl="2" w:tplc="0809001B" w:tentative="1">
-      <w:start w:val="1"/>
-      <w:numFmt w:val="lowerRoman"/>
-      <w:lvlText w:val="%3."/>
-      <w:lvlJc w:val="right"/>
-      <w:pPr>
-        <w:ind w:left="2520" w:hanging="180"/>
-      </w:pPr>
-    </w:lvl>
-    <w:lvl w:ilvl="3" w:tplc="0809000F" w:tentative="1">
-      <w:start w:val="1"/>
-      <w:numFmt w:val="decimal"/>
-      <w:lvlText w:val="%4."/>
-      <w:lvlJc w:val="left"/>
-      <w:pPr>
-        <w:ind w:left="3240" w:hanging="360"/>
-      </w:pPr>
-    </w:lvl>
-    <w:lvl w:ilvl="4" w:tplc="08090019" w:tentative="1">
-      <w:start w:val="1"/>
-      <w:numFmt w:val="lowerLetter"/>
-      <w:lvlText w:val="%5."/>
-      <w:lvlJc w:val="left"/>
-      <w:pPr>
-        <w:ind w:left="3960" w:hanging="360"/>
-      </w:pPr>
-    </w:lvl>
-    <w:lvl w:ilvl="5" w:tplc="0809001B" w:tentative="1">
-      <w:start w:val="1"/>
-      <w:numFmt w:val="lowerRoman"/>
-      <w:lvlText w:val="%6."/>
-      <w:lvlJc w:val="right"/>
-      <w:pPr>
-        <w:ind w:left="4680" w:hanging="180"/>
-      </w:pPr>
-    </w:lvl>
-    <w:lvl w:ilvl="6" w:tplc="0809000F" w:tentative="1">
-      <w:start w:val="1"/>
-      <w:numFmt w:val="decimal"/>
-      <w:lvlText w:val="%7."/>
-      <w:lvlJc w:val="left"/>
-      <w:pPr>
-        <w:ind w:left="5400" w:hanging="360"/>
-      </w:pPr>
-    </w:lvl>
-    <w:lvl w:ilvl="7" w:tplc="08090019" w:tentative="1">
-      <w:start w:val="1"/>
-      <w:numFmt w:val="lowerLetter"/>
-      <w:lvlText w:val="%8."/>
-      <w:lvlJc w:val="left"/>
-      <w:pPr>
-        <w:ind w:left="6120" w:hanging="360"/>
-      </w:pPr>
-    </w:lvl>
-    <w:lvl w:ilvl="8" w:tplc="0809001B" w:tentative="1">
-      <w:start w:val="1"/>
-      <w:numFmt w:val="lowerRoman"/>
-      <w:lvlText w:val="%9."/>
-      <w:lvlJc w:val="right"/>
-      <w:pPr>
-        <w:ind w:left="6840" w:hanging="180"/>
-      </w:pPr>
-    </w:lvl>
-  </w:abstractNum>
   <w:num w:numId="1" w16cid:durableId="1826816783">
-    <w:abstractNumId w:val="4"/>
+    <w:abstractNumId w:val="8"/>
   </w:num>
   <w:num w:numId="2" w16cid:durableId="905605748">
     <w:abstractNumId w:val="2"/>
@@ -25775,9 +27102,21 @@
     <w:abstractNumId w:val="1"/>
   </w:num>
   <w:num w:numId="5" w16cid:durableId="1595242426">
+    <w:abstractNumId w:val="6"/>
+  </w:num>
+  <w:num w:numId="6" w16cid:durableId="1439789636">
+    <w:abstractNumId w:val="9"/>
+  </w:num>
+  <w:num w:numId="7" w16cid:durableId="2058234151">
+    <w:abstractNumId w:val="7"/>
+  </w:num>
+  <w:num w:numId="8" w16cid:durableId="2063826715">
     <w:abstractNumId w:val="3"/>
   </w:num>
-  <w:num w:numId="6" w16cid:durableId="1439789636">
+  <w:num w:numId="9" w16cid:durableId="119150407">
+    <w:abstractNumId w:val="4"/>
+  </w:num>
+  <w:num w:numId="10" w16cid:durableId="1437217166">
     <w:abstractNumId w:val="5"/>
   </w:num>
 </w:numbering>
@@ -26309,7 +27648,6 @@
   <w:style w:type="character" w:default="1" w:styleId="DefaultParagraphFont">
     <w:name w:val="Default Paragraph Font"/>
     <w:uiPriority w:val="1"/>
-    <w:semiHidden/>
     <w:unhideWhenUsed/>
   </w:style>
   <w:style w:type="table" w:default="1" w:styleId="TableNormal">
@@ -26966,6 +28304,17 @@
       </w:tcPr>
     </w:tblStylePr>
   </w:style>
+  <w:style w:type="character" w:styleId="SubtleReference">
+    <w:name w:val="Subtle Reference"/>
+    <w:basedOn w:val="DefaultParagraphFont"/>
+    <w:uiPriority w:val="31"/>
+    <w:qFormat/>
+    <w:rsid w:val="00392E8C"/>
+    <w:rPr>
+      <w:smallCaps/>
+      <w:color w:val="5A5A5A" w:themeColor="text1" w:themeTint="A5"/>
+    </w:rPr>
+  </w:style>
 </w:styles>
 </file>
 
@@ -27000,108 +28349,6 @@
     </w:docPart>
     <w:docPart>
       <w:docPartPr>
-        <w:name w:val="E47FE9EBC54341F1AE604C7FAF19AD7B"/>
-        <w:category>
-          <w:name w:val="General"/>
-          <w:gallery w:val="placeholder"/>
-        </w:category>
-        <w:types>
-          <w:type w:val="bbPlcHdr"/>
-        </w:types>
-        <w:behaviors>
-          <w:behavior w:val="content"/>
-        </w:behaviors>
-        <w:guid w:val="{0F41AC08-12D9-4D53-BAC5-6B15A4DCA2C8}"/>
-      </w:docPartPr>
-      <w:docPartBody>
-        <w:p>
-          <w:pPr>
-            <w:pStyle w:val="E47FE9EBC54341F1AE604C7FAF19AD7B"/>
-          </w:pPr>
-          <w:r>
-            <w:t xml:space="preserve">The abstract should be one paragraph of between 150 and 250 words. It is not indented. Section titles, such as the word Abstract above, are now to use bold heading format. References, Footnotes, and Figure section titles should also be written in bold. To do this, use the </w:t>
-          </w:r>
-          <w:r>
-            <w:rPr>
-              <w:rStyle w:val="Strong"/>
-            </w:rPr>
-            <w:t>Section Title</w:t>
-          </w:r>
-          <w:r>
-            <w:t xml:space="preserve"> style. This style automatically starts your section on a new page, so you don’t have to add page breaks. Note that all of the styles for this template are available on the </w:t>
-          </w:r>
-          <w:r>
-            <w:rPr>
-              <w:rStyle w:val="Strong"/>
-            </w:rPr>
-            <w:t>Home</w:t>
-          </w:r>
-          <w:r>
-            <w:t xml:space="preserve"> tab of the ribbon, in the Styles dropdown menu.</w:t>
-          </w:r>
-        </w:p>
-      </w:docPartBody>
-    </w:docPart>
-    <w:docPart>
-      <w:docPartPr>
-        <w:name w:val="33D08D7B10B74BD690BD5EE961AD63C4"/>
-        <w:category>
-          <w:name w:val="General"/>
-          <w:gallery w:val="placeholder"/>
-        </w:category>
-        <w:types>
-          <w:type w:val="bbPlcHdr"/>
-        </w:types>
-        <w:behaviors>
-          <w:behavior w:val="content"/>
-        </w:behaviors>
-        <w:guid w:val="{BAF58FDC-2658-4C96-BC1E-CE1537DA1D84}"/>
-      </w:docPartPr>
-      <w:docPartBody>
-        <w:p>
-          <w:pPr>
-            <w:pStyle w:val="33D08D7B10B74BD690BD5EE961AD63C4"/>
-          </w:pPr>
-          <w:r>
-            <w:rPr>
-              <w:rStyle w:val="Emphasis"/>
-            </w:rPr>
-            <w:t>Keywords</w:t>
-          </w:r>
-          <w:r>
-            <w:t>:</w:t>
-          </w:r>
-        </w:p>
-      </w:docPartBody>
-    </w:docPart>
-    <w:docPart>
-      <w:docPartPr>
-        <w:name w:val="A4A0AE7189934A378C27C5A7FBC1E124"/>
-        <w:category>
-          <w:name w:val="General"/>
-          <w:gallery w:val="placeholder"/>
-        </w:category>
-        <w:types>
-          <w:type w:val="bbPlcHdr"/>
-        </w:types>
-        <w:behaviors>
-          <w:behavior w:val="content"/>
-        </w:behaviors>
-        <w:guid w:val="{D0B814AE-0CE5-4259-9307-660524748553}"/>
-      </w:docPartPr>
-      <w:docPartBody>
-        <w:p>
-          <w:pPr>
-            <w:pStyle w:val="A4A0AE7189934A378C27C5A7FBC1E124"/>
-          </w:pPr>
-          <w:r>
-            <w:t>Add keywords here.</w:t>
-          </w:r>
-        </w:p>
-      </w:docPartBody>
-    </w:docPart>
-    <w:docPart>
-      <w:docPartPr>
         <w:name w:val="A25C22AEB87E43308152699EA2C27158"/>
         <w:category>
           <w:name w:val="General"/>
@@ -27122,744 +28369,6 @@
           </w:pPr>
           <w:r>
             <w:t>References</w:t>
-          </w:r>
-        </w:p>
-      </w:docPartBody>
-    </w:docPart>
-    <w:docPart>
-      <w:docPartPr>
-        <w:name w:val="78A81BC784E24496A0C24BFB3F5D5545"/>
-        <w:category>
-          <w:name w:val="General"/>
-          <w:gallery w:val="placeholder"/>
-        </w:category>
-        <w:types>
-          <w:type w:val="bbPlcHdr"/>
-        </w:types>
-        <w:behaviors>
-          <w:behavior w:val="content"/>
-        </w:behaviors>
-        <w:guid w:val="{6DC5C1A5-1E4A-4FE3-A18E-4BE04BF33EA7}"/>
-      </w:docPartPr>
-      <w:docPartBody>
-        <w:p>
-          <w:pPr>
-            <w:pStyle w:val="78A81BC784E24496A0C24BFB3F5D5545"/>
-          </w:pPr>
-          <w:r>
-            <w:t>Last Name, A. B. (Year). Article Title.</w:t>
-          </w:r>
-        </w:p>
-      </w:docPartBody>
-    </w:docPart>
-    <w:docPart>
-      <w:docPartPr>
-        <w:name w:val="D7A41000EA8F426184234664062D6F7B"/>
-        <w:category>
-          <w:name w:val="General"/>
-          <w:gallery w:val="placeholder"/>
-        </w:category>
-        <w:types>
-          <w:type w:val="bbPlcHdr"/>
-        </w:types>
-        <w:behaviors>
-          <w:behavior w:val="content"/>
-        </w:behaviors>
-        <w:guid w:val="{48FDF497-96FB-4AF7-B6A2-EB55D7BD6ABC}"/>
-      </w:docPartPr>
-      <w:docPartBody>
-        <w:p>
-          <w:pPr>
-            <w:pStyle w:val="D7A41000EA8F426184234664062D6F7B"/>
-          </w:pPr>
-          <w:r>
-            <w:rPr>
-              <w:rStyle w:val="Emphasis"/>
-            </w:rPr>
-            <w:t>Journal Title</w:t>
-          </w:r>
-        </w:p>
-      </w:docPartBody>
-    </w:docPart>
-    <w:docPart>
-      <w:docPartPr>
-        <w:name w:val="02D8C9A760664A86B4352D40A3554055"/>
-        <w:category>
-          <w:name w:val="General"/>
-          <w:gallery w:val="placeholder"/>
-        </w:category>
-        <w:types>
-          <w:type w:val="bbPlcHdr"/>
-        </w:types>
-        <w:behaviors>
-          <w:behavior w:val="content"/>
-        </w:behaviors>
-        <w:guid w:val="{364599E3-690A-4D5A-938F-BB68F9A7D3E0}"/>
-      </w:docPartPr>
-      <w:docPartBody>
-        <w:p>
-          <w:pPr>
-            <w:pStyle w:val="02D8C9A760664A86B4352D40A3554055"/>
-          </w:pPr>
-          <w:r>
-            <w:t>, Pages #-#. URL.</w:t>
-          </w:r>
-        </w:p>
-      </w:docPartBody>
-    </w:docPart>
-    <w:docPart>
-      <w:docPartPr>
-        <w:name w:val="0D6FA46BF7A648F4ABCFC47340AF85BE"/>
-        <w:category>
-          <w:name w:val="General"/>
-          <w:gallery w:val="placeholder"/>
-        </w:category>
-        <w:types>
-          <w:type w:val="bbPlcHdr"/>
-        </w:types>
-        <w:behaviors>
-          <w:behavior w:val="content"/>
-        </w:behaviors>
-        <w:guid w:val="{6B0A7F2C-C727-462F-92CC-6EC682DDE784}"/>
-      </w:docPartPr>
-      <w:docPartBody>
-        <w:p>
-          <w:pPr>
-            <w:pStyle w:val="0D6FA46BF7A648F4ABCFC47340AF85BE"/>
-          </w:pPr>
-          <w:r>
-            <w:rPr>
-              <w:color w:val="156082" w:themeColor="accent1"/>
-              <w:u w:val="single"/>
-            </w:rPr>
-            <w:t>URL</w:t>
-          </w:r>
-          <w:r>
-            <w:t>.</w:t>
-          </w:r>
-        </w:p>
-      </w:docPartBody>
-    </w:docPart>
-    <w:docPart>
-      <w:docPartPr>
-        <w:name w:val="252AEEAED19C4180A8B8D15EF149F4F3"/>
-        <w:category>
-          <w:name w:val="General"/>
-          <w:gallery w:val="placeholder"/>
-        </w:category>
-        <w:types>
-          <w:type w:val="bbPlcHdr"/>
-        </w:types>
-        <w:behaviors>
-          <w:behavior w:val="content"/>
-        </w:behaviors>
-        <w:guid w:val="{E29D63D2-69F5-4771-8D29-6513D7B27C54}"/>
-      </w:docPartPr>
-      <w:docPartBody>
-        <w:p>
-          <w:pPr>
-            <w:pStyle w:val="252AEEAED19C4180A8B8D15EF149F4F3"/>
-          </w:pPr>
-          <w:r>
-            <w:t>Last Name, C. D. (Year).</w:t>
-          </w:r>
-        </w:p>
-      </w:docPartBody>
-    </w:docPart>
-    <w:docPart>
-      <w:docPartPr>
-        <w:name w:val="D0CA60D3CCD24C2FA51A2E40113AAE72"/>
-        <w:category>
-          <w:name w:val="General"/>
-          <w:gallery w:val="placeholder"/>
-        </w:category>
-        <w:types>
-          <w:type w:val="bbPlcHdr"/>
-        </w:types>
-        <w:behaviors>
-          <w:behavior w:val="content"/>
-        </w:behaviors>
-        <w:guid w:val="{1EA1BCE8-B2EE-47C0-8B79-05842EE2C950}"/>
-      </w:docPartPr>
-      <w:docPartBody>
-        <w:p>
-          <w:pPr>
-            <w:pStyle w:val="D0CA60D3CCD24C2FA51A2E40113AAE72"/>
-          </w:pPr>
-          <w:r>
-            <w:rPr>
-              <w:rStyle w:val="Emphasis"/>
-            </w:rPr>
-            <w:t>Book Title</w:t>
-          </w:r>
-        </w:p>
-      </w:docPartBody>
-    </w:docPart>
-    <w:docPart>
-      <w:docPartPr>
-        <w:name w:val="94AE9BF08BFA4A7E94197C0A64EE2099"/>
-        <w:category>
-          <w:name w:val="General"/>
-          <w:gallery w:val="placeholder"/>
-        </w:category>
-        <w:types>
-          <w:type w:val="bbPlcHdr"/>
-        </w:types>
-        <w:behaviors>
-          <w:behavior w:val="content"/>
-        </w:behaviors>
-        <w:guid w:val="{837696B2-ECEA-4C94-80A2-13BEC50597B2}"/>
-      </w:docPartPr>
-      <w:docPartBody>
-        <w:p>
-          <w:pPr>
-            <w:pStyle w:val="94AE9BF08BFA4A7E94197C0A64EE2099"/>
-          </w:pPr>
-          <w:r>
-            <w:rPr>
-              <w:color w:val="156082" w:themeColor="accent1"/>
-              <w:u w:val="single"/>
-            </w:rPr>
-            <w:t>URL</w:t>
-          </w:r>
-          <w:r>
-            <w:t>.</w:t>
-          </w:r>
-        </w:p>
-      </w:docPartBody>
-    </w:docPart>
-    <w:docPart>
-      <w:docPartPr>
-        <w:name w:val="42E44A0442D2442696DAD08C38FE84CC"/>
-        <w:category>
-          <w:name w:val="General"/>
-          <w:gallery w:val="placeholder"/>
-        </w:category>
-        <w:types>
-          <w:type w:val="bbPlcHdr"/>
-        </w:types>
-        <w:behaviors>
-          <w:behavior w:val="content"/>
-        </w:behaviors>
-        <w:guid w:val="{2592E4D0-5E8C-43CC-9D8F-8C16188F2814}"/>
-      </w:docPartPr>
-      <w:docPartBody>
-        <w:p>
-          <w:pPr>
-            <w:pStyle w:val="42E44A0442D2442696DAD08C38FE84CC"/>
-          </w:pPr>
-          <w:r>
-            <w:t>Last Name, D. E., Last Name, F. G. (Year).</w:t>
-          </w:r>
-        </w:p>
-      </w:docPartBody>
-    </w:docPart>
-    <w:docPart>
-      <w:docPartPr>
-        <w:name w:val="6F50173F95F0445BA434B89096721508"/>
-        <w:category>
-          <w:name w:val="General"/>
-          <w:gallery w:val="placeholder"/>
-        </w:category>
-        <w:types>
-          <w:type w:val="bbPlcHdr"/>
-        </w:types>
-        <w:behaviors>
-          <w:behavior w:val="content"/>
-        </w:behaviors>
-        <w:guid w:val="{2879B0CF-7F43-44FE-9F37-F89D6C3A789C}"/>
-      </w:docPartPr>
-      <w:docPartBody>
-        <w:p>
-          <w:pPr>
-            <w:pStyle w:val="6F50173F95F0445BA434B89096721508"/>
-          </w:pPr>
-          <w:r>
-            <w:rPr>
-              <w:rStyle w:val="Emphasis"/>
-            </w:rPr>
-            <w:t>Report Title</w:t>
-          </w:r>
-        </w:p>
-      </w:docPartBody>
-    </w:docPart>
-    <w:docPart>
-      <w:docPartPr>
-        <w:name w:val="A5F9722EA38E40E68BA43768272719C9"/>
-        <w:category>
-          <w:name w:val="General"/>
-          <w:gallery w:val="placeholder"/>
-        </w:category>
-        <w:types>
-          <w:type w:val="bbPlcHdr"/>
-        </w:types>
-        <w:behaviors>
-          <w:behavior w:val="content"/>
-        </w:behaviors>
-        <w:guid w:val="{99109D43-62C3-410F-9992-CD79D2DE4B08}"/>
-      </w:docPartPr>
-      <w:docPartBody>
-        <w:p>
-          <w:pPr>
-            <w:pStyle w:val="A5F9722EA38E40E68BA43768272719C9"/>
-          </w:pPr>
-          <w:r>
-            <w:rPr>
-              <w:color w:val="156082" w:themeColor="accent1"/>
-              <w:u w:val="single"/>
-            </w:rPr>
-            <w:t>URL</w:t>
-          </w:r>
-          <w:r>
-            <w:t>.</w:t>
-          </w:r>
-        </w:p>
-      </w:docPartBody>
-    </w:docPart>
-    <w:docPart>
-      <w:docPartPr>
-        <w:name w:val="95F947D082D8464EB32411BA3E82C22E"/>
-        <w:category>
-          <w:name w:val="General"/>
-          <w:gallery w:val="placeholder"/>
-        </w:category>
-        <w:types>
-          <w:type w:val="bbPlcHdr"/>
-        </w:types>
-        <w:behaviors>
-          <w:behavior w:val="content"/>
-        </w:behaviors>
-        <w:guid w:val="{A9F7DD8D-B924-4F85-B447-0E6DFDFD8267}"/>
-      </w:docPartPr>
-      <w:docPartBody>
-        <w:p>
-          <w:pPr>
-            <w:pStyle w:val="95F947D082D8464EB32411BA3E82C22E"/>
-          </w:pPr>
-          <w:r>
-            <w:t>Last Name, H. I. (Year, Month Day). Article Title/Headline.</w:t>
-          </w:r>
-        </w:p>
-      </w:docPartBody>
-    </w:docPart>
-    <w:docPart>
-      <w:docPartPr>
-        <w:name w:val="9FF168BEFC6448C5A80D0DB3B452048B"/>
-        <w:category>
-          <w:name w:val="General"/>
-          <w:gallery w:val="placeholder"/>
-        </w:category>
-        <w:types>
-          <w:type w:val="bbPlcHdr"/>
-        </w:types>
-        <w:behaviors>
-          <w:behavior w:val="content"/>
-        </w:behaviors>
-        <w:guid w:val="{68887A2B-DAC9-441A-B6C1-E8E0B1ED91FC}"/>
-      </w:docPartPr>
-      <w:docPartBody>
-        <w:p>
-          <w:pPr>
-            <w:pStyle w:val="9FF168BEFC6448C5A80D0DB3B452048B"/>
-          </w:pPr>
-          <w:r>
-            <w:rPr>
-              <w:rStyle w:val="Emphasis"/>
-            </w:rPr>
-            <w:t>Periodical.</w:t>
-          </w:r>
-        </w:p>
-      </w:docPartBody>
-    </w:docPart>
-    <w:docPart>
-      <w:docPartPr>
-        <w:name w:val="83CB04A3A24D4517BBDD740E4C6CE4E3"/>
-        <w:category>
-          <w:name w:val="General"/>
-          <w:gallery w:val="placeholder"/>
-        </w:category>
-        <w:types>
-          <w:type w:val="bbPlcHdr"/>
-        </w:types>
-        <w:behaviors>
-          <w:behavior w:val="content"/>
-        </w:behaviors>
-        <w:guid w:val="{95A64E3C-597B-4DC0-9E3C-679B10F9CC13}"/>
-      </w:docPartPr>
-      <w:docPartBody>
-        <w:p>
-          <w:pPr>
-            <w:pStyle w:val="83CB04A3A24D4517BBDD740E4C6CE4E3"/>
-          </w:pPr>
-          <w:r>
-            <w:t>Organization Name. (Year, Month Day).</w:t>
-          </w:r>
-        </w:p>
-      </w:docPartBody>
-    </w:docPart>
-    <w:docPart>
-      <w:docPartPr>
-        <w:name w:val="F800D54DFD7C42EAA56A55FE4A445187"/>
-        <w:category>
-          <w:name w:val="General"/>
-          <w:gallery w:val="placeholder"/>
-        </w:category>
-        <w:types>
-          <w:type w:val="bbPlcHdr"/>
-        </w:types>
-        <w:behaviors>
-          <w:behavior w:val="content"/>
-        </w:behaviors>
-        <w:guid w:val="{E295B270-A38D-480B-B7E4-A53A91B4CD22}"/>
-      </w:docPartPr>
-      <w:docPartBody>
-        <w:p>
-          <w:pPr>
-            <w:pStyle w:val="F800D54DFD7C42EAA56A55FE4A445187"/>
-          </w:pPr>
-          <w:r>
-            <w:rPr>
-              <w:rStyle w:val="Emphasis"/>
-            </w:rPr>
-            <w:t>Webpage Title.</w:t>
-          </w:r>
-        </w:p>
-      </w:docPartBody>
-    </w:docPart>
-    <w:docPart>
-      <w:docPartPr>
-        <w:name w:val="D08FD578404A4739A016625D4F3CC77B"/>
-        <w:category>
-          <w:name w:val="General"/>
-          <w:gallery w:val="placeholder"/>
-        </w:category>
-        <w:types>
-          <w:type w:val="bbPlcHdr"/>
-        </w:types>
-        <w:behaviors>
-          <w:behavior w:val="content"/>
-        </w:behaviors>
-        <w:guid w:val="{18F78B87-DD04-467E-8F64-2A4007B2F308}"/>
-      </w:docPartPr>
-      <w:docPartBody>
-        <w:p>
-          <w:pPr>
-            <w:pStyle w:val="D08FD578404A4739A016625D4F3CC77B"/>
-          </w:pPr>
-          <w:r>
-            <w:rPr>
-              <w:color w:val="156082" w:themeColor="accent1"/>
-              <w:u w:val="single"/>
-            </w:rPr>
-            <w:t>URL</w:t>
-          </w:r>
-          <w:r>
-            <w:t>.</w:t>
-          </w:r>
-        </w:p>
-      </w:docPartBody>
-    </w:docPart>
-    <w:docPart>
-      <w:docPartPr>
-        <w:name w:val="50323765CA564254B0C0BECE65FD53FA"/>
-        <w:category>
-          <w:name w:val="General"/>
-          <w:gallery w:val="placeholder"/>
-        </w:category>
-        <w:types>
-          <w:type w:val="bbPlcHdr"/>
-        </w:types>
-        <w:behaviors>
-          <w:behavior w:val="content"/>
-        </w:behaviors>
-        <w:guid w:val="{B2BAB15A-E45C-4DFD-907C-4CBFF6E7DDE6}"/>
-      </w:docPartPr>
-      <w:docPartBody>
-        <w:p>
-          <w:pPr>
-            <w:pStyle w:val="50323765CA564254B0C0BECE65FD53FA"/>
-          </w:pPr>
-          <w:r>
-            <w:t>Footnotes</w:t>
-          </w:r>
-        </w:p>
-      </w:docPartBody>
-    </w:docPart>
-    <w:docPart>
-      <w:docPartPr>
-        <w:name w:val="D303FB141D4A4D79A6ADCBEC16787564"/>
-        <w:category>
-          <w:name w:val="General"/>
-          <w:gallery w:val="placeholder"/>
-        </w:category>
-        <w:types>
-          <w:type w:val="bbPlcHdr"/>
-        </w:types>
-        <w:behaviors>
-          <w:behavior w:val="content"/>
-        </w:behaviors>
-        <w:guid w:val="{98ACC7F4-999C-4B0A-9092-FEFD5F56311A}"/>
-      </w:docPartPr>
-      <w:docPartBody>
-        <w:p>
-          <w:pPr>
-            <w:pStyle w:val="D303FB141D4A4D79A6ADCBEC16787564"/>
-          </w:pPr>
-          <w:r>
-            <w:rPr>
-              <w:vertAlign w:val="superscript"/>
-            </w:rPr>
-            <w:t>1</w:t>
-          </w:r>
-          <w:r>
-            <w:t xml:space="preserve">For APA reports, add footnotes manually on their own page following references. </w:t>
-          </w:r>
-          <w:r>
-            <w:rPr>
-              <w:u w:val="single"/>
-            </w:rPr>
-            <w:t>Do not use the</w:t>
-          </w:r>
-          <w:r>
-            <w:rPr>
-              <w:b/>
-              <w:bCs/>
-              <w:u w:val="single"/>
-            </w:rPr>
-            <w:t xml:space="preserve"> Insert</w:t>
-          </w:r>
-          <w:r>
-            <w:rPr>
-              <w:u w:val="single"/>
-            </w:rPr>
-            <w:t xml:space="preserve"> </w:t>
-          </w:r>
-          <w:r>
-            <w:rPr>
-              <w:b/>
-              <w:bCs/>
-              <w:u w:val="single"/>
-            </w:rPr>
-            <w:t>Footnotes</w:t>
-          </w:r>
-          <w:r>
-            <w:rPr>
-              <w:u w:val="single"/>
-            </w:rPr>
-            <w:t xml:space="preserve"> method on the </w:t>
-          </w:r>
-          <w:r>
-            <w:rPr>
-              <w:b/>
-              <w:bCs/>
-              <w:u w:val="single"/>
-            </w:rPr>
-            <w:t>References</w:t>
-          </w:r>
-          <w:r>
-            <w:rPr>
-              <w:u w:val="single"/>
-            </w:rPr>
-            <w:t xml:space="preserve"> tab as they will not be formatted correctly. </w:t>
-          </w:r>
-          <w:r>
-            <w:t xml:space="preserve">For APA formatting requirements, it’s easier to type your own footnote references and notes. To format a footnote reference, select the number and then, on the </w:t>
-          </w:r>
-          <w:r>
-            <w:rPr>
-              <w:b/>
-              <w:bCs/>
-            </w:rPr>
-            <w:t>Home</w:t>
-          </w:r>
-          <w:r>
-            <w:t xml:space="preserve"> tab, in the </w:t>
-          </w:r>
-          <w:r>
-            <w:rPr>
-              <w:b/>
-              <w:bCs/>
-            </w:rPr>
-            <w:t>Styles</w:t>
-          </w:r>
-          <w:r>
-            <w:t xml:space="preserve"> gallery, click </w:t>
-          </w:r>
-          <w:r>
-            <w:rPr>
-              <w:b/>
-              <w:bCs/>
-            </w:rPr>
-            <w:t>Footnote Reference</w:t>
-          </w:r>
-          <w:r>
-            <w:t xml:space="preserve">. The body of a footnote, such as this example, uses the </w:t>
-          </w:r>
-          <w:r>
-            <w:rPr>
-              <w:b/>
-              <w:bCs/>
-            </w:rPr>
-            <w:t>Normal</w:t>
-          </w:r>
-          <w:r>
-            <w:t xml:space="preserve"> text style. If you delete this sample footnote, don’t forget to delete its in-text reference at the end of the sample Heading 2 paragraph on the first page of body content in this template.</w:t>
-          </w:r>
-        </w:p>
-      </w:docPartBody>
-    </w:docPart>
-    <w:docPart>
-      <w:docPartPr>
-        <w:name w:val="52B745C33D2943A486B2301066601B05"/>
-        <w:category>
-          <w:name w:val="General"/>
-          <w:gallery w:val="placeholder"/>
-        </w:category>
-        <w:types>
-          <w:type w:val="bbPlcHdr"/>
-        </w:types>
-        <w:behaviors>
-          <w:behavior w:val="content"/>
-        </w:behaviors>
-        <w:guid w:val="{86D2619A-098A-4F61-AB77-80BC6C70F6B0}"/>
-      </w:docPartPr>
-      <w:docPartBody>
-        <w:p>
-          <w:pPr>
-            <w:pStyle w:val="52B745C33D2943A486B2301066601B05"/>
-          </w:pPr>
-          <w:r>
-            <w:t>Figures Title</w:t>
-          </w:r>
-        </w:p>
-      </w:docPartBody>
-    </w:docPart>
-    <w:docPart>
-      <w:docPartPr>
-        <w:name w:val="1CC81CB61E08499E8BE70772C0467844"/>
-        <w:category>
-          <w:name w:val="General"/>
-          <w:gallery w:val="placeholder"/>
-        </w:category>
-        <w:types>
-          <w:type w:val="bbPlcHdr"/>
-        </w:types>
-        <w:behaviors>
-          <w:behavior w:val="content"/>
-        </w:behaviors>
-        <w:guid w:val="{8B3FFBD2-94B7-4BF5-A19F-ADD9F636E3A5}"/>
-      </w:docPartPr>
-      <w:docPartBody>
-        <w:p>
-          <w:pPr>
-            <w:pStyle w:val="1CC81CB61E08499E8BE70772C0467844"/>
-          </w:pPr>
-          <w:r>
-            <w:rPr>
-              <w:b/>
-            </w:rPr>
-            <w:t>Figure 1.</w:t>
-          </w:r>
-        </w:p>
-      </w:docPartBody>
-    </w:docPart>
-    <w:docPart>
-      <w:docPartPr>
-        <w:name w:val="4A4FC97B1D104C1F92048EAD8F720E90"/>
-        <w:category>
-          <w:name w:val="General"/>
-          <w:gallery w:val="placeholder"/>
-        </w:category>
-        <w:types>
-          <w:type w:val="bbPlcHdr"/>
-        </w:types>
-        <w:behaviors>
-          <w:behavior w:val="content"/>
-        </w:behaviors>
-        <w:guid w:val="{573F90A6-2E2E-424C-973F-D6B3CAA093EA}"/>
-      </w:docPartPr>
-      <w:docPartBody>
-        <w:p>
-          <w:pPr>
-            <w:pStyle w:val="4A4FC97B1D104C1F92048EAD8F720E90"/>
-          </w:pPr>
-          <w:r>
-            <w:rPr>
-              <w:i/>
-              <w:iCs/>
-            </w:rPr>
-            <w:t>Include all figures in their own section, following references, footnotes, and tables. Include a numbered caption for each figure. Use the Table/Figure style for easy spacing between figure and caption.</w:t>
-          </w:r>
-        </w:p>
-      </w:docPartBody>
-    </w:docPart>
-    <w:docPart>
-      <w:docPartPr>
-        <w:name w:val="E300B81ED2924812A9F66E9CC51FB361"/>
-        <w:category>
-          <w:name w:val="General"/>
-          <w:gallery w:val="placeholder"/>
-        </w:category>
-        <w:types>
-          <w:type w:val="bbPlcHdr"/>
-        </w:types>
-        <w:behaviors>
-          <w:behavior w:val="content"/>
-        </w:behaviors>
-        <w:guid w:val="{ED4E3268-31C5-4239-A89A-39237D26D071}"/>
-      </w:docPartPr>
-      <w:docPartBody>
-        <w:p>
-          <w:pPr>
-            <w:pStyle w:val="E300B81ED2924812A9F66E9CC51FB361"/>
-          </w:pPr>
-          <w:r>
-            <w:rPr>
-              <w:i/>
-              <w:iCs/>
-            </w:rPr>
-            <w:t xml:space="preserve">For additional information on APA Style formatting, please consult the </w:t>
-          </w:r>
-          <w:hyperlink r:id="rId4">
-            <w:r>
-              <w:rPr>
-                <w:rStyle w:val="Hyperlink"/>
-              </w:rPr>
-              <w:t>APA Style Manual, 7th Edition</w:t>
-            </w:r>
-          </w:hyperlink>
-          <w:r>
-            <w:rPr>
-              <w:i/>
-              <w:iCs/>
-            </w:rPr>
-            <w:t>.</w:t>
-          </w:r>
-        </w:p>
-      </w:docPartBody>
-    </w:docPart>
-    <w:docPart>
-      <w:docPartPr>
-        <w:name w:val="63E801CC14914BE7ADDFA4266A25DCC6"/>
-        <w:category>
-          <w:name w:val="General"/>
-          <w:gallery w:val="placeholder"/>
-        </w:category>
-        <w:types>
-          <w:type w:val="bbPlcHdr"/>
-        </w:types>
-        <w:behaviors>
-          <w:behavior w:val="content"/>
-        </w:behaviors>
-        <w:guid w:val="{D92700B5-B137-4CF1-80D8-FA6B4391C544}"/>
-      </w:docPartPr>
-      <w:docPartBody>
-        <w:p>
-          <w:pPr>
-            <w:pStyle w:val="63E801CC14914BE7ADDFA4266A25DCC6"/>
-          </w:pPr>
-          <w:r>
-            <w:t>Tables</w:t>
           </w:r>
         </w:p>
       </w:docPartBody>
@@ -27908,7 +28417,7 @@
     <w:charset w:val="02"/>
     <w:family w:val="decorative"/>
     <w:pitch w:val="variable"/>
-    <w:sig w:usb0="00000000" w:usb1="10000000" w:usb2="00000000" w:usb3="00000000" w:csb0="80000000" w:csb1="00000000"/>
+    <w:sig w:usb0="00000003" w:usb1="10000000" w:usb2="00000000" w:usb3="00000000" w:csb0="80000001" w:csb1="00000000"/>
   </w:font>
   <w:font w:name="MS Mincho">
     <w:altName w:val="ＭＳ 明朝"/>
@@ -28029,6 +28538,7 @@
     <w:rsid w:val="00306EEC"/>
     <w:rsid w:val="003814E4"/>
     <w:rsid w:val="006C49DA"/>
+    <w:rsid w:val="00751B07"/>
     <w:rsid w:val="009848F8"/>
     <w:rsid w:val="009B6466"/>
     <w:rsid w:val="00AB612B"/>
@@ -28036,6 +28546,7 @@
     <w:rsid w:val="00BC7FE8"/>
     <w:rsid w:val="00C47EEF"/>
     <w:rsid w:val="00C62487"/>
+    <w:rsid w:val="00CC29C8"/>
   </w:rsids>
   <m:mathPr>
     <m:mathFont m:val="Cambria Math"/>
@@ -29110,15 +29621,6 @@
 </file>
 
 <file path=customXml/item2.xml><?xml version="1.0" encoding="utf-8"?>
-<?mso-contentType ?>
-<FormTemplates xmlns="http://schemas.microsoft.com/sharepoint/v3/contenttype/forms">
-  <Display>DocumentLibraryForm</Display>
-  <Edit>DocumentLibraryForm</Edit>
-  <New>DocumentLibraryForm</New>
-</FormTemplates>
-</file>
-
-<file path=customXml/item3.xml><?xml version="1.0" encoding="utf-8"?>
 <ct:contentTypeSchema xmlns:ct="http://schemas.microsoft.com/office/2006/metadata/contentType" xmlns:ma="http://schemas.microsoft.com/office/2006/metadata/properties/metaAttributes" ct:_="" ma:_="" ma:contentTypeName="Document" ma:contentTypeID="0x01010079F111ED35F8CC479449609E8A0923A6" ma:contentTypeVersion="26" ma:contentTypeDescription="Create a new document." ma:contentTypeScope="" ma:versionID="ac37c1753acd5e330d2062ccec26ea66">
   <xsd:schema xmlns:xsd="http://www.w3.org/2001/XMLSchema" xmlns:xs="http://www.w3.org/2001/XMLSchema" xmlns:p="http://schemas.microsoft.com/office/2006/metadata/properties" xmlns:ns1="http://schemas.microsoft.com/sharepoint/v3" xmlns:ns2="71af3243-3dd4-4a8d-8c0d-dd76da1f02a5" xmlns:ns3="16c05727-aa75-4e4a-9b5f-8a80a1165891" xmlns:ns4="230e9df3-be65-4c73-a93b-d1236ebd677e" targetNamespace="http://schemas.microsoft.com/office/2006/metadata/properties" ma:root="true" ma:fieldsID="3b340c7101c92c5120abd06486f94548" ns1:_="" ns2:_="" ns3:_="" ns4:_="">
     <xsd:import namespace="http://schemas.microsoft.com/sharepoint/v3"/>
@@ -29418,6 +29920,15 @@
 </ct:contentTypeSchema>
 </file>
 
+<file path=customXml/item3.xml><?xml version="1.0" encoding="utf-8"?>
+<?mso-contentType ?>
+<FormTemplates xmlns="http://schemas.microsoft.com/sharepoint/v3/contenttype/forms">
+  <Display>DocumentLibraryForm</Display>
+  <Edit>DocumentLibraryForm</Edit>
+  <New>DocumentLibraryForm</New>
+</FormTemplates>
+</file>
+
 <file path=customXml/itemProps1.xml><?xml version="1.0" encoding="utf-8"?>
 <ds:datastoreItem xmlns:ds="http://schemas.openxmlformats.org/officeDocument/2006/customXml" ds:itemID="{C7DCE20C-610A-4626-841D-1F10857B445E}">
   <ds:schemaRefs>
@@ -29431,14 +29942,6 @@
 </file>
 
 <file path=customXml/itemProps2.xml><?xml version="1.0" encoding="utf-8"?>
-<ds:datastoreItem xmlns:ds="http://schemas.openxmlformats.org/officeDocument/2006/customXml" ds:itemID="{2D686CB8-6245-413C-A355-156513A377FC}">
-  <ds:schemaRefs>
-    <ds:schemaRef ds:uri="http://schemas.microsoft.com/sharepoint/v3/contenttype/forms"/>
-  </ds:schemaRefs>
-</ds:datastoreItem>
-</file>
-
-<file path=customXml/itemProps3.xml><?xml version="1.0" encoding="utf-8"?>
 <ds:datastoreItem xmlns:ds="http://schemas.openxmlformats.org/officeDocument/2006/customXml" ds:itemID="{3B411A11-DDA3-4BC4-B0BC-14026E6D5DF4}">
   <ds:schemaRefs>
     <ds:schemaRef ds:uri="http://schemas.microsoft.com/office/2006/metadata/contentType"/>
@@ -29457,4 +29960,12 @@
     <ds:schemaRef ds:uri="http://schemas.microsoft.com/internal/obd"/>
   </ds:schemaRefs>
 </ds:datastoreItem>
+</file>
+
+<file path=customXml/itemProps3.xml><?xml version="1.0" encoding="utf-8"?>
+<ds:datastoreItem xmlns:ds="http://schemas.openxmlformats.org/officeDocument/2006/customXml" ds:itemID="{2D686CB8-6245-413C-A355-156513A377FC}">
+  <ds:schemaRefs>
+    <ds:schemaRef ds:uri="http://schemas.microsoft.com/sharepoint/v3/contenttype/forms"/>
+  </ds:schemaRefs>
+</ds:datastoreItem>
 </file>
--- a/Evaluating_Parallel_Monte_Carlo_Tree_Search_Strategies_for_the_Orienteering_Problem.docx
+++ b/Evaluating_Parallel_Monte_Carlo_Tree_Search_Strategies_for_the_Orienteering_Problem.docx
@@ -108,40 +108,7 @@
         <w:ind w:firstLine="0"/>
       </w:pPr>
       <w:r>
-        <w:t xml:space="preserve">This research investigates how different parallelised Monte Carlo Tree Search (MCTS) strategies can be used for strategic planning, as demonstrated on the Orienteering Problem (OP) to maximise reward within a fixed travel budget. The investigation examines three parallelisation strategies: Tree Parallelism, Virtual Loss (VL), and Watch the Unobserved (WU-UCT). These strategies are compared against single-thread sequential MCTS and Google OR-Tools to present a valid baseline for the parallel MCTS. A benchmark dataset of OPs was created to test the implementation. The dataset problems vary in size and reward distribution. This benchmark is used to </w:t>
-      </w:r>
-      <w:r>
-        <w:t>analyze</w:t>
-      </w:r>
-      <w:r>
-        <w:t xml:space="preserve"> rewards, variances in results, and the effect the number of workers has. The results from the benchmark set show that Tree Parallelism and WU-UCT perform strongly on a range of problems, significantly WU-UCT often perform better than OR-Tools on small and medium problems with rewards distributed evenly. This demonstrates the effectiveness of the shared tree structure of Tree Parallelism and the asynchronous strategies utilised by WU-UCT. Unexpectedly, VL-UCT underperformed with similar results to </w:t>
-      </w:r>
-      <w:r>
-        <w:t>Sequential</w:t>
-      </w:r>
-      <w:r>
-        <w:t xml:space="preserve"> MCTS, likely due to implementation inefficiencies where virtual loss is preventing balanced search. The benchmark contains large problems, on which MCTS underperformed compared to the OR-Tools, showcasing the limits of these current implementations. This investigation determined that parallel MCTS has strong potential for strategic planning </w:t>
-      </w:r>
-      <w:r>
-        <w:t>tasks,</w:t>
-      </w:r>
-      <w:r>
-        <w:t xml:space="preserve"> </w:t>
-      </w:r>
-      <w:r>
-        <w:t xml:space="preserve">however, </w:t>
-      </w:r>
-      <w:r>
-        <w:t xml:space="preserve">must overcome challenges associated with multithreading and </w:t>
-      </w:r>
-      <w:r>
-        <w:t>synchronization</w:t>
-      </w:r>
-      <w:r>
-        <w:t>.</w:t>
-      </w:r>
-      <w:r>
-        <w:t xml:space="preserve"> </w:t>
+        <w:t xml:space="preserve">This research investigates how different parallelised Monte Carlo Tree Search (MCTS) strategies can be used for strategic planning, as demonstrated on the Orienteering Problem (OP) to maximise reward within a fixed travel budget. The investigation examines three parallelisation strategies: Tree Parallelism, Virtual Loss (VL), and Watch the Unobserved (WU-UCT). These strategies are compared against single-thread sequential MCTS and Google OR-Tools to present a valid baseline for the parallel MCTS. A benchmark dataset of OPs was created to test the implementation. The dataset problems vary in size and reward distribution. This benchmark is used to analyze rewards, variances in results, and the effect the number of workers has. The results from the benchmark set show that Tree Parallelism and WU-UCT perform strongly on a range of problems, significantly WU-UCT often perform better than OR-Tools on small and medium problems with rewards distributed evenly. This demonstrates the effectiveness of the shared tree structure of Tree Parallelism and the asynchronous strategies utilised by WU-UCT. Unexpectedly, VL-UCT underperformed with similar results to Sequential MCTS, likely due to implementation inefficiencies where virtual loss is preventing balanced search. The benchmark contains large problems, on which MCTS underperformed compared to the OR-Tools, showcasing the limits of these current implementations. This investigation determined that parallel MCTS has strong potential for strategic planning tasks, however, must overcome challenges associated with multithreading and synchronization. </w:t>
       </w:r>
     </w:p>
     <w:p>
@@ -224,7 +191,7 @@
           <w:bdr w:val="none" w:sz="0" w:space="0" w:color="auto" w:frame="1"/>
         </w:rPr>
         <w:drawing>
-          <wp:inline distT="0" distB="0" distL="0" distR="0" wp14:anchorId="4258BD86" wp14:editId="7E400B4F">
+          <wp:inline distT="0" distB="0" distL="0" distR="0" wp14:anchorId="4258BD86" wp14:editId="5CC40368">
             <wp:extent cx="5739130" cy="1342390"/>
             <wp:effectExtent l="0" t="0" r="1270" b="3810"/>
             <wp:docPr id="1389391554" name="Picture 3" descr="A diagram of a diagram&#10;&#10;AI-generated content may be incorrect."/>
@@ -296,10 +263,7 @@
     </w:p>
     <w:p>
       <w:r>
-        <w:t xml:space="preserve">MCTS can be limited by computational efficiency and scalability, as the search space becomes exponentially large with the complexity of a problem space. Parallel computation has been historically used to effectively increase computational power and scalability of MCTS, where multiple workers are </w:t>
-      </w:r>
-      <w:r>
-        <w:t>utili</w:t>
+        <w:t>MCTS can be limited by computational efficiency and scalability, as the search space becomes exponentially large with the complexity of a problem space. Parallel computation has been historically used to effectively increase computational power and scalability of MCTS, where multiple workers are utili</w:t>
       </w:r>
       <w:r>
         <w:t>sed</w:t>
@@ -322,13 +286,7 @@
     </w:p>
     <w:p>
       <w:r>
-        <w:t xml:space="preserve">Using The Orienteering Problem as a case study to demonstrate the strategic planning use cases of Parallel MCTS. A benchmark set of OPs was created, and multiple Parallel MCTS methods were tested. Strategies selected for Parallel MCTS that have been historically and successfully implemented for games and strategic planning </w:t>
-      </w:r>
-      <w:r>
-        <w:t>are</w:t>
-      </w:r>
-      <w:r>
-        <w:t xml:space="preserve"> Tree Parallelisation and Virtual Loss (Chaslot et al, 2008; Liu et al., 2020) and Watch the Unobserved (Liu et al, 2019)</w:t>
+        <w:t>Using The Orienteering Problem as a case study to demonstrate the strategic planning use cases of Parallel MCTS. A benchmark set of OPs was created, and multiple Parallel MCTS methods were tested. Strategies selected for Parallel MCTS that have been historically and successfully implemented for games and strategic planning are Tree Parallelisation and Virtual Loss (Chaslot et al, 2008; Liu et al., 2020) and Watch the Unobserved (Liu et al, 2019)</w:t>
       </w:r>
       <w:r>
         <w:t xml:space="preserve">. </w:t>
@@ -380,13 +338,7 @@
     </w:p>
     <w:p>
       <w:r>
-        <w:t xml:space="preserve">The completed experiments show that Tree Parallel MCTS and WU-UCT achieved strong overall performance, outperforming single-threaded sequential MCTS. These Parallel methods often outperform or achieve comparable results to OR-Tools on small and medium OP sets and WU-UCT, achieving scores of 90-95% that of OR-Tools on large OP. It was also found that WU-UCT requires a moderate number of threads (8 workers) to achieve significant advantages over Tree Parallel and Single-threaded MCTS. While Tree MCTS saw reduced advantages at 8 workers. </w:t>
-      </w:r>
-      <w:r>
-        <w:t>Finally,</w:t>
-      </w:r>
-      <w:r>
-        <w:t xml:space="preserve"> VL-UC</w:t>
+        <w:t>The completed experiments show that Tree Parallel MCTS and WU-UCT achieved strong overall performance, outperforming single-threaded sequential MCTS. These Parallel methods often outperform or achieve comparable results to OR-Tools on small and medium OP sets and WU-UCT, achieving scores of 90-95% that of OR-Tools on large OP. It was also found that WU-UCT requires a moderate number of threads (8 workers) to achieve significant advantages over Tree Parallel and Single-threaded MCTS. While Tree MCTS saw reduced advantages at 8 workers. Finally, VL-UC</w:t>
       </w:r>
       <w:r>
         <w:t>T</w:t>
@@ -2339,8 +2291,11 @@
         </w:rPr>
       </w:pPr>
       <w:r>
+        <w:rPr>
+          <w:noProof/>
+        </w:rPr>
         <w:drawing>
-          <wp:inline distT="0" distB="0" distL="0" distR="0" wp14:anchorId="3B2310F9" wp14:editId="3701FCCB">
+          <wp:inline distT="0" distB="0" distL="0" distR="0" wp14:anchorId="3B2310F9" wp14:editId="6AFF3C95">
             <wp:extent cx="5943600" cy="4018915"/>
             <wp:effectExtent l="0" t="0" r="0" b="0"/>
             <wp:docPr id="626689073" name="Picture 3" descr="A network of dots and lines&#10;&#10;AI-generated content may be incorrect."/>
@@ -3955,28 +3910,7 @@
           <w:rFonts w:eastAsiaTheme="minorEastAsia"/>
           <w:lang w:val="en-AU"/>
         </w:rPr>
-        <w:t>Fi</w:t>
-      </w:r>
-      <w:r>
-        <w:rPr>
-          <w:rFonts w:eastAsiaTheme="minorEastAsia"/>
-          <w:lang w:val="en-AU"/>
-        </w:rPr>
-        <w:t xml:space="preserve">gure </w:t>
-      </w:r>
-      <w:r>
-        <w:rPr>
-          <w:rFonts w:eastAsiaTheme="minorEastAsia"/>
-          <w:lang w:val="en-AU"/>
-        </w:rPr>
-        <w:t>6:</w:t>
-      </w:r>
-      <w:r>
-        <w:rPr>
-          <w:rFonts w:eastAsiaTheme="minorEastAsia"/>
-          <w:lang w:val="en-AU"/>
-        </w:rPr>
-        <w:t xml:space="preserve"> WU-UCT Search Tree for OP</w:t>
+        <w:t>Figure 6: WU-UCT Search Tree for OP</w:t>
       </w:r>
     </w:p>
     <w:p>
@@ -4042,34 +3976,7 @@
         <w:ind w:firstLine="0"/>
       </w:pPr>
       <w:r>
-        <w:t>Node colors indicate state:</w:t>
-      </w:r>
-      <w:r>
-        <w:t xml:space="preserve"> </w:t>
-      </w:r>
-      <w:r>
-        <w:t>Root = red</w:t>
-      </w:r>
-      <w:r>
-        <w:t xml:space="preserve">, </w:t>
-      </w:r>
-      <w:r>
-        <w:t>Expanded = blue</w:t>
-      </w:r>
-      <w:r>
-        <w:t xml:space="preserve">, </w:t>
-      </w:r>
-      <w:r>
-        <w:t>Leaf = green</w:t>
-      </w:r>
-      <w:r>
-        <w:t xml:space="preserve">. </w:t>
-      </w:r>
-      <w:r>
-        <w:t>Node sizes reflect total visits (completed + pending).</w:t>
-      </w:r>
-      <w:r>
-        <w:t xml:space="preserve"> Line colour shows worker that last access a given node</w:t>
+        <w:t>Node colors indicate state: Root = red, Expanded = blue, Leaf = green. Node sizes reflect total visits (completed + pending). Line colour shows worker that last access a given node</w:t>
       </w:r>
     </w:p>
     <w:p>
@@ -4572,6 +4479,7 @@
     </w:tbl>
     <w:p>
       <w:r>
+        <w:lastRenderedPageBreak/>
         <w:t xml:space="preserve">The </w:t>
       </w:r>
       <w:proofErr w:type="spellStart"/>
@@ -5267,13 +5175,7 @@
         <w:rPr>
           <w:lang w:val="en-AU"/>
         </w:rPr>
-        <w:t xml:space="preserve"> </w:t>
-      </w:r>
-      <w:r>
-        <w:rPr>
-          <w:lang w:val="en-AU"/>
-        </w:rPr>
-        <w:t>Pseudocode</w:t>
+        <w:t xml:space="preserve"> Pseudocode</w:t>
       </w:r>
     </w:p>
     <w:tbl>
@@ -6632,31 +6534,13 @@
         <w:rPr>
           <w:lang w:val="en-AU"/>
         </w:rPr>
-        <w:t>Liu et al (2019</w:t>
-      </w:r>
-      <w:r>
-        <w:rPr>
-          <w:lang w:val="en-AU"/>
-        </w:rPr>
-        <w:t xml:space="preserve"> </w:t>
-      </w:r>
-      <w:r>
-        <w:rPr>
-          <w:lang w:val="en-AU"/>
-        </w:rPr>
-        <w:t>is asynchronous</w:t>
-      </w:r>
-      <w:r>
-        <w:rPr>
-          <w:lang w:val="en-AU"/>
-        </w:rPr>
-        <w:t xml:space="preserve"> </w:t>
-      </w:r>
-      <w:r>
-        <w:rPr>
-          <w:lang w:val="en-AU"/>
-        </w:rPr>
-        <w:t>when both the expansion and simulation work separately with minimal locking. This means direct reads for selections by the expansion worker is not possible as it may be getting updated by simulation workers. To handle this a</w:t>
+        <w:t xml:space="preserve">Liu et al (2019 </w:t>
+      </w:r>
+      <w:r>
+        <w:rPr>
+          <w:lang w:val="en-AU"/>
+        </w:rPr>
+        <w:t>is asynchronous when both the expansion and simulation work separately with minimal locking. This means direct reads for selections by the expansion worker is not possible as it may be getting updated by simulation workers. To handle this a</w:t>
       </w:r>
       <w:r>
         <w:rPr>
@@ -6984,6 +6868,7 @@
         <w:rPr>
           <w:lang w:val="en-AU"/>
         </w:rPr>
+        <w:lastRenderedPageBreak/>
         <w:t xml:space="preserve">This allows workers to have lock-free selections at the cost that the data may be slightly old. The benefits of not having to lock nodes for reading greatly outweigh the selection process using slightly old values. The history lock is required briefly to access the traversal history, as this is stored as a dictionary, which is not thread-safe in Python, though the cost of this is minimal. WU-UCT node also introduces the tracking of the ongoing simulations and changes the UCT formula to incorporate the Unobserved count. </w:t>
       </w:r>
       <w:r>
@@ -6998,7 +6883,7 @@
       </w:r>
       <m:oMathPara>
         <m:oMathParaPr>
-          <m:jc m:val="left"/>
+          <m:jc m:val="center"/>
         </m:oMathParaPr>
         <m:oMath>
           <m:r>
@@ -8100,6 +7985,7 @@
         <w:rPr>
           <w:lang w:val="en-AU"/>
         </w:rPr>
+        <w:lastRenderedPageBreak/>
         <w:t xml:space="preserve">To pass the work unit to the simulation worker, an ID is assigned to the simulation. The </w:t>
       </w:r>
       <w:proofErr w:type="spellStart"/>
@@ -8442,26 +8328,13 @@
             </w:r>
             <w:proofErr w:type="spellStart"/>
             <w:r>
-              <w:t>work_</w:t>
-            </w:r>
-            <w:proofErr w:type="gramStart"/>
-            <w:r>
-              <w:t>unit.simulation</w:t>
-            </w:r>
-            <w:proofErr w:type="gramEnd"/>
-            <w:r>
-              <w:t>_id</w:t>
+              <w:t>work_unit.simulation_id</w:t>
             </w:r>
             <w:proofErr w:type="spellEnd"/>
             <w:r>
               <w:br/>
-              <w:t xml:space="preserve">  </w:t>
-            </w:r>
-            <w:proofErr w:type="gramStart"/>
-            <w:r>
-              <w:t>  )</w:t>
-            </w:r>
-            <w:proofErr w:type="gramEnd"/>
+              <w:t>    )</w:t>
+            </w:r>
             <w:r>
               <w:br/>
               <w:t xml:space="preserve">    </w:t>
@@ -9683,10 +9556,7 @@
         <w:t>P</w:t>
       </w:r>
       <w:r>
-        <w:t>arallelism</w:t>
-      </w:r>
-      <w:r>
-        <w:t xml:space="preserve"> </w:t>
+        <w:t xml:space="preserve">arallelism </w:t>
       </w:r>
       <w:r>
         <w:t>did significantly outperform standard UCT on these problems, demonstrating the computational advantages of parallel MCTS strategies.</w:t>
@@ -10133,14 +10003,7 @@
           <w:szCs w:val="32"/>
         </w:rPr>
         <w:lastRenderedPageBreak/>
-        <w:t>Appendix I: Project Communication Log</w:t>
-      </w:r>
-      <w:r>
-        <w:rPr>
-          <w:sz w:val="32"/>
-          <w:szCs w:val="32"/>
-        </w:rPr>
-        <w:t xml:space="preserve"> </w:t>
+        <w:t xml:space="preserve">Appendix I: Project Communication Log </w:t>
       </w:r>
     </w:p>
     <w:tbl>
@@ -10414,13 +10277,7 @@
               <w:spacing w:line="276" w:lineRule="auto"/>
             </w:pPr>
             <w:r>
-              <w:t xml:space="preserve">Presented working base MCTS with </w:t>
-            </w:r>
-            <w:r>
-              <w:t>visualization</w:t>
-            </w:r>
-            <w:r>
-              <w:t>. Discussed challenges around VL-UCT over simple Tree parallel MCTS.</w:t>
+              <w:t>Presented working base MCTS with visualization. Discussed challenges around VL-UCT over simple Tree parallel MCTS.</w:t>
             </w:r>
           </w:p>
         </w:tc>
@@ -10610,17 +10467,7 @@
           <w:szCs w:val="32"/>
         </w:rPr>
         <w:lastRenderedPageBreak/>
-        <w:t>Appendix I</w:t>
-      </w:r>
-      <w:r>
-        <w:rPr>
-          <w:rStyle w:val="SubtleReference"/>
-          <w:smallCaps w:val="0"/>
-          <w:color w:val="auto"/>
-          <w:sz w:val="32"/>
-          <w:szCs w:val="32"/>
-        </w:rPr>
-        <w:t>I: Table</w:t>
+        <w:t>Appendix II: Table</w:t>
       </w:r>
       <w:r>
         <w:rPr>
@@ -25484,10 +25331,7 @@
         <w:t xml:space="preserve"> of VS Code GitHub Copilot Agent using </w:t>
       </w:r>
       <w:r>
-        <w:t>Claude</w:t>
-      </w:r>
-      <w:r>
-        <w:t xml:space="preserve"> </w:t>
+        <w:t xml:space="preserve">Claude </w:t>
       </w:r>
       <w:r>
         <w:t>S</w:t>
@@ -25517,13 +25361,7 @@
         <w:spacing w:line="360" w:lineRule="auto"/>
       </w:pPr>
       <w:r>
-        <w:t xml:space="preserve">The OP Benchmark dataset was generated with </w:t>
-      </w:r>
-      <w:r>
-        <w:t xml:space="preserve">Copilot </w:t>
-      </w:r>
-      <w:r>
-        <w:t xml:space="preserve">being given template for </w:t>
+        <w:t xml:space="preserve">The OP Benchmark dataset was generated with Copilot being given template for </w:t>
       </w:r>
       <w:r>
         <w:t>Tsiligirides_1</w:t>
@@ -25554,19 +25392,13 @@
         <w:t>visualization</w:t>
       </w:r>
       <w:r>
-        <w:t xml:space="preserve"> </w:t>
-      </w:r>
-      <w:r>
-        <w:t xml:space="preserve">and WU-UCT </w:t>
+        <w:t xml:space="preserve"> and WU-UCT </w:t>
       </w:r>
       <w:r>
         <w:t>visualization</w:t>
       </w:r>
       <w:r>
-        <w:t xml:space="preserve"> </w:t>
-      </w:r>
-      <w:r>
-        <w:t xml:space="preserve">(see Figure 5 and 6 respectively) was supported by </w:t>
+        <w:t xml:space="preserve"> (see Figure 5 and 6 respectively) was supported by </w:t>
       </w:r>
       <w:r>
         <w:t>Copilot Agent</w:t>
@@ -25591,28 +25423,7 @@
         <w:spacing w:line="360" w:lineRule="auto"/>
       </w:pPr>
       <w:r>
-        <w:t>ChatGPT</w:t>
-      </w:r>
-      <w:r>
-        <w:t xml:space="preserve">-5 was used for the creation of the pseudocode for Figures 8 to 16. This was done by giving </w:t>
-      </w:r>
-      <w:r>
-        <w:t>ChatGPT</w:t>
-      </w:r>
-      <w:r>
-        <w:t xml:space="preserve"> the python code from the implemented MCTS methods of the function that was to be included in the paper. All </w:t>
-      </w:r>
-      <w:r>
-        <w:t>pseudocode</w:t>
-      </w:r>
-      <w:r>
-        <w:t xml:space="preserve"> was then compared to the original python code for validity. </w:t>
-      </w:r>
-      <w:r>
-        <w:t>Below is an example of the pseudocode generation</w:t>
-      </w:r>
-      <w:r>
-        <w:t>:</w:t>
+        <w:t>ChatGPT-5 was used for the creation of the pseudocode for Figures 8 to 16. This was done by giving ChatGPT the python code from the implemented MCTS methods of the function that was to be included in the paper. All pseudocode was then compared to the original python code for validity. Below is an example of the pseudocode generation:</w:t>
       </w:r>
     </w:p>
     <w:p>
@@ -25901,11 +25712,16 @@
           <w:r>
             <w:t xml:space="preserve">MCTS for </w:t>
           </w:r>
+          <w:proofErr w:type="gramStart"/>
           <w:r>
             <w:t>T</w:t>
           </w:r>
           <w:r>
-            <w:t>he OP</w:t>
+            <w:t>he</w:t>
+          </w:r>
+          <w:proofErr w:type="gramEnd"/>
+          <w:r>
+            <w:t xml:space="preserve"> OP</w:t>
           </w:r>
         </w:p>
       </w:tc>
@@ -27648,6 +27464,7 @@
   <w:style w:type="character" w:default="1" w:styleId="DefaultParagraphFont">
     <w:name w:val="Default Paragraph Font"/>
     <w:uiPriority w:val="1"/>
+    <w:semiHidden/>
     <w:unhideWhenUsed/>
   </w:style>
   <w:style w:type="table" w:default="1" w:styleId="TableNormal">
@@ -28538,6 +28355,7 @@
     <w:rsid w:val="00306EEC"/>
     <w:rsid w:val="003814E4"/>
     <w:rsid w:val="006C49DA"/>
+    <w:rsid w:val="00725D32"/>
     <w:rsid w:val="00751B07"/>
     <w:rsid w:val="009848F8"/>
     <w:rsid w:val="009B6466"/>
@@ -29106,9 +28924,6 @@
       <w:bCs/>
     </w:rPr>
   </w:style>
-  <w:style w:type="paragraph" w:customStyle="1" w:styleId="E47FE9EBC54341F1AE604C7FAF19AD7B">
-    <w:name w:val="E47FE9EBC54341F1AE604C7FAF19AD7B"/>
-  </w:style>
   <w:style w:type="character" w:styleId="Emphasis">
     <w:name w:val="Emphasis"/>
     <w:basedOn w:val="DefaultParagraphFont"/>
@@ -29118,18 +28933,6 @@
       <w:i/>
       <w:iCs/>
     </w:rPr>
-  </w:style>
-  <w:style w:type="paragraph" w:customStyle="1" w:styleId="33D08D7B10B74BD690BD5EE961AD63C4">
-    <w:name w:val="33D08D7B10B74BD690BD5EE961AD63C4"/>
-  </w:style>
-  <w:style w:type="paragraph" w:customStyle="1" w:styleId="A4A0AE7189934A378C27C5A7FBC1E124">
-    <w:name w:val="A4A0AE7189934A378C27C5A7FBC1E124"/>
-  </w:style>
-  <w:style w:type="paragraph" w:customStyle="1" w:styleId="91A6C01A5E4E478A94534D10D50C8691">
-    <w:name w:val="91A6C01A5E4E478A94534D10D50C8691"/>
-  </w:style>
-  <w:style w:type="paragraph" w:customStyle="1" w:styleId="508A37BB7D0B46CB8C97302121034AAD">
-    <w:name w:val="508A37BB7D0B46CB8C97302121034AAD"/>
   </w:style>
   <w:style w:type="character" w:customStyle="1" w:styleId="Heading1Char">
     <w:name w:val="Heading 1 Char"/>
@@ -29146,18 +28949,6 @@
       <w:lang w:val="en-US" w:eastAsia="en-US"/>
       <w14:ligatures w14:val="none"/>
     </w:rPr>
-  </w:style>
-  <w:style w:type="paragraph" w:customStyle="1" w:styleId="9EFB910401B14D56A0673EE054B6210A">
-    <w:name w:val="9EFB910401B14D56A0673EE054B6210A"/>
-  </w:style>
-  <w:style w:type="paragraph" w:customStyle="1" w:styleId="7BB988E3013A42529F1A65C77FD340DF">
-    <w:name w:val="7BB988E3013A42529F1A65C77FD340DF"/>
-  </w:style>
-  <w:style w:type="paragraph" w:customStyle="1" w:styleId="B6BCF1B4475744DEA22FE2812EF70508">
-    <w:name w:val="B6BCF1B4475744DEA22FE2812EF70508"/>
-  </w:style>
-  <w:style w:type="paragraph" w:customStyle="1" w:styleId="F8AF13ED8B9148B9AC393FCEA960D692">
-    <w:name w:val="F8AF13ED8B9148B9AC393FCEA960D692"/>
   </w:style>
   <w:style w:type="character" w:customStyle="1" w:styleId="Heading3Char">
     <w:name w:val="Heading 3 Char"/>
@@ -29177,12 +28968,6 @@
       <w14:ligatures w14:val="none"/>
     </w:rPr>
   </w:style>
-  <w:style w:type="paragraph" w:customStyle="1" w:styleId="8267CF6152574A4FB98968766F6D3727">
-    <w:name w:val="8267CF6152574A4FB98968766F6D3727"/>
-  </w:style>
-  <w:style w:type="paragraph" w:customStyle="1" w:styleId="F595D9FD73C24E379DDE64EAF43F0B39">
-    <w:name w:val="F595D9FD73C24E379DDE64EAF43F0B39"/>
-  </w:style>
   <w:style w:type="character" w:customStyle="1" w:styleId="Heading4Char">
     <w:name w:val="Heading 4 Char"/>
     <w:basedOn w:val="DefaultParagraphFont"/>
@@ -29198,18 +28983,6 @@
       <w:lang w:val="en-US" w:eastAsia="en-US"/>
       <w14:ligatures w14:val="none"/>
     </w:rPr>
-  </w:style>
-  <w:style w:type="paragraph" w:customStyle="1" w:styleId="29A57C09E3414681A37747285EAB74A5">
-    <w:name w:val="29A57C09E3414681A37747285EAB74A5"/>
-  </w:style>
-  <w:style w:type="paragraph" w:customStyle="1" w:styleId="6732FC242061481DB79D24DEB08AC177">
-    <w:name w:val="6732FC242061481DB79D24DEB08AC177"/>
-  </w:style>
-  <w:style w:type="paragraph" w:customStyle="1" w:styleId="9E35CC7B83C44A04A4FF4037FEC7B290">
-    <w:name w:val="9E35CC7B83C44A04A4FF4037FEC7B290"/>
-  </w:style>
-  <w:style w:type="paragraph" w:customStyle="1" w:styleId="C4E72F9640F74574B0CFE197A78A1BFA">
-    <w:name w:val="C4E72F9640F74574B0CFE197A78A1BFA"/>
   </w:style>
   <w:style w:type="character" w:customStyle="1" w:styleId="Heading5Char">
     <w:name w:val="Heading 5 Char"/>
@@ -29229,74 +29002,8 @@
       <w14:ligatures w14:val="none"/>
     </w:rPr>
   </w:style>
-  <w:style w:type="paragraph" w:customStyle="1" w:styleId="EBD0F817B36043BE8EC2E0965F80CBB2">
-    <w:name w:val="EBD0F817B36043BE8EC2E0965F80CBB2"/>
-  </w:style>
-  <w:style w:type="paragraph" w:customStyle="1" w:styleId="0E4673DD193E4C49B01AF090FB7B516C">
-    <w:name w:val="0E4673DD193E4C49B01AF090FB7B516C"/>
-  </w:style>
   <w:style w:type="paragraph" w:customStyle="1" w:styleId="A25C22AEB87E43308152699EA2C27158">
     <w:name w:val="A25C22AEB87E43308152699EA2C27158"/>
-  </w:style>
-  <w:style w:type="paragraph" w:customStyle="1" w:styleId="78A81BC784E24496A0C24BFB3F5D5545">
-    <w:name w:val="78A81BC784E24496A0C24BFB3F5D5545"/>
-  </w:style>
-  <w:style w:type="paragraph" w:customStyle="1" w:styleId="D7A41000EA8F426184234664062D6F7B">
-    <w:name w:val="D7A41000EA8F426184234664062D6F7B"/>
-  </w:style>
-  <w:style w:type="paragraph" w:customStyle="1" w:styleId="02D8C9A760664A86B4352D40A3554055">
-    <w:name w:val="02D8C9A760664A86B4352D40A3554055"/>
-  </w:style>
-  <w:style w:type="paragraph" w:customStyle="1" w:styleId="0D6FA46BF7A648F4ABCFC47340AF85BE">
-    <w:name w:val="0D6FA46BF7A648F4ABCFC47340AF85BE"/>
-  </w:style>
-  <w:style w:type="paragraph" w:customStyle="1" w:styleId="252AEEAED19C4180A8B8D15EF149F4F3">
-    <w:name w:val="252AEEAED19C4180A8B8D15EF149F4F3"/>
-  </w:style>
-  <w:style w:type="paragraph" w:customStyle="1" w:styleId="D0CA60D3CCD24C2FA51A2E40113AAE72">
-    <w:name w:val="D0CA60D3CCD24C2FA51A2E40113AAE72"/>
-  </w:style>
-  <w:style w:type="paragraph" w:customStyle="1" w:styleId="94AE9BF08BFA4A7E94197C0A64EE2099">
-    <w:name w:val="94AE9BF08BFA4A7E94197C0A64EE2099"/>
-  </w:style>
-  <w:style w:type="paragraph" w:customStyle="1" w:styleId="42E44A0442D2442696DAD08C38FE84CC">
-    <w:name w:val="42E44A0442D2442696DAD08C38FE84CC"/>
-  </w:style>
-  <w:style w:type="paragraph" w:customStyle="1" w:styleId="6F50173F95F0445BA434B89096721508">
-    <w:name w:val="6F50173F95F0445BA434B89096721508"/>
-  </w:style>
-  <w:style w:type="paragraph" w:customStyle="1" w:styleId="A5F9722EA38E40E68BA43768272719C9">
-    <w:name w:val="A5F9722EA38E40E68BA43768272719C9"/>
-  </w:style>
-  <w:style w:type="paragraph" w:customStyle="1" w:styleId="95F947D082D8464EB32411BA3E82C22E">
-    <w:name w:val="95F947D082D8464EB32411BA3E82C22E"/>
-  </w:style>
-  <w:style w:type="paragraph" w:customStyle="1" w:styleId="9FF168BEFC6448C5A80D0DB3B452048B">
-    <w:name w:val="9FF168BEFC6448C5A80D0DB3B452048B"/>
-  </w:style>
-  <w:style w:type="paragraph" w:customStyle="1" w:styleId="83CB04A3A24D4517BBDD740E4C6CE4E3">
-    <w:name w:val="83CB04A3A24D4517BBDD740E4C6CE4E3"/>
-  </w:style>
-  <w:style w:type="paragraph" w:customStyle="1" w:styleId="F800D54DFD7C42EAA56A55FE4A445187">
-    <w:name w:val="F800D54DFD7C42EAA56A55FE4A445187"/>
-  </w:style>
-  <w:style w:type="paragraph" w:customStyle="1" w:styleId="D08FD578404A4739A016625D4F3CC77B">
-    <w:name w:val="D08FD578404A4739A016625D4F3CC77B"/>
-  </w:style>
-  <w:style w:type="paragraph" w:customStyle="1" w:styleId="50323765CA564254B0C0BECE65FD53FA">
-    <w:name w:val="50323765CA564254B0C0BECE65FD53FA"/>
-  </w:style>
-  <w:style w:type="paragraph" w:customStyle="1" w:styleId="D303FB141D4A4D79A6ADCBEC16787564">
-    <w:name w:val="D303FB141D4A4D79A6ADCBEC16787564"/>
-  </w:style>
-  <w:style w:type="paragraph" w:customStyle="1" w:styleId="52B745C33D2943A486B2301066601B05">
-    <w:name w:val="52B745C33D2943A486B2301066601B05"/>
-  </w:style>
-  <w:style w:type="paragraph" w:customStyle="1" w:styleId="1CC81CB61E08499E8BE70772C0467844">
-    <w:name w:val="1CC81CB61E08499E8BE70772C0467844"/>
-  </w:style>
-  <w:style w:type="paragraph" w:customStyle="1" w:styleId="4A4FC97B1D104C1F92048EAD8F720E90">
-    <w:name w:val="4A4FC97B1D104C1F92048EAD8F720E90"/>
   </w:style>
   <w:style w:type="character" w:styleId="Hyperlink">
     <w:name w:val="Hyperlink"/>
@@ -29308,9 +29015,6 @@
       <w:u w:val="single"/>
     </w:rPr>
   </w:style>
-  <w:style w:type="paragraph" w:customStyle="1" w:styleId="E300B81ED2924812A9F66E9CC51FB361">
-    <w:name w:val="E300B81ED2924812A9F66E9CC51FB361"/>
-  </w:style>
   <w:style w:type="character" w:styleId="PlaceholderText">
     <w:name w:val="Placeholder Text"/>
     <w:basedOn w:val="DefaultParagraphFont"/>
@@ -29320,10 +29024,6 @@
     <w:rPr>
       <w:color w:val="808080"/>
     </w:rPr>
-  </w:style>
-  <w:style w:type="paragraph" w:customStyle="1" w:styleId="63E801CC14914BE7ADDFA4266A25DCC6">
-    <w:name w:val="63E801CC14914BE7ADDFA4266A25DCC6"/>
-    <w:rsid w:val="00C62487"/>
   </w:style>
   <w:style w:type="paragraph" w:customStyle="1" w:styleId="4646D5B353934BA8AAF058CE7424D647">
     <w:name w:val="4646D5B353934BA8AAF058CE7424D647"/>
@@ -29601,26 +29301,6 @@
 </file>
 
 <file path=customXml/item1.xml><?xml version="1.0" encoding="utf-8"?>
-<p:properties xmlns:p="http://schemas.microsoft.com/office/2006/metadata/properties" xmlns:xsi="http://www.w3.org/2001/XMLSchema-instance" xmlns:pc="http://schemas.microsoft.com/office/infopath/2007/PartnerControls">
-  <documentManagement>
-    <_ip_UnifiedCompliancePolicyUIAction xmlns="http://schemas.microsoft.com/sharepoint/v3" xsi:nil="true"/>
-    <Image xmlns="71af3243-3dd4-4a8d-8c0d-dd76da1f02a5">
-      <Url xsi:nil="true"/>
-      <Description xsi:nil="true"/>
-    </Image>
-    <Status xmlns="71af3243-3dd4-4a8d-8c0d-dd76da1f02a5">Not started</Status>
-    <Background xmlns="71af3243-3dd4-4a8d-8c0d-dd76da1f02a5">false</Background>
-    <_ip_UnifiedCompliancePolicyProperties xmlns="http://schemas.microsoft.com/sharepoint/v3" xsi:nil="true"/>
-    <ImageTagsTaxHTField xmlns="71af3243-3dd4-4a8d-8c0d-dd76da1f02a5">
-      <Terms xmlns="http://schemas.microsoft.com/office/infopath/2007/PartnerControls"/>
-    </ImageTagsTaxHTField>
-    <TaxCatchAll xmlns="230e9df3-be65-4c73-a93b-d1236ebd677e" xsi:nil="true"/>
-    <MediaServiceKeyPoints xmlns="71af3243-3dd4-4a8d-8c0d-dd76da1f02a5" xsi:nil="true"/>
-  </documentManagement>
-</p:properties>
-</file>
-
-<file path=customXml/item2.xml><?xml version="1.0" encoding="utf-8"?>
 <ct:contentTypeSchema xmlns:ct="http://schemas.microsoft.com/office/2006/metadata/contentType" xmlns:ma="http://schemas.microsoft.com/office/2006/metadata/properties/metaAttributes" ct:_="" ma:_="" ma:contentTypeName="Document" ma:contentTypeID="0x01010079F111ED35F8CC479449609E8A0923A6" ma:contentTypeVersion="26" ma:contentTypeDescription="Create a new document." ma:contentTypeScope="" ma:versionID="ac37c1753acd5e330d2062ccec26ea66">
   <xsd:schema xmlns:xsd="http://www.w3.org/2001/XMLSchema" xmlns:xs="http://www.w3.org/2001/XMLSchema" xmlns:p="http://schemas.microsoft.com/office/2006/metadata/properties" xmlns:ns1="http://schemas.microsoft.com/sharepoint/v3" xmlns:ns2="71af3243-3dd4-4a8d-8c0d-dd76da1f02a5" xmlns:ns3="16c05727-aa75-4e4a-9b5f-8a80a1165891" xmlns:ns4="230e9df3-be65-4c73-a93b-d1236ebd677e" targetNamespace="http://schemas.microsoft.com/office/2006/metadata/properties" ma:root="true" ma:fieldsID="3b340c7101c92c5120abd06486f94548" ns1:_="" ns2:_="" ns3:_="" ns4:_="">
     <xsd:import namespace="http://schemas.microsoft.com/sharepoint/v3"/>
@@ -29920,6 +29600,26 @@
 </ct:contentTypeSchema>
 </file>
 
+<file path=customXml/item2.xml><?xml version="1.0" encoding="utf-8"?>
+<p:properties xmlns:p="http://schemas.microsoft.com/office/2006/metadata/properties" xmlns:xsi="http://www.w3.org/2001/XMLSchema-instance" xmlns:pc="http://schemas.microsoft.com/office/infopath/2007/PartnerControls">
+  <documentManagement>
+    <_ip_UnifiedCompliancePolicyUIAction xmlns="http://schemas.microsoft.com/sharepoint/v3" xsi:nil="true"/>
+    <Image xmlns="71af3243-3dd4-4a8d-8c0d-dd76da1f02a5">
+      <Url xsi:nil="true"/>
+      <Description xsi:nil="true"/>
+    </Image>
+    <Status xmlns="71af3243-3dd4-4a8d-8c0d-dd76da1f02a5">Not started</Status>
+    <Background xmlns="71af3243-3dd4-4a8d-8c0d-dd76da1f02a5">false</Background>
+    <_ip_UnifiedCompliancePolicyProperties xmlns="http://schemas.microsoft.com/sharepoint/v3" xsi:nil="true"/>
+    <ImageTagsTaxHTField xmlns="71af3243-3dd4-4a8d-8c0d-dd76da1f02a5">
+      <Terms xmlns="http://schemas.microsoft.com/office/infopath/2007/PartnerControls"/>
+    </ImageTagsTaxHTField>
+    <TaxCatchAll xmlns="230e9df3-be65-4c73-a93b-d1236ebd677e" xsi:nil="true"/>
+    <MediaServiceKeyPoints xmlns="71af3243-3dd4-4a8d-8c0d-dd76da1f02a5" xsi:nil="true"/>
+  </documentManagement>
+</p:properties>
+</file>
+
 <file path=customXml/item3.xml><?xml version="1.0" encoding="utf-8"?>
 <?mso-contentType ?>
 <FormTemplates xmlns="http://schemas.microsoft.com/sharepoint/v3/contenttype/forms">
@@ -29930,18 +29630,6 @@
 </file>
 
 <file path=customXml/itemProps1.xml><?xml version="1.0" encoding="utf-8"?>
-<ds:datastoreItem xmlns:ds="http://schemas.openxmlformats.org/officeDocument/2006/customXml" ds:itemID="{C7DCE20C-610A-4626-841D-1F10857B445E}">
-  <ds:schemaRefs>
-    <ds:schemaRef ds:uri="http://schemas.microsoft.com/office/2006/metadata/properties"/>
-    <ds:schemaRef ds:uri="http://schemas.microsoft.com/office/infopath/2007/PartnerControls"/>
-    <ds:schemaRef ds:uri="http://schemas.microsoft.com/sharepoint/v3"/>
-    <ds:schemaRef ds:uri="71af3243-3dd4-4a8d-8c0d-dd76da1f02a5"/>
-    <ds:schemaRef ds:uri="230e9df3-be65-4c73-a93b-d1236ebd677e"/>
-  </ds:schemaRefs>
-</ds:datastoreItem>
-</file>
-
-<file path=customXml/itemProps2.xml><?xml version="1.0" encoding="utf-8"?>
 <ds:datastoreItem xmlns:ds="http://schemas.openxmlformats.org/officeDocument/2006/customXml" ds:itemID="{3B411A11-DDA3-4BC4-B0BC-14026E6D5DF4}">
   <ds:schemaRefs>
     <ds:schemaRef ds:uri="http://schemas.microsoft.com/office/2006/metadata/contentType"/>
@@ -29962,6 +29650,18 @@
 </ds:datastoreItem>
 </file>
 
+<file path=customXml/itemProps2.xml><?xml version="1.0" encoding="utf-8"?>
+<ds:datastoreItem xmlns:ds="http://schemas.openxmlformats.org/officeDocument/2006/customXml" ds:itemID="{C7DCE20C-610A-4626-841D-1F10857B445E}">
+  <ds:schemaRefs>
+    <ds:schemaRef ds:uri="http://schemas.microsoft.com/office/2006/metadata/properties"/>
+    <ds:schemaRef ds:uri="http://schemas.microsoft.com/office/infopath/2007/PartnerControls"/>
+    <ds:schemaRef ds:uri="http://schemas.microsoft.com/sharepoint/v3"/>
+    <ds:schemaRef ds:uri="71af3243-3dd4-4a8d-8c0d-dd76da1f02a5"/>
+    <ds:schemaRef ds:uri="230e9df3-be65-4c73-a93b-d1236ebd677e"/>
+  </ds:schemaRefs>
+</ds:datastoreItem>
+</file>
+
 <file path=customXml/itemProps3.xml><?xml version="1.0" encoding="utf-8"?>
 <ds:datastoreItem xmlns:ds="http://schemas.openxmlformats.org/officeDocument/2006/customXml" ds:itemID="{2D686CB8-6245-413C-A355-156513A377FC}">
   <ds:schemaRefs>
